--- a/data/outputs/v2/Physics/SS4.2_Introduction_to_Space_Physics/Physics_Introduction_to_Space_Physics_CBE_LessonSequence.docx
+++ b/data/outputs/v2/Physics/SS4.2_Introduction_to_Space_Physics/Physics_Introduction_to_Space_Physics_CBE_LessonSequence.docx
@@ -3564,32 +3564,32 @@
         <w:tc>
           <w:tcPr>
             <w:tcW w:type="dxa" w:w="1520"/>
-            <w:shd w:fill="F2F2F2" w:color="auto" w:val="clear"/>
-            <w:tcMar>
-              <w:top w:type="dxa" w:w="60"/>
-              <w:left w:type="dxa" w:w="120"/>
-              <w:bottom w:type="dxa" w:w="60"/>
-              <w:right w:type="dxa" w:w="120"/>
-            </w:tcMar>
-            <w:vAlign w:val="top"/>
-          </w:tcPr>
-          <w:p>
-            <w:pPr>
-              <w:spacing w:after="40" w:before="0"/>
-              <w:jc w:val="left"/>
-            </w:pPr>
-            <w:r>
-              <w:rPr>
-                <w:rFonts w:ascii="Arial" w:cs="Arial" w:eastAsia="Arial" w:hAnsi="Arial"/>
-                <w:b/>
-                <w:bCs/>
-                <w:i w:val="false"/>
-                <w:iCs w:val="false"/>
-                <w:color w:val="000000"/>
-                <w:sz w:val="18"/>
-                <w:szCs w:val="18"/>
-              </w:rPr>
-              <w:t xml:space="preserve">Phase 1 – Predict</w:t>
+            <w:shd w:fill="EAD1F5" w:color="auto" w:val="clear"/>
+            <w:tcMar>
+              <w:top w:type="dxa" w:w="60"/>
+              <w:left w:type="dxa" w:w="120"/>
+              <w:bottom w:type="dxa" w:w="60"/>
+              <w:right w:type="dxa" w:w="120"/>
+            </w:tcMar>
+            <w:vAlign w:val="top"/>
+          </w:tcPr>
+          <w:p>
+            <w:pPr>
+              <w:spacing w:after="40" w:before="0"/>
+              <w:jc w:val="left"/>
+            </w:pPr>
+            <w:r>
+              <w:rPr>
+                <w:rFonts w:ascii="Arial" w:cs="Arial" w:eastAsia="Arial" w:hAnsi="Arial"/>
+                <w:b/>
+                <w:bCs/>
+                <w:i w:val="false"/>
+                <w:iCs w:val="false"/>
+                <w:color w:val="000000"/>
+                <w:sz w:val="18"/>
+                <w:szCs w:val="18"/>
+              </w:rPr>
+              <w:t xml:space="preserve">Predict Phase</w:t>
             </w:r>
           </w:p>
           <w:p>
@@ -3612,7 +3612,7 @@
             <w:pPr>
               <w:spacing w:after="20" w:before="0"/>
             </w:pPr>
-            <w:hyperlink w:history="1" r:id="rIdh8prlt1jys_ayeibwipb1">
+            <w:hyperlink w:history="1" r:id="rIdib7nilv8fzx1pdzcoxrvn">
               <w:r>
                 <w:rPr>
                   <w:rFonts w:ascii="Arial" w:cs="Arial" w:eastAsia="Arial" w:hAnsi="Arial"/>
@@ -3645,7 +3645,7 @@
               <w:spacing w:after="10" w:before="0"/>
               <w:ind w:left="120"/>
             </w:pPr>
-            <w:hyperlink w:history="1" r:id="rIdzqga1h_4eajzmgpjnq5l8">
+            <w:hyperlink w:history="1" r:id="rIdaveh4bxh-dmk1n8efcahq">
               <w:r>
                 <w:rPr>
                   <w:rFonts w:ascii="Arial" w:cs="Arial" w:eastAsia="Arial" w:hAnsi="Arial"/>
@@ -3690,7 +3690,7 @@
             <w:pPr>
               <w:spacing w:after="20" w:before="0"/>
             </w:pPr>
-            <w:hyperlink w:history="1" r:id="rIdbfho9mlfa_9tzgvnwy80v">
+            <w:hyperlink w:history="1" r:id="rIdotbj00hn7ecpdflt-avn4">
               <w:r>
                 <w:rPr>
                   <w:rFonts w:ascii="Arial" w:cs="Arial" w:eastAsia="Arial" w:hAnsi="Arial"/>
@@ -3723,7 +3723,7 @@
               <w:spacing w:after="10" w:before="0"/>
               <w:ind w:left="120"/>
             </w:pPr>
-            <w:hyperlink w:history="1" r:id="rIdthxs5u7jpne2weq3-hlrp">
+            <w:hyperlink w:history="1" r:id="rIdkdjbw_z0ftjmewk2fxqt7">
               <w:r>
                 <w:rPr>
                   <w:rFonts w:ascii="Arial" w:cs="Arial" w:eastAsia="Arial" w:hAnsi="Arial"/>
@@ -3870,32 +3870,32 @@
         <w:tc>
           <w:tcPr>
             <w:tcW w:type="dxa" w:w="1520"/>
-            <w:shd w:fill="F2F2F2" w:color="auto" w:val="clear"/>
-            <w:tcMar>
-              <w:top w:type="dxa" w:w="60"/>
-              <w:left w:type="dxa" w:w="120"/>
-              <w:bottom w:type="dxa" w:w="60"/>
-              <w:right w:type="dxa" w:w="120"/>
-            </w:tcMar>
-            <w:vAlign w:val="top"/>
-          </w:tcPr>
-          <w:p>
-            <w:pPr>
-              <w:spacing w:after="40" w:before="0"/>
-              <w:jc w:val="left"/>
-            </w:pPr>
-            <w:r>
-              <w:rPr>
-                <w:rFonts w:ascii="Arial" w:cs="Arial" w:eastAsia="Arial" w:hAnsi="Arial"/>
-                <w:b/>
-                <w:bCs/>
-                <w:i w:val="false"/>
-                <w:iCs w:val="false"/>
-                <w:color w:val="000000"/>
-                <w:sz w:val="18"/>
-                <w:szCs w:val="18"/>
-              </w:rPr>
-              <w:t xml:space="preserve">Phase 2 – Observe</w:t>
+            <w:shd w:fill="D9EEF1" w:color="auto" w:val="clear"/>
+            <w:tcMar>
+              <w:top w:type="dxa" w:w="60"/>
+              <w:left w:type="dxa" w:w="120"/>
+              <w:bottom w:type="dxa" w:w="60"/>
+              <w:right w:type="dxa" w:w="120"/>
+            </w:tcMar>
+            <w:vAlign w:val="top"/>
+          </w:tcPr>
+          <w:p>
+            <w:pPr>
+              <w:spacing w:after="40" w:before="0"/>
+              <w:jc w:val="left"/>
+            </w:pPr>
+            <w:r>
+              <w:rPr>
+                <w:rFonts w:ascii="Arial" w:cs="Arial" w:eastAsia="Arial" w:hAnsi="Arial"/>
+                <w:b/>
+                <w:bCs/>
+                <w:i w:val="false"/>
+                <w:iCs w:val="false"/>
+                <w:color w:val="000000"/>
+                <w:sz w:val="18"/>
+                <w:szCs w:val="18"/>
+              </w:rPr>
+              <w:t xml:space="preserve">Observe Phase</w:t>
             </w:r>
           </w:p>
           <w:p>
@@ -3918,7 +3918,7 @@
             <w:pPr>
               <w:spacing w:after="20" w:before="0"/>
             </w:pPr>
-            <w:hyperlink w:history="1" r:id="rIdkei-zin_19p_vs-3giey4">
+            <w:hyperlink w:history="1" r:id="rIdbnbevyn2svsx1uwxklu2y">
               <w:r>
                 <w:rPr>
                   <w:rFonts w:ascii="Arial" w:cs="Arial" w:eastAsia="Arial" w:hAnsi="Arial"/>
@@ -3951,7 +3951,7 @@
               <w:spacing w:after="10" w:before="0"/>
               <w:ind w:left="120"/>
             </w:pPr>
-            <w:hyperlink w:history="1" r:id="rIdu0hn_8bqrvvpkcr-3fxke">
+            <w:hyperlink w:history="1" r:id="rIdj9rwe95k2id0wbm2sja5c">
               <w:r>
                 <w:rPr>
                   <w:rFonts w:ascii="Arial" w:cs="Arial" w:eastAsia="Arial" w:hAnsi="Arial"/>
@@ -3996,7 +3996,7 @@
             <w:pPr>
               <w:spacing w:after="20" w:before="0"/>
             </w:pPr>
-            <w:hyperlink w:history="1" r:id="rIdivvapp1qeetrkcxdesdy2">
+            <w:hyperlink w:history="1" r:id="rIdhjppu-8ksdfymkxjoft_4">
               <w:r>
                 <w:rPr>
                   <w:rFonts w:ascii="Arial" w:cs="Arial" w:eastAsia="Arial" w:hAnsi="Arial"/>
@@ -4029,7 +4029,7 @@
               <w:spacing w:after="10" w:before="0"/>
               <w:ind w:left="120"/>
             </w:pPr>
-            <w:hyperlink w:history="1" r:id="rIdqljs089fxfbxpge-hy0nn">
+            <w:hyperlink w:history="1" r:id="rIdlyvmelckvr-qopti9sap_">
               <w:r>
                 <w:rPr>
                   <w:rFonts w:ascii="Arial" w:cs="Arial" w:eastAsia="Arial" w:hAnsi="Arial"/>
@@ -4176,32 +4176,32 @@
         <w:tc>
           <w:tcPr>
             <w:tcW w:type="dxa" w:w="1520"/>
-            <w:shd w:fill="F2F2F2" w:color="auto" w:val="clear"/>
-            <w:tcMar>
-              <w:top w:type="dxa" w:w="60"/>
-              <w:left w:type="dxa" w:w="120"/>
-              <w:bottom w:type="dxa" w:w="60"/>
-              <w:right w:type="dxa" w:w="120"/>
-            </w:tcMar>
-            <w:vAlign w:val="top"/>
-          </w:tcPr>
-          <w:p>
-            <w:pPr>
-              <w:spacing w:after="40" w:before="0"/>
-              <w:jc w:val="left"/>
-            </w:pPr>
-            <w:r>
-              <w:rPr>
-                <w:rFonts w:ascii="Arial" w:cs="Arial" w:eastAsia="Arial" w:hAnsi="Arial"/>
-                <w:b/>
-                <w:bCs/>
-                <w:i w:val="false"/>
-                <w:iCs w:val="false"/>
-                <w:color w:val="000000"/>
-                <w:sz w:val="18"/>
-                <w:szCs w:val="18"/>
-              </w:rPr>
-              <w:t xml:space="preserve">Phase 3 – Explain</w:t>
+            <w:shd w:fill="E2EFDA" w:color="auto" w:val="clear"/>
+            <w:tcMar>
+              <w:top w:type="dxa" w:w="60"/>
+              <w:left w:type="dxa" w:w="120"/>
+              <w:bottom w:type="dxa" w:w="60"/>
+              <w:right w:type="dxa" w:w="120"/>
+            </w:tcMar>
+            <w:vAlign w:val="top"/>
+          </w:tcPr>
+          <w:p>
+            <w:pPr>
+              <w:spacing w:after="40" w:before="0"/>
+              <w:jc w:val="left"/>
+            </w:pPr>
+            <w:r>
+              <w:rPr>
+                <w:rFonts w:ascii="Arial" w:cs="Arial" w:eastAsia="Arial" w:hAnsi="Arial"/>
+                <w:b/>
+                <w:bCs/>
+                <w:i w:val="false"/>
+                <w:iCs w:val="false"/>
+                <w:color w:val="000000"/>
+                <w:sz w:val="18"/>
+                <w:szCs w:val="18"/>
+              </w:rPr>
+              <w:t xml:space="preserve">Explain Phase</w:t>
             </w:r>
           </w:p>
           <w:p>
@@ -4224,7 +4224,7 @@
             <w:pPr>
               <w:spacing w:after="20" w:before="0"/>
             </w:pPr>
-            <w:hyperlink w:history="1" r:id="rId9hv70x9ubwhwcivhksooc">
+            <w:hyperlink w:history="1" r:id="rIdlnfsfgul1msh7hnwb_pjs">
               <w:r>
                 <w:rPr>
                   <w:rFonts w:ascii="Arial" w:cs="Arial" w:eastAsia="Arial" w:hAnsi="Arial"/>
@@ -4257,7 +4257,7 @@
               <w:spacing w:after="10" w:before="0"/>
               <w:ind w:left="120"/>
             </w:pPr>
-            <w:hyperlink w:history="1" r:id="rIde8xbfy9uvqw10jmz49ysz">
+            <w:hyperlink w:history="1" r:id="rIdumn9gjqm9gajvbnjtz4tm">
               <w:r>
                 <w:rPr>
                   <w:rFonts w:ascii="Arial" w:cs="Arial" w:eastAsia="Arial" w:hAnsi="Arial"/>
@@ -4302,7 +4302,7 @@
             <w:pPr>
               <w:spacing w:after="20" w:before="0"/>
             </w:pPr>
-            <w:hyperlink w:history="1" r:id="rId_dyshrbyp8aou8mg1xz6g">
+            <w:hyperlink w:history="1" r:id="rIdxrbm4mfkxexpoozfutdqh">
               <w:r>
                 <w:rPr>
                   <w:rFonts w:ascii="Arial" w:cs="Arial" w:eastAsia="Arial" w:hAnsi="Arial"/>
@@ -4335,7 +4335,7 @@
               <w:spacing w:after="10" w:before="0"/>
               <w:ind w:left="120"/>
             </w:pPr>
-            <w:hyperlink w:history="1" r:id="rIdaw0gum-aecdgzqk3osrtw">
+            <w:hyperlink w:history="1" r:id="rIdveokgztp4pvafzaea3uuk">
               <w:r>
                 <w:rPr>
                   <w:rFonts w:ascii="Arial" w:cs="Arial" w:eastAsia="Arial" w:hAnsi="Arial"/>
@@ -4482,32 +4482,32 @@
         <w:tc>
           <w:tcPr>
             <w:tcW w:type="dxa" w:w="1520"/>
-            <w:shd w:fill="F2F2F2" w:color="auto" w:val="clear"/>
-            <w:tcMar>
-              <w:top w:type="dxa" w:w="60"/>
-              <w:left w:type="dxa" w:w="120"/>
-              <w:bottom w:type="dxa" w:w="60"/>
-              <w:right w:type="dxa" w:w="120"/>
-            </w:tcMar>
-            <w:vAlign w:val="top"/>
-          </w:tcPr>
-          <w:p>
-            <w:pPr>
-              <w:spacing w:after="40" w:before="0"/>
-              <w:jc w:val="left"/>
-            </w:pPr>
-            <w:r>
-              <w:rPr>
-                <w:rFonts w:ascii="Arial" w:cs="Arial" w:eastAsia="Arial" w:hAnsi="Arial"/>
-                <w:b/>
-                <w:bCs/>
-                <w:i w:val="false"/>
-                <w:iCs w:val="false"/>
-                <w:color w:val="000000"/>
-                <w:sz w:val="18"/>
-                <w:szCs w:val="18"/>
-              </w:rPr>
-              <w:t xml:space="preserve">Phase 4 – Driving Question Board (DQB) Creation</w:t>
+            <w:shd w:fill="FCE4D6" w:color="auto" w:val="clear"/>
+            <w:tcMar>
+              <w:top w:type="dxa" w:w="60"/>
+              <w:left w:type="dxa" w:w="120"/>
+              <w:bottom w:type="dxa" w:w="60"/>
+              <w:right w:type="dxa" w:w="120"/>
+            </w:tcMar>
+            <w:vAlign w:val="top"/>
+          </w:tcPr>
+          <w:p>
+            <w:pPr>
+              <w:spacing w:after="40" w:before="0"/>
+              <w:jc w:val="left"/>
+            </w:pPr>
+            <w:r>
+              <w:rPr>
+                <w:rFonts w:ascii="Arial" w:cs="Arial" w:eastAsia="Arial" w:hAnsi="Arial"/>
+                <w:b/>
+                <w:bCs/>
+                <w:i w:val="false"/>
+                <w:iCs w:val="false"/>
+                <w:color w:val="000000"/>
+                <w:sz w:val="18"/>
+                <w:szCs w:val="18"/>
+              </w:rPr>
+              <w:t xml:space="preserve">Driving Question Board (DQB) Creation</w:t>
             </w:r>
           </w:p>
           <w:p>
@@ -4530,7 +4530,7 @@
             <w:pPr>
               <w:spacing w:after="20" w:before="0"/>
             </w:pPr>
-            <w:hyperlink w:history="1" r:id="rId1q3goiksta3v9lzx1laxq">
+            <w:hyperlink w:history="1" r:id="rIdxtgv5fghpmuh4-to8eefq">
               <w:r>
                 <w:rPr>
                   <w:rFonts w:ascii="Arial" w:cs="Arial" w:eastAsia="Arial" w:hAnsi="Arial"/>
@@ -4563,7 +4563,7 @@
               <w:spacing w:after="10" w:before="0"/>
               <w:ind w:left="120"/>
             </w:pPr>
-            <w:hyperlink w:history="1" r:id="rIdsltizpmpyuhvva2mxqokn">
+            <w:hyperlink w:history="1" r:id="rIdak0lklhb79yngkpex3qmu">
               <w:r>
                 <w:rPr>
                   <w:rFonts w:ascii="Arial" w:cs="Arial" w:eastAsia="Arial" w:hAnsi="Arial"/>
@@ -4608,7 +4608,7 @@
             <w:pPr>
               <w:spacing w:after="20" w:before="0"/>
             </w:pPr>
-            <w:hyperlink w:history="1" r:id="rIdu5c2hn4n4a4zgombldmpg">
+            <w:hyperlink w:history="1" r:id="rIduwyj8hjont8gon94tcd0y">
               <w:r>
                 <w:rPr>
                   <w:rFonts w:ascii="Arial" w:cs="Arial" w:eastAsia="Arial" w:hAnsi="Arial"/>
@@ -4641,7 +4641,7 @@
               <w:spacing w:after="10" w:before="0"/>
               <w:ind w:left="120"/>
             </w:pPr>
-            <w:hyperlink w:history="1" r:id="rIdahe6lgskydookyaqdk0vc">
+            <w:hyperlink w:history="1" r:id="rIdcrgni9hfebl9fsapdj4ju">
               <w:r>
                 <w:rPr>
                   <w:rFonts w:ascii="Arial" w:cs="Arial" w:eastAsia="Arial" w:hAnsi="Arial"/>
@@ -4788,32 +4788,32 @@
         <w:tc>
           <w:tcPr>
             <w:tcW w:type="dxa" w:w="1520"/>
-            <w:shd w:fill="F2F2F2" w:color="auto" w:val="clear"/>
-            <w:tcMar>
-              <w:top w:type="dxa" w:w="60"/>
-              <w:left w:type="dxa" w:w="120"/>
-              <w:bottom w:type="dxa" w:w="60"/>
-              <w:right w:type="dxa" w:w="120"/>
-            </w:tcMar>
-            <w:vAlign w:val="top"/>
-          </w:tcPr>
-          <w:p>
-            <w:pPr>
-              <w:spacing w:after="40" w:before="0"/>
-              <w:jc w:val="left"/>
-            </w:pPr>
-            <w:r>
-              <w:rPr>
-                <w:rFonts w:ascii="Arial" w:cs="Arial" w:eastAsia="Arial" w:hAnsi="Arial"/>
-                <w:b/>
-                <w:bCs/>
-                <w:i w:val="false"/>
-                <w:iCs w:val="false"/>
-                <w:color w:val="000000"/>
-                <w:sz w:val="18"/>
-                <w:szCs w:val="18"/>
-              </w:rPr>
-              <w:t xml:space="preserve">Phase 5 – Model Building</w:t>
+            <w:shd w:fill="D5E8F0" w:color="auto" w:val="clear"/>
+            <w:tcMar>
+              <w:top w:type="dxa" w:w="60"/>
+              <w:left w:type="dxa" w:w="120"/>
+              <w:bottom w:type="dxa" w:w="60"/>
+              <w:right w:type="dxa" w:w="120"/>
+            </w:tcMar>
+            <w:vAlign w:val="top"/>
+          </w:tcPr>
+          <w:p>
+            <w:pPr>
+              <w:spacing w:after="40" w:before="0"/>
+              <w:jc w:val="left"/>
+            </w:pPr>
+            <w:r>
+              <w:rPr>
+                <w:rFonts w:ascii="Arial" w:cs="Arial" w:eastAsia="Arial" w:hAnsi="Arial"/>
+                <w:b/>
+                <w:bCs/>
+                <w:i w:val="false"/>
+                <w:iCs w:val="false"/>
+                <w:color w:val="000000"/>
+                <w:sz w:val="18"/>
+                <w:szCs w:val="18"/>
+              </w:rPr>
+              <w:t xml:space="preserve">Model Building Phase</w:t>
             </w:r>
           </w:p>
           <w:p>
@@ -4836,7 +4836,7 @@
             <w:pPr>
               <w:spacing w:after="20" w:before="0"/>
             </w:pPr>
-            <w:hyperlink w:history="1" r:id="rIdpgysskfldegosdrth5umk">
+            <w:hyperlink w:history="1" r:id="rId1mmhcefwkkra1tnv7zh1-">
               <w:r>
                 <w:rPr>
                   <w:rFonts w:ascii="Arial" w:cs="Arial" w:eastAsia="Arial" w:hAnsi="Arial"/>
@@ -4869,7 +4869,7 @@
               <w:spacing w:after="10" w:before="0"/>
               <w:ind w:left="120"/>
             </w:pPr>
-            <w:hyperlink w:history="1" r:id="rIdy5qakzx_6n54lvcz5fqph">
+            <w:hyperlink w:history="1" r:id="rIdnc7rboeiy8xzz9mfdbdsb">
               <w:r>
                 <w:rPr>
                   <w:rFonts w:ascii="Arial" w:cs="Arial" w:eastAsia="Arial" w:hAnsi="Arial"/>
@@ -4914,7 +4914,7 @@
             <w:pPr>
               <w:spacing w:after="20" w:before="0"/>
             </w:pPr>
-            <w:hyperlink w:history="1" r:id="rIdrsshwzb21uui7xxac9jyl">
+            <w:hyperlink w:history="1" r:id="rIdztpyxowygkt1kpsf5fvrj">
               <w:r>
                 <w:rPr>
                   <w:rFonts w:ascii="Arial" w:cs="Arial" w:eastAsia="Arial" w:hAnsi="Arial"/>
@@ -4947,7 +4947,7 @@
               <w:spacing w:after="10" w:before="0"/>
               <w:ind w:left="120"/>
             </w:pPr>
-            <w:hyperlink w:history="1" r:id="rId8ryrf03gc7almmmioqens">
+            <w:hyperlink w:history="1" r:id="rIddgpsvzggwvxdm86gxrqli">
               <w:r>
                 <w:rPr>
                   <w:rFonts w:ascii="Arial" w:cs="Arial" w:eastAsia="Arial" w:hAnsi="Arial"/>
@@ -6386,32 +6386,32 @@
         <w:tc>
           <w:tcPr>
             <w:tcW w:type="dxa" w:w="1520"/>
-            <w:shd w:fill="F2F2F2" w:color="auto" w:val="clear"/>
-            <w:tcMar>
-              <w:top w:type="dxa" w:w="60"/>
-              <w:left w:type="dxa" w:w="120"/>
-              <w:bottom w:type="dxa" w:w="60"/>
-              <w:right w:type="dxa" w:w="120"/>
-            </w:tcMar>
-            <w:vAlign w:val="top"/>
-          </w:tcPr>
-          <w:p>
-            <w:pPr>
-              <w:spacing w:after="40" w:before="0"/>
-              <w:jc w:val="left"/>
-            </w:pPr>
-            <w:r>
-              <w:rPr>
-                <w:rFonts w:ascii="Arial" w:cs="Arial" w:eastAsia="Arial" w:hAnsi="Arial"/>
-                <w:b/>
-                <w:bCs/>
-                <w:i w:val="false"/>
-                <w:iCs w:val="false"/>
-                <w:color w:val="000000"/>
-                <w:sz w:val="18"/>
-                <w:szCs w:val="18"/>
-              </w:rPr>
-              <w:t xml:space="preserve">Phase 1 – Predict</w:t>
+            <w:shd w:fill="EAD1F5" w:color="auto" w:val="clear"/>
+            <w:tcMar>
+              <w:top w:type="dxa" w:w="60"/>
+              <w:left w:type="dxa" w:w="120"/>
+              <w:bottom w:type="dxa" w:w="60"/>
+              <w:right w:type="dxa" w:w="120"/>
+            </w:tcMar>
+            <w:vAlign w:val="top"/>
+          </w:tcPr>
+          <w:p>
+            <w:pPr>
+              <w:spacing w:after="40" w:before="0"/>
+              <w:jc w:val="left"/>
+            </w:pPr>
+            <w:r>
+              <w:rPr>
+                <w:rFonts w:ascii="Arial" w:cs="Arial" w:eastAsia="Arial" w:hAnsi="Arial"/>
+                <w:b/>
+                <w:bCs/>
+                <w:i w:val="false"/>
+                <w:iCs w:val="false"/>
+                <w:color w:val="000000"/>
+                <w:sz w:val="18"/>
+                <w:szCs w:val="18"/>
+              </w:rPr>
+              <w:t xml:space="preserve">Predict Phase</w:t>
             </w:r>
           </w:p>
           <w:p>
@@ -6434,7 +6434,7 @@
             <w:pPr>
               <w:spacing w:after="20" w:before="0"/>
             </w:pPr>
-            <w:hyperlink w:history="1" r:id="rIdr4tyv0mexhwt_lrqbi8dt">
+            <w:hyperlink w:history="1" r:id="rId3xksq7yovvfcvqhfzqnur">
               <w:r>
                 <w:rPr>
                   <w:rFonts w:ascii="Arial" w:cs="Arial" w:eastAsia="Arial" w:hAnsi="Arial"/>
@@ -6467,7 +6467,7 @@
               <w:spacing w:after="10" w:before="0"/>
               <w:ind w:left="120"/>
             </w:pPr>
-            <w:hyperlink w:history="1" r:id="rId4wen_hpqmse-sobthglcr">
+            <w:hyperlink w:history="1" r:id="rId6jgsudlv4x03nruskzx_g">
               <w:r>
                 <w:rPr>
                   <w:rFonts w:ascii="Arial" w:cs="Arial" w:eastAsia="Arial" w:hAnsi="Arial"/>
@@ -6512,7 +6512,7 @@
             <w:pPr>
               <w:spacing w:after="20" w:before="0"/>
             </w:pPr>
-            <w:hyperlink w:history="1" r:id="rIdmk8buujvxntjfy8scn9cp">
+            <w:hyperlink w:history="1" r:id="rIdr2yb4ocaph1848eo_jm82">
               <w:r>
                 <w:rPr>
                   <w:rFonts w:ascii="Arial" w:cs="Arial" w:eastAsia="Arial" w:hAnsi="Arial"/>
@@ -6545,7 +6545,7 @@
               <w:spacing w:after="10" w:before="0"/>
               <w:ind w:left="120"/>
             </w:pPr>
-            <w:hyperlink w:history="1" r:id="rIdyo1fdxppaqnbu7tfiyn-z">
+            <w:hyperlink w:history="1" r:id="rId0rqfevnhkizqjlwjmn37v">
               <w:r>
                 <w:rPr>
                   <w:rFonts w:ascii="Arial" w:cs="Arial" w:eastAsia="Arial" w:hAnsi="Arial"/>
@@ -6692,32 +6692,32 @@
         <w:tc>
           <w:tcPr>
             <w:tcW w:type="dxa" w:w="1520"/>
-            <w:shd w:fill="F2F2F2" w:color="auto" w:val="clear"/>
-            <w:tcMar>
-              <w:top w:type="dxa" w:w="60"/>
-              <w:left w:type="dxa" w:w="120"/>
-              <w:bottom w:type="dxa" w:w="60"/>
-              <w:right w:type="dxa" w:w="120"/>
-            </w:tcMar>
-            <w:vAlign w:val="top"/>
-          </w:tcPr>
-          <w:p>
-            <w:pPr>
-              <w:spacing w:after="40" w:before="0"/>
-              <w:jc w:val="left"/>
-            </w:pPr>
-            <w:r>
-              <w:rPr>
-                <w:rFonts w:ascii="Arial" w:cs="Arial" w:eastAsia="Arial" w:hAnsi="Arial"/>
-                <w:b/>
-                <w:bCs/>
-                <w:i w:val="false"/>
-                <w:iCs w:val="false"/>
-                <w:color w:val="000000"/>
-                <w:sz w:val="18"/>
-                <w:szCs w:val="18"/>
-              </w:rPr>
-              <w:t xml:space="preserve">Phase 2 – Observe</w:t>
+            <w:shd w:fill="D9EEF1" w:color="auto" w:val="clear"/>
+            <w:tcMar>
+              <w:top w:type="dxa" w:w="60"/>
+              <w:left w:type="dxa" w:w="120"/>
+              <w:bottom w:type="dxa" w:w="60"/>
+              <w:right w:type="dxa" w:w="120"/>
+            </w:tcMar>
+            <w:vAlign w:val="top"/>
+          </w:tcPr>
+          <w:p>
+            <w:pPr>
+              <w:spacing w:after="40" w:before="0"/>
+              <w:jc w:val="left"/>
+            </w:pPr>
+            <w:r>
+              <w:rPr>
+                <w:rFonts w:ascii="Arial" w:cs="Arial" w:eastAsia="Arial" w:hAnsi="Arial"/>
+                <w:b/>
+                <w:bCs/>
+                <w:i w:val="false"/>
+                <w:iCs w:val="false"/>
+                <w:color w:val="000000"/>
+                <w:sz w:val="18"/>
+                <w:szCs w:val="18"/>
+              </w:rPr>
+              <w:t xml:space="preserve">Observe Phase</w:t>
             </w:r>
           </w:p>
           <w:p>
@@ -6740,7 +6740,7 @@
             <w:pPr>
               <w:spacing w:after="20" w:before="0"/>
             </w:pPr>
-            <w:hyperlink w:history="1" r:id="rIdumudg0lxmttefzmhzjstp">
+            <w:hyperlink w:history="1" r:id="rId9ryksnndumjvvk3ngq-xm">
               <w:r>
                 <w:rPr>
                   <w:rFonts w:ascii="Arial" w:cs="Arial" w:eastAsia="Arial" w:hAnsi="Arial"/>
@@ -6773,7 +6773,7 @@
               <w:spacing w:after="10" w:before="0"/>
               <w:ind w:left="120"/>
             </w:pPr>
-            <w:hyperlink w:history="1" r:id="rIdl1mcdplhqplyc5xnmcspz">
+            <w:hyperlink w:history="1" r:id="rIdcv07b4lpyjg9we8yb8doc">
               <w:r>
                 <w:rPr>
                   <w:rFonts w:ascii="Arial" w:cs="Arial" w:eastAsia="Arial" w:hAnsi="Arial"/>
@@ -6818,7 +6818,7 @@
             <w:pPr>
               <w:spacing w:after="20" w:before="0"/>
             </w:pPr>
-            <w:hyperlink w:history="1" r:id="rIdiparnxlrkjf0n6yosgs8u">
+            <w:hyperlink w:history="1" r:id="rIdb00buko6zbubuqoadyyq8">
               <w:r>
                 <w:rPr>
                   <w:rFonts w:ascii="Arial" w:cs="Arial" w:eastAsia="Arial" w:hAnsi="Arial"/>
@@ -6851,7 +6851,7 @@
               <w:spacing w:after="10" w:before="0"/>
               <w:ind w:left="120"/>
             </w:pPr>
-            <w:hyperlink w:history="1" r:id="rIdr6mkt-kzfz3qpxuaw5xkh">
+            <w:hyperlink w:history="1" r:id="rIdldbt81tfjniurfgjttw5h">
               <w:r>
                 <w:rPr>
                   <w:rFonts w:ascii="Arial" w:cs="Arial" w:eastAsia="Arial" w:hAnsi="Arial"/>
@@ -7074,32 +7074,32 @@
         <w:tc>
           <w:tcPr>
             <w:tcW w:type="dxa" w:w="1520"/>
-            <w:shd w:fill="F2F2F2" w:color="auto" w:val="clear"/>
-            <w:tcMar>
-              <w:top w:type="dxa" w:w="60"/>
-              <w:left w:type="dxa" w:w="120"/>
-              <w:bottom w:type="dxa" w:w="60"/>
-              <w:right w:type="dxa" w:w="120"/>
-            </w:tcMar>
-            <w:vAlign w:val="top"/>
-          </w:tcPr>
-          <w:p>
-            <w:pPr>
-              <w:spacing w:after="40" w:before="0"/>
-              <w:jc w:val="left"/>
-            </w:pPr>
-            <w:r>
-              <w:rPr>
-                <w:rFonts w:ascii="Arial" w:cs="Arial" w:eastAsia="Arial" w:hAnsi="Arial"/>
-                <w:b/>
-                <w:bCs/>
-                <w:i w:val="false"/>
-                <w:iCs w:val="false"/>
-                <w:color w:val="000000"/>
-                <w:sz w:val="18"/>
-                <w:szCs w:val="18"/>
-              </w:rPr>
-              <w:t xml:space="preserve">Phase 3 – Explain</w:t>
+            <w:shd w:fill="E2EFDA" w:color="auto" w:val="clear"/>
+            <w:tcMar>
+              <w:top w:type="dxa" w:w="60"/>
+              <w:left w:type="dxa" w:w="120"/>
+              <w:bottom w:type="dxa" w:w="60"/>
+              <w:right w:type="dxa" w:w="120"/>
+            </w:tcMar>
+            <w:vAlign w:val="top"/>
+          </w:tcPr>
+          <w:p>
+            <w:pPr>
+              <w:spacing w:after="40" w:before="0"/>
+              <w:jc w:val="left"/>
+            </w:pPr>
+            <w:r>
+              <w:rPr>
+                <w:rFonts w:ascii="Arial" w:cs="Arial" w:eastAsia="Arial" w:hAnsi="Arial"/>
+                <w:b/>
+                <w:bCs/>
+                <w:i w:val="false"/>
+                <w:iCs w:val="false"/>
+                <w:color w:val="000000"/>
+                <w:sz w:val="18"/>
+                <w:szCs w:val="18"/>
+              </w:rPr>
+              <w:t xml:space="preserve">Explain Phase</w:t>
             </w:r>
           </w:p>
           <w:p>
@@ -7122,7 +7122,7 @@
             <w:pPr>
               <w:spacing w:after="20" w:before="0"/>
             </w:pPr>
-            <w:hyperlink w:history="1" r:id="rId6kdl2yxiqfuwuuxnmk4i8">
+            <w:hyperlink w:history="1" r:id="rIduydaeqpd3ysbxozy3osmo">
               <w:r>
                 <w:rPr>
                   <w:rFonts w:ascii="Arial" w:cs="Arial" w:eastAsia="Arial" w:hAnsi="Arial"/>
@@ -7155,7 +7155,7 @@
               <w:spacing w:after="10" w:before="0"/>
               <w:ind w:left="120"/>
             </w:pPr>
-            <w:hyperlink w:history="1" r:id="rId9gzp0o-af9lxqoen2yjta">
+            <w:hyperlink w:history="1" r:id="rIdas6fdqwjyt4a45jkkk2oq">
               <w:r>
                 <w:rPr>
                   <w:rFonts w:ascii="Arial" w:cs="Arial" w:eastAsia="Arial" w:hAnsi="Arial"/>
@@ -7200,7 +7200,7 @@
             <w:pPr>
               <w:spacing w:after="20" w:before="0"/>
             </w:pPr>
-            <w:hyperlink w:history="1" r:id="rIdua-u33a4mmxtdi-4wdmrl">
+            <w:hyperlink w:history="1" r:id="rIdkshfex1mmwhtkxlkzixch">
               <w:r>
                 <w:rPr>
                   <w:rFonts w:ascii="Arial" w:cs="Arial" w:eastAsia="Arial" w:hAnsi="Arial"/>
@@ -7233,7 +7233,7 @@
               <w:spacing w:after="10" w:before="0"/>
               <w:ind w:left="120"/>
             </w:pPr>
-            <w:hyperlink w:history="1" r:id="rIdowmi6ylyj_0gkel7znoha">
+            <w:hyperlink w:history="1" r:id="rIdahwdxo317pm-elfqakojv">
               <w:r>
                 <w:rPr>
                   <w:rFonts w:ascii="Arial" w:cs="Arial" w:eastAsia="Arial" w:hAnsi="Arial"/>
@@ -7380,32 +7380,32 @@
         <w:tc>
           <w:tcPr>
             <w:tcW w:type="dxa" w:w="1520"/>
-            <w:shd w:fill="F2F2F2" w:color="auto" w:val="clear"/>
-            <w:tcMar>
-              <w:top w:type="dxa" w:w="60"/>
-              <w:left w:type="dxa" w:w="120"/>
-              <w:bottom w:type="dxa" w:w="60"/>
-              <w:right w:type="dxa" w:w="120"/>
-            </w:tcMar>
-            <w:vAlign w:val="top"/>
-          </w:tcPr>
-          <w:p>
-            <w:pPr>
-              <w:spacing w:after="40" w:before="0"/>
-              <w:jc w:val="left"/>
-            </w:pPr>
-            <w:r>
-              <w:rPr>
-                <w:rFonts w:ascii="Arial" w:cs="Arial" w:eastAsia="Arial" w:hAnsi="Arial"/>
-                <w:b/>
-                <w:bCs/>
-                <w:i w:val="false"/>
-                <w:iCs w:val="false"/>
-                <w:color w:val="000000"/>
-                <w:sz w:val="18"/>
-                <w:szCs w:val="18"/>
-              </w:rPr>
-              <w:t xml:space="preserve">Phase 4 – Driving Question Board (DQB) Update</w:t>
+            <w:shd w:fill="FCE4D6" w:color="auto" w:val="clear"/>
+            <w:tcMar>
+              <w:top w:type="dxa" w:w="60"/>
+              <w:left w:type="dxa" w:w="120"/>
+              <w:bottom w:type="dxa" w:w="60"/>
+              <w:right w:type="dxa" w:w="120"/>
+            </w:tcMar>
+            <w:vAlign w:val="top"/>
+          </w:tcPr>
+          <w:p>
+            <w:pPr>
+              <w:spacing w:after="40" w:before="0"/>
+              <w:jc w:val="left"/>
+            </w:pPr>
+            <w:r>
+              <w:rPr>
+                <w:rFonts w:ascii="Arial" w:cs="Arial" w:eastAsia="Arial" w:hAnsi="Arial"/>
+                <w:b/>
+                <w:bCs/>
+                <w:i w:val="false"/>
+                <w:iCs w:val="false"/>
+                <w:color w:val="000000"/>
+                <w:sz w:val="18"/>
+                <w:szCs w:val="18"/>
+              </w:rPr>
+              <w:t xml:space="preserve">Driving Question Board (DQB) Creation</w:t>
             </w:r>
           </w:p>
           <w:p>
@@ -7428,7 +7428,7 @@
             <w:pPr>
               <w:spacing w:after="20" w:before="0"/>
             </w:pPr>
-            <w:hyperlink w:history="1" r:id="rIdaoxqac___k5apeleqbbbs">
+            <w:hyperlink w:history="1" r:id="rIdilxmctm_cfgjwwikikovd">
               <w:r>
                 <w:rPr>
                   <w:rFonts w:ascii="Arial" w:cs="Arial" w:eastAsia="Arial" w:hAnsi="Arial"/>
@@ -7461,7 +7461,7 @@
               <w:spacing w:after="10" w:before="0"/>
               <w:ind w:left="120"/>
             </w:pPr>
-            <w:hyperlink w:history="1" r:id="rIdmc9mb02h_uaw8r3--vq9p">
+            <w:hyperlink w:history="1" r:id="rIduan38izfw0tgd_fr76jtx">
               <w:r>
                 <w:rPr>
                   <w:rFonts w:ascii="Arial" w:cs="Arial" w:eastAsia="Arial" w:hAnsi="Arial"/>
@@ -7506,7 +7506,7 @@
             <w:pPr>
               <w:spacing w:after="20" w:before="0"/>
             </w:pPr>
-            <w:hyperlink w:history="1" r:id="rIdq0u4kettfp1zisajx1kw6">
+            <w:hyperlink w:history="1" r:id="rIdjopkwjuuvv1k8panfjtir">
               <w:r>
                 <w:rPr>
                   <w:rFonts w:ascii="Arial" w:cs="Arial" w:eastAsia="Arial" w:hAnsi="Arial"/>
@@ -7539,7 +7539,7 @@
               <w:spacing w:after="10" w:before="0"/>
               <w:ind w:left="120"/>
             </w:pPr>
-            <w:hyperlink w:history="1" r:id="rIdlnicri0ud0idiafxkmrpd">
+            <w:hyperlink w:history="1" r:id="rIdydsanhzofs62-wbg15rvz">
               <w:r>
                 <w:rPr>
                   <w:rFonts w:ascii="Arial" w:cs="Arial" w:eastAsia="Arial" w:hAnsi="Arial"/>
@@ -7686,32 +7686,32 @@
         <w:tc>
           <w:tcPr>
             <w:tcW w:type="dxa" w:w="1520"/>
-            <w:shd w:fill="F2F2F2" w:color="auto" w:val="clear"/>
-            <w:tcMar>
-              <w:top w:type="dxa" w:w="60"/>
-              <w:left w:type="dxa" w:w="120"/>
-              <w:bottom w:type="dxa" w:w="60"/>
-              <w:right w:type="dxa" w:w="120"/>
-            </w:tcMar>
-            <w:vAlign w:val="top"/>
-          </w:tcPr>
-          <w:p>
-            <w:pPr>
-              <w:spacing w:after="40" w:before="0"/>
-              <w:jc w:val="left"/>
-            </w:pPr>
-            <w:r>
-              <w:rPr>
-                <w:rFonts w:ascii="Arial" w:cs="Arial" w:eastAsia="Arial" w:hAnsi="Arial"/>
-                <w:b/>
-                <w:bCs/>
-                <w:i w:val="false"/>
-                <w:iCs w:val="false"/>
-                <w:color w:val="000000"/>
-                <w:sz w:val="18"/>
-                <w:szCs w:val="18"/>
-              </w:rPr>
-              <w:t xml:space="preserve">Phase 5 – Model Building</w:t>
+            <w:shd w:fill="D5E8F0" w:color="auto" w:val="clear"/>
+            <w:tcMar>
+              <w:top w:type="dxa" w:w="60"/>
+              <w:left w:type="dxa" w:w="120"/>
+              <w:bottom w:type="dxa" w:w="60"/>
+              <w:right w:type="dxa" w:w="120"/>
+            </w:tcMar>
+            <w:vAlign w:val="top"/>
+          </w:tcPr>
+          <w:p>
+            <w:pPr>
+              <w:spacing w:after="40" w:before="0"/>
+              <w:jc w:val="left"/>
+            </w:pPr>
+            <w:r>
+              <w:rPr>
+                <w:rFonts w:ascii="Arial" w:cs="Arial" w:eastAsia="Arial" w:hAnsi="Arial"/>
+                <w:b/>
+                <w:bCs/>
+                <w:i w:val="false"/>
+                <w:iCs w:val="false"/>
+                <w:color w:val="000000"/>
+                <w:sz w:val="18"/>
+                <w:szCs w:val="18"/>
+              </w:rPr>
+              <w:t xml:space="preserve">Model Building Phase</w:t>
             </w:r>
           </w:p>
           <w:p>
@@ -7734,7 +7734,7 @@
             <w:pPr>
               <w:spacing w:after="20" w:before="0"/>
             </w:pPr>
-            <w:hyperlink w:history="1" r:id="rIdg6wxgemafzmedmzxsushn">
+            <w:hyperlink w:history="1" r:id="rId50di8m61zt0rd-r0n_kei">
               <w:r>
                 <w:rPr>
                   <w:rFonts w:ascii="Arial" w:cs="Arial" w:eastAsia="Arial" w:hAnsi="Arial"/>
@@ -7767,7 +7767,7 @@
               <w:spacing w:after="10" w:before="0"/>
               <w:ind w:left="120"/>
             </w:pPr>
-            <w:hyperlink w:history="1" r:id="rId2krzuhcta3fbufxgj8svy">
+            <w:hyperlink w:history="1" r:id="rIdbsx4qwxgxkalhkom6wclp">
               <w:r>
                 <w:rPr>
                   <w:rFonts w:ascii="Arial" w:cs="Arial" w:eastAsia="Arial" w:hAnsi="Arial"/>
@@ -7812,7 +7812,7 @@
             <w:pPr>
               <w:spacing w:after="20" w:before="0"/>
             </w:pPr>
-            <w:hyperlink w:history="1" r:id="rIdsptopwaeswuhbvnke9rzt">
+            <w:hyperlink w:history="1" r:id="rId_tk5grcinl0fk1drwfwev">
               <w:r>
                 <w:rPr>
                   <w:rFonts w:ascii="Arial" w:cs="Arial" w:eastAsia="Arial" w:hAnsi="Arial"/>
@@ -7845,7 +7845,7 @@
               <w:spacing w:after="10" w:before="0"/>
               <w:ind w:left="120"/>
             </w:pPr>
-            <w:hyperlink w:history="1" r:id="rIdud2c33md0isgcwk51elja">
+            <w:hyperlink w:history="1" r:id="rIdlcdikf4_f9xni3ngc1nr5">
               <w:r>
                 <w:rPr>
                   <w:rFonts w:ascii="Arial" w:cs="Arial" w:eastAsia="Arial" w:hAnsi="Arial"/>
@@ -9284,32 +9284,32 @@
         <w:tc>
           <w:tcPr>
             <w:tcW w:type="dxa" w:w="1520"/>
-            <w:shd w:fill="F2F2F2" w:color="auto" w:val="clear"/>
-            <w:tcMar>
-              <w:top w:type="dxa" w:w="60"/>
-              <w:left w:type="dxa" w:w="120"/>
-              <w:bottom w:type="dxa" w:w="60"/>
-              <w:right w:type="dxa" w:w="120"/>
-            </w:tcMar>
-            <w:vAlign w:val="top"/>
-          </w:tcPr>
-          <w:p>
-            <w:pPr>
-              <w:spacing w:after="40" w:before="0"/>
-              <w:jc w:val="left"/>
-            </w:pPr>
-            <w:r>
-              <w:rPr>
-                <w:rFonts w:ascii="Arial" w:cs="Arial" w:eastAsia="Arial" w:hAnsi="Arial"/>
-                <w:b/>
-                <w:bCs/>
-                <w:i w:val="false"/>
-                <w:iCs w:val="false"/>
-                <w:color w:val="000000"/>
-                <w:sz w:val="18"/>
-                <w:szCs w:val="18"/>
-              </w:rPr>
-              <w:t xml:space="preserve">Phase 1 — Predict</w:t>
+            <w:shd w:fill="EAD1F5" w:color="auto" w:val="clear"/>
+            <w:tcMar>
+              <w:top w:type="dxa" w:w="60"/>
+              <w:left w:type="dxa" w:w="120"/>
+              <w:bottom w:type="dxa" w:w="60"/>
+              <w:right w:type="dxa" w:w="120"/>
+            </w:tcMar>
+            <w:vAlign w:val="top"/>
+          </w:tcPr>
+          <w:p>
+            <w:pPr>
+              <w:spacing w:after="40" w:before="0"/>
+              <w:jc w:val="left"/>
+            </w:pPr>
+            <w:r>
+              <w:rPr>
+                <w:rFonts w:ascii="Arial" w:cs="Arial" w:eastAsia="Arial" w:hAnsi="Arial"/>
+                <w:b/>
+                <w:bCs/>
+                <w:i w:val="false"/>
+                <w:iCs w:val="false"/>
+                <w:color w:val="000000"/>
+                <w:sz w:val="18"/>
+                <w:szCs w:val="18"/>
+              </w:rPr>
+              <w:t xml:space="preserve">Predict Phase</w:t>
             </w:r>
           </w:p>
           <w:p>
@@ -9332,7 +9332,7 @@
             <w:pPr>
               <w:spacing w:after="20" w:before="0"/>
             </w:pPr>
-            <w:hyperlink w:history="1" r:id="rIdyjvjqajwc0psz8muewgmb">
+            <w:hyperlink w:history="1" r:id="rIdzu8o1oglpjyjv924jnywc">
               <w:r>
                 <w:rPr>
                   <w:rFonts w:ascii="Arial" w:cs="Arial" w:eastAsia="Arial" w:hAnsi="Arial"/>
@@ -9365,7 +9365,7 @@
               <w:spacing w:after="10" w:before="0"/>
               <w:ind w:left="120"/>
             </w:pPr>
-            <w:hyperlink w:history="1" r:id="rIde2qvykpmyhxp6rvdjo9zr">
+            <w:hyperlink w:history="1" r:id="rIdqsiqzdhgmhtvwy1qhy93p">
               <w:r>
                 <w:rPr>
                   <w:rFonts w:ascii="Arial" w:cs="Arial" w:eastAsia="Arial" w:hAnsi="Arial"/>
@@ -9410,7 +9410,7 @@
             <w:pPr>
               <w:spacing w:after="20" w:before="0"/>
             </w:pPr>
-            <w:hyperlink w:history="1" r:id="rIdvs6fe7gd_-64d3juaa0t2">
+            <w:hyperlink w:history="1" r:id="rId6-b6ip9w7qttokahfz0o4">
               <w:r>
                 <w:rPr>
                   <w:rFonts w:ascii="Arial" w:cs="Arial" w:eastAsia="Arial" w:hAnsi="Arial"/>
@@ -9443,7 +9443,7 @@
               <w:spacing w:after="10" w:before="0"/>
               <w:ind w:left="120"/>
             </w:pPr>
-            <w:hyperlink w:history="1" r:id="rId1fdqtv8hdqf9rdjipfs8l">
+            <w:hyperlink w:history="1" r:id="rIdsk6bqdrz0-pb5m-d2-0fx">
               <w:r>
                 <w:rPr>
                   <w:rFonts w:ascii="Arial" w:cs="Arial" w:eastAsia="Arial" w:hAnsi="Arial"/>
@@ -9590,32 +9590,32 @@
         <w:tc>
           <w:tcPr>
             <w:tcW w:type="dxa" w:w="1520"/>
-            <w:shd w:fill="F2F2F2" w:color="auto" w:val="clear"/>
-            <w:tcMar>
-              <w:top w:type="dxa" w:w="60"/>
-              <w:left w:type="dxa" w:w="120"/>
-              <w:bottom w:type="dxa" w:w="60"/>
-              <w:right w:type="dxa" w:w="120"/>
-            </w:tcMar>
-            <w:vAlign w:val="top"/>
-          </w:tcPr>
-          <w:p>
-            <w:pPr>
-              <w:spacing w:after="40" w:before="0"/>
-              <w:jc w:val="left"/>
-            </w:pPr>
-            <w:r>
-              <w:rPr>
-                <w:rFonts w:ascii="Arial" w:cs="Arial" w:eastAsia="Arial" w:hAnsi="Arial"/>
-                <w:b/>
-                <w:bCs/>
-                <w:i w:val="false"/>
-                <w:iCs w:val="false"/>
-                <w:color w:val="000000"/>
-                <w:sz w:val="18"/>
-                <w:szCs w:val="18"/>
-              </w:rPr>
-              <w:t xml:space="preserve">Phase 2 — Observe</w:t>
+            <w:shd w:fill="D9EEF1" w:color="auto" w:val="clear"/>
+            <w:tcMar>
+              <w:top w:type="dxa" w:w="60"/>
+              <w:left w:type="dxa" w:w="120"/>
+              <w:bottom w:type="dxa" w:w="60"/>
+              <w:right w:type="dxa" w:w="120"/>
+            </w:tcMar>
+            <w:vAlign w:val="top"/>
+          </w:tcPr>
+          <w:p>
+            <w:pPr>
+              <w:spacing w:after="40" w:before="0"/>
+              <w:jc w:val="left"/>
+            </w:pPr>
+            <w:r>
+              <w:rPr>
+                <w:rFonts w:ascii="Arial" w:cs="Arial" w:eastAsia="Arial" w:hAnsi="Arial"/>
+                <w:b/>
+                <w:bCs/>
+                <w:i w:val="false"/>
+                <w:iCs w:val="false"/>
+                <w:color w:val="000000"/>
+                <w:sz w:val="18"/>
+                <w:szCs w:val="18"/>
+              </w:rPr>
+              <w:t xml:space="preserve">Observe Phase</w:t>
             </w:r>
           </w:p>
           <w:p>
@@ -9638,7 +9638,7 @@
             <w:pPr>
               <w:spacing w:after="20" w:before="0"/>
             </w:pPr>
-            <w:hyperlink w:history="1" r:id="rIdrmjhhogbrcrc4hfhvb4od">
+            <w:hyperlink w:history="1" r:id="rIdr7cx0z3oyhnm5kausmzm7">
               <w:r>
                 <w:rPr>
                   <w:rFonts w:ascii="Arial" w:cs="Arial" w:eastAsia="Arial" w:hAnsi="Arial"/>
@@ -9671,7 +9671,7 @@
               <w:spacing w:after="10" w:before="0"/>
               <w:ind w:left="120"/>
             </w:pPr>
-            <w:hyperlink w:history="1" r:id="rIdpxsm0o7hc1kjybo5k7gn0">
+            <w:hyperlink w:history="1" r:id="rIdjrifbjhbatwvefv5qgjzw">
               <w:r>
                 <w:rPr>
                   <w:rFonts w:ascii="Arial" w:cs="Arial" w:eastAsia="Arial" w:hAnsi="Arial"/>
@@ -9716,7 +9716,7 @@
             <w:pPr>
               <w:spacing w:after="20" w:before="0"/>
             </w:pPr>
-            <w:hyperlink w:history="1" r:id="rIdf7_tqjketm29nqiefxs7-">
+            <w:hyperlink w:history="1" r:id="rId-nkd0rurlq_wpuduxigos">
               <w:r>
                 <w:rPr>
                   <w:rFonts w:ascii="Arial" w:cs="Arial" w:eastAsia="Arial" w:hAnsi="Arial"/>
@@ -9749,7 +9749,7 @@
               <w:spacing w:after="10" w:before="0"/>
               <w:ind w:left="120"/>
             </w:pPr>
-            <w:hyperlink w:history="1" r:id="rIdvs1dvil_zwz9o0jmls2gs">
+            <w:hyperlink w:history="1" r:id="rIdzf8ounvtjcd_bzp3cyr3_">
               <w:r>
                 <w:rPr>
                   <w:rFonts w:ascii="Arial" w:cs="Arial" w:eastAsia="Arial" w:hAnsi="Arial"/>
@@ -9896,32 +9896,32 @@
         <w:tc>
           <w:tcPr>
             <w:tcW w:type="dxa" w:w="1520"/>
-            <w:shd w:fill="F2F2F2" w:color="auto" w:val="clear"/>
-            <w:tcMar>
-              <w:top w:type="dxa" w:w="60"/>
-              <w:left w:type="dxa" w:w="120"/>
-              <w:bottom w:type="dxa" w:w="60"/>
-              <w:right w:type="dxa" w:w="120"/>
-            </w:tcMar>
-            <w:vAlign w:val="top"/>
-          </w:tcPr>
-          <w:p>
-            <w:pPr>
-              <w:spacing w:after="40" w:before="0"/>
-              <w:jc w:val="left"/>
-            </w:pPr>
-            <w:r>
-              <w:rPr>
-                <w:rFonts w:ascii="Arial" w:cs="Arial" w:eastAsia="Arial" w:hAnsi="Arial"/>
-                <w:b/>
-                <w:bCs/>
-                <w:i w:val="false"/>
-                <w:iCs w:val="false"/>
-                <w:color w:val="000000"/>
-                <w:sz w:val="18"/>
-                <w:szCs w:val="18"/>
-              </w:rPr>
-              <w:t xml:space="preserve">Phase 3 — Explain</w:t>
+            <w:shd w:fill="E2EFDA" w:color="auto" w:val="clear"/>
+            <w:tcMar>
+              <w:top w:type="dxa" w:w="60"/>
+              <w:left w:type="dxa" w:w="120"/>
+              <w:bottom w:type="dxa" w:w="60"/>
+              <w:right w:type="dxa" w:w="120"/>
+            </w:tcMar>
+            <w:vAlign w:val="top"/>
+          </w:tcPr>
+          <w:p>
+            <w:pPr>
+              <w:spacing w:after="40" w:before="0"/>
+              <w:jc w:val="left"/>
+            </w:pPr>
+            <w:r>
+              <w:rPr>
+                <w:rFonts w:ascii="Arial" w:cs="Arial" w:eastAsia="Arial" w:hAnsi="Arial"/>
+                <w:b/>
+                <w:bCs/>
+                <w:i w:val="false"/>
+                <w:iCs w:val="false"/>
+                <w:color w:val="000000"/>
+                <w:sz w:val="18"/>
+                <w:szCs w:val="18"/>
+              </w:rPr>
+              <w:t xml:space="preserve">Explain Phase</w:t>
             </w:r>
           </w:p>
           <w:p>
@@ -9944,7 +9944,7 @@
             <w:pPr>
               <w:spacing w:after="20" w:before="0"/>
             </w:pPr>
-            <w:hyperlink w:history="1" r:id="rIdhd-iz6gchidbdpbbxvsyp">
+            <w:hyperlink w:history="1" r:id="rIdzndfy33lat4zus_dxmgg8">
               <w:r>
                 <w:rPr>
                   <w:rFonts w:ascii="Arial" w:cs="Arial" w:eastAsia="Arial" w:hAnsi="Arial"/>
@@ -9977,7 +9977,7 @@
               <w:spacing w:after="10" w:before="0"/>
               <w:ind w:left="120"/>
             </w:pPr>
-            <w:hyperlink w:history="1" r:id="rIdzq93wutbp0kavrenmxpt3">
+            <w:hyperlink w:history="1" r:id="rIdefxlycevzy6jcnyj_x8ck">
               <w:r>
                 <w:rPr>
                   <w:rFonts w:ascii="Arial" w:cs="Arial" w:eastAsia="Arial" w:hAnsi="Arial"/>
@@ -10022,7 +10022,7 @@
             <w:pPr>
               <w:spacing w:after="20" w:before="0"/>
             </w:pPr>
-            <w:hyperlink w:history="1" r:id="rIdrlsaqlqzoi7qz925milug">
+            <w:hyperlink w:history="1" r:id="rIdbniskrt19znxkov8wgaxj">
               <w:r>
                 <w:rPr>
                   <w:rFonts w:ascii="Arial" w:cs="Arial" w:eastAsia="Arial" w:hAnsi="Arial"/>
@@ -10055,7 +10055,7 @@
               <w:spacing w:after="10" w:before="0"/>
               <w:ind w:left="120"/>
             </w:pPr>
-            <w:hyperlink w:history="1" r:id="rIddilun_rbxm7biefltdtue">
+            <w:hyperlink w:history="1" r:id="rId2cncv_zkyhe6uudu3yq8k">
               <w:r>
                 <w:rPr>
                   <w:rFonts w:ascii="Arial" w:cs="Arial" w:eastAsia="Arial" w:hAnsi="Arial"/>
@@ -10202,32 +10202,32 @@
         <w:tc>
           <w:tcPr>
             <w:tcW w:type="dxa" w:w="1520"/>
-            <w:shd w:fill="F2F2F2" w:color="auto" w:val="clear"/>
-            <w:tcMar>
-              <w:top w:type="dxa" w:w="60"/>
-              <w:left w:type="dxa" w:w="120"/>
-              <w:bottom w:type="dxa" w:w="60"/>
-              <w:right w:type="dxa" w:w="120"/>
-            </w:tcMar>
-            <w:vAlign w:val="top"/>
-          </w:tcPr>
-          <w:p>
-            <w:pPr>
-              <w:spacing w:after="40" w:before="0"/>
-              <w:jc w:val="left"/>
-            </w:pPr>
-            <w:r>
-              <w:rPr>
-                <w:rFonts w:ascii="Arial" w:cs="Arial" w:eastAsia="Arial" w:hAnsi="Arial"/>
-                <w:b/>
-                <w:bCs/>
-                <w:i w:val="false"/>
-                <w:iCs w:val="false"/>
-                <w:color w:val="000000"/>
-                <w:sz w:val="18"/>
-                <w:szCs w:val="18"/>
-              </w:rPr>
-              <w:t xml:space="preserve">Phase 4 — Driving Question Board (DQB) Update</w:t>
+            <w:shd w:fill="FCE4D6" w:color="auto" w:val="clear"/>
+            <w:tcMar>
+              <w:top w:type="dxa" w:w="60"/>
+              <w:left w:type="dxa" w:w="120"/>
+              <w:bottom w:type="dxa" w:w="60"/>
+              <w:right w:type="dxa" w:w="120"/>
+            </w:tcMar>
+            <w:vAlign w:val="top"/>
+          </w:tcPr>
+          <w:p>
+            <w:pPr>
+              <w:spacing w:after="40" w:before="0"/>
+              <w:jc w:val="left"/>
+            </w:pPr>
+            <w:r>
+              <w:rPr>
+                <w:rFonts w:ascii="Arial" w:cs="Arial" w:eastAsia="Arial" w:hAnsi="Arial"/>
+                <w:b/>
+                <w:bCs/>
+                <w:i w:val="false"/>
+                <w:iCs w:val="false"/>
+                <w:color w:val="000000"/>
+                <w:sz w:val="18"/>
+                <w:szCs w:val="18"/>
+              </w:rPr>
+              <w:t xml:space="preserve">Driving Question Board (DQB) Creation</w:t>
             </w:r>
           </w:p>
           <w:p>
@@ -10250,7 +10250,7 @@
             <w:pPr>
               <w:spacing w:after="20" w:before="0"/>
             </w:pPr>
-            <w:hyperlink w:history="1" r:id="rId8ix9qvaa0owqzizgyunjz">
+            <w:hyperlink w:history="1" r:id="rIdcg7lnqywfmbv0v_yissar">
               <w:r>
                 <w:rPr>
                   <w:rFonts w:ascii="Arial" w:cs="Arial" w:eastAsia="Arial" w:hAnsi="Arial"/>
@@ -10283,7 +10283,7 @@
               <w:spacing w:after="10" w:before="0"/>
               <w:ind w:left="120"/>
             </w:pPr>
-            <w:hyperlink w:history="1" r:id="rIdwyd7npfclt_f7xahsffd2">
+            <w:hyperlink w:history="1" r:id="rIdvm8f5inh_zsce2z3pguty">
               <w:r>
                 <w:rPr>
                   <w:rFonts w:ascii="Arial" w:cs="Arial" w:eastAsia="Arial" w:hAnsi="Arial"/>
@@ -10328,7 +10328,7 @@
             <w:pPr>
               <w:spacing w:after="20" w:before="0"/>
             </w:pPr>
-            <w:hyperlink w:history="1" r:id="rIdbo5wgqfytsyhtew_5ywjz">
+            <w:hyperlink w:history="1" r:id="rIdsyzg1tzrmyzont-yu_i0s">
               <w:r>
                 <w:rPr>
                   <w:rFonts w:ascii="Arial" w:cs="Arial" w:eastAsia="Arial" w:hAnsi="Arial"/>
@@ -10361,7 +10361,7 @@
               <w:spacing w:after="10" w:before="0"/>
               <w:ind w:left="120"/>
             </w:pPr>
-            <w:hyperlink w:history="1" r:id="rIdxdb4tkjxflqt35ondg4nj">
+            <w:hyperlink w:history="1" r:id="rIdbh9xtgxayvwlnhz5f0e9-">
               <w:r>
                 <w:rPr>
                   <w:rFonts w:ascii="Arial" w:cs="Arial" w:eastAsia="Arial" w:hAnsi="Arial"/>
@@ -10508,32 +10508,32 @@
         <w:tc>
           <w:tcPr>
             <w:tcW w:type="dxa" w:w="1520"/>
-            <w:shd w:fill="F2F2F2" w:color="auto" w:val="clear"/>
-            <w:tcMar>
-              <w:top w:type="dxa" w:w="60"/>
-              <w:left w:type="dxa" w:w="120"/>
-              <w:bottom w:type="dxa" w:w="60"/>
-              <w:right w:type="dxa" w:w="120"/>
-            </w:tcMar>
-            <w:vAlign w:val="top"/>
-          </w:tcPr>
-          <w:p>
-            <w:pPr>
-              <w:spacing w:after="40" w:before="0"/>
-              <w:jc w:val="left"/>
-            </w:pPr>
-            <w:r>
-              <w:rPr>
-                <w:rFonts w:ascii="Arial" w:cs="Arial" w:eastAsia="Arial" w:hAnsi="Arial"/>
-                <w:b/>
-                <w:bCs/>
-                <w:i w:val="false"/>
-                <w:iCs w:val="false"/>
-                <w:color w:val="000000"/>
-                <w:sz w:val="18"/>
-                <w:szCs w:val="18"/>
-              </w:rPr>
-              <w:t xml:space="preserve">Phase 5 — Model Building</w:t>
+            <w:shd w:fill="D5E8F0" w:color="auto" w:val="clear"/>
+            <w:tcMar>
+              <w:top w:type="dxa" w:w="60"/>
+              <w:left w:type="dxa" w:w="120"/>
+              <w:bottom w:type="dxa" w:w="60"/>
+              <w:right w:type="dxa" w:w="120"/>
+            </w:tcMar>
+            <w:vAlign w:val="top"/>
+          </w:tcPr>
+          <w:p>
+            <w:pPr>
+              <w:spacing w:after="40" w:before="0"/>
+              <w:jc w:val="left"/>
+            </w:pPr>
+            <w:r>
+              <w:rPr>
+                <w:rFonts w:ascii="Arial" w:cs="Arial" w:eastAsia="Arial" w:hAnsi="Arial"/>
+                <w:b/>
+                <w:bCs/>
+                <w:i w:val="false"/>
+                <w:iCs w:val="false"/>
+                <w:color w:val="000000"/>
+                <w:sz w:val="18"/>
+                <w:szCs w:val="18"/>
+              </w:rPr>
+              <w:t xml:space="preserve">Model Building Phase</w:t>
             </w:r>
           </w:p>
           <w:p>
@@ -10556,7 +10556,7 @@
             <w:pPr>
               <w:spacing w:after="20" w:before="0"/>
             </w:pPr>
-            <w:hyperlink w:history="1" r:id="rIdvrn7xdwod2fz4f_caocz0">
+            <w:hyperlink w:history="1" r:id="rIdj0z9y4ea1ol8ocqd8ndjn">
               <w:r>
                 <w:rPr>
                   <w:rFonts w:ascii="Arial" w:cs="Arial" w:eastAsia="Arial" w:hAnsi="Arial"/>
@@ -10589,7 +10589,7 @@
               <w:spacing w:after="10" w:before="0"/>
               <w:ind w:left="120"/>
             </w:pPr>
-            <w:hyperlink w:history="1" r:id="rIdszc6lnfwu6pc5dcybfuxi">
+            <w:hyperlink w:history="1" r:id="rId7t12pcvjvx1yqia7xfjbw">
               <w:r>
                 <w:rPr>
                   <w:rFonts w:ascii="Arial" w:cs="Arial" w:eastAsia="Arial" w:hAnsi="Arial"/>
@@ -10634,7 +10634,7 @@
             <w:pPr>
               <w:spacing w:after="20" w:before="0"/>
             </w:pPr>
-            <w:hyperlink w:history="1" r:id="rIdk73efuahjgyl4sfjcirvc">
+            <w:hyperlink w:history="1" r:id="rIdmlhcmb5ft1p1abnwkpsy-">
               <w:r>
                 <w:rPr>
                   <w:rFonts w:ascii="Arial" w:cs="Arial" w:eastAsia="Arial" w:hAnsi="Arial"/>
@@ -10667,7 +10667,7 @@
               <w:spacing w:after="10" w:before="0"/>
               <w:ind w:left="120"/>
             </w:pPr>
-            <w:hyperlink w:history="1" r:id="rId5ylitpawzsfnepetpw_26">
+            <w:hyperlink w:history="1" r:id="rIdtvkqbmasfpf7lvgkzd_jw">
               <w:r>
                 <w:rPr>
                   <w:rFonts w:ascii="Arial" w:cs="Arial" w:eastAsia="Arial" w:hAnsi="Arial"/>
@@ -11762,7 +11762,25 @@
             </w:tcMar>
             <w:vAlign w:val="top"/>
           </w:tcPr>
-          <w:p/>
+          <w:p>
+            <w:pPr>
+              <w:spacing w:after="40" w:before="0"/>
+              <w:jc w:val="left"/>
+            </w:pPr>
+            <w:r>
+              <w:rPr>
+                <w:rFonts w:ascii="Arial" w:cs="Arial" w:eastAsia="Arial" w:hAnsi="Arial"/>
+                <w:b w:val="false"/>
+                <w:bCs w:val="false"/>
+                <w:i w:val="false"/>
+                <w:iCs w:val="false"/>
+                <w:color w:val="000000"/>
+                <w:sz w:val="18"/>
+                <w:szCs w:val="18"/>
+              </w:rPr>
+              <w:t xml:space="preserve">No hazardous materials are used. If the scaled model activity is conducted in a corridor or outdoors, learners must remain in supervised pairs and not run. Remind learners to be cautious of tripping on the toilet paper roll. If conducted indoors, push desks to one side to create a clear walkway.</w:t>
+            </w:r>
+          </w:p>
         </w:tc>
       </w:tr>
     </w:tbl>
@@ -12136,7 +12154,7 @@
             <w:pPr>
               <w:spacing w:after="20" w:before="0"/>
             </w:pPr>
-            <w:hyperlink w:history="1" r:id="rId-g1fhgfaiibvdqge2bwr2">
+            <w:hyperlink w:history="1" r:id="rIdihqkdmbqlm3j9rfeoigkl">
               <w:r>
                 <w:rPr>
                   <w:rFonts w:ascii="Arial" w:cs="Arial" w:eastAsia="Arial" w:hAnsi="Arial"/>
@@ -12169,7 +12187,7 @@
               <w:spacing w:after="10" w:before="0"/>
               <w:ind w:left="120"/>
             </w:pPr>
-            <w:hyperlink w:history="1" r:id="rIdhiy60fxhgtqszed82e0hi">
+            <w:hyperlink w:history="1" r:id="rIdb-iafhwlbquqcogkeqegk">
               <w:r>
                 <w:rPr>
                   <w:rFonts w:ascii="Arial" w:cs="Arial" w:eastAsia="Arial" w:hAnsi="Arial"/>
@@ -12214,7 +12232,7 @@
             <w:pPr>
               <w:spacing w:after="20" w:before="0"/>
             </w:pPr>
-            <w:hyperlink w:history="1" r:id="rIdo9ne9yns1qees2pja9cop">
+            <w:hyperlink w:history="1" r:id="rIds65z6idcgdsaylzl7k3lg">
               <w:r>
                 <w:rPr>
                   <w:rFonts w:ascii="Arial" w:cs="Arial" w:eastAsia="Arial" w:hAnsi="Arial"/>
@@ -12247,7 +12265,7 @@
               <w:spacing w:after="10" w:before="0"/>
               <w:ind w:left="120"/>
             </w:pPr>
-            <w:hyperlink w:history="1" r:id="rIdlo3vnetb-4mmpwumrngqr">
+            <w:hyperlink w:history="1" r:id="rIdlmj9e5yuzo7hbqf60htl2">
               <w:r>
                 <w:rPr>
                   <w:rFonts w:ascii="Arial" w:cs="Arial" w:eastAsia="Arial" w:hAnsi="Arial"/>
@@ -12442,7 +12460,7 @@
             <w:pPr>
               <w:spacing w:after="20" w:before="0"/>
             </w:pPr>
-            <w:hyperlink w:history="1" r:id="rIdgz1a2ixodczpen6u5yybs">
+            <w:hyperlink w:history="1" r:id="rIdvccpoyaqbg_ijhlgy06yd">
               <w:r>
                 <w:rPr>
                   <w:rFonts w:ascii="Arial" w:cs="Arial" w:eastAsia="Arial" w:hAnsi="Arial"/>
@@ -12475,7 +12493,7 @@
               <w:spacing w:after="10" w:before="0"/>
               <w:ind w:left="120"/>
             </w:pPr>
-            <w:hyperlink w:history="1" r:id="rIdcxznasdjqc2htwgxtk7v7">
+            <w:hyperlink w:history="1" r:id="rId32klsiybb_mbqw-ct2owl">
               <w:r>
                 <w:rPr>
                   <w:rFonts w:ascii="Arial" w:cs="Arial" w:eastAsia="Arial" w:hAnsi="Arial"/>
@@ -12520,7 +12538,7 @@
             <w:pPr>
               <w:spacing w:after="20" w:before="0"/>
             </w:pPr>
-            <w:hyperlink w:history="1" r:id="rIdwk-olj5f338jtrrl3ocm8">
+            <w:hyperlink w:history="1" r:id="rIdnfuxhvt92wnkcrmlle2gs">
               <w:r>
                 <w:rPr>
                   <w:rFonts w:ascii="Arial" w:cs="Arial" w:eastAsia="Arial" w:hAnsi="Arial"/>
@@ -12553,7 +12571,7 @@
               <w:spacing w:after="10" w:before="0"/>
               <w:ind w:left="120"/>
             </w:pPr>
-            <w:hyperlink w:history="1" r:id="rIdamgyffhab3a6i7j1_koqs">
+            <w:hyperlink w:history="1" r:id="rIdfsanbjdo5lmap8x2wuop7">
               <w:r>
                 <w:rPr>
                   <w:rFonts w:ascii="Arial" w:cs="Arial" w:eastAsia="Arial" w:hAnsi="Arial"/>
@@ -12748,7 +12766,7 @@
             <w:pPr>
               <w:spacing w:after="20" w:before="0"/>
             </w:pPr>
-            <w:hyperlink w:history="1" r:id="rIdubznpicrfiqqbwlienw-x">
+            <w:hyperlink w:history="1" r:id="rIdlmr2-xoeumq8zyhdubp0f">
               <w:r>
                 <w:rPr>
                   <w:rFonts w:ascii="Arial" w:cs="Arial" w:eastAsia="Arial" w:hAnsi="Arial"/>
@@ -12781,7 +12799,7 @@
               <w:spacing w:after="10" w:before="0"/>
               <w:ind w:left="120"/>
             </w:pPr>
-            <w:hyperlink w:history="1" r:id="rIdiiph4kxms1-ffsiadeok7">
+            <w:hyperlink w:history="1" r:id="rIdrgisiuq9fr3ocrkw38yq2">
               <w:r>
                 <w:rPr>
                   <w:rFonts w:ascii="Arial" w:cs="Arial" w:eastAsia="Arial" w:hAnsi="Arial"/>
@@ -12826,7 +12844,7 @@
             <w:pPr>
               <w:spacing w:after="20" w:before="0"/>
             </w:pPr>
-            <w:hyperlink w:history="1" r:id="rIdc5foulikofzk_tawkdfqi">
+            <w:hyperlink w:history="1" r:id="rIdszv5tijjtdyinwjner8cl">
               <w:r>
                 <w:rPr>
                   <w:rFonts w:ascii="Arial" w:cs="Arial" w:eastAsia="Arial" w:hAnsi="Arial"/>
@@ -12859,7 +12877,7 @@
               <w:spacing w:after="10" w:before="0"/>
               <w:ind w:left="120"/>
             </w:pPr>
-            <w:hyperlink w:history="1" r:id="rIdlzaqljwkpohkyh76t5ihd">
+            <w:hyperlink w:history="1" r:id="rIdlfh53wjmwyoq2yxy2nxsz">
               <w:r>
                 <w:rPr>
                   <w:rFonts w:ascii="Arial" w:cs="Arial" w:eastAsia="Arial" w:hAnsi="Arial"/>
@@ -13054,7 +13072,7 @@
             <w:pPr>
               <w:spacing w:after="20" w:before="0"/>
             </w:pPr>
-            <w:hyperlink w:history="1" r:id="rIdpmfpxginfszehlzsoisrx">
+            <w:hyperlink w:history="1" r:id="rId0y-f2h8hfdl924ztmdsjv">
               <w:r>
                 <w:rPr>
                   <w:rFonts w:ascii="Arial" w:cs="Arial" w:eastAsia="Arial" w:hAnsi="Arial"/>
@@ -13087,7 +13105,7 @@
               <w:spacing w:after="10" w:before="0"/>
               <w:ind w:left="120"/>
             </w:pPr>
-            <w:hyperlink w:history="1" r:id="rIdjk7vowhclpt_zov1pxuwu">
+            <w:hyperlink w:history="1" r:id="rIdq5zca7z19xh4ybzdhx-_f">
               <w:r>
                 <w:rPr>
                   <w:rFonts w:ascii="Arial" w:cs="Arial" w:eastAsia="Arial" w:hAnsi="Arial"/>
@@ -13132,7 +13150,7 @@
             <w:pPr>
               <w:spacing w:after="20" w:before="0"/>
             </w:pPr>
-            <w:hyperlink w:history="1" r:id="rIdddz6iqvh5ibkgsjiqben7">
+            <w:hyperlink w:history="1" r:id="rIdj8amocoigbajiibbvt7cx">
               <w:r>
                 <w:rPr>
                   <w:rFonts w:ascii="Arial" w:cs="Arial" w:eastAsia="Arial" w:hAnsi="Arial"/>
@@ -13165,7 +13183,7 @@
               <w:spacing w:after="10" w:before="0"/>
               <w:ind w:left="120"/>
             </w:pPr>
-            <w:hyperlink w:history="1" r:id="rIdhdjmxr2dnr05nhxocwnat">
+            <w:hyperlink w:history="1" r:id="rIdh-s9an6vobztepivflfjp">
               <w:r>
                 <w:rPr>
                   <w:rFonts w:ascii="Arial" w:cs="Arial" w:eastAsia="Arial" w:hAnsi="Arial"/>
@@ -13360,7 +13378,7 @@
             <w:pPr>
               <w:spacing w:after="20" w:before="0"/>
             </w:pPr>
-            <w:hyperlink w:history="1" r:id="rIdwjitc5qf11hpl-9r7vsjc">
+            <w:hyperlink w:history="1" r:id="rIdnchlvzyet7r53cnkuznir">
               <w:r>
                 <w:rPr>
                   <w:rFonts w:ascii="Arial" w:cs="Arial" w:eastAsia="Arial" w:hAnsi="Arial"/>
@@ -13393,7 +13411,7 @@
               <w:spacing w:after="10" w:before="0"/>
               <w:ind w:left="120"/>
             </w:pPr>
-            <w:hyperlink w:history="1" r:id="rIdd6fmfso3pv-vsalcsifwq">
+            <w:hyperlink w:history="1" r:id="rIdrhfftsofgdwqvnpuzvinv">
               <w:r>
                 <w:rPr>
                   <w:rFonts w:ascii="Arial" w:cs="Arial" w:eastAsia="Arial" w:hAnsi="Arial"/>
@@ -13438,7 +13456,7 @@
             <w:pPr>
               <w:spacing w:after="20" w:before="0"/>
             </w:pPr>
-            <w:hyperlink w:history="1" r:id="rIdsra3en-ljsbnxnmlnam15">
+            <w:hyperlink w:history="1" r:id="rId6mxwnmb174rmt_fy3emor">
               <w:r>
                 <w:rPr>
                   <w:rFonts w:ascii="Arial" w:cs="Arial" w:eastAsia="Arial" w:hAnsi="Arial"/>
@@ -13471,7 +13489,7 @@
               <w:spacing w:after="10" w:before="0"/>
               <w:ind w:left="120"/>
             </w:pPr>
-            <w:hyperlink w:history="1" r:id="rIda2jpryr-ktoaviqdw7bia">
+            <w:hyperlink w:history="1" r:id="rIdocbmdgd-d8kl7edzeml-r">
               <w:r>
                 <w:rPr>
                   <w:rFonts w:ascii="Arial" w:cs="Arial" w:eastAsia="Arial" w:hAnsi="Arial"/>
@@ -14910,32 +14928,32 @@
         <w:tc>
           <w:tcPr>
             <w:tcW w:type="dxa" w:w="1520"/>
-            <w:shd w:fill="F2F2F2" w:color="auto" w:val="clear"/>
-            <w:tcMar>
-              <w:top w:type="dxa" w:w="60"/>
-              <w:left w:type="dxa" w:w="120"/>
-              <w:bottom w:type="dxa" w:w="60"/>
-              <w:right w:type="dxa" w:w="120"/>
-            </w:tcMar>
-            <w:vAlign w:val="top"/>
-          </w:tcPr>
-          <w:p>
-            <w:pPr>
-              <w:spacing w:after="40" w:before="0"/>
-              <w:jc w:val="left"/>
-            </w:pPr>
-            <w:r>
-              <w:rPr>
-                <w:rFonts w:ascii="Arial" w:cs="Arial" w:eastAsia="Arial" w:hAnsi="Arial"/>
-                <w:b/>
-                <w:bCs/>
-                <w:i w:val="false"/>
-                <w:iCs w:val="false"/>
-                <w:color w:val="000000"/>
-                <w:sz w:val="18"/>
-                <w:szCs w:val="18"/>
-              </w:rPr>
-              <w:t xml:space="preserve">Phase 1 — Predict</w:t>
+            <w:shd w:fill="EAD1F5" w:color="auto" w:val="clear"/>
+            <w:tcMar>
+              <w:top w:type="dxa" w:w="60"/>
+              <w:left w:type="dxa" w:w="120"/>
+              <w:bottom w:type="dxa" w:w="60"/>
+              <w:right w:type="dxa" w:w="120"/>
+            </w:tcMar>
+            <w:vAlign w:val="top"/>
+          </w:tcPr>
+          <w:p>
+            <w:pPr>
+              <w:spacing w:after="40" w:before="0"/>
+              <w:jc w:val="left"/>
+            </w:pPr>
+            <w:r>
+              <w:rPr>
+                <w:rFonts w:ascii="Arial" w:cs="Arial" w:eastAsia="Arial" w:hAnsi="Arial"/>
+                <w:b/>
+                <w:bCs/>
+                <w:i w:val="false"/>
+                <w:iCs w:val="false"/>
+                <w:color w:val="000000"/>
+                <w:sz w:val="18"/>
+                <w:szCs w:val="18"/>
+              </w:rPr>
+              <w:t xml:space="preserve">Predict Phase</w:t>
             </w:r>
           </w:p>
           <w:p>
@@ -14958,7 +14976,7 @@
             <w:pPr>
               <w:spacing w:after="20" w:before="0"/>
             </w:pPr>
-            <w:hyperlink w:history="1" r:id="rId25npv-ordrhickpg5x-sw">
+            <w:hyperlink w:history="1" r:id="rIdpb7-zdrursstl3txscdzh">
               <w:r>
                 <w:rPr>
                   <w:rFonts w:ascii="Arial" w:cs="Arial" w:eastAsia="Arial" w:hAnsi="Arial"/>
@@ -14991,7 +15009,7 @@
               <w:spacing w:after="10" w:before="0"/>
               <w:ind w:left="120"/>
             </w:pPr>
-            <w:hyperlink w:history="1" r:id="rIdgghk0hzfumoxnigbc5se9">
+            <w:hyperlink w:history="1" r:id="rIdao3571xei_q8buckvyizv">
               <w:r>
                 <w:rPr>
                   <w:rFonts w:ascii="Arial" w:cs="Arial" w:eastAsia="Arial" w:hAnsi="Arial"/>
@@ -15036,7 +15054,7 @@
             <w:pPr>
               <w:spacing w:after="20" w:before="0"/>
             </w:pPr>
-            <w:hyperlink w:history="1" r:id="rId6k1nvfs407hcoeq-iv6sz">
+            <w:hyperlink w:history="1" r:id="rIdsg3bkktvj1wtxijfsxjom">
               <w:r>
                 <w:rPr>
                   <w:rFonts w:ascii="Arial" w:cs="Arial" w:eastAsia="Arial" w:hAnsi="Arial"/>
@@ -15069,7 +15087,7 @@
               <w:spacing w:after="10" w:before="0"/>
               <w:ind w:left="120"/>
             </w:pPr>
-            <w:hyperlink w:history="1" r:id="rIdnvpxdmv14ky1pe2ogi1jj">
+            <w:hyperlink w:history="1" r:id="rIdip2c6dcrxp-4h0wtsgwmg">
               <w:r>
                 <w:rPr>
                   <w:rFonts w:ascii="Arial" w:cs="Arial" w:eastAsia="Arial" w:hAnsi="Arial"/>
@@ -15216,32 +15234,32 @@
         <w:tc>
           <w:tcPr>
             <w:tcW w:type="dxa" w:w="1520"/>
-            <w:shd w:fill="F2F2F2" w:color="auto" w:val="clear"/>
-            <w:tcMar>
-              <w:top w:type="dxa" w:w="60"/>
-              <w:left w:type="dxa" w:w="120"/>
-              <w:bottom w:type="dxa" w:w="60"/>
-              <w:right w:type="dxa" w:w="120"/>
-            </w:tcMar>
-            <w:vAlign w:val="top"/>
-          </w:tcPr>
-          <w:p>
-            <w:pPr>
-              <w:spacing w:after="40" w:before="0"/>
-              <w:jc w:val="left"/>
-            </w:pPr>
-            <w:r>
-              <w:rPr>
-                <w:rFonts w:ascii="Arial" w:cs="Arial" w:eastAsia="Arial" w:hAnsi="Arial"/>
-                <w:b/>
-                <w:bCs/>
-                <w:i w:val="false"/>
-                <w:iCs w:val="false"/>
-                <w:color w:val="000000"/>
-                <w:sz w:val="18"/>
-                <w:szCs w:val="18"/>
-              </w:rPr>
-              <w:t xml:space="preserve">Phase 2 — Observe</w:t>
+            <w:shd w:fill="D9EEF1" w:color="auto" w:val="clear"/>
+            <w:tcMar>
+              <w:top w:type="dxa" w:w="60"/>
+              <w:left w:type="dxa" w:w="120"/>
+              <w:bottom w:type="dxa" w:w="60"/>
+              <w:right w:type="dxa" w:w="120"/>
+            </w:tcMar>
+            <w:vAlign w:val="top"/>
+          </w:tcPr>
+          <w:p>
+            <w:pPr>
+              <w:spacing w:after="40" w:before="0"/>
+              <w:jc w:val="left"/>
+            </w:pPr>
+            <w:r>
+              <w:rPr>
+                <w:rFonts w:ascii="Arial" w:cs="Arial" w:eastAsia="Arial" w:hAnsi="Arial"/>
+                <w:b/>
+                <w:bCs/>
+                <w:i w:val="false"/>
+                <w:iCs w:val="false"/>
+                <w:color w:val="000000"/>
+                <w:sz w:val="18"/>
+                <w:szCs w:val="18"/>
+              </w:rPr>
+              <w:t xml:space="preserve">Observe Phase</w:t>
             </w:r>
           </w:p>
           <w:p>
@@ -15264,7 +15282,7 @@
             <w:pPr>
               <w:spacing w:after="20" w:before="0"/>
             </w:pPr>
-            <w:hyperlink w:history="1" r:id="rIdus34cejzsaey-mpjkuvtq">
+            <w:hyperlink w:history="1" r:id="rIdd4hr_wej8pq48lfkeel2z">
               <w:r>
                 <w:rPr>
                   <w:rFonts w:ascii="Arial" w:cs="Arial" w:eastAsia="Arial" w:hAnsi="Arial"/>
@@ -15297,7 +15315,7 @@
               <w:spacing w:after="10" w:before="0"/>
               <w:ind w:left="120"/>
             </w:pPr>
-            <w:hyperlink w:history="1" r:id="rId7i1uhnmb4qmlgvc2jcwmu">
+            <w:hyperlink w:history="1" r:id="rIdkdzshrus25tvgr98nnhic">
               <w:r>
                 <w:rPr>
                   <w:rFonts w:ascii="Arial" w:cs="Arial" w:eastAsia="Arial" w:hAnsi="Arial"/>
@@ -15342,7 +15360,7 @@
             <w:pPr>
               <w:spacing w:after="20" w:before="0"/>
             </w:pPr>
-            <w:hyperlink w:history="1" r:id="rIdked5qeoqhbmyy9uivjlv4">
+            <w:hyperlink w:history="1" r:id="rIdbjf5udpx55csipzm7vcnm">
               <w:r>
                 <w:rPr>
                   <w:rFonts w:ascii="Arial" w:cs="Arial" w:eastAsia="Arial" w:hAnsi="Arial"/>
@@ -15375,7 +15393,7 @@
               <w:spacing w:after="10" w:before="0"/>
               <w:ind w:left="120"/>
             </w:pPr>
-            <w:hyperlink w:history="1" r:id="rIdior4bkuiw66ztlbagbon5">
+            <w:hyperlink w:history="1" r:id="rIdksmzfzpkjfnkoqjsnpxvn">
               <w:r>
                 <w:rPr>
                   <w:rFonts w:ascii="Arial" w:cs="Arial" w:eastAsia="Arial" w:hAnsi="Arial"/>
@@ -15522,32 +15540,32 @@
         <w:tc>
           <w:tcPr>
             <w:tcW w:type="dxa" w:w="1520"/>
-            <w:shd w:fill="F2F2F2" w:color="auto" w:val="clear"/>
-            <w:tcMar>
-              <w:top w:type="dxa" w:w="60"/>
-              <w:left w:type="dxa" w:w="120"/>
-              <w:bottom w:type="dxa" w:w="60"/>
-              <w:right w:type="dxa" w:w="120"/>
-            </w:tcMar>
-            <w:vAlign w:val="top"/>
-          </w:tcPr>
-          <w:p>
-            <w:pPr>
-              <w:spacing w:after="40" w:before="0"/>
-              <w:jc w:val="left"/>
-            </w:pPr>
-            <w:r>
-              <w:rPr>
-                <w:rFonts w:ascii="Arial" w:cs="Arial" w:eastAsia="Arial" w:hAnsi="Arial"/>
-                <w:b/>
-                <w:bCs/>
-                <w:i w:val="false"/>
-                <w:iCs w:val="false"/>
-                <w:color w:val="000000"/>
-                <w:sz w:val="18"/>
-                <w:szCs w:val="18"/>
-              </w:rPr>
-              <w:t xml:space="preserve">Phase 3 — Explain</w:t>
+            <w:shd w:fill="E2EFDA" w:color="auto" w:val="clear"/>
+            <w:tcMar>
+              <w:top w:type="dxa" w:w="60"/>
+              <w:left w:type="dxa" w:w="120"/>
+              <w:bottom w:type="dxa" w:w="60"/>
+              <w:right w:type="dxa" w:w="120"/>
+            </w:tcMar>
+            <w:vAlign w:val="top"/>
+          </w:tcPr>
+          <w:p>
+            <w:pPr>
+              <w:spacing w:after="40" w:before="0"/>
+              <w:jc w:val="left"/>
+            </w:pPr>
+            <w:r>
+              <w:rPr>
+                <w:rFonts w:ascii="Arial" w:cs="Arial" w:eastAsia="Arial" w:hAnsi="Arial"/>
+                <w:b/>
+                <w:bCs/>
+                <w:i w:val="false"/>
+                <w:iCs w:val="false"/>
+                <w:color w:val="000000"/>
+                <w:sz w:val="18"/>
+                <w:szCs w:val="18"/>
+              </w:rPr>
+              <w:t xml:space="preserve">Explain Phase</w:t>
             </w:r>
           </w:p>
           <w:p>
@@ -15570,7 +15588,7 @@
             <w:pPr>
               <w:spacing w:after="20" w:before="0"/>
             </w:pPr>
-            <w:hyperlink w:history="1" r:id="rIdnau4rthulmb4twrxhmrhn">
+            <w:hyperlink w:history="1" r:id="rId7kmnuuur9qp1nekk1s8nd">
               <w:r>
                 <w:rPr>
                   <w:rFonts w:ascii="Arial" w:cs="Arial" w:eastAsia="Arial" w:hAnsi="Arial"/>
@@ -15603,7 +15621,7 @@
               <w:spacing w:after="10" w:before="0"/>
               <w:ind w:left="120"/>
             </w:pPr>
-            <w:hyperlink w:history="1" r:id="rId0i_wlgrqwsohc_hv8lohx">
+            <w:hyperlink w:history="1" r:id="rIdkuepigua4wmow277tetuk">
               <w:r>
                 <w:rPr>
                   <w:rFonts w:ascii="Arial" w:cs="Arial" w:eastAsia="Arial" w:hAnsi="Arial"/>
@@ -15648,7 +15666,7 @@
             <w:pPr>
               <w:spacing w:after="20" w:before="0"/>
             </w:pPr>
-            <w:hyperlink w:history="1" r:id="rId4pywn_q3ypnfgh-mzpnpm">
+            <w:hyperlink w:history="1" r:id="rIdjekxx7fwf-jlyvz6k4gje">
               <w:r>
                 <w:rPr>
                   <w:rFonts w:ascii="Arial" w:cs="Arial" w:eastAsia="Arial" w:hAnsi="Arial"/>
@@ -15681,7 +15699,7 @@
               <w:spacing w:after="10" w:before="0"/>
               <w:ind w:left="120"/>
             </w:pPr>
-            <w:hyperlink w:history="1" r:id="rIdkprd5tvneyze5liyhei0v">
+            <w:hyperlink w:history="1" r:id="rId36gegbmp36mjhovemijcf">
               <w:r>
                 <w:rPr>
                   <w:rFonts w:ascii="Arial" w:cs="Arial" w:eastAsia="Arial" w:hAnsi="Arial"/>
@@ -15828,32 +15846,32 @@
         <w:tc>
           <w:tcPr>
             <w:tcW w:type="dxa" w:w="1520"/>
-            <w:shd w:fill="F2F2F2" w:color="auto" w:val="clear"/>
-            <w:tcMar>
-              <w:top w:type="dxa" w:w="60"/>
-              <w:left w:type="dxa" w:w="120"/>
-              <w:bottom w:type="dxa" w:w="60"/>
-              <w:right w:type="dxa" w:w="120"/>
-            </w:tcMar>
-            <w:vAlign w:val="top"/>
-          </w:tcPr>
-          <w:p>
-            <w:pPr>
-              <w:spacing w:after="40" w:before="0"/>
-              <w:jc w:val="left"/>
-            </w:pPr>
-            <w:r>
-              <w:rPr>
-                <w:rFonts w:ascii="Arial" w:cs="Arial" w:eastAsia="Arial" w:hAnsi="Arial"/>
-                <w:b/>
-                <w:bCs/>
-                <w:i w:val="false"/>
-                <w:iCs w:val="false"/>
-                <w:color w:val="000000"/>
-                <w:sz w:val="18"/>
-                <w:szCs w:val="18"/>
-              </w:rPr>
-              <w:t xml:space="preserve">Phase 4 — Driving Question Board (DQB) Update</w:t>
+            <w:shd w:fill="FCE4D6" w:color="auto" w:val="clear"/>
+            <w:tcMar>
+              <w:top w:type="dxa" w:w="60"/>
+              <w:left w:type="dxa" w:w="120"/>
+              <w:bottom w:type="dxa" w:w="60"/>
+              <w:right w:type="dxa" w:w="120"/>
+            </w:tcMar>
+            <w:vAlign w:val="top"/>
+          </w:tcPr>
+          <w:p>
+            <w:pPr>
+              <w:spacing w:after="40" w:before="0"/>
+              <w:jc w:val="left"/>
+            </w:pPr>
+            <w:r>
+              <w:rPr>
+                <w:rFonts w:ascii="Arial" w:cs="Arial" w:eastAsia="Arial" w:hAnsi="Arial"/>
+                <w:b/>
+                <w:bCs/>
+                <w:i w:val="false"/>
+                <w:iCs w:val="false"/>
+                <w:color w:val="000000"/>
+                <w:sz w:val="18"/>
+                <w:szCs w:val="18"/>
+              </w:rPr>
+              <w:t xml:space="preserve">Driving Question Board (DQB) Creation</w:t>
             </w:r>
           </w:p>
           <w:p>
@@ -15876,7 +15894,7 @@
             <w:pPr>
               <w:spacing w:after="20" w:before="0"/>
             </w:pPr>
-            <w:hyperlink w:history="1" r:id="rIdkeywnzdott6roovd78wee">
+            <w:hyperlink w:history="1" r:id="rIdi-nrsiysyhcbos2z0jlnv">
               <w:r>
                 <w:rPr>
                   <w:rFonts w:ascii="Arial" w:cs="Arial" w:eastAsia="Arial" w:hAnsi="Arial"/>
@@ -15909,7 +15927,7 @@
               <w:spacing w:after="10" w:before="0"/>
               <w:ind w:left="120"/>
             </w:pPr>
-            <w:hyperlink w:history="1" r:id="rIdsulkf4s59bppfkal4l6iu">
+            <w:hyperlink w:history="1" r:id="rIdvabhkcv8nufz9ko6c2pdg">
               <w:r>
                 <w:rPr>
                   <w:rFonts w:ascii="Arial" w:cs="Arial" w:eastAsia="Arial" w:hAnsi="Arial"/>
@@ -15954,7 +15972,7 @@
             <w:pPr>
               <w:spacing w:after="20" w:before="0"/>
             </w:pPr>
-            <w:hyperlink w:history="1" r:id="rIddvzkc4vay8yerjqb8lhwf">
+            <w:hyperlink w:history="1" r:id="rIdycosnq9xlmvofxerrwkhd">
               <w:r>
                 <w:rPr>
                   <w:rFonts w:ascii="Arial" w:cs="Arial" w:eastAsia="Arial" w:hAnsi="Arial"/>
@@ -15987,7 +16005,7 @@
               <w:spacing w:after="10" w:before="0"/>
               <w:ind w:left="120"/>
             </w:pPr>
-            <w:hyperlink w:history="1" r:id="rIdkqdiderzww-ff-e6cz3vf">
+            <w:hyperlink w:history="1" r:id="rId111jbvonr6eb93jh_qoou">
               <w:r>
                 <w:rPr>
                   <w:rFonts w:ascii="Arial" w:cs="Arial" w:eastAsia="Arial" w:hAnsi="Arial"/>
@@ -16134,32 +16152,32 @@
         <w:tc>
           <w:tcPr>
             <w:tcW w:type="dxa" w:w="1520"/>
-            <w:shd w:fill="F2F2F2" w:color="auto" w:val="clear"/>
-            <w:tcMar>
-              <w:top w:type="dxa" w:w="60"/>
-              <w:left w:type="dxa" w:w="120"/>
-              <w:bottom w:type="dxa" w:w="60"/>
-              <w:right w:type="dxa" w:w="120"/>
-            </w:tcMar>
-            <w:vAlign w:val="top"/>
-          </w:tcPr>
-          <w:p>
-            <w:pPr>
-              <w:spacing w:after="40" w:before="0"/>
-              <w:jc w:val="left"/>
-            </w:pPr>
-            <w:r>
-              <w:rPr>
-                <w:rFonts w:ascii="Arial" w:cs="Arial" w:eastAsia="Arial" w:hAnsi="Arial"/>
-                <w:b/>
-                <w:bCs/>
-                <w:i w:val="false"/>
-                <w:iCs w:val="false"/>
-                <w:color w:val="000000"/>
-                <w:sz w:val="18"/>
-                <w:szCs w:val="18"/>
-              </w:rPr>
-              <w:t xml:space="preserve">Phase 5 — Model Building</w:t>
+            <w:shd w:fill="D5E8F0" w:color="auto" w:val="clear"/>
+            <w:tcMar>
+              <w:top w:type="dxa" w:w="60"/>
+              <w:left w:type="dxa" w:w="120"/>
+              <w:bottom w:type="dxa" w:w="60"/>
+              <w:right w:type="dxa" w:w="120"/>
+            </w:tcMar>
+            <w:vAlign w:val="top"/>
+          </w:tcPr>
+          <w:p>
+            <w:pPr>
+              <w:spacing w:after="40" w:before="0"/>
+              <w:jc w:val="left"/>
+            </w:pPr>
+            <w:r>
+              <w:rPr>
+                <w:rFonts w:ascii="Arial" w:cs="Arial" w:eastAsia="Arial" w:hAnsi="Arial"/>
+                <w:b/>
+                <w:bCs/>
+                <w:i w:val="false"/>
+                <w:iCs w:val="false"/>
+                <w:color w:val="000000"/>
+                <w:sz w:val="18"/>
+                <w:szCs w:val="18"/>
+              </w:rPr>
+              <w:t xml:space="preserve">Model Building Phase</w:t>
             </w:r>
           </w:p>
           <w:p>
@@ -16182,7 +16200,7 @@
             <w:pPr>
               <w:spacing w:after="20" w:before="0"/>
             </w:pPr>
-            <w:hyperlink w:history="1" r:id="rIdcumxzqqysks69am56wluj">
+            <w:hyperlink w:history="1" r:id="rId9fmwki8mnauaea6apqs1d">
               <w:r>
                 <w:rPr>
                   <w:rFonts w:ascii="Arial" w:cs="Arial" w:eastAsia="Arial" w:hAnsi="Arial"/>
@@ -16215,7 +16233,7 @@
               <w:spacing w:after="10" w:before="0"/>
               <w:ind w:left="120"/>
             </w:pPr>
-            <w:hyperlink w:history="1" r:id="rId_jslveskkgg2m2ntqd5tr">
+            <w:hyperlink w:history="1" r:id="rIdolojsugt8nadr3xsf-y0c">
               <w:r>
                 <w:rPr>
                   <w:rFonts w:ascii="Arial" w:cs="Arial" w:eastAsia="Arial" w:hAnsi="Arial"/>
@@ -16260,7 +16278,7 @@
             <w:pPr>
               <w:spacing w:after="20" w:before="0"/>
             </w:pPr>
-            <w:hyperlink w:history="1" r:id="rId9519hvuikmub7wf-kiajt">
+            <w:hyperlink w:history="1" r:id="rIdvleltb-qzorf_eapdwxzo">
               <w:r>
                 <w:rPr>
                   <w:rFonts w:ascii="Arial" w:cs="Arial" w:eastAsia="Arial" w:hAnsi="Arial"/>
@@ -16293,7 +16311,7 @@
               <w:spacing w:after="10" w:before="0"/>
               <w:ind w:left="120"/>
             </w:pPr>
-            <w:hyperlink w:history="1" r:id="rIdtvibnm17stk489amtp3tg">
+            <w:hyperlink w:history="1" r:id="rId2z12btxt8gqfzsxbuzrmb">
               <w:r>
                 <w:rPr>
                   <w:rFonts w:ascii="Arial" w:cs="Arial" w:eastAsia="Arial" w:hAnsi="Arial"/>
@@ -17388,7 +17406,25 @@
             </w:tcMar>
             <w:vAlign w:val="top"/>
           </w:tcPr>
-          <w:p/>
+          <w:p>
+            <w:pPr>
+              <w:spacing w:after="40" w:before="0"/>
+              <w:jc w:val="left"/>
+            </w:pPr>
+            <w:r>
+              <w:rPr>
+                <w:rFonts w:ascii="Arial" w:cs="Arial" w:eastAsia="Arial" w:hAnsi="Arial"/>
+                <w:b w:val="false"/>
+                <w:bCs w:val="false"/>
+                <w:i w:val="false"/>
+                <w:iCs w:val="false"/>
+                <w:color w:val="000000"/>
+                <w:sz w:val="18"/>
+                <w:szCs w:val="18"/>
+              </w:rPr>
+              <w:t xml:space="preserve">No physical hazards. If students are asked to move desks for a role-play simulation, remind them to move carefully. Ensure no student is singled out if they have never seen the ocean; frame Mombasa and Lake Victoria as shared Kenyan cultural knowledge.</w:t>
+            </w:r>
+          </w:p>
         </w:tc>
       </w:tr>
     </w:tbl>
@@ -17762,7 +17798,7 @@
             <w:pPr>
               <w:spacing w:after="20" w:before="0"/>
             </w:pPr>
-            <w:hyperlink w:history="1" r:id="rIdpiibctdky6sgtocz6wqzz">
+            <w:hyperlink w:history="1" r:id="rIdqmklnokb_zq5jfikpytsx">
               <w:r>
                 <w:rPr>
                   <w:rFonts w:ascii="Arial" w:cs="Arial" w:eastAsia="Arial" w:hAnsi="Arial"/>
@@ -17795,7 +17831,7 @@
               <w:spacing w:after="10" w:before="0"/>
               <w:ind w:left="120"/>
             </w:pPr>
-            <w:hyperlink w:history="1" r:id="rIdscmblot31mijzy5iwjwy5">
+            <w:hyperlink w:history="1" r:id="rIdrerco4pu7xwuaddntizkq">
               <w:r>
                 <w:rPr>
                   <w:rFonts w:ascii="Arial" w:cs="Arial" w:eastAsia="Arial" w:hAnsi="Arial"/>
@@ -17840,7 +17876,7 @@
             <w:pPr>
               <w:spacing w:after="20" w:before="0"/>
             </w:pPr>
-            <w:hyperlink w:history="1" r:id="rIdfhg26yc1jfhysjteeox5e">
+            <w:hyperlink w:history="1" r:id="rIdtaqi51wizfn-geg6efy1k">
               <w:r>
                 <w:rPr>
                   <w:rFonts w:ascii="Arial" w:cs="Arial" w:eastAsia="Arial" w:hAnsi="Arial"/>
@@ -17873,7 +17909,7 @@
               <w:spacing w:after="10" w:before="0"/>
               <w:ind w:left="120"/>
             </w:pPr>
-            <w:hyperlink w:history="1" r:id="rIdxxqlyqkpaq_ha4lnpca-5">
+            <w:hyperlink w:history="1" r:id="rIdbowbcyijs3angzy3vfdf_">
               <w:r>
                 <w:rPr>
                   <w:rFonts w:ascii="Arial" w:cs="Arial" w:eastAsia="Arial" w:hAnsi="Arial"/>
@@ -18068,7 +18104,7 @@
             <w:pPr>
               <w:spacing w:after="20" w:before="0"/>
             </w:pPr>
-            <w:hyperlink w:history="1" r:id="rIddgno_k979lb6v6eujqesd">
+            <w:hyperlink w:history="1" r:id="rIdollujaav64v4ggl2subiv">
               <w:r>
                 <w:rPr>
                   <w:rFonts w:ascii="Arial" w:cs="Arial" w:eastAsia="Arial" w:hAnsi="Arial"/>
@@ -18101,7 +18137,7 @@
               <w:spacing w:after="10" w:before="0"/>
               <w:ind w:left="120"/>
             </w:pPr>
-            <w:hyperlink w:history="1" r:id="rIdwiuhlohxi6octn915zuzb">
+            <w:hyperlink w:history="1" r:id="rId8vteew2lgnue8kdk_x5l4">
               <w:r>
                 <w:rPr>
                   <w:rFonts w:ascii="Arial" w:cs="Arial" w:eastAsia="Arial" w:hAnsi="Arial"/>
@@ -18146,7 +18182,7 @@
             <w:pPr>
               <w:spacing w:after="20" w:before="0"/>
             </w:pPr>
-            <w:hyperlink w:history="1" r:id="rIdo9ieudkiac8uf01tjsrri">
+            <w:hyperlink w:history="1" r:id="rIdwrxxqozhosednso5f2dun">
               <w:r>
                 <w:rPr>
                   <w:rFonts w:ascii="Arial" w:cs="Arial" w:eastAsia="Arial" w:hAnsi="Arial"/>
@@ -18179,7 +18215,7 @@
               <w:spacing w:after="10" w:before="0"/>
               <w:ind w:left="120"/>
             </w:pPr>
-            <w:hyperlink w:history="1" r:id="rIdgyilgc24_ltul3j6kjtzx">
+            <w:hyperlink w:history="1" r:id="rIdk6y1zmakbbvjsjftncvij">
               <w:r>
                 <w:rPr>
                   <w:rFonts w:ascii="Arial" w:cs="Arial" w:eastAsia="Arial" w:hAnsi="Arial"/>
@@ -18374,7 +18410,7 @@
             <w:pPr>
               <w:spacing w:after="20" w:before="0"/>
             </w:pPr>
-            <w:hyperlink w:history="1" r:id="rId7f_kppjqbh62gxisif8oz">
+            <w:hyperlink w:history="1" r:id="rIdh4qeunxlmyrolms83br9r">
               <w:r>
                 <w:rPr>
                   <w:rFonts w:ascii="Arial" w:cs="Arial" w:eastAsia="Arial" w:hAnsi="Arial"/>
@@ -18407,7 +18443,7 @@
               <w:spacing w:after="10" w:before="0"/>
               <w:ind w:left="120"/>
             </w:pPr>
-            <w:hyperlink w:history="1" r:id="rIdzxtezhams-cpqp3tsbz_v">
+            <w:hyperlink w:history="1" r:id="rIdmqgh6dmllxsgom4zvexjn">
               <w:r>
                 <w:rPr>
                   <w:rFonts w:ascii="Arial" w:cs="Arial" w:eastAsia="Arial" w:hAnsi="Arial"/>
@@ -18452,7 +18488,7 @@
             <w:pPr>
               <w:spacing w:after="20" w:before="0"/>
             </w:pPr>
-            <w:hyperlink w:history="1" r:id="rIdn9kdukz0ceajykoqzlhki">
+            <w:hyperlink w:history="1" r:id="rIdv8lwfc4r7zikmhzogeiur">
               <w:r>
                 <w:rPr>
                   <w:rFonts w:ascii="Arial" w:cs="Arial" w:eastAsia="Arial" w:hAnsi="Arial"/>
@@ -18485,7 +18521,7 @@
               <w:spacing w:after="10" w:before="0"/>
               <w:ind w:left="120"/>
             </w:pPr>
-            <w:hyperlink w:history="1" r:id="rIdqxouusnr7mdpsz1vdfgo1">
+            <w:hyperlink w:history="1" r:id="rIdzkhcziejdtalzulpkn1as">
               <w:r>
                 <w:rPr>
                   <w:rFonts w:ascii="Arial" w:cs="Arial" w:eastAsia="Arial" w:hAnsi="Arial"/>
@@ -18680,7 +18716,7 @@
             <w:pPr>
               <w:spacing w:after="20" w:before="0"/>
             </w:pPr>
-            <w:hyperlink w:history="1" r:id="rIdobkhytifqjcyx6c9k0kq3">
+            <w:hyperlink w:history="1" r:id="rIdu3mcpfns58gd7qakddt1z">
               <w:r>
                 <w:rPr>
                   <w:rFonts w:ascii="Arial" w:cs="Arial" w:eastAsia="Arial" w:hAnsi="Arial"/>
@@ -18713,7 +18749,7 @@
               <w:spacing w:after="10" w:before="0"/>
               <w:ind w:left="120"/>
             </w:pPr>
-            <w:hyperlink w:history="1" r:id="rIdirfhbcmzllewb1ghwugvi">
+            <w:hyperlink w:history="1" r:id="rId3yca50bvni1nuylhmukxp">
               <w:r>
                 <w:rPr>
                   <w:rFonts w:ascii="Arial" w:cs="Arial" w:eastAsia="Arial" w:hAnsi="Arial"/>
@@ -18758,7 +18794,7 @@
             <w:pPr>
               <w:spacing w:after="20" w:before="0"/>
             </w:pPr>
-            <w:hyperlink w:history="1" r:id="rIdljhrav6gu8oejswg0p2kz">
+            <w:hyperlink w:history="1" r:id="rId-fqcvevromvn_aay7l3gv">
               <w:r>
                 <w:rPr>
                   <w:rFonts w:ascii="Arial" w:cs="Arial" w:eastAsia="Arial" w:hAnsi="Arial"/>
@@ -18791,7 +18827,7 @@
               <w:spacing w:after="10" w:before="0"/>
               <w:ind w:left="120"/>
             </w:pPr>
-            <w:hyperlink w:history="1" r:id="rIdovkdzujbegav5lxhoacek">
+            <w:hyperlink w:history="1" r:id="rIdgicgwpe2fp2u4lgrqpt1x">
               <w:r>
                 <w:rPr>
                   <w:rFonts w:ascii="Arial" w:cs="Arial" w:eastAsia="Arial" w:hAnsi="Arial"/>
@@ -18986,7 +19022,7 @@
             <w:pPr>
               <w:spacing w:after="20" w:before="0"/>
             </w:pPr>
-            <w:hyperlink w:history="1" r:id="rIdyy28pzxnm9jfvm_tz2xwm">
+            <w:hyperlink w:history="1" r:id="rIdnw0wym4msw08ydirvqbtr">
               <w:r>
                 <w:rPr>
                   <w:rFonts w:ascii="Arial" w:cs="Arial" w:eastAsia="Arial" w:hAnsi="Arial"/>
@@ -19019,7 +19055,7 @@
               <w:spacing w:after="10" w:before="0"/>
               <w:ind w:left="120"/>
             </w:pPr>
-            <w:hyperlink w:history="1" r:id="rIdgezfukwqckkq1sleog1yj">
+            <w:hyperlink w:history="1" r:id="rIdckdw4sgsvp9ht3qpf4m1b">
               <w:r>
                 <w:rPr>
                   <w:rFonts w:ascii="Arial" w:cs="Arial" w:eastAsia="Arial" w:hAnsi="Arial"/>
@@ -19064,7 +19100,7 @@
             <w:pPr>
               <w:spacing w:after="20" w:before="0"/>
             </w:pPr>
-            <w:hyperlink w:history="1" r:id="rId4pzvwijd_d5hlpzx08lex">
+            <w:hyperlink w:history="1" r:id="rIdidqgimvwtvaejfo-wqpcq">
               <w:r>
                 <w:rPr>
                   <w:rFonts w:ascii="Arial" w:cs="Arial" w:eastAsia="Arial" w:hAnsi="Arial"/>
@@ -19097,7 +19133,7 @@
               <w:spacing w:after="10" w:before="0"/>
               <w:ind w:left="120"/>
             </w:pPr>
-            <w:hyperlink w:history="1" r:id="rIdtinrkedltjr0q3ecpe_is">
+            <w:hyperlink w:history="1" r:id="rId4tdg6shvude7jnos-ll64">
               <w:r>
                 <w:rPr>
                   <w:rFonts w:ascii="Arial" w:cs="Arial" w:eastAsia="Arial" w:hAnsi="Arial"/>
@@ -20192,7 +20228,25 @@
             </w:tcMar>
             <w:vAlign w:val="top"/>
           </w:tcPr>
-          <w:p/>
+          <w:p>
+            <w:pPr>
+              <w:spacing w:after="40" w:before="0"/>
+              <w:jc w:val="left"/>
+            </w:pPr>
+            <w:r>
+              <w:rPr>
+                <w:rFonts w:ascii="Arial" w:cs="Arial" w:eastAsia="Arial" w:hAnsi="Arial"/>
+                <w:b w:val="false"/>
+                <w:bCs w:val="false"/>
+                <w:i w:val="false"/>
+                <w:iCs w:val="false"/>
+                <w:color w:val="000000"/>
+                <w:sz w:val="18"/>
+                <w:szCs w:val="18"/>
+              </w:rPr>
+              <w:t xml:space="preserve">Strictly warn learners never to point any optical instrument — including binoculars, refracting telescopes, or even naked eyes — directly at the Sun. Solar observation requires certified solar filters. During simulation and video work, ensure screen brightness is comfortable and learners who experience photosensitivity are seated appropriately.</w:t>
+            </w:r>
+          </w:p>
         </w:tc>
       </w:tr>
     </w:tbl>
@@ -20566,7 +20620,7 @@
             <w:pPr>
               <w:spacing w:after="20" w:before="0"/>
             </w:pPr>
-            <w:hyperlink w:history="1" r:id="rIdz1x-5nxggjm4zerw9uzcj">
+            <w:hyperlink w:history="1" r:id="rIdo-afl14khf98gohznzghd">
               <w:r>
                 <w:rPr>
                   <w:rFonts w:ascii="Arial" w:cs="Arial" w:eastAsia="Arial" w:hAnsi="Arial"/>
@@ -20599,7 +20653,7 @@
               <w:spacing w:after="10" w:before="0"/>
               <w:ind w:left="120"/>
             </w:pPr>
-            <w:hyperlink w:history="1" r:id="rId4yokf0jvfjzmnw8gjzd2p">
+            <w:hyperlink w:history="1" r:id="rIdvop9u4hcqinc0eg1gbmj-">
               <w:r>
                 <w:rPr>
                   <w:rFonts w:ascii="Arial" w:cs="Arial" w:eastAsia="Arial" w:hAnsi="Arial"/>
@@ -20644,7 +20698,7 @@
             <w:pPr>
               <w:spacing w:after="20" w:before="0"/>
             </w:pPr>
-            <w:hyperlink w:history="1" r:id="rIde77vxsqn7lq1owbcx14-q">
+            <w:hyperlink w:history="1" r:id="rIdnkn-rf492ar3jappjtuzz">
               <w:r>
                 <w:rPr>
                   <w:rFonts w:ascii="Arial" w:cs="Arial" w:eastAsia="Arial" w:hAnsi="Arial"/>
@@ -20677,7 +20731,7 @@
               <w:spacing w:after="10" w:before="0"/>
               <w:ind w:left="120"/>
             </w:pPr>
-            <w:hyperlink w:history="1" r:id="rIdpiocwcw45nj6zom-7dfal">
+            <w:hyperlink w:history="1" r:id="rIduz74d5-mignphj6zbljvu">
               <w:r>
                 <w:rPr>
                   <w:rFonts w:ascii="Arial" w:cs="Arial" w:eastAsia="Arial" w:hAnsi="Arial"/>
@@ -20872,7 +20926,7 @@
             <w:pPr>
               <w:spacing w:after="20" w:before="0"/>
             </w:pPr>
-            <w:hyperlink w:history="1" r:id="rIdxa8hmglsqczghfhqip4rt">
+            <w:hyperlink w:history="1" r:id="rIdx8dgmoqmcigdo9itogpvm">
               <w:r>
                 <w:rPr>
                   <w:rFonts w:ascii="Arial" w:cs="Arial" w:eastAsia="Arial" w:hAnsi="Arial"/>
@@ -20905,7 +20959,7 @@
               <w:spacing w:after="10" w:before="0"/>
               <w:ind w:left="120"/>
             </w:pPr>
-            <w:hyperlink w:history="1" r:id="rIdlo8ozkwfg4sgpk-cfmint">
+            <w:hyperlink w:history="1" r:id="rIdftftu6kdsz1vyfxoyqiod">
               <w:r>
                 <w:rPr>
                   <w:rFonts w:ascii="Arial" w:cs="Arial" w:eastAsia="Arial" w:hAnsi="Arial"/>
@@ -20950,7 +21004,7 @@
             <w:pPr>
               <w:spacing w:after="20" w:before="0"/>
             </w:pPr>
-            <w:hyperlink w:history="1" r:id="rIdrbgyb1cgzxyfn6hqmsyk4">
+            <w:hyperlink w:history="1" r:id="rIddatnlhldmesdr3y1vo7n0">
               <w:r>
                 <w:rPr>
                   <w:rFonts w:ascii="Arial" w:cs="Arial" w:eastAsia="Arial" w:hAnsi="Arial"/>
@@ -20983,7 +21037,7 @@
               <w:spacing w:after="10" w:before="0"/>
               <w:ind w:left="120"/>
             </w:pPr>
-            <w:hyperlink w:history="1" r:id="rIdekbcge25wqmzcuxn8vbvt">
+            <w:hyperlink w:history="1" r:id="rIdcotouuvaq7ivwpimx1tiz">
               <w:r>
                 <w:rPr>
                   <w:rFonts w:ascii="Arial" w:cs="Arial" w:eastAsia="Arial" w:hAnsi="Arial"/>
@@ -21178,7 +21232,7 @@
             <w:pPr>
               <w:spacing w:after="20" w:before="0"/>
             </w:pPr>
-            <w:hyperlink w:history="1" r:id="rIdaoayjugabzooqoxwhl-rs">
+            <w:hyperlink w:history="1" r:id="rIdamfzpqrtigfztakm6tooe">
               <w:r>
                 <w:rPr>
                   <w:rFonts w:ascii="Arial" w:cs="Arial" w:eastAsia="Arial" w:hAnsi="Arial"/>
@@ -21211,7 +21265,7 @@
               <w:spacing w:after="10" w:before="0"/>
               <w:ind w:left="120"/>
             </w:pPr>
-            <w:hyperlink w:history="1" r:id="rIdkv5fzbojhx8xo0vpwma0b">
+            <w:hyperlink w:history="1" r:id="rIdcmqji6wns7xps4vamlvs6">
               <w:r>
                 <w:rPr>
                   <w:rFonts w:ascii="Arial" w:cs="Arial" w:eastAsia="Arial" w:hAnsi="Arial"/>
@@ -21256,7 +21310,7 @@
             <w:pPr>
               <w:spacing w:after="20" w:before="0"/>
             </w:pPr>
-            <w:hyperlink w:history="1" r:id="rIdefzcqbcmmmqw-yazlmjd5">
+            <w:hyperlink w:history="1" r:id="rIdu2zgfnhbtgbdauyogckcl">
               <w:r>
                 <w:rPr>
                   <w:rFonts w:ascii="Arial" w:cs="Arial" w:eastAsia="Arial" w:hAnsi="Arial"/>
@@ -21289,7 +21343,7 @@
               <w:spacing w:after="10" w:before="0"/>
               <w:ind w:left="120"/>
             </w:pPr>
-            <w:hyperlink w:history="1" r:id="rIdcp-zfs-fdfhjljlbaf2hx">
+            <w:hyperlink w:history="1" r:id="rIdql15ykjmsh_os1k-qxch2">
               <w:r>
                 <w:rPr>
                   <w:rFonts w:ascii="Arial" w:cs="Arial" w:eastAsia="Arial" w:hAnsi="Arial"/>
@@ -21484,7 +21538,7 @@
             <w:pPr>
               <w:spacing w:after="20" w:before="0"/>
             </w:pPr>
-            <w:hyperlink w:history="1" r:id="rIdkfd8mm1zhsorejuesk4u7">
+            <w:hyperlink w:history="1" r:id="rIdwm03dej81zlu5rwbm5i1q">
               <w:r>
                 <w:rPr>
                   <w:rFonts w:ascii="Arial" w:cs="Arial" w:eastAsia="Arial" w:hAnsi="Arial"/>
@@ -21517,7 +21571,7 @@
               <w:spacing w:after="10" w:before="0"/>
               <w:ind w:left="120"/>
             </w:pPr>
-            <w:hyperlink w:history="1" r:id="rIdmuijssue36gx-5h-upoju">
+            <w:hyperlink w:history="1" r:id="rId_xbcmiutbrkopbxe0c7n1">
               <w:r>
                 <w:rPr>
                   <w:rFonts w:ascii="Arial" w:cs="Arial" w:eastAsia="Arial" w:hAnsi="Arial"/>
@@ -21562,7 +21616,7 @@
             <w:pPr>
               <w:spacing w:after="20" w:before="0"/>
             </w:pPr>
-            <w:hyperlink w:history="1" r:id="rIdgthynb2lh1fxjylw1--kj">
+            <w:hyperlink w:history="1" r:id="rIdd_ba-l-ku3kqmnqra2eos">
               <w:r>
                 <w:rPr>
                   <w:rFonts w:ascii="Arial" w:cs="Arial" w:eastAsia="Arial" w:hAnsi="Arial"/>
@@ -21595,7 +21649,7 @@
               <w:spacing w:after="10" w:before="0"/>
               <w:ind w:left="120"/>
             </w:pPr>
-            <w:hyperlink w:history="1" r:id="rIdx_wlj2n-oswu0ko2zno43">
+            <w:hyperlink w:history="1" r:id="rIdnt3iube79vrslsry8ga7z">
               <w:r>
                 <w:rPr>
                   <w:rFonts w:ascii="Arial" w:cs="Arial" w:eastAsia="Arial" w:hAnsi="Arial"/>
@@ -21790,7 +21844,7 @@
             <w:pPr>
               <w:spacing w:after="20" w:before="0"/>
             </w:pPr>
-            <w:hyperlink w:history="1" r:id="rIdcdjwcqikxlcoeo6vthmic">
+            <w:hyperlink w:history="1" r:id="rIddspgrm2yop0bkj-uasl5w">
               <w:r>
                 <w:rPr>
                   <w:rFonts w:ascii="Arial" w:cs="Arial" w:eastAsia="Arial" w:hAnsi="Arial"/>
@@ -21823,7 +21877,7 @@
               <w:spacing w:after="10" w:before="0"/>
               <w:ind w:left="120"/>
             </w:pPr>
-            <w:hyperlink w:history="1" r:id="rId-5sq1sijoqzo7snilmgah">
+            <w:hyperlink w:history="1" r:id="rIddasbzvhdbtoe5agmtpnkk">
               <w:r>
                 <w:rPr>
                   <w:rFonts w:ascii="Arial" w:cs="Arial" w:eastAsia="Arial" w:hAnsi="Arial"/>
@@ -21868,7 +21922,7 @@
             <w:pPr>
               <w:spacing w:after="20" w:before="0"/>
             </w:pPr>
-            <w:hyperlink w:history="1" r:id="rIdhuan1gjadob-whh2_9ird">
+            <w:hyperlink w:history="1" r:id="rIdxzpdtklvb9tjs_c50wi2x">
               <w:r>
                 <w:rPr>
                   <w:rFonts w:ascii="Arial" w:cs="Arial" w:eastAsia="Arial" w:hAnsi="Arial"/>
@@ -21901,7 +21955,7 @@
               <w:spacing w:after="10" w:before="0"/>
               <w:ind w:left="120"/>
             </w:pPr>
-            <w:hyperlink w:history="1" r:id="rIdaeilvvgpii2ageui1rcqp">
+            <w:hyperlink w:history="1" r:id="rIdwcq9tbn7cv6vrlf8pd1-w">
               <w:r>
                 <w:rPr>
                   <w:rFonts w:ascii="Arial" w:cs="Arial" w:eastAsia="Arial" w:hAnsi="Arial"/>
@@ -23322,32 +23376,32 @@
         <w:tc>
           <w:tcPr>
             <w:tcW w:type="dxa" w:w="1520"/>
-            <w:shd w:fill="F2F2F2" w:color="auto" w:val="clear"/>
-            <w:tcMar>
-              <w:top w:type="dxa" w:w="60"/>
-              <w:left w:type="dxa" w:w="120"/>
-              <w:bottom w:type="dxa" w:w="60"/>
-              <w:right w:type="dxa" w:w="120"/>
-            </w:tcMar>
-            <w:vAlign w:val="top"/>
-          </w:tcPr>
-          <w:p>
-            <w:pPr>
-              <w:spacing w:after="40" w:before="0"/>
-              <w:jc w:val="left"/>
-            </w:pPr>
-            <w:r>
-              <w:rPr>
-                <w:rFonts w:ascii="Arial" w:cs="Arial" w:eastAsia="Arial" w:hAnsi="Arial"/>
-                <w:b/>
-                <w:bCs/>
-                <w:i w:val="false"/>
-                <w:iCs w:val="false"/>
-                <w:color w:val="000000"/>
-                <w:sz w:val="18"/>
-                <w:szCs w:val="18"/>
-              </w:rPr>
-              <w:t xml:space="preserve">Phase 1 — Predict</w:t>
+            <w:shd w:fill="EAD1F5" w:color="auto" w:val="clear"/>
+            <w:tcMar>
+              <w:top w:type="dxa" w:w="60"/>
+              <w:left w:type="dxa" w:w="120"/>
+              <w:bottom w:type="dxa" w:w="60"/>
+              <w:right w:type="dxa" w:w="120"/>
+            </w:tcMar>
+            <w:vAlign w:val="top"/>
+          </w:tcPr>
+          <w:p>
+            <w:pPr>
+              <w:spacing w:after="40" w:before="0"/>
+              <w:jc w:val="left"/>
+            </w:pPr>
+            <w:r>
+              <w:rPr>
+                <w:rFonts w:ascii="Arial" w:cs="Arial" w:eastAsia="Arial" w:hAnsi="Arial"/>
+                <w:b/>
+                <w:bCs/>
+                <w:i w:val="false"/>
+                <w:iCs w:val="false"/>
+                <w:color w:val="000000"/>
+                <w:sz w:val="18"/>
+                <w:szCs w:val="18"/>
+              </w:rPr>
+              <w:t xml:space="preserve">Predict Phase</w:t>
             </w:r>
           </w:p>
           <w:p>
@@ -23370,7 +23424,7 @@
             <w:pPr>
               <w:spacing w:after="20" w:before="0"/>
             </w:pPr>
-            <w:hyperlink w:history="1" r:id="rIdafl1du8usqtpndrdvbfm_">
+            <w:hyperlink w:history="1" r:id="rId_-fdg4bd4uizqxerjq9gg">
               <w:r>
                 <w:rPr>
                   <w:rFonts w:ascii="Arial" w:cs="Arial" w:eastAsia="Arial" w:hAnsi="Arial"/>
@@ -23403,7 +23457,7 @@
               <w:spacing w:after="10" w:before="0"/>
               <w:ind w:left="120"/>
             </w:pPr>
-            <w:hyperlink w:history="1" r:id="rIdql8ktwseija1m3rdvri4u">
+            <w:hyperlink w:history="1" r:id="rIdhm09hib0zvvex_hhh6cmf">
               <w:r>
                 <w:rPr>
                   <w:rFonts w:ascii="Arial" w:cs="Arial" w:eastAsia="Arial" w:hAnsi="Arial"/>
@@ -23448,7 +23502,7 @@
             <w:pPr>
               <w:spacing w:after="20" w:before="0"/>
             </w:pPr>
-            <w:hyperlink w:history="1" r:id="rIdjeqyfyr_mwnmawpjensbr">
+            <w:hyperlink w:history="1" r:id="rIdf55y2lo_fwhupcwzr3lck">
               <w:r>
                 <w:rPr>
                   <w:rFonts w:ascii="Arial" w:cs="Arial" w:eastAsia="Arial" w:hAnsi="Arial"/>
@@ -23481,7 +23535,7 @@
               <w:spacing w:after="10" w:before="0"/>
               <w:ind w:left="120"/>
             </w:pPr>
-            <w:hyperlink w:history="1" r:id="rIdp5dlkiv_0-l-7gwgcsdwo">
+            <w:hyperlink w:history="1" r:id="rIdehjyvoyxxgspkxs0h6sn0">
               <w:r>
                 <w:rPr>
                   <w:rFonts w:ascii="Arial" w:cs="Arial" w:eastAsia="Arial" w:hAnsi="Arial"/>
@@ -23628,32 +23682,32 @@
         <w:tc>
           <w:tcPr>
             <w:tcW w:type="dxa" w:w="1520"/>
-            <w:shd w:fill="F2F2F2" w:color="auto" w:val="clear"/>
-            <w:tcMar>
-              <w:top w:type="dxa" w:w="60"/>
-              <w:left w:type="dxa" w:w="120"/>
-              <w:bottom w:type="dxa" w:w="60"/>
-              <w:right w:type="dxa" w:w="120"/>
-            </w:tcMar>
-            <w:vAlign w:val="top"/>
-          </w:tcPr>
-          <w:p>
-            <w:pPr>
-              <w:spacing w:after="40" w:before="0"/>
-              <w:jc w:val="left"/>
-            </w:pPr>
-            <w:r>
-              <w:rPr>
-                <w:rFonts w:ascii="Arial" w:cs="Arial" w:eastAsia="Arial" w:hAnsi="Arial"/>
-                <w:b/>
-                <w:bCs/>
-                <w:i w:val="false"/>
-                <w:iCs w:val="false"/>
-                <w:color w:val="000000"/>
-                <w:sz w:val="18"/>
-                <w:szCs w:val="18"/>
-              </w:rPr>
-              <w:t xml:space="preserve">Phase 2 — Observe</w:t>
+            <w:shd w:fill="D9EEF1" w:color="auto" w:val="clear"/>
+            <w:tcMar>
+              <w:top w:type="dxa" w:w="60"/>
+              <w:left w:type="dxa" w:w="120"/>
+              <w:bottom w:type="dxa" w:w="60"/>
+              <w:right w:type="dxa" w:w="120"/>
+            </w:tcMar>
+            <w:vAlign w:val="top"/>
+          </w:tcPr>
+          <w:p>
+            <w:pPr>
+              <w:spacing w:after="40" w:before="0"/>
+              <w:jc w:val="left"/>
+            </w:pPr>
+            <w:r>
+              <w:rPr>
+                <w:rFonts w:ascii="Arial" w:cs="Arial" w:eastAsia="Arial" w:hAnsi="Arial"/>
+                <w:b/>
+                <w:bCs/>
+                <w:i w:val="false"/>
+                <w:iCs w:val="false"/>
+                <w:color w:val="000000"/>
+                <w:sz w:val="18"/>
+                <w:szCs w:val="18"/>
+              </w:rPr>
+              <w:t xml:space="preserve">Observe Phase</w:t>
             </w:r>
           </w:p>
           <w:p>
@@ -23676,7 +23730,7 @@
             <w:pPr>
               <w:spacing w:after="20" w:before="0"/>
             </w:pPr>
-            <w:hyperlink w:history="1" r:id="rIdkmhtncrxyf5qtsw-zm4xl">
+            <w:hyperlink w:history="1" r:id="rId48jq0mvdcygpxxsjtqd1w">
               <w:r>
                 <w:rPr>
                   <w:rFonts w:ascii="Arial" w:cs="Arial" w:eastAsia="Arial" w:hAnsi="Arial"/>
@@ -23709,7 +23763,7 @@
               <w:spacing w:after="10" w:before="0"/>
               <w:ind w:left="120"/>
             </w:pPr>
-            <w:hyperlink w:history="1" r:id="rIdhp0reha0_7iplzfylvtvg">
+            <w:hyperlink w:history="1" r:id="rIdy45u_uuheodul13vxbxgr">
               <w:r>
                 <w:rPr>
                   <w:rFonts w:ascii="Arial" w:cs="Arial" w:eastAsia="Arial" w:hAnsi="Arial"/>
@@ -23754,7 +23808,7 @@
             <w:pPr>
               <w:spacing w:after="20" w:before="0"/>
             </w:pPr>
-            <w:hyperlink w:history="1" r:id="rIdxygcsbmn7zfynachjbxvl">
+            <w:hyperlink w:history="1" r:id="rIdwxxd3rvynhqrot3u722aj">
               <w:r>
                 <w:rPr>
                   <w:rFonts w:ascii="Arial" w:cs="Arial" w:eastAsia="Arial" w:hAnsi="Arial"/>
@@ -23787,7 +23841,7 @@
               <w:spacing w:after="10" w:before="0"/>
               <w:ind w:left="120"/>
             </w:pPr>
-            <w:hyperlink w:history="1" r:id="rIdkuo1qocpkmn40ex1lf6hj">
+            <w:hyperlink w:history="1" r:id="rId4nwlskqo6i0giqbmwz3-r">
               <w:r>
                 <w:rPr>
                   <w:rFonts w:ascii="Arial" w:cs="Arial" w:eastAsia="Arial" w:hAnsi="Arial"/>
@@ -23934,32 +23988,32 @@
         <w:tc>
           <w:tcPr>
             <w:tcW w:type="dxa" w:w="1520"/>
-            <w:shd w:fill="F2F2F2" w:color="auto" w:val="clear"/>
-            <w:tcMar>
-              <w:top w:type="dxa" w:w="60"/>
-              <w:left w:type="dxa" w:w="120"/>
-              <w:bottom w:type="dxa" w:w="60"/>
-              <w:right w:type="dxa" w:w="120"/>
-            </w:tcMar>
-            <w:vAlign w:val="top"/>
-          </w:tcPr>
-          <w:p>
-            <w:pPr>
-              <w:spacing w:after="40" w:before="0"/>
-              <w:jc w:val="left"/>
-            </w:pPr>
-            <w:r>
-              <w:rPr>
-                <w:rFonts w:ascii="Arial" w:cs="Arial" w:eastAsia="Arial" w:hAnsi="Arial"/>
-                <w:b/>
-                <w:bCs/>
-                <w:i w:val="false"/>
-                <w:iCs w:val="false"/>
-                <w:color w:val="000000"/>
-                <w:sz w:val="18"/>
-                <w:szCs w:val="18"/>
-              </w:rPr>
-              <w:t xml:space="preserve">Phase 3 — Explain</w:t>
+            <w:shd w:fill="E2EFDA" w:color="auto" w:val="clear"/>
+            <w:tcMar>
+              <w:top w:type="dxa" w:w="60"/>
+              <w:left w:type="dxa" w:w="120"/>
+              <w:bottom w:type="dxa" w:w="60"/>
+              <w:right w:type="dxa" w:w="120"/>
+            </w:tcMar>
+            <w:vAlign w:val="top"/>
+          </w:tcPr>
+          <w:p>
+            <w:pPr>
+              <w:spacing w:after="40" w:before="0"/>
+              <w:jc w:val="left"/>
+            </w:pPr>
+            <w:r>
+              <w:rPr>
+                <w:rFonts w:ascii="Arial" w:cs="Arial" w:eastAsia="Arial" w:hAnsi="Arial"/>
+                <w:b/>
+                <w:bCs/>
+                <w:i w:val="false"/>
+                <w:iCs w:val="false"/>
+                <w:color w:val="000000"/>
+                <w:sz w:val="18"/>
+                <w:szCs w:val="18"/>
+              </w:rPr>
+              <w:t xml:space="preserve">Explain Phase</w:t>
             </w:r>
           </w:p>
           <w:p>
@@ -23982,7 +24036,7 @@
             <w:pPr>
               <w:spacing w:after="20" w:before="0"/>
             </w:pPr>
-            <w:hyperlink w:history="1" r:id="rId_rkwsxwjmn6uecuezhpul">
+            <w:hyperlink w:history="1" r:id="rIdjqdknxoqbdgoce2hg6wpq">
               <w:r>
                 <w:rPr>
                   <w:rFonts w:ascii="Arial" w:cs="Arial" w:eastAsia="Arial" w:hAnsi="Arial"/>
@@ -24015,7 +24069,7 @@
               <w:spacing w:after="10" w:before="0"/>
               <w:ind w:left="120"/>
             </w:pPr>
-            <w:hyperlink w:history="1" r:id="rId44o_o1w6utjlwaiu5m8oj">
+            <w:hyperlink w:history="1" r:id="rId2ezvcquoxebxkpbpxvof3">
               <w:r>
                 <w:rPr>
                   <w:rFonts w:ascii="Arial" w:cs="Arial" w:eastAsia="Arial" w:hAnsi="Arial"/>
@@ -24060,7 +24114,7 @@
             <w:pPr>
               <w:spacing w:after="20" w:before="0"/>
             </w:pPr>
-            <w:hyperlink w:history="1" r:id="rIdcep1-od_d8przrzd5mexs">
+            <w:hyperlink w:history="1" r:id="rIdn7pzvqcmhnklsbxx7jcmj">
               <w:r>
                 <w:rPr>
                   <w:rFonts w:ascii="Arial" w:cs="Arial" w:eastAsia="Arial" w:hAnsi="Arial"/>
@@ -24093,7 +24147,7 @@
               <w:spacing w:after="10" w:before="0"/>
               <w:ind w:left="120"/>
             </w:pPr>
-            <w:hyperlink w:history="1" r:id="rIdwrpzipjzcjcmrhdrw4idd">
+            <w:hyperlink w:history="1" r:id="rId_ucp8zjmbl7kjalibj-w1">
               <w:r>
                 <w:rPr>
                   <w:rFonts w:ascii="Arial" w:cs="Arial" w:eastAsia="Arial" w:hAnsi="Arial"/>
@@ -24240,32 +24294,32 @@
         <w:tc>
           <w:tcPr>
             <w:tcW w:type="dxa" w:w="1520"/>
-            <w:shd w:fill="F2F2F2" w:color="auto" w:val="clear"/>
-            <w:tcMar>
-              <w:top w:type="dxa" w:w="60"/>
-              <w:left w:type="dxa" w:w="120"/>
-              <w:bottom w:type="dxa" w:w="60"/>
-              <w:right w:type="dxa" w:w="120"/>
-            </w:tcMar>
-            <w:vAlign w:val="top"/>
-          </w:tcPr>
-          <w:p>
-            <w:pPr>
-              <w:spacing w:after="40" w:before="0"/>
-              <w:jc w:val="left"/>
-            </w:pPr>
-            <w:r>
-              <w:rPr>
-                <w:rFonts w:ascii="Arial" w:cs="Arial" w:eastAsia="Arial" w:hAnsi="Arial"/>
-                <w:b/>
-                <w:bCs/>
-                <w:i w:val="false"/>
-                <w:iCs w:val="false"/>
-                <w:color w:val="000000"/>
-                <w:sz w:val="18"/>
-                <w:szCs w:val="18"/>
-              </w:rPr>
-              <w:t xml:space="preserve">Phase 4 — Driving Question Board (DQB) Update</w:t>
+            <w:shd w:fill="FCE4D6" w:color="auto" w:val="clear"/>
+            <w:tcMar>
+              <w:top w:type="dxa" w:w="60"/>
+              <w:left w:type="dxa" w:w="120"/>
+              <w:bottom w:type="dxa" w:w="60"/>
+              <w:right w:type="dxa" w:w="120"/>
+            </w:tcMar>
+            <w:vAlign w:val="top"/>
+          </w:tcPr>
+          <w:p>
+            <w:pPr>
+              <w:spacing w:after="40" w:before="0"/>
+              <w:jc w:val="left"/>
+            </w:pPr>
+            <w:r>
+              <w:rPr>
+                <w:rFonts w:ascii="Arial" w:cs="Arial" w:eastAsia="Arial" w:hAnsi="Arial"/>
+                <w:b/>
+                <w:bCs/>
+                <w:i w:val="false"/>
+                <w:iCs w:val="false"/>
+                <w:color w:val="000000"/>
+                <w:sz w:val="18"/>
+                <w:szCs w:val="18"/>
+              </w:rPr>
+              <w:t xml:space="preserve">Driving Question Board (DQB) Creation</w:t>
             </w:r>
           </w:p>
           <w:p>
@@ -24288,7 +24342,7 @@
             <w:pPr>
               <w:spacing w:after="20" w:before="0"/>
             </w:pPr>
-            <w:hyperlink w:history="1" r:id="rIdtlk6dsilwh1lraoswarqx">
+            <w:hyperlink w:history="1" r:id="rId0vulxtwkgs_linxsa9ghs">
               <w:r>
                 <w:rPr>
                   <w:rFonts w:ascii="Arial" w:cs="Arial" w:eastAsia="Arial" w:hAnsi="Arial"/>
@@ -24321,7 +24375,7 @@
               <w:spacing w:after="10" w:before="0"/>
               <w:ind w:left="120"/>
             </w:pPr>
-            <w:hyperlink w:history="1" r:id="rId2j9itsszsl6a3wejcnnab">
+            <w:hyperlink w:history="1" r:id="rIdam7zowjcyah2rzwqpqfgi">
               <w:r>
                 <w:rPr>
                   <w:rFonts w:ascii="Arial" w:cs="Arial" w:eastAsia="Arial" w:hAnsi="Arial"/>
@@ -24366,7 +24420,7 @@
             <w:pPr>
               <w:spacing w:after="20" w:before="0"/>
             </w:pPr>
-            <w:hyperlink w:history="1" r:id="rIdxzpmmez3m5b3qz1-l_yx3">
+            <w:hyperlink w:history="1" r:id="rIdfmco_j0ijj-yqi5thlaoo">
               <w:r>
                 <w:rPr>
                   <w:rFonts w:ascii="Arial" w:cs="Arial" w:eastAsia="Arial" w:hAnsi="Arial"/>
@@ -24399,7 +24453,7 @@
               <w:spacing w:after="10" w:before="0"/>
               <w:ind w:left="120"/>
             </w:pPr>
-            <w:hyperlink w:history="1" r:id="rIdeljfwwz7hrqgbxhcmiiap">
+            <w:hyperlink w:history="1" r:id="rIdwniyueq62oavoeyxqcp5s">
               <w:r>
                 <w:rPr>
                   <w:rFonts w:ascii="Arial" w:cs="Arial" w:eastAsia="Arial" w:hAnsi="Arial"/>
@@ -24546,32 +24600,32 @@
         <w:tc>
           <w:tcPr>
             <w:tcW w:type="dxa" w:w="1520"/>
-            <w:shd w:fill="F2F2F2" w:color="auto" w:val="clear"/>
-            <w:tcMar>
-              <w:top w:type="dxa" w:w="60"/>
-              <w:left w:type="dxa" w:w="120"/>
-              <w:bottom w:type="dxa" w:w="60"/>
-              <w:right w:type="dxa" w:w="120"/>
-            </w:tcMar>
-            <w:vAlign w:val="top"/>
-          </w:tcPr>
-          <w:p>
-            <w:pPr>
-              <w:spacing w:after="40" w:before="0"/>
-              <w:jc w:val="left"/>
-            </w:pPr>
-            <w:r>
-              <w:rPr>
-                <w:rFonts w:ascii="Arial" w:cs="Arial" w:eastAsia="Arial" w:hAnsi="Arial"/>
-                <w:b/>
-                <w:bCs/>
-                <w:i w:val="false"/>
-                <w:iCs w:val="false"/>
-                <w:color w:val="000000"/>
-                <w:sz w:val="18"/>
-                <w:szCs w:val="18"/>
-              </w:rPr>
-              <w:t xml:space="preserve">Phase 5 — Model Building</w:t>
+            <w:shd w:fill="D5E8F0" w:color="auto" w:val="clear"/>
+            <w:tcMar>
+              <w:top w:type="dxa" w:w="60"/>
+              <w:left w:type="dxa" w:w="120"/>
+              <w:bottom w:type="dxa" w:w="60"/>
+              <w:right w:type="dxa" w:w="120"/>
+            </w:tcMar>
+            <w:vAlign w:val="top"/>
+          </w:tcPr>
+          <w:p>
+            <w:pPr>
+              <w:spacing w:after="40" w:before="0"/>
+              <w:jc w:val="left"/>
+            </w:pPr>
+            <w:r>
+              <w:rPr>
+                <w:rFonts w:ascii="Arial" w:cs="Arial" w:eastAsia="Arial" w:hAnsi="Arial"/>
+                <w:b/>
+                <w:bCs/>
+                <w:i w:val="false"/>
+                <w:iCs w:val="false"/>
+                <w:color w:val="000000"/>
+                <w:sz w:val="18"/>
+                <w:szCs w:val="18"/>
+              </w:rPr>
+              <w:t xml:space="preserve">Model Building Phase</w:t>
             </w:r>
           </w:p>
           <w:p>
@@ -24594,7 +24648,7 @@
             <w:pPr>
               <w:spacing w:after="20" w:before="0"/>
             </w:pPr>
-            <w:hyperlink w:history="1" r:id="rId099de12qpy4nx7niucvfi">
+            <w:hyperlink w:history="1" r:id="rId8yvefsvvb_3hr9iolhhwh">
               <w:r>
                 <w:rPr>
                   <w:rFonts w:ascii="Arial" w:cs="Arial" w:eastAsia="Arial" w:hAnsi="Arial"/>
@@ -24627,7 +24681,7 @@
               <w:spacing w:after="10" w:before="0"/>
               <w:ind w:left="120"/>
             </w:pPr>
-            <w:hyperlink w:history="1" r:id="rIduj_6f678djfqnyqcxt043">
+            <w:hyperlink w:history="1" r:id="rIdjomu9zefwq2gccdta-jcf">
               <w:r>
                 <w:rPr>
                   <w:rFonts w:ascii="Arial" w:cs="Arial" w:eastAsia="Arial" w:hAnsi="Arial"/>
@@ -24672,7 +24726,7 @@
             <w:pPr>
               <w:spacing w:after="20" w:before="0"/>
             </w:pPr>
-            <w:hyperlink w:history="1" r:id="rIdyyi5wia9s2q6enkygn4j1">
+            <w:hyperlink w:history="1" r:id="rIdvvpx8arvu4w_y_n0rqjgz">
               <w:r>
                 <w:rPr>
                   <w:rFonts w:ascii="Arial" w:cs="Arial" w:eastAsia="Arial" w:hAnsi="Arial"/>
@@ -24705,7 +24759,7 @@
               <w:spacing w:after="10" w:before="0"/>
               <w:ind w:left="120"/>
             </w:pPr>
-            <w:hyperlink w:history="1" r:id="rId_ysif8af6ybxtphwwhpty">
+            <w:hyperlink w:history="1" r:id="rIdi8ov1tsnupjurdqgcspiz">
               <w:r>
                 <w:rPr>
                   <w:rFonts w:ascii="Arial" w:cs="Arial" w:eastAsia="Arial" w:hAnsi="Arial"/>
@@ -25800,7 +25854,25 @@
             </w:tcMar>
             <w:vAlign w:val="top"/>
           </w:tcPr>
-          <w:p/>
+          <w:p>
+            <w:pPr>
+              <w:spacing w:after="40" w:before="0"/>
+              <w:jc w:val="left"/>
+            </w:pPr>
+            <w:r>
+              <w:rPr>
+                <w:rFonts w:ascii="Arial" w:cs="Arial" w:eastAsia="Arial" w:hAnsi="Arial"/>
+                <w:b w:val="false"/>
+                <w:bCs w:val="false"/>
+                <w:i w:val="false"/>
+                <w:iCs w:val="false"/>
+                <w:color w:val="000000"/>
+                <w:sz w:val="18"/>
+                <w:szCs w:val="18"/>
+              </w:rPr>
+              <w:t xml:space="preserve">No physical hazards. Remind learners never to look directly at the Sun during any discussion of eclipses or solar observations. If showing the Sun through any optical device in a future practical, certified solar filters are mandatory. All activities in this lesson are paper-based and digital.</w:t>
+            </w:r>
+          </w:p>
         </w:tc>
       </w:tr>
     </w:tbl>
@@ -26174,7 +26246,7 @@
             <w:pPr>
               <w:spacing w:after="20" w:before="0"/>
             </w:pPr>
-            <w:hyperlink w:history="1" r:id="rId1evd2gjqpjb07dhxygj0_">
+            <w:hyperlink w:history="1" r:id="rIdr8ifvilazlvxpg6svjczr">
               <w:r>
                 <w:rPr>
                   <w:rFonts w:ascii="Arial" w:cs="Arial" w:eastAsia="Arial" w:hAnsi="Arial"/>
@@ -26207,7 +26279,7 @@
               <w:spacing w:after="10" w:before="0"/>
               <w:ind w:left="120"/>
             </w:pPr>
-            <w:hyperlink w:history="1" r:id="rIdmwbfroexgymhxtoz5mny-">
+            <w:hyperlink w:history="1" r:id="rId4sfgfb3nxmkvwfpnbzx6g">
               <w:r>
                 <w:rPr>
                   <w:rFonts w:ascii="Arial" w:cs="Arial" w:eastAsia="Arial" w:hAnsi="Arial"/>
@@ -26252,7 +26324,7 @@
             <w:pPr>
               <w:spacing w:after="20" w:before="0"/>
             </w:pPr>
-            <w:hyperlink w:history="1" r:id="rIdpimid0ws12vqqyl1uusog">
+            <w:hyperlink w:history="1" r:id="rId1jjpp9ksjkbu2zz7bxddu">
               <w:r>
                 <w:rPr>
                   <w:rFonts w:ascii="Arial" w:cs="Arial" w:eastAsia="Arial" w:hAnsi="Arial"/>
@@ -26285,7 +26357,7 @@
               <w:spacing w:after="10" w:before="0"/>
               <w:ind w:left="120"/>
             </w:pPr>
-            <w:hyperlink w:history="1" r:id="rIdw2withw9np8-rvo8vc_ys">
+            <w:hyperlink w:history="1" r:id="rIdgtemvtf3-mzmwdfbglozc">
               <w:r>
                 <w:rPr>
                   <w:rFonts w:ascii="Arial" w:cs="Arial" w:eastAsia="Arial" w:hAnsi="Arial"/>
@@ -26480,7 +26552,7 @@
             <w:pPr>
               <w:spacing w:after="20" w:before="0"/>
             </w:pPr>
-            <w:hyperlink w:history="1" r:id="rIdkmafxmhgqmubma0li6zc9">
+            <w:hyperlink w:history="1" r:id="rIdjigdsjbnddrrchmxqqf4z">
               <w:r>
                 <w:rPr>
                   <w:rFonts w:ascii="Arial" w:cs="Arial" w:eastAsia="Arial" w:hAnsi="Arial"/>
@@ -26513,7 +26585,7 @@
               <w:spacing w:after="10" w:before="0"/>
               <w:ind w:left="120"/>
             </w:pPr>
-            <w:hyperlink w:history="1" r:id="rIdq5wflofuyzotdvrnte4yg">
+            <w:hyperlink w:history="1" r:id="rIdoosdtezqvxzdbq3rl66g7">
               <w:r>
                 <w:rPr>
                   <w:rFonts w:ascii="Arial" w:cs="Arial" w:eastAsia="Arial" w:hAnsi="Arial"/>
@@ -26558,7 +26630,7 @@
             <w:pPr>
               <w:spacing w:after="20" w:before="0"/>
             </w:pPr>
-            <w:hyperlink w:history="1" r:id="rId3lgph6i2rtizzc6kn6wfh">
+            <w:hyperlink w:history="1" r:id="rIdg6gaq5rknqbizsd75uxyv">
               <w:r>
                 <w:rPr>
                   <w:rFonts w:ascii="Arial" w:cs="Arial" w:eastAsia="Arial" w:hAnsi="Arial"/>
@@ -26591,7 +26663,7 @@
               <w:spacing w:after="10" w:before="0"/>
               <w:ind w:left="120"/>
             </w:pPr>
-            <w:hyperlink w:history="1" r:id="rIdcldbnbrjxbpbacm2kv3kv">
+            <w:hyperlink w:history="1" r:id="rIdagtdcdwqlkfk3uwk3drbr">
               <w:r>
                 <w:rPr>
                   <w:rFonts w:ascii="Arial" w:cs="Arial" w:eastAsia="Arial" w:hAnsi="Arial"/>
@@ -26786,7 +26858,7 @@
             <w:pPr>
               <w:spacing w:after="20" w:before="0"/>
             </w:pPr>
-            <w:hyperlink w:history="1" r:id="rIdkxz39h0k-cfmhzuusy9-y">
+            <w:hyperlink w:history="1" r:id="rIdgwa_g0of_ayb1k1ghfpht">
               <w:r>
                 <w:rPr>
                   <w:rFonts w:ascii="Arial" w:cs="Arial" w:eastAsia="Arial" w:hAnsi="Arial"/>
@@ -26819,7 +26891,7 @@
               <w:spacing w:after="10" w:before="0"/>
               <w:ind w:left="120"/>
             </w:pPr>
-            <w:hyperlink w:history="1" r:id="rIdxwvyhkuyaatwwywpkakkd">
+            <w:hyperlink w:history="1" r:id="rIdkcq3qzvafus6ra2fpd3ol">
               <w:r>
                 <w:rPr>
                   <w:rFonts w:ascii="Arial" w:cs="Arial" w:eastAsia="Arial" w:hAnsi="Arial"/>
@@ -26864,7 +26936,7 @@
             <w:pPr>
               <w:spacing w:after="20" w:before="0"/>
             </w:pPr>
-            <w:hyperlink w:history="1" r:id="rIdskscvuojzszn8zaiyjygv">
+            <w:hyperlink w:history="1" r:id="rIdlfddilhy39yldycjua6ps">
               <w:r>
                 <w:rPr>
                   <w:rFonts w:ascii="Arial" w:cs="Arial" w:eastAsia="Arial" w:hAnsi="Arial"/>
@@ -26897,7 +26969,7 @@
               <w:spacing w:after="10" w:before="0"/>
               <w:ind w:left="120"/>
             </w:pPr>
-            <w:hyperlink w:history="1" r:id="rIdqcplz1wzjq-mjlzxmgasm">
+            <w:hyperlink w:history="1" r:id="rIdbwmrxj7vjifql7smd2qta">
               <w:r>
                 <w:rPr>
                   <w:rFonts w:ascii="Arial" w:cs="Arial" w:eastAsia="Arial" w:hAnsi="Arial"/>
@@ -27092,7 +27164,7 @@
             <w:pPr>
               <w:spacing w:after="20" w:before="0"/>
             </w:pPr>
-            <w:hyperlink w:history="1" r:id="rIdfogq4z91ur1-ghxvvhzzk">
+            <w:hyperlink w:history="1" r:id="rIdtaithy5rytum-omp72pda">
               <w:r>
                 <w:rPr>
                   <w:rFonts w:ascii="Arial" w:cs="Arial" w:eastAsia="Arial" w:hAnsi="Arial"/>
@@ -27125,7 +27197,7 @@
               <w:spacing w:after="10" w:before="0"/>
               <w:ind w:left="120"/>
             </w:pPr>
-            <w:hyperlink w:history="1" r:id="rIdzzb4vifuwlmxmb6tk0p91">
+            <w:hyperlink w:history="1" r:id="rId5iuwharx6mecbdzse9cis">
               <w:r>
                 <w:rPr>
                   <w:rFonts w:ascii="Arial" w:cs="Arial" w:eastAsia="Arial" w:hAnsi="Arial"/>
@@ -27170,7 +27242,7 @@
             <w:pPr>
               <w:spacing w:after="20" w:before="0"/>
             </w:pPr>
-            <w:hyperlink w:history="1" r:id="rIdwb79tiwz4hfew4_wrcxgd">
+            <w:hyperlink w:history="1" r:id="rIdg-zhcizes185mzmkurbol">
               <w:r>
                 <w:rPr>
                   <w:rFonts w:ascii="Arial" w:cs="Arial" w:eastAsia="Arial" w:hAnsi="Arial"/>
@@ -27203,7 +27275,7 @@
               <w:spacing w:after="10" w:before="0"/>
               <w:ind w:left="120"/>
             </w:pPr>
-            <w:hyperlink w:history="1" r:id="rId4dnloyeh14ovpqex18voh">
+            <w:hyperlink w:history="1" r:id="rIdqsfzbxtkww3ufydvm4hrf">
               <w:r>
                 <w:rPr>
                   <w:rFonts w:ascii="Arial" w:cs="Arial" w:eastAsia="Arial" w:hAnsi="Arial"/>
@@ -27398,7 +27470,7 @@
             <w:pPr>
               <w:spacing w:after="20" w:before="0"/>
             </w:pPr>
-            <w:hyperlink w:history="1" r:id="rIdl4bcob_64mkoidqff2zrt">
+            <w:hyperlink w:history="1" r:id="rIdoyz9wwb18u3nrwhhh2dsn">
               <w:r>
                 <w:rPr>
                   <w:rFonts w:ascii="Arial" w:cs="Arial" w:eastAsia="Arial" w:hAnsi="Arial"/>
@@ -27431,7 +27503,7 @@
               <w:spacing w:after="10" w:before="0"/>
               <w:ind w:left="120"/>
             </w:pPr>
-            <w:hyperlink w:history="1" r:id="rId0aqkxmxzunjxsrfhntrwp">
+            <w:hyperlink w:history="1" r:id="rIdpxjr_g2xgffq3fqhboeaj">
               <w:r>
                 <w:rPr>
                   <w:rFonts w:ascii="Arial" w:cs="Arial" w:eastAsia="Arial" w:hAnsi="Arial"/>
@@ -27476,7 +27548,7 @@
             <w:pPr>
               <w:spacing w:after="20" w:before="0"/>
             </w:pPr>
-            <w:hyperlink w:history="1" r:id="rIdwp0cunjgckw_o2qajyhmg">
+            <w:hyperlink w:history="1" r:id="rIdnthfzwrstwaysctrg3dax">
               <w:r>
                 <w:rPr>
                   <w:rFonts w:ascii="Arial" w:cs="Arial" w:eastAsia="Arial" w:hAnsi="Arial"/>
@@ -27509,7 +27581,7 @@
               <w:spacing w:after="10" w:before="0"/>
               <w:ind w:left="120"/>
             </w:pPr>
-            <w:hyperlink w:history="1" r:id="rIdikrlmlcrxdcc8szohd7cc">
+            <w:hyperlink w:history="1" r:id="rIdl6jumvaxh7im_jtuovmci">
               <w:r>
                 <w:rPr>
                   <w:rFonts w:ascii="Arial" w:cs="Arial" w:eastAsia="Arial" w:hAnsi="Arial"/>
@@ -28948,32 +29020,32 @@
         <w:tc>
           <w:tcPr>
             <w:tcW w:type="dxa" w:w="1520"/>
-            <w:shd w:fill="F2F2F2" w:color="auto" w:val="clear"/>
-            <w:tcMar>
-              <w:top w:type="dxa" w:w="60"/>
-              <w:left w:type="dxa" w:w="120"/>
-              <w:bottom w:type="dxa" w:w="60"/>
-              <w:right w:type="dxa" w:w="120"/>
-            </w:tcMar>
-            <w:vAlign w:val="top"/>
-          </w:tcPr>
-          <w:p>
-            <w:pPr>
-              <w:spacing w:after="40" w:before="0"/>
-              <w:jc w:val="left"/>
-            </w:pPr>
-            <w:r>
-              <w:rPr>
-                <w:rFonts w:ascii="Arial" w:cs="Arial" w:eastAsia="Arial" w:hAnsi="Arial"/>
-                <w:b/>
-                <w:bCs/>
-                <w:i w:val="false"/>
-                <w:iCs w:val="false"/>
-                <w:color w:val="000000"/>
-                <w:sz w:val="18"/>
-                <w:szCs w:val="18"/>
-              </w:rPr>
-              <w:t xml:space="preserve">Phase 1 — Predict</w:t>
+            <w:shd w:fill="EAD1F5" w:color="auto" w:val="clear"/>
+            <w:tcMar>
+              <w:top w:type="dxa" w:w="60"/>
+              <w:left w:type="dxa" w:w="120"/>
+              <w:bottom w:type="dxa" w:w="60"/>
+              <w:right w:type="dxa" w:w="120"/>
+            </w:tcMar>
+            <w:vAlign w:val="top"/>
+          </w:tcPr>
+          <w:p>
+            <w:pPr>
+              <w:spacing w:after="40" w:before="0"/>
+              <w:jc w:val="left"/>
+            </w:pPr>
+            <w:r>
+              <w:rPr>
+                <w:rFonts w:ascii="Arial" w:cs="Arial" w:eastAsia="Arial" w:hAnsi="Arial"/>
+                <w:b/>
+                <w:bCs/>
+                <w:i w:val="false"/>
+                <w:iCs w:val="false"/>
+                <w:color w:val="000000"/>
+                <w:sz w:val="18"/>
+                <w:szCs w:val="18"/>
+              </w:rPr>
+              <w:t xml:space="preserve">Predict Phase</w:t>
             </w:r>
           </w:p>
           <w:p>
@@ -28996,7 +29068,7 @@
             <w:pPr>
               <w:spacing w:after="20" w:before="0"/>
             </w:pPr>
-            <w:hyperlink w:history="1" r:id="rIdmiu7aaejk7bt5stfgrkfj">
+            <w:hyperlink w:history="1" r:id="rIdl-jv0-_qyzzu8nm4zw5du">
               <w:r>
                 <w:rPr>
                   <w:rFonts w:ascii="Arial" w:cs="Arial" w:eastAsia="Arial" w:hAnsi="Arial"/>
@@ -29029,7 +29101,7 @@
               <w:spacing w:after="10" w:before="0"/>
               <w:ind w:left="120"/>
             </w:pPr>
-            <w:hyperlink w:history="1" r:id="rIdjoe4clzrgo4ruzutwwbdk">
+            <w:hyperlink w:history="1" r:id="rIdjmeynal3sx4tsnof3qbtb">
               <w:r>
                 <w:rPr>
                   <w:rFonts w:ascii="Arial" w:cs="Arial" w:eastAsia="Arial" w:hAnsi="Arial"/>
@@ -29074,7 +29146,7 @@
             <w:pPr>
               <w:spacing w:after="20" w:before="0"/>
             </w:pPr>
-            <w:hyperlink w:history="1" r:id="rIdjooomrnnxd7rrhffgddxb">
+            <w:hyperlink w:history="1" r:id="rIdnuwrg4vtjcecbcadervys">
               <w:r>
                 <w:rPr>
                   <w:rFonts w:ascii="Arial" w:cs="Arial" w:eastAsia="Arial" w:hAnsi="Arial"/>
@@ -29107,7 +29179,7 @@
               <w:spacing w:after="10" w:before="0"/>
               <w:ind w:left="120"/>
             </w:pPr>
-            <w:hyperlink w:history="1" r:id="rIdfylx9eyzflwdzyeiie_qj">
+            <w:hyperlink w:history="1" r:id="rId33paizjkcf9mqoacts7u2">
               <w:r>
                 <w:rPr>
                   <w:rFonts w:ascii="Arial" w:cs="Arial" w:eastAsia="Arial" w:hAnsi="Arial"/>
@@ -29254,32 +29326,32 @@
         <w:tc>
           <w:tcPr>
             <w:tcW w:type="dxa" w:w="1520"/>
-            <w:shd w:fill="F2F2F2" w:color="auto" w:val="clear"/>
-            <w:tcMar>
-              <w:top w:type="dxa" w:w="60"/>
-              <w:left w:type="dxa" w:w="120"/>
-              <w:bottom w:type="dxa" w:w="60"/>
-              <w:right w:type="dxa" w:w="120"/>
-            </w:tcMar>
-            <w:vAlign w:val="top"/>
-          </w:tcPr>
-          <w:p>
-            <w:pPr>
-              <w:spacing w:after="40" w:before="0"/>
-              <w:jc w:val="left"/>
-            </w:pPr>
-            <w:r>
-              <w:rPr>
-                <w:rFonts w:ascii="Arial" w:cs="Arial" w:eastAsia="Arial" w:hAnsi="Arial"/>
-                <w:b/>
-                <w:bCs/>
-                <w:i w:val="false"/>
-                <w:iCs w:val="false"/>
-                <w:color w:val="000000"/>
-                <w:sz w:val="18"/>
-                <w:szCs w:val="18"/>
-              </w:rPr>
-              <w:t xml:space="preserve">Phase 2 — Observe</w:t>
+            <w:shd w:fill="D9EEF1" w:color="auto" w:val="clear"/>
+            <w:tcMar>
+              <w:top w:type="dxa" w:w="60"/>
+              <w:left w:type="dxa" w:w="120"/>
+              <w:bottom w:type="dxa" w:w="60"/>
+              <w:right w:type="dxa" w:w="120"/>
+            </w:tcMar>
+            <w:vAlign w:val="top"/>
+          </w:tcPr>
+          <w:p>
+            <w:pPr>
+              <w:spacing w:after="40" w:before="0"/>
+              <w:jc w:val="left"/>
+            </w:pPr>
+            <w:r>
+              <w:rPr>
+                <w:rFonts w:ascii="Arial" w:cs="Arial" w:eastAsia="Arial" w:hAnsi="Arial"/>
+                <w:b/>
+                <w:bCs/>
+                <w:i w:val="false"/>
+                <w:iCs w:val="false"/>
+                <w:color w:val="000000"/>
+                <w:sz w:val="18"/>
+                <w:szCs w:val="18"/>
+              </w:rPr>
+              <w:t xml:space="preserve">Observe Phase</w:t>
             </w:r>
           </w:p>
           <w:p>
@@ -29302,7 +29374,7 @@
             <w:pPr>
               <w:spacing w:after="20" w:before="0"/>
             </w:pPr>
-            <w:hyperlink w:history="1" r:id="rIdle5pjw1spfrzzfrqie-b7">
+            <w:hyperlink w:history="1" r:id="rIdihaq_ulstkqxn4rekqfb1">
               <w:r>
                 <w:rPr>
                   <w:rFonts w:ascii="Arial" w:cs="Arial" w:eastAsia="Arial" w:hAnsi="Arial"/>
@@ -29335,7 +29407,7 @@
               <w:spacing w:after="10" w:before="0"/>
               <w:ind w:left="120"/>
             </w:pPr>
-            <w:hyperlink w:history="1" r:id="rIdt5zk43yq081z4tpe3vzy9">
+            <w:hyperlink w:history="1" r:id="rId2w0tdvircrse0wsbzoekq">
               <w:r>
                 <w:rPr>
                   <w:rFonts w:ascii="Arial" w:cs="Arial" w:eastAsia="Arial" w:hAnsi="Arial"/>
@@ -29380,7 +29452,7 @@
             <w:pPr>
               <w:spacing w:after="20" w:before="0"/>
             </w:pPr>
-            <w:hyperlink w:history="1" r:id="rIdsgwcbep6-fd2iuw5zecx9">
+            <w:hyperlink w:history="1" r:id="rIdedbhfbguveuhiqosgzaxe">
               <w:r>
                 <w:rPr>
                   <w:rFonts w:ascii="Arial" w:cs="Arial" w:eastAsia="Arial" w:hAnsi="Arial"/>
@@ -29413,7 +29485,7 @@
               <w:spacing w:after="10" w:before="0"/>
               <w:ind w:left="120"/>
             </w:pPr>
-            <w:hyperlink w:history="1" r:id="rIdpripkgizfcrz41ic4e3od">
+            <w:hyperlink w:history="1" r:id="rIdzsjhrczypidpg7tafh7fh">
               <w:r>
                 <w:rPr>
                   <w:rFonts w:ascii="Arial" w:cs="Arial" w:eastAsia="Arial" w:hAnsi="Arial"/>
@@ -29560,32 +29632,32 @@
         <w:tc>
           <w:tcPr>
             <w:tcW w:type="dxa" w:w="1520"/>
-            <w:shd w:fill="F2F2F2" w:color="auto" w:val="clear"/>
-            <w:tcMar>
-              <w:top w:type="dxa" w:w="60"/>
-              <w:left w:type="dxa" w:w="120"/>
-              <w:bottom w:type="dxa" w:w="60"/>
-              <w:right w:type="dxa" w:w="120"/>
-            </w:tcMar>
-            <w:vAlign w:val="top"/>
-          </w:tcPr>
-          <w:p>
-            <w:pPr>
-              <w:spacing w:after="40" w:before="0"/>
-              <w:jc w:val="left"/>
-            </w:pPr>
-            <w:r>
-              <w:rPr>
-                <w:rFonts w:ascii="Arial" w:cs="Arial" w:eastAsia="Arial" w:hAnsi="Arial"/>
-                <w:b/>
-                <w:bCs/>
-                <w:i w:val="false"/>
-                <w:iCs w:val="false"/>
-                <w:color w:val="000000"/>
-                <w:sz w:val="18"/>
-                <w:szCs w:val="18"/>
-              </w:rPr>
-              <w:t xml:space="preserve">Phase 3 — Explain</w:t>
+            <w:shd w:fill="E2EFDA" w:color="auto" w:val="clear"/>
+            <w:tcMar>
+              <w:top w:type="dxa" w:w="60"/>
+              <w:left w:type="dxa" w:w="120"/>
+              <w:bottom w:type="dxa" w:w="60"/>
+              <w:right w:type="dxa" w:w="120"/>
+            </w:tcMar>
+            <w:vAlign w:val="top"/>
+          </w:tcPr>
+          <w:p>
+            <w:pPr>
+              <w:spacing w:after="40" w:before="0"/>
+              <w:jc w:val="left"/>
+            </w:pPr>
+            <w:r>
+              <w:rPr>
+                <w:rFonts w:ascii="Arial" w:cs="Arial" w:eastAsia="Arial" w:hAnsi="Arial"/>
+                <w:b/>
+                <w:bCs/>
+                <w:i w:val="false"/>
+                <w:iCs w:val="false"/>
+                <w:color w:val="000000"/>
+                <w:sz w:val="18"/>
+                <w:szCs w:val="18"/>
+              </w:rPr>
+              <w:t xml:space="preserve">Explain Phase</w:t>
             </w:r>
           </w:p>
           <w:p>
@@ -29608,7 +29680,7 @@
             <w:pPr>
               <w:spacing w:after="20" w:before="0"/>
             </w:pPr>
-            <w:hyperlink w:history="1" r:id="rId4btnnaz7ilubxifplfu3p">
+            <w:hyperlink w:history="1" r:id="rId-0kiktvsh3bxu2w2fauj3">
               <w:r>
                 <w:rPr>
                   <w:rFonts w:ascii="Arial" w:cs="Arial" w:eastAsia="Arial" w:hAnsi="Arial"/>
@@ -29641,7 +29713,7 @@
               <w:spacing w:after="10" w:before="0"/>
               <w:ind w:left="120"/>
             </w:pPr>
-            <w:hyperlink w:history="1" r:id="rId9djxnamxgkhd6obiaqq4p">
+            <w:hyperlink w:history="1" r:id="rIdtseezupmkpuh26x98v_u1">
               <w:r>
                 <w:rPr>
                   <w:rFonts w:ascii="Arial" w:cs="Arial" w:eastAsia="Arial" w:hAnsi="Arial"/>
@@ -29686,7 +29758,7 @@
             <w:pPr>
               <w:spacing w:after="20" w:before="0"/>
             </w:pPr>
-            <w:hyperlink w:history="1" r:id="rIdhdtau2hbq4xwbznmmshwm">
+            <w:hyperlink w:history="1" r:id="rIdf-yplge1eypqzby5mqka1">
               <w:r>
                 <w:rPr>
                   <w:rFonts w:ascii="Arial" w:cs="Arial" w:eastAsia="Arial" w:hAnsi="Arial"/>
@@ -29719,7 +29791,7 @@
               <w:spacing w:after="10" w:before="0"/>
               <w:ind w:left="120"/>
             </w:pPr>
-            <w:hyperlink w:history="1" r:id="rIdk5s7c8ytho-m06cqgnuqr">
+            <w:hyperlink w:history="1" r:id="rIdnekpeyjzciapnzafefh76">
               <w:r>
                 <w:rPr>
                   <w:rFonts w:ascii="Arial" w:cs="Arial" w:eastAsia="Arial" w:hAnsi="Arial"/>
@@ -29866,32 +29938,32 @@
         <w:tc>
           <w:tcPr>
             <w:tcW w:type="dxa" w:w="1520"/>
-            <w:shd w:fill="F2F2F2" w:color="auto" w:val="clear"/>
-            <w:tcMar>
-              <w:top w:type="dxa" w:w="60"/>
-              <w:left w:type="dxa" w:w="120"/>
-              <w:bottom w:type="dxa" w:w="60"/>
-              <w:right w:type="dxa" w:w="120"/>
-            </w:tcMar>
-            <w:vAlign w:val="top"/>
-          </w:tcPr>
-          <w:p>
-            <w:pPr>
-              <w:spacing w:after="40" w:before="0"/>
-              <w:jc w:val="left"/>
-            </w:pPr>
-            <w:r>
-              <w:rPr>
-                <w:rFonts w:ascii="Arial" w:cs="Arial" w:eastAsia="Arial" w:hAnsi="Arial"/>
-                <w:b/>
-                <w:bCs/>
-                <w:i w:val="false"/>
-                <w:iCs w:val="false"/>
-                <w:color w:val="000000"/>
-                <w:sz w:val="18"/>
-                <w:szCs w:val="18"/>
-              </w:rPr>
-              <w:t xml:space="preserve">Phase 4 — Driving Question Board (DQB) Update</w:t>
+            <w:shd w:fill="FCE4D6" w:color="auto" w:val="clear"/>
+            <w:tcMar>
+              <w:top w:type="dxa" w:w="60"/>
+              <w:left w:type="dxa" w:w="120"/>
+              <w:bottom w:type="dxa" w:w="60"/>
+              <w:right w:type="dxa" w:w="120"/>
+            </w:tcMar>
+            <w:vAlign w:val="top"/>
+          </w:tcPr>
+          <w:p>
+            <w:pPr>
+              <w:spacing w:after="40" w:before="0"/>
+              <w:jc w:val="left"/>
+            </w:pPr>
+            <w:r>
+              <w:rPr>
+                <w:rFonts w:ascii="Arial" w:cs="Arial" w:eastAsia="Arial" w:hAnsi="Arial"/>
+                <w:b/>
+                <w:bCs/>
+                <w:i w:val="false"/>
+                <w:iCs w:val="false"/>
+                <w:color w:val="000000"/>
+                <w:sz w:val="18"/>
+                <w:szCs w:val="18"/>
+              </w:rPr>
+              <w:t xml:space="preserve">Driving Question Board (DQB) Creation</w:t>
             </w:r>
           </w:p>
           <w:p>
@@ -29914,7 +29986,7 @@
             <w:pPr>
               <w:spacing w:after="20" w:before="0"/>
             </w:pPr>
-            <w:hyperlink w:history="1" r:id="rId50jsgg3a1c42ykpgzz61x">
+            <w:hyperlink w:history="1" r:id="rIdp-plcp-jpxohjhedqsgv3">
               <w:r>
                 <w:rPr>
                   <w:rFonts w:ascii="Arial" w:cs="Arial" w:eastAsia="Arial" w:hAnsi="Arial"/>
@@ -29947,7 +30019,7 @@
               <w:spacing w:after="10" w:before="0"/>
               <w:ind w:left="120"/>
             </w:pPr>
-            <w:hyperlink w:history="1" r:id="rId7aj8o-87ubndtlesqi96w">
+            <w:hyperlink w:history="1" r:id="rIdik6wcv-fida7kis-cpx3m">
               <w:r>
                 <w:rPr>
                   <w:rFonts w:ascii="Arial" w:cs="Arial" w:eastAsia="Arial" w:hAnsi="Arial"/>
@@ -29992,7 +30064,7 @@
             <w:pPr>
               <w:spacing w:after="20" w:before="0"/>
             </w:pPr>
-            <w:hyperlink w:history="1" r:id="rIda_eig0r7ik-3jtqznpjg9">
+            <w:hyperlink w:history="1" r:id="rIdepselygqcp0-5fuzujoag">
               <w:r>
                 <w:rPr>
                   <w:rFonts w:ascii="Arial" w:cs="Arial" w:eastAsia="Arial" w:hAnsi="Arial"/>
@@ -30025,7 +30097,7 @@
               <w:spacing w:after="10" w:before="0"/>
               <w:ind w:left="120"/>
             </w:pPr>
-            <w:hyperlink w:history="1" r:id="rId0silyx3zsewt5yvp2cguw">
+            <w:hyperlink w:history="1" r:id="rIdckyevjzkiwstjz-edzas9">
               <w:r>
                 <w:rPr>
                   <w:rFonts w:ascii="Arial" w:cs="Arial" w:eastAsia="Arial" w:hAnsi="Arial"/>
@@ -30172,32 +30244,32 @@
         <w:tc>
           <w:tcPr>
             <w:tcW w:type="dxa" w:w="1520"/>
-            <w:shd w:fill="F2F2F2" w:color="auto" w:val="clear"/>
-            <w:tcMar>
-              <w:top w:type="dxa" w:w="60"/>
-              <w:left w:type="dxa" w:w="120"/>
-              <w:bottom w:type="dxa" w:w="60"/>
-              <w:right w:type="dxa" w:w="120"/>
-            </w:tcMar>
-            <w:vAlign w:val="top"/>
-          </w:tcPr>
-          <w:p>
-            <w:pPr>
-              <w:spacing w:after="40" w:before="0"/>
-              <w:jc w:val="left"/>
-            </w:pPr>
-            <w:r>
-              <w:rPr>
-                <w:rFonts w:ascii="Arial" w:cs="Arial" w:eastAsia="Arial" w:hAnsi="Arial"/>
-                <w:b/>
-                <w:bCs/>
-                <w:i w:val="false"/>
-                <w:iCs w:val="false"/>
-                <w:color w:val="000000"/>
-                <w:sz w:val="18"/>
-                <w:szCs w:val="18"/>
-              </w:rPr>
-              <w:t xml:space="preserve">Phase 5 — Model Building</w:t>
+            <w:shd w:fill="D5E8F0" w:color="auto" w:val="clear"/>
+            <w:tcMar>
+              <w:top w:type="dxa" w:w="60"/>
+              <w:left w:type="dxa" w:w="120"/>
+              <w:bottom w:type="dxa" w:w="60"/>
+              <w:right w:type="dxa" w:w="120"/>
+            </w:tcMar>
+            <w:vAlign w:val="top"/>
+          </w:tcPr>
+          <w:p>
+            <w:pPr>
+              <w:spacing w:after="40" w:before="0"/>
+              <w:jc w:val="left"/>
+            </w:pPr>
+            <w:r>
+              <w:rPr>
+                <w:rFonts w:ascii="Arial" w:cs="Arial" w:eastAsia="Arial" w:hAnsi="Arial"/>
+                <w:b/>
+                <w:bCs/>
+                <w:i w:val="false"/>
+                <w:iCs w:val="false"/>
+                <w:color w:val="000000"/>
+                <w:sz w:val="18"/>
+                <w:szCs w:val="18"/>
+              </w:rPr>
+              <w:t xml:space="preserve">Model Building Phase</w:t>
             </w:r>
           </w:p>
           <w:p>
@@ -30220,7 +30292,7 @@
             <w:pPr>
               <w:spacing w:after="20" w:before="0"/>
             </w:pPr>
-            <w:hyperlink w:history="1" r:id="rIdk-kpiq35hbc9l4tz8orm2">
+            <w:hyperlink w:history="1" r:id="rIdwu_-ynucxiwlawpggyg9l">
               <w:r>
                 <w:rPr>
                   <w:rFonts w:ascii="Arial" w:cs="Arial" w:eastAsia="Arial" w:hAnsi="Arial"/>
@@ -30253,7 +30325,7 @@
               <w:spacing w:after="10" w:before="0"/>
               <w:ind w:left="120"/>
             </w:pPr>
-            <w:hyperlink w:history="1" r:id="rIdct7sbdlaaw926dp4ouzfs">
+            <w:hyperlink w:history="1" r:id="rId7emc_a7qvw7de0o27qt60">
               <w:r>
                 <w:rPr>
                   <w:rFonts w:ascii="Arial" w:cs="Arial" w:eastAsia="Arial" w:hAnsi="Arial"/>
@@ -30298,7 +30370,7 @@
             <w:pPr>
               <w:spacing w:after="20" w:before="0"/>
             </w:pPr>
-            <w:hyperlink w:history="1" r:id="rIdvpjzoswjllb-vl4pt9xby">
+            <w:hyperlink w:history="1" r:id="rId2oemluzbhjqobuvnagymz">
               <w:r>
                 <w:rPr>
                   <w:rFonts w:ascii="Arial" w:cs="Arial" w:eastAsia="Arial" w:hAnsi="Arial"/>
@@ -30331,7 +30403,7 @@
               <w:spacing w:after="10" w:before="0"/>
               <w:ind w:left="120"/>
             </w:pPr>
-            <w:hyperlink w:history="1" r:id="rIdp_qgdvtebjzt96pww_a0a">
+            <w:hyperlink w:history="1" r:id="rIdayszjepkzcsjzkgvdacav">
               <w:r>
                 <w:rPr>
                   <w:rFonts w:ascii="Arial" w:cs="Arial" w:eastAsia="Arial" w:hAnsi="Arial"/>
@@ -31884,32 +31956,32 @@
         <w:tc>
           <w:tcPr>
             <w:tcW w:type="dxa" w:w="1520"/>
-            <w:shd w:fill="F2F2F2" w:color="auto" w:val="clear"/>
-            <w:tcMar>
-              <w:top w:type="dxa" w:w="60"/>
-              <w:left w:type="dxa" w:w="120"/>
-              <w:bottom w:type="dxa" w:w="60"/>
-              <w:right w:type="dxa" w:w="120"/>
-            </w:tcMar>
-            <w:vAlign w:val="top"/>
-          </w:tcPr>
-          <w:p>
-            <w:pPr>
-              <w:spacing w:after="40" w:before="0"/>
-              <w:jc w:val="left"/>
-            </w:pPr>
-            <w:r>
-              <w:rPr>
-                <w:rFonts w:ascii="Arial" w:cs="Arial" w:eastAsia="Arial" w:hAnsi="Arial"/>
-                <w:b/>
-                <w:bCs/>
-                <w:i w:val="false"/>
-                <w:iCs w:val="false"/>
-                <w:color w:val="000000"/>
-                <w:sz w:val="18"/>
-                <w:szCs w:val="18"/>
-              </w:rPr>
-              <w:t xml:space="preserve">Phase 1 – Predict: What Do We Already Know?</w:t>
+            <w:shd w:fill="EAD1F5" w:color="auto" w:val="clear"/>
+            <w:tcMar>
+              <w:top w:type="dxa" w:w="60"/>
+              <w:left w:type="dxa" w:w="120"/>
+              <w:bottom w:type="dxa" w:w="60"/>
+              <w:right w:type="dxa" w:w="120"/>
+            </w:tcMar>
+            <w:vAlign w:val="top"/>
+          </w:tcPr>
+          <w:p>
+            <w:pPr>
+              <w:spacing w:after="40" w:before="0"/>
+              <w:jc w:val="left"/>
+            </w:pPr>
+            <w:r>
+              <w:rPr>
+                <w:rFonts w:ascii="Arial" w:cs="Arial" w:eastAsia="Arial" w:hAnsi="Arial"/>
+                <w:b/>
+                <w:bCs/>
+                <w:i w:val="false"/>
+                <w:iCs w:val="false"/>
+                <w:color w:val="000000"/>
+                <w:sz w:val="18"/>
+                <w:szCs w:val="18"/>
+              </w:rPr>
+              <w:t xml:space="preserve">Predict Phase</w:t>
             </w:r>
           </w:p>
           <w:p>
@@ -31932,7 +32004,7 @@
             <w:pPr>
               <w:spacing w:after="20" w:before="0"/>
             </w:pPr>
-            <w:hyperlink w:history="1" r:id="rIdwos33abibknx8pme3bl9r">
+            <w:hyperlink w:history="1" r:id="rId-vekdf2tlhwc5gq4tczhs">
               <w:r>
                 <w:rPr>
                   <w:rFonts w:ascii="Arial" w:cs="Arial" w:eastAsia="Arial" w:hAnsi="Arial"/>
@@ -31965,7 +32037,7 @@
               <w:spacing w:after="10" w:before="0"/>
               <w:ind w:left="120"/>
             </w:pPr>
-            <w:hyperlink w:history="1" r:id="rIddgyfr-j2rmqdp5ey32p6y">
+            <w:hyperlink w:history="1" r:id="rIdl0duvp3whzlqnnnwzttgw">
               <w:r>
                 <w:rPr>
                   <w:rFonts w:ascii="Arial" w:cs="Arial" w:eastAsia="Arial" w:hAnsi="Arial"/>
@@ -32010,7 +32082,7 @@
             <w:pPr>
               <w:spacing w:after="20" w:before="0"/>
             </w:pPr>
-            <w:hyperlink w:history="1" r:id="rId1adevhargocymce6bkcrf">
+            <w:hyperlink w:history="1" r:id="rId1ghesgay5ylbnzytshbni">
               <w:r>
                 <w:rPr>
                   <w:rFonts w:ascii="Arial" w:cs="Arial" w:eastAsia="Arial" w:hAnsi="Arial"/>
@@ -32043,7 +32115,7 @@
               <w:spacing w:after="10" w:before="0"/>
               <w:ind w:left="120"/>
             </w:pPr>
-            <w:hyperlink w:history="1" r:id="rIdamnlh8xmyt2ri-srlyf-k">
+            <w:hyperlink w:history="1" r:id="rIdsxziql7s_irdm8ucqrzqn">
               <w:r>
                 <w:rPr>
                   <w:rFonts w:ascii="Arial" w:cs="Arial" w:eastAsia="Arial" w:hAnsi="Arial"/>
@@ -32190,32 +32262,32 @@
         <w:tc>
           <w:tcPr>
             <w:tcW w:type="dxa" w:w="1520"/>
-            <w:shd w:fill="F2F2F2" w:color="auto" w:val="clear"/>
-            <w:tcMar>
-              <w:top w:type="dxa" w:w="60"/>
-              <w:left w:type="dxa" w:w="120"/>
-              <w:bottom w:type="dxa" w:w="60"/>
-              <w:right w:type="dxa" w:w="120"/>
-            </w:tcMar>
-            <w:vAlign w:val="top"/>
-          </w:tcPr>
-          <w:p>
-            <w:pPr>
-              <w:spacing w:after="40" w:before="0"/>
-              <w:jc w:val="left"/>
-            </w:pPr>
-            <w:r>
-              <w:rPr>
-                <w:rFonts w:ascii="Arial" w:cs="Arial" w:eastAsia="Arial" w:hAnsi="Arial"/>
-                <w:b/>
-                <w:bCs/>
-                <w:i w:val="false"/>
-                <w:iCs w:val="false"/>
-                <w:color w:val="000000"/>
-                <w:sz w:val="18"/>
-                <w:szCs w:val="18"/>
-              </w:rPr>
-              <w:t xml:space="preserve">Phase 2 – Observe: Structured Evidence Review Using the Synthesis Template</w:t>
+            <w:shd w:fill="D9EEF1" w:color="auto" w:val="clear"/>
+            <w:tcMar>
+              <w:top w:type="dxa" w:w="60"/>
+              <w:left w:type="dxa" w:w="120"/>
+              <w:bottom w:type="dxa" w:w="60"/>
+              <w:right w:type="dxa" w:w="120"/>
+            </w:tcMar>
+            <w:vAlign w:val="top"/>
+          </w:tcPr>
+          <w:p>
+            <w:pPr>
+              <w:spacing w:after="40" w:before="0"/>
+              <w:jc w:val="left"/>
+            </w:pPr>
+            <w:r>
+              <w:rPr>
+                <w:rFonts w:ascii="Arial" w:cs="Arial" w:eastAsia="Arial" w:hAnsi="Arial"/>
+                <w:b/>
+                <w:bCs/>
+                <w:i w:val="false"/>
+                <w:iCs w:val="false"/>
+                <w:color w:val="000000"/>
+                <w:sz w:val="18"/>
+                <w:szCs w:val="18"/>
+              </w:rPr>
+              <w:t xml:space="preserve">Observe Phase</w:t>
             </w:r>
           </w:p>
           <w:p>
@@ -32238,7 +32310,7 @@
             <w:pPr>
               <w:spacing w:after="20" w:before="0"/>
             </w:pPr>
-            <w:hyperlink w:history="1" r:id="rId5upbyzk60jbkovhtb1mky">
+            <w:hyperlink w:history="1" r:id="rIdii0bpamairnbygwjj1t56">
               <w:r>
                 <w:rPr>
                   <w:rFonts w:ascii="Arial" w:cs="Arial" w:eastAsia="Arial" w:hAnsi="Arial"/>
@@ -32271,7 +32343,7 @@
               <w:spacing w:after="10" w:before="0"/>
               <w:ind w:left="120"/>
             </w:pPr>
-            <w:hyperlink w:history="1" r:id="rIdtymfx5slbdejdwv9juwqz">
+            <w:hyperlink w:history="1" r:id="rIdseywggup4yrudl2fwdftx">
               <w:r>
                 <w:rPr>
                   <w:rFonts w:ascii="Arial" w:cs="Arial" w:eastAsia="Arial" w:hAnsi="Arial"/>
@@ -32316,7 +32388,7 @@
             <w:pPr>
               <w:spacing w:after="20" w:before="0"/>
             </w:pPr>
-            <w:hyperlink w:history="1" r:id="rIdljciy412hib2qxpjyzzzr">
+            <w:hyperlink w:history="1" r:id="rIdg--fcviozly9a0nkxs7kp">
               <w:r>
                 <w:rPr>
                   <w:rFonts w:ascii="Arial" w:cs="Arial" w:eastAsia="Arial" w:hAnsi="Arial"/>
@@ -32349,7 +32421,7 @@
               <w:spacing w:after="10" w:before="0"/>
               <w:ind w:left="120"/>
             </w:pPr>
-            <w:hyperlink w:history="1" r:id="rIdribzt6ovwukmtnnzqhkmh">
+            <w:hyperlink w:history="1" r:id="rIdx-83b620_hhboolncso-a">
               <w:r>
                 <w:rPr>
                   <w:rFonts w:ascii="Arial" w:cs="Arial" w:eastAsia="Arial" w:hAnsi="Arial"/>
@@ -32496,32 +32568,32 @@
         <w:tc>
           <w:tcPr>
             <w:tcW w:type="dxa" w:w="1520"/>
-            <w:shd w:fill="F2F2F2" w:color="auto" w:val="clear"/>
-            <w:tcMar>
-              <w:top w:type="dxa" w:w="60"/>
-              <w:left w:type="dxa" w:w="120"/>
-              <w:bottom w:type="dxa" w:w="60"/>
-              <w:right w:type="dxa" w:w="120"/>
-            </w:tcMar>
-            <w:vAlign w:val="top"/>
-          </w:tcPr>
-          <w:p>
-            <w:pPr>
-              <w:spacing w:after="40" w:before="0"/>
-              <w:jc w:val="left"/>
-            </w:pPr>
-            <w:r>
-              <w:rPr>
-                <w:rFonts w:ascii="Arial" w:cs="Arial" w:eastAsia="Arial" w:hAnsi="Arial"/>
-                <w:b/>
-                <w:bCs/>
-                <w:i w:val="false"/>
-                <w:iCs w:val="false"/>
-                <w:color w:val="000000"/>
-                <w:sz w:val="18"/>
-                <w:szCs w:val="18"/>
-              </w:rPr>
-              <w:t xml:space="preserve">Phase 3 – Explain: Driving Question Board Review and Narrative Construction</w:t>
+            <w:shd w:fill="E2EFDA" w:color="auto" w:val="clear"/>
+            <w:tcMar>
+              <w:top w:type="dxa" w:w="60"/>
+              <w:left w:type="dxa" w:w="120"/>
+              <w:bottom w:type="dxa" w:w="60"/>
+              <w:right w:type="dxa" w:w="120"/>
+            </w:tcMar>
+            <w:vAlign w:val="top"/>
+          </w:tcPr>
+          <w:p>
+            <w:pPr>
+              <w:spacing w:after="40" w:before="0"/>
+              <w:jc w:val="left"/>
+            </w:pPr>
+            <w:r>
+              <w:rPr>
+                <w:rFonts w:ascii="Arial" w:cs="Arial" w:eastAsia="Arial" w:hAnsi="Arial"/>
+                <w:b/>
+                <w:bCs/>
+                <w:i w:val="false"/>
+                <w:iCs w:val="false"/>
+                <w:color w:val="000000"/>
+                <w:sz w:val="18"/>
+                <w:szCs w:val="18"/>
+              </w:rPr>
+              <w:t xml:space="preserve">Explain Phase</w:t>
             </w:r>
           </w:p>
           <w:p>
@@ -32544,7 +32616,7 @@
             <w:pPr>
               <w:spacing w:after="20" w:before="0"/>
             </w:pPr>
-            <w:hyperlink w:history="1" r:id="rIdpc5e-vditdpkezmq2drnz">
+            <w:hyperlink w:history="1" r:id="rIdrwf0ox73zcye1oww1bd2y">
               <w:r>
                 <w:rPr>
                   <w:rFonts w:ascii="Arial" w:cs="Arial" w:eastAsia="Arial" w:hAnsi="Arial"/>
@@ -32577,7 +32649,7 @@
               <w:spacing w:after="10" w:before="0"/>
               <w:ind w:left="120"/>
             </w:pPr>
-            <w:hyperlink w:history="1" r:id="rIdqnik8wilcdylunrhpu2fm">
+            <w:hyperlink w:history="1" r:id="rIdlhxvpea8swe39sol8z8lv">
               <w:r>
                 <w:rPr>
                   <w:rFonts w:ascii="Arial" w:cs="Arial" w:eastAsia="Arial" w:hAnsi="Arial"/>
@@ -32622,7 +32694,7 @@
             <w:pPr>
               <w:spacing w:after="20" w:before="0"/>
             </w:pPr>
-            <w:hyperlink w:history="1" r:id="rIdl7qcpbnuya-t-emjbvnyl">
+            <w:hyperlink w:history="1" r:id="rIdwiaja1ijaog60zoxvwam7">
               <w:r>
                 <w:rPr>
                   <w:rFonts w:ascii="Arial" w:cs="Arial" w:eastAsia="Arial" w:hAnsi="Arial"/>
@@ -32655,7 +32727,7 @@
               <w:spacing w:after="10" w:before="0"/>
               <w:ind w:left="120"/>
             </w:pPr>
-            <w:hyperlink w:history="1" r:id="rId11kkhyeg0t63mts_0eizb">
+            <w:hyperlink w:history="1" r:id="rIdbktxk74g71-nz55dzxpny">
               <w:r>
                 <w:rPr>
                   <w:rFonts w:ascii="Arial" w:cs="Arial" w:eastAsia="Arial" w:hAnsi="Arial"/>
@@ -32802,32 +32874,32 @@
         <w:tc>
           <w:tcPr>
             <w:tcW w:type="dxa" w:w="1520"/>
-            <w:shd w:fill="F2F2F2" w:color="auto" w:val="clear"/>
-            <w:tcMar>
-              <w:top w:type="dxa" w:w="60"/>
-              <w:left w:type="dxa" w:w="120"/>
-              <w:bottom w:type="dxa" w:w="60"/>
-              <w:right w:type="dxa" w:w="120"/>
-            </w:tcMar>
-            <w:vAlign w:val="top"/>
-          </w:tcPr>
-          <w:p>
-            <w:pPr>
-              <w:spacing w:after="40" w:before="0"/>
-              <w:jc w:val="left"/>
-            </w:pPr>
-            <w:r>
-              <w:rPr>
-                <w:rFonts w:ascii="Arial" w:cs="Arial" w:eastAsia="Arial" w:hAnsi="Arial"/>
-                <w:b/>
-                <w:bCs/>
-                <w:i w:val="false"/>
-                <w:iCs w:val="false"/>
-                <w:color w:val="000000"/>
-                <w:sz w:val="18"/>
-                <w:szCs w:val="18"/>
-              </w:rPr>
-              <w:t xml:space="preserve">Phase 4 – Driving Question Board: Final Status Update and Flagging</w:t>
+            <w:shd w:fill="FCE4D6" w:color="auto" w:val="clear"/>
+            <w:tcMar>
+              <w:top w:type="dxa" w:w="60"/>
+              <w:left w:type="dxa" w:w="120"/>
+              <w:bottom w:type="dxa" w:w="60"/>
+              <w:right w:type="dxa" w:w="120"/>
+            </w:tcMar>
+            <w:vAlign w:val="top"/>
+          </w:tcPr>
+          <w:p>
+            <w:pPr>
+              <w:spacing w:after="40" w:before="0"/>
+              <w:jc w:val="left"/>
+            </w:pPr>
+            <w:r>
+              <w:rPr>
+                <w:rFonts w:ascii="Arial" w:cs="Arial" w:eastAsia="Arial" w:hAnsi="Arial"/>
+                <w:b/>
+                <w:bCs/>
+                <w:i w:val="false"/>
+                <w:iCs w:val="false"/>
+                <w:color w:val="000000"/>
+                <w:sz w:val="18"/>
+                <w:szCs w:val="18"/>
+              </w:rPr>
+              <w:t xml:space="preserve">Driving Question Board (DQB) Creation</w:t>
             </w:r>
           </w:p>
           <w:p>
@@ -32850,7 +32922,7 @@
             <w:pPr>
               <w:spacing w:after="20" w:before="0"/>
             </w:pPr>
-            <w:hyperlink w:history="1" r:id="rId2feoczpwxuumddf2chao_">
+            <w:hyperlink w:history="1" r:id="rIdizpvlkwudlkwtvjxiievc">
               <w:r>
                 <w:rPr>
                   <w:rFonts w:ascii="Arial" w:cs="Arial" w:eastAsia="Arial" w:hAnsi="Arial"/>
@@ -32883,7 +32955,7 @@
               <w:spacing w:after="10" w:before="0"/>
               <w:ind w:left="120"/>
             </w:pPr>
-            <w:hyperlink w:history="1" r:id="rIdmkltqm9l4hphkyhctkrj9">
+            <w:hyperlink w:history="1" r:id="rIdmvrsg0zo5zhfnebrhooky">
               <w:r>
                 <w:rPr>
                   <w:rFonts w:ascii="Arial" w:cs="Arial" w:eastAsia="Arial" w:hAnsi="Arial"/>
@@ -32928,7 +33000,7 @@
             <w:pPr>
               <w:spacing w:after="20" w:before="0"/>
             </w:pPr>
-            <w:hyperlink w:history="1" r:id="rIdpqaq5rqphi8kgennbd0jq">
+            <w:hyperlink w:history="1" r:id="rIdldtfdh_kmrqie-faalm7r">
               <w:r>
                 <w:rPr>
                   <w:rFonts w:ascii="Arial" w:cs="Arial" w:eastAsia="Arial" w:hAnsi="Arial"/>
@@ -32961,7 +33033,7 @@
               <w:spacing w:after="10" w:before="0"/>
               <w:ind w:left="120"/>
             </w:pPr>
-            <w:hyperlink w:history="1" r:id="rIdaghrk9y-aoidoip0yz7sl">
+            <w:hyperlink w:history="1" r:id="rIdwq7axfzteqy_pdwvbcmcy">
               <w:r>
                 <w:rPr>
                   <w:rFonts w:ascii="Arial" w:cs="Arial" w:eastAsia="Arial" w:hAnsi="Arial"/>
@@ -33108,32 +33180,32 @@
         <w:tc>
           <w:tcPr>
             <w:tcW w:type="dxa" w:w="1520"/>
-            <w:shd w:fill="F2F2F2" w:color="auto" w:val="clear"/>
-            <w:tcMar>
-              <w:top w:type="dxa" w:w="60"/>
-              <w:left w:type="dxa" w:w="120"/>
-              <w:bottom w:type="dxa" w:w="60"/>
-              <w:right w:type="dxa" w:w="120"/>
-            </w:tcMar>
-            <w:vAlign w:val="top"/>
-          </w:tcPr>
-          <w:p>
-            <w:pPr>
-              <w:spacing w:after="40" w:before="0"/>
-              <w:jc w:val="left"/>
-            </w:pPr>
-            <w:r>
-              <w:rPr>
-                <w:rFonts w:ascii="Arial" w:cs="Arial" w:eastAsia="Arial" w:hAnsi="Arial"/>
-                <w:b/>
-                <w:bCs/>
-                <w:i w:val="false"/>
-                <w:iCs w:val="false"/>
-                <w:color w:val="000000"/>
-                <w:sz w:val="18"/>
-                <w:szCs w:val="18"/>
-              </w:rPr>
-              <w:t xml:space="preserve">Phase 5 – Model Building: Final Cumulative Model Revision</w:t>
+            <w:shd w:fill="D5E8F0" w:color="auto" w:val="clear"/>
+            <w:tcMar>
+              <w:top w:type="dxa" w:w="60"/>
+              <w:left w:type="dxa" w:w="120"/>
+              <w:bottom w:type="dxa" w:w="60"/>
+              <w:right w:type="dxa" w:w="120"/>
+            </w:tcMar>
+            <w:vAlign w:val="top"/>
+          </w:tcPr>
+          <w:p>
+            <w:pPr>
+              <w:spacing w:after="40" w:before="0"/>
+              <w:jc w:val="left"/>
+            </w:pPr>
+            <w:r>
+              <w:rPr>
+                <w:rFonts w:ascii="Arial" w:cs="Arial" w:eastAsia="Arial" w:hAnsi="Arial"/>
+                <w:b/>
+                <w:bCs/>
+                <w:i w:val="false"/>
+                <w:iCs w:val="false"/>
+                <w:color w:val="000000"/>
+                <w:sz w:val="18"/>
+                <w:szCs w:val="18"/>
+              </w:rPr>
+              <w:t xml:space="preserve">Model Building Phase</w:t>
             </w:r>
           </w:p>
           <w:p>
@@ -33156,7 +33228,7 @@
             <w:pPr>
               <w:spacing w:after="20" w:before="0"/>
             </w:pPr>
-            <w:hyperlink w:history="1" r:id="rIdcjvgskpkqascfg3lvv1mm">
+            <w:hyperlink w:history="1" r:id="rIdp7tkc-uvjqfuo8xoef7-b">
               <w:r>
                 <w:rPr>
                   <w:rFonts w:ascii="Arial" w:cs="Arial" w:eastAsia="Arial" w:hAnsi="Arial"/>
@@ -33189,7 +33261,7 @@
               <w:spacing w:after="10" w:before="0"/>
               <w:ind w:left="120"/>
             </w:pPr>
-            <w:hyperlink w:history="1" r:id="rIdh40t4pshqv3zjplu9c8sk">
+            <w:hyperlink w:history="1" r:id="rIde5or7e9germnig1_cs878">
               <w:r>
                 <w:rPr>
                   <w:rFonts w:ascii="Arial" w:cs="Arial" w:eastAsia="Arial" w:hAnsi="Arial"/>
@@ -33234,7 +33306,7 @@
             <w:pPr>
               <w:spacing w:after="20" w:before="0"/>
             </w:pPr>
-            <w:hyperlink w:history="1" r:id="rIdpz2qrijmuegkmflnzs-qn">
+            <w:hyperlink w:history="1" r:id="rIddnxku6ceemvtvvmm3l5uu">
               <w:r>
                 <w:rPr>
                   <w:rFonts w:ascii="Arial" w:cs="Arial" w:eastAsia="Arial" w:hAnsi="Arial"/>
@@ -33267,7 +33339,7 @@
               <w:spacing w:after="10" w:before="0"/>
               <w:ind w:left="120"/>
             </w:pPr>
-            <w:hyperlink w:history="1" r:id="rIdveggtu8dqhszzldptvmrv">
+            <w:hyperlink w:history="1" r:id="rId3dul3tkmefclsp3o2pw5r">
               <w:r>
                 <w:rPr>
                   <w:rFonts w:ascii="Arial" w:cs="Arial" w:eastAsia="Arial" w:hAnsi="Arial"/>
@@ -34706,32 +34778,32 @@
         <w:tc>
           <w:tcPr>
             <w:tcW w:type="dxa" w:w="1520"/>
-            <w:shd w:fill="F2F2F2" w:color="auto" w:val="clear"/>
-            <w:tcMar>
-              <w:top w:type="dxa" w:w="60"/>
-              <w:left w:type="dxa" w:w="120"/>
-              <w:bottom w:type="dxa" w:w="60"/>
-              <w:right w:type="dxa" w:w="120"/>
-            </w:tcMar>
-            <w:vAlign w:val="top"/>
-          </w:tcPr>
-          <w:p>
-            <w:pPr>
-              <w:spacing w:after="40" w:before="0"/>
-              <w:jc w:val="left"/>
-            </w:pPr>
-            <w:r>
-              <w:rPr>
-                <w:rFonts w:ascii="Arial" w:cs="Arial" w:eastAsia="Arial" w:hAnsi="Arial"/>
-                <w:b/>
-                <w:bCs/>
-                <w:i w:val="false"/>
-                <w:iCs w:val="false"/>
-                <w:color w:val="000000"/>
-                <w:sz w:val="18"/>
-                <w:szCs w:val="18"/>
-              </w:rPr>
-              <w:t xml:space="preserve">Phase 1 — Predict: Revisiting the Lesson 1 Naïve Model</w:t>
+            <w:shd w:fill="EAD1F5" w:color="auto" w:val="clear"/>
+            <w:tcMar>
+              <w:top w:type="dxa" w:w="60"/>
+              <w:left w:type="dxa" w:w="120"/>
+              <w:bottom w:type="dxa" w:w="60"/>
+              <w:right w:type="dxa" w:w="120"/>
+            </w:tcMar>
+            <w:vAlign w:val="top"/>
+          </w:tcPr>
+          <w:p>
+            <w:pPr>
+              <w:spacing w:after="40" w:before="0"/>
+              <w:jc w:val="left"/>
+            </w:pPr>
+            <w:r>
+              <w:rPr>
+                <w:rFonts w:ascii="Arial" w:cs="Arial" w:eastAsia="Arial" w:hAnsi="Arial"/>
+                <w:b/>
+                <w:bCs/>
+                <w:i w:val="false"/>
+                <w:iCs w:val="false"/>
+                <w:color w:val="000000"/>
+                <w:sz w:val="18"/>
+                <w:szCs w:val="18"/>
+              </w:rPr>
+              <w:t xml:space="preserve">Predict Phase</w:t>
             </w:r>
           </w:p>
           <w:p>
@@ -34754,7 +34826,7 @@
             <w:pPr>
               <w:spacing w:after="20" w:before="0"/>
             </w:pPr>
-            <w:hyperlink w:history="1" r:id="rIdde6v0wa8hns4ntiyplwom">
+            <w:hyperlink w:history="1" r:id="rIdm5h0upkkjtwcdenfcsepr">
               <w:r>
                 <w:rPr>
                   <w:rFonts w:ascii="Arial" w:cs="Arial" w:eastAsia="Arial" w:hAnsi="Arial"/>
@@ -34787,7 +34859,7 @@
               <w:spacing w:after="10" w:before="0"/>
               <w:ind w:left="120"/>
             </w:pPr>
-            <w:hyperlink w:history="1" r:id="rIdlq8olvph9iymrjtjh4f_w">
+            <w:hyperlink w:history="1" r:id="rId5whwakiuranj4mruochpa">
               <w:r>
                 <w:rPr>
                   <w:rFonts w:ascii="Arial" w:cs="Arial" w:eastAsia="Arial" w:hAnsi="Arial"/>
@@ -34832,7 +34904,7 @@
             <w:pPr>
               <w:spacing w:after="20" w:before="0"/>
             </w:pPr>
-            <w:hyperlink w:history="1" r:id="rIdd1sdad-uuqxjey3xygwez">
+            <w:hyperlink w:history="1" r:id="rIdx9azot00xraxl0rseprlw">
               <w:r>
                 <w:rPr>
                   <w:rFonts w:ascii="Arial" w:cs="Arial" w:eastAsia="Arial" w:hAnsi="Arial"/>
@@ -34865,7 +34937,7 @@
               <w:spacing w:after="10" w:before="0"/>
               <w:ind w:left="120"/>
             </w:pPr>
-            <w:hyperlink w:history="1" r:id="rIdc1saazchit812qlz444pf">
+            <w:hyperlink w:history="1" r:id="rIdq5-azmw48aja4ni7owuk0">
               <w:r>
                 <w:rPr>
                   <w:rFonts w:ascii="Arial" w:cs="Arial" w:eastAsia="Arial" w:hAnsi="Arial"/>
@@ -35012,32 +35084,32 @@
         <w:tc>
           <w:tcPr>
             <w:tcW w:type="dxa" w:w="1520"/>
-            <w:shd w:fill="F2F2F2" w:color="auto" w:val="clear"/>
-            <w:tcMar>
-              <w:top w:type="dxa" w:w="60"/>
-              <w:left w:type="dxa" w:w="120"/>
-              <w:bottom w:type="dxa" w:w="60"/>
-              <w:right w:type="dxa" w:w="120"/>
-            </w:tcMar>
-            <w:vAlign w:val="top"/>
-          </w:tcPr>
-          <w:p>
-            <w:pPr>
-              <w:spacing w:after="40" w:before="0"/>
-              <w:jc w:val="left"/>
-            </w:pPr>
-            <w:r>
-              <w:rPr>
-                <w:rFonts w:ascii="Arial" w:cs="Arial" w:eastAsia="Arial" w:hAnsi="Arial"/>
-                <w:b/>
-                <w:bCs/>
-                <w:i w:val="false"/>
-                <w:iCs w:val="false"/>
-                <w:color w:val="000000"/>
-                <w:sz w:val="18"/>
-                <w:szCs w:val="18"/>
-              </w:rPr>
-              <w:t xml:space="preserve">Phase 2 — Observe: Evidence Audit Before Final Presentation</w:t>
+            <w:shd w:fill="D9EEF1" w:color="auto" w:val="clear"/>
+            <w:tcMar>
+              <w:top w:type="dxa" w:w="60"/>
+              <w:left w:type="dxa" w:w="120"/>
+              <w:bottom w:type="dxa" w:w="60"/>
+              <w:right w:type="dxa" w:w="120"/>
+            </w:tcMar>
+            <w:vAlign w:val="top"/>
+          </w:tcPr>
+          <w:p>
+            <w:pPr>
+              <w:spacing w:after="40" w:before="0"/>
+              <w:jc w:val="left"/>
+            </w:pPr>
+            <w:r>
+              <w:rPr>
+                <w:rFonts w:ascii="Arial" w:cs="Arial" w:eastAsia="Arial" w:hAnsi="Arial"/>
+                <w:b/>
+                <w:bCs/>
+                <w:i w:val="false"/>
+                <w:iCs w:val="false"/>
+                <w:color w:val="000000"/>
+                <w:sz w:val="18"/>
+                <w:szCs w:val="18"/>
+              </w:rPr>
+              <w:t xml:space="preserve">Observe Phase</w:t>
             </w:r>
           </w:p>
           <w:p>
@@ -35060,7 +35132,7 @@
             <w:pPr>
               <w:spacing w:after="20" w:before="0"/>
             </w:pPr>
-            <w:hyperlink w:history="1" r:id="rIdknrgmt_qnuqemeamxstwa">
+            <w:hyperlink w:history="1" r:id="rIdz2kot4dlj7cttlc9v1w1q">
               <w:r>
                 <w:rPr>
                   <w:rFonts w:ascii="Arial" w:cs="Arial" w:eastAsia="Arial" w:hAnsi="Arial"/>
@@ -35093,7 +35165,7 @@
               <w:spacing w:after="10" w:before="0"/>
               <w:ind w:left="120"/>
             </w:pPr>
-            <w:hyperlink w:history="1" r:id="rId315xzcbepgwgsxcvtqfzq">
+            <w:hyperlink w:history="1" r:id="rIdhil8w91jvvw1whlmsnigt">
               <w:r>
                 <w:rPr>
                   <w:rFonts w:ascii="Arial" w:cs="Arial" w:eastAsia="Arial" w:hAnsi="Arial"/>
@@ -35138,7 +35210,7 @@
             <w:pPr>
               <w:spacing w:after="20" w:before="0"/>
             </w:pPr>
-            <w:hyperlink w:history="1" r:id="rIdxtl3fe5vzffmck_9yahw_">
+            <w:hyperlink w:history="1" r:id="rIdxtjxz16dlb4yd5yisafnw">
               <w:r>
                 <w:rPr>
                   <w:rFonts w:ascii="Arial" w:cs="Arial" w:eastAsia="Arial" w:hAnsi="Arial"/>
@@ -35171,7 +35243,7 @@
               <w:spacing w:after="10" w:before="0"/>
               <w:ind w:left="120"/>
             </w:pPr>
-            <w:hyperlink w:history="1" r:id="rIdpswultxdaycir7moix9_f">
+            <w:hyperlink w:history="1" r:id="rIdgyqftsqmpv45sxvvxwcm5">
               <w:r>
                 <w:rPr>
                   <w:rFonts w:ascii="Arial" w:cs="Arial" w:eastAsia="Arial" w:hAnsi="Arial"/>
@@ -35318,32 +35390,32 @@
         <w:tc>
           <w:tcPr>
             <w:tcW w:type="dxa" w:w="1520"/>
-            <w:shd w:fill="F2F2F2" w:color="auto" w:val="clear"/>
-            <w:tcMar>
-              <w:top w:type="dxa" w:w="60"/>
-              <w:left w:type="dxa" w:w="120"/>
-              <w:bottom w:type="dxa" w:w="60"/>
-              <w:right w:type="dxa" w:w="120"/>
-            </w:tcMar>
-            <w:vAlign w:val="top"/>
-          </w:tcPr>
-          <w:p>
-            <w:pPr>
-              <w:spacing w:after="40" w:before="0"/>
-              <w:jc w:val="left"/>
-            </w:pPr>
-            <w:r>
-              <w:rPr>
-                <w:rFonts w:ascii="Arial" w:cs="Arial" w:eastAsia="Arial" w:hAnsi="Arial"/>
-                <w:b/>
-                <w:bCs/>
-                <w:i w:val="false"/>
-                <w:iCs w:val="false"/>
-                <w:color w:val="000000"/>
-                <w:sz w:val="18"/>
-                <w:szCs w:val="18"/>
-              </w:rPr>
-              <w:t xml:space="preserve">Phase 3 — Explain: Gallery Walk Final Explanations and Structured Peer Feedback</w:t>
+            <w:shd w:fill="E2EFDA" w:color="auto" w:val="clear"/>
+            <w:tcMar>
+              <w:top w:type="dxa" w:w="60"/>
+              <w:left w:type="dxa" w:w="120"/>
+              <w:bottom w:type="dxa" w:w="60"/>
+              <w:right w:type="dxa" w:w="120"/>
+            </w:tcMar>
+            <w:vAlign w:val="top"/>
+          </w:tcPr>
+          <w:p>
+            <w:pPr>
+              <w:spacing w:after="40" w:before="0"/>
+              <w:jc w:val="left"/>
+            </w:pPr>
+            <w:r>
+              <w:rPr>
+                <w:rFonts w:ascii="Arial" w:cs="Arial" w:eastAsia="Arial" w:hAnsi="Arial"/>
+                <w:b/>
+                <w:bCs/>
+                <w:i w:val="false"/>
+                <w:iCs w:val="false"/>
+                <w:color w:val="000000"/>
+                <w:sz w:val="18"/>
+                <w:szCs w:val="18"/>
+              </w:rPr>
+              <w:t xml:space="preserve">Explain Phase</w:t>
             </w:r>
           </w:p>
           <w:p>
@@ -35366,7 +35438,7 @@
             <w:pPr>
               <w:spacing w:after="20" w:before="0"/>
             </w:pPr>
-            <w:hyperlink w:history="1" r:id="rIdre8wibzjvqa-xquoeoam5">
+            <w:hyperlink w:history="1" r:id="rId0kasvpuvklmn9wpv7hfvm">
               <w:r>
                 <w:rPr>
                   <w:rFonts w:ascii="Arial" w:cs="Arial" w:eastAsia="Arial" w:hAnsi="Arial"/>
@@ -35399,7 +35471,7 @@
               <w:spacing w:after="10" w:before="0"/>
               <w:ind w:left="120"/>
             </w:pPr>
-            <w:hyperlink w:history="1" r:id="rId8hdlt4gkc2xskbhzwtcjw">
+            <w:hyperlink w:history="1" r:id="rIdbntbupbi_dr-qwfnhdonc">
               <w:r>
                 <w:rPr>
                   <w:rFonts w:ascii="Arial" w:cs="Arial" w:eastAsia="Arial" w:hAnsi="Arial"/>
@@ -35444,7 +35516,7 @@
             <w:pPr>
               <w:spacing w:after="20" w:before="0"/>
             </w:pPr>
-            <w:hyperlink w:history="1" r:id="rId-nog5r1cpovcpomw7bdnm">
+            <w:hyperlink w:history="1" r:id="rIdbmgp3huxmild5cch9hjha">
               <w:r>
                 <w:rPr>
                   <w:rFonts w:ascii="Arial" w:cs="Arial" w:eastAsia="Arial" w:hAnsi="Arial"/>
@@ -35477,7 +35549,7 @@
               <w:spacing w:after="10" w:before="0"/>
               <w:ind w:left="120"/>
             </w:pPr>
-            <w:hyperlink w:history="1" r:id="rId03zuaa4vsvrzdhg2cmp7p">
+            <w:hyperlink w:history="1" r:id="rIdmtooxlpzeigtcgmiplm9o">
               <w:r>
                 <w:rPr>
                   <w:rFonts w:ascii="Arial" w:cs="Arial" w:eastAsia="Arial" w:hAnsi="Arial"/>
@@ -35624,32 +35696,32 @@
         <w:tc>
           <w:tcPr>
             <w:tcW w:type="dxa" w:w="1520"/>
-            <w:shd w:fill="F2F2F2" w:color="auto" w:val="clear"/>
-            <w:tcMar>
-              <w:top w:type="dxa" w:w="60"/>
-              <w:left w:type="dxa" w:w="120"/>
-              <w:bottom w:type="dxa" w:w="60"/>
-              <w:right w:type="dxa" w:w="120"/>
-            </w:tcMar>
-            <w:vAlign w:val="top"/>
-          </w:tcPr>
-          <w:p>
-            <w:pPr>
-              <w:spacing w:after="40" w:before="0"/>
-              <w:jc w:val="left"/>
-            </w:pPr>
-            <w:r>
-              <w:rPr>
-                <w:rFonts w:ascii="Arial" w:cs="Arial" w:eastAsia="Arial" w:hAnsi="Arial"/>
-                <w:b/>
-                <w:bCs/>
-                <w:i w:val="false"/>
-                <w:iCs w:val="false"/>
-                <w:color w:val="000000"/>
-                <w:sz w:val="18"/>
-                <w:szCs w:val="18"/>
-              </w:rPr>
-              <w:t xml:space="preserve">Phase 4 — DQB Completion: Closing the Driving Question Board</w:t>
+            <w:shd w:fill="FCE4D6" w:color="auto" w:val="clear"/>
+            <w:tcMar>
+              <w:top w:type="dxa" w:w="60"/>
+              <w:left w:type="dxa" w:w="120"/>
+              <w:bottom w:type="dxa" w:w="60"/>
+              <w:right w:type="dxa" w:w="120"/>
+            </w:tcMar>
+            <w:vAlign w:val="top"/>
+          </w:tcPr>
+          <w:p>
+            <w:pPr>
+              <w:spacing w:after="40" w:before="0"/>
+              <w:jc w:val="left"/>
+            </w:pPr>
+            <w:r>
+              <w:rPr>
+                <w:rFonts w:ascii="Arial" w:cs="Arial" w:eastAsia="Arial" w:hAnsi="Arial"/>
+                <w:b/>
+                <w:bCs/>
+                <w:i w:val="false"/>
+                <w:iCs w:val="false"/>
+                <w:color w:val="000000"/>
+                <w:sz w:val="18"/>
+                <w:szCs w:val="18"/>
+              </w:rPr>
+              <w:t xml:space="preserve">Driving Question Board (DQB) Creation</w:t>
             </w:r>
           </w:p>
           <w:p>
@@ -35672,7 +35744,7 @@
             <w:pPr>
               <w:spacing w:after="20" w:before="0"/>
             </w:pPr>
-            <w:hyperlink w:history="1" r:id="rIdiwk6r1jx5cazzjbsufrzi">
+            <w:hyperlink w:history="1" r:id="rIdksxmlfxvgikmajb4aqxle">
               <w:r>
                 <w:rPr>
                   <w:rFonts w:ascii="Arial" w:cs="Arial" w:eastAsia="Arial" w:hAnsi="Arial"/>
@@ -35705,7 +35777,7 @@
               <w:spacing w:after="10" w:before="0"/>
               <w:ind w:left="120"/>
             </w:pPr>
-            <w:hyperlink w:history="1" r:id="rIdwmctk6wmw6npdtfz7b1xe">
+            <w:hyperlink w:history="1" r:id="rIdsiqwfemmexirhuw-imoxc">
               <w:r>
                 <w:rPr>
                   <w:rFonts w:ascii="Arial" w:cs="Arial" w:eastAsia="Arial" w:hAnsi="Arial"/>
@@ -35750,7 +35822,7 @@
             <w:pPr>
               <w:spacing w:after="20" w:before="0"/>
             </w:pPr>
-            <w:hyperlink w:history="1" r:id="rIdi2siejqedgfnrak1rxaej">
+            <w:hyperlink w:history="1" r:id="rIddqepkmws1rimqsykgms7y">
               <w:r>
                 <w:rPr>
                   <w:rFonts w:ascii="Arial" w:cs="Arial" w:eastAsia="Arial" w:hAnsi="Arial"/>
@@ -35783,7 +35855,7 @@
               <w:spacing w:after="10" w:before="0"/>
               <w:ind w:left="120"/>
             </w:pPr>
-            <w:hyperlink w:history="1" r:id="rIdfmhyhqmtflh0bqgyca1eb">
+            <w:hyperlink w:history="1" r:id="rIdhzryesw6v89ededjqtlbm">
               <w:r>
                 <w:rPr>
                   <w:rFonts w:ascii="Arial" w:cs="Arial" w:eastAsia="Arial" w:hAnsi="Arial"/>
@@ -35930,32 +36002,32 @@
         <w:tc>
           <w:tcPr>
             <w:tcW w:type="dxa" w:w="1520"/>
-            <w:shd w:fill="F2F2F2" w:color="auto" w:val="clear"/>
-            <w:tcMar>
-              <w:top w:type="dxa" w:w="60"/>
-              <w:left w:type="dxa" w:w="120"/>
-              <w:bottom w:type="dxa" w:w="60"/>
-              <w:right w:type="dxa" w:w="120"/>
-            </w:tcMar>
-            <w:vAlign w:val="top"/>
-          </w:tcPr>
-          <w:p>
-            <w:pPr>
-              <w:spacing w:after="40" w:before="0"/>
-              <w:jc w:val="left"/>
-            </w:pPr>
-            <w:r>
-              <w:rPr>
-                <w:rFonts w:ascii="Arial" w:cs="Arial" w:eastAsia="Arial" w:hAnsi="Arial"/>
-                <w:b/>
-                <w:bCs/>
-                <w:i w:val="false"/>
-                <w:iCs w:val="false"/>
-                <w:color w:val="000000"/>
-                <w:sz w:val="18"/>
-                <w:szCs w:val="18"/>
-              </w:rPr>
-              <w:t xml:space="preserve">Phase 5 — Model Building: Final Individual Reflection and Whole-Class Synthesis</w:t>
+            <w:shd w:fill="D5E8F0" w:color="auto" w:val="clear"/>
+            <w:tcMar>
+              <w:top w:type="dxa" w:w="60"/>
+              <w:left w:type="dxa" w:w="120"/>
+              <w:bottom w:type="dxa" w:w="60"/>
+              <w:right w:type="dxa" w:w="120"/>
+            </w:tcMar>
+            <w:vAlign w:val="top"/>
+          </w:tcPr>
+          <w:p>
+            <w:pPr>
+              <w:spacing w:after="40" w:before="0"/>
+              <w:jc w:val="left"/>
+            </w:pPr>
+            <w:r>
+              <w:rPr>
+                <w:rFonts w:ascii="Arial" w:cs="Arial" w:eastAsia="Arial" w:hAnsi="Arial"/>
+                <w:b/>
+                <w:bCs/>
+                <w:i w:val="false"/>
+                <w:iCs w:val="false"/>
+                <w:color w:val="000000"/>
+                <w:sz w:val="18"/>
+                <w:szCs w:val="18"/>
+              </w:rPr>
+              <w:t xml:space="preserve">Model Building Phase</w:t>
             </w:r>
           </w:p>
           <w:p>
@@ -35978,7 +36050,7 @@
             <w:pPr>
               <w:spacing w:after="20" w:before="0"/>
             </w:pPr>
-            <w:hyperlink w:history="1" r:id="rId1w3zihbm2pe4ar0m0k3vi">
+            <w:hyperlink w:history="1" r:id="rIdh-dqf6wxf2e5qgkkt7wsv">
               <w:r>
                 <w:rPr>
                   <w:rFonts w:ascii="Arial" w:cs="Arial" w:eastAsia="Arial" w:hAnsi="Arial"/>
@@ -36011,7 +36083,7 @@
               <w:spacing w:after="10" w:before="0"/>
               <w:ind w:left="120"/>
             </w:pPr>
-            <w:hyperlink w:history="1" r:id="rIdt8lj-x3u9yh8rcyobu-rv">
+            <w:hyperlink w:history="1" r:id="rIdzrug5yn9airjas_fqb9gn">
               <w:r>
                 <w:rPr>
                   <w:rFonts w:ascii="Arial" w:cs="Arial" w:eastAsia="Arial" w:hAnsi="Arial"/>
@@ -36056,7 +36128,7 @@
             <w:pPr>
               <w:spacing w:after="20" w:before="0"/>
             </w:pPr>
-            <w:hyperlink w:history="1" r:id="rIdcpt8yayaciefpd8drcjrg">
+            <w:hyperlink w:history="1" r:id="rIdv0mqnxtmi8lbs-ml81cqn">
               <w:r>
                 <w:rPr>
                   <w:rFonts w:ascii="Arial" w:cs="Arial" w:eastAsia="Arial" w:hAnsi="Arial"/>
@@ -36089,7 +36161,7 @@
               <w:spacing w:after="10" w:before="0"/>
               <w:ind w:left="120"/>
             </w:pPr>
-            <w:hyperlink w:history="1" r:id="rIdxxw0yvzdh8vm_syz8ssm0">
+            <w:hyperlink w:history="1" r:id="rId9sszk5tlndlcfrmnrmkko">
               <w:r>
                 <w:rPr>
                   <w:rFonts w:ascii="Arial" w:cs="Arial" w:eastAsia="Arial" w:hAnsi="Arial"/>

--- a/data/outputs/v2/Physics/SS4.2_Introduction_to_Space_Physics/Physics_Introduction_to_Space_Physics_CBE_LessonSequence.docx
+++ b/data/outputs/v2/Physics/SS4.2_Introduction_to_Space_Physics/Physics_Introduction_to_Space_Physics_CBE_LessonSequence.docx
@@ -3612,7 +3612,7 @@
             <w:pPr>
               <w:spacing w:after="20" w:before="0"/>
             </w:pPr>
-            <w:hyperlink w:history="1" r:id="rIdib7nilv8fzx1pdzcoxrvn">
+            <w:hyperlink w:history="1" r:id="rIdag8love3xrzouq3lcg_p7">
               <w:r>
                 <w:rPr>
                   <w:rFonts w:ascii="Arial" w:cs="Arial" w:eastAsia="Arial" w:hAnsi="Arial"/>
@@ -3645,7 +3645,7 @@
               <w:spacing w:after="10" w:before="0"/>
               <w:ind w:left="120"/>
             </w:pPr>
-            <w:hyperlink w:history="1" r:id="rIdaveh4bxh-dmk1n8efcahq">
+            <w:hyperlink w:history="1" r:id="rIdouunky53uxu5_2nswre4y">
               <w:r>
                 <w:rPr>
                   <w:rFonts w:ascii="Arial" w:cs="Arial" w:eastAsia="Arial" w:hAnsi="Arial"/>
@@ -3690,7 +3690,7 @@
             <w:pPr>
               <w:spacing w:after="20" w:before="0"/>
             </w:pPr>
-            <w:hyperlink w:history="1" r:id="rIdotbj00hn7ecpdflt-avn4">
+            <w:hyperlink w:history="1" r:id="rIdefatngkjm_qph0e160rjm">
               <w:r>
                 <w:rPr>
                   <w:rFonts w:ascii="Arial" w:cs="Arial" w:eastAsia="Arial" w:hAnsi="Arial"/>
@@ -3723,7 +3723,7 @@
               <w:spacing w:after="10" w:before="0"/>
               <w:ind w:left="120"/>
             </w:pPr>
-            <w:hyperlink w:history="1" r:id="rIdkdjbw_z0ftjmewk2fxqt7">
+            <w:hyperlink w:history="1" r:id="rIda7os8wwph9h1hett68fqr">
               <w:r>
                 <w:rPr>
                   <w:rFonts w:ascii="Arial" w:cs="Arial" w:eastAsia="Arial" w:hAnsi="Arial"/>
@@ -3918,7 +3918,7 @@
             <w:pPr>
               <w:spacing w:after="20" w:before="0"/>
             </w:pPr>
-            <w:hyperlink w:history="1" r:id="rIdbnbevyn2svsx1uwxklu2y">
+            <w:hyperlink w:history="1" r:id="rIdr3stjqbeikueksteuhtgv">
               <w:r>
                 <w:rPr>
                   <w:rFonts w:ascii="Arial" w:cs="Arial" w:eastAsia="Arial" w:hAnsi="Arial"/>
@@ -3951,7 +3951,7 @@
               <w:spacing w:after="10" w:before="0"/>
               <w:ind w:left="120"/>
             </w:pPr>
-            <w:hyperlink w:history="1" r:id="rIdj9rwe95k2id0wbm2sja5c">
+            <w:hyperlink w:history="1" r:id="rIdjtoenh_kyy7dfb0_mv-fv">
               <w:r>
                 <w:rPr>
                   <w:rFonts w:ascii="Arial" w:cs="Arial" w:eastAsia="Arial" w:hAnsi="Arial"/>
@@ -3996,7 +3996,7 @@
             <w:pPr>
               <w:spacing w:after="20" w:before="0"/>
             </w:pPr>
-            <w:hyperlink w:history="1" r:id="rIdhjppu-8ksdfymkxjoft_4">
+            <w:hyperlink w:history="1" r:id="rIdjtphplt66kznyvdrc_odj">
               <w:r>
                 <w:rPr>
                   <w:rFonts w:ascii="Arial" w:cs="Arial" w:eastAsia="Arial" w:hAnsi="Arial"/>
@@ -4029,7 +4029,7 @@
               <w:spacing w:after="10" w:before="0"/>
               <w:ind w:left="120"/>
             </w:pPr>
-            <w:hyperlink w:history="1" r:id="rIdlyvmelckvr-qopti9sap_">
+            <w:hyperlink w:history="1" r:id="rIdpiqmsztpx1hu7bsbd7k60">
               <w:r>
                 <w:rPr>
                   <w:rFonts w:ascii="Arial" w:cs="Arial" w:eastAsia="Arial" w:hAnsi="Arial"/>
@@ -4224,7 +4224,7 @@
             <w:pPr>
               <w:spacing w:after="20" w:before="0"/>
             </w:pPr>
-            <w:hyperlink w:history="1" r:id="rIdlnfsfgul1msh7hnwb_pjs">
+            <w:hyperlink w:history="1" r:id="rId6tg8qkzfbg0u4lziow_7z">
               <w:r>
                 <w:rPr>
                   <w:rFonts w:ascii="Arial" w:cs="Arial" w:eastAsia="Arial" w:hAnsi="Arial"/>
@@ -4257,7 +4257,7 @@
               <w:spacing w:after="10" w:before="0"/>
               <w:ind w:left="120"/>
             </w:pPr>
-            <w:hyperlink w:history="1" r:id="rIdumn9gjqm9gajvbnjtz4tm">
+            <w:hyperlink w:history="1" r:id="rIdzc15pb3zsxlqh958sar7g">
               <w:r>
                 <w:rPr>
                   <w:rFonts w:ascii="Arial" w:cs="Arial" w:eastAsia="Arial" w:hAnsi="Arial"/>
@@ -4302,7 +4302,7 @@
             <w:pPr>
               <w:spacing w:after="20" w:before="0"/>
             </w:pPr>
-            <w:hyperlink w:history="1" r:id="rIdxrbm4mfkxexpoozfutdqh">
+            <w:hyperlink w:history="1" r:id="rIdiq6ztqj8eq0c1r1kp3_ba">
               <w:r>
                 <w:rPr>
                   <w:rFonts w:ascii="Arial" w:cs="Arial" w:eastAsia="Arial" w:hAnsi="Arial"/>
@@ -4335,7 +4335,7 @@
               <w:spacing w:after="10" w:before="0"/>
               <w:ind w:left="120"/>
             </w:pPr>
-            <w:hyperlink w:history="1" r:id="rIdveokgztp4pvafzaea3uuk">
+            <w:hyperlink w:history="1" r:id="rIde81xl-t30e5cfvehmsown">
               <w:r>
                 <w:rPr>
                   <w:rFonts w:ascii="Arial" w:cs="Arial" w:eastAsia="Arial" w:hAnsi="Arial"/>
@@ -4530,7 +4530,7 @@
             <w:pPr>
               <w:spacing w:after="20" w:before="0"/>
             </w:pPr>
-            <w:hyperlink w:history="1" r:id="rIdxtgv5fghpmuh4-to8eefq">
+            <w:hyperlink w:history="1" r:id="rIdc5osngfifeyl99wgyl5z_">
               <w:r>
                 <w:rPr>
                   <w:rFonts w:ascii="Arial" w:cs="Arial" w:eastAsia="Arial" w:hAnsi="Arial"/>
@@ -4563,7 +4563,7 @@
               <w:spacing w:after="10" w:before="0"/>
               <w:ind w:left="120"/>
             </w:pPr>
-            <w:hyperlink w:history="1" r:id="rIdak0lklhb79yngkpex3qmu">
+            <w:hyperlink w:history="1" r:id="rIdftueet9anr9qzsc8osfbw">
               <w:r>
                 <w:rPr>
                   <w:rFonts w:ascii="Arial" w:cs="Arial" w:eastAsia="Arial" w:hAnsi="Arial"/>
@@ -4608,7 +4608,7 @@
             <w:pPr>
               <w:spacing w:after="20" w:before="0"/>
             </w:pPr>
-            <w:hyperlink w:history="1" r:id="rIduwyj8hjont8gon94tcd0y">
+            <w:hyperlink w:history="1" r:id="rIdo34x8c0lzswjs1j5r_5ep">
               <w:r>
                 <w:rPr>
                   <w:rFonts w:ascii="Arial" w:cs="Arial" w:eastAsia="Arial" w:hAnsi="Arial"/>
@@ -4641,7 +4641,7 @@
               <w:spacing w:after="10" w:before="0"/>
               <w:ind w:left="120"/>
             </w:pPr>
-            <w:hyperlink w:history="1" r:id="rIdcrgni9hfebl9fsapdj4ju">
+            <w:hyperlink w:history="1" r:id="rIdlvt4r-bqzgaaj6xyfvimt">
               <w:r>
                 <w:rPr>
                   <w:rFonts w:ascii="Arial" w:cs="Arial" w:eastAsia="Arial" w:hAnsi="Arial"/>
@@ -4836,7 +4836,7 @@
             <w:pPr>
               <w:spacing w:after="20" w:before="0"/>
             </w:pPr>
-            <w:hyperlink w:history="1" r:id="rId1mmhcefwkkra1tnv7zh1-">
+            <w:hyperlink w:history="1" r:id="rIdloqbyyxyxkq1aj6y_dg8b">
               <w:r>
                 <w:rPr>
                   <w:rFonts w:ascii="Arial" w:cs="Arial" w:eastAsia="Arial" w:hAnsi="Arial"/>
@@ -4869,7 +4869,7 @@
               <w:spacing w:after="10" w:before="0"/>
               <w:ind w:left="120"/>
             </w:pPr>
-            <w:hyperlink w:history="1" r:id="rIdnc7rboeiy8xzz9mfdbdsb">
+            <w:hyperlink w:history="1" r:id="rId7fj7ta3fyx3dxgvzssr8_">
               <w:r>
                 <w:rPr>
                   <w:rFonts w:ascii="Arial" w:cs="Arial" w:eastAsia="Arial" w:hAnsi="Arial"/>
@@ -4914,7 +4914,7 @@
             <w:pPr>
               <w:spacing w:after="20" w:before="0"/>
             </w:pPr>
-            <w:hyperlink w:history="1" r:id="rIdztpyxowygkt1kpsf5fvrj">
+            <w:hyperlink w:history="1" r:id="rIdq_6tt7tkm53dk5yg5lwm3">
               <w:r>
                 <w:rPr>
                   <w:rFonts w:ascii="Arial" w:cs="Arial" w:eastAsia="Arial" w:hAnsi="Arial"/>
@@ -4947,7 +4947,7 @@
               <w:spacing w:after="10" w:before="0"/>
               <w:ind w:left="120"/>
             </w:pPr>
-            <w:hyperlink w:history="1" r:id="rIddgpsvzggwvxdm86gxrqli">
+            <w:hyperlink w:history="1" r:id="rId3g3n5s7mnzcb_hrenplx3">
               <w:r>
                 <w:rPr>
                   <w:rFonts w:ascii="Arial" w:cs="Arial" w:eastAsia="Arial" w:hAnsi="Arial"/>
@@ -6434,7 +6434,7 @@
             <w:pPr>
               <w:spacing w:after="20" w:before="0"/>
             </w:pPr>
-            <w:hyperlink w:history="1" r:id="rId3xksq7yovvfcvqhfzqnur">
+            <w:hyperlink w:history="1" r:id="rIde2xpmy_bmxd4te9wnkjvv">
               <w:r>
                 <w:rPr>
                   <w:rFonts w:ascii="Arial" w:cs="Arial" w:eastAsia="Arial" w:hAnsi="Arial"/>
@@ -6467,7 +6467,7 @@
               <w:spacing w:after="10" w:before="0"/>
               <w:ind w:left="120"/>
             </w:pPr>
-            <w:hyperlink w:history="1" r:id="rId6jgsudlv4x03nruskzx_g">
+            <w:hyperlink w:history="1" r:id="rId4oxjghpu6zzqdwypv0i13">
               <w:r>
                 <w:rPr>
                   <w:rFonts w:ascii="Arial" w:cs="Arial" w:eastAsia="Arial" w:hAnsi="Arial"/>
@@ -6512,7 +6512,7 @@
             <w:pPr>
               <w:spacing w:after="20" w:before="0"/>
             </w:pPr>
-            <w:hyperlink w:history="1" r:id="rIdr2yb4ocaph1848eo_jm82">
+            <w:hyperlink w:history="1" r:id="rIdu7ssc8gewpgw5ufugih-k">
               <w:r>
                 <w:rPr>
                   <w:rFonts w:ascii="Arial" w:cs="Arial" w:eastAsia="Arial" w:hAnsi="Arial"/>
@@ -6545,7 +6545,7 @@
               <w:spacing w:after="10" w:before="0"/>
               <w:ind w:left="120"/>
             </w:pPr>
-            <w:hyperlink w:history="1" r:id="rId0rqfevnhkizqjlwjmn37v">
+            <w:hyperlink w:history="1" r:id="rId24h6f6duzydzo_sbpstw2">
               <w:r>
                 <w:rPr>
                   <w:rFonts w:ascii="Arial" w:cs="Arial" w:eastAsia="Arial" w:hAnsi="Arial"/>
@@ -6740,7 +6740,7 @@
             <w:pPr>
               <w:spacing w:after="20" w:before="0"/>
             </w:pPr>
-            <w:hyperlink w:history="1" r:id="rId9ryksnndumjvvk3ngq-xm">
+            <w:hyperlink w:history="1" r:id="rIdu-rwmsyncbrwzsdhicvmq">
               <w:r>
                 <w:rPr>
                   <w:rFonts w:ascii="Arial" w:cs="Arial" w:eastAsia="Arial" w:hAnsi="Arial"/>
@@ -6773,7 +6773,7 @@
               <w:spacing w:after="10" w:before="0"/>
               <w:ind w:left="120"/>
             </w:pPr>
-            <w:hyperlink w:history="1" r:id="rIdcv07b4lpyjg9we8yb8doc">
+            <w:hyperlink w:history="1" r:id="rIdhfan-sq5z3uu0y-qcnhal">
               <w:r>
                 <w:rPr>
                   <w:rFonts w:ascii="Arial" w:cs="Arial" w:eastAsia="Arial" w:hAnsi="Arial"/>
@@ -6818,7 +6818,7 @@
             <w:pPr>
               <w:spacing w:after="20" w:before="0"/>
             </w:pPr>
-            <w:hyperlink w:history="1" r:id="rIdb00buko6zbubuqoadyyq8">
+            <w:hyperlink w:history="1" r:id="rIdfoeotlaxjjf4nkmgmpgoy">
               <w:r>
                 <w:rPr>
                   <w:rFonts w:ascii="Arial" w:cs="Arial" w:eastAsia="Arial" w:hAnsi="Arial"/>
@@ -6851,7 +6851,7 @@
               <w:spacing w:after="10" w:before="0"/>
               <w:ind w:left="120"/>
             </w:pPr>
-            <w:hyperlink w:history="1" r:id="rIdldbt81tfjniurfgjttw5h">
+            <w:hyperlink w:history="1" r:id="rIdxy8iz1o0j0wcw0djllkup">
               <w:r>
                 <w:rPr>
                   <w:rFonts w:ascii="Arial" w:cs="Arial" w:eastAsia="Arial" w:hAnsi="Arial"/>
@@ -7122,7 +7122,7 @@
             <w:pPr>
               <w:spacing w:after="20" w:before="0"/>
             </w:pPr>
-            <w:hyperlink w:history="1" r:id="rIduydaeqpd3ysbxozy3osmo">
+            <w:hyperlink w:history="1" r:id="rIdv76lro5rz8gs6dzdxw-tk">
               <w:r>
                 <w:rPr>
                   <w:rFonts w:ascii="Arial" w:cs="Arial" w:eastAsia="Arial" w:hAnsi="Arial"/>
@@ -7155,7 +7155,7 @@
               <w:spacing w:after="10" w:before="0"/>
               <w:ind w:left="120"/>
             </w:pPr>
-            <w:hyperlink w:history="1" r:id="rIdas6fdqwjyt4a45jkkk2oq">
+            <w:hyperlink w:history="1" r:id="rIdpahtzv2xkv0ac6btwkh2p">
               <w:r>
                 <w:rPr>
                   <w:rFonts w:ascii="Arial" w:cs="Arial" w:eastAsia="Arial" w:hAnsi="Arial"/>
@@ -7200,7 +7200,7 @@
             <w:pPr>
               <w:spacing w:after="20" w:before="0"/>
             </w:pPr>
-            <w:hyperlink w:history="1" r:id="rIdkshfex1mmwhtkxlkzixch">
+            <w:hyperlink w:history="1" r:id="rIdex25kz7e7bolyqkiscyxv">
               <w:r>
                 <w:rPr>
                   <w:rFonts w:ascii="Arial" w:cs="Arial" w:eastAsia="Arial" w:hAnsi="Arial"/>
@@ -7233,7 +7233,7 @@
               <w:spacing w:after="10" w:before="0"/>
               <w:ind w:left="120"/>
             </w:pPr>
-            <w:hyperlink w:history="1" r:id="rIdahwdxo317pm-elfqakojv">
+            <w:hyperlink w:history="1" r:id="rIdt51dx_htzw82i5bjko04k">
               <w:r>
                 <w:rPr>
                   <w:rFonts w:ascii="Arial" w:cs="Arial" w:eastAsia="Arial" w:hAnsi="Arial"/>
@@ -7428,7 +7428,7 @@
             <w:pPr>
               <w:spacing w:after="20" w:before="0"/>
             </w:pPr>
-            <w:hyperlink w:history="1" r:id="rIdilxmctm_cfgjwwikikovd">
+            <w:hyperlink w:history="1" r:id="rIdwqfnret16lkhsamqe7dii">
               <w:r>
                 <w:rPr>
                   <w:rFonts w:ascii="Arial" w:cs="Arial" w:eastAsia="Arial" w:hAnsi="Arial"/>
@@ -7461,7 +7461,7 @@
               <w:spacing w:after="10" w:before="0"/>
               <w:ind w:left="120"/>
             </w:pPr>
-            <w:hyperlink w:history="1" r:id="rIduan38izfw0tgd_fr76jtx">
+            <w:hyperlink w:history="1" r:id="rIdflru8wkpvbspuk2wptw7-">
               <w:r>
                 <w:rPr>
                   <w:rFonts w:ascii="Arial" w:cs="Arial" w:eastAsia="Arial" w:hAnsi="Arial"/>
@@ -7506,7 +7506,7 @@
             <w:pPr>
               <w:spacing w:after="20" w:before="0"/>
             </w:pPr>
-            <w:hyperlink w:history="1" r:id="rIdjopkwjuuvv1k8panfjtir">
+            <w:hyperlink w:history="1" r:id="rIdbb7pl9fi317yqrg-3qbor">
               <w:r>
                 <w:rPr>
                   <w:rFonts w:ascii="Arial" w:cs="Arial" w:eastAsia="Arial" w:hAnsi="Arial"/>
@@ -7539,7 +7539,7 @@
               <w:spacing w:after="10" w:before="0"/>
               <w:ind w:left="120"/>
             </w:pPr>
-            <w:hyperlink w:history="1" r:id="rIdydsanhzofs62-wbg15rvz">
+            <w:hyperlink w:history="1" r:id="rId0lo8_-utup0erf3w1v4eq">
               <w:r>
                 <w:rPr>
                   <w:rFonts w:ascii="Arial" w:cs="Arial" w:eastAsia="Arial" w:hAnsi="Arial"/>
@@ -7734,7 +7734,7 @@
             <w:pPr>
               <w:spacing w:after="20" w:before="0"/>
             </w:pPr>
-            <w:hyperlink w:history="1" r:id="rId50di8m61zt0rd-r0n_kei">
+            <w:hyperlink w:history="1" r:id="rId_kdxogyhozp65hddoe4to">
               <w:r>
                 <w:rPr>
                   <w:rFonts w:ascii="Arial" w:cs="Arial" w:eastAsia="Arial" w:hAnsi="Arial"/>
@@ -7767,7 +7767,7 @@
               <w:spacing w:after="10" w:before="0"/>
               <w:ind w:left="120"/>
             </w:pPr>
-            <w:hyperlink w:history="1" r:id="rIdbsx4qwxgxkalhkom6wclp">
+            <w:hyperlink w:history="1" r:id="rIdp0cegkoftfj6eosqqslhq">
               <w:r>
                 <w:rPr>
                   <w:rFonts w:ascii="Arial" w:cs="Arial" w:eastAsia="Arial" w:hAnsi="Arial"/>
@@ -7812,7 +7812,7 @@
             <w:pPr>
               <w:spacing w:after="20" w:before="0"/>
             </w:pPr>
-            <w:hyperlink w:history="1" r:id="rId_tk5grcinl0fk1drwfwev">
+            <w:hyperlink w:history="1" r:id="rId_stgfsf5roaobbb2qx74g">
               <w:r>
                 <w:rPr>
                   <w:rFonts w:ascii="Arial" w:cs="Arial" w:eastAsia="Arial" w:hAnsi="Arial"/>
@@ -7845,7 +7845,7 @@
               <w:spacing w:after="10" w:before="0"/>
               <w:ind w:left="120"/>
             </w:pPr>
-            <w:hyperlink w:history="1" r:id="rIdlcdikf4_f9xni3ngc1nr5">
+            <w:hyperlink w:history="1" r:id="rIda6ncv6g-_rzrtiyjnlg4b">
               <w:r>
                 <w:rPr>
                   <w:rFonts w:ascii="Arial" w:cs="Arial" w:eastAsia="Arial" w:hAnsi="Arial"/>
@@ -9332,7 +9332,7 @@
             <w:pPr>
               <w:spacing w:after="20" w:before="0"/>
             </w:pPr>
-            <w:hyperlink w:history="1" r:id="rIdzu8o1oglpjyjv924jnywc">
+            <w:hyperlink w:history="1" r:id="rId-yp82doxje3lu-a8sorfm">
               <w:r>
                 <w:rPr>
                   <w:rFonts w:ascii="Arial" w:cs="Arial" w:eastAsia="Arial" w:hAnsi="Arial"/>
@@ -9365,7 +9365,7 @@
               <w:spacing w:after="10" w:before="0"/>
               <w:ind w:left="120"/>
             </w:pPr>
-            <w:hyperlink w:history="1" r:id="rIdqsiqzdhgmhtvwy1qhy93p">
+            <w:hyperlink w:history="1" r:id="rIdilcc6474jxgf0iabkq8za">
               <w:r>
                 <w:rPr>
                   <w:rFonts w:ascii="Arial" w:cs="Arial" w:eastAsia="Arial" w:hAnsi="Arial"/>
@@ -9410,7 +9410,7 @@
             <w:pPr>
               <w:spacing w:after="20" w:before="0"/>
             </w:pPr>
-            <w:hyperlink w:history="1" r:id="rId6-b6ip9w7qttokahfz0o4">
+            <w:hyperlink w:history="1" r:id="rIdkbbzk4zikvx7konpl3993">
               <w:r>
                 <w:rPr>
                   <w:rFonts w:ascii="Arial" w:cs="Arial" w:eastAsia="Arial" w:hAnsi="Arial"/>
@@ -9443,7 +9443,7 @@
               <w:spacing w:after="10" w:before="0"/>
               <w:ind w:left="120"/>
             </w:pPr>
-            <w:hyperlink w:history="1" r:id="rIdsk6bqdrz0-pb5m-d2-0fx">
+            <w:hyperlink w:history="1" r:id="rIdcbbbw5y3yttkzwm4hypjt">
               <w:r>
                 <w:rPr>
                   <w:rFonts w:ascii="Arial" w:cs="Arial" w:eastAsia="Arial" w:hAnsi="Arial"/>
@@ -9638,7 +9638,7 @@
             <w:pPr>
               <w:spacing w:after="20" w:before="0"/>
             </w:pPr>
-            <w:hyperlink w:history="1" r:id="rIdr7cx0z3oyhnm5kausmzm7">
+            <w:hyperlink w:history="1" r:id="rIdeid0f6-gjtpy0e_ldssy-">
               <w:r>
                 <w:rPr>
                   <w:rFonts w:ascii="Arial" w:cs="Arial" w:eastAsia="Arial" w:hAnsi="Arial"/>
@@ -9671,7 +9671,7 @@
               <w:spacing w:after="10" w:before="0"/>
               <w:ind w:left="120"/>
             </w:pPr>
-            <w:hyperlink w:history="1" r:id="rIdjrifbjhbatwvefv5qgjzw">
+            <w:hyperlink w:history="1" r:id="rIdqbbbqevzfog4v4c4oul6m">
               <w:r>
                 <w:rPr>
                   <w:rFonts w:ascii="Arial" w:cs="Arial" w:eastAsia="Arial" w:hAnsi="Arial"/>
@@ -9716,7 +9716,7 @@
             <w:pPr>
               <w:spacing w:after="20" w:before="0"/>
             </w:pPr>
-            <w:hyperlink w:history="1" r:id="rId-nkd0rurlq_wpuduxigos">
+            <w:hyperlink w:history="1" r:id="rIdv1oik8tizs_jammaaqsgb">
               <w:r>
                 <w:rPr>
                   <w:rFonts w:ascii="Arial" w:cs="Arial" w:eastAsia="Arial" w:hAnsi="Arial"/>
@@ -9749,7 +9749,7 @@
               <w:spacing w:after="10" w:before="0"/>
               <w:ind w:left="120"/>
             </w:pPr>
-            <w:hyperlink w:history="1" r:id="rIdzf8ounvtjcd_bzp3cyr3_">
+            <w:hyperlink w:history="1" r:id="rIdnpkdvk7hgz01ufggb78kz">
               <w:r>
                 <w:rPr>
                   <w:rFonts w:ascii="Arial" w:cs="Arial" w:eastAsia="Arial" w:hAnsi="Arial"/>
@@ -9944,7 +9944,7 @@
             <w:pPr>
               <w:spacing w:after="20" w:before="0"/>
             </w:pPr>
-            <w:hyperlink w:history="1" r:id="rIdzndfy33lat4zus_dxmgg8">
+            <w:hyperlink w:history="1" r:id="rIdppepdcgchrnc_wtkrbghr">
               <w:r>
                 <w:rPr>
                   <w:rFonts w:ascii="Arial" w:cs="Arial" w:eastAsia="Arial" w:hAnsi="Arial"/>
@@ -9977,7 +9977,7 @@
               <w:spacing w:after="10" w:before="0"/>
               <w:ind w:left="120"/>
             </w:pPr>
-            <w:hyperlink w:history="1" r:id="rIdefxlycevzy6jcnyj_x8ck">
+            <w:hyperlink w:history="1" r:id="rIdbvftiqakoeoii5wjfxkgs">
               <w:r>
                 <w:rPr>
                   <w:rFonts w:ascii="Arial" w:cs="Arial" w:eastAsia="Arial" w:hAnsi="Arial"/>
@@ -10022,7 +10022,7 @@
             <w:pPr>
               <w:spacing w:after="20" w:before="0"/>
             </w:pPr>
-            <w:hyperlink w:history="1" r:id="rIdbniskrt19znxkov8wgaxj">
+            <w:hyperlink w:history="1" r:id="rIdu__r_rmfglg89816rt5y1">
               <w:r>
                 <w:rPr>
                   <w:rFonts w:ascii="Arial" w:cs="Arial" w:eastAsia="Arial" w:hAnsi="Arial"/>
@@ -10055,7 +10055,7 @@
               <w:spacing w:after="10" w:before="0"/>
               <w:ind w:left="120"/>
             </w:pPr>
-            <w:hyperlink w:history="1" r:id="rId2cncv_zkyhe6uudu3yq8k">
+            <w:hyperlink w:history="1" r:id="rIdjxlgsztznxlpatphlsbi_">
               <w:r>
                 <w:rPr>
                   <w:rFonts w:ascii="Arial" w:cs="Arial" w:eastAsia="Arial" w:hAnsi="Arial"/>
@@ -10250,7 +10250,7 @@
             <w:pPr>
               <w:spacing w:after="20" w:before="0"/>
             </w:pPr>
-            <w:hyperlink w:history="1" r:id="rIdcg7lnqywfmbv0v_yissar">
+            <w:hyperlink w:history="1" r:id="rId6l4timhnfc3e0jvt7z7go">
               <w:r>
                 <w:rPr>
                   <w:rFonts w:ascii="Arial" w:cs="Arial" w:eastAsia="Arial" w:hAnsi="Arial"/>
@@ -10283,7 +10283,7 @@
               <w:spacing w:after="10" w:before="0"/>
               <w:ind w:left="120"/>
             </w:pPr>
-            <w:hyperlink w:history="1" r:id="rIdvm8f5inh_zsce2z3pguty">
+            <w:hyperlink w:history="1" r:id="rIdqw6fpzs1zi0jzydressys">
               <w:r>
                 <w:rPr>
                   <w:rFonts w:ascii="Arial" w:cs="Arial" w:eastAsia="Arial" w:hAnsi="Arial"/>
@@ -10328,7 +10328,7 @@
             <w:pPr>
               <w:spacing w:after="20" w:before="0"/>
             </w:pPr>
-            <w:hyperlink w:history="1" r:id="rIdsyzg1tzrmyzont-yu_i0s">
+            <w:hyperlink w:history="1" r:id="rIdzmr9zuawgk6ao5ifys6wu">
               <w:r>
                 <w:rPr>
                   <w:rFonts w:ascii="Arial" w:cs="Arial" w:eastAsia="Arial" w:hAnsi="Arial"/>
@@ -10361,7 +10361,7 @@
               <w:spacing w:after="10" w:before="0"/>
               <w:ind w:left="120"/>
             </w:pPr>
-            <w:hyperlink w:history="1" r:id="rIdbh9xtgxayvwlnhz5f0e9-">
+            <w:hyperlink w:history="1" r:id="rId8cx0kikue1dbvr9n4wdtv">
               <w:r>
                 <w:rPr>
                   <w:rFonts w:ascii="Arial" w:cs="Arial" w:eastAsia="Arial" w:hAnsi="Arial"/>
@@ -10556,7 +10556,7 @@
             <w:pPr>
               <w:spacing w:after="20" w:before="0"/>
             </w:pPr>
-            <w:hyperlink w:history="1" r:id="rIdj0z9y4ea1ol8ocqd8ndjn">
+            <w:hyperlink w:history="1" r:id="rIdmmvpvjf4lcr8-c2at2if1">
               <w:r>
                 <w:rPr>
                   <w:rFonts w:ascii="Arial" w:cs="Arial" w:eastAsia="Arial" w:hAnsi="Arial"/>
@@ -10589,7 +10589,7 @@
               <w:spacing w:after="10" w:before="0"/>
               <w:ind w:left="120"/>
             </w:pPr>
-            <w:hyperlink w:history="1" r:id="rId7t12pcvjvx1yqia7xfjbw">
+            <w:hyperlink w:history="1" r:id="rIdkenlcow2cof-hpxcbnqub">
               <w:r>
                 <w:rPr>
                   <w:rFonts w:ascii="Arial" w:cs="Arial" w:eastAsia="Arial" w:hAnsi="Arial"/>
@@ -10634,7 +10634,7 @@
             <w:pPr>
               <w:spacing w:after="20" w:before="0"/>
             </w:pPr>
-            <w:hyperlink w:history="1" r:id="rIdmlhcmb5ft1p1abnwkpsy-">
+            <w:hyperlink w:history="1" r:id="rIdv77o7dopi1jpulb9wbbn1">
               <w:r>
                 <w:rPr>
                   <w:rFonts w:ascii="Arial" w:cs="Arial" w:eastAsia="Arial" w:hAnsi="Arial"/>
@@ -10667,7 +10667,7 @@
               <w:spacing w:after="10" w:before="0"/>
               <w:ind w:left="120"/>
             </w:pPr>
-            <w:hyperlink w:history="1" r:id="rIdtvkqbmasfpf7lvgkzd_jw">
+            <w:hyperlink w:history="1" r:id="rIdcsmjb9r7mwekzcbqhi1xj">
               <w:r>
                 <w:rPr>
                   <w:rFonts w:ascii="Arial" w:cs="Arial" w:eastAsia="Arial" w:hAnsi="Arial"/>
@@ -12154,7 +12154,7 @@
             <w:pPr>
               <w:spacing w:after="20" w:before="0"/>
             </w:pPr>
-            <w:hyperlink w:history="1" r:id="rIdihqkdmbqlm3j9rfeoigkl">
+            <w:hyperlink w:history="1" r:id="rId3tybt0fkesupwu64ig_j7">
               <w:r>
                 <w:rPr>
                   <w:rFonts w:ascii="Arial" w:cs="Arial" w:eastAsia="Arial" w:hAnsi="Arial"/>
@@ -12187,7 +12187,7 @@
               <w:spacing w:after="10" w:before="0"/>
               <w:ind w:left="120"/>
             </w:pPr>
-            <w:hyperlink w:history="1" r:id="rIdb-iafhwlbquqcogkeqegk">
+            <w:hyperlink w:history="1" r:id="rIdwbqfrmflvq2bdoc6ns9df">
               <w:r>
                 <w:rPr>
                   <w:rFonts w:ascii="Arial" w:cs="Arial" w:eastAsia="Arial" w:hAnsi="Arial"/>
@@ -12232,7 +12232,7 @@
             <w:pPr>
               <w:spacing w:after="20" w:before="0"/>
             </w:pPr>
-            <w:hyperlink w:history="1" r:id="rIds65z6idcgdsaylzl7k3lg">
+            <w:hyperlink w:history="1" r:id="rIddjaqnccvyljwgn4psi0lr">
               <w:r>
                 <w:rPr>
                   <w:rFonts w:ascii="Arial" w:cs="Arial" w:eastAsia="Arial" w:hAnsi="Arial"/>
@@ -12265,7 +12265,7 @@
               <w:spacing w:after="10" w:before="0"/>
               <w:ind w:left="120"/>
             </w:pPr>
-            <w:hyperlink w:history="1" r:id="rIdlmj9e5yuzo7hbqf60htl2">
+            <w:hyperlink w:history="1" r:id="rIddssonp5nve7cx7ru0qpns">
               <w:r>
                 <w:rPr>
                   <w:rFonts w:ascii="Arial" w:cs="Arial" w:eastAsia="Arial" w:hAnsi="Arial"/>
@@ -12460,7 +12460,7 @@
             <w:pPr>
               <w:spacing w:after="20" w:before="0"/>
             </w:pPr>
-            <w:hyperlink w:history="1" r:id="rIdvccpoyaqbg_ijhlgy06yd">
+            <w:hyperlink w:history="1" r:id="rIddbofowr6cyb5ho2jd7d8n">
               <w:r>
                 <w:rPr>
                   <w:rFonts w:ascii="Arial" w:cs="Arial" w:eastAsia="Arial" w:hAnsi="Arial"/>
@@ -12493,7 +12493,7 @@
               <w:spacing w:after="10" w:before="0"/>
               <w:ind w:left="120"/>
             </w:pPr>
-            <w:hyperlink w:history="1" r:id="rId32klsiybb_mbqw-ct2owl">
+            <w:hyperlink w:history="1" r:id="rIdluoakwgk9fuamt5ulpah4">
               <w:r>
                 <w:rPr>
                   <w:rFonts w:ascii="Arial" w:cs="Arial" w:eastAsia="Arial" w:hAnsi="Arial"/>
@@ -12538,7 +12538,7 @@
             <w:pPr>
               <w:spacing w:after="20" w:before="0"/>
             </w:pPr>
-            <w:hyperlink w:history="1" r:id="rIdnfuxhvt92wnkcrmlle2gs">
+            <w:hyperlink w:history="1" r:id="rIdcg0wdybggybnucfdgepcn">
               <w:r>
                 <w:rPr>
                   <w:rFonts w:ascii="Arial" w:cs="Arial" w:eastAsia="Arial" w:hAnsi="Arial"/>
@@ -12571,7 +12571,7 @@
               <w:spacing w:after="10" w:before="0"/>
               <w:ind w:left="120"/>
             </w:pPr>
-            <w:hyperlink w:history="1" r:id="rIdfsanbjdo5lmap8x2wuop7">
+            <w:hyperlink w:history="1" r:id="rIdc47a3sjf282gptttgw2gi">
               <w:r>
                 <w:rPr>
                   <w:rFonts w:ascii="Arial" w:cs="Arial" w:eastAsia="Arial" w:hAnsi="Arial"/>
@@ -12766,7 +12766,7 @@
             <w:pPr>
               <w:spacing w:after="20" w:before="0"/>
             </w:pPr>
-            <w:hyperlink w:history="1" r:id="rIdlmr2-xoeumq8zyhdubp0f">
+            <w:hyperlink w:history="1" r:id="rIdj98qfeqlyrdppgicjzqz6">
               <w:r>
                 <w:rPr>
                   <w:rFonts w:ascii="Arial" w:cs="Arial" w:eastAsia="Arial" w:hAnsi="Arial"/>
@@ -12799,7 +12799,7 @@
               <w:spacing w:after="10" w:before="0"/>
               <w:ind w:left="120"/>
             </w:pPr>
-            <w:hyperlink w:history="1" r:id="rIdrgisiuq9fr3ocrkw38yq2">
+            <w:hyperlink w:history="1" r:id="rId-lo25rgeu1fjkv9n6oitn">
               <w:r>
                 <w:rPr>
                   <w:rFonts w:ascii="Arial" w:cs="Arial" w:eastAsia="Arial" w:hAnsi="Arial"/>
@@ -12844,7 +12844,7 @@
             <w:pPr>
               <w:spacing w:after="20" w:before="0"/>
             </w:pPr>
-            <w:hyperlink w:history="1" r:id="rIdszv5tijjtdyinwjner8cl">
+            <w:hyperlink w:history="1" r:id="rIdevuhgnw6feck6dyphzlrc">
               <w:r>
                 <w:rPr>
                   <w:rFonts w:ascii="Arial" w:cs="Arial" w:eastAsia="Arial" w:hAnsi="Arial"/>
@@ -12877,7 +12877,7 @@
               <w:spacing w:after="10" w:before="0"/>
               <w:ind w:left="120"/>
             </w:pPr>
-            <w:hyperlink w:history="1" r:id="rIdlfh53wjmwyoq2yxy2nxsz">
+            <w:hyperlink w:history="1" r:id="rId87l5efbyg7s8r2l2pfjta">
               <w:r>
                 <w:rPr>
                   <w:rFonts w:ascii="Arial" w:cs="Arial" w:eastAsia="Arial" w:hAnsi="Arial"/>
@@ -13072,7 +13072,7 @@
             <w:pPr>
               <w:spacing w:after="20" w:before="0"/>
             </w:pPr>
-            <w:hyperlink w:history="1" r:id="rId0y-f2h8hfdl924ztmdsjv">
+            <w:hyperlink w:history="1" r:id="rIdluwckvcgsd9fw4jpogrcq">
               <w:r>
                 <w:rPr>
                   <w:rFonts w:ascii="Arial" w:cs="Arial" w:eastAsia="Arial" w:hAnsi="Arial"/>
@@ -13105,7 +13105,7 @@
               <w:spacing w:after="10" w:before="0"/>
               <w:ind w:left="120"/>
             </w:pPr>
-            <w:hyperlink w:history="1" r:id="rIdq5zca7z19xh4ybzdhx-_f">
+            <w:hyperlink w:history="1" r:id="rId71jcn4olauwpjirjrzerl">
               <w:r>
                 <w:rPr>
                   <w:rFonts w:ascii="Arial" w:cs="Arial" w:eastAsia="Arial" w:hAnsi="Arial"/>
@@ -13150,7 +13150,7 @@
             <w:pPr>
               <w:spacing w:after="20" w:before="0"/>
             </w:pPr>
-            <w:hyperlink w:history="1" r:id="rIdj8amocoigbajiibbvt7cx">
+            <w:hyperlink w:history="1" r:id="rIdnauauf1x9pkdnd85spfq8">
               <w:r>
                 <w:rPr>
                   <w:rFonts w:ascii="Arial" w:cs="Arial" w:eastAsia="Arial" w:hAnsi="Arial"/>
@@ -13183,7 +13183,7 @@
               <w:spacing w:after="10" w:before="0"/>
               <w:ind w:left="120"/>
             </w:pPr>
-            <w:hyperlink w:history="1" r:id="rIdh-s9an6vobztepivflfjp">
+            <w:hyperlink w:history="1" r:id="rIdckgo-7lyunaxtrwmqc19f">
               <w:r>
                 <w:rPr>
                   <w:rFonts w:ascii="Arial" w:cs="Arial" w:eastAsia="Arial" w:hAnsi="Arial"/>
@@ -13378,7 +13378,7 @@
             <w:pPr>
               <w:spacing w:after="20" w:before="0"/>
             </w:pPr>
-            <w:hyperlink w:history="1" r:id="rIdnchlvzyet7r53cnkuznir">
+            <w:hyperlink w:history="1" r:id="rId0jihgpnjqbwumrzhspe0n">
               <w:r>
                 <w:rPr>
                   <w:rFonts w:ascii="Arial" w:cs="Arial" w:eastAsia="Arial" w:hAnsi="Arial"/>
@@ -13411,7 +13411,7 @@
               <w:spacing w:after="10" w:before="0"/>
               <w:ind w:left="120"/>
             </w:pPr>
-            <w:hyperlink w:history="1" r:id="rIdrhfftsofgdwqvnpuzvinv">
+            <w:hyperlink w:history="1" r:id="rIdem2ejya-aanfhotpzlzej">
               <w:r>
                 <w:rPr>
                   <w:rFonts w:ascii="Arial" w:cs="Arial" w:eastAsia="Arial" w:hAnsi="Arial"/>
@@ -13456,7 +13456,7 @@
             <w:pPr>
               <w:spacing w:after="20" w:before="0"/>
             </w:pPr>
-            <w:hyperlink w:history="1" r:id="rId6mxwnmb174rmt_fy3emor">
+            <w:hyperlink w:history="1" r:id="rIdacwxp4m6hvhgxticykndb">
               <w:r>
                 <w:rPr>
                   <w:rFonts w:ascii="Arial" w:cs="Arial" w:eastAsia="Arial" w:hAnsi="Arial"/>
@@ -13489,7 +13489,7 @@
               <w:spacing w:after="10" w:before="0"/>
               <w:ind w:left="120"/>
             </w:pPr>
-            <w:hyperlink w:history="1" r:id="rIdocbmdgd-d8kl7edzeml-r">
+            <w:hyperlink w:history="1" r:id="rIdwtzh6ubq6ka2j5lp_tdec">
               <w:r>
                 <w:rPr>
                   <w:rFonts w:ascii="Arial" w:cs="Arial" w:eastAsia="Arial" w:hAnsi="Arial"/>
@@ -14976,7 +14976,7 @@
             <w:pPr>
               <w:spacing w:after="20" w:before="0"/>
             </w:pPr>
-            <w:hyperlink w:history="1" r:id="rIdpb7-zdrursstl3txscdzh">
+            <w:hyperlink w:history="1" r:id="rId8bdsksqq7enidyhbksvay">
               <w:r>
                 <w:rPr>
                   <w:rFonts w:ascii="Arial" w:cs="Arial" w:eastAsia="Arial" w:hAnsi="Arial"/>
@@ -15009,7 +15009,7 @@
               <w:spacing w:after="10" w:before="0"/>
               <w:ind w:left="120"/>
             </w:pPr>
-            <w:hyperlink w:history="1" r:id="rIdao3571xei_q8buckvyizv">
+            <w:hyperlink w:history="1" r:id="rIdgt2wuuxetkkpdpegkqfef">
               <w:r>
                 <w:rPr>
                   <w:rFonts w:ascii="Arial" w:cs="Arial" w:eastAsia="Arial" w:hAnsi="Arial"/>
@@ -15054,7 +15054,7 @@
             <w:pPr>
               <w:spacing w:after="20" w:before="0"/>
             </w:pPr>
-            <w:hyperlink w:history="1" r:id="rIdsg3bkktvj1wtxijfsxjom">
+            <w:hyperlink w:history="1" r:id="rIdy4qv2mzncyjt1dt919pwp">
               <w:r>
                 <w:rPr>
                   <w:rFonts w:ascii="Arial" w:cs="Arial" w:eastAsia="Arial" w:hAnsi="Arial"/>
@@ -15087,7 +15087,7 @@
               <w:spacing w:after="10" w:before="0"/>
               <w:ind w:left="120"/>
             </w:pPr>
-            <w:hyperlink w:history="1" r:id="rIdip2c6dcrxp-4h0wtsgwmg">
+            <w:hyperlink w:history="1" r:id="rIdmfd55rlg28j4ojkhvpxph">
               <w:r>
                 <w:rPr>
                   <w:rFonts w:ascii="Arial" w:cs="Arial" w:eastAsia="Arial" w:hAnsi="Arial"/>
@@ -15282,7 +15282,7 @@
             <w:pPr>
               <w:spacing w:after="20" w:before="0"/>
             </w:pPr>
-            <w:hyperlink w:history="1" r:id="rIdd4hr_wej8pq48lfkeel2z">
+            <w:hyperlink w:history="1" r:id="rIdb3ezcgxzwom-hxoeza9qm">
               <w:r>
                 <w:rPr>
                   <w:rFonts w:ascii="Arial" w:cs="Arial" w:eastAsia="Arial" w:hAnsi="Arial"/>
@@ -15315,7 +15315,7 @@
               <w:spacing w:after="10" w:before="0"/>
               <w:ind w:left="120"/>
             </w:pPr>
-            <w:hyperlink w:history="1" r:id="rIdkdzshrus25tvgr98nnhic">
+            <w:hyperlink w:history="1" r:id="rIdwp0njhhs9bnehz73t0jfc">
               <w:r>
                 <w:rPr>
                   <w:rFonts w:ascii="Arial" w:cs="Arial" w:eastAsia="Arial" w:hAnsi="Arial"/>
@@ -15360,7 +15360,7 @@
             <w:pPr>
               <w:spacing w:after="20" w:before="0"/>
             </w:pPr>
-            <w:hyperlink w:history="1" r:id="rIdbjf5udpx55csipzm7vcnm">
+            <w:hyperlink w:history="1" r:id="rIdu3dojchl1wbv9phx6wymj">
               <w:r>
                 <w:rPr>
                   <w:rFonts w:ascii="Arial" w:cs="Arial" w:eastAsia="Arial" w:hAnsi="Arial"/>
@@ -15393,7 +15393,7 @@
               <w:spacing w:after="10" w:before="0"/>
               <w:ind w:left="120"/>
             </w:pPr>
-            <w:hyperlink w:history="1" r:id="rIdksmzfzpkjfnkoqjsnpxvn">
+            <w:hyperlink w:history="1" r:id="rId0zsefrqwlgvritppidkxj">
               <w:r>
                 <w:rPr>
                   <w:rFonts w:ascii="Arial" w:cs="Arial" w:eastAsia="Arial" w:hAnsi="Arial"/>
@@ -15588,7 +15588,7 @@
             <w:pPr>
               <w:spacing w:after="20" w:before="0"/>
             </w:pPr>
-            <w:hyperlink w:history="1" r:id="rId7kmnuuur9qp1nekk1s8nd">
+            <w:hyperlink w:history="1" r:id="rIdsqvhf8_ohockgzsecrpp-">
               <w:r>
                 <w:rPr>
                   <w:rFonts w:ascii="Arial" w:cs="Arial" w:eastAsia="Arial" w:hAnsi="Arial"/>
@@ -15621,7 +15621,7 @@
               <w:spacing w:after="10" w:before="0"/>
               <w:ind w:left="120"/>
             </w:pPr>
-            <w:hyperlink w:history="1" r:id="rIdkuepigua4wmow277tetuk">
+            <w:hyperlink w:history="1" r:id="rIdyerkuoluthagidldwdoya">
               <w:r>
                 <w:rPr>
                   <w:rFonts w:ascii="Arial" w:cs="Arial" w:eastAsia="Arial" w:hAnsi="Arial"/>
@@ -15666,7 +15666,7 @@
             <w:pPr>
               <w:spacing w:after="20" w:before="0"/>
             </w:pPr>
-            <w:hyperlink w:history="1" r:id="rIdjekxx7fwf-jlyvz6k4gje">
+            <w:hyperlink w:history="1" r:id="rIdxzn5vfusarhprgf7qfkjz">
               <w:r>
                 <w:rPr>
                   <w:rFonts w:ascii="Arial" w:cs="Arial" w:eastAsia="Arial" w:hAnsi="Arial"/>
@@ -15699,7 +15699,7 @@
               <w:spacing w:after="10" w:before="0"/>
               <w:ind w:left="120"/>
             </w:pPr>
-            <w:hyperlink w:history="1" r:id="rId36gegbmp36mjhovemijcf">
+            <w:hyperlink w:history="1" r:id="rIdrgdyg1ssql-dfeqhzgtlp">
               <w:r>
                 <w:rPr>
                   <w:rFonts w:ascii="Arial" w:cs="Arial" w:eastAsia="Arial" w:hAnsi="Arial"/>
@@ -15894,7 +15894,7 @@
             <w:pPr>
               <w:spacing w:after="20" w:before="0"/>
             </w:pPr>
-            <w:hyperlink w:history="1" r:id="rIdi-nrsiysyhcbos2z0jlnv">
+            <w:hyperlink w:history="1" r:id="rId1nwr7saczhyga1byge2bc">
               <w:r>
                 <w:rPr>
                   <w:rFonts w:ascii="Arial" w:cs="Arial" w:eastAsia="Arial" w:hAnsi="Arial"/>
@@ -15927,7 +15927,7 @@
               <w:spacing w:after="10" w:before="0"/>
               <w:ind w:left="120"/>
             </w:pPr>
-            <w:hyperlink w:history="1" r:id="rIdvabhkcv8nufz9ko6c2pdg">
+            <w:hyperlink w:history="1" r:id="rId4fp_dfjpvsbqm8m5dfbcu">
               <w:r>
                 <w:rPr>
                   <w:rFonts w:ascii="Arial" w:cs="Arial" w:eastAsia="Arial" w:hAnsi="Arial"/>
@@ -15972,7 +15972,7 @@
             <w:pPr>
               <w:spacing w:after="20" w:before="0"/>
             </w:pPr>
-            <w:hyperlink w:history="1" r:id="rIdycosnq9xlmvofxerrwkhd">
+            <w:hyperlink w:history="1" r:id="rId-uedqrzqvwk53aqejxczj">
               <w:r>
                 <w:rPr>
                   <w:rFonts w:ascii="Arial" w:cs="Arial" w:eastAsia="Arial" w:hAnsi="Arial"/>
@@ -16005,7 +16005,7 @@
               <w:spacing w:after="10" w:before="0"/>
               <w:ind w:left="120"/>
             </w:pPr>
-            <w:hyperlink w:history="1" r:id="rId111jbvonr6eb93jh_qoou">
+            <w:hyperlink w:history="1" r:id="rIdctwhwzwfpdem-cmaxk1bx">
               <w:r>
                 <w:rPr>
                   <w:rFonts w:ascii="Arial" w:cs="Arial" w:eastAsia="Arial" w:hAnsi="Arial"/>
@@ -16200,7 +16200,7 @@
             <w:pPr>
               <w:spacing w:after="20" w:before="0"/>
             </w:pPr>
-            <w:hyperlink w:history="1" r:id="rId9fmwki8mnauaea6apqs1d">
+            <w:hyperlink w:history="1" r:id="rIdiryd9tzvvnpgk0uoe9omr">
               <w:r>
                 <w:rPr>
                   <w:rFonts w:ascii="Arial" w:cs="Arial" w:eastAsia="Arial" w:hAnsi="Arial"/>
@@ -16233,7 +16233,7 @@
               <w:spacing w:after="10" w:before="0"/>
               <w:ind w:left="120"/>
             </w:pPr>
-            <w:hyperlink w:history="1" r:id="rIdolojsugt8nadr3xsf-y0c">
+            <w:hyperlink w:history="1" r:id="rIdkw_qvdazsvluhao5y95fu">
               <w:r>
                 <w:rPr>
                   <w:rFonts w:ascii="Arial" w:cs="Arial" w:eastAsia="Arial" w:hAnsi="Arial"/>
@@ -16278,7 +16278,7 @@
             <w:pPr>
               <w:spacing w:after="20" w:before="0"/>
             </w:pPr>
-            <w:hyperlink w:history="1" r:id="rIdvleltb-qzorf_eapdwxzo">
+            <w:hyperlink w:history="1" r:id="rIddirfujxsx9nzcrsceoau3">
               <w:r>
                 <w:rPr>
                   <w:rFonts w:ascii="Arial" w:cs="Arial" w:eastAsia="Arial" w:hAnsi="Arial"/>
@@ -16311,7 +16311,7 @@
               <w:spacing w:after="10" w:before="0"/>
               <w:ind w:left="120"/>
             </w:pPr>
-            <w:hyperlink w:history="1" r:id="rId2z12btxt8gqfzsxbuzrmb">
+            <w:hyperlink w:history="1" r:id="rIdkxxqdgedvnbyb3xrpwsct">
               <w:r>
                 <w:rPr>
                   <w:rFonts w:ascii="Arial" w:cs="Arial" w:eastAsia="Arial" w:hAnsi="Arial"/>
@@ -17798,7 +17798,7 @@
             <w:pPr>
               <w:spacing w:after="20" w:before="0"/>
             </w:pPr>
-            <w:hyperlink w:history="1" r:id="rIdqmklnokb_zq5jfikpytsx">
+            <w:hyperlink w:history="1" r:id="rId2zx9w7yc6slsbt-ehais4">
               <w:r>
                 <w:rPr>
                   <w:rFonts w:ascii="Arial" w:cs="Arial" w:eastAsia="Arial" w:hAnsi="Arial"/>
@@ -17831,7 +17831,7 @@
               <w:spacing w:after="10" w:before="0"/>
               <w:ind w:left="120"/>
             </w:pPr>
-            <w:hyperlink w:history="1" r:id="rIdrerco4pu7xwuaddntizkq">
+            <w:hyperlink w:history="1" r:id="rIdq4lit1gm_1jw4xhlkbgu5">
               <w:r>
                 <w:rPr>
                   <w:rFonts w:ascii="Arial" w:cs="Arial" w:eastAsia="Arial" w:hAnsi="Arial"/>
@@ -17876,7 +17876,7 @@
             <w:pPr>
               <w:spacing w:after="20" w:before="0"/>
             </w:pPr>
-            <w:hyperlink w:history="1" r:id="rIdtaqi51wizfn-geg6efy1k">
+            <w:hyperlink w:history="1" r:id="rIdb_0o_6cr7jom62nhs28wd">
               <w:r>
                 <w:rPr>
                   <w:rFonts w:ascii="Arial" w:cs="Arial" w:eastAsia="Arial" w:hAnsi="Arial"/>
@@ -17909,7 +17909,7 @@
               <w:spacing w:after="10" w:before="0"/>
               <w:ind w:left="120"/>
             </w:pPr>
-            <w:hyperlink w:history="1" r:id="rIdbowbcyijs3angzy3vfdf_">
+            <w:hyperlink w:history="1" r:id="rIdh5g3t9ghfcp2vesdsdotr">
               <w:r>
                 <w:rPr>
                   <w:rFonts w:ascii="Arial" w:cs="Arial" w:eastAsia="Arial" w:hAnsi="Arial"/>
@@ -18104,7 +18104,7 @@
             <w:pPr>
               <w:spacing w:after="20" w:before="0"/>
             </w:pPr>
-            <w:hyperlink w:history="1" r:id="rIdollujaav64v4ggl2subiv">
+            <w:hyperlink w:history="1" r:id="rIdels36favxsh5yrms4gdbh">
               <w:r>
                 <w:rPr>
                   <w:rFonts w:ascii="Arial" w:cs="Arial" w:eastAsia="Arial" w:hAnsi="Arial"/>
@@ -18137,7 +18137,7 @@
               <w:spacing w:after="10" w:before="0"/>
               <w:ind w:left="120"/>
             </w:pPr>
-            <w:hyperlink w:history="1" r:id="rId8vteew2lgnue8kdk_x5l4">
+            <w:hyperlink w:history="1" r:id="rIdd7zbqycjfjloo1knqxlyo">
               <w:r>
                 <w:rPr>
                   <w:rFonts w:ascii="Arial" w:cs="Arial" w:eastAsia="Arial" w:hAnsi="Arial"/>
@@ -18182,7 +18182,7 @@
             <w:pPr>
               <w:spacing w:after="20" w:before="0"/>
             </w:pPr>
-            <w:hyperlink w:history="1" r:id="rIdwrxxqozhosednso5f2dun">
+            <w:hyperlink w:history="1" r:id="rId9xlmj8dcwo1nztxj3uufw">
               <w:r>
                 <w:rPr>
                   <w:rFonts w:ascii="Arial" w:cs="Arial" w:eastAsia="Arial" w:hAnsi="Arial"/>
@@ -18215,7 +18215,7 @@
               <w:spacing w:after="10" w:before="0"/>
               <w:ind w:left="120"/>
             </w:pPr>
-            <w:hyperlink w:history="1" r:id="rIdk6y1zmakbbvjsjftncvij">
+            <w:hyperlink w:history="1" r:id="rId_hmh4iesba9c2fisx37s3">
               <w:r>
                 <w:rPr>
                   <w:rFonts w:ascii="Arial" w:cs="Arial" w:eastAsia="Arial" w:hAnsi="Arial"/>
@@ -18410,7 +18410,7 @@
             <w:pPr>
               <w:spacing w:after="20" w:before="0"/>
             </w:pPr>
-            <w:hyperlink w:history="1" r:id="rIdh4qeunxlmyrolms83br9r">
+            <w:hyperlink w:history="1" r:id="rIdd--rv1a3yk_1gifobv1cv">
               <w:r>
                 <w:rPr>
                   <w:rFonts w:ascii="Arial" w:cs="Arial" w:eastAsia="Arial" w:hAnsi="Arial"/>
@@ -18443,7 +18443,7 @@
               <w:spacing w:after="10" w:before="0"/>
               <w:ind w:left="120"/>
             </w:pPr>
-            <w:hyperlink w:history="1" r:id="rIdmqgh6dmllxsgom4zvexjn">
+            <w:hyperlink w:history="1" r:id="rIdwlkrsnthqktx6z9j0w_rh">
               <w:r>
                 <w:rPr>
                   <w:rFonts w:ascii="Arial" w:cs="Arial" w:eastAsia="Arial" w:hAnsi="Arial"/>
@@ -18488,7 +18488,7 @@
             <w:pPr>
               <w:spacing w:after="20" w:before="0"/>
             </w:pPr>
-            <w:hyperlink w:history="1" r:id="rIdv8lwfc4r7zikmhzogeiur">
+            <w:hyperlink w:history="1" r:id="rIduf0gsuji1zekhklxzw7-n">
               <w:r>
                 <w:rPr>
                   <w:rFonts w:ascii="Arial" w:cs="Arial" w:eastAsia="Arial" w:hAnsi="Arial"/>
@@ -18521,7 +18521,7 @@
               <w:spacing w:after="10" w:before="0"/>
               <w:ind w:left="120"/>
             </w:pPr>
-            <w:hyperlink w:history="1" r:id="rIdzkhcziejdtalzulpkn1as">
+            <w:hyperlink w:history="1" r:id="rIdu0_jlei1oxdazacrhym1k">
               <w:r>
                 <w:rPr>
                   <w:rFonts w:ascii="Arial" w:cs="Arial" w:eastAsia="Arial" w:hAnsi="Arial"/>
@@ -18716,7 +18716,7 @@
             <w:pPr>
               <w:spacing w:after="20" w:before="0"/>
             </w:pPr>
-            <w:hyperlink w:history="1" r:id="rIdu3mcpfns58gd7qakddt1z">
+            <w:hyperlink w:history="1" r:id="rId2gqq7dlp4bwyor8s0lxfb">
               <w:r>
                 <w:rPr>
                   <w:rFonts w:ascii="Arial" w:cs="Arial" w:eastAsia="Arial" w:hAnsi="Arial"/>
@@ -18749,7 +18749,7 @@
               <w:spacing w:after="10" w:before="0"/>
               <w:ind w:left="120"/>
             </w:pPr>
-            <w:hyperlink w:history="1" r:id="rId3yca50bvni1nuylhmukxp">
+            <w:hyperlink w:history="1" r:id="rIdjcdkmyipungtfye-2hp9b">
               <w:r>
                 <w:rPr>
                   <w:rFonts w:ascii="Arial" w:cs="Arial" w:eastAsia="Arial" w:hAnsi="Arial"/>
@@ -18794,7 +18794,7 @@
             <w:pPr>
               <w:spacing w:after="20" w:before="0"/>
             </w:pPr>
-            <w:hyperlink w:history="1" r:id="rId-fqcvevromvn_aay7l3gv">
+            <w:hyperlink w:history="1" r:id="rIdoptpysgg8uv9oav0mtp2e">
               <w:r>
                 <w:rPr>
                   <w:rFonts w:ascii="Arial" w:cs="Arial" w:eastAsia="Arial" w:hAnsi="Arial"/>
@@ -18827,7 +18827,7 @@
               <w:spacing w:after="10" w:before="0"/>
               <w:ind w:left="120"/>
             </w:pPr>
-            <w:hyperlink w:history="1" r:id="rIdgicgwpe2fp2u4lgrqpt1x">
+            <w:hyperlink w:history="1" r:id="rId2vvavltfpotzvjcafrz3x">
               <w:r>
                 <w:rPr>
                   <w:rFonts w:ascii="Arial" w:cs="Arial" w:eastAsia="Arial" w:hAnsi="Arial"/>
@@ -19022,7 +19022,7 @@
             <w:pPr>
               <w:spacing w:after="20" w:before="0"/>
             </w:pPr>
-            <w:hyperlink w:history="1" r:id="rIdnw0wym4msw08ydirvqbtr">
+            <w:hyperlink w:history="1" r:id="rId8c_0vfby-ftcqrrmel3dv">
               <w:r>
                 <w:rPr>
                   <w:rFonts w:ascii="Arial" w:cs="Arial" w:eastAsia="Arial" w:hAnsi="Arial"/>
@@ -19055,7 +19055,7 @@
               <w:spacing w:after="10" w:before="0"/>
               <w:ind w:left="120"/>
             </w:pPr>
-            <w:hyperlink w:history="1" r:id="rIdckdw4sgsvp9ht3qpf4m1b">
+            <w:hyperlink w:history="1" r:id="rIdw5-qr9sdpqwl99gatyswv">
               <w:r>
                 <w:rPr>
                   <w:rFonts w:ascii="Arial" w:cs="Arial" w:eastAsia="Arial" w:hAnsi="Arial"/>
@@ -19100,7 +19100,7 @@
             <w:pPr>
               <w:spacing w:after="20" w:before="0"/>
             </w:pPr>
-            <w:hyperlink w:history="1" r:id="rIdidqgimvwtvaejfo-wqpcq">
+            <w:hyperlink w:history="1" r:id="rIdmt7e7kgxp1-hjgnt5giv9">
               <w:r>
                 <w:rPr>
                   <w:rFonts w:ascii="Arial" w:cs="Arial" w:eastAsia="Arial" w:hAnsi="Arial"/>
@@ -19133,7 +19133,7 @@
               <w:spacing w:after="10" w:before="0"/>
               <w:ind w:left="120"/>
             </w:pPr>
-            <w:hyperlink w:history="1" r:id="rId4tdg6shvude7jnos-ll64">
+            <w:hyperlink w:history="1" r:id="rIdf0fu_l9fv_izahr_nignf">
               <w:r>
                 <w:rPr>
                   <w:rFonts w:ascii="Arial" w:cs="Arial" w:eastAsia="Arial" w:hAnsi="Arial"/>
@@ -20620,7 +20620,7 @@
             <w:pPr>
               <w:spacing w:after="20" w:before="0"/>
             </w:pPr>
-            <w:hyperlink w:history="1" r:id="rIdo-afl14khf98gohznzghd">
+            <w:hyperlink w:history="1" r:id="rIdgqh4qcxfrpkfvqequq17-">
               <w:r>
                 <w:rPr>
                   <w:rFonts w:ascii="Arial" w:cs="Arial" w:eastAsia="Arial" w:hAnsi="Arial"/>
@@ -20653,7 +20653,7 @@
               <w:spacing w:after="10" w:before="0"/>
               <w:ind w:left="120"/>
             </w:pPr>
-            <w:hyperlink w:history="1" r:id="rIdvop9u4hcqinc0eg1gbmj-">
+            <w:hyperlink w:history="1" r:id="rIdixe4emjwjyuagjp3lz59d">
               <w:r>
                 <w:rPr>
                   <w:rFonts w:ascii="Arial" w:cs="Arial" w:eastAsia="Arial" w:hAnsi="Arial"/>
@@ -20698,7 +20698,7 @@
             <w:pPr>
               <w:spacing w:after="20" w:before="0"/>
             </w:pPr>
-            <w:hyperlink w:history="1" r:id="rIdnkn-rf492ar3jappjtuzz">
+            <w:hyperlink w:history="1" r:id="rIdoehcii5llrjki6doilcty">
               <w:r>
                 <w:rPr>
                   <w:rFonts w:ascii="Arial" w:cs="Arial" w:eastAsia="Arial" w:hAnsi="Arial"/>
@@ -20731,7 +20731,7 @@
               <w:spacing w:after="10" w:before="0"/>
               <w:ind w:left="120"/>
             </w:pPr>
-            <w:hyperlink w:history="1" r:id="rIduz74d5-mignphj6zbljvu">
+            <w:hyperlink w:history="1" r:id="rIdpl1okvspo769rihg8zlpm">
               <w:r>
                 <w:rPr>
                   <w:rFonts w:ascii="Arial" w:cs="Arial" w:eastAsia="Arial" w:hAnsi="Arial"/>
@@ -20926,7 +20926,7 @@
             <w:pPr>
               <w:spacing w:after="20" w:before="0"/>
             </w:pPr>
-            <w:hyperlink w:history="1" r:id="rIdx8dgmoqmcigdo9itogpvm">
+            <w:hyperlink w:history="1" r:id="rId2olvum-2fkjligfgoiaoi">
               <w:r>
                 <w:rPr>
                   <w:rFonts w:ascii="Arial" w:cs="Arial" w:eastAsia="Arial" w:hAnsi="Arial"/>
@@ -20959,7 +20959,7 @@
               <w:spacing w:after="10" w:before="0"/>
               <w:ind w:left="120"/>
             </w:pPr>
-            <w:hyperlink w:history="1" r:id="rIdftftu6kdsz1vyfxoyqiod">
+            <w:hyperlink w:history="1" r:id="rIdgdm-o3eqdvyupodyi9q9n">
               <w:r>
                 <w:rPr>
                   <w:rFonts w:ascii="Arial" w:cs="Arial" w:eastAsia="Arial" w:hAnsi="Arial"/>
@@ -21004,7 +21004,7 @@
             <w:pPr>
               <w:spacing w:after="20" w:before="0"/>
             </w:pPr>
-            <w:hyperlink w:history="1" r:id="rIddatnlhldmesdr3y1vo7n0">
+            <w:hyperlink w:history="1" r:id="rId2jgnjabmvgelkwlb0amsv">
               <w:r>
                 <w:rPr>
                   <w:rFonts w:ascii="Arial" w:cs="Arial" w:eastAsia="Arial" w:hAnsi="Arial"/>
@@ -21037,7 +21037,7 @@
               <w:spacing w:after="10" w:before="0"/>
               <w:ind w:left="120"/>
             </w:pPr>
-            <w:hyperlink w:history="1" r:id="rIdcotouuvaq7ivwpimx1tiz">
+            <w:hyperlink w:history="1" r:id="rIdsaocdakl7axr8ms_wcnep">
               <w:r>
                 <w:rPr>
                   <w:rFonts w:ascii="Arial" w:cs="Arial" w:eastAsia="Arial" w:hAnsi="Arial"/>
@@ -21232,7 +21232,7 @@
             <w:pPr>
               <w:spacing w:after="20" w:before="0"/>
             </w:pPr>
-            <w:hyperlink w:history="1" r:id="rIdamfzpqrtigfztakm6tooe">
+            <w:hyperlink w:history="1" r:id="rIdgfdzaqiypjfs6jwqpssmy">
               <w:r>
                 <w:rPr>
                   <w:rFonts w:ascii="Arial" w:cs="Arial" w:eastAsia="Arial" w:hAnsi="Arial"/>
@@ -21265,7 +21265,7 @@
               <w:spacing w:after="10" w:before="0"/>
               <w:ind w:left="120"/>
             </w:pPr>
-            <w:hyperlink w:history="1" r:id="rIdcmqji6wns7xps4vamlvs6">
+            <w:hyperlink w:history="1" r:id="rIdpdxkq7oclxht84ml8arph">
               <w:r>
                 <w:rPr>
                   <w:rFonts w:ascii="Arial" w:cs="Arial" w:eastAsia="Arial" w:hAnsi="Arial"/>
@@ -21310,7 +21310,7 @@
             <w:pPr>
               <w:spacing w:after="20" w:before="0"/>
             </w:pPr>
-            <w:hyperlink w:history="1" r:id="rIdu2zgfnhbtgbdauyogckcl">
+            <w:hyperlink w:history="1" r:id="rIdf5hcrcrywzw7hmxsge0g3">
               <w:r>
                 <w:rPr>
                   <w:rFonts w:ascii="Arial" w:cs="Arial" w:eastAsia="Arial" w:hAnsi="Arial"/>
@@ -21343,7 +21343,7 @@
               <w:spacing w:after="10" w:before="0"/>
               <w:ind w:left="120"/>
             </w:pPr>
-            <w:hyperlink w:history="1" r:id="rIdql15ykjmsh_os1k-qxch2">
+            <w:hyperlink w:history="1" r:id="rIdqtx82xj9b1cmqcubn9zlo">
               <w:r>
                 <w:rPr>
                   <w:rFonts w:ascii="Arial" w:cs="Arial" w:eastAsia="Arial" w:hAnsi="Arial"/>
@@ -21538,7 +21538,7 @@
             <w:pPr>
               <w:spacing w:after="20" w:before="0"/>
             </w:pPr>
-            <w:hyperlink w:history="1" r:id="rIdwm03dej81zlu5rwbm5i1q">
+            <w:hyperlink w:history="1" r:id="rIdxk1seynkmcjb66aqjtlqb">
               <w:r>
                 <w:rPr>
                   <w:rFonts w:ascii="Arial" w:cs="Arial" w:eastAsia="Arial" w:hAnsi="Arial"/>
@@ -21571,7 +21571,7 @@
               <w:spacing w:after="10" w:before="0"/>
               <w:ind w:left="120"/>
             </w:pPr>
-            <w:hyperlink w:history="1" r:id="rId_xbcmiutbrkopbxe0c7n1">
+            <w:hyperlink w:history="1" r:id="rId-bjnhobhhq5hdntzapd0w">
               <w:r>
                 <w:rPr>
                   <w:rFonts w:ascii="Arial" w:cs="Arial" w:eastAsia="Arial" w:hAnsi="Arial"/>
@@ -21616,7 +21616,7 @@
             <w:pPr>
               <w:spacing w:after="20" w:before="0"/>
             </w:pPr>
-            <w:hyperlink w:history="1" r:id="rIdd_ba-l-ku3kqmnqra2eos">
+            <w:hyperlink w:history="1" r:id="rId40tacxnn3uzetfo3kd4d4">
               <w:r>
                 <w:rPr>
                   <w:rFonts w:ascii="Arial" w:cs="Arial" w:eastAsia="Arial" w:hAnsi="Arial"/>
@@ -21649,7 +21649,7 @@
               <w:spacing w:after="10" w:before="0"/>
               <w:ind w:left="120"/>
             </w:pPr>
-            <w:hyperlink w:history="1" r:id="rIdnt3iube79vrslsry8ga7z">
+            <w:hyperlink w:history="1" r:id="rIdbipvx-rxpojfrqtlldfqf">
               <w:r>
                 <w:rPr>
                   <w:rFonts w:ascii="Arial" w:cs="Arial" w:eastAsia="Arial" w:hAnsi="Arial"/>
@@ -21844,7 +21844,7 @@
             <w:pPr>
               <w:spacing w:after="20" w:before="0"/>
             </w:pPr>
-            <w:hyperlink w:history="1" r:id="rIddspgrm2yop0bkj-uasl5w">
+            <w:hyperlink w:history="1" r:id="rIdrrfjthyfelxjj7vavp-jh">
               <w:r>
                 <w:rPr>
                   <w:rFonts w:ascii="Arial" w:cs="Arial" w:eastAsia="Arial" w:hAnsi="Arial"/>
@@ -21877,7 +21877,7 @@
               <w:spacing w:after="10" w:before="0"/>
               <w:ind w:left="120"/>
             </w:pPr>
-            <w:hyperlink w:history="1" r:id="rIddasbzvhdbtoe5agmtpnkk">
+            <w:hyperlink w:history="1" r:id="rIdkzmdaimit6ffchpz6lyi9">
               <w:r>
                 <w:rPr>
                   <w:rFonts w:ascii="Arial" w:cs="Arial" w:eastAsia="Arial" w:hAnsi="Arial"/>
@@ -21922,7 +21922,7 @@
             <w:pPr>
               <w:spacing w:after="20" w:before="0"/>
             </w:pPr>
-            <w:hyperlink w:history="1" r:id="rIdxzpdtklvb9tjs_c50wi2x">
+            <w:hyperlink w:history="1" r:id="rIdnndva_z2nxynwonbpj0fp">
               <w:r>
                 <w:rPr>
                   <w:rFonts w:ascii="Arial" w:cs="Arial" w:eastAsia="Arial" w:hAnsi="Arial"/>
@@ -21955,7 +21955,7 @@
               <w:spacing w:after="10" w:before="0"/>
               <w:ind w:left="120"/>
             </w:pPr>
-            <w:hyperlink w:history="1" r:id="rIdwcq9tbn7cv6vrlf8pd1-w">
+            <w:hyperlink w:history="1" r:id="rIdypc118l0siar3httubkn5">
               <w:r>
                 <w:rPr>
                   <w:rFonts w:ascii="Arial" w:cs="Arial" w:eastAsia="Arial" w:hAnsi="Arial"/>
@@ -22429,7 +22429,25 @@
             </w:tcMar>
             <w:vAlign w:val="top"/>
           </w:tcPr>
-          <w:p/>
+          <w:p>
+            <w:pPr>
+              <w:spacing w:after="40" w:before="0"/>
+              <w:jc w:val="left"/>
+            </w:pPr>
+            <w:r>
+              <w:rPr>
+                <w:rFonts w:ascii="Arial" w:cs="Arial" w:eastAsia="Arial" w:hAnsi="Arial"/>
+                <w:b w:val="false"/>
+                <w:bCs w:val="false"/>
+                <w:i w:val="false"/>
+                <w:iCs w:val="false"/>
+                <w:color w:val="000000"/>
+                <w:sz w:val="18"/>
+                <w:szCs w:val="18"/>
+              </w:rPr>
+              <w:t xml:space="preserve">The night sky above Nairobi looks complete to the naked eye, but telescopes reveal it is only a sliver of what is actually there — limited by the small aperture of the human pupil and by our eyes' narrow sensitivity to visible light alone. Telescopes overcome both limits: larger apertures gather far more light from faint distant objects, and instruments tuned to infrared, ultraviolet, or radio wavelengths reveal sources our eyes cannot detect at all. Because light takes time to travel, every telescope is also a time machine — the JWST sees galaxies as they were just 300 million years after the Big Bang, evidence we could never reach by travelling. This is how humanity has built a detailed scientific account of a universe we cannot physically visit, with Africa contributing through MeerKAT and the SKA project in South Africa.</w:t>
+            </w:r>
+          </w:p>
         </w:tc>
       </w:tr>
     </w:tbl>
@@ -23424,7 +23442,7 @@
             <w:pPr>
               <w:spacing w:after="20" w:before="0"/>
             </w:pPr>
-            <w:hyperlink w:history="1" r:id="rId_-fdg4bd4uizqxerjq9gg">
+            <w:hyperlink w:history="1" r:id="rId9yv4t-neo0tkdlzaqhszm">
               <w:r>
                 <w:rPr>
                   <w:rFonts w:ascii="Arial" w:cs="Arial" w:eastAsia="Arial" w:hAnsi="Arial"/>
@@ -23457,7 +23475,7 @@
               <w:spacing w:after="10" w:before="0"/>
               <w:ind w:left="120"/>
             </w:pPr>
-            <w:hyperlink w:history="1" r:id="rIdhm09hib0zvvex_hhh6cmf">
+            <w:hyperlink w:history="1" r:id="rIdm9ekxccz188mim5stqmw3">
               <w:r>
                 <w:rPr>
                   <w:rFonts w:ascii="Arial" w:cs="Arial" w:eastAsia="Arial" w:hAnsi="Arial"/>
@@ -23502,7 +23520,7 @@
             <w:pPr>
               <w:spacing w:after="20" w:before="0"/>
             </w:pPr>
-            <w:hyperlink w:history="1" r:id="rIdf55y2lo_fwhupcwzr3lck">
+            <w:hyperlink w:history="1" r:id="rIdarv70wob1_xdegygkea9-">
               <w:r>
                 <w:rPr>
                   <w:rFonts w:ascii="Arial" w:cs="Arial" w:eastAsia="Arial" w:hAnsi="Arial"/>
@@ -23535,7 +23553,7 @@
               <w:spacing w:after="10" w:before="0"/>
               <w:ind w:left="120"/>
             </w:pPr>
-            <w:hyperlink w:history="1" r:id="rIdehjyvoyxxgspkxs0h6sn0">
+            <w:hyperlink w:history="1" r:id="rIdbj8uip8yogp0gn5r3tsbz">
               <w:r>
                 <w:rPr>
                   <w:rFonts w:ascii="Arial" w:cs="Arial" w:eastAsia="Arial" w:hAnsi="Arial"/>
@@ -23730,7 +23748,7 @@
             <w:pPr>
               <w:spacing w:after="20" w:before="0"/>
             </w:pPr>
-            <w:hyperlink w:history="1" r:id="rId48jq0mvdcygpxxsjtqd1w">
+            <w:hyperlink w:history="1" r:id="rIdkmhfc9bgp8ubsl1u5h1zu">
               <w:r>
                 <w:rPr>
                   <w:rFonts w:ascii="Arial" w:cs="Arial" w:eastAsia="Arial" w:hAnsi="Arial"/>
@@ -23763,7 +23781,7 @@
               <w:spacing w:after="10" w:before="0"/>
               <w:ind w:left="120"/>
             </w:pPr>
-            <w:hyperlink w:history="1" r:id="rIdy45u_uuheodul13vxbxgr">
+            <w:hyperlink w:history="1" r:id="rIdaae3llja102wq7s1weoz9">
               <w:r>
                 <w:rPr>
                   <w:rFonts w:ascii="Arial" w:cs="Arial" w:eastAsia="Arial" w:hAnsi="Arial"/>
@@ -23808,7 +23826,7 @@
             <w:pPr>
               <w:spacing w:after="20" w:before="0"/>
             </w:pPr>
-            <w:hyperlink w:history="1" r:id="rIdwxxd3rvynhqrot3u722aj">
+            <w:hyperlink w:history="1" r:id="rIda6xgrzcn5jsupebw9edro">
               <w:r>
                 <w:rPr>
                   <w:rFonts w:ascii="Arial" w:cs="Arial" w:eastAsia="Arial" w:hAnsi="Arial"/>
@@ -23841,7 +23859,7 @@
               <w:spacing w:after="10" w:before="0"/>
               <w:ind w:left="120"/>
             </w:pPr>
-            <w:hyperlink w:history="1" r:id="rId4nwlskqo6i0giqbmwz3-r">
+            <w:hyperlink w:history="1" r:id="rId4dhjand1esakloyrgyx3p">
               <w:r>
                 <w:rPr>
                   <w:rFonts w:ascii="Arial" w:cs="Arial" w:eastAsia="Arial" w:hAnsi="Arial"/>
@@ -24036,7 +24054,7 @@
             <w:pPr>
               <w:spacing w:after="20" w:before="0"/>
             </w:pPr>
-            <w:hyperlink w:history="1" r:id="rIdjqdknxoqbdgoce2hg6wpq">
+            <w:hyperlink w:history="1" r:id="rIdzj9qwr3g79p-r7y6ptyik">
               <w:r>
                 <w:rPr>
                   <w:rFonts w:ascii="Arial" w:cs="Arial" w:eastAsia="Arial" w:hAnsi="Arial"/>
@@ -24069,7 +24087,7 @@
               <w:spacing w:after="10" w:before="0"/>
               <w:ind w:left="120"/>
             </w:pPr>
-            <w:hyperlink w:history="1" r:id="rId2ezvcquoxebxkpbpxvof3">
+            <w:hyperlink w:history="1" r:id="rId5rrylh5lpe7um5vsxobdh">
               <w:r>
                 <w:rPr>
                   <w:rFonts w:ascii="Arial" w:cs="Arial" w:eastAsia="Arial" w:hAnsi="Arial"/>
@@ -24114,7 +24132,7 @@
             <w:pPr>
               <w:spacing w:after="20" w:before="0"/>
             </w:pPr>
-            <w:hyperlink w:history="1" r:id="rIdn7pzvqcmhnklsbxx7jcmj">
+            <w:hyperlink w:history="1" r:id="rIdqhbb8wcezzhfowa92pfp-">
               <w:r>
                 <w:rPr>
                   <w:rFonts w:ascii="Arial" w:cs="Arial" w:eastAsia="Arial" w:hAnsi="Arial"/>
@@ -24147,7 +24165,7 @@
               <w:spacing w:after="10" w:before="0"/>
               <w:ind w:left="120"/>
             </w:pPr>
-            <w:hyperlink w:history="1" r:id="rId_ucp8zjmbl7kjalibj-w1">
+            <w:hyperlink w:history="1" r:id="rIdr0xkwfjfxmhszr979sava">
               <w:r>
                 <w:rPr>
                   <w:rFonts w:ascii="Arial" w:cs="Arial" w:eastAsia="Arial" w:hAnsi="Arial"/>
@@ -24342,7 +24360,7 @@
             <w:pPr>
               <w:spacing w:after="20" w:before="0"/>
             </w:pPr>
-            <w:hyperlink w:history="1" r:id="rId0vulxtwkgs_linxsa9ghs">
+            <w:hyperlink w:history="1" r:id="rIdhwl123v_gsmf8z3axs--k">
               <w:r>
                 <w:rPr>
                   <w:rFonts w:ascii="Arial" w:cs="Arial" w:eastAsia="Arial" w:hAnsi="Arial"/>
@@ -24375,7 +24393,7 @@
               <w:spacing w:after="10" w:before="0"/>
               <w:ind w:left="120"/>
             </w:pPr>
-            <w:hyperlink w:history="1" r:id="rIdam7zowjcyah2rzwqpqfgi">
+            <w:hyperlink w:history="1" r:id="rIdgjo8m3nwqms9wjqoqviip">
               <w:r>
                 <w:rPr>
                   <w:rFonts w:ascii="Arial" w:cs="Arial" w:eastAsia="Arial" w:hAnsi="Arial"/>
@@ -24420,7 +24438,7 @@
             <w:pPr>
               <w:spacing w:after="20" w:before="0"/>
             </w:pPr>
-            <w:hyperlink w:history="1" r:id="rIdfmco_j0ijj-yqi5thlaoo">
+            <w:hyperlink w:history="1" r:id="rIdqwrt7qx6kbknosttr2roa">
               <w:r>
                 <w:rPr>
                   <w:rFonts w:ascii="Arial" w:cs="Arial" w:eastAsia="Arial" w:hAnsi="Arial"/>
@@ -24453,7 +24471,7 @@
               <w:spacing w:after="10" w:before="0"/>
               <w:ind w:left="120"/>
             </w:pPr>
-            <w:hyperlink w:history="1" r:id="rIdwniyueq62oavoeyxqcp5s">
+            <w:hyperlink w:history="1" r:id="rIdxx13f1y1wf_v-f3cxljix">
               <w:r>
                 <w:rPr>
                   <w:rFonts w:ascii="Arial" w:cs="Arial" w:eastAsia="Arial" w:hAnsi="Arial"/>
@@ -24648,7 +24666,7 @@
             <w:pPr>
               <w:spacing w:after="20" w:before="0"/>
             </w:pPr>
-            <w:hyperlink w:history="1" r:id="rId8yvefsvvb_3hr9iolhhwh">
+            <w:hyperlink w:history="1" r:id="rIdkevdxb_mvouusf4vxwryk">
               <w:r>
                 <w:rPr>
                   <w:rFonts w:ascii="Arial" w:cs="Arial" w:eastAsia="Arial" w:hAnsi="Arial"/>
@@ -24681,7 +24699,7 @@
               <w:spacing w:after="10" w:before="0"/>
               <w:ind w:left="120"/>
             </w:pPr>
-            <w:hyperlink w:history="1" r:id="rIdjomu9zefwq2gccdta-jcf">
+            <w:hyperlink w:history="1" r:id="rIdjeabxt7ufmb36b4z5rle9">
               <w:r>
                 <w:rPr>
                   <w:rFonts w:ascii="Arial" w:cs="Arial" w:eastAsia="Arial" w:hAnsi="Arial"/>
@@ -24726,7 +24744,7 @@
             <w:pPr>
               <w:spacing w:after="20" w:before="0"/>
             </w:pPr>
-            <w:hyperlink w:history="1" r:id="rIdvvpx8arvu4w_y_n0rqjgz">
+            <w:hyperlink w:history="1" r:id="rIdqizm-avo55ie5slchfnkb">
               <w:r>
                 <w:rPr>
                   <w:rFonts w:ascii="Arial" w:cs="Arial" w:eastAsia="Arial" w:hAnsi="Arial"/>
@@ -24759,7 +24777,7 @@
               <w:spacing w:after="10" w:before="0"/>
               <w:ind w:left="120"/>
             </w:pPr>
-            <w:hyperlink w:history="1" r:id="rIdi8ov1tsnupjurdqgcspiz">
+            <w:hyperlink w:history="1" r:id="rIdrmwevyxbf3ydlszvfzkrh">
               <w:r>
                 <w:rPr>
                   <w:rFonts w:ascii="Arial" w:cs="Arial" w:eastAsia="Arial" w:hAnsi="Arial"/>
@@ -26246,7 +26264,7 @@
             <w:pPr>
               <w:spacing w:after="20" w:before="0"/>
             </w:pPr>
-            <w:hyperlink w:history="1" r:id="rIdr8ifvilazlvxpg6svjczr">
+            <w:hyperlink w:history="1" r:id="rIdjkiy44y1wjilu36ol4sv7">
               <w:r>
                 <w:rPr>
                   <w:rFonts w:ascii="Arial" w:cs="Arial" w:eastAsia="Arial" w:hAnsi="Arial"/>
@@ -26279,7 +26297,7 @@
               <w:spacing w:after="10" w:before="0"/>
               <w:ind w:left="120"/>
             </w:pPr>
-            <w:hyperlink w:history="1" r:id="rId4sfgfb3nxmkvwfpnbzx6g">
+            <w:hyperlink w:history="1" r:id="rIdtbtvz4x3gc0ne0tq3wntc">
               <w:r>
                 <w:rPr>
                   <w:rFonts w:ascii="Arial" w:cs="Arial" w:eastAsia="Arial" w:hAnsi="Arial"/>
@@ -26324,7 +26342,7 @@
             <w:pPr>
               <w:spacing w:after="20" w:before="0"/>
             </w:pPr>
-            <w:hyperlink w:history="1" r:id="rId1jjpp9ksjkbu2zz7bxddu">
+            <w:hyperlink w:history="1" r:id="rId5xomh9lzkymfohl-3w3zk">
               <w:r>
                 <w:rPr>
                   <w:rFonts w:ascii="Arial" w:cs="Arial" w:eastAsia="Arial" w:hAnsi="Arial"/>
@@ -26357,7 +26375,7 @@
               <w:spacing w:after="10" w:before="0"/>
               <w:ind w:left="120"/>
             </w:pPr>
-            <w:hyperlink w:history="1" r:id="rIdgtemvtf3-mzmwdfbglozc">
+            <w:hyperlink w:history="1" r:id="rIddukkbjij-t6ujbbkoja-b">
               <w:r>
                 <w:rPr>
                   <w:rFonts w:ascii="Arial" w:cs="Arial" w:eastAsia="Arial" w:hAnsi="Arial"/>
@@ -26552,7 +26570,7 @@
             <w:pPr>
               <w:spacing w:after="20" w:before="0"/>
             </w:pPr>
-            <w:hyperlink w:history="1" r:id="rIdjigdsjbnddrrchmxqqf4z">
+            <w:hyperlink w:history="1" r:id="rIdhqkemjwdprihlph6mfxhe">
               <w:r>
                 <w:rPr>
                   <w:rFonts w:ascii="Arial" w:cs="Arial" w:eastAsia="Arial" w:hAnsi="Arial"/>
@@ -26585,7 +26603,7 @@
               <w:spacing w:after="10" w:before="0"/>
               <w:ind w:left="120"/>
             </w:pPr>
-            <w:hyperlink w:history="1" r:id="rIdoosdtezqvxzdbq3rl66g7">
+            <w:hyperlink w:history="1" r:id="rId4on0q3qfxyye_aeakk_v3">
               <w:r>
                 <w:rPr>
                   <w:rFonts w:ascii="Arial" w:cs="Arial" w:eastAsia="Arial" w:hAnsi="Arial"/>
@@ -26630,7 +26648,7 @@
             <w:pPr>
               <w:spacing w:after="20" w:before="0"/>
             </w:pPr>
-            <w:hyperlink w:history="1" r:id="rIdg6gaq5rknqbizsd75uxyv">
+            <w:hyperlink w:history="1" r:id="rIdfxhfwsrm8vbadtqlrnsrl">
               <w:r>
                 <w:rPr>
                   <w:rFonts w:ascii="Arial" w:cs="Arial" w:eastAsia="Arial" w:hAnsi="Arial"/>
@@ -26663,7 +26681,7 @@
               <w:spacing w:after="10" w:before="0"/>
               <w:ind w:left="120"/>
             </w:pPr>
-            <w:hyperlink w:history="1" r:id="rIdagtdcdwqlkfk3uwk3drbr">
+            <w:hyperlink w:history="1" r:id="rIdb5nwq19-eefbrdfhn98wr">
               <w:r>
                 <w:rPr>
                   <w:rFonts w:ascii="Arial" w:cs="Arial" w:eastAsia="Arial" w:hAnsi="Arial"/>
@@ -26858,7 +26876,7 @@
             <w:pPr>
               <w:spacing w:after="20" w:before="0"/>
             </w:pPr>
-            <w:hyperlink w:history="1" r:id="rIdgwa_g0of_ayb1k1ghfpht">
+            <w:hyperlink w:history="1" r:id="rIdyfb-6mwl5qwuw-uouj0yy">
               <w:r>
                 <w:rPr>
                   <w:rFonts w:ascii="Arial" w:cs="Arial" w:eastAsia="Arial" w:hAnsi="Arial"/>
@@ -26891,7 +26909,7 @@
               <w:spacing w:after="10" w:before="0"/>
               <w:ind w:left="120"/>
             </w:pPr>
-            <w:hyperlink w:history="1" r:id="rIdkcq3qzvafus6ra2fpd3ol">
+            <w:hyperlink w:history="1" r:id="rIdto3kkiz0nv3yzbr6hbd4v">
               <w:r>
                 <w:rPr>
                   <w:rFonts w:ascii="Arial" w:cs="Arial" w:eastAsia="Arial" w:hAnsi="Arial"/>
@@ -26936,7 +26954,7 @@
             <w:pPr>
               <w:spacing w:after="20" w:before="0"/>
             </w:pPr>
-            <w:hyperlink w:history="1" r:id="rIdlfddilhy39yldycjua6ps">
+            <w:hyperlink w:history="1" r:id="rIdmrny9konteuv0bck3x7kg">
               <w:r>
                 <w:rPr>
                   <w:rFonts w:ascii="Arial" w:cs="Arial" w:eastAsia="Arial" w:hAnsi="Arial"/>
@@ -26969,7 +26987,7 @@
               <w:spacing w:after="10" w:before="0"/>
               <w:ind w:left="120"/>
             </w:pPr>
-            <w:hyperlink w:history="1" r:id="rIdbwmrxj7vjifql7smd2qta">
+            <w:hyperlink w:history="1" r:id="rIdxgfrfpew2qgtudihjnkie">
               <w:r>
                 <w:rPr>
                   <w:rFonts w:ascii="Arial" w:cs="Arial" w:eastAsia="Arial" w:hAnsi="Arial"/>
@@ -27164,7 +27182,7 @@
             <w:pPr>
               <w:spacing w:after="20" w:before="0"/>
             </w:pPr>
-            <w:hyperlink w:history="1" r:id="rIdtaithy5rytum-omp72pda">
+            <w:hyperlink w:history="1" r:id="rIdpo75okh4nd27qzeoasl7h">
               <w:r>
                 <w:rPr>
                   <w:rFonts w:ascii="Arial" w:cs="Arial" w:eastAsia="Arial" w:hAnsi="Arial"/>
@@ -27197,7 +27215,7 @@
               <w:spacing w:after="10" w:before="0"/>
               <w:ind w:left="120"/>
             </w:pPr>
-            <w:hyperlink w:history="1" r:id="rId5iuwharx6mecbdzse9cis">
+            <w:hyperlink w:history="1" r:id="rIdwnohj66szefuidn7moan_">
               <w:r>
                 <w:rPr>
                   <w:rFonts w:ascii="Arial" w:cs="Arial" w:eastAsia="Arial" w:hAnsi="Arial"/>
@@ -27242,7 +27260,7 @@
             <w:pPr>
               <w:spacing w:after="20" w:before="0"/>
             </w:pPr>
-            <w:hyperlink w:history="1" r:id="rIdg-zhcizes185mzmkurbol">
+            <w:hyperlink w:history="1" r:id="rIdgsiol70u24a_osyjxq4ul">
               <w:r>
                 <w:rPr>
                   <w:rFonts w:ascii="Arial" w:cs="Arial" w:eastAsia="Arial" w:hAnsi="Arial"/>
@@ -27275,7 +27293,7 @@
               <w:spacing w:after="10" w:before="0"/>
               <w:ind w:left="120"/>
             </w:pPr>
-            <w:hyperlink w:history="1" r:id="rIdqsfzbxtkww3ufydvm4hrf">
+            <w:hyperlink w:history="1" r:id="rIdf2e92sbhp4_zd2jwv3xfv">
               <w:r>
                 <w:rPr>
                   <w:rFonts w:ascii="Arial" w:cs="Arial" w:eastAsia="Arial" w:hAnsi="Arial"/>
@@ -27470,7 +27488,7 @@
             <w:pPr>
               <w:spacing w:after="20" w:before="0"/>
             </w:pPr>
-            <w:hyperlink w:history="1" r:id="rIdoyz9wwb18u3nrwhhh2dsn">
+            <w:hyperlink w:history="1" r:id="rId3gxw9g1vyupnpc685egbj">
               <w:r>
                 <w:rPr>
                   <w:rFonts w:ascii="Arial" w:cs="Arial" w:eastAsia="Arial" w:hAnsi="Arial"/>
@@ -27503,7 +27521,7 @@
               <w:spacing w:after="10" w:before="0"/>
               <w:ind w:left="120"/>
             </w:pPr>
-            <w:hyperlink w:history="1" r:id="rIdpxjr_g2xgffq3fqhboeaj">
+            <w:hyperlink w:history="1" r:id="rIdmqmexx2s2q4tf75_lkoye">
               <w:r>
                 <w:rPr>
                   <w:rFonts w:ascii="Arial" w:cs="Arial" w:eastAsia="Arial" w:hAnsi="Arial"/>
@@ -27548,7 +27566,7 @@
             <w:pPr>
               <w:spacing w:after="20" w:before="0"/>
             </w:pPr>
-            <w:hyperlink w:history="1" r:id="rIdnthfzwrstwaysctrg3dax">
+            <w:hyperlink w:history="1" r:id="rIdtex-nmxxsx5dgmsc3viiz">
               <w:r>
                 <w:rPr>
                   <w:rFonts w:ascii="Arial" w:cs="Arial" w:eastAsia="Arial" w:hAnsi="Arial"/>
@@ -27581,7 +27599,7 @@
               <w:spacing w:after="10" w:before="0"/>
               <w:ind w:left="120"/>
             </w:pPr>
-            <w:hyperlink w:history="1" r:id="rIdl6jumvaxh7im_jtuovmci">
+            <w:hyperlink w:history="1" r:id="rIdbehcyfqokzkfsdjphyqsx">
               <w:r>
                 <w:rPr>
                   <w:rFonts w:ascii="Arial" w:cs="Arial" w:eastAsia="Arial" w:hAnsi="Arial"/>
@@ -29068,7 +29086,7 @@
             <w:pPr>
               <w:spacing w:after="20" w:before="0"/>
             </w:pPr>
-            <w:hyperlink w:history="1" r:id="rIdl-jv0-_qyzzu8nm4zw5du">
+            <w:hyperlink w:history="1" r:id="rIdiz11pwvnwy-hdnngexcqa">
               <w:r>
                 <w:rPr>
                   <w:rFonts w:ascii="Arial" w:cs="Arial" w:eastAsia="Arial" w:hAnsi="Arial"/>
@@ -29101,7 +29119,7 @@
               <w:spacing w:after="10" w:before="0"/>
               <w:ind w:left="120"/>
             </w:pPr>
-            <w:hyperlink w:history="1" r:id="rIdjmeynal3sx4tsnof3qbtb">
+            <w:hyperlink w:history="1" r:id="rId2c4dwcq1mf8b1ncswys9s">
               <w:r>
                 <w:rPr>
                   <w:rFonts w:ascii="Arial" w:cs="Arial" w:eastAsia="Arial" w:hAnsi="Arial"/>
@@ -29146,7 +29164,7 @@
             <w:pPr>
               <w:spacing w:after="20" w:before="0"/>
             </w:pPr>
-            <w:hyperlink w:history="1" r:id="rIdnuwrg4vtjcecbcadervys">
+            <w:hyperlink w:history="1" r:id="rIdabpykme7wr2wttnduyxoc">
               <w:r>
                 <w:rPr>
                   <w:rFonts w:ascii="Arial" w:cs="Arial" w:eastAsia="Arial" w:hAnsi="Arial"/>
@@ -29179,7 +29197,7 @@
               <w:spacing w:after="10" w:before="0"/>
               <w:ind w:left="120"/>
             </w:pPr>
-            <w:hyperlink w:history="1" r:id="rId33paizjkcf9mqoacts7u2">
+            <w:hyperlink w:history="1" r:id="rIdosr13wmmoobcai-luiobk">
               <w:r>
                 <w:rPr>
                   <w:rFonts w:ascii="Arial" w:cs="Arial" w:eastAsia="Arial" w:hAnsi="Arial"/>
@@ -29374,7 +29392,7 @@
             <w:pPr>
               <w:spacing w:after="20" w:before="0"/>
             </w:pPr>
-            <w:hyperlink w:history="1" r:id="rIdihaq_ulstkqxn4rekqfb1">
+            <w:hyperlink w:history="1" r:id="rIdtrontqrd4pz-cticnhrot">
               <w:r>
                 <w:rPr>
                   <w:rFonts w:ascii="Arial" w:cs="Arial" w:eastAsia="Arial" w:hAnsi="Arial"/>
@@ -29407,7 +29425,7 @@
               <w:spacing w:after="10" w:before="0"/>
               <w:ind w:left="120"/>
             </w:pPr>
-            <w:hyperlink w:history="1" r:id="rId2w0tdvircrse0wsbzoekq">
+            <w:hyperlink w:history="1" r:id="rIdcay8wpnoqnxa3h2caj2mw">
               <w:r>
                 <w:rPr>
                   <w:rFonts w:ascii="Arial" w:cs="Arial" w:eastAsia="Arial" w:hAnsi="Arial"/>
@@ -29452,7 +29470,7 @@
             <w:pPr>
               <w:spacing w:after="20" w:before="0"/>
             </w:pPr>
-            <w:hyperlink w:history="1" r:id="rIdedbhfbguveuhiqosgzaxe">
+            <w:hyperlink w:history="1" r:id="rId-jxicwric5_h47bxfoykd">
               <w:r>
                 <w:rPr>
                   <w:rFonts w:ascii="Arial" w:cs="Arial" w:eastAsia="Arial" w:hAnsi="Arial"/>
@@ -29485,7 +29503,7 @@
               <w:spacing w:after="10" w:before="0"/>
               <w:ind w:left="120"/>
             </w:pPr>
-            <w:hyperlink w:history="1" r:id="rIdzsjhrczypidpg7tafh7fh">
+            <w:hyperlink w:history="1" r:id="rIdqmnjkr-q0r5iwrut-0btf">
               <w:r>
                 <w:rPr>
                   <w:rFonts w:ascii="Arial" w:cs="Arial" w:eastAsia="Arial" w:hAnsi="Arial"/>
@@ -29680,7 +29698,7 @@
             <w:pPr>
               <w:spacing w:after="20" w:before="0"/>
             </w:pPr>
-            <w:hyperlink w:history="1" r:id="rId-0kiktvsh3bxu2w2fauj3">
+            <w:hyperlink w:history="1" r:id="rIdignp3l4f4n8xylfhmk10s">
               <w:r>
                 <w:rPr>
                   <w:rFonts w:ascii="Arial" w:cs="Arial" w:eastAsia="Arial" w:hAnsi="Arial"/>
@@ -29713,7 +29731,7 @@
               <w:spacing w:after="10" w:before="0"/>
               <w:ind w:left="120"/>
             </w:pPr>
-            <w:hyperlink w:history="1" r:id="rIdtseezupmkpuh26x98v_u1">
+            <w:hyperlink w:history="1" r:id="rIdk33k0jvgxn3vs2wcygtdb">
               <w:r>
                 <w:rPr>
                   <w:rFonts w:ascii="Arial" w:cs="Arial" w:eastAsia="Arial" w:hAnsi="Arial"/>
@@ -29758,7 +29776,7 @@
             <w:pPr>
               <w:spacing w:after="20" w:before="0"/>
             </w:pPr>
-            <w:hyperlink w:history="1" r:id="rIdf-yplge1eypqzby5mqka1">
+            <w:hyperlink w:history="1" r:id="rId0ayli0jqxjs9_phudagfv">
               <w:r>
                 <w:rPr>
                   <w:rFonts w:ascii="Arial" w:cs="Arial" w:eastAsia="Arial" w:hAnsi="Arial"/>
@@ -29791,7 +29809,7 @@
               <w:spacing w:after="10" w:before="0"/>
               <w:ind w:left="120"/>
             </w:pPr>
-            <w:hyperlink w:history="1" r:id="rIdnekpeyjzciapnzafefh76">
+            <w:hyperlink w:history="1" r:id="rIdzdvusmh0cfihylfgenvd6">
               <w:r>
                 <w:rPr>
                   <w:rFonts w:ascii="Arial" w:cs="Arial" w:eastAsia="Arial" w:hAnsi="Arial"/>
@@ -29986,7 +30004,7 @@
             <w:pPr>
               <w:spacing w:after="20" w:before="0"/>
             </w:pPr>
-            <w:hyperlink w:history="1" r:id="rIdp-plcp-jpxohjhedqsgv3">
+            <w:hyperlink w:history="1" r:id="rIdgntxdsajmnxjt8vb2ufuh">
               <w:r>
                 <w:rPr>
                   <w:rFonts w:ascii="Arial" w:cs="Arial" w:eastAsia="Arial" w:hAnsi="Arial"/>
@@ -30019,7 +30037,7 @@
               <w:spacing w:after="10" w:before="0"/>
               <w:ind w:left="120"/>
             </w:pPr>
-            <w:hyperlink w:history="1" r:id="rIdik6wcv-fida7kis-cpx3m">
+            <w:hyperlink w:history="1" r:id="rIdkh0ls64qvy92lzvnkkmjh">
               <w:r>
                 <w:rPr>
                   <w:rFonts w:ascii="Arial" w:cs="Arial" w:eastAsia="Arial" w:hAnsi="Arial"/>
@@ -30064,7 +30082,7 @@
             <w:pPr>
               <w:spacing w:after="20" w:before="0"/>
             </w:pPr>
-            <w:hyperlink w:history="1" r:id="rIdepselygqcp0-5fuzujoag">
+            <w:hyperlink w:history="1" r:id="rIdz_uxzhyyfiip-br2uxyli">
               <w:r>
                 <w:rPr>
                   <w:rFonts w:ascii="Arial" w:cs="Arial" w:eastAsia="Arial" w:hAnsi="Arial"/>
@@ -30097,7 +30115,7 @@
               <w:spacing w:after="10" w:before="0"/>
               <w:ind w:left="120"/>
             </w:pPr>
-            <w:hyperlink w:history="1" r:id="rIdckyevjzkiwstjz-edzas9">
+            <w:hyperlink w:history="1" r:id="rIdzrdcinayicnqx8zy7ovzr">
               <w:r>
                 <w:rPr>
                   <w:rFonts w:ascii="Arial" w:cs="Arial" w:eastAsia="Arial" w:hAnsi="Arial"/>
@@ -30292,7 +30310,7 @@
             <w:pPr>
               <w:spacing w:after="20" w:before="0"/>
             </w:pPr>
-            <w:hyperlink w:history="1" r:id="rIdwu_-ynucxiwlawpggyg9l">
+            <w:hyperlink w:history="1" r:id="rId8-whtqq6xnc5fthakuiz9">
               <w:r>
                 <w:rPr>
                   <w:rFonts w:ascii="Arial" w:cs="Arial" w:eastAsia="Arial" w:hAnsi="Arial"/>
@@ -30325,7 +30343,7 @@
               <w:spacing w:after="10" w:before="0"/>
               <w:ind w:left="120"/>
             </w:pPr>
-            <w:hyperlink w:history="1" r:id="rId7emc_a7qvw7de0o27qt60">
+            <w:hyperlink w:history="1" r:id="rId6ausrawjinfoa1favjava">
               <w:r>
                 <w:rPr>
                   <w:rFonts w:ascii="Arial" w:cs="Arial" w:eastAsia="Arial" w:hAnsi="Arial"/>
@@ -30370,7 +30388,7 @@
             <w:pPr>
               <w:spacing w:after="20" w:before="0"/>
             </w:pPr>
-            <w:hyperlink w:history="1" r:id="rId2oemluzbhjqobuvnagymz">
+            <w:hyperlink w:history="1" r:id="rIdt6dxjcmhs5pyllcoxd8vz">
               <w:r>
                 <w:rPr>
                   <w:rFonts w:ascii="Arial" w:cs="Arial" w:eastAsia="Arial" w:hAnsi="Arial"/>
@@ -30403,7 +30421,7 @@
               <w:spacing w:after="10" w:before="0"/>
               <w:ind w:left="120"/>
             </w:pPr>
-            <w:hyperlink w:history="1" r:id="rIdayszjepkzcsjzkgvdacav">
+            <w:hyperlink w:history="1" r:id="rIddptrqjf2n2fudjzlfpf6p">
               <w:r>
                 <w:rPr>
                   <w:rFonts w:ascii="Arial" w:cs="Arial" w:eastAsia="Arial" w:hAnsi="Arial"/>
@@ -32004,7 +32022,7 @@
             <w:pPr>
               <w:spacing w:after="20" w:before="0"/>
             </w:pPr>
-            <w:hyperlink w:history="1" r:id="rId-vekdf2tlhwc5gq4tczhs">
+            <w:hyperlink w:history="1" r:id="rIdoqw98cgy41c4pnjikumzd">
               <w:r>
                 <w:rPr>
                   <w:rFonts w:ascii="Arial" w:cs="Arial" w:eastAsia="Arial" w:hAnsi="Arial"/>
@@ -32037,7 +32055,7 @@
               <w:spacing w:after="10" w:before="0"/>
               <w:ind w:left="120"/>
             </w:pPr>
-            <w:hyperlink w:history="1" r:id="rIdl0duvp3whzlqnnnwzttgw">
+            <w:hyperlink w:history="1" r:id="rIdl_rta9fhkxozzjr1p3ft0">
               <w:r>
                 <w:rPr>
                   <w:rFonts w:ascii="Arial" w:cs="Arial" w:eastAsia="Arial" w:hAnsi="Arial"/>
@@ -32082,7 +32100,7 @@
             <w:pPr>
               <w:spacing w:after="20" w:before="0"/>
             </w:pPr>
-            <w:hyperlink w:history="1" r:id="rId1ghesgay5ylbnzytshbni">
+            <w:hyperlink w:history="1" r:id="rIddqfkzhvuhnhdqucabrua3">
               <w:r>
                 <w:rPr>
                   <w:rFonts w:ascii="Arial" w:cs="Arial" w:eastAsia="Arial" w:hAnsi="Arial"/>
@@ -32115,7 +32133,7 @@
               <w:spacing w:after="10" w:before="0"/>
               <w:ind w:left="120"/>
             </w:pPr>
-            <w:hyperlink w:history="1" r:id="rIdsxziql7s_irdm8ucqrzqn">
+            <w:hyperlink w:history="1" r:id="rId7vcscf_jd64vzjr8bqr8l">
               <w:r>
                 <w:rPr>
                   <w:rFonts w:ascii="Arial" w:cs="Arial" w:eastAsia="Arial" w:hAnsi="Arial"/>
@@ -32310,7 +32328,7 @@
             <w:pPr>
               <w:spacing w:after="20" w:before="0"/>
             </w:pPr>
-            <w:hyperlink w:history="1" r:id="rIdii0bpamairnbygwjj1t56">
+            <w:hyperlink w:history="1" r:id="rId9jdxyljjidtechaifsmsa">
               <w:r>
                 <w:rPr>
                   <w:rFonts w:ascii="Arial" w:cs="Arial" w:eastAsia="Arial" w:hAnsi="Arial"/>
@@ -32343,7 +32361,7 @@
               <w:spacing w:after="10" w:before="0"/>
               <w:ind w:left="120"/>
             </w:pPr>
-            <w:hyperlink w:history="1" r:id="rIdseywggup4yrudl2fwdftx">
+            <w:hyperlink w:history="1" r:id="rIdgmja6ogiopewrskca6b4q">
               <w:r>
                 <w:rPr>
                   <w:rFonts w:ascii="Arial" w:cs="Arial" w:eastAsia="Arial" w:hAnsi="Arial"/>
@@ -32388,7 +32406,7 @@
             <w:pPr>
               <w:spacing w:after="20" w:before="0"/>
             </w:pPr>
-            <w:hyperlink w:history="1" r:id="rIdg--fcviozly9a0nkxs7kp">
+            <w:hyperlink w:history="1" r:id="rIdrz8adylvnnazealtwh7bv">
               <w:r>
                 <w:rPr>
                   <w:rFonts w:ascii="Arial" w:cs="Arial" w:eastAsia="Arial" w:hAnsi="Arial"/>
@@ -32421,7 +32439,7 @@
               <w:spacing w:after="10" w:before="0"/>
               <w:ind w:left="120"/>
             </w:pPr>
-            <w:hyperlink w:history="1" r:id="rIdx-83b620_hhboolncso-a">
+            <w:hyperlink w:history="1" r:id="rIdd7sgurzjdq2chfzpcp1ow">
               <w:r>
                 <w:rPr>
                   <w:rFonts w:ascii="Arial" w:cs="Arial" w:eastAsia="Arial" w:hAnsi="Arial"/>
@@ -32616,7 +32634,7 @@
             <w:pPr>
               <w:spacing w:after="20" w:before="0"/>
             </w:pPr>
-            <w:hyperlink w:history="1" r:id="rIdrwf0ox73zcye1oww1bd2y">
+            <w:hyperlink w:history="1" r:id="rIdmmmu1rpvkqzq9f3geczi2">
               <w:r>
                 <w:rPr>
                   <w:rFonts w:ascii="Arial" w:cs="Arial" w:eastAsia="Arial" w:hAnsi="Arial"/>
@@ -32649,7 +32667,7 @@
               <w:spacing w:after="10" w:before="0"/>
               <w:ind w:left="120"/>
             </w:pPr>
-            <w:hyperlink w:history="1" r:id="rIdlhxvpea8swe39sol8z8lv">
+            <w:hyperlink w:history="1" r:id="rIdewwfnhdnxteomkll-wxue">
               <w:r>
                 <w:rPr>
                   <w:rFonts w:ascii="Arial" w:cs="Arial" w:eastAsia="Arial" w:hAnsi="Arial"/>
@@ -32694,7 +32712,7 @@
             <w:pPr>
               <w:spacing w:after="20" w:before="0"/>
             </w:pPr>
-            <w:hyperlink w:history="1" r:id="rIdwiaja1ijaog60zoxvwam7">
+            <w:hyperlink w:history="1" r:id="rIdjnurti360p1lfe2w7fosb">
               <w:r>
                 <w:rPr>
                   <w:rFonts w:ascii="Arial" w:cs="Arial" w:eastAsia="Arial" w:hAnsi="Arial"/>
@@ -32727,7 +32745,7 @@
               <w:spacing w:after="10" w:before="0"/>
               <w:ind w:left="120"/>
             </w:pPr>
-            <w:hyperlink w:history="1" r:id="rIdbktxk74g71-nz55dzxpny">
+            <w:hyperlink w:history="1" r:id="rIdvcd3p65qiquqnkuas6aul">
               <w:r>
                 <w:rPr>
                   <w:rFonts w:ascii="Arial" w:cs="Arial" w:eastAsia="Arial" w:hAnsi="Arial"/>
@@ -32922,7 +32940,7 @@
             <w:pPr>
               <w:spacing w:after="20" w:before="0"/>
             </w:pPr>
-            <w:hyperlink w:history="1" r:id="rIdizpvlkwudlkwtvjxiievc">
+            <w:hyperlink w:history="1" r:id="rIdowacacp738ixkw9jbb-xk">
               <w:r>
                 <w:rPr>
                   <w:rFonts w:ascii="Arial" w:cs="Arial" w:eastAsia="Arial" w:hAnsi="Arial"/>
@@ -32955,7 +32973,7 @@
               <w:spacing w:after="10" w:before="0"/>
               <w:ind w:left="120"/>
             </w:pPr>
-            <w:hyperlink w:history="1" r:id="rIdmvrsg0zo5zhfnebrhooky">
+            <w:hyperlink w:history="1" r:id="rId7_xgd7n5btvkrgo1dcxum">
               <w:r>
                 <w:rPr>
                   <w:rFonts w:ascii="Arial" w:cs="Arial" w:eastAsia="Arial" w:hAnsi="Arial"/>
@@ -33000,7 +33018,7 @@
             <w:pPr>
               <w:spacing w:after="20" w:before="0"/>
             </w:pPr>
-            <w:hyperlink w:history="1" r:id="rIdldtfdh_kmrqie-faalm7r">
+            <w:hyperlink w:history="1" r:id="rIdhroe6u9k0in3o9oi2ms9p">
               <w:r>
                 <w:rPr>
                   <w:rFonts w:ascii="Arial" w:cs="Arial" w:eastAsia="Arial" w:hAnsi="Arial"/>
@@ -33033,7 +33051,7 @@
               <w:spacing w:after="10" w:before="0"/>
               <w:ind w:left="120"/>
             </w:pPr>
-            <w:hyperlink w:history="1" r:id="rIdwq7axfzteqy_pdwvbcmcy">
+            <w:hyperlink w:history="1" r:id="rIdhirtprtdtucdnuari6bam">
               <w:r>
                 <w:rPr>
                   <w:rFonts w:ascii="Arial" w:cs="Arial" w:eastAsia="Arial" w:hAnsi="Arial"/>
@@ -33228,7 +33246,7 @@
             <w:pPr>
               <w:spacing w:after="20" w:before="0"/>
             </w:pPr>
-            <w:hyperlink w:history="1" r:id="rIdp7tkc-uvjqfuo8xoef7-b">
+            <w:hyperlink w:history="1" r:id="rIdwkz7a8t2bbeivl4n498zy">
               <w:r>
                 <w:rPr>
                   <w:rFonts w:ascii="Arial" w:cs="Arial" w:eastAsia="Arial" w:hAnsi="Arial"/>
@@ -33261,7 +33279,7 @@
               <w:spacing w:after="10" w:before="0"/>
               <w:ind w:left="120"/>
             </w:pPr>
-            <w:hyperlink w:history="1" r:id="rIde5or7e9germnig1_cs878">
+            <w:hyperlink w:history="1" r:id="rIdmzmpjz1mv0owg9blemsht">
               <w:r>
                 <w:rPr>
                   <w:rFonts w:ascii="Arial" w:cs="Arial" w:eastAsia="Arial" w:hAnsi="Arial"/>
@@ -33306,7 +33324,7 @@
             <w:pPr>
               <w:spacing w:after="20" w:before="0"/>
             </w:pPr>
-            <w:hyperlink w:history="1" r:id="rIddnxku6ceemvtvvmm3l5uu">
+            <w:hyperlink w:history="1" r:id="rIdvnhxy7iyno5eth-q5u8ah">
               <w:r>
                 <w:rPr>
                   <w:rFonts w:ascii="Arial" w:cs="Arial" w:eastAsia="Arial" w:hAnsi="Arial"/>
@@ -33339,7 +33357,7 @@
               <w:spacing w:after="10" w:before="0"/>
               <w:ind w:left="120"/>
             </w:pPr>
-            <w:hyperlink w:history="1" r:id="rId3dul3tkmefclsp3o2pw5r">
+            <w:hyperlink w:history="1" r:id="rId4t6ovhseh5wqf-y8deb3m">
               <w:r>
                 <w:rPr>
                   <w:rFonts w:ascii="Arial" w:cs="Arial" w:eastAsia="Arial" w:hAnsi="Arial"/>
@@ -34826,7 +34844,7 @@
             <w:pPr>
               <w:spacing w:after="20" w:before="0"/>
             </w:pPr>
-            <w:hyperlink w:history="1" r:id="rIdm5h0upkkjtwcdenfcsepr">
+            <w:hyperlink w:history="1" r:id="rIdx577qylfb4s7nwnagj41n">
               <w:r>
                 <w:rPr>
                   <w:rFonts w:ascii="Arial" w:cs="Arial" w:eastAsia="Arial" w:hAnsi="Arial"/>
@@ -34859,7 +34877,7 @@
               <w:spacing w:after="10" w:before="0"/>
               <w:ind w:left="120"/>
             </w:pPr>
-            <w:hyperlink w:history="1" r:id="rId5whwakiuranj4mruochpa">
+            <w:hyperlink w:history="1" r:id="rIdo-grj37osqmx91o4u6glp">
               <w:r>
                 <w:rPr>
                   <w:rFonts w:ascii="Arial" w:cs="Arial" w:eastAsia="Arial" w:hAnsi="Arial"/>
@@ -34904,7 +34922,7 @@
             <w:pPr>
               <w:spacing w:after="20" w:before="0"/>
             </w:pPr>
-            <w:hyperlink w:history="1" r:id="rIdx9azot00xraxl0rseprlw">
+            <w:hyperlink w:history="1" r:id="rIdaulksb1cghxn05rhbmkyq">
               <w:r>
                 <w:rPr>
                   <w:rFonts w:ascii="Arial" w:cs="Arial" w:eastAsia="Arial" w:hAnsi="Arial"/>
@@ -34937,7 +34955,7 @@
               <w:spacing w:after="10" w:before="0"/>
               <w:ind w:left="120"/>
             </w:pPr>
-            <w:hyperlink w:history="1" r:id="rIdq5-azmw48aja4ni7owuk0">
+            <w:hyperlink w:history="1" r:id="rIdd1ynuztelvxzht6z-ei0j">
               <w:r>
                 <w:rPr>
                   <w:rFonts w:ascii="Arial" w:cs="Arial" w:eastAsia="Arial" w:hAnsi="Arial"/>
@@ -35132,7 +35150,7 @@
             <w:pPr>
               <w:spacing w:after="20" w:before="0"/>
             </w:pPr>
-            <w:hyperlink w:history="1" r:id="rIdz2kot4dlj7cttlc9v1w1q">
+            <w:hyperlink w:history="1" r:id="rIdunrazzcd7zvzczs8cwdxh">
               <w:r>
                 <w:rPr>
                   <w:rFonts w:ascii="Arial" w:cs="Arial" w:eastAsia="Arial" w:hAnsi="Arial"/>
@@ -35165,7 +35183,7 @@
               <w:spacing w:after="10" w:before="0"/>
               <w:ind w:left="120"/>
             </w:pPr>
-            <w:hyperlink w:history="1" r:id="rIdhil8w91jvvw1whlmsnigt">
+            <w:hyperlink w:history="1" r:id="rIdtkfwafy22vhj00-bijcal">
               <w:r>
                 <w:rPr>
                   <w:rFonts w:ascii="Arial" w:cs="Arial" w:eastAsia="Arial" w:hAnsi="Arial"/>
@@ -35210,7 +35228,7 @@
             <w:pPr>
               <w:spacing w:after="20" w:before="0"/>
             </w:pPr>
-            <w:hyperlink w:history="1" r:id="rIdxtjxz16dlb4yd5yisafnw">
+            <w:hyperlink w:history="1" r:id="rIdnob82acqqtvx4ilgtcujd">
               <w:r>
                 <w:rPr>
                   <w:rFonts w:ascii="Arial" w:cs="Arial" w:eastAsia="Arial" w:hAnsi="Arial"/>
@@ -35243,7 +35261,7 @@
               <w:spacing w:after="10" w:before="0"/>
               <w:ind w:left="120"/>
             </w:pPr>
-            <w:hyperlink w:history="1" r:id="rIdgyqftsqmpv45sxvvxwcm5">
+            <w:hyperlink w:history="1" r:id="rIdnn5c4fbxkxxtql3gdnfqk">
               <w:r>
                 <w:rPr>
                   <w:rFonts w:ascii="Arial" w:cs="Arial" w:eastAsia="Arial" w:hAnsi="Arial"/>
@@ -35438,7 +35456,7 @@
             <w:pPr>
               <w:spacing w:after="20" w:before="0"/>
             </w:pPr>
-            <w:hyperlink w:history="1" r:id="rId0kasvpuvklmn9wpv7hfvm">
+            <w:hyperlink w:history="1" r:id="rIdecmgr6jy7chyqszetmlpu">
               <w:r>
                 <w:rPr>
                   <w:rFonts w:ascii="Arial" w:cs="Arial" w:eastAsia="Arial" w:hAnsi="Arial"/>
@@ -35471,7 +35489,7 @@
               <w:spacing w:after="10" w:before="0"/>
               <w:ind w:left="120"/>
             </w:pPr>
-            <w:hyperlink w:history="1" r:id="rIdbntbupbi_dr-qwfnhdonc">
+            <w:hyperlink w:history="1" r:id="rIdwt-md2ap7pd6dft1rikya">
               <w:r>
                 <w:rPr>
                   <w:rFonts w:ascii="Arial" w:cs="Arial" w:eastAsia="Arial" w:hAnsi="Arial"/>
@@ -35516,7 +35534,7 @@
             <w:pPr>
               <w:spacing w:after="20" w:before="0"/>
             </w:pPr>
-            <w:hyperlink w:history="1" r:id="rIdbmgp3huxmild5cch9hjha">
+            <w:hyperlink w:history="1" r:id="rId37tfqsx-qq3-1djiqdl5e">
               <w:r>
                 <w:rPr>
                   <w:rFonts w:ascii="Arial" w:cs="Arial" w:eastAsia="Arial" w:hAnsi="Arial"/>
@@ -35549,7 +35567,7 @@
               <w:spacing w:after="10" w:before="0"/>
               <w:ind w:left="120"/>
             </w:pPr>
-            <w:hyperlink w:history="1" r:id="rIdmtooxlpzeigtcgmiplm9o">
+            <w:hyperlink w:history="1" r:id="rIdw6rdtdg7ifk-osnxx7eo1">
               <w:r>
                 <w:rPr>
                   <w:rFonts w:ascii="Arial" w:cs="Arial" w:eastAsia="Arial" w:hAnsi="Arial"/>
@@ -35744,7 +35762,7 @@
             <w:pPr>
               <w:spacing w:after="20" w:before="0"/>
             </w:pPr>
-            <w:hyperlink w:history="1" r:id="rIdksxmlfxvgikmajb4aqxle">
+            <w:hyperlink w:history="1" r:id="rIdq83qzlrfkv12zm5kri1jp">
               <w:r>
                 <w:rPr>
                   <w:rFonts w:ascii="Arial" w:cs="Arial" w:eastAsia="Arial" w:hAnsi="Arial"/>
@@ -35777,7 +35795,7 @@
               <w:spacing w:after="10" w:before="0"/>
               <w:ind w:left="120"/>
             </w:pPr>
-            <w:hyperlink w:history="1" r:id="rIdsiqwfemmexirhuw-imoxc">
+            <w:hyperlink w:history="1" r:id="rId9bokgdydra6ni2ikmr5yb">
               <w:r>
                 <w:rPr>
                   <w:rFonts w:ascii="Arial" w:cs="Arial" w:eastAsia="Arial" w:hAnsi="Arial"/>
@@ -35822,7 +35840,7 @@
             <w:pPr>
               <w:spacing w:after="20" w:before="0"/>
             </w:pPr>
-            <w:hyperlink w:history="1" r:id="rIddqepkmws1rimqsykgms7y">
+            <w:hyperlink w:history="1" r:id="rIdammt-zvot1fd0qzmyjnyj">
               <w:r>
                 <w:rPr>
                   <w:rFonts w:ascii="Arial" w:cs="Arial" w:eastAsia="Arial" w:hAnsi="Arial"/>
@@ -35855,7 +35873,7 @@
               <w:spacing w:after="10" w:before="0"/>
               <w:ind w:left="120"/>
             </w:pPr>
-            <w:hyperlink w:history="1" r:id="rIdhzryesw6v89ededjqtlbm">
+            <w:hyperlink w:history="1" r:id="rId8hzkw5xy3jmsf0rzfnzme">
               <w:r>
                 <w:rPr>
                   <w:rFonts w:ascii="Arial" w:cs="Arial" w:eastAsia="Arial" w:hAnsi="Arial"/>
@@ -36050,7 +36068,7 @@
             <w:pPr>
               <w:spacing w:after="20" w:before="0"/>
             </w:pPr>
-            <w:hyperlink w:history="1" r:id="rIdh-dqf6wxf2e5qgkkt7wsv">
+            <w:hyperlink w:history="1" r:id="rId7jdhtw97fpsbrfi04idok">
               <w:r>
                 <w:rPr>
                   <w:rFonts w:ascii="Arial" w:cs="Arial" w:eastAsia="Arial" w:hAnsi="Arial"/>
@@ -36083,7 +36101,7 @@
               <w:spacing w:after="10" w:before="0"/>
               <w:ind w:left="120"/>
             </w:pPr>
-            <w:hyperlink w:history="1" r:id="rIdzrug5yn9airjas_fqb9gn">
+            <w:hyperlink w:history="1" r:id="rIdi1rer_8arrakv_ny9tbk3">
               <w:r>
                 <w:rPr>
                   <w:rFonts w:ascii="Arial" w:cs="Arial" w:eastAsia="Arial" w:hAnsi="Arial"/>
@@ -36128,7 +36146,7 @@
             <w:pPr>
               <w:spacing w:after="20" w:before="0"/>
             </w:pPr>
-            <w:hyperlink w:history="1" r:id="rIdv0mqnxtmi8lbs-ml81cqn">
+            <w:hyperlink w:history="1" r:id="rIdj-bxnvviymormu7mvlog7">
               <w:r>
                 <w:rPr>
                   <w:rFonts w:ascii="Arial" w:cs="Arial" w:eastAsia="Arial" w:hAnsi="Arial"/>
@@ -36161,7 +36179,7 @@
               <w:spacing w:after="10" w:before="0"/>
               <w:ind w:left="120"/>
             </w:pPr>
-            <w:hyperlink w:history="1" r:id="rId9sszk5tlndlcfrmnrmkko">
+            <w:hyperlink w:history="1" r:id="rIdhxgtigwgzhhfm3ywqxo78">
               <w:r>
                 <w:rPr>
                   <w:rFonts w:ascii="Arial" w:cs="Arial" w:eastAsia="Arial" w:hAnsi="Arial"/>

--- a/data/outputs/v2/Physics/SS4.2_Introduction_to_Space_Physics/Physics_Introduction_to_Space_Physics_CBE_LessonSequence.docx
+++ b/data/outputs/v2/Physics/SS4.2_Introduction_to_Space_Physics/Physics_Introduction_to_Space_Physics_CBE_LessonSequence.docx
@@ -3612,7 +3612,7 @@
             <w:pPr>
               <w:spacing w:after="20" w:before="0"/>
             </w:pPr>
-            <w:hyperlink w:history="1" r:id="rIdag8love3xrzouq3lcg_p7">
+            <w:hyperlink w:history="1" r:id="rIdrx_vfrhqwr2hfbuprjrwb">
               <w:r>
                 <w:rPr>
                   <w:rFonts w:ascii="Arial" w:cs="Arial" w:eastAsia="Arial" w:hAnsi="Arial"/>
@@ -3645,7 +3645,7 @@
               <w:spacing w:after="10" w:before="0"/>
               <w:ind w:left="120"/>
             </w:pPr>
-            <w:hyperlink w:history="1" r:id="rIdouunky53uxu5_2nswre4y">
+            <w:hyperlink w:history="1" r:id="rIdo-ylijbcco97_jiizerbb">
               <w:r>
                 <w:rPr>
                   <w:rFonts w:ascii="Arial" w:cs="Arial" w:eastAsia="Arial" w:hAnsi="Arial"/>
@@ -3690,7 +3690,7 @@
             <w:pPr>
               <w:spacing w:after="20" w:before="0"/>
             </w:pPr>
-            <w:hyperlink w:history="1" r:id="rIdefatngkjm_qph0e160rjm">
+            <w:hyperlink w:history="1" r:id="rIdjxt_c57myduyfhixi1f_c">
               <w:r>
                 <w:rPr>
                   <w:rFonts w:ascii="Arial" w:cs="Arial" w:eastAsia="Arial" w:hAnsi="Arial"/>
@@ -3723,7 +3723,7 @@
               <w:spacing w:after="10" w:before="0"/>
               <w:ind w:left="120"/>
             </w:pPr>
-            <w:hyperlink w:history="1" r:id="rIda7os8wwph9h1hett68fqr">
+            <w:hyperlink w:history="1" r:id="rIdfvpfv-id4yzmues4atgwp">
               <w:r>
                 <w:rPr>
                   <w:rFonts w:ascii="Arial" w:cs="Arial" w:eastAsia="Arial" w:hAnsi="Arial"/>
@@ -3918,7 +3918,7 @@
             <w:pPr>
               <w:spacing w:after="20" w:before="0"/>
             </w:pPr>
-            <w:hyperlink w:history="1" r:id="rIdr3stjqbeikueksteuhtgv">
+            <w:hyperlink w:history="1" r:id="rIdekxgyydellqn3ph2mrhcv">
               <w:r>
                 <w:rPr>
                   <w:rFonts w:ascii="Arial" w:cs="Arial" w:eastAsia="Arial" w:hAnsi="Arial"/>
@@ -3951,7 +3951,7 @@
               <w:spacing w:after="10" w:before="0"/>
               <w:ind w:left="120"/>
             </w:pPr>
-            <w:hyperlink w:history="1" r:id="rIdjtoenh_kyy7dfb0_mv-fv">
+            <w:hyperlink w:history="1" r:id="rIddxhid1zf84qsluuu0_g5a">
               <w:r>
                 <w:rPr>
                   <w:rFonts w:ascii="Arial" w:cs="Arial" w:eastAsia="Arial" w:hAnsi="Arial"/>
@@ -3996,7 +3996,7 @@
             <w:pPr>
               <w:spacing w:after="20" w:before="0"/>
             </w:pPr>
-            <w:hyperlink w:history="1" r:id="rIdjtphplt66kznyvdrc_odj">
+            <w:hyperlink w:history="1" r:id="rIdezshi6ikeht3zow1gv5gl">
               <w:r>
                 <w:rPr>
                   <w:rFonts w:ascii="Arial" w:cs="Arial" w:eastAsia="Arial" w:hAnsi="Arial"/>
@@ -4029,7 +4029,7 @@
               <w:spacing w:after="10" w:before="0"/>
               <w:ind w:left="120"/>
             </w:pPr>
-            <w:hyperlink w:history="1" r:id="rIdpiqmsztpx1hu7bsbd7k60">
+            <w:hyperlink w:history="1" r:id="rIdjgh6xerpmu104hhkedosg">
               <w:r>
                 <w:rPr>
                   <w:rFonts w:ascii="Arial" w:cs="Arial" w:eastAsia="Arial" w:hAnsi="Arial"/>
@@ -4224,7 +4224,7 @@
             <w:pPr>
               <w:spacing w:after="20" w:before="0"/>
             </w:pPr>
-            <w:hyperlink w:history="1" r:id="rId6tg8qkzfbg0u4lziow_7z">
+            <w:hyperlink w:history="1" r:id="rIdoxhufnq4-jxyrrc3jncxa">
               <w:r>
                 <w:rPr>
                   <w:rFonts w:ascii="Arial" w:cs="Arial" w:eastAsia="Arial" w:hAnsi="Arial"/>
@@ -4257,7 +4257,7 @@
               <w:spacing w:after="10" w:before="0"/>
               <w:ind w:left="120"/>
             </w:pPr>
-            <w:hyperlink w:history="1" r:id="rIdzc15pb3zsxlqh958sar7g">
+            <w:hyperlink w:history="1" r:id="rIdiltcmmzwrk8lrkwi1w3at">
               <w:r>
                 <w:rPr>
                   <w:rFonts w:ascii="Arial" w:cs="Arial" w:eastAsia="Arial" w:hAnsi="Arial"/>
@@ -4302,7 +4302,7 @@
             <w:pPr>
               <w:spacing w:after="20" w:before="0"/>
             </w:pPr>
-            <w:hyperlink w:history="1" r:id="rIdiq6ztqj8eq0c1r1kp3_ba">
+            <w:hyperlink w:history="1" r:id="rId1qy8tjhaptxzy3pryppqe">
               <w:r>
                 <w:rPr>
                   <w:rFonts w:ascii="Arial" w:cs="Arial" w:eastAsia="Arial" w:hAnsi="Arial"/>
@@ -4335,7 +4335,7 @@
               <w:spacing w:after="10" w:before="0"/>
               <w:ind w:left="120"/>
             </w:pPr>
-            <w:hyperlink w:history="1" r:id="rIde81xl-t30e5cfvehmsown">
+            <w:hyperlink w:history="1" r:id="rIdputv3nbmgej-kynhyfpfv">
               <w:r>
                 <w:rPr>
                   <w:rFonts w:ascii="Arial" w:cs="Arial" w:eastAsia="Arial" w:hAnsi="Arial"/>
@@ -4530,7 +4530,7 @@
             <w:pPr>
               <w:spacing w:after="20" w:before="0"/>
             </w:pPr>
-            <w:hyperlink w:history="1" r:id="rIdc5osngfifeyl99wgyl5z_">
+            <w:hyperlink w:history="1" r:id="rIddqm9alymyj29zqxqdl98e">
               <w:r>
                 <w:rPr>
                   <w:rFonts w:ascii="Arial" w:cs="Arial" w:eastAsia="Arial" w:hAnsi="Arial"/>
@@ -4563,7 +4563,7 @@
               <w:spacing w:after="10" w:before="0"/>
               <w:ind w:left="120"/>
             </w:pPr>
-            <w:hyperlink w:history="1" r:id="rIdftueet9anr9qzsc8osfbw">
+            <w:hyperlink w:history="1" r:id="rIdkj9bydlpkxvdl8enxncfa">
               <w:r>
                 <w:rPr>
                   <w:rFonts w:ascii="Arial" w:cs="Arial" w:eastAsia="Arial" w:hAnsi="Arial"/>
@@ -4608,7 +4608,7 @@
             <w:pPr>
               <w:spacing w:after="20" w:before="0"/>
             </w:pPr>
-            <w:hyperlink w:history="1" r:id="rIdo34x8c0lzswjs1j5r_5ep">
+            <w:hyperlink w:history="1" r:id="rIdxz7cbgqmg3ts1gfexqegr">
               <w:r>
                 <w:rPr>
                   <w:rFonts w:ascii="Arial" w:cs="Arial" w:eastAsia="Arial" w:hAnsi="Arial"/>
@@ -4641,7 +4641,7 @@
               <w:spacing w:after="10" w:before="0"/>
               <w:ind w:left="120"/>
             </w:pPr>
-            <w:hyperlink w:history="1" r:id="rIdlvt4r-bqzgaaj6xyfvimt">
+            <w:hyperlink w:history="1" r:id="rIdjhgxye2rhrioriytw1vyg">
               <w:r>
                 <w:rPr>
                   <w:rFonts w:ascii="Arial" w:cs="Arial" w:eastAsia="Arial" w:hAnsi="Arial"/>
@@ -4836,7 +4836,7 @@
             <w:pPr>
               <w:spacing w:after="20" w:before="0"/>
             </w:pPr>
-            <w:hyperlink w:history="1" r:id="rIdloqbyyxyxkq1aj6y_dg8b">
+            <w:hyperlink w:history="1" r:id="rId9bdpdfyelqqwp0wt3egrs">
               <w:r>
                 <w:rPr>
                   <w:rFonts w:ascii="Arial" w:cs="Arial" w:eastAsia="Arial" w:hAnsi="Arial"/>
@@ -4869,7 +4869,7 @@
               <w:spacing w:after="10" w:before="0"/>
               <w:ind w:left="120"/>
             </w:pPr>
-            <w:hyperlink w:history="1" r:id="rId7fj7ta3fyx3dxgvzssr8_">
+            <w:hyperlink w:history="1" r:id="rIddnvz_t1aiha-uld611sfu">
               <w:r>
                 <w:rPr>
                   <w:rFonts w:ascii="Arial" w:cs="Arial" w:eastAsia="Arial" w:hAnsi="Arial"/>
@@ -4914,7 +4914,7 @@
             <w:pPr>
               <w:spacing w:after="20" w:before="0"/>
             </w:pPr>
-            <w:hyperlink w:history="1" r:id="rIdq_6tt7tkm53dk5yg5lwm3">
+            <w:hyperlink w:history="1" r:id="rIdlihrnlt2mzv4xx3cqj6ej">
               <w:r>
                 <w:rPr>
                   <w:rFonts w:ascii="Arial" w:cs="Arial" w:eastAsia="Arial" w:hAnsi="Arial"/>
@@ -4947,7 +4947,7 @@
               <w:spacing w:after="10" w:before="0"/>
               <w:ind w:left="120"/>
             </w:pPr>
-            <w:hyperlink w:history="1" r:id="rId3g3n5s7mnzcb_hrenplx3">
+            <w:hyperlink w:history="1" r:id="rIduwgttaqwvhrrldl4mrf7q">
               <w:r>
                 <w:rPr>
                   <w:rFonts w:ascii="Arial" w:cs="Arial" w:eastAsia="Arial" w:hAnsi="Arial"/>
@@ -6434,7 +6434,7 @@
             <w:pPr>
               <w:spacing w:after="20" w:before="0"/>
             </w:pPr>
-            <w:hyperlink w:history="1" r:id="rIde2xpmy_bmxd4te9wnkjvv">
+            <w:hyperlink w:history="1" r:id="rIdo6yr2rckbgzo-gdrzxuur">
               <w:r>
                 <w:rPr>
                   <w:rFonts w:ascii="Arial" w:cs="Arial" w:eastAsia="Arial" w:hAnsi="Arial"/>
@@ -6467,7 +6467,7 @@
               <w:spacing w:after="10" w:before="0"/>
               <w:ind w:left="120"/>
             </w:pPr>
-            <w:hyperlink w:history="1" r:id="rId4oxjghpu6zzqdwypv0i13">
+            <w:hyperlink w:history="1" r:id="rIdlhbnnsf-9gsp2zyrhfszn">
               <w:r>
                 <w:rPr>
                   <w:rFonts w:ascii="Arial" w:cs="Arial" w:eastAsia="Arial" w:hAnsi="Arial"/>
@@ -6512,7 +6512,7 @@
             <w:pPr>
               <w:spacing w:after="20" w:before="0"/>
             </w:pPr>
-            <w:hyperlink w:history="1" r:id="rIdu7ssc8gewpgw5ufugih-k">
+            <w:hyperlink w:history="1" r:id="rIdbhb0qmr97wsj7bcoqos75">
               <w:r>
                 <w:rPr>
                   <w:rFonts w:ascii="Arial" w:cs="Arial" w:eastAsia="Arial" w:hAnsi="Arial"/>
@@ -6545,7 +6545,7 @@
               <w:spacing w:after="10" w:before="0"/>
               <w:ind w:left="120"/>
             </w:pPr>
-            <w:hyperlink w:history="1" r:id="rId24h6f6duzydzo_sbpstw2">
+            <w:hyperlink w:history="1" r:id="rIdqoateniqz4sfgcrqsuzug">
               <w:r>
                 <w:rPr>
                   <w:rFonts w:ascii="Arial" w:cs="Arial" w:eastAsia="Arial" w:hAnsi="Arial"/>
@@ -6740,7 +6740,7 @@
             <w:pPr>
               <w:spacing w:after="20" w:before="0"/>
             </w:pPr>
-            <w:hyperlink w:history="1" r:id="rIdu-rwmsyncbrwzsdhicvmq">
+            <w:hyperlink w:history="1" r:id="rId5f_ydn-irmxw4e9ekhzzs">
               <w:r>
                 <w:rPr>
                   <w:rFonts w:ascii="Arial" w:cs="Arial" w:eastAsia="Arial" w:hAnsi="Arial"/>
@@ -6773,7 +6773,7 @@
               <w:spacing w:after="10" w:before="0"/>
               <w:ind w:left="120"/>
             </w:pPr>
-            <w:hyperlink w:history="1" r:id="rIdhfan-sq5z3uu0y-qcnhal">
+            <w:hyperlink w:history="1" r:id="rId_j88p8_b2byaottuzbkcz">
               <w:r>
                 <w:rPr>
                   <w:rFonts w:ascii="Arial" w:cs="Arial" w:eastAsia="Arial" w:hAnsi="Arial"/>
@@ -6818,7 +6818,7 @@
             <w:pPr>
               <w:spacing w:after="20" w:before="0"/>
             </w:pPr>
-            <w:hyperlink w:history="1" r:id="rIdfoeotlaxjjf4nkmgmpgoy">
+            <w:hyperlink w:history="1" r:id="rId3x6x5zzjtslphycucfbz2">
               <w:r>
                 <w:rPr>
                   <w:rFonts w:ascii="Arial" w:cs="Arial" w:eastAsia="Arial" w:hAnsi="Arial"/>
@@ -6851,7 +6851,7 @@
               <w:spacing w:after="10" w:before="0"/>
               <w:ind w:left="120"/>
             </w:pPr>
-            <w:hyperlink w:history="1" r:id="rIdxy8iz1o0j0wcw0djllkup">
+            <w:hyperlink w:history="1" r:id="rIddykqoov3yo5wgk1d_b0ov">
               <w:r>
                 <w:rPr>
                   <w:rFonts w:ascii="Arial" w:cs="Arial" w:eastAsia="Arial" w:hAnsi="Arial"/>
@@ -7122,7 +7122,7 @@
             <w:pPr>
               <w:spacing w:after="20" w:before="0"/>
             </w:pPr>
-            <w:hyperlink w:history="1" r:id="rIdv76lro5rz8gs6dzdxw-tk">
+            <w:hyperlink w:history="1" r:id="rIdxlnwhk5c8cx8hceh3kmtx">
               <w:r>
                 <w:rPr>
                   <w:rFonts w:ascii="Arial" w:cs="Arial" w:eastAsia="Arial" w:hAnsi="Arial"/>
@@ -7155,7 +7155,7 @@
               <w:spacing w:after="10" w:before="0"/>
               <w:ind w:left="120"/>
             </w:pPr>
-            <w:hyperlink w:history="1" r:id="rIdpahtzv2xkv0ac6btwkh2p">
+            <w:hyperlink w:history="1" r:id="rIdwb1szbvrei6gfv5pd2xp_">
               <w:r>
                 <w:rPr>
                   <w:rFonts w:ascii="Arial" w:cs="Arial" w:eastAsia="Arial" w:hAnsi="Arial"/>
@@ -7200,7 +7200,7 @@
             <w:pPr>
               <w:spacing w:after="20" w:before="0"/>
             </w:pPr>
-            <w:hyperlink w:history="1" r:id="rIdex25kz7e7bolyqkiscyxv">
+            <w:hyperlink w:history="1" r:id="rIdkijoyrdaejjcvsgs3z9f9">
               <w:r>
                 <w:rPr>
                   <w:rFonts w:ascii="Arial" w:cs="Arial" w:eastAsia="Arial" w:hAnsi="Arial"/>
@@ -7233,7 +7233,7 @@
               <w:spacing w:after="10" w:before="0"/>
               <w:ind w:left="120"/>
             </w:pPr>
-            <w:hyperlink w:history="1" r:id="rIdt51dx_htzw82i5bjko04k">
+            <w:hyperlink w:history="1" r:id="rId3ei4ds66ede7tyyk4zxuc">
               <w:r>
                 <w:rPr>
                   <w:rFonts w:ascii="Arial" w:cs="Arial" w:eastAsia="Arial" w:hAnsi="Arial"/>
@@ -7428,7 +7428,7 @@
             <w:pPr>
               <w:spacing w:after="20" w:before="0"/>
             </w:pPr>
-            <w:hyperlink w:history="1" r:id="rIdwqfnret16lkhsamqe7dii">
+            <w:hyperlink w:history="1" r:id="rIdtkkjlfasmzyifoug6doob">
               <w:r>
                 <w:rPr>
                   <w:rFonts w:ascii="Arial" w:cs="Arial" w:eastAsia="Arial" w:hAnsi="Arial"/>
@@ -7461,7 +7461,7 @@
               <w:spacing w:after="10" w:before="0"/>
               <w:ind w:left="120"/>
             </w:pPr>
-            <w:hyperlink w:history="1" r:id="rIdflru8wkpvbspuk2wptw7-">
+            <w:hyperlink w:history="1" r:id="rIdyfyfatk0dpmgzffgd2owb">
               <w:r>
                 <w:rPr>
                   <w:rFonts w:ascii="Arial" w:cs="Arial" w:eastAsia="Arial" w:hAnsi="Arial"/>
@@ -7506,7 +7506,7 @@
             <w:pPr>
               <w:spacing w:after="20" w:before="0"/>
             </w:pPr>
-            <w:hyperlink w:history="1" r:id="rIdbb7pl9fi317yqrg-3qbor">
+            <w:hyperlink w:history="1" r:id="rId8h_gvxkgaozdpcxm3fty4">
               <w:r>
                 <w:rPr>
                   <w:rFonts w:ascii="Arial" w:cs="Arial" w:eastAsia="Arial" w:hAnsi="Arial"/>
@@ -7539,7 +7539,7 @@
               <w:spacing w:after="10" w:before="0"/>
               <w:ind w:left="120"/>
             </w:pPr>
-            <w:hyperlink w:history="1" r:id="rId0lo8_-utup0erf3w1v4eq">
+            <w:hyperlink w:history="1" r:id="rIdltjrulzxgf6i2jswypmad">
               <w:r>
                 <w:rPr>
                   <w:rFonts w:ascii="Arial" w:cs="Arial" w:eastAsia="Arial" w:hAnsi="Arial"/>
@@ -7734,7 +7734,7 @@
             <w:pPr>
               <w:spacing w:after="20" w:before="0"/>
             </w:pPr>
-            <w:hyperlink w:history="1" r:id="rId_kdxogyhozp65hddoe4to">
+            <w:hyperlink w:history="1" r:id="rIdnwdqt5dfra5bagm0aiglb">
               <w:r>
                 <w:rPr>
                   <w:rFonts w:ascii="Arial" w:cs="Arial" w:eastAsia="Arial" w:hAnsi="Arial"/>
@@ -7767,7 +7767,7 @@
               <w:spacing w:after="10" w:before="0"/>
               <w:ind w:left="120"/>
             </w:pPr>
-            <w:hyperlink w:history="1" r:id="rIdp0cegkoftfj6eosqqslhq">
+            <w:hyperlink w:history="1" r:id="rId337_ktvbxbmgxhkfosw5j">
               <w:r>
                 <w:rPr>
                   <w:rFonts w:ascii="Arial" w:cs="Arial" w:eastAsia="Arial" w:hAnsi="Arial"/>
@@ -7812,7 +7812,7 @@
             <w:pPr>
               <w:spacing w:after="20" w:before="0"/>
             </w:pPr>
-            <w:hyperlink w:history="1" r:id="rId_stgfsf5roaobbb2qx74g">
+            <w:hyperlink w:history="1" r:id="rId6kqcjdpjri-iwlmdwm85i">
               <w:r>
                 <w:rPr>
                   <w:rFonts w:ascii="Arial" w:cs="Arial" w:eastAsia="Arial" w:hAnsi="Arial"/>
@@ -7845,7 +7845,7 @@
               <w:spacing w:after="10" w:before="0"/>
               <w:ind w:left="120"/>
             </w:pPr>
-            <w:hyperlink w:history="1" r:id="rIda6ncv6g-_rzrtiyjnlg4b">
+            <w:hyperlink w:history="1" r:id="rIdpy9eaaneszjvb8xydbwy7">
               <w:r>
                 <w:rPr>
                   <w:rFonts w:ascii="Arial" w:cs="Arial" w:eastAsia="Arial" w:hAnsi="Arial"/>
@@ -9332,7 +9332,7 @@
             <w:pPr>
               <w:spacing w:after="20" w:before="0"/>
             </w:pPr>
-            <w:hyperlink w:history="1" r:id="rId-yp82doxje3lu-a8sorfm">
+            <w:hyperlink w:history="1" r:id="rIdewsvfqgpvndlcuji57fsy">
               <w:r>
                 <w:rPr>
                   <w:rFonts w:ascii="Arial" w:cs="Arial" w:eastAsia="Arial" w:hAnsi="Arial"/>
@@ -9365,7 +9365,7 @@
               <w:spacing w:after="10" w:before="0"/>
               <w:ind w:left="120"/>
             </w:pPr>
-            <w:hyperlink w:history="1" r:id="rIdilcc6474jxgf0iabkq8za">
+            <w:hyperlink w:history="1" r:id="rId3wbpghwwqpvoiavvqsquf">
               <w:r>
                 <w:rPr>
                   <w:rFonts w:ascii="Arial" w:cs="Arial" w:eastAsia="Arial" w:hAnsi="Arial"/>
@@ -9410,7 +9410,7 @@
             <w:pPr>
               <w:spacing w:after="20" w:before="0"/>
             </w:pPr>
-            <w:hyperlink w:history="1" r:id="rIdkbbzk4zikvx7konpl3993">
+            <w:hyperlink w:history="1" r:id="rIdh4eibdz-n9bft3lxmrba-">
               <w:r>
                 <w:rPr>
                   <w:rFonts w:ascii="Arial" w:cs="Arial" w:eastAsia="Arial" w:hAnsi="Arial"/>
@@ -9443,7 +9443,7 @@
               <w:spacing w:after="10" w:before="0"/>
               <w:ind w:left="120"/>
             </w:pPr>
-            <w:hyperlink w:history="1" r:id="rIdcbbbw5y3yttkzwm4hypjt">
+            <w:hyperlink w:history="1" r:id="rId-cozyiph9anknrwi4jzot">
               <w:r>
                 <w:rPr>
                   <w:rFonts w:ascii="Arial" w:cs="Arial" w:eastAsia="Arial" w:hAnsi="Arial"/>
@@ -9638,7 +9638,7 @@
             <w:pPr>
               <w:spacing w:after="20" w:before="0"/>
             </w:pPr>
-            <w:hyperlink w:history="1" r:id="rIdeid0f6-gjtpy0e_ldssy-">
+            <w:hyperlink w:history="1" r:id="rIdmg2vgioywxmiachspaup4">
               <w:r>
                 <w:rPr>
                   <w:rFonts w:ascii="Arial" w:cs="Arial" w:eastAsia="Arial" w:hAnsi="Arial"/>
@@ -9671,7 +9671,7 @@
               <w:spacing w:after="10" w:before="0"/>
               <w:ind w:left="120"/>
             </w:pPr>
-            <w:hyperlink w:history="1" r:id="rIdqbbbqevzfog4v4c4oul6m">
+            <w:hyperlink w:history="1" r:id="rIdfjism03vbummwkorkrxbx">
               <w:r>
                 <w:rPr>
                   <w:rFonts w:ascii="Arial" w:cs="Arial" w:eastAsia="Arial" w:hAnsi="Arial"/>
@@ -9716,7 +9716,7 @@
             <w:pPr>
               <w:spacing w:after="20" w:before="0"/>
             </w:pPr>
-            <w:hyperlink w:history="1" r:id="rIdv1oik8tizs_jammaaqsgb">
+            <w:hyperlink w:history="1" r:id="rIdxtzl7ofzqms8bxpwurard">
               <w:r>
                 <w:rPr>
                   <w:rFonts w:ascii="Arial" w:cs="Arial" w:eastAsia="Arial" w:hAnsi="Arial"/>
@@ -9749,7 +9749,7 @@
               <w:spacing w:after="10" w:before="0"/>
               <w:ind w:left="120"/>
             </w:pPr>
-            <w:hyperlink w:history="1" r:id="rIdnpkdvk7hgz01ufggb78kz">
+            <w:hyperlink w:history="1" r:id="rIdpqawlt67n1nowdbof1rs8">
               <w:r>
                 <w:rPr>
                   <w:rFonts w:ascii="Arial" w:cs="Arial" w:eastAsia="Arial" w:hAnsi="Arial"/>
@@ -9944,7 +9944,7 @@
             <w:pPr>
               <w:spacing w:after="20" w:before="0"/>
             </w:pPr>
-            <w:hyperlink w:history="1" r:id="rIdppepdcgchrnc_wtkrbghr">
+            <w:hyperlink w:history="1" r:id="rId44mk4a2a32jbutgxmowhm">
               <w:r>
                 <w:rPr>
                   <w:rFonts w:ascii="Arial" w:cs="Arial" w:eastAsia="Arial" w:hAnsi="Arial"/>
@@ -9977,7 +9977,7 @@
               <w:spacing w:after="10" w:before="0"/>
               <w:ind w:left="120"/>
             </w:pPr>
-            <w:hyperlink w:history="1" r:id="rIdbvftiqakoeoii5wjfxkgs">
+            <w:hyperlink w:history="1" r:id="rIdtyoyoafdzcoe4aakjazq8">
               <w:r>
                 <w:rPr>
                   <w:rFonts w:ascii="Arial" w:cs="Arial" w:eastAsia="Arial" w:hAnsi="Arial"/>
@@ -10022,7 +10022,7 @@
             <w:pPr>
               <w:spacing w:after="20" w:before="0"/>
             </w:pPr>
-            <w:hyperlink w:history="1" r:id="rIdu__r_rmfglg89816rt5y1">
+            <w:hyperlink w:history="1" r:id="rIdakzx1o7wfu3rymplyn_su">
               <w:r>
                 <w:rPr>
                   <w:rFonts w:ascii="Arial" w:cs="Arial" w:eastAsia="Arial" w:hAnsi="Arial"/>
@@ -10055,7 +10055,7 @@
               <w:spacing w:after="10" w:before="0"/>
               <w:ind w:left="120"/>
             </w:pPr>
-            <w:hyperlink w:history="1" r:id="rIdjxlgsztznxlpatphlsbi_">
+            <w:hyperlink w:history="1" r:id="rIdrh12kabuajpdxwf-v7-qk">
               <w:r>
                 <w:rPr>
                   <w:rFonts w:ascii="Arial" w:cs="Arial" w:eastAsia="Arial" w:hAnsi="Arial"/>
@@ -10250,7 +10250,7 @@
             <w:pPr>
               <w:spacing w:after="20" w:before="0"/>
             </w:pPr>
-            <w:hyperlink w:history="1" r:id="rId6l4timhnfc3e0jvt7z7go">
+            <w:hyperlink w:history="1" r:id="rIdunvb1_zzhhx8d6wetl_3o">
               <w:r>
                 <w:rPr>
                   <w:rFonts w:ascii="Arial" w:cs="Arial" w:eastAsia="Arial" w:hAnsi="Arial"/>
@@ -10283,7 +10283,7 @@
               <w:spacing w:after="10" w:before="0"/>
               <w:ind w:left="120"/>
             </w:pPr>
-            <w:hyperlink w:history="1" r:id="rIdqw6fpzs1zi0jzydressys">
+            <w:hyperlink w:history="1" r:id="rIdofebaq-eqz3hnqc7d8cl5">
               <w:r>
                 <w:rPr>
                   <w:rFonts w:ascii="Arial" w:cs="Arial" w:eastAsia="Arial" w:hAnsi="Arial"/>
@@ -10328,7 +10328,7 @@
             <w:pPr>
               <w:spacing w:after="20" w:before="0"/>
             </w:pPr>
-            <w:hyperlink w:history="1" r:id="rIdzmr9zuawgk6ao5ifys6wu">
+            <w:hyperlink w:history="1" r:id="rIdlfff8zda4rcwb3-b0fk1t">
               <w:r>
                 <w:rPr>
                   <w:rFonts w:ascii="Arial" w:cs="Arial" w:eastAsia="Arial" w:hAnsi="Arial"/>
@@ -10361,7 +10361,7 @@
               <w:spacing w:after="10" w:before="0"/>
               <w:ind w:left="120"/>
             </w:pPr>
-            <w:hyperlink w:history="1" r:id="rId8cx0kikue1dbvr9n4wdtv">
+            <w:hyperlink w:history="1" r:id="rId-9afwkb7kkncvvsv7hw1x">
               <w:r>
                 <w:rPr>
                   <w:rFonts w:ascii="Arial" w:cs="Arial" w:eastAsia="Arial" w:hAnsi="Arial"/>
@@ -10556,7 +10556,7 @@
             <w:pPr>
               <w:spacing w:after="20" w:before="0"/>
             </w:pPr>
-            <w:hyperlink w:history="1" r:id="rIdmmvpvjf4lcr8-c2at2if1">
+            <w:hyperlink w:history="1" r:id="rIds9bg-ll3kk8qbqzh4j_x6">
               <w:r>
                 <w:rPr>
                   <w:rFonts w:ascii="Arial" w:cs="Arial" w:eastAsia="Arial" w:hAnsi="Arial"/>
@@ -10589,7 +10589,7 @@
               <w:spacing w:after="10" w:before="0"/>
               <w:ind w:left="120"/>
             </w:pPr>
-            <w:hyperlink w:history="1" r:id="rIdkenlcow2cof-hpxcbnqub">
+            <w:hyperlink w:history="1" r:id="rIdisdwttvu4wzyrswf23vof">
               <w:r>
                 <w:rPr>
                   <w:rFonts w:ascii="Arial" w:cs="Arial" w:eastAsia="Arial" w:hAnsi="Arial"/>
@@ -10634,7 +10634,7 @@
             <w:pPr>
               <w:spacing w:after="20" w:before="0"/>
             </w:pPr>
-            <w:hyperlink w:history="1" r:id="rIdv77o7dopi1jpulb9wbbn1">
+            <w:hyperlink w:history="1" r:id="rIdglgi20yaxhdkub19d0svc">
               <w:r>
                 <w:rPr>
                   <w:rFonts w:ascii="Arial" w:cs="Arial" w:eastAsia="Arial" w:hAnsi="Arial"/>
@@ -10667,7 +10667,7 @@
               <w:spacing w:after="10" w:before="0"/>
               <w:ind w:left="120"/>
             </w:pPr>
-            <w:hyperlink w:history="1" r:id="rIdcsmjb9r7mwekzcbqhi1xj">
+            <w:hyperlink w:history="1" r:id="rIdf-lcjsxuiakuavnisvtd2">
               <w:r>
                 <w:rPr>
                   <w:rFonts w:ascii="Arial" w:cs="Arial" w:eastAsia="Arial" w:hAnsi="Arial"/>
@@ -12154,7 +12154,7 @@
             <w:pPr>
               <w:spacing w:after="20" w:before="0"/>
             </w:pPr>
-            <w:hyperlink w:history="1" r:id="rId3tybt0fkesupwu64ig_j7">
+            <w:hyperlink w:history="1" r:id="rIdwy-un_aa4egwbh-f7d4cr">
               <w:r>
                 <w:rPr>
                   <w:rFonts w:ascii="Arial" w:cs="Arial" w:eastAsia="Arial" w:hAnsi="Arial"/>
@@ -12187,7 +12187,7 @@
               <w:spacing w:after="10" w:before="0"/>
               <w:ind w:left="120"/>
             </w:pPr>
-            <w:hyperlink w:history="1" r:id="rIdwbqfrmflvq2bdoc6ns9df">
+            <w:hyperlink w:history="1" r:id="rIdnz3krk9sdp4slb9hjg3w1">
               <w:r>
                 <w:rPr>
                   <w:rFonts w:ascii="Arial" w:cs="Arial" w:eastAsia="Arial" w:hAnsi="Arial"/>
@@ -12232,7 +12232,7 @@
             <w:pPr>
               <w:spacing w:after="20" w:before="0"/>
             </w:pPr>
-            <w:hyperlink w:history="1" r:id="rIddjaqnccvyljwgn4psi0lr">
+            <w:hyperlink w:history="1" r:id="rId3fgprkd3lpzvhny2nidgy">
               <w:r>
                 <w:rPr>
                   <w:rFonts w:ascii="Arial" w:cs="Arial" w:eastAsia="Arial" w:hAnsi="Arial"/>
@@ -12265,7 +12265,7 @@
               <w:spacing w:after="10" w:before="0"/>
               <w:ind w:left="120"/>
             </w:pPr>
-            <w:hyperlink w:history="1" r:id="rIddssonp5nve7cx7ru0qpns">
+            <w:hyperlink w:history="1" r:id="rIdt6htylxuxv38qtzr4un0m">
               <w:r>
                 <w:rPr>
                   <w:rFonts w:ascii="Arial" w:cs="Arial" w:eastAsia="Arial" w:hAnsi="Arial"/>
@@ -12460,7 +12460,7 @@
             <w:pPr>
               <w:spacing w:after="20" w:before="0"/>
             </w:pPr>
-            <w:hyperlink w:history="1" r:id="rIddbofowr6cyb5ho2jd7d8n">
+            <w:hyperlink w:history="1" r:id="rIdhbtu8o--lysctvyty7wzs">
               <w:r>
                 <w:rPr>
                   <w:rFonts w:ascii="Arial" w:cs="Arial" w:eastAsia="Arial" w:hAnsi="Arial"/>
@@ -12493,7 +12493,7 @@
               <w:spacing w:after="10" w:before="0"/>
               <w:ind w:left="120"/>
             </w:pPr>
-            <w:hyperlink w:history="1" r:id="rIdluoakwgk9fuamt5ulpah4">
+            <w:hyperlink w:history="1" r:id="rId7iu8sdflvi04wtah0rfag">
               <w:r>
                 <w:rPr>
                   <w:rFonts w:ascii="Arial" w:cs="Arial" w:eastAsia="Arial" w:hAnsi="Arial"/>
@@ -12538,7 +12538,7 @@
             <w:pPr>
               <w:spacing w:after="20" w:before="0"/>
             </w:pPr>
-            <w:hyperlink w:history="1" r:id="rIdcg0wdybggybnucfdgepcn">
+            <w:hyperlink w:history="1" r:id="rIdprzeqgb9z6d42wscgafgc">
               <w:r>
                 <w:rPr>
                   <w:rFonts w:ascii="Arial" w:cs="Arial" w:eastAsia="Arial" w:hAnsi="Arial"/>
@@ -12571,7 +12571,7 @@
               <w:spacing w:after="10" w:before="0"/>
               <w:ind w:left="120"/>
             </w:pPr>
-            <w:hyperlink w:history="1" r:id="rIdc47a3sjf282gptttgw2gi">
+            <w:hyperlink w:history="1" r:id="rId4kif5jw-z-na7j_5ebdav">
               <w:r>
                 <w:rPr>
                   <w:rFonts w:ascii="Arial" w:cs="Arial" w:eastAsia="Arial" w:hAnsi="Arial"/>
@@ -12766,7 +12766,7 @@
             <w:pPr>
               <w:spacing w:after="20" w:before="0"/>
             </w:pPr>
-            <w:hyperlink w:history="1" r:id="rIdj98qfeqlyrdppgicjzqz6">
+            <w:hyperlink w:history="1" r:id="rIdrwutpietla81pmxgxfh3p">
               <w:r>
                 <w:rPr>
                   <w:rFonts w:ascii="Arial" w:cs="Arial" w:eastAsia="Arial" w:hAnsi="Arial"/>
@@ -12799,7 +12799,7 @@
               <w:spacing w:after="10" w:before="0"/>
               <w:ind w:left="120"/>
             </w:pPr>
-            <w:hyperlink w:history="1" r:id="rId-lo25rgeu1fjkv9n6oitn">
+            <w:hyperlink w:history="1" r:id="rIdzto3nskd9p6krt5yq1nmp">
               <w:r>
                 <w:rPr>
                   <w:rFonts w:ascii="Arial" w:cs="Arial" w:eastAsia="Arial" w:hAnsi="Arial"/>
@@ -12844,7 +12844,7 @@
             <w:pPr>
               <w:spacing w:after="20" w:before="0"/>
             </w:pPr>
-            <w:hyperlink w:history="1" r:id="rIdevuhgnw6feck6dyphzlrc">
+            <w:hyperlink w:history="1" r:id="rIdpo5ojgjhgfii65r5lng5l">
               <w:r>
                 <w:rPr>
                   <w:rFonts w:ascii="Arial" w:cs="Arial" w:eastAsia="Arial" w:hAnsi="Arial"/>
@@ -12877,7 +12877,7 @@
               <w:spacing w:after="10" w:before="0"/>
               <w:ind w:left="120"/>
             </w:pPr>
-            <w:hyperlink w:history="1" r:id="rId87l5efbyg7s8r2l2pfjta">
+            <w:hyperlink w:history="1" r:id="rIdskcimhoi1qw_g6i7ourzz">
               <w:r>
                 <w:rPr>
                   <w:rFonts w:ascii="Arial" w:cs="Arial" w:eastAsia="Arial" w:hAnsi="Arial"/>
@@ -13072,7 +13072,7 @@
             <w:pPr>
               <w:spacing w:after="20" w:before="0"/>
             </w:pPr>
-            <w:hyperlink w:history="1" r:id="rIdluwckvcgsd9fw4jpogrcq">
+            <w:hyperlink w:history="1" r:id="rIdvocxj-xlolx9brefby0wa">
               <w:r>
                 <w:rPr>
                   <w:rFonts w:ascii="Arial" w:cs="Arial" w:eastAsia="Arial" w:hAnsi="Arial"/>
@@ -13105,7 +13105,7 @@
               <w:spacing w:after="10" w:before="0"/>
               <w:ind w:left="120"/>
             </w:pPr>
-            <w:hyperlink w:history="1" r:id="rId71jcn4olauwpjirjrzerl">
+            <w:hyperlink w:history="1" r:id="rIdyjm_1fco9lsl7tzssrtq8">
               <w:r>
                 <w:rPr>
                   <w:rFonts w:ascii="Arial" w:cs="Arial" w:eastAsia="Arial" w:hAnsi="Arial"/>
@@ -13150,7 +13150,7 @@
             <w:pPr>
               <w:spacing w:after="20" w:before="0"/>
             </w:pPr>
-            <w:hyperlink w:history="1" r:id="rIdnauauf1x9pkdnd85spfq8">
+            <w:hyperlink w:history="1" r:id="rIdij_cfrmb4cmysubj7hutq">
               <w:r>
                 <w:rPr>
                   <w:rFonts w:ascii="Arial" w:cs="Arial" w:eastAsia="Arial" w:hAnsi="Arial"/>
@@ -13183,7 +13183,7 @@
               <w:spacing w:after="10" w:before="0"/>
               <w:ind w:left="120"/>
             </w:pPr>
-            <w:hyperlink w:history="1" r:id="rIdckgo-7lyunaxtrwmqc19f">
+            <w:hyperlink w:history="1" r:id="rIddetwuf0gkzz1inmn2-tar">
               <w:r>
                 <w:rPr>
                   <w:rFonts w:ascii="Arial" w:cs="Arial" w:eastAsia="Arial" w:hAnsi="Arial"/>
@@ -13378,7 +13378,7 @@
             <w:pPr>
               <w:spacing w:after="20" w:before="0"/>
             </w:pPr>
-            <w:hyperlink w:history="1" r:id="rId0jihgpnjqbwumrzhspe0n">
+            <w:hyperlink w:history="1" r:id="rId2ptt0mbrrbbwayrat8jdf">
               <w:r>
                 <w:rPr>
                   <w:rFonts w:ascii="Arial" w:cs="Arial" w:eastAsia="Arial" w:hAnsi="Arial"/>
@@ -13411,7 +13411,7 @@
               <w:spacing w:after="10" w:before="0"/>
               <w:ind w:left="120"/>
             </w:pPr>
-            <w:hyperlink w:history="1" r:id="rIdem2ejya-aanfhotpzlzej">
+            <w:hyperlink w:history="1" r:id="rIdoosifu0ohk4r9qxgthq2h">
               <w:r>
                 <w:rPr>
                   <w:rFonts w:ascii="Arial" w:cs="Arial" w:eastAsia="Arial" w:hAnsi="Arial"/>
@@ -13456,7 +13456,7 @@
             <w:pPr>
               <w:spacing w:after="20" w:before="0"/>
             </w:pPr>
-            <w:hyperlink w:history="1" r:id="rIdacwxp4m6hvhgxticykndb">
+            <w:hyperlink w:history="1" r:id="rId0nxsj1c1kb_boctqlulyi">
               <w:r>
                 <w:rPr>
                   <w:rFonts w:ascii="Arial" w:cs="Arial" w:eastAsia="Arial" w:hAnsi="Arial"/>
@@ -13489,7 +13489,7 @@
               <w:spacing w:after="10" w:before="0"/>
               <w:ind w:left="120"/>
             </w:pPr>
-            <w:hyperlink w:history="1" r:id="rIdwtzh6ubq6ka2j5lp_tdec">
+            <w:hyperlink w:history="1" r:id="rIdpg9s1510f9lo3khhzbt57">
               <w:r>
                 <w:rPr>
                   <w:rFonts w:ascii="Arial" w:cs="Arial" w:eastAsia="Arial" w:hAnsi="Arial"/>
@@ -14976,7 +14976,7 @@
             <w:pPr>
               <w:spacing w:after="20" w:before="0"/>
             </w:pPr>
-            <w:hyperlink w:history="1" r:id="rId8bdsksqq7enidyhbksvay">
+            <w:hyperlink w:history="1" r:id="rIdono9zsj-nyunir_cppv3j">
               <w:r>
                 <w:rPr>
                   <w:rFonts w:ascii="Arial" w:cs="Arial" w:eastAsia="Arial" w:hAnsi="Arial"/>
@@ -15009,7 +15009,7 @@
               <w:spacing w:after="10" w:before="0"/>
               <w:ind w:left="120"/>
             </w:pPr>
-            <w:hyperlink w:history="1" r:id="rIdgt2wuuxetkkpdpegkqfef">
+            <w:hyperlink w:history="1" r:id="rIdk99bncernfoe5vmj-5kf1">
               <w:r>
                 <w:rPr>
                   <w:rFonts w:ascii="Arial" w:cs="Arial" w:eastAsia="Arial" w:hAnsi="Arial"/>
@@ -15054,7 +15054,7 @@
             <w:pPr>
               <w:spacing w:after="20" w:before="0"/>
             </w:pPr>
-            <w:hyperlink w:history="1" r:id="rIdy4qv2mzncyjt1dt919pwp">
+            <w:hyperlink w:history="1" r:id="rId9aifowwbmtpxhbtfubvqe">
               <w:r>
                 <w:rPr>
                   <w:rFonts w:ascii="Arial" w:cs="Arial" w:eastAsia="Arial" w:hAnsi="Arial"/>
@@ -15087,7 +15087,7 @@
               <w:spacing w:after="10" w:before="0"/>
               <w:ind w:left="120"/>
             </w:pPr>
-            <w:hyperlink w:history="1" r:id="rIdmfd55rlg28j4ojkhvpxph">
+            <w:hyperlink w:history="1" r:id="rId-2rr9mjbsxl5so4u5gc4t">
               <w:r>
                 <w:rPr>
                   <w:rFonts w:ascii="Arial" w:cs="Arial" w:eastAsia="Arial" w:hAnsi="Arial"/>
@@ -15282,7 +15282,7 @@
             <w:pPr>
               <w:spacing w:after="20" w:before="0"/>
             </w:pPr>
-            <w:hyperlink w:history="1" r:id="rIdb3ezcgxzwom-hxoeza9qm">
+            <w:hyperlink w:history="1" r:id="rIdy8almkjfrjow9azbxa_lg">
               <w:r>
                 <w:rPr>
                   <w:rFonts w:ascii="Arial" w:cs="Arial" w:eastAsia="Arial" w:hAnsi="Arial"/>
@@ -15315,7 +15315,7 @@
               <w:spacing w:after="10" w:before="0"/>
               <w:ind w:left="120"/>
             </w:pPr>
-            <w:hyperlink w:history="1" r:id="rIdwp0njhhs9bnehz73t0jfc">
+            <w:hyperlink w:history="1" r:id="rIdxg7gzj5e1ndgvvl7t8am4">
               <w:r>
                 <w:rPr>
                   <w:rFonts w:ascii="Arial" w:cs="Arial" w:eastAsia="Arial" w:hAnsi="Arial"/>
@@ -15360,7 +15360,7 @@
             <w:pPr>
               <w:spacing w:after="20" w:before="0"/>
             </w:pPr>
-            <w:hyperlink w:history="1" r:id="rIdu3dojchl1wbv9phx6wymj">
+            <w:hyperlink w:history="1" r:id="rIdjqe1xzcmmnsnyo99wjxka">
               <w:r>
                 <w:rPr>
                   <w:rFonts w:ascii="Arial" w:cs="Arial" w:eastAsia="Arial" w:hAnsi="Arial"/>
@@ -15393,7 +15393,7 @@
               <w:spacing w:after="10" w:before="0"/>
               <w:ind w:left="120"/>
             </w:pPr>
-            <w:hyperlink w:history="1" r:id="rId0zsefrqwlgvritppidkxj">
+            <w:hyperlink w:history="1" r:id="rIdirkocew_uwtabiifzy0zl">
               <w:r>
                 <w:rPr>
                   <w:rFonts w:ascii="Arial" w:cs="Arial" w:eastAsia="Arial" w:hAnsi="Arial"/>
@@ -15588,7 +15588,7 @@
             <w:pPr>
               <w:spacing w:after="20" w:before="0"/>
             </w:pPr>
-            <w:hyperlink w:history="1" r:id="rIdsqvhf8_ohockgzsecrpp-">
+            <w:hyperlink w:history="1" r:id="rIdxbknjuf7oycl_ucgh8t6q">
               <w:r>
                 <w:rPr>
                   <w:rFonts w:ascii="Arial" w:cs="Arial" w:eastAsia="Arial" w:hAnsi="Arial"/>
@@ -15621,7 +15621,7 @@
               <w:spacing w:after="10" w:before="0"/>
               <w:ind w:left="120"/>
             </w:pPr>
-            <w:hyperlink w:history="1" r:id="rIdyerkuoluthagidldwdoya">
+            <w:hyperlink w:history="1" r:id="rIdoqkzmpzf5db8eflefucgb">
               <w:r>
                 <w:rPr>
                   <w:rFonts w:ascii="Arial" w:cs="Arial" w:eastAsia="Arial" w:hAnsi="Arial"/>
@@ -15666,7 +15666,7 @@
             <w:pPr>
               <w:spacing w:after="20" w:before="0"/>
             </w:pPr>
-            <w:hyperlink w:history="1" r:id="rIdxzn5vfusarhprgf7qfkjz">
+            <w:hyperlink w:history="1" r:id="rIds0dc0fgwean9jezauplnu">
               <w:r>
                 <w:rPr>
                   <w:rFonts w:ascii="Arial" w:cs="Arial" w:eastAsia="Arial" w:hAnsi="Arial"/>
@@ -15699,7 +15699,7 @@
               <w:spacing w:after="10" w:before="0"/>
               <w:ind w:left="120"/>
             </w:pPr>
-            <w:hyperlink w:history="1" r:id="rIdrgdyg1ssql-dfeqhzgtlp">
+            <w:hyperlink w:history="1" r:id="rIdsmsc98w3vlixlrq8rhbqv">
               <w:r>
                 <w:rPr>
                   <w:rFonts w:ascii="Arial" w:cs="Arial" w:eastAsia="Arial" w:hAnsi="Arial"/>
@@ -15894,7 +15894,7 @@
             <w:pPr>
               <w:spacing w:after="20" w:before="0"/>
             </w:pPr>
-            <w:hyperlink w:history="1" r:id="rId1nwr7saczhyga1byge2bc">
+            <w:hyperlink w:history="1" r:id="rIdtawk-nkqtyocu1mcesflr">
               <w:r>
                 <w:rPr>
                   <w:rFonts w:ascii="Arial" w:cs="Arial" w:eastAsia="Arial" w:hAnsi="Arial"/>
@@ -15927,7 +15927,7 @@
               <w:spacing w:after="10" w:before="0"/>
               <w:ind w:left="120"/>
             </w:pPr>
-            <w:hyperlink w:history="1" r:id="rId4fp_dfjpvsbqm8m5dfbcu">
+            <w:hyperlink w:history="1" r:id="rIdavwpfl-7pbggx5errnlx2">
               <w:r>
                 <w:rPr>
                   <w:rFonts w:ascii="Arial" w:cs="Arial" w:eastAsia="Arial" w:hAnsi="Arial"/>
@@ -15972,7 +15972,7 @@
             <w:pPr>
               <w:spacing w:after="20" w:before="0"/>
             </w:pPr>
-            <w:hyperlink w:history="1" r:id="rId-uedqrzqvwk53aqejxczj">
+            <w:hyperlink w:history="1" r:id="rIdr0xzmul_kominsisbakct">
               <w:r>
                 <w:rPr>
                   <w:rFonts w:ascii="Arial" w:cs="Arial" w:eastAsia="Arial" w:hAnsi="Arial"/>
@@ -16005,7 +16005,7 @@
               <w:spacing w:after="10" w:before="0"/>
               <w:ind w:left="120"/>
             </w:pPr>
-            <w:hyperlink w:history="1" r:id="rIdctwhwzwfpdem-cmaxk1bx">
+            <w:hyperlink w:history="1" r:id="rIdidyaegwwymlbkam9fia3k">
               <w:r>
                 <w:rPr>
                   <w:rFonts w:ascii="Arial" w:cs="Arial" w:eastAsia="Arial" w:hAnsi="Arial"/>
@@ -16200,7 +16200,7 @@
             <w:pPr>
               <w:spacing w:after="20" w:before="0"/>
             </w:pPr>
-            <w:hyperlink w:history="1" r:id="rIdiryd9tzvvnpgk0uoe9omr">
+            <w:hyperlink w:history="1" r:id="rIdcnlfebpgxdfhc2s-fv2k7">
               <w:r>
                 <w:rPr>
                   <w:rFonts w:ascii="Arial" w:cs="Arial" w:eastAsia="Arial" w:hAnsi="Arial"/>
@@ -16233,7 +16233,7 @@
               <w:spacing w:after="10" w:before="0"/>
               <w:ind w:left="120"/>
             </w:pPr>
-            <w:hyperlink w:history="1" r:id="rIdkw_qvdazsvluhao5y95fu">
+            <w:hyperlink w:history="1" r:id="rIdywefstvo11wf8nfggz5zv">
               <w:r>
                 <w:rPr>
                   <w:rFonts w:ascii="Arial" w:cs="Arial" w:eastAsia="Arial" w:hAnsi="Arial"/>
@@ -16278,7 +16278,7 @@
             <w:pPr>
               <w:spacing w:after="20" w:before="0"/>
             </w:pPr>
-            <w:hyperlink w:history="1" r:id="rIddirfujxsx9nzcrsceoau3">
+            <w:hyperlink w:history="1" r:id="rIdk1v2maj4a5vogchjl_znp">
               <w:r>
                 <w:rPr>
                   <w:rFonts w:ascii="Arial" w:cs="Arial" w:eastAsia="Arial" w:hAnsi="Arial"/>
@@ -16311,7 +16311,7 @@
               <w:spacing w:after="10" w:before="0"/>
               <w:ind w:left="120"/>
             </w:pPr>
-            <w:hyperlink w:history="1" r:id="rIdkxxqdgedvnbyb3xrpwsct">
+            <w:hyperlink w:history="1" r:id="rIdaokogveuhmzjkeegdumh5">
               <w:r>
                 <w:rPr>
                   <w:rFonts w:ascii="Arial" w:cs="Arial" w:eastAsia="Arial" w:hAnsi="Arial"/>
@@ -17798,7 +17798,7 @@
             <w:pPr>
               <w:spacing w:after="20" w:before="0"/>
             </w:pPr>
-            <w:hyperlink w:history="1" r:id="rId2zx9w7yc6slsbt-ehais4">
+            <w:hyperlink w:history="1" r:id="rIdhmzsnoebyea1wbmrmkxup">
               <w:r>
                 <w:rPr>
                   <w:rFonts w:ascii="Arial" w:cs="Arial" w:eastAsia="Arial" w:hAnsi="Arial"/>
@@ -17831,7 +17831,7 @@
               <w:spacing w:after="10" w:before="0"/>
               <w:ind w:left="120"/>
             </w:pPr>
-            <w:hyperlink w:history="1" r:id="rIdq4lit1gm_1jw4xhlkbgu5">
+            <w:hyperlink w:history="1" r:id="rId9uyygqskkhlrjaua_e0nd">
               <w:r>
                 <w:rPr>
                   <w:rFonts w:ascii="Arial" w:cs="Arial" w:eastAsia="Arial" w:hAnsi="Arial"/>
@@ -17876,7 +17876,7 @@
             <w:pPr>
               <w:spacing w:after="20" w:before="0"/>
             </w:pPr>
-            <w:hyperlink w:history="1" r:id="rIdb_0o_6cr7jom62nhs28wd">
+            <w:hyperlink w:history="1" r:id="rIdzrua9fdd2tin3brf0lkpr">
               <w:r>
                 <w:rPr>
                   <w:rFonts w:ascii="Arial" w:cs="Arial" w:eastAsia="Arial" w:hAnsi="Arial"/>
@@ -17909,7 +17909,7 @@
               <w:spacing w:after="10" w:before="0"/>
               <w:ind w:left="120"/>
             </w:pPr>
-            <w:hyperlink w:history="1" r:id="rIdh5g3t9ghfcp2vesdsdotr">
+            <w:hyperlink w:history="1" r:id="rIdh9tx9vsdddyvlbwkddaq_">
               <w:r>
                 <w:rPr>
                   <w:rFonts w:ascii="Arial" w:cs="Arial" w:eastAsia="Arial" w:hAnsi="Arial"/>
@@ -18104,7 +18104,7 @@
             <w:pPr>
               <w:spacing w:after="20" w:before="0"/>
             </w:pPr>
-            <w:hyperlink w:history="1" r:id="rIdels36favxsh5yrms4gdbh">
+            <w:hyperlink w:history="1" r:id="rIdcizwlfqvvmahku51jfz_o">
               <w:r>
                 <w:rPr>
                   <w:rFonts w:ascii="Arial" w:cs="Arial" w:eastAsia="Arial" w:hAnsi="Arial"/>
@@ -18137,7 +18137,7 @@
               <w:spacing w:after="10" w:before="0"/>
               <w:ind w:left="120"/>
             </w:pPr>
-            <w:hyperlink w:history="1" r:id="rIdd7zbqycjfjloo1knqxlyo">
+            <w:hyperlink w:history="1" r:id="rIdmfysvkubb-dl7pxgzxlgo">
               <w:r>
                 <w:rPr>
                   <w:rFonts w:ascii="Arial" w:cs="Arial" w:eastAsia="Arial" w:hAnsi="Arial"/>
@@ -18182,7 +18182,7 @@
             <w:pPr>
               <w:spacing w:after="20" w:before="0"/>
             </w:pPr>
-            <w:hyperlink w:history="1" r:id="rId9xlmj8dcwo1nztxj3uufw">
+            <w:hyperlink w:history="1" r:id="rIdgjl8cwovkkq_zbgiul5kd">
               <w:r>
                 <w:rPr>
                   <w:rFonts w:ascii="Arial" w:cs="Arial" w:eastAsia="Arial" w:hAnsi="Arial"/>
@@ -18215,7 +18215,7 @@
               <w:spacing w:after="10" w:before="0"/>
               <w:ind w:left="120"/>
             </w:pPr>
-            <w:hyperlink w:history="1" r:id="rId_hmh4iesba9c2fisx37s3">
+            <w:hyperlink w:history="1" r:id="rId7j6hmuxwsn86r7hx7pnbq">
               <w:r>
                 <w:rPr>
                   <w:rFonts w:ascii="Arial" w:cs="Arial" w:eastAsia="Arial" w:hAnsi="Arial"/>
@@ -18410,7 +18410,7 @@
             <w:pPr>
               <w:spacing w:after="20" w:before="0"/>
             </w:pPr>
-            <w:hyperlink w:history="1" r:id="rIdd--rv1a3yk_1gifobv1cv">
+            <w:hyperlink w:history="1" r:id="rIdtyxlnjmbcbq7rkjrbmolb">
               <w:r>
                 <w:rPr>
                   <w:rFonts w:ascii="Arial" w:cs="Arial" w:eastAsia="Arial" w:hAnsi="Arial"/>
@@ -18443,7 +18443,7 @@
               <w:spacing w:after="10" w:before="0"/>
               <w:ind w:left="120"/>
             </w:pPr>
-            <w:hyperlink w:history="1" r:id="rIdwlkrsnthqktx6z9j0w_rh">
+            <w:hyperlink w:history="1" r:id="rIdigbt4x44jxzw9gg7e0vry">
               <w:r>
                 <w:rPr>
                   <w:rFonts w:ascii="Arial" w:cs="Arial" w:eastAsia="Arial" w:hAnsi="Arial"/>
@@ -18488,7 +18488,7 @@
             <w:pPr>
               <w:spacing w:after="20" w:before="0"/>
             </w:pPr>
-            <w:hyperlink w:history="1" r:id="rIduf0gsuji1zekhklxzw7-n">
+            <w:hyperlink w:history="1" r:id="rIdolvfrp3izbjx4mwtr8wnf">
               <w:r>
                 <w:rPr>
                   <w:rFonts w:ascii="Arial" w:cs="Arial" w:eastAsia="Arial" w:hAnsi="Arial"/>
@@ -18521,7 +18521,7 @@
               <w:spacing w:after="10" w:before="0"/>
               <w:ind w:left="120"/>
             </w:pPr>
-            <w:hyperlink w:history="1" r:id="rIdu0_jlei1oxdazacrhym1k">
+            <w:hyperlink w:history="1" r:id="rIdjv84necwmyfhii8n_sfyz">
               <w:r>
                 <w:rPr>
                   <w:rFonts w:ascii="Arial" w:cs="Arial" w:eastAsia="Arial" w:hAnsi="Arial"/>
@@ -18716,7 +18716,7 @@
             <w:pPr>
               <w:spacing w:after="20" w:before="0"/>
             </w:pPr>
-            <w:hyperlink w:history="1" r:id="rId2gqq7dlp4bwyor8s0lxfb">
+            <w:hyperlink w:history="1" r:id="rIdptl3iik6nxt9epogwanmk">
               <w:r>
                 <w:rPr>
                   <w:rFonts w:ascii="Arial" w:cs="Arial" w:eastAsia="Arial" w:hAnsi="Arial"/>
@@ -18749,7 +18749,7 @@
               <w:spacing w:after="10" w:before="0"/>
               <w:ind w:left="120"/>
             </w:pPr>
-            <w:hyperlink w:history="1" r:id="rIdjcdkmyipungtfye-2hp9b">
+            <w:hyperlink w:history="1" r:id="rIdmbgl1fijwek88kwnt9xpz">
               <w:r>
                 <w:rPr>
                   <w:rFonts w:ascii="Arial" w:cs="Arial" w:eastAsia="Arial" w:hAnsi="Arial"/>
@@ -18794,7 +18794,7 @@
             <w:pPr>
               <w:spacing w:after="20" w:before="0"/>
             </w:pPr>
-            <w:hyperlink w:history="1" r:id="rIdoptpysgg8uv9oav0mtp2e">
+            <w:hyperlink w:history="1" r:id="rIdqzxeci6gjxbkcyavwdp31">
               <w:r>
                 <w:rPr>
                   <w:rFonts w:ascii="Arial" w:cs="Arial" w:eastAsia="Arial" w:hAnsi="Arial"/>
@@ -18827,7 +18827,7 @@
               <w:spacing w:after="10" w:before="0"/>
               <w:ind w:left="120"/>
             </w:pPr>
-            <w:hyperlink w:history="1" r:id="rId2vvavltfpotzvjcafrz3x">
+            <w:hyperlink w:history="1" r:id="rIdu9ymlsdbshonyg4qxy3b9">
               <w:r>
                 <w:rPr>
                   <w:rFonts w:ascii="Arial" w:cs="Arial" w:eastAsia="Arial" w:hAnsi="Arial"/>
@@ -19022,7 +19022,7 @@
             <w:pPr>
               <w:spacing w:after="20" w:before="0"/>
             </w:pPr>
-            <w:hyperlink w:history="1" r:id="rId8c_0vfby-ftcqrrmel3dv">
+            <w:hyperlink w:history="1" r:id="rIdgqgqsrcx9m3m5p6_daiqg">
               <w:r>
                 <w:rPr>
                   <w:rFonts w:ascii="Arial" w:cs="Arial" w:eastAsia="Arial" w:hAnsi="Arial"/>
@@ -19055,7 +19055,7 @@
               <w:spacing w:after="10" w:before="0"/>
               <w:ind w:left="120"/>
             </w:pPr>
-            <w:hyperlink w:history="1" r:id="rIdw5-qr9sdpqwl99gatyswv">
+            <w:hyperlink w:history="1" r:id="rIdzb7wtzr4a1vvdlyc25l-k">
               <w:r>
                 <w:rPr>
                   <w:rFonts w:ascii="Arial" w:cs="Arial" w:eastAsia="Arial" w:hAnsi="Arial"/>
@@ -19100,7 +19100,7 @@
             <w:pPr>
               <w:spacing w:after="20" w:before="0"/>
             </w:pPr>
-            <w:hyperlink w:history="1" r:id="rIdmt7e7kgxp1-hjgnt5giv9">
+            <w:hyperlink w:history="1" r:id="rIdcl5rtv6khh2mti9hy__99">
               <w:r>
                 <w:rPr>
                   <w:rFonts w:ascii="Arial" w:cs="Arial" w:eastAsia="Arial" w:hAnsi="Arial"/>
@@ -19133,7 +19133,7 @@
               <w:spacing w:after="10" w:before="0"/>
               <w:ind w:left="120"/>
             </w:pPr>
-            <w:hyperlink w:history="1" r:id="rIdf0fu_l9fv_izahr_nignf">
+            <w:hyperlink w:history="1" r:id="rIdjyvhlugdj6cz0lidiqrib">
               <w:r>
                 <w:rPr>
                   <w:rFonts w:ascii="Arial" w:cs="Arial" w:eastAsia="Arial" w:hAnsi="Arial"/>
@@ -20620,7 +20620,7 @@
             <w:pPr>
               <w:spacing w:after="20" w:before="0"/>
             </w:pPr>
-            <w:hyperlink w:history="1" r:id="rIdgqh4qcxfrpkfvqequq17-">
+            <w:hyperlink w:history="1" r:id="rIdwez6jowgjaf5kcatwzqls">
               <w:r>
                 <w:rPr>
                   <w:rFonts w:ascii="Arial" w:cs="Arial" w:eastAsia="Arial" w:hAnsi="Arial"/>
@@ -20653,7 +20653,7 @@
               <w:spacing w:after="10" w:before="0"/>
               <w:ind w:left="120"/>
             </w:pPr>
-            <w:hyperlink w:history="1" r:id="rIdixe4emjwjyuagjp3lz59d">
+            <w:hyperlink w:history="1" r:id="rIdzpbnyaaz4os59hpaiuoqp">
               <w:r>
                 <w:rPr>
                   <w:rFonts w:ascii="Arial" w:cs="Arial" w:eastAsia="Arial" w:hAnsi="Arial"/>
@@ -20698,7 +20698,7 @@
             <w:pPr>
               <w:spacing w:after="20" w:before="0"/>
             </w:pPr>
-            <w:hyperlink w:history="1" r:id="rIdoehcii5llrjki6doilcty">
+            <w:hyperlink w:history="1" r:id="rIdcnprb4lafwjbs7lvgpf8d">
               <w:r>
                 <w:rPr>
                   <w:rFonts w:ascii="Arial" w:cs="Arial" w:eastAsia="Arial" w:hAnsi="Arial"/>
@@ -20731,7 +20731,7 @@
               <w:spacing w:after="10" w:before="0"/>
               <w:ind w:left="120"/>
             </w:pPr>
-            <w:hyperlink w:history="1" r:id="rIdpl1okvspo769rihg8zlpm">
+            <w:hyperlink w:history="1" r:id="rIdqkzqxyfojfi5lneyhwiox">
               <w:r>
                 <w:rPr>
                   <w:rFonts w:ascii="Arial" w:cs="Arial" w:eastAsia="Arial" w:hAnsi="Arial"/>
@@ -20926,7 +20926,7 @@
             <w:pPr>
               <w:spacing w:after="20" w:before="0"/>
             </w:pPr>
-            <w:hyperlink w:history="1" r:id="rId2olvum-2fkjligfgoiaoi">
+            <w:hyperlink w:history="1" r:id="rId_dcx7dkyszdnmgiiu22z5">
               <w:r>
                 <w:rPr>
                   <w:rFonts w:ascii="Arial" w:cs="Arial" w:eastAsia="Arial" w:hAnsi="Arial"/>
@@ -20959,7 +20959,7 @@
               <w:spacing w:after="10" w:before="0"/>
               <w:ind w:left="120"/>
             </w:pPr>
-            <w:hyperlink w:history="1" r:id="rIdgdm-o3eqdvyupodyi9q9n">
+            <w:hyperlink w:history="1" r:id="rIdgrvcnns3h_t-uitgg6feq">
               <w:r>
                 <w:rPr>
                   <w:rFonts w:ascii="Arial" w:cs="Arial" w:eastAsia="Arial" w:hAnsi="Arial"/>
@@ -21004,7 +21004,7 @@
             <w:pPr>
               <w:spacing w:after="20" w:before="0"/>
             </w:pPr>
-            <w:hyperlink w:history="1" r:id="rId2jgnjabmvgelkwlb0amsv">
+            <w:hyperlink w:history="1" r:id="rId15socg1tlvkikez96jcno">
               <w:r>
                 <w:rPr>
                   <w:rFonts w:ascii="Arial" w:cs="Arial" w:eastAsia="Arial" w:hAnsi="Arial"/>
@@ -21037,7 +21037,7 @@
               <w:spacing w:after="10" w:before="0"/>
               <w:ind w:left="120"/>
             </w:pPr>
-            <w:hyperlink w:history="1" r:id="rIdsaocdakl7axr8ms_wcnep">
+            <w:hyperlink w:history="1" r:id="rIdhrey0cnusmtgytl1z2vue">
               <w:r>
                 <w:rPr>
                   <w:rFonts w:ascii="Arial" w:cs="Arial" w:eastAsia="Arial" w:hAnsi="Arial"/>
@@ -21232,7 +21232,7 @@
             <w:pPr>
               <w:spacing w:after="20" w:before="0"/>
             </w:pPr>
-            <w:hyperlink w:history="1" r:id="rIdgfdzaqiypjfs6jwqpssmy">
+            <w:hyperlink w:history="1" r:id="rIdgifwvhase0kkw8of16hcw">
               <w:r>
                 <w:rPr>
                   <w:rFonts w:ascii="Arial" w:cs="Arial" w:eastAsia="Arial" w:hAnsi="Arial"/>
@@ -21265,7 +21265,7 @@
               <w:spacing w:after="10" w:before="0"/>
               <w:ind w:left="120"/>
             </w:pPr>
-            <w:hyperlink w:history="1" r:id="rIdpdxkq7oclxht84ml8arph">
+            <w:hyperlink w:history="1" r:id="rIddythbslzq-jqlbckiknmx">
               <w:r>
                 <w:rPr>
                   <w:rFonts w:ascii="Arial" w:cs="Arial" w:eastAsia="Arial" w:hAnsi="Arial"/>
@@ -21310,7 +21310,7 @@
             <w:pPr>
               <w:spacing w:after="20" w:before="0"/>
             </w:pPr>
-            <w:hyperlink w:history="1" r:id="rIdf5hcrcrywzw7hmxsge0g3">
+            <w:hyperlink w:history="1" r:id="rIditmgjavv-taoei6sp4dta">
               <w:r>
                 <w:rPr>
                   <w:rFonts w:ascii="Arial" w:cs="Arial" w:eastAsia="Arial" w:hAnsi="Arial"/>
@@ -21343,7 +21343,7 @@
               <w:spacing w:after="10" w:before="0"/>
               <w:ind w:left="120"/>
             </w:pPr>
-            <w:hyperlink w:history="1" r:id="rIdqtx82xj9b1cmqcubn9zlo">
+            <w:hyperlink w:history="1" r:id="rId6p8pboicjgr1pumltnxyf">
               <w:r>
                 <w:rPr>
                   <w:rFonts w:ascii="Arial" w:cs="Arial" w:eastAsia="Arial" w:hAnsi="Arial"/>
@@ -21538,7 +21538,7 @@
             <w:pPr>
               <w:spacing w:after="20" w:before="0"/>
             </w:pPr>
-            <w:hyperlink w:history="1" r:id="rIdxk1seynkmcjb66aqjtlqb">
+            <w:hyperlink w:history="1" r:id="rId7jmmfcm27jlii3fwdfcmu">
               <w:r>
                 <w:rPr>
                   <w:rFonts w:ascii="Arial" w:cs="Arial" w:eastAsia="Arial" w:hAnsi="Arial"/>
@@ -21571,7 +21571,7 @@
               <w:spacing w:after="10" w:before="0"/>
               <w:ind w:left="120"/>
             </w:pPr>
-            <w:hyperlink w:history="1" r:id="rId-bjnhobhhq5hdntzapd0w">
+            <w:hyperlink w:history="1" r:id="rId4idixae26d6gdm2ydnnht">
               <w:r>
                 <w:rPr>
                   <w:rFonts w:ascii="Arial" w:cs="Arial" w:eastAsia="Arial" w:hAnsi="Arial"/>
@@ -21616,7 +21616,7 @@
             <w:pPr>
               <w:spacing w:after="20" w:before="0"/>
             </w:pPr>
-            <w:hyperlink w:history="1" r:id="rId40tacxnn3uzetfo3kd4d4">
+            <w:hyperlink w:history="1" r:id="rIdp6xs_n89caxfagdw_uuju">
               <w:r>
                 <w:rPr>
                   <w:rFonts w:ascii="Arial" w:cs="Arial" w:eastAsia="Arial" w:hAnsi="Arial"/>
@@ -21649,7 +21649,7 @@
               <w:spacing w:after="10" w:before="0"/>
               <w:ind w:left="120"/>
             </w:pPr>
-            <w:hyperlink w:history="1" r:id="rIdbipvx-rxpojfrqtlldfqf">
+            <w:hyperlink w:history="1" r:id="rIdbknncwsovapfqqdsjdwua">
               <w:r>
                 <w:rPr>
                   <w:rFonts w:ascii="Arial" w:cs="Arial" w:eastAsia="Arial" w:hAnsi="Arial"/>
@@ -21844,7 +21844,7 @@
             <w:pPr>
               <w:spacing w:after="20" w:before="0"/>
             </w:pPr>
-            <w:hyperlink w:history="1" r:id="rIdrrfjthyfelxjj7vavp-jh">
+            <w:hyperlink w:history="1" r:id="rIdmaecrmpdtibg4arf9nunk">
               <w:r>
                 <w:rPr>
                   <w:rFonts w:ascii="Arial" w:cs="Arial" w:eastAsia="Arial" w:hAnsi="Arial"/>
@@ -21877,7 +21877,7 @@
               <w:spacing w:after="10" w:before="0"/>
               <w:ind w:left="120"/>
             </w:pPr>
-            <w:hyperlink w:history="1" r:id="rIdkzmdaimit6ffchpz6lyi9">
+            <w:hyperlink w:history="1" r:id="rIdemediaq2sqslbay6h1-r3">
               <w:r>
                 <w:rPr>
                   <w:rFonts w:ascii="Arial" w:cs="Arial" w:eastAsia="Arial" w:hAnsi="Arial"/>
@@ -21922,7 +21922,7 @@
             <w:pPr>
               <w:spacing w:after="20" w:before="0"/>
             </w:pPr>
-            <w:hyperlink w:history="1" r:id="rIdnndva_z2nxynwonbpj0fp">
+            <w:hyperlink w:history="1" r:id="rIdso9b8ft2d5b1axr_lrl7c">
               <w:r>
                 <w:rPr>
                   <w:rFonts w:ascii="Arial" w:cs="Arial" w:eastAsia="Arial" w:hAnsi="Arial"/>
@@ -21955,7 +21955,7 @@
               <w:spacing w:after="10" w:before="0"/>
               <w:ind w:left="120"/>
             </w:pPr>
-            <w:hyperlink w:history="1" r:id="rIdypc118l0siar3httubkn5">
+            <w:hyperlink w:history="1" r:id="rIdhaucv0mejtkbelvg1wfag">
               <w:r>
                 <w:rPr>
                   <w:rFonts w:ascii="Arial" w:cs="Arial" w:eastAsia="Arial" w:hAnsi="Arial"/>
@@ -23442,7 +23442,7 @@
             <w:pPr>
               <w:spacing w:after="20" w:before="0"/>
             </w:pPr>
-            <w:hyperlink w:history="1" r:id="rId9yv4t-neo0tkdlzaqhszm">
+            <w:hyperlink w:history="1" r:id="rIdpqg0frl4x5jh804zqxnzp">
               <w:r>
                 <w:rPr>
                   <w:rFonts w:ascii="Arial" w:cs="Arial" w:eastAsia="Arial" w:hAnsi="Arial"/>
@@ -23475,7 +23475,7 @@
               <w:spacing w:after="10" w:before="0"/>
               <w:ind w:left="120"/>
             </w:pPr>
-            <w:hyperlink w:history="1" r:id="rIdm9ekxccz188mim5stqmw3">
+            <w:hyperlink w:history="1" r:id="rIdgicehcehk8pygvythyau7">
               <w:r>
                 <w:rPr>
                   <w:rFonts w:ascii="Arial" w:cs="Arial" w:eastAsia="Arial" w:hAnsi="Arial"/>
@@ -23520,7 +23520,7 @@
             <w:pPr>
               <w:spacing w:after="20" w:before="0"/>
             </w:pPr>
-            <w:hyperlink w:history="1" r:id="rIdarv70wob1_xdegygkea9-">
+            <w:hyperlink w:history="1" r:id="rIdzwndbiq0wanwou-gyrfdz">
               <w:r>
                 <w:rPr>
                   <w:rFonts w:ascii="Arial" w:cs="Arial" w:eastAsia="Arial" w:hAnsi="Arial"/>
@@ -23553,7 +23553,7 @@
               <w:spacing w:after="10" w:before="0"/>
               <w:ind w:left="120"/>
             </w:pPr>
-            <w:hyperlink w:history="1" r:id="rIdbj8uip8yogp0gn5r3tsbz">
+            <w:hyperlink w:history="1" r:id="rIdf2eleql2zgeoynijeehi6">
               <w:r>
                 <w:rPr>
                   <w:rFonts w:ascii="Arial" w:cs="Arial" w:eastAsia="Arial" w:hAnsi="Arial"/>
@@ -23748,7 +23748,7 @@
             <w:pPr>
               <w:spacing w:after="20" w:before="0"/>
             </w:pPr>
-            <w:hyperlink w:history="1" r:id="rIdkmhfc9bgp8ubsl1u5h1zu">
+            <w:hyperlink w:history="1" r:id="rIdizi0hyrpngle4s6cp5-vv">
               <w:r>
                 <w:rPr>
                   <w:rFonts w:ascii="Arial" w:cs="Arial" w:eastAsia="Arial" w:hAnsi="Arial"/>
@@ -23781,7 +23781,7 @@
               <w:spacing w:after="10" w:before="0"/>
               <w:ind w:left="120"/>
             </w:pPr>
-            <w:hyperlink w:history="1" r:id="rIdaae3llja102wq7s1weoz9">
+            <w:hyperlink w:history="1" r:id="rIdmvyj_nywwdrzqzbiaww10">
               <w:r>
                 <w:rPr>
                   <w:rFonts w:ascii="Arial" w:cs="Arial" w:eastAsia="Arial" w:hAnsi="Arial"/>
@@ -23826,7 +23826,7 @@
             <w:pPr>
               <w:spacing w:after="20" w:before="0"/>
             </w:pPr>
-            <w:hyperlink w:history="1" r:id="rIda6xgrzcn5jsupebw9edro">
+            <w:hyperlink w:history="1" r:id="rIdozczwxxjvazhiqzig2wux">
               <w:r>
                 <w:rPr>
                   <w:rFonts w:ascii="Arial" w:cs="Arial" w:eastAsia="Arial" w:hAnsi="Arial"/>
@@ -23859,7 +23859,7 @@
               <w:spacing w:after="10" w:before="0"/>
               <w:ind w:left="120"/>
             </w:pPr>
-            <w:hyperlink w:history="1" r:id="rId4dhjand1esakloyrgyx3p">
+            <w:hyperlink w:history="1" r:id="rId2ppy87kpfdngmylih3dce">
               <w:r>
                 <w:rPr>
                   <w:rFonts w:ascii="Arial" w:cs="Arial" w:eastAsia="Arial" w:hAnsi="Arial"/>
@@ -24054,7 +24054,7 @@
             <w:pPr>
               <w:spacing w:after="20" w:before="0"/>
             </w:pPr>
-            <w:hyperlink w:history="1" r:id="rIdzj9qwr3g79p-r7y6ptyik">
+            <w:hyperlink w:history="1" r:id="rIdwenluitrqhmdou0lfojds">
               <w:r>
                 <w:rPr>
                   <w:rFonts w:ascii="Arial" w:cs="Arial" w:eastAsia="Arial" w:hAnsi="Arial"/>
@@ -24087,7 +24087,7 @@
               <w:spacing w:after="10" w:before="0"/>
               <w:ind w:left="120"/>
             </w:pPr>
-            <w:hyperlink w:history="1" r:id="rId5rrylh5lpe7um5vsxobdh">
+            <w:hyperlink w:history="1" r:id="rIdcf2whuixq74bngfgdrzza">
               <w:r>
                 <w:rPr>
                   <w:rFonts w:ascii="Arial" w:cs="Arial" w:eastAsia="Arial" w:hAnsi="Arial"/>
@@ -24132,7 +24132,7 @@
             <w:pPr>
               <w:spacing w:after="20" w:before="0"/>
             </w:pPr>
-            <w:hyperlink w:history="1" r:id="rIdqhbb8wcezzhfowa92pfp-">
+            <w:hyperlink w:history="1" r:id="rIdkmlrmmq4tbzbxdygg0eh0">
               <w:r>
                 <w:rPr>
                   <w:rFonts w:ascii="Arial" w:cs="Arial" w:eastAsia="Arial" w:hAnsi="Arial"/>
@@ -24165,7 +24165,7 @@
               <w:spacing w:after="10" w:before="0"/>
               <w:ind w:left="120"/>
             </w:pPr>
-            <w:hyperlink w:history="1" r:id="rIdr0xkwfjfxmhszr979sava">
+            <w:hyperlink w:history="1" r:id="rIduijuyukbfihvqevqaiand">
               <w:r>
                 <w:rPr>
                   <w:rFonts w:ascii="Arial" w:cs="Arial" w:eastAsia="Arial" w:hAnsi="Arial"/>
@@ -24360,7 +24360,7 @@
             <w:pPr>
               <w:spacing w:after="20" w:before="0"/>
             </w:pPr>
-            <w:hyperlink w:history="1" r:id="rIdhwl123v_gsmf8z3axs--k">
+            <w:hyperlink w:history="1" r:id="rIdelmtxgjbca3m54c6vbcb8">
               <w:r>
                 <w:rPr>
                   <w:rFonts w:ascii="Arial" w:cs="Arial" w:eastAsia="Arial" w:hAnsi="Arial"/>
@@ -24393,7 +24393,7 @@
               <w:spacing w:after="10" w:before="0"/>
               <w:ind w:left="120"/>
             </w:pPr>
-            <w:hyperlink w:history="1" r:id="rIdgjo8m3nwqms9wjqoqviip">
+            <w:hyperlink w:history="1" r:id="rIdujb5e7ttqonrxhtgqrjev">
               <w:r>
                 <w:rPr>
                   <w:rFonts w:ascii="Arial" w:cs="Arial" w:eastAsia="Arial" w:hAnsi="Arial"/>
@@ -24438,7 +24438,7 @@
             <w:pPr>
               <w:spacing w:after="20" w:before="0"/>
             </w:pPr>
-            <w:hyperlink w:history="1" r:id="rIdqwrt7qx6kbknosttr2roa">
+            <w:hyperlink w:history="1" r:id="rIdssarzh-w3kp41n9llclug">
               <w:r>
                 <w:rPr>
                   <w:rFonts w:ascii="Arial" w:cs="Arial" w:eastAsia="Arial" w:hAnsi="Arial"/>
@@ -24471,7 +24471,7 @@
               <w:spacing w:after="10" w:before="0"/>
               <w:ind w:left="120"/>
             </w:pPr>
-            <w:hyperlink w:history="1" r:id="rIdxx13f1y1wf_v-f3cxljix">
+            <w:hyperlink w:history="1" r:id="rIdktuzjwoimwcupuiuwp8bh">
               <w:r>
                 <w:rPr>
                   <w:rFonts w:ascii="Arial" w:cs="Arial" w:eastAsia="Arial" w:hAnsi="Arial"/>
@@ -24666,7 +24666,7 @@
             <w:pPr>
               <w:spacing w:after="20" w:before="0"/>
             </w:pPr>
-            <w:hyperlink w:history="1" r:id="rIdkevdxb_mvouusf4vxwryk">
+            <w:hyperlink w:history="1" r:id="rIduwcvz3b1xsbx4hz9mgfp8">
               <w:r>
                 <w:rPr>
                   <w:rFonts w:ascii="Arial" w:cs="Arial" w:eastAsia="Arial" w:hAnsi="Arial"/>
@@ -24699,7 +24699,7 @@
               <w:spacing w:after="10" w:before="0"/>
               <w:ind w:left="120"/>
             </w:pPr>
-            <w:hyperlink w:history="1" r:id="rIdjeabxt7ufmb36b4z5rle9">
+            <w:hyperlink w:history="1" r:id="rId7py0jtlppqzqufzwo34rg">
               <w:r>
                 <w:rPr>
                   <w:rFonts w:ascii="Arial" w:cs="Arial" w:eastAsia="Arial" w:hAnsi="Arial"/>
@@ -24744,7 +24744,7 @@
             <w:pPr>
               <w:spacing w:after="20" w:before="0"/>
             </w:pPr>
-            <w:hyperlink w:history="1" r:id="rIdqizm-avo55ie5slchfnkb">
+            <w:hyperlink w:history="1" r:id="rIdynzojbrlww512370yyx5t">
               <w:r>
                 <w:rPr>
                   <w:rFonts w:ascii="Arial" w:cs="Arial" w:eastAsia="Arial" w:hAnsi="Arial"/>
@@ -24777,7 +24777,7 @@
               <w:spacing w:after="10" w:before="0"/>
               <w:ind w:left="120"/>
             </w:pPr>
-            <w:hyperlink w:history="1" r:id="rIdrmwevyxbf3ydlszvfzkrh">
+            <w:hyperlink w:history="1" r:id="rId4ldanw9-daxvtkn6cpi1w">
               <w:r>
                 <w:rPr>
                   <w:rFonts w:ascii="Arial" w:cs="Arial" w:eastAsia="Arial" w:hAnsi="Arial"/>
@@ -26264,7 +26264,7 @@
             <w:pPr>
               <w:spacing w:after="20" w:before="0"/>
             </w:pPr>
-            <w:hyperlink w:history="1" r:id="rIdjkiy44y1wjilu36ol4sv7">
+            <w:hyperlink w:history="1" r:id="rId2uqhfuxthswwjg_6brdha">
               <w:r>
                 <w:rPr>
                   <w:rFonts w:ascii="Arial" w:cs="Arial" w:eastAsia="Arial" w:hAnsi="Arial"/>
@@ -26297,7 +26297,7 @@
               <w:spacing w:after="10" w:before="0"/>
               <w:ind w:left="120"/>
             </w:pPr>
-            <w:hyperlink w:history="1" r:id="rIdtbtvz4x3gc0ne0tq3wntc">
+            <w:hyperlink w:history="1" r:id="rIdhxt5gsdn3zuxfrgkso0or">
               <w:r>
                 <w:rPr>
                   <w:rFonts w:ascii="Arial" w:cs="Arial" w:eastAsia="Arial" w:hAnsi="Arial"/>
@@ -26342,7 +26342,7 @@
             <w:pPr>
               <w:spacing w:after="20" w:before="0"/>
             </w:pPr>
-            <w:hyperlink w:history="1" r:id="rId5xomh9lzkymfohl-3w3zk">
+            <w:hyperlink w:history="1" r:id="rIdn8vyl5vlpryu6ymkusnxj">
               <w:r>
                 <w:rPr>
                   <w:rFonts w:ascii="Arial" w:cs="Arial" w:eastAsia="Arial" w:hAnsi="Arial"/>
@@ -26375,7 +26375,7 @@
               <w:spacing w:after="10" w:before="0"/>
               <w:ind w:left="120"/>
             </w:pPr>
-            <w:hyperlink w:history="1" r:id="rIddukkbjij-t6ujbbkoja-b">
+            <w:hyperlink w:history="1" r:id="rIdx4ivuj6s0al3kd1dshjda">
               <w:r>
                 <w:rPr>
                   <w:rFonts w:ascii="Arial" w:cs="Arial" w:eastAsia="Arial" w:hAnsi="Arial"/>
@@ -26570,7 +26570,7 @@
             <w:pPr>
               <w:spacing w:after="20" w:before="0"/>
             </w:pPr>
-            <w:hyperlink w:history="1" r:id="rIdhqkemjwdprihlph6mfxhe">
+            <w:hyperlink w:history="1" r:id="rIdg8sow_8mjqlamcutfth_a">
               <w:r>
                 <w:rPr>
                   <w:rFonts w:ascii="Arial" w:cs="Arial" w:eastAsia="Arial" w:hAnsi="Arial"/>
@@ -26603,7 +26603,7 @@
               <w:spacing w:after="10" w:before="0"/>
               <w:ind w:left="120"/>
             </w:pPr>
-            <w:hyperlink w:history="1" r:id="rId4on0q3qfxyye_aeakk_v3">
+            <w:hyperlink w:history="1" r:id="rIdane94wmzbquaispjiqqwm">
               <w:r>
                 <w:rPr>
                   <w:rFonts w:ascii="Arial" w:cs="Arial" w:eastAsia="Arial" w:hAnsi="Arial"/>
@@ -26648,7 +26648,7 @@
             <w:pPr>
               <w:spacing w:after="20" w:before="0"/>
             </w:pPr>
-            <w:hyperlink w:history="1" r:id="rIdfxhfwsrm8vbadtqlrnsrl">
+            <w:hyperlink w:history="1" r:id="rIdbqzymfviva3jppphskhe3">
               <w:r>
                 <w:rPr>
                   <w:rFonts w:ascii="Arial" w:cs="Arial" w:eastAsia="Arial" w:hAnsi="Arial"/>
@@ -26681,7 +26681,7 @@
               <w:spacing w:after="10" w:before="0"/>
               <w:ind w:left="120"/>
             </w:pPr>
-            <w:hyperlink w:history="1" r:id="rIdb5nwq19-eefbrdfhn98wr">
+            <w:hyperlink w:history="1" r:id="rIdl5gv3lopyio4v0ifkugnj">
               <w:r>
                 <w:rPr>
                   <w:rFonts w:ascii="Arial" w:cs="Arial" w:eastAsia="Arial" w:hAnsi="Arial"/>
@@ -26876,7 +26876,7 @@
             <w:pPr>
               <w:spacing w:after="20" w:before="0"/>
             </w:pPr>
-            <w:hyperlink w:history="1" r:id="rIdyfb-6mwl5qwuw-uouj0yy">
+            <w:hyperlink w:history="1" r:id="rIdbbr9yiuibn-axbvzreeca">
               <w:r>
                 <w:rPr>
                   <w:rFonts w:ascii="Arial" w:cs="Arial" w:eastAsia="Arial" w:hAnsi="Arial"/>
@@ -26909,7 +26909,7 @@
               <w:spacing w:after="10" w:before="0"/>
               <w:ind w:left="120"/>
             </w:pPr>
-            <w:hyperlink w:history="1" r:id="rIdto3kkiz0nv3yzbr6hbd4v">
+            <w:hyperlink w:history="1" r:id="rId1m2erfpjrzmxb-gwyziv1">
               <w:r>
                 <w:rPr>
                   <w:rFonts w:ascii="Arial" w:cs="Arial" w:eastAsia="Arial" w:hAnsi="Arial"/>
@@ -26954,7 +26954,7 @@
             <w:pPr>
               <w:spacing w:after="20" w:before="0"/>
             </w:pPr>
-            <w:hyperlink w:history="1" r:id="rIdmrny9konteuv0bck3x7kg">
+            <w:hyperlink w:history="1" r:id="rIdemnnevr9ehqreqcroayu1">
               <w:r>
                 <w:rPr>
                   <w:rFonts w:ascii="Arial" w:cs="Arial" w:eastAsia="Arial" w:hAnsi="Arial"/>
@@ -26987,7 +26987,7 @@
               <w:spacing w:after="10" w:before="0"/>
               <w:ind w:left="120"/>
             </w:pPr>
-            <w:hyperlink w:history="1" r:id="rIdxgfrfpew2qgtudihjnkie">
+            <w:hyperlink w:history="1" r:id="rIdbliozekhjv_zanxnr1wgu">
               <w:r>
                 <w:rPr>
                   <w:rFonts w:ascii="Arial" w:cs="Arial" w:eastAsia="Arial" w:hAnsi="Arial"/>
@@ -27182,7 +27182,7 @@
             <w:pPr>
               <w:spacing w:after="20" w:before="0"/>
             </w:pPr>
-            <w:hyperlink w:history="1" r:id="rIdpo75okh4nd27qzeoasl7h">
+            <w:hyperlink w:history="1" r:id="rIdljcxfmsxjn6f2_y11ttkj">
               <w:r>
                 <w:rPr>
                   <w:rFonts w:ascii="Arial" w:cs="Arial" w:eastAsia="Arial" w:hAnsi="Arial"/>
@@ -27215,7 +27215,7 @@
               <w:spacing w:after="10" w:before="0"/>
               <w:ind w:left="120"/>
             </w:pPr>
-            <w:hyperlink w:history="1" r:id="rIdwnohj66szefuidn7moan_">
+            <w:hyperlink w:history="1" r:id="rIdpkhs8vrc_xip03f7prff-">
               <w:r>
                 <w:rPr>
                   <w:rFonts w:ascii="Arial" w:cs="Arial" w:eastAsia="Arial" w:hAnsi="Arial"/>
@@ -27260,7 +27260,7 @@
             <w:pPr>
               <w:spacing w:after="20" w:before="0"/>
             </w:pPr>
-            <w:hyperlink w:history="1" r:id="rIdgsiol70u24a_osyjxq4ul">
+            <w:hyperlink w:history="1" r:id="rIdcgtaubiwjnkrkfn_cg0gd">
               <w:r>
                 <w:rPr>
                   <w:rFonts w:ascii="Arial" w:cs="Arial" w:eastAsia="Arial" w:hAnsi="Arial"/>
@@ -27293,7 +27293,7 @@
               <w:spacing w:after="10" w:before="0"/>
               <w:ind w:left="120"/>
             </w:pPr>
-            <w:hyperlink w:history="1" r:id="rIdf2e92sbhp4_zd2jwv3xfv">
+            <w:hyperlink w:history="1" r:id="rIddc8cb0vfkha2igjivgihf">
               <w:r>
                 <w:rPr>
                   <w:rFonts w:ascii="Arial" w:cs="Arial" w:eastAsia="Arial" w:hAnsi="Arial"/>
@@ -27488,7 +27488,7 @@
             <w:pPr>
               <w:spacing w:after="20" w:before="0"/>
             </w:pPr>
-            <w:hyperlink w:history="1" r:id="rId3gxw9g1vyupnpc685egbj">
+            <w:hyperlink w:history="1" r:id="rIdrp6o7bchjbmw8cbqjwlbv">
               <w:r>
                 <w:rPr>
                   <w:rFonts w:ascii="Arial" w:cs="Arial" w:eastAsia="Arial" w:hAnsi="Arial"/>
@@ -27521,7 +27521,7 @@
               <w:spacing w:after="10" w:before="0"/>
               <w:ind w:left="120"/>
             </w:pPr>
-            <w:hyperlink w:history="1" r:id="rIdmqmexx2s2q4tf75_lkoye">
+            <w:hyperlink w:history="1" r:id="rIdkoa18gacygwna8y8j0kw2">
               <w:r>
                 <w:rPr>
                   <w:rFonts w:ascii="Arial" w:cs="Arial" w:eastAsia="Arial" w:hAnsi="Arial"/>
@@ -27566,7 +27566,7 @@
             <w:pPr>
               <w:spacing w:after="20" w:before="0"/>
             </w:pPr>
-            <w:hyperlink w:history="1" r:id="rIdtex-nmxxsx5dgmsc3viiz">
+            <w:hyperlink w:history="1" r:id="rIdna4ojs7surnrb7inlvgjj">
               <w:r>
                 <w:rPr>
                   <w:rFonts w:ascii="Arial" w:cs="Arial" w:eastAsia="Arial" w:hAnsi="Arial"/>
@@ -27599,7 +27599,7 @@
               <w:spacing w:after="10" w:before="0"/>
               <w:ind w:left="120"/>
             </w:pPr>
-            <w:hyperlink w:history="1" r:id="rIdbehcyfqokzkfsdjphyqsx">
+            <w:hyperlink w:history="1" r:id="rIdbjxxl49-ecndhwfqinx_w">
               <w:r>
                 <w:rPr>
                   <w:rFonts w:ascii="Arial" w:cs="Arial" w:eastAsia="Arial" w:hAnsi="Arial"/>
@@ -29086,7 +29086,7 @@
             <w:pPr>
               <w:spacing w:after="20" w:before="0"/>
             </w:pPr>
-            <w:hyperlink w:history="1" r:id="rIdiz11pwvnwy-hdnngexcqa">
+            <w:hyperlink w:history="1" r:id="rIdxjrz28jvbp-sz3aosnxwz">
               <w:r>
                 <w:rPr>
                   <w:rFonts w:ascii="Arial" w:cs="Arial" w:eastAsia="Arial" w:hAnsi="Arial"/>
@@ -29119,7 +29119,7 @@
               <w:spacing w:after="10" w:before="0"/>
               <w:ind w:left="120"/>
             </w:pPr>
-            <w:hyperlink w:history="1" r:id="rId2c4dwcq1mf8b1ncswys9s">
+            <w:hyperlink w:history="1" r:id="rIdpeuwkb77lob58itucz7ve">
               <w:r>
                 <w:rPr>
                   <w:rFonts w:ascii="Arial" w:cs="Arial" w:eastAsia="Arial" w:hAnsi="Arial"/>
@@ -29164,7 +29164,7 @@
             <w:pPr>
               <w:spacing w:after="20" w:before="0"/>
             </w:pPr>
-            <w:hyperlink w:history="1" r:id="rIdabpykme7wr2wttnduyxoc">
+            <w:hyperlink w:history="1" r:id="rIdicaedtdkiukx2om5b09km">
               <w:r>
                 <w:rPr>
                   <w:rFonts w:ascii="Arial" w:cs="Arial" w:eastAsia="Arial" w:hAnsi="Arial"/>
@@ -29197,7 +29197,7 @@
               <w:spacing w:after="10" w:before="0"/>
               <w:ind w:left="120"/>
             </w:pPr>
-            <w:hyperlink w:history="1" r:id="rIdosr13wmmoobcai-luiobk">
+            <w:hyperlink w:history="1" r:id="rIdd9bdtcgwmocyd4sw0xe9g">
               <w:r>
                 <w:rPr>
                   <w:rFonts w:ascii="Arial" w:cs="Arial" w:eastAsia="Arial" w:hAnsi="Arial"/>
@@ -29392,7 +29392,7 @@
             <w:pPr>
               <w:spacing w:after="20" w:before="0"/>
             </w:pPr>
-            <w:hyperlink w:history="1" r:id="rIdtrontqrd4pz-cticnhrot">
+            <w:hyperlink w:history="1" r:id="rIdm9-okdkpnl3ofrm7tggvt">
               <w:r>
                 <w:rPr>
                   <w:rFonts w:ascii="Arial" w:cs="Arial" w:eastAsia="Arial" w:hAnsi="Arial"/>
@@ -29425,7 +29425,7 @@
               <w:spacing w:after="10" w:before="0"/>
               <w:ind w:left="120"/>
             </w:pPr>
-            <w:hyperlink w:history="1" r:id="rIdcay8wpnoqnxa3h2caj2mw">
+            <w:hyperlink w:history="1" r:id="rIdbmqjtv0rcj2juxdm8eeg1">
               <w:r>
                 <w:rPr>
                   <w:rFonts w:ascii="Arial" w:cs="Arial" w:eastAsia="Arial" w:hAnsi="Arial"/>
@@ -29470,7 +29470,7 @@
             <w:pPr>
               <w:spacing w:after="20" w:before="0"/>
             </w:pPr>
-            <w:hyperlink w:history="1" r:id="rId-jxicwric5_h47bxfoykd">
+            <w:hyperlink w:history="1" r:id="rIdwhm_l24ihlqojjusottki">
               <w:r>
                 <w:rPr>
                   <w:rFonts w:ascii="Arial" w:cs="Arial" w:eastAsia="Arial" w:hAnsi="Arial"/>
@@ -29503,7 +29503,7 @@
               <w:spacing w:after="10" w:before="0"/>
               <w:ind w:left="120"/>
             </w:pPr>
-            <w:hyperlink w:history="1" r:id="rIdqmnjkr-q0r5iwrut-0btf">
+            <w:hyperlink w:history="1" r:id="rIdulgzzpurgcv9gcubudhoh">
               <w:r>
                 <w:rPr>
                   <w:rFonts w:ascii="Arial" w:cs="Arial" w:eastAsia="Arial" w:hAnsi="Arial"/>
@@ -29698,7 +29698,7 @@
             <w:pPr>
               <w:spacing w:after="20" w:before="0"/>
             </w:pPr>
-            <w:hyperlink w:history="1" r:id="rIdignp3l4f4n8xylfhmk10s">
+            <w:hyperlink w:history="1" r:id="rIdxiefpo02t1wzpy4_91pqn">
               <w:r>
                 <w:rPr>
                   <w:rFonts w:ascii="Arial" w:cs="Arial" w:eastAsia="Arial" w:hAnsi="Arial"/>
@@ -29731,7 +29731,7 @@
               <w:spacing w:after="10" w:before="0"/>
               <w:ind w:left="120"/>
             </w:pPr>
-            <w:hyperlink w:history="1" r:id="rIdk33k0jvgxn3vs2wcygtdb">
+            <w:hyperlink w:history="1" r:id="rId8m0fhkgz_ueonj9_2ra9t">
               <w:r>
                 <w:rPr>
                   <w:rFonts w:ascii="Arial" w:cs="Arial" w:eastAsia="Arial" w:hAnsi="Arial"/>
@@ -29776,7 +29776,7 @@
             <w:pPr>
               <w:spacing w:after="20" w:before="0"/>
             </w:pPr>
-            <w:hyperlink w:history="1" r:id="rId0ayli0jqxjs9_phudagfv">
+            <w:hyperlink w:history="1" r:id="rId2okurzovji3mqaomwu46v">
               <w:r>
                 <w:rPr>
                   <w:rFonts w:ascii="Arial" w:cs="Arial" w:eastAsia="Arial" w:hAnsi="Arial"/>
@@ -29809,7 +29809,7 @@
               <w:spacing w:after="10" w:before="0"/>
               <w:ind w:left="120"/>
             </w:pPr>
-            <w:hyperlink w:history="1" r:id="rIdzdvusmh0cfihylfgenvd6">
+            <w:hyperlink w:history="1" r:id="rIdyczg4vjf5lazienpemznd">
               <w:r>
                 <w:rPr>
                   <w:rFonts w:ascii="Arial" w:cs="Arial" w:eastAsia="Arial" w:hAnsi="Arial"/>
@@ -30004,7 +30004,7 @@
             <w:pPr>
               <w:spacing w:after="20" w:before="0"/>
             </w:pPr>
-            <w:hyperlink w:history="1" r:id="rIdgntxdsajmnxjt8vb2ufuh">
+            <w:hyperlink w:history="1" r:id="rIdbwv5izlqu605t3d7cd-6p">
               <w:r>
                 <w:rPr>
                   <w:rFonts w:ascii="Arial" w:cs="Arial" w:eastAsia="Arial" w:hAnsi="Arial"/>
@@ -30037,7 +30037,7 @@
               <w:spacing w:after="10" w:before="0"/>
               <w:ind w:left="120"/>
             </w:pPr>
-            <w:hyperlink w:history="1" r:id="rIdkh0ls64qvy92lzvnkkmjh">
+            <w:hyperlink w:history="1" r:id="rIdipenudc4tmx-s-7uva8wx">
               <w:r>
                 <w:rPr>
                   <w:rFonts w:ascii="Arial" w:cs="Arial" w:eastAsia="Arial" w:hAnsi="Arial"/>
@@ -30082,7 +30082,7 @@
             <w:pPr>
               <w:spacing w:after="20" w:before="0"/>
             </w:pPr>
-            <w:hyperlink w:history="1" r:id="rIdz_uxzhyyfiip-br2uxyli">
+            <w:hyperlink w:history="1" r:id="rIdvmhnou2slq_weswj0v5c1">
               <w:r>
                 <w:rPr>
                   <w:rFonts w:ascii="Arial" w:cs="Arial" w:eastAsia="Arial" w:hAnsi="Arial"/>
@@ -30115,7 +30115,7 @@
               <w:spacing w:after="10" w:before="0"/>
               <w:ind w:left="120"/>
             </w:pPr>
-            <w:hyperlink w:history="1" r:id="rIdzrdcinayicnqx8zy7ovzr">
+            <w:hyperlink w:history="1" r:id="rIdlmae3dgqc5yfm5rzdoonm">
               <w:r>
                 <w:rPr>
                   <w:rFonts w:ascii="Arial" w:cs="Arial" w:eastAsia="Arial" w:hAnsi="Arial"/>
@@ -30310,7 +30310,7 @@
             <w:pPr>
               <w:spacing w:after="20" w:before="0"/>
             </w:pPr>
-            <w:hyperlink w:history="1" r:id="rId8-whtqq6xnc5fthakuiz9">
+            <w:hyperlink w:history="1" r:id="rIdwvra7aahvpjsi4wlk__by">
               <w:r>
                 <w:rPr>
                   <w:rFonts w:ascii="Arial" w:cs="Arial" w:eastAsia="Arial" w:hAnsi="Arial"/>
@@ -30343,7 +30343,7 @@
               <w:spacing w:after="10" w:before="0"/>
               <w:ind w:left="120"/>
             </w:pPr>
-            <w:hyperlink w:history="1" r:id="rId6ausrawjinfoa1favjava">
+            <w:hyperlink w:history="1" r:id="rIdc7zmg53u8fav8bqvf8hak">
               <w:r>
                 <w:rPr>
                   <w:rFonts w:ascii="Arial" w:cs="Arial" w:eastAsia="Arial" w:hAnsi="Arial"/>
@@ -30388,7 +30388,7 @@
             <w:pPr>
               <w:spacing w:after="20" w:before="0"/>
             </w:pPr>
-            <w:hyperlink w:history="1" r:id="rIdt6dxjcmhs5pyllcoxd8vz">
+            <w:hyperlink w:history="1" r:id="rIddj5ahck-ar685v0mez1z2">
               <w:r>
                 <w:rPr>
                   <w:rFonts w:ascii="Arial" w:cs="Arial" w:eastAsia="Arial" w:hAnsi="Arial"/>
@@ -30421,7 +30421,7 @@
               <w:spacing w:after="10" w:before="0"/>
               <w:ind w:left="120"/>
             </w:pPr>
-            <w:hyperlink w:history="1" r:id="rIddptrqjf2n2fudjzlfpf6p">
+            <w:hyperlink w:history="1" r:id="rIdnerxjjeyr9whswzayfxy3">
               <w:r>
                 <w:rPr>
                   <w:rFonts w:ascii="Arial" w:cs="Arial" w:eastAsia="Arial" w:hAnsi="Arial"/>
@@ -32022,7 +32022,7 @@
             <w:pPr>
               <w:spacing w:after="20" w:before="0"/>
             </w:pPr>
-            <w:hyperlink w:history="1" r:id="rIdoqw98cgy41c4pnjikumzd">
+            <w:hyperlink w:history="1" r:id="rId1obj8r7jnt2pupjwl4vvy">
               <w:r>
                 <w:rPr>
                   <w:rFonts w:ascii="Arial" w:cs="Arial" w:eastAsia="Arial" w:hAnsi="Arial"/>
@@ -32055,7 +32055,7 @@
               <w:spacing w:after="10" w:before="0"/>
               <w:ind w:left="120"/>
             </w:pPr>
-            <w:hyperlink w:history="1" r:id="rIdl_rta9fhkxozzjr1p3ft0">
+            <w:hyperlink w:history="1" r:id="rIdggwxw-povqwezpmfkfkn9">
               <w:r>
                 <w:rPr>
                   <w:rFonts w:ascii="Arial" w:cs="Arial" w:eastAsia="Arial" w:hAnsi="Arial"/>
@@ -32100,7 +32100,7 @@
             <w:pPr>
               <w:spacing w:after="20" w:before="0"/>
             </w:pPr>
-            <w:hyperlink w:history="1" r:id="rIddqfkzhvuhnhdqucabrua3">
+            <w:hyperlink w:history="1" r:id="rIdmqc6kr3rfl9q-cki3lol6">
               <w:r>
                 <w:rPr>
                   <w:rFonts w:ascii="Arial" w:cs="Arial" w:eastAsia="Arial" w:hAnsi="Arial"/>
@@ -32133,7 +32133,7 @@
               <w:spacing w:after="10" w:before="0"/>
               <w:ind w:left="120"/>
             </w:pPr>
-            <w:hyperlink w:history="1" r:id="rId7vcscf_jd64vzjr8bqr8l">
+            <w:hyperlink w:history="1" r:id="rIdibu0yohkmgvisjfryrl6u">
               <w:r>
                 <w:rPr>
                   <w:rFonts w:ascii="Arial" w:cs="Arial" w:eastAsia="Arial" w:hAnsi="Arial"/>
@@ -32328,7 +32328,7 @@
             <w:pPr>
               <w:spacing w:after="20" w:before="0"/>
             </w:pPr>
-            <w:hyperlink w:history="1" r:id="rId9jdxyljjidtechaifsmsa">
+            <w:hyperlink w:history="1" r:id="rIdwvgizftgtpqmmzqnquv2f">
               <w:r>
                 <w:rPr>
                   <w:rFonts w:ascii="Arial" w:cs="Arial" w:eastAsia="Arial" w:hAnsi="Arial"/>
@@ -32361,7 +32361,7 @@
               <w:spacing w:after="10" w:before="0"/>
               <w:ind w:left="120"/>
             </w:pPr>
-            <w:hyperlink w:history="1" r:id="rIdgmja6ogiopewrskca6b4q">
+            <w:hyperlink w:history="1" r:id="rIdbhnltneswwobgxbe0uane">
               <w:r>
                 <w:rPr>
                   <w:rFonts w:ascii="Arial" w:cs="Arial" w:eastAsia="Arial" w:hAnsi="Arial"/>
@@ -32406,7 +32406,7 @@
             <w:pPr>
               <w:spacing w:after="20" w:before="0"/>
             </w:pPr>
-            <w:hyperlink w:history="1" r:id="rIdrz8adylvnnazealtwh7bv">
+            <w:hyperlink w:history="1" r:id="rId4cowgfzionoxhxlpej9mv">
               <w:r>
                 <w:rPr>
                   <w:rFonts w:ascii="Arial" w:cs="Arial" w:eastAsia="Arial" w:hAnsi="Arial"/>
@@ -32439,7 +32439,7 @@
               <w:spacing w:after="10" w:before="0"/>
               <w:ind w:left="120"/>
             </w:pPr>
-            <w:hyperlink w:history="1" r:id="rIdd7sgurzjdq2chfzpcp1ow">
+            <w:hyperlink w:history="1" r:id="rId-tkejj7hvre3p3i0zqg8i">
               <w:r>
                 <w:rPr>
                   <w:rFonts w:ascii="Arial" w:cs="Arial" w:eastAsia="Arial" w:hAnsi="Arial"/>
@@ -32634,7 +32634,7 @@
             <w:pPr>
               <w:spacing w:after="20" w:before="0"/>
             </w:pPr>
-            <w:hyperlink w:history="1" r:id="rIdmmmu1rpvkqzq9f3geczi2">
+            <w:hyperlink w:history="1" r:id="rIdzwqyuvte7cp8fap03kcy1">
               <w:r>
                 <w:rPr>
                   <w:rFonts w:ascii="Arial" w:cs="Arial" w:eastAsia="Arial" w:hAnsi="Arial"/>
@@ -32667,7 +32667,7 @@
               <w:spacing w:after="10" w:before="0"/>
               <w:ind w:left="120"/>
             </w:pPr>
-            <w:hyperlink w:history="1" r:id="rIdewwfnhdnxteomkll-wxue">
+            <w:hyperlink w:history="1" r:id="rIddp2g1sjd7o2fclzd-vi92">
               <w:r>
                 <w:rPr>
                   <w:rFonts w:ascii="Arial" w:cs="Arial" w:eastAsia="Arial" w:hAnsi="Arial"/>
@@ -32712,7 +32712,7 @@
             <w:pPr>
               <w:spacing w:after="20" w:before="0"/>
             </w:pPr>
-            <w:hyperlink w:history="1" r:id="rIdjnurti360p1lfe2w7fosb">
+            <w:hyperlink w:history="1" r:id="rIdpgv1imsi4eadycb78w268">
               <w:r>
                 <w:rPr>
                   <w:rFonts w:ascii="Arial" w:cs="Arial" w:eastAsia="Arial" w:hAnsi="Arial"/>
@@ -32745,7 +32745,7 @@
               <w:spacing w:after="10" w:before="0"/>
               <w:ind w:left="120"/>
             </w:pPr>
-            <w:hyperlink w:history="1" r:id="rIdvcd3p65qiquqnkuas6aul">
+            <w:hyperlink w:history="1" r:id="rIdtkethlnvmv5u09ukmhbyp">
               <w:r>
                 <w:rPr>
                   <w:rFonts w:ascii="Arial" w:cs="Arial" w:eastAsia="Arial" w:hAnsi="Arial"/>
@@ -32940,7 +32940,7 @@
             <w:pPr>
               <w:spacing w:after="20" w:before="0"/>
             </w:pPr>
-            <w:hyperlink w:history="1" r:id="rIdowacacp738ixkw9jbb-xk">
+            <w:hyperlink w:history="1" r:id="rIdyqqrh3sgalqmvqyqurgr9">
               <w:r>
                 <w:rPr>
                   <w:rFonts w:ascii="Arial" w:cs="Arial" w:eastAsia="Arial" w:hAnsi="Arial"/>
@@ -32973,7 +32973,7 @@
               <w:spacing w:after="10" w:before="0"/>
               <w:ind w:left="120"/>
             </w:pPr>
-            <w:hyperlink w:history="1" r:id="rId7_xgd7n5btvkrgo1dcxum">
+            <w:hyperlink w:history="1" r:id="rId5ry_njilgsqiepwxlxz7s">
               <w:r>
                 <w:rPr>
                   <w:rFonts w:ascii="Arial" w:cs="Arial" w:eastAsia="Arial" w:hAnsi="Arial"/>
@@ -33018,7 +33018,7 @@
             <w:pPr>
               <w:spacing w:after="20" w:before="0"/>
             </w:pPr>
-            <w:hyperlink w:history="1" r:id="rIdhroe6u9k0in3o9oi2ms9p">
+            <w:hyperlink w:history="1" r:id="rIde9k0lr7ylxicreu3ecznn">
               <w:r>
                 <w:rPr>
                   <w:rFonts w:ascii="Arial" w:cs="Arial" w:eastAsia="Arial" w:hAnsi="Arial"/>
@@ -33051,7 +33051,7 @@
               <w:spacing w:after="10" w:before="0"/>
               <w:ind w:left="120"/>
             </w:pPr>
-            <w:hyperlink w:history="1" r:id="rIdhirtprtdtucdnuari6bam">
+            <w:hyperlink w:history="1" r:id="rIdp3v8-krn0rbkpkrkbug--">
               <w:r>
                 <w:rPr>
                   <w:rFonts w:ascii="Arial" w:cs="Arial" w:eastAsia="Arial" w:hAnsi="Arial"/>
@@ -33246,7 +33246,7 @@
             <w:pPr>
               <w:spacing w:after="20" w:before="0"/>
             </w:pPr>
-            <w:hyperlink w:history="1" r:id="rIdwkz7a8t2bbeivl4n498zy">
+            <w:hyperlink w:history="1" r:id="rIdaoe283ihujbwc8_tfkrlv">
               <w:r>
                 <w:rPr>
                   <w:rFonts w:ascii="Arial" w:cs="Arial" w:eastAsia="Arial" w:hAnsi="Arial"/>
@@ -33279,7 +33279,7 @@
               <w:spacing w:after="10" w:before="0"/>
               <w:ind w:left="120"/>
             </w:pPr>
-            <w:hyperlink w:history="1" r:id="rIdmzmpjz1mv0owg9blemsht">
+            <w:hyperlink w:history="1" r:id="rIddnlv8xfvydfoamhcbuki7">
               <w:r>
                 <w:rPr>
                   <w:rFonts w:ascii="Arial" w:cs="Arial" w:eastAsia="Arial" w:hAnsi="Arial"/>
@@ -33324,7 +33324,7 @@
             <w:pPr>
               <w:spacing w:after="20" w:before="0"/>
             </w:pPr>
-            <w:hyperlink w:history="1" r:id="rIdvnhxy7iyno5eth-q5u8ah">
+            <w:hyperlink w:history="1" r:id="rIdt0gdd1_kupg4-xymizc--">
               <w:r>
                 <w:rPr>
                   <w:rFonts w:ascii="Arial" w:cs="Arial" w:eastAsia="Arial" w:hAnsi="Arial"/>
@@ -33357,7 +33357,7 @@
               <w:spacing w:after="10" w:before="0"/>
               <w:ind w:left="120"/>
             </w:pPr>
-            <w:hyperlink w:history="1" r:id="rId4t6ovhseh5wqf-y8deb3m">
+            <w:hyperlink w:history="1" r:id="rIdfcu4lzwexyar6yh7ohugu">
               <w:r>
                 <w:rPr>
                   <w:rFonts w:ascii="Arial" w:cs="Arial" w:eastAsia="Arial" w:hAnsi="Arial"/>
@@ -34844,7 +34844,7 @@
             <w:pPr>
               <w:spacing w:after="20" w:before="0"/>
             </w:pPr>
-            <w:hyperlink w:history="1" r:id="rIdx577qylfb4s7nwnagj41n">
+            <w:hyperlink w:history="1" r:id="rId85g3_wmu0hlmeaf30iips">
               <w:r>
                 <w:rPr>
                   <w:rFonts w:ascii="Arial" w:cs="Arial" w:eastAsia="Arial" w:hAnsi="Arial"/>
@@ -34877,7 +34877,7 @@
               <w:spacing w:after="10" w:before="0"/>
               <w:ind w:left="120"/>
             </w:pPr>
-            <w:hyperlink w:history="1" r:id="rIdo-grj37osqmx91o4u6glp">
+            <w:hyperlink w:history="1" r:id="rIduqgujmt72fu_y64lcbgjy">
               <w:r>
                 <w:rPr>
                   <w:rFonts w:ascii="Arial" w:cs="Arial" w:eastAsia="Arial" w:hAnsi="Arial"/>
@@ -34922,7 +34922,7 @@
             <w:pPr>
               <w:spacing w:after="20" w:before="0"/>
             </w:pPr>
-            <w:hyperlink w:history="1" r:id="rIdaulksb1cghxn05rhbmkyq">
+            <w:hyperlink w:history="1" r:id="rIdj3twugbogipn40si1rser">
               <w:r>
                 <w:rPr>
                   <w:rFonts w:ascii="Arial" w:cs="Arial" w:eastAsia="Arial" w:hAnsi="Arial"/>
@@ -34955,7 +34955,7 @@
               <w:spacing w:after="10" w:before="0"/>
               <w:ind w:left="120"/>
             </w:pPr>
-            <w:hyperlink w:history="1" r:id="rIdd1ynuztelvxzht6z-ei0j">
+            <w:hyperlink w:history="1" r:id="rIdouajqynzj-b2tuwrzisy8">
               <w:r>
                 <w:rPr>
                   <w:rFonts w:ascii="Arial" w:cs="Arial" w:eastAsia="Arial" w:hAnsi="Arial"/>
@@ -35150,7 +35150,7 @@
             <w:pPr>
               <w:spacing w:after="20" w:before="0"/>
             </w:pPr>
-            <w:hyperlink w:history="1" r:id="rIdunrazzcd7zvzczs8cwdxh">
+            <w:hyperlink w:history="1" r:id="rIdiiuxdmup4cgiruw4jzada">
               <w:r>
                 <w:rPr>
                   <w:rFonts w:ascii="Arial" w:cs="Arial" w:eastAsia="Arial" w:hAnsi="Arial"/>
@@ -35183,7 +35183,7 @@
               <w:spacing w:after="10" w:before="0"/>
               <w:ind w:left="120"/>
             </w:pPr>
-            <w:hyperlink w:history="1" r:id="rIdtkfwafy22vhj00-bijcal">
+            <w:hyperlink w:history="1" r:id="rIdtddfeeahfetkfv99ytwk1">
               <w:r>
                 <w:rPr>
                   <w:rFonts w:ascii="Arial" w:cs="Arial" w:eastAsia="Arial" w:hAnsi="Arial"/>
@@ -35228,7 +35228,7 @@
             <w:pPr>
               <w:spacing w:after="20" w:before="0"/>
             </w:pPr>
-            <w:hyperlink w:history="1" r:id="rIdnob82acqqtvx4ilgtcujd">
+            <w:hyperlink w:history="1" r:id="rIdm3mzrqbrkrowbvdvghvxo">
               <w:r>
                 <w:rPr>
                   <w:rFonts w:ascii="Arial" w:cs="Arial" w:eastAsia="Arial" w:hAnsi="Arial"/>
@@ -35261,7 +35261,7 @@
               <w:spacing w:after="10" w:before="0"/>
               <w:ind w:left="120"/>
             </w:pPr>
-            <w:hyperlink w:history="1" r:id="rIdnn5c4fbxkxxtql3gdnfqk">
+            <w:hyperlink w:history="1" r:id="rIdtf-soztgowhl5nd1i56se">
               <w:r>
                 <w:rPr>
                   <w:rFonts w:ascii="Arial" w:cs="Arial" w:eastAsia="Arial" w:hAnsi="Arial"/>
@@ -35456,7 +35456,7 @@
             <w:pPr>
               <w:spacing w:after="20" w:before="0"/>
             </w:pPr>
-            <w:hyperlink w:history="1" r:id="rIdecmgr6jy7chyqszetmlpu">
+            <w:hyperlink w:history="1" r:id="rId57gqbcjxkkmxd1mrgpgon">
               <w:r>
                 <w:rPr>
                   <w:rFonts w:ascii="Arial" w:cs="Arial" w:eastAsia="Arial" w:hAnsi="Arial"/>
@@ -35489,7 +35489,7 @@
               <w:spacing w:after="10" w:before="0"/>
               <w:ind w:left="120"/>
             </w:pPr>
-            <w:hyperlink w:history="1" r:id="rIdwt-md2ap7pd6dft1rikya">
+            <w:hyperlink w:history="1" r:id="rIdktipv29gksn5hplms8oup">
               <w:r>
                 <w:rPr>
                   <w:rFonts w:ascii="Arial" w:cs="Arial" w:eastAsia="Arial" w:hAnsi="Arial"/>
@@ -35534,7 +35534,7 @@
             <w:pPr>
               <w:spacing w:after="20" w:before="0"/>
             </w:pPr>
-            <w:hyperlink w:history="1" r:id="rId37tfqsx-qq3-1djiqdl5e">
+            <w:hyperlink w:history="1" r:id="rIdoqgy8btb_nbbxscqcr5ub">
               <w:r>
                 <w:rPr>
                   <w:rFonts w:ascii="Arial" w:cs="Arial" w:eastAsia="Arial" w:hAnsi="Arial"/>
@@ -35567,7 +35567,7 @@
               <w:spacing w:after="10" w:before="0"/>
               <w:ind w:left="120"/>
             </w:pPr>
-            <w:hyperlink w:history="1" r:id="rIdw6rdtdg7ifk-osnxx7eo1">
+            <w:hyperlink w:history="1" r:id="rIdyflvzotqzdoekmyf-gykv">
               <w:r>
                 <w:rPr>
                   <w:rFonts w:ascii="Arial" w:cs="Arial" w:eastAsia="Arial" w:hAnsi="Arial"/>
@@ -35762,7 +35762,7 @@
             <w:pPr>
               <w:spacing w:after="20" w:before="0"/>
             </w:pPr>
-            <w:hyperlink w:history="1" r:id="rIdq83qzlrfkv12zm5kri1jp">
+            <w:hyperlink w:history="1" r:id="rId1f8rfkcpfvpboh9ptt1vm">
               <w:r>
                 <w:rPr>
                   <w:rFonts w:ascii="Arial" w:cs="Arial" w:eastAsia="Arial" w:hAnsi="Arial"/>
@@ -35795,7 +35795,7 @@
               <w:spacing w:after="10" w:before="0"/>
               <w:ind w:left="120"/>
             </w:pPr>
-            <w:hyperlink w:history="1" r:id="rId9bokgdydra6ni2ikmr5yb">
+            <w:hyperlink w:history="1" r:id="rIdr7jp5wunjnvj8x7b65k7q">
               <w:r>
                 <w:rPr>
                   <w:rFonts w:ascii="Arial" w:cs="Arial" w:eastAsia="Arial" w:hAnsi="Arial"/>
@@ -35840,7 +35840,7 @@
             <w:pPr>
               <w:spacing w:after="20" w:before="0"/>
             </w:pPr>
-            <w:hyperlink w:history="1" r:id="rIdammt-zvot1fd0qzmyjnyj">
+            <w:hyperlink w:history="1" r:id="rId52k-rmlwihdzxylv3aftr">
               <w:r>
                 <w:rPr>
                   <w:rFonts w:ascii="Arial" w:cs="Arial" w:eastAsia="Arial" w:hAnsi="Arial"/>
@@ -35873,7 +35873,7 @@
               <w:spacing w:after="10" w:before="0"/>
               <w:ind w:left="120"/>
             </w:pPr>
-            <w:hyperlink w:history="1" r:id="rId8hzkw5xy3jmsf0rzfnzme">
+            <w:hyperlink w:history="1" r:id="rIdoovzzh4q8sqqnpbjf0tzo">
               <w:r>
                 <w:rPr>
                   <w:rFonts w:ascii="Arial" w:cs="Arial" w:eastAsia="Arial" w:hAnsi="Arial"/>
@@ -36068,7 +36068,7 @@
             <w:pPr>
               <w:spacing w:after="20" w:before="0"/>
             </w:pPr>
-            <w:hyperlink w:history="1" r:id="rId7jdhtw97fpsbrfi04idok">
+            <w:hyperlink w:history="1" r:id="rIdeo6wz84q7esallt6zemwn">
               <w:r>
                 <w:rPr>
                   <w:rFonts w:ascii="Arial" w:cs="Arial" w:eastAsia="Arial" w:hAnsi="Arial"/>
@@ -36101,7 +36101,7 @@
               <w:spacing w:after="10" w:before="0"/>
               <w:ind w:left="120"/>
             </w:pPr>
-            <w:hyperlink w:history="1" r:id="rIdi1rer_8arrakv_ny9tbk3">
+            <w:hyperlink w:history="1" r:id="rIdfintwoipgoagn2hfwubhe">
               <w:r>
                 <w:rPr>
                   <w:rFonts w:ascii="Arial" w:cs="Arial" w:eastAsia="Arial" w:hAnsi="Arial"/>
@@ -36146,7 +36146,7 @@
             <w:pPr>
               <w:spacing w:after="20" w:before="0"/>
             </w:pPr>
-            <w:hyperlink w:history="1" r:id="rIdj-bxnvviymormu7mvlog7">
+            <w:hyperlink w:history="1" r:id="rId1eruwws6ohzggvhys679d">
               <w:r>
                 <w:rPr>
                   <w:rFonts w:ascii="Arial" w:cs="Arial" w:eastAsia="Arial" w:hAnsi="Arial"/>
@@ -36179,7 +36179,7 @@
               <w:spacing w:after="10" w:before="0"/>
               <w:ind w:left="120"/>
             </w:pPr>
-            <w:hyperlink w:history="1" r:id="rIdhxgtigwgzhhfm3ywqxo78">
+            <w:hyperlink w:history="1" r:id="rIdgdorhxsutlru-fidscsa2">
               <w:r>
                 <w:rPr>
                   <w:rFonts w:ascii="Arial" w:cs="Arial" w:eastAsia="Arial" w:hAnsi="Arial"/>

--- a/data/outputs/v2/Physics/SS4.2_Introduction_to_Space_Physics/Physics_Introduction_to_Space_Physics_CBE_LessonSequence.docx
+++ b/data/outputs/v2/Physics/SS4.2_Introduction_to_Space_Physics/Physics_Introduction_to_Space_Physics_CBE_LessonSequence.docx
@@ -3612,7 +3612,7 @@
             <w:pPr>
               <w:spacing w:after="20" w:before="0"/>
             </w:pPr>
-            <w:hyperlink w:history="1" r:id="rIdrx_vfrhqwr2hfbuprjrwb">
+            <w:hyperlink w:history="1" r:id="rIdfroh9lbaoj7x7czbvyjed">
               <w:r>
                 <w:rPr>
                   <w:rFonts w:ascii="Arial" w:cs="Arial" w:eastAsia="Arial" w:hAnsi="Arial"/>
@@ -3645,7 +3645,7 @@
               <w:spacing w:after="10" w:before="0"/>
               <w:ind w:left="120"/>
             </w:pPr>
-            <w:hyperlink w:history="1" r:id="rIdo-ylijbcco97_jiizerbb">
+            <w:hyperlink w:history="1" r:id="rIdvgm3hy6mxjgtlwl-whnk9">
               <w:r>
                 <w:rPr>
                   <w:rFonts w:ascii="Arial" w:cs="Arial" w:eastAsia="Arial" w:hAnsi="Arial"/>
@@ -3690,7 +3690,7 @@
             <w:pPr>
               <w:spacing w:after="20" w:before="0"/>
             </w:pPr>
-            <w:hyperlink w:history="1" r:id="rIdjxt_c57myduyfhixi1f_c">
+            <w:hyperlink w:history="1" r:id="rIdsnoxybbmzrdpvdhufawch">
               <w:r>
                 <w:rPr>
                   <w:rFonts w:ascii="Arial" w:cs="Arial" w:eastAsia="Arial" w:hAnsi="Arial"/>
@@ -3723,7 +3723,7 @@
               <w:spacing w:after="10" w:before="0"/>
               <w:ind w:left="120"/>
             </w:pPr>
-            <w:hyperlink w:history="1" r:id="rIdfvpfv-id4yzmues4atgwp">
+            <w:hyperlink w:history="1" r:id="rIditpow00k4pqg7zqivhfa6">
               <w:r>
                 <w:rPr>
                   <w:rFonts w:ascii="Arial" w:cs="Arial" w:eastAsia="Arial" w:hAnsi="Arial"/>
@@ -3918,7 +3918,7 @@
             <w:pPr>
               <w:spacing w:after="20" w:before="0"/>
             </w:pPr>
-            <w:hyperlink w:history="1" r:id="rIdekxgyydellqn3ph2mrhcv">
+            <w:hyperlink w:history="1" r:id="rIddhmqymmgmgshoeccyqzm0">
               <w:r>
                 <w:rPr>
                   <w:rFonts w:ascii="Arial" w:cs="Arial" w:eastAsia="Arial" w:hAnsi="Arial"/>
@@ -3951,7 +3951,7 @@
               <w:spacing w:after="10" w:before="0"/>
               <w:ind w:left="120"/>
             </w:pPr>
-            <w:hyperlink w:history="1" r:id="rIddxhid1zf84qsluuu0_g5a">
+            <w:hyperlink w:history="1" r:id="rIdohfinogamloogjtmhxl5n">
               <w:r>
                 <w:rPr>
                   <w:rFonts w:ascii="Arial" w:cs="Arial" w:eastAsia="Arial" w:hAnsi="Arial"/>
@@ -3996,7 +3996,7 @@
             <w:pPr>
               <w:spacing w:after="20" w:before="0"/>
             </w:pPr>
-            <w:hyperlink w:history="1" r:id="rIdezshi6ikeht3zow1gv5gl">
+            <w:hyperlink w:history="1" r:id="rIdpgnhncbvainlqx0b_x7si">
               <w:r>
                 <w:rPr>
                   <w:rFonts w:ascii="Arial" w:cs="Arial" w:eastAsia="Arial" w:hAnsi="Arial"/>
@@ -4029,7 +4029,7 @@
               <w:spacing w:after="10" w:before="0"/>
               <w:ind w:left="120"/>
             </w:pPr>
-            <w:hyperlink w:history="1" r:id="rIdjgh6xerpmu104hhkedosg">
+            <w:hyperlink w:history="1" r:id="rIdkqaa9xrv3e5qfe1yz5h-r">
               <w:r>
                 <w:rPr>
                   <w:rFonts w:ascii="Arial" w:cs="Arial" w:eastAsia="Arial" w:hAnsi="Arial"/>
@@ -4224,7 +4224,7 @@
             <w:pPr>
               <w:spacing w:after="20" w:before="0"/>
             </w:pPr>
-            <w:hyperlink w:history="1" r:id="rIdoxhufnq4-jxyrrc3jncxa">
+            <w:hyperlink w:history="1" r:id="rIdxto9rdt24lzkggfaymlm7">
               <w:r>
                 <w:rPr>
                   <w:rFonts w:ascii="Arial" w:cs="Arial" w:eastAsia="Arial" w:hAnsi="Arial"/>
@@ -4257,7 +4257,7 @@
               <w:spacing w:after="10" w:before="0"/>
               <w:ind w:left="120"/>
             </w:pPr>
-            <w:hyperlink w:history="1" r:id="rIdiltcmmzwrk8lrkwi1w3at">
+            <w:hyperlink w:history="1" r:id="rIdm-q0mvinbvadgt-f15zim">
               <w:r>
                 <w:rPr>
                   <w:rFonts w:ascii="Arial" w:cs="Arial" w:eastAsia="Arial" w:hAnsi="Arial"/>
@@ -4302,7 +4302,7 @@
             <w:pPr>
               <w:spacing w:after="20" w:before="0"/>
             </w:pPr>
-            <w:hyperlink w:history="1" r:id="rId1qy8tjhaptxzy3pryppqe">
+            <w:hyperlink w:history="1" r:id="rId4fikpvx5x_moy5rfe-jiy">
               <w:r>
                 <w:rPr>
                   <w:rFonts w:ascii="Arial" w:cs="Arial" w:eastAsia="Arial" w:hAnsi="Arial"/>
@@ -4335,7 +4335,7 @@
               <w:spacing w:after="10" w:before="0"/>
               <w:ind w:left="120"/>
             </w:pPr>
-            <w:hyperlink w:history="1" r:id="rIdputv3nbmgej-kynhyfpfv">
+            <w:hyperlink w:history="1" r:id="rIdbmmnjp0yu1n4oqc7_uhmv">
               <w:r>
                 <w:rPr>
                   <w:rFonts w:ascii="Arial" w:cs="Arial" w:eastAsia="Arial" w:hAnsi="Arial"/>
@@ -4530,7 +4530,7 @@
             <w:pPr>
               <w:spacing w:after="20" w:before="0"/>
             </w:pPr>
-            <w:hyperlink w:history="1" r:id="rIddqm9alymyj29zqxqdl98e">
+            <w:hyperlink w:history="1" r:id="rIdhunniwmphkyjqv10hidup">
               <w:r>
                 <w:rPr>
                   <w:rFonts w:ascii="Arial" w:cs="Arial" w:eastAsia="Arial" w:hAnsi="Arial"/>
@@ -4563,7 +4563,7 @@
               <w:spacing w:after="10" w:before="0"/>
               <w:ind w:left="120"/>
             </w:pPr>
-            <w:hyperlink w:history="1" r:id="rIdkj9bydlpkxvdl8enxncfa">
+            <w:hyperlink w:history="1" r:id="rIdygcb5u7itwgqrhop0bzeh">
               <w:r>
                 <w:rPr>
                   <w:rFonts w:ascii="Arial" w:cs="Arial" w:eastAsia="Arial" w:hAnsi="Arial"/>
@@ -4608,7 +4608,7 @@
             <w:pPr>
               <w:spacing w:after="20" w:before="0"/>
             </w:pPr>
-            <w:hyperlink w:history="1" r:id="rIdxz7cbgqmg3ts1gfexqegr">
+            <w:hyperlink w:history="1" r:id="rIdz44m4rhugfwwtmz5wj1-o">
               <w:r>
                 <w:rPr>
                   <w:rFonts w:ascii="Arial" w:cs="Arial" w:eastAsia="Arial" w:hAnsi="Arial"/>
@@ -4641,7 +4641,7 @@
               <w:spacing w:after="10" w:before="0"/>
               <w:ind w:left="120"/>
             </w:pPr>
-            <w:hyperlink w:history="1" r:id="rIdjhgxye2rhrioriytw1vyg">
+            <w:hyperlink w:history="1" r:id="rIdco20mxpzqafhr3beumi_g">
               <w:r>
                 <w:rPr>
                   <w:rFonts w:ascii="Arial" w:cs="Arial" w:eastAsia="Arial" w:hAnsi="Arial"/>
@@ -4836,7 +4836,7 @@
             <w:pPr>
               <w:spacing w:after="20" w:before="0"/>
             </w:pPr>
-            <w:hyperlink w:history="1" r:id="rId9bdpdfyelqqwp0wt3egrs">
+            <w:hyperlink w:history="1" r:id="rIdlh4amc4o3eadpkepw7bzm">
               <w:r>
                 <w:rPr>
                   <w:rFonts w:ascii="Arial" w:cs="Arial" w:eastAsia="Arial" w:hAnsi="Arial"/>
@@ -4869,7 +4869,7 @@
               <w:spacing w:after="10" w:before="0"/>
               <w:ind w:left="120"/>
             </w:pPr>
-            <w:hyperlink w:history="1" r:id="rIddnvz_t1aiha-uld611sfu">
+            <w:hyperlink w:history="1" r:id="rIdwwnzbyaydm-ek06w-iehb">
               <w:r>
                 <w:rPr>
                   <w:rFonts w:ascii="Arial" w:cs="Arial" w:eastAsia="Arial" w:hAnsi="Arial"/>
@@ -4914,7 +4914,7 @@
             <w:pPr>
               <w:spacing w:after="20" w:before="0"/>
             </w:pPr>
-            <w:hyperlink w:history="1" r:id="rIdlihrnlt2mzv4xx3cqj6ej">
+            <w:hyperlink w:history="1" r:id="rIdqm-amhggdupj5agrtwjnr">
               <w:r>
                 <w:rPr>
                   <w:rFonts w:ascii="Arial" w:cs="Arial" w:eastAsia="Arial" w:hAnsi="Arial"/>
@@ -4947,7 +4947,7 @@
               <w:spacing w:after="10" w:before="0"/>
               <w:ind w:left="120"/>
             </w:pPr>
-            <w:hyperlink w:history="1" r:id="rIduwgttaqwvhrrldl4mrf7q">
+            <w:hyperlink w:history="1" r:id="rIdbmvtnvhvrntbqkc-rawfk">
               <w:r>
                 <w:rPr>
                   <w:rFonts w:ascii="Arial" w:cs="Arial" w:eastAsia="Arial" w:hAnsi="Arial"/>
@@ -6434,7 +6434,7 @@
             <w:pPr>
               <w:spacing w:after="20" w:before="0"/>
             </w:pPr>
-            <w:hyperlink w:history="1" r:id="rIdo6yr2rckbgzo-gdrzxuur">
+            <w:hyperlink w:history="1" r:id="rIdyvrlwzntbz20pchfp_ncr">
               <w:r>
                 <w:rPr>
                   <w:rFonts w:ascii="Arial" w:cs="Arial" w:eastAsia="Arial" w:hAnsi="Arial"/>
@@ -6467,7 +6467,7 @@
               <w:spacing w:after="10" w:before="0"/>
               <w:ind w:left="120"/>
             </w:pPr>
-            <w:hyperlink w:history="1" r:id="rIdlhbnnsf-9gsp2zyrhfszn">
+            <w:hyperlink w:history="1" r:id="rIdpqcg5s0kgdkl1svp_i1gf">
               <w:r>
                 <w:rPr>
                   <w:rFonts w:ascii="Arial" w:cs="Arial" w:eastAsia="Arial" w:hAnsi="Arial"/>
@@ -6512,7 +6512,7 @@
             <w:pPr>
               <w:spacing w:after="20" w:before="0"/>
             </w:pPr>
-            <w:hyperlink w:history="1" r:id="rIdbhb0qmr97wsj7bcoqos75">
+            <w:hyperlink w:history="1" r:id="rIdqyjsj4rymsggdujhsl7ux">
               <w:r>
                 <w:rPr>
                   <w:rFonts w:ascii="Arial" w:cs="Arial" w:eastAsia="Arial" w:hAnsi="Arial"/>
@@ -6545,7 +6545,7 @@
               <w:spacing w:after="10" w:before="0"/>
               <w:ind w:left="120"/>
             </w:pPr>
-            <w:hyperlink w:history="1" r:id="rIdqoateniqz4sfgcrqsuzug">
+            <w:hyperlink w:history="1" r:id="rId2ltmavv2xv6rbl5jzgsn9">
               <w:r>
                 <w:rPr>
                   <w:rFonts w:ascii="Arial" w:cs="Arial" w:eastAsia="Arial" w:hAnsi="Arial"/>
@@ -6740,7 +6740,7 @@
             <w:pPr>
               <w:spacing w:after="20" w:before="0"/>
             </w:pPr>
-            <w:hyperlink w:history="1" r:id="rId5f_ydn-irmxw4e9ekhzzs">
+            <w:hyperlink w:history="1" r:id="rIdgcgh89qhssvbwivls64yd">
               <w:r>
                 <w:rPr>
                   <w:rFonts w:ascii="Arial" w:cs="Arial" w:eastAsia="Arial" w:hAnsi="Arial"/>
@@ -6773,7 +6773,7 @@
               <w:spacing w:after="10" w:before="0"/>
               <w:ind w:left="120"/>
             </w:pPr>
-            <w:hyperlink w:history="1" r:id="rId_j88p8_b2byaottuzbkcz">
+            <w:hyperlink w:history="1" r:id="rIdeq-80tkka5tk7pgsidpbd">
               <w:r>
                 <w:rPr>
                   <w:rFonts w:ascii="Arial" w:cs="Arial" w:eastAsia="Arial" w:hAnsi="Arial"/>
@@ -6818,7 +6818,7 @@
             <w:pPr>
               <w:spacing w:after="20" w:before="0"/>
             </w:pPr>
-            <w:hyperlink w:history="1" r:id="rId3x6x5zzjtslphycucfbz2">
+            <w:hyperlink w:history="1" r:id="rId617paqm1fnvv5egnc1yhp">
               <w:r>
                 <w:rPr>
                   <w:rFonts w:ascii="Arial" w:cs="Arial" w:eastAsia="Arial" w:hAnsi="Arial"/>
@@ -6851,7 +6851,7 @@
               <w:spacing w:after="10" w:before="0"/>
               <w:ind w:left="120"/>
             </w:pPr>
-            <w:hyperlink w:history="1" r:id="rIddykqoov3yo5wgk1d_b0ov">
+            <w:hyperlink w:history="1" r:id="rIdyfjxtijghtqf3khhrinab">
               <w:r>
                 <w:rPr>
                   <w:rFonts w:ascii="Arial" w:cs="Arial" w:eastAsia="Arial" w:hAnsi="Arial"/>
@@ -7122,7 +7122,7 @@
             <w:pPr>
               <w:spacing w:after="20" w:before="0"/>
             </w:pPr>
-            <w:hyperlink w:history="1" r:id="rIdxlnwhk5c8cx8hceh3kmtx">
+            <w:hyperlink w:history="1" r:id="rIdxfdvq3ul7ot1_awhkckqj">
               <w:r>
                 <w:rPr>
                   <w:rFonts w:ascii="Arial" w:cs="Arial" w:eastAsia="Arial" w:hAnsi="Arial"/>
@@ -7155,7 +7155,7 @@
               <w:spacing w:after="10" w:before="0"/>
               <w:ind w:left="120"/>
             </w:pPr>
-            <w:hyperlink w:history="1" r:id="rIdwb1szbvrei6gfv5pd2xp_">
+            <w:hyperlink w:history="1" r:id="rIddevaxciymiycxil9r5vjo">
               <w:r>
                 <w:rPr>
                   <w:rFonts w:ascii="Arial" w:cs="Arial" w:eastAsia="Arial" w:hAnsi="Arial"/>
@@ -7200,7 +7200,7 @@
             <w:pPr>
               <w:spacing w:after="20" w:before="0"/>
             </w:pPr>
-            <w:hyperlink w:history="1" r:id="rIdkijoyrdaejjcvsgs3z9f9">
+            <w:hyperlink w:history="1" r:id="rIdpzmmzj2glclxwgog4lskt">
               <w:r>
                 <w:rPr>
                   <w:rFonts w:ascii="Arial" w:cs="Arial" w:eastAsia="Arial" w:hAnsi="Arial"/>
@@ -7233,7 +7233,7 @@
               <w:spacing w:after="10" w:before="0"/>
               <w:ind w:left="120"/>
             </w:pPr>
-            <w:hyperlink w:history="1" r:id="rId3ei4ds66ede7tyyk4zxuc">
+            <w:hyperlink w:history="1" r:id="rIdxsmhjd9ghwgzxk48hku78">
               <w:r>
                 <w:rPr>
                   <w:rFonts w:ascii="Arial" w:cs="Arial" w:eastAsia="Arial" w:hAnsi="Arial"/>
@@ -7428,7 +7428,7 @@
             <w:pPr>
               <w:spacing w:after="20" w:before="0"/>
             </w:pPr>
-            <w:hyperlink w:history="1" r:id="rIdtkkjlfasmzyifoug6doob">
+            <w:hyperlink w:history="1" r:id="rIdllrdsfpcbyzy88e1r7h1a">
               <w:r>
                 <w:rPr>
                   <w:rFonts w:ascii="Arial" w:cs="Arial" w:eastAsia="Arial" w:hAnsi="Arial"/>
@@ -7461,7 +7461,7 @@
               <w:spacing w:after="10" w:before="0"/>
               <w:ind w:left="120"/>
             </w:pPr>
-            <w:hyperlink w:history="1" r:id="rIdyfyfatk0dpmgzffgd2owb">
+            <w:hyperlink w:history="1" r:id="rId5upsnfoflgrt7horbnj8a">
               <w:r>
                 <w:rPr>
                   <w:rFonts w:ascii="Arial" w:cs="Arial" w:eastAsia="Arial" w:hAnsi="Arial"/>
@@ -7506,7 +7506,7 @@
             <w:pPr>
               <w:spacing w:after="20" w:before="0"/>
             </w:pPr>
-            <w:hyperlink w:history="1" r:id="rId8h_gvxkgaozdpcxm3fty4">
+            <w:hyperlink w:history="1" r:id="rIdmhrlxspfwcqzfitegoc2w">
               <w:r>
                 <w:rPr>
                   <w:rFonts w:ascii="Arial" w:cs="Arial" w:eastAsia="Arial" w:hAnsi="Arial"/>
@@ -7539,7 +7539,7 @@
               <w:spacing w:after="10" w:before="0"/>
               <w:ind w:left="120"/>
             </w:pPr>
-            <w:hyperlink w:history="1" r:id="rIdltjrulzxgf6i2jswypmad">
+            <w:hyperlink w:history="1" r:id="rIdxlxrnrufe8y10bcpa2oyo">
               <w:r>
                 <w:rPr>
                   <w:rFonts w:ascii="Arial" w:cs="Arial" w:eastAsia="Arial" w:hAnsi="Arial"/>
@@ -7734,7 +7734,7 @@
             <w:pPr>
               <w:spacing w:after="20" w:before="0"/>
             </w:pPr>
-            <w:hyperlink w:history="1" r:id="rIdnwdqt5dfra5bagm0aiglb">
+            <w:hyperlink w:history="1" r:id="rIdibyhw2yqsoiroqnpfmwax">
               <w:r>
                 <w:rPr>
                   <w:rFonts w:ascii="Arial" w:cs="Arial" w:eastAsia="Arial" w:hAnsi="Arial"/>
@@ -7767,7 +7767,7 @@
               <w:spacing w:after="10" w:before="0"/>
               <w:ind w:left="120"/>
             </w:pPr>
-            <w:hyperlink w:history="1" r:id="rId337_ktvbxbmgxhkfosw5j">
+            <w:hyperlink w:history="1" r:id="rId5w0yznvehftspocljzhq2">
               <w:r>
                 <w:rPr>
                   <w:rFonts w:ascii="Arial" w:cs="Arial" w:eastAsia="Arial" w:hAnsi="Arial"/>
@@ -7812,7 +7812,7 @@
             <w:pPr>
               <w:spacing w:after="20" w:before="0"/>
             </w:pPr>
-            <w:hyperlink w:history="1" r:id="rId6kqcjdpjri-iwlmdwm85i">
+            <w:hyperlink w:history="1" r:id="rId-fuokwu5gpdammobwxb71">
               <w:r>
                 <w:rPr>
                   <w:rFonts w:ascii="Arial" w:cs="Arial" w:eastAsia="Arial" w:hAnsi="Arial"/>
@@ -7845,7 +7845,7 @@
               <w:spacing w:after="10" w:before="0"/>
               <w:ind w:left="120"/>
             </w:pPr>
-            <w:hyperlink w:history="1" r:id="rIdpy9eaaneszjvb8xydbwy7">
+            <w:hyperlink w:history="1" r:id="rIdmmwfmyq__yn5ym6tbycuk">
               <w:r>
                 <w:rPr>
                   <w:rFonts w:ascii="Arial" w:cs="Arial" w:eastAsia="Arial" w:hAnsi="Arial"/>
@@ -9332,7 +9332,7 @@
             <w:pPr>
               <w:spacing w:after="20" w:before="0"/>
             </w:pPr>
-            <w:hyperlink w:history="1" r:id="rIdewsvfqgpvndlcuji57fsy">
+            <w:hyperlink w:history="1" r:id="rIdayavlqtk_ipfv2uhl3tcg">
               <w:r>
                 <w:rPr>
                   <w:rFonts w:ascii="Arial" w:cs="Arial" w:eastAsia="Arial" w:hAnsi="Arial"/>
@@ -9365,7 +9365,7 @@
               <w:spacing w:after="10" w:before="0"/>
               <w:ind w:left="120"/>
             </w:pPr>
-            <w:hyperlink w:history="1" r:id="rId3wbpghwwqpvoiavvqsquf">
+            <w:hyperlink w:history="1" r:id="rIdmwum9bt4ozpizyzmj0c17">
               <w:r>
                 <w:rPr>
                   <w:rFonts w:ascii="Arial" w:cs="Arial" w:eastAsia="Arial" w:hAnsi="Arial"/>
@@ -9410,7 +9410,7 @@
             <w:pPr>
               <w:spacing w:after="20" w:before="0"/>
             </w:pPr>
-            <w:hyperlink w:history="1" r:id="rIdh4eibdz-n9bft3lxmrba-">
+            <w:hyperlink w:history="1" r:id="rIdvkvv2jejdplprluocxb4m">
               <w:r>
                 <w:rPr>
                   <w:rFonts w:ascii="Arial" w:cs="Arial" w:eastAsia="Arial" w:hAnsi="Arial"/>
@@ -9443,7 +9443,7 @@
               <w:spacing w:after="10" w:before="0"/>
               <w:ind w:left="120"/>
             </w:pPr>
-            <w:hyperlink w:history="1" r:id="rId-cozyiph9anknrwi4jzot">
+            <w:hyperlink w:history="1" r:id="rIddqu1z3f1mh7_wn8rqx8an">
               <w:r>
                 <w:rPr>
                   <w:rFonts w:ascii="Arial" w:cs="Arial" w:eastAsia="Arial" w:hAnsi="Arial"/>
@@ -9638,7 +9638,7 @@
             <w:pPr>
               <w:spacing w:after="20" w:before="0"/>
             </w:pPr>
-            <w:hyperlink w:history="1" r:id="rIdmg2vgioywxmiachspaup4">
+            <w:hyperlink w:history="1" r:id="rIdawipf4y4dt_ie1dkyrpay">
               <w:r>
                 <w:rPr>
                   <w:rFonts w:ascii="Arial" w:cs="Arial" w:eastAsia="Arial" w:hAnsi="Arial"/>
@@ -9671,7 +9671,7 @@
               <w:spacing w:after="10" w:before="0"/>
               <w:ind w:left="120"/>
             </w:pPr>
-            <w:hyperlink w:history="1" r:id="rIdfjism03vbummwkorkrxbx">
+            <w:hyperlink w:history="1" r:id="rIdzhpoujhkxehgwu3s8w4ti">
               <w:r>
                 <w:rPr>
                   <w:rFonts w:ascii="Arial" w:cs="Arial" w:eastAsia="Arial" w:hAnsi="Arial"/>
@@ -9716,7 +9716,7 @@
             <w:pPr>
               <w:spacing w:after="20" w:before="0"/>
             </w:pPr>
-            <w:hyperlink w:history="1" r:id="rIdxtzl7ofzqms8bxpwurard">
+            <w:hyperlink w:history="1" r:id="rIdmf_r_unodct86to-2upqg">
               <w:r>
                 <w:rPr>
                   <w:rFonts w:ascii="Arial" w:cs="Arial" w:eastAsia="Arial" w:hAnsi="Arial"/>
@@ -9749,7 +9749,7 @@
               <w:spacing w:after="10" w:before="0"/>
               <w:ind w:left="120"/>
             </w:pPr>
-            <w:hyperlink w:history="1" r:id="rIdpqawlt67n1nowdbof1rs8">
+            <w:hyperlink w:history="1" r:id="rIdwsklmansj-o5htaqal5ba">
               <w:r>
                 <w:rPr>
                   <w:rFonts w:ascii="Arial" w:cs="Arial" w:eastAsia="Arial" w:hAnsi="Arial"/>
@@ -9944,7 +9944,7 @@
             <w:pPr>
               <w:spacing w:after="20" w:before="0"/>
             </w:pPr>
-            <w:hyperlink w:history="1" r:id="rId44mk4a2a32jbutgxmowhm">
+            <w:hyperlink w:history="1" r:id="rIdjbl5n7mpcz0hw97y8zrkm">
               <w:r>
                 <w:rPr>
                   <w:rFonts w:ascii="Arial" w:cs="Arial" w:eastAsia="Arial" w:hAnsi="Arial"/>
@@ -9977,7 +9977,7 @@
               <w:spacing w:after="10" w:before="0"/>
               <w:ind w:left="120"/>
             </w:pPr>
-            <w:hyperlink w:history="1" r:id="rIdtyoyoafdzcoe4aakjazq8">
+            <w:hyperlink w:history="1" r:id="rIdqxz_nnpbvgb1e0zifr4l0">
               <w:r>
                 <w:rPr>
                   <w:rFonts w:ascii="Arial" w:cs="Arial" w:eastAsia="Arial" w:hAnsi="Arial"/>
@@ -10022,7 +10022,7 @@
             <w:pPr>
               <w:spacing w:after="20" w:before="0"/>
             </w:pPr>
-            <w:hyperlink w:history="1" r:id="rIdakzx1o7wfu3rymplyn_su">
+            <w:hyperlink w:history="1" r:id="rIdumfoxywwk2fu124pzyx0a">
               <w:r>
                 <w:rPr>
                   <w:rFonts w:ascii="Arial" w:cs="Arial" w:eastAsia="Arial" w:hAnsi="Arial"/>
@@ -10055,7 +10055,7 @@
               <w:spacing w:after="10" w:before="0"/>
               <w:ind w:left="120"/>
             </w:pPr>
-            <w:hyperlink w:history="1" r:id="rIdrh12kabuajpdxwf-v7-qk">
+            <w:hyperlink w:history="1" r:id="rIdqbliz8hqbbe_3dqngskzt">
               <w:r>
                 <w:rPr>
                   <w:rFonts w:ascii="Arial" w:cs="Arial" w:eastAsia="Arial" w:hAnsi="Arial"/>
@@ -10250,7 +10250,7 @@
             <w:pPr>
               <w:spacing w:after="20" w:before="0"/>
             </w:pPr>
-            <w:hyperlink w:history="1" r:id="rIdunvb1_zzhhx8d6wetl_3o">
+            <w:hyperlink w:history="1" r:id="rIdlywxlktrpcrox6uutuo-g">
               <w:r>
                 <w:rPr>
                   <w:rFonts w:ascii="Arial" w:cs="Arial" w:eastAsia="Arial" w:hAnsi="Arial"/>
@@ -10283,7 +10283,7 @@
               <w:spacing w:after="10" w:before="0"/>
               <w:ind w:left="120"/>
             </w:pPr>
-            <w:hyperlink w:history="1" r:id="rIdofebaq-eqz3hnqc7d8cl5">
+            <w:hyperlink w:history="1" r:id="rIdiqdjmz5-5rpwiru1vxkmk">
               <w:r>
                 <w:rPr>
                   <w:rFonts w:ascii="Arial" w:cs="Arial" w:eastAsia="Arial" w:hAnsi="Arial"/>
@@ -10328,7 +10328,7 @@
             <w:pPr>
               <w:spacing w:after="20" w:before="0"/>
             </w:pPr>
-            <w:hyperlink w:history="1" r:id="rIdlfff8zda4rcwb3-b0fk1t">
+            <w:hyperlink w:history="1" r:id="rIdjyxx8s8zdt-bwyqbg2n4z">
               <w:r>
                 <w:rPr>
                   <w:rFonts w:ascii="Arial" w:cs="Arial" w:eastAsia="Arial" w:hAnsi="Arial"/>
@@ -10361,7 +10361,7 @@
               <w:spacing w:after="10" w:before="0"/>
               <w:ind w:left="120"/>
             </w:pPr>
-            <w:hyperlink w:history="1" r:id="rId-9afwkb7kkncvvsv7hw1x">
+            <w:hyperlink w:history="1" r:id="rIdd3_wfedukx-gu5-lbxvmd">
               <w:r>
                 <w:rPr>
                   <w:rFonts w:ascii="Arial" w:cs="Arial" w:eastAsia="Arial" w:hAnsi="Arial"/>
@@ -10556,7 +10556,7 @@
             <w:pPr>
               <w:spacing w:after="20" w:before="0"/>
             </w:pPr>
-            <w:hyperlink w:history="1" r:id="rIds9bg-ll3kk8qbqzh4j_x6">
+            <w:hyperlink w:history="1" r:id="rIdc2rh8ggceeocdvtjvvosj">
               <w:r>
                 <w:rPr>
                   <w:rFonts w:ascii="Arial" w:cs="Arial" w:eastAsia="Arial" w:hAnsi="Arial"/>
@@ -10589,7 +10589,7 @@
               <w:spacing w:after="10" w:before="0"/>
               <w:ind w:left="120"/>
             </w:pPr>
-            <w:hyperlink w:history="1" r:id="rIdisdwttvu4wzyrswf23vof">
+            <w:hyperlink w:history="1" r:id="rIdqdfsyworpwammsdaujdx2">
               <w:r>
                 <w:rPr>
                   <w:rFonts w:ascii="Arial" w:cs="Arial" w:eastAsia="Arial" w:hAnsi="Arial"/>
@@ -10634,7 +10634,7 @@
             <w:pPr>
               <w:spacing w:after="20" w:before="0"/>
             </w:pPr>
-            <w:hyperlink w:history="1" r:id="rIdglgi20yaxhdkub19d0svc">
+            <w:hyperlink w:history="1" r:id="rIdqprey-ifdssmwoyvltkws">
               <w:r>
                 <w:rPr>
                   <w:rFonts w:ascii="Arial" w:cs="Arial" w:eastAsia="Arial" w:hAnsi="Arial"/>
@@ -10667,7 +10667,7 @@
               <w:spacing w:after="10" w:before="0"/>
               <w:ind w:left="120"/>
             </w:pPr>
-            <w:hyperlink w:history="1" r:id="rIdf-lcjsxuiakuavnisvtd2">
+            <w:hyperlink w:history="1" r:id="rId4tniftppwfhah-me0mgpo">
               <w:r>
                 <w:rPr>
                   <w:rFonts w:ascii="Arial" w:cs="Arial" w:eastAsia="Arial" w:hAnsi="Arial"/>
@@ -12154,7 +12154,7 @@
             <w:pPr>
               <w:spacing w:after="20" w:before="0"/>
             </w:pPr>
-            <w:hyperlink w:history="1" r:id="rIdwy-un_aa4egwbh-f7d4cr">
+            <w:hyperlink w:history="1" r:id="rIdqli3mphsdcbavkq4rajib">
               <w:r>
                 <w:rPr>
                   <w:rFonts w:ascii="Arial" w:cs="Arial" w:eastAsia="Arial" w:hAnsi="Arial"/>
@@ -12187,7 +12187,7 @@
               <w:spacing w:after="10" w:before="0"/>
               <w:ind w:left="120"/>
             </w:pPr>
-            <w:hyperlink w:history="1" r:id="rIdnz3krk9sdp4slb9hjg3w1">
+            <w:hyperlink w:history="1" r:id="rIdn01yhgn5vsox_63e_atve">
               <w:r>
                 <w:rPr>
                   <w:rFonts w:ascii="Arial" w:cs="Arial" w:eastAsia="Arial" w:hAnsi="Arial"/>
@@ -12232,7 +12232,7 @@
             <w:pPr>
               <w:spacing w:after="20" w:before="0"/>
             </w:pPr>
-            <w:hyperlink w:history="1" r:id="rId3fgprkd3lpzvhny2nidgy">
+            <w:hyperlink w:history="1" r:id="rIdrj-lfwosa-rlaqmnsfegf">
               <w:r>
                 <w:rPr>
                   <w:rFonts w:ascii="Arial" w:cs="Arial" w:eastAsia="Arial" w:hAnsi="Arial"/>
@@ -12265,7 +12265,7 @@
               <w:spacing w:after="10" w:before="0"/>
               <w:ind w:left="120"/>
             </w:pPr>
-            <w:hyperlink w:history="1" r:id="rIdt6htylxuxv38qtzr4un0m">
+            <w:hyperlink w:history="1" r:id="rIdzc5e_foniekhhzkgzvzxs">
               <w:r>
                 <w:rPr>
                   <w:rFonts w:ascii="Arial" w:cs="Arial" w:eastAsia="Arial" w:hAnsi="Arial"/>
@@ -12460,7 +12460,7 @@
             <w:pPr>
               <w:spacing w:after="20" w:before="0"/>
             </w:pPr>
-            <w:hyperlink w:history="1" r:id="rIdhbtu8o--lysctvyty7wzs">
+            <w:hyperlink w:history="1" r:id="rIdzbvusw3mmsurtub5njpzg">
               <w:r>
                 <w:rPr>
                   <w:rFonts w:ascii="Arial" w:cs="Arial" w:eastAsia="Arial" w:hAnsi="Arial"/>
@@ -12493,7 +12493,7 @@
               <w:spacing w:after="10" w:before="0"/>
               <w:ind w:left="120"/>
             </w:pPr>
-            <w:hyperlink w:history="1" r:id="rId7iu8sdflvi04wtah0rfag">
+            <w:hyperlink w:history="1" r:id="rIdet5sv2f-nmj-wvqjtdwxx">
               <w:r>
                 <w:rPr>
                   <w:rFonts w:ascii="Arial" w:cs="Arial" w:eastAsia="Arial" w:hAnsi="Arial"/>
@@ -12538,7 +12538,7 @@
             <w:pPr>
               <w:spacing w:after="20" w:before="0"/>
             </w:pPr>
-            <w:hyperlink w:history="1" r:id="rIdprzeqgb9z6d42wscgafgc">
+            <w:hyperlink w:history="1" r:id="rIdwj37p_we8g9yo91kit9dh">
               <w:r>
                 <w:rPr>
                   <w:rFonts w:ascii="Arial" w:cs="Arial" w:eastAsia="Arial" w:hAnsi="Arial"/>
@@ -12571,7 +12571,7 @@
               <w:spacing w:after="10" w:before="0"/>
               <w:ind w:left="120"/>
             </w:pPr>
-            <w:hyperlink w:history="1" r:id="rId4kif5jw-z-na7j_5ebdav">
+            <w:hyperlink w:history="1" r:id="rIddlw036m8tecfvf-wjyfwj">
               <w:r>
                 <w:rPr>
                   <w:rFonts w:ascii="Arial" w:cs="Arial" w:eastAsia="Arial" w:hAnsi="Arial"/>
@@ -12766,7 +12766,7 @@
             <w:pPr>
               <w:spacing w:after="20" w:before="0"/>
             </w:pPr>
-            <w:hyperlink w:history="1" r:id="rIdrwutpietla81pmxgxfh3p">
+            <w:hyperlink w:history="1" r:id="rIdsdu6t0ujxqou6tbsioemb">
               <w:r>
                 <w:rPr>
                   <w:rFonts w:ascii="Arial" w:cs="Arial" w:eastAsia="Arial" w:hAnsi="Arial"/>
@@ -12799,7 +12799,7 @@
               <w:spacing w:after="10" w:before="0"/>
               <w:ind w:left="120"/>
             </w:pPr>
-            <w:hyperlink w:history="1" r:id="rIdzto3nskd9p6krt5yq1nmp">
+            <w:hyperlink w:history="1" r:id="rId_i4d92e7bkrmymkz-ous8">
               <w:r>
                 <w:rPr>
                   <w:rFonts w:ascii="Arial" w:cs="Arial" w:eastAsia="Arial" w:hAnsi="Arial"/>
@@ -12844,7 +12844,7 @@
             <w:pPr>
               <w:spacing w:after="20" w:before="0"/>
             </w:pPr>
-            <w:hyperlink w:history="1" r:id="rIdpo5ojgjhgfii65r5lng5l">
+            <w:hyperlink w:history="1" r:id="rIdnsvyvclt0phdpixax1azo">
               <w:r>
                 <w:rPr>
                   <w:rFonts w:ascii="Arial" w:cs="Arial" w:eastAsia="Arial" w:hAnsi="Arial"/>
@@ -12877,7 +12877,7 @@
               <w:spacing w:after="10" w:before="0"/>
               <w:ind w:left="120"/>
             </w:pPr>
-            <w:hyperlink w:history="1" r:id="rIdskcimhoi1qw_g6i7ourzz">
+            <w:hyperlink w:history="1" r:id="rIdvxxk473m0pul7peet-vw-">
               <w:r>
                 <w:rPr>
                   <w:rFonts w:ascii="Arial" w:cs="Arial" w:eastAsia="Arial" w:hAnsi="Arial"/>
@@ -13072,7 +13072,7 @@
             <w:pPr>
               <w:spacing w:after="20" w:before="0"/>
             </w:pPr>
-            <w:hyperlink w:history="1" r:id="rIdvocxj-xlolx9brefby0wa">
+            <w:hyperlink w:history="1" r:id="rIdmqileju3owyvbivie4udl">
               <w:r>
                 <w:rPr>
                   <w:rFonts w:ascii="Arial" w:cs="Arial" w:eastAsia="Arial" w:hAnsi="Arial"/>
@@ -13105,7 +13105,7 @@
               <w:spacing w:after="10" w:before="0"/>
               <w:ind w:left="120"/>
             </w:pPr>
-            <w:hyperlink w:history="1" r:id="rIdyjm_1fco9lsl7tzssrtq8">
+            <w:hyperlink w:history="1" r:id="rIdgciitlstv8a7wfeqkjs1z">
               <w:r>
                 <w:rPr>
                   <w:rFonts w:ascii="Arial" w:cs="Arial" w:eastAsia="Arial" w:hAnsi="Arial"/>
@@ -13150,7 +13150,7 @@
             <w:pPr>
               <w:spacing w:after="20" w:before="0"/>
             </w:pPr>
-            <w:hyperlink w:history="1" r:id="rIdij_cfrmb4cmysubj7hutq">
+            <w:hyperlink w:history="1" r:id="rIdnrg4vq22qpg_kksdgfcyj">
               <w:r>
                 <w:rPr>
                   <w:rFonts w:ascii="Arial" w:cs="Arial" w:eastAsia="Arial" w:hAnsi="Arial"/>
@@ -13183,7 +13183,7 @@
               <w:spacing w:after="10" w:before="0"/>
               <w:ind w:left="120"/>
             </w:pPr>
-            <w:hyperlink w:history="1" r:id="rIddetwuf0gkzz1inmn2-tar">
+            <w:hyperlink w:history="1" r:id="rIdiue2wsceqecqnlwizxm8p">
               <w:r>
                 <w:rPr>
                   <w:rFonts w:ascii="Arial" w:cs="Arial" w:eastAsia="Arial" w:hAnsi="Arial"/>
@@ -13378,7 +13378,7 @@
             <w:pPr>
               <w:spacing w:after="20" w:before="0"/>
             </w:pPr>
-            <w:hyperlink w:history="1" r:id="rId2ptt0mbrrbbwayrat8jdf">
+            <w:hyperlink w:history="1" r:id="rIdyziw0c4nzwp3x5fizkmds">
               <w:r>
                 <w:rPr>
                   <w:rFonts w:ascii="Arial" w:cs="Arial" w:eastAsia="Arial" w:hAnsi="Arial"/>
@@ -13411,7 +13411,7 @@
               <w:spacing w:after="10" w:before="0"/>
               <w:ind w:left="120"/>
             </w:pPr>
-            <w:hyperlink w:history="1" r:id="rIdoosifu0ohk4r9qxgthq2h">
+            <w:hyperlink w:history="1" r:id="rIdutx3k9cdhfizstouuapcy">
               <w:r>
                 <w:rPr>
                   <w:rFonts w:ascii="Arial" w:cs="Arial" w:eastAsia="Arial" w:hAnsi="Arial"/>
@@ -13456,7 +13456,7 @@
             <w:pPr>
               <w:spacing w:after="20" w:before="0"/>
             </w:pPr>
-            <w:hyperlink w:history="1" r:id="rId0nxsj1c1kb_boctqlulyi">
+            <w:hyperlink w:history="1" r:id="rIdwmh1cgdrtdosflz3qmpuz">
               <w:r>
                 <w:rPr>
                   <w:rFonts w:ascii="Arial" w:cs="Arial" w:eastAsia="Arial" w:hAnsi="Arial"/>
@@ -13489,7 +13489,7 @@
               <w:spacing w:after="10" w:before="0"/>
               <w:ind w:left="120"/>
             </w:pPr>
-            <w:hyperlink w:history="1" r:id="rIdpg9s1510f9lo3khhzbt57">
+            <w:hyperlink w:history="1" r:id="rIdh3aj-yflxqid96cdfysut">
               <w:r>
                 <w:rPr>
                   <w:rFonts w:ascii="Arial" w:cs="Arial" w:eastAsia="Arial" w:hAnsi="Arial"/>
@@ -14976,7 +14976,7 @@
             <w:pPr>
               <w:spacing w:after="20" w:before="0"/>
             </w:pPr>
-            <w:hyperlink w:history="1" r:id="rIdono9zsj-nyunir_cppv3j">
+            <w:hyperlink w:history="1" r:id="rId_jdmgqjxs0fqcbrb-kqce">
               <w:r>
                 <w:rPr>
                   <w:rFonts w:ascii="Arial" w:cs="Arial" w:eastAsia="Arial" w:hAnsi="Arial"/>
@@ -15009,7 +15009,7 @@
               <w:spacing w:after="10" w:before="0"/>
               <w:ind w:left="120"/>
             </w:pPr>
-            <w:hyperlink w:history="1" r:id="rIdk99bncernfoe5vmj-5kf1">
+            <w:hyperlink w:history="1" r:id="rIdk7zbhndmuckrrsnyibd7r">
               <w:r>
                 <w:rPr>
                   <w:rFonts w:ascii="Arial" w:cs="Arial" w:eastAsia="Arial" w:hAnsi="Arial"/>
@@ -15054,7 +15054,7 @@
             <w:pPr>
               <w:spacing w:after="20" w:before="0"/>
             </w:pPr>
-            <w:hyperlink w:history="1" r:id="rId9aifowwbmtpxhbtfubvqe">
+            <w:hyperlink w:history="1" r:id="rIdbsmno4wag5p9i-ibjnzv3">
               <w:r>
                 <w:rPr>
                   <w:rFonts w:ascii="Arial" w:cs="Arial" w:eastAsia="Arial" w:hAnsi="Arial"/>
@@ -15087,7 +15087,7 @@
               <w:spacing w:after="10" w:before="0"/>
               <w:ind w:left="120"/>
             </w:pPr>
-            <w:hyperlink w:history="1" r:id="rId-2rr9mjbsxl5so4u5gc4t">
+            <w:hyperlink w:history="1" r:id="rId2gdhhbllstdozalgv1plo">
               <w:r>
                 <w:rPr>
                   <w:rFonts w:ascii="Arial" w:cs="Arial" w:eastAsia="Arial" w:hAnsi="Arial"/>
@@ -15282,7 +15282,7 @@
             <w:pPr>
               <w:spacing w:after="20" w:before="0"/>
             </w:pPr>
-            <w:hyperlink w:history="1" r:id="rIdy8almkjfrjow9azbxa_lg">
+            <w:hyperlink w:history="1" r:id="rId6vxidxklto_shz-uh7lfu">
               <w:r>
                 <w:rPr>
                   <w:rFonts w:ascii="Arial" w:cs="Arial" w:eastAsia="Arial" w:hAnsi="Arial"/>
@@ -15315,7 +15315,7 @@
               <w:spacing w:after="10" w:before="0"/>
               <w:ind w:left="120"/>
             </w:pPr>
-            <w:hyperlink w:history="1" r:id="rIdxg7gzj5e1ndgvvl7t8am4">
+            <w:hyperlink w:history="1" r:id="rIdi4inkza0dzvv8mhadfn8n">
               <w:r>
                 <w:rPr>
                   <w:rFonts w:ascii="Arial" w:cs="Arial" w:eastAsia="Arial" w:hAnsi="Arial"/>
@@ -15360,7 +15360,7 @@
             <w:pPr>
               <w:spacing w:after="20" w:before="0"/>
             </w:pPr>
-            <w:hyperlink w:history="1" r:id="rIdjqe1xzcmmnsnyo99wjxka">
+            <w:hyperlink w:history="1" r:id="rIdrm4fdiuerhdjexomhm2ds">
               <w:r>
                 <w:rPr>
                   <w:rFonts w:ascii="Arial" w:cs="Arial" w:eastAsia="Arial" w:hAnsi="Arial"/>
@@ -15393,7 +15393,7 @@
               <w:spacing w:after="10" w:before="0"/>
               <w:ind w:left="120"/>
             </w:pPr>
-            <w:hyperlink w:history="1" r:id="rIdirkocew_uwtabiifzy0zl">
+            <w:hyperlink w:history="1" r:id="rIdnj-i2p9fa9n3rvyswhyhx">
               <w:r>
                 <w:rPr>
                   <w:rFonts w:ascii="Arial" w:cs="Arial" w:eastAsia="Arial" w:hAnsi="Arial"/>
@@ -15588,7 +15588,7 @@
             <w:pPr>
               <w:spacing w:after="20" w:before="0"/>
             </w:pPr>
-            <w:hyperlink w:history="1" r:id="rIdxbknjuf7oycl_ucgh8t6q">
+            <w:hyperlink w:history="1" r:id="rIdjcjwkcjq0r88_g2jn71ia">
               <w:r>
                 <w:rPr>
                   <w:rFonts w:ascii="Arial" w:cs="Arial" w:eastAsia="Arial" w:hAnsi="Arial"/>
@@ -15621,7 +15621,7 @@
               <w:spacing w:after="10" w:before="0"/>
               <w:ind w:left="120"/>
             </w:pPr>
-            <w:hyperlink w:history="1" r:id="rIdoqkzmpzf5db8eflefucgb">
+            <w:hyperlink w:history="1" r:id="rId-jz9kthnxyqj1ms77pme2">
               <w:r>
                 <w:rPr>
                   <w:rFonts w:ascii="Arial" w:cs="Arial" w:eastAsia="Arial" w:hAnsi="Arial"/>
@@ -15666,7 +15666,7 @@
             <w:pPr>
               <w:spacing w:after="20" w:before="0"/>
             </w:pPr>
-            <w:hyperlink w:history="1" r:id="rIds0dc0fgwean9jezauplnu">
+            <w:hyperlink w:history="1" r:id="rIdn40veewx14r2re2khrlvz">
               <w:r>
                 <w:rPr>
                   <w:rFonts w:ascii="Arial" w:cs="Arial" w:eastAsia="Arial" w:hAnsi="Arial"/>
@@ -15699,7 +15699,7 @@
               <w:spacing w:after="10" w:before="0"/>
               <w:ind w:left="120"/>
             </w:pPr>
-            <w:hyperlink w:history="1" r:id="rIdsmsc98w3vlixlrq8rhbqv">
+            <w:hyperlink w:history="1" r:id="rId6yxjbi0vhu3a67byn0nn3">
               <w:r>
                 <w:rPr>
                   <w:rFonts w:ascii="Arial" w:cs="Arial" w:eastAsia="Arial" w:hAnsi="Arial"/>
@@ -15894,7 +15894,7 @@
             <w:pPr>
               <w:spacing w:after="20" w:before="0"/>
             </w:pPr>
-            <w:hyperlink w:history="1" r:id="rIdtawk-nkqtyocu1mcesflr">
+            <w:hyperlink w:history="1" r:id="rIdhnskjj3il2dffrsqtfckb">
               <w:r>
                 <w:rPr>
                   <w:rFonts w:ascii="Arial" w:cs="Arial" w:eastAsia="Arial" w:hAnsi="Arial"/>
@@ -15927,7 +15927,7 @@
               <w:spacing w:after="10" w:before="0"/>
               <w:ind w:left="120"/>
             </w:pPr>
-            <w:hyperlink w:history="1" r:id="rIdavwpfl-7pbggx5errnlx2">
+            <w:hyperlink w:history="1" r:id="rIdurdxljnqelqyj_ajxzw3x">
               <w:r>
                 <w:rPr>
                   <w:rFonts w:ascii="Arial" w:cs="Arial" w:eastAsia="Arial" w:hAnsi="Arial"/>
@@ -15972,7 +15972,7 @@
             <w:pPr>
               <w:spacing w:after="20" w:before="0"/>
             </w:pPr>
-            <w:hyperlink w:history="1" r:id="rIdr0xzmul_kominsisbakct">
+            <w:hyperlink w:history="1" r:id="rIdwglv6ad1i5ie1kc1ghjv4">
               <w:r>
                 <w:rPr>
                   <w:rFonts w:ascii="Arial" w:cs="Arial" w:eastAsia="Arial" w:hAnsi="Arial"/>
@@ -16005,7 +16005,7 @@
               <w:spacing w:after="10" w:before="0"/>
               <w:ind w:left="120"/>
             </w:pPr>
-            <w:hyperlink w:history="1" r:id="rIdidyaegwwymlbkam9fia3k">
+            <w:hyperlink w:history="1" r:id="rIdaswrg8w7xlwsx58-ggqik">
               <w:r>
                 <w:rPr>
                   <w:rFonts w:ascii="Arial" w:cs="Arial" w:eastAsia="Arial" w:hAnsi="Arial"/>
@@ -16200,7 +16200,7 @@
             <w:pPr>
               <w:spacing w:after="20" w:before="0"/>
             </w:pPr>
-            <w:hyperlink w:history="1" r:id="rIdcnlfebpgxdfhc2s-fv2k7">
+            <w:hyperlink w:history="1" r:id="rId7f06y8es38oo3ytvrjyvj">
               <w:r>
                 <w:rPr>
                   <w:rFonts w:ascii="Arial" w:cs="Arial" w:eastAsia="Arial" w:hAnsi="Arial"/>
@@ -16233,7 +16233,7 @@
               <w:spacing w:after="10" w:before="0"/>
               <w:ind w:left="120"/>
             </w:pPr>
-            <w:hyperlink w:history="1" r:id="rIdywefstvo11wf8nfggz5zv">
+            <w:hyperlink w:history="1" r:id="rId_gktz98xnq3hk-i-lexl4">
               <w:r>
                 <w:rPr>
                   <w:rFonts w:ascii="Arial" w:cs="Arial" w:eastAsia="Arial" w:hAnsi="Arial"/>
@@ -16278,7 +16278,7 @@
             <w:pPr>
               <w:spacing w:after="20" w:before="0"/>
             </w:pPr>
-            <w:hyperlink w:history="1" r:id="rIdk1v2maj4a5vogchjl_znp">
+            <w:hyperlink w:history="1" r:id="rId5notdg6scrnlt7dgrikah">
               <w:r>
                 <w:rPr>
                   <w:rFonts w:ascii="Arial" w:cs="Arial" w:eastAsia="Arial" w:hAnsi="Arial"/>
@@ -16311,7 +16311,7 @@
               <w:spacing w:after="10" w:before="0"/>
               <w:ind w:left="120"/>
             </w:pPr>
-            <w:hyperlink w:history="1" r:id="rIdaokogveuhmzjkeegdumh5">
+            <w:hyperlink w:history="1" r:id="rId_dc0mssvh1hmxgfutskxy">
               <w:r>
                 <w:rPr>
                   <w:rFonts w:ascii="Arial" w:cs="Arial" w:eastAsia="Arial" w:hAnsi="Arial"/>
@@ -17798,7 +17798,7 @@
             <w:pPr>
               <w:spacing w:after="20" w:before="0"/>
             </w:pPr>
-            <w:hyperlink w:history="1" r:id="rIdhmzsnoebyea1wbmrmkxup">
+            <w:hyperlink w:history="1" r:id="rIdbwrd_s_ckxil1mkcbdqlj">
               <w:r>
                 <w:rPr>
                   <w:rFonts w:ascii="Arial" w:cs="Arial" w:eastAsia="Arial" w:hAnsi="Arial"/>
@@ -17831,7 +17831,7 @@
               <w:spacing w:after="10" w:before="0"/>
               <w:ind w:left="120"/>
             </w:pPr>
-            <w:hyperlink w:history="1" r:id="rId9uyygqskkhlrjaua_e0nd">
+            <w:hyperlink w:history="1" r:id="rIdl8nm73kl9uai5b3fca3gy">
               <w:r>
                 <w:rPr>
                   <w:rFonts w:ascii="Arial" w:cs="Arial" w:eastAsia="Arial" w:hAnsi="Arial"/>
@@ -17876,7 +17876,7 @@
             <w:pPr>
               <w:spacing w:after="20" w:before="0"/>
             </w:pPr>
-            <w:hyperlink w:history="1" r:id="rIdzrua9fdd2tin3brf0lkpr">
+            <w:hyperlink w:history="1" r:id="rIds09axim0pgn9uaybmdbsd">
               <w:r>
                 <w:rPr>
                   <w:rFonts w:ascii="Arial" w:cs="Arial" w:eastAsia="Arial" w:hAnsi="Arial"/>
@@ -17909,7 +17909,7 @@
               <w:spacing w:after="10" w:before="0"/>
               <w:ind w:left="120"/>
             </w:pPr>
-            <w:hyperlink w:history="1" r:id="rIdh9tx9vsdddyvlbwkddaq_">
+            <w:hyperlink w:history="1" r:id="rIdtpngz4xvedx1tkw_nq1yf">
               <w:r>
                 <w:rPr>
                   <w:rFonts w:ascii="Arial" w:cs="Arial" w:eastAsia="Arial" w:hAnsi="Arial"/>
@@ -18104,7 +18104,7 @@
             <w:pPr>
               <w:spacing w:after="20" w:before="0"/>
             </w:pPr>
-            <w:hyperlink w:history="1" r:id="rIdcizwlfqvvmahku51jfz_o">
+            <w:hyperlink w:history="1" r:id="rIdzpo0asodpgidi2hvapje8">
               <w:r>
                 <w:rPr>
                   <w:rFonts w:ascii="Arial" w:cs="Arial" w:eastAsia="Arial" w:hAnsi="Arial"/>
@@ -18137,7 +18137,7 @@
               <w:spacing w:after="10" w:before="0"/>
               <w:ind w:left="120"/>
             </w:pPr>
-            <w:hyperlink w:history="1" r:id="rIdmfysvkubb-dl7pxgzxlgo">
+            <w:hyperlink w:history="1" r:id="rIdpdtlfxnk1e9zbt30ylg_i">
               <w:r>
                 <w:rPr>
                   <w:rFonts w:ascii="Arial" w:cs="Arial" w:eastAsia="Arial" w:hAnsi="Arial"/>
@@ -18182,7 +18182,7 @@
             <w:pPr>
               <w:spacing w:after="20" w:before="0"/>
             </w:pPr>
-            <w:hyperlink w:history="1" r:id="rIdgjl8cwovkkq_zbgiul5kd">
+            <w:hyperlink w:history="1" r:id="rIdpcxqfwjhend2tg3jzt4pe">
               <w:r>
                 <w:rPr>
                   <w:rFonts w:ascii="Arial" w:cs="Arial" w:eastAsia="Arial" w:hAnsi="Arial"/>
@@ -18215,7 +18215,7 @@
               <w:spacing w:after="10" w:before="0"/>
               <w:ind w:left="120"/>
             </w:pPr>
-            <w:hyperlink w:history="1" r:id="rId7j6hmuxwsn86r7hx7pnbq">
+            <w:hyperlink w:history="1" r:id="rId10h4_hzpdd8nqgf2gubmj">
               <w:r>
                 <w:rPr>
                   <w:rFonts w:ascii="Arial" w:cs="Arial" w:eastAsia="Arial" w:hAnsi="Arial"/>
@@ -18410,7 +18410,7 @@
             <w:pPr>
               <w:spacing w:after="20" w:before="0"/>
             </w:pPr>
-            <w:hyperlink w:history="1" r:id="rIdtyxlnjmbcbq7rkjrbmolb">
+            <w:hyperlink w:history="1" r:id="rIdw315nfiun9mcfvcdfunp0">
               <w:r>
                 <w:rPr>
                   <w:rFonts w:ascii="Arial" w:cs="Arial" w:eastAsia="Arial" w:hAnsi="Arial"/>
@@ -18443,7 +18443,7 @@
               <w:spacing w:after="10" w:before="0"/>
               <w:ind w:left="120"/>
             </w:pPr>
-            <w:hyperlink w:history="1" r:id="rIdigbt4x44jxzw9gg7e0vry">
+            <w:hyperlink w:history="1" r:id="rIdtnjj-p1dai0-3zatc_o4f">
               <w:r>
                 <w:rPr>
                   <w:rFonts w:ascii="Arial" w:cs="Arial" w:eastAsia="Arial" w:hAnsi="Arial"/>
@@ -18488,7 +18488,7 @@
             <w:pPr>
               <w:spacing w:after="20" w:before="0"/>
             </w:pPr>
-            <w:hyperlink w:history="1" r:id="rIdolvfrp3izbjx4mwtr8wnf">
+            <w:hyperlink w:history="1" r:id="rIdnpdinmxm4y_wmjg-df8lu">
               <w:r>
                 <w:rPr>
                   <w:rFonts w:ascii="Arial" w:cs="Arial" w:eastAsia="Arial" w:hAnsi="Arial"/>
@@ -18521,7 +18521,7 @@
               <w:spacing w:after="10" w:before="0"/>
               <w:ind w:left="120"/>
             </w:pPr>
-            <w:hyperlink w:history="1" r:id="rIdjv84necwmyfhii8n_sfyz">
+            <w:hyperlink w:history="1" r:id="rIdvgmyi9zfvopdtkceupqrs">
               <w:r>
                 <w:rPr>
                   <w:rFonts w:ascii="Arial" w:cs="Arial" w:eastAsia="Arial" w:hAnsi="Arial"/>
@@ -18716,7 +18716,7 @@
             <w:pPr>
               <w:spacing w:after="20" w:before="0"/>
             </w:pPr>
-            <w:hyperlink w:history="1" r:id="rIdptl3iik6nxt9epogwanmk">
+            <w:hyperlink w:history="1" r:id="rIdswvpozsxyy5xrkhueddfd">
               <w:r>
                 <w:rPr>
                   <w:rFonts w:ascii="Arial" w:cs="Arial" w:eastAsia="Arial" w:hAnsi="Arial"/>
@@ -18749,7 +18749,7 @@
               <w:spacing w:after="10" w:before="0"/>
               <w:ind w:left="120"/>
             </w:pPr>
-            <w:hyperlink w:history="1" r:id="rIdmbgl1fijwek88kwnt9xpz">
+            <w:hyperlink w:history="1" r:id="rId9vwfw-yxedxoaqmjrxgx5">
               <w:r>
                 <w:rPr>
                   <w:rFonts w:ascii="Arial" w:cs="Arial" w:eastAsia="Arial" w:hAnsi="Arial"/>
@@ -18794,7 +18794,7 @@
             <w:pPr>
               <w:spacing w:after="20" w:before="0"/>
             </w:pPr>
-            <w:hyperlink w:history="1" r:id="rIdqzxeci6gjxbkcyavwdp31">
+            <w:hyperlink w:history="1" r:id="rIdovuhdadyphcnpytslgghr">
               <w:r>
                 <w:rPr>
                   <w:rFonts w:ascii="Arial" w:cs="Arial" w:eastAsia="Arial" w:hAnsi="Arial"/>
@@ -18827,7 +18827,7 @@
               <w:spacing w:after="10" w:before="0"/>
               <w:ind w:left="120"/>
             </w:pPr>
-            <w:hyperlink w:history="1" r:id="rIdu9ymlsdbshonyg4qxy3b9">
+            <w:hyperlink w:history="1" r:id="rIdgexzi9f45wjdfzu56tqok">
               <w:r>
                 <w:rPr>
                   <w:rFonts w:ascii="Arial" w:cs="Arial" w:eastAsia="Arial" w:hAnsi="Arial"/>
@@ -19022,7 +19022,7 @@
             <w:pPr>
               <w:spacing w:after="20" w:before="0"/>
             </w:pPr>
-            <w:hyperlink w:history="1" r:id="rIdgqgqsrcx9m3m5p6_daiqg">
+            <w:hyperlink w:history="1" r:id="rIdbd5dioeepuislyr0fb5ll">
               <w:r>
                 <w:rPr>
                   <w:rFonts w:ascii="Arial" w:cs="Arial" w:eastAsia="Arial" w:hAnsi="Arial"/>
@@ -19055,7 +19055,7 @@
               <w:spacing w:after="10" w:before="0"/>
               <w:ind w:left="120"/>
             </w:pPr>
-            <w:hyperlink w:history="1" r:id="rIdzb7wtzr4a1vvdlyc25l-k">
+            <w:hyperlink w:history="1" r:id="rIdp9wtu56qsi9ku-_iwr5jo">
               <w:r>
                 <w:rPr>
                   <w:rFonts w:ascii="Arial" w:cs="Arial" w:eastAsia="Arial" w:hAnsi="Arial"/>
@@ -19100,7 +19100,7 @@
             <w:pPr>
               <w:spacing w:after="20" w:before="0"/>
             </w:pPr>
-            <w:hyperlink w:history="1" r:id="rIdcl5rtv6khh2mti9hy__99">
+            <w:hyperlink w:history="1" r:id="rIdfioxn8nl71fq0zqsttvkb">
               <w:r>
                 <w:rPr>
                   <w:rFonts w:ascii="Arial" w:cs="Arial" w:eastAsia="Arial" w:hAnsi="Arial"/>
@@ -19133,7 +19133,7 @@
               <w:spacing w:after="10" w:before="0"/>
               <w:ind w:left="120"/>
             </w:pPr>
-            <w:hyperlink w:history="1" r:id="rIdjyvhlugdj6cz0lidiqrib">
+            <w:hyperlink w:history="1" r:id="rIddofnms5ogbovb0_r1ihl7">
               <w:r>
                 <w:rPr>
                   <w:rFonts w:ascii="Arial" w:cs="Arial" w:eastAsia="Arial" w:hAnsi="Arial"/>
@@ -20620,7 +20620,7 @@
             <w:pPr>
               <w:spacing w:after="20" w:before="0"/>
             </w:pPr>
-            <w:hyperlink w:history="1" r:id="rIdwez6jowgjaf5kcatwzqls">
+            <w:hyperlink w:history="1" r:id="rId8kbbocxm2d63dkyvfm6mo">
               <w:r>
                 <w:rPr>
                   <w:rFonts w:ascii="Arial" w:cs="Arial" w:eastAsia="Arial" w:hAnsi="Arial"/>
@@ -20653,7 +20653,7 @@
               <w:spacing w:after="10" w:before="0"/>
               <w:ind w:left="120"/>
             </w:pPr>
-            <w:hyperlink w:history="1" r:id="rIdzpbnyaaz4os59hpaiuoqp">
+            <w:hyperlink w:history="1" r:id="rId4wjslt5z6wxgxjok98fu0">
               <w:r>
                 <w:rPr>
                   <w:rFonts w:ascii="Arial" w:cs="Arial" w:eastAsia="Arial" w:hAnsi="Arial"/>
@@ -20698,7 +20698,7 @@
             <w:pPr>
               <w:spacing w:after="20" w:before="0"/>
             </w:pPr>
-            <w:hyperlink w:history="1" r:id="rIdcnprb4lafwjbs7lvgpf8d">
+            <w:hyperlink w:history="1" r:id="rIdaxpatdsu4curu62j5jagj">
               <w:r>
                 <w:rPr>
                   <w:rFonts w:ascii="Arial" w:cs="Arial" w:eastAsia="Arial" w:hAnsi="Arial"/>
@@ -20731,7 +20731,7 @@
               <w:spacing w:after="10" w:before="0"/>
               <w:ind w:left="120"/>
             </w:pPr>
-            <w:hyperlink w:history="1" r:id="rIdqkzqxyfojfi5lneyhwiox">
+            <w:hyperlink w:history="1" r:id="rIdexcgoi_k0c_q0v8wuzfvg">
               <w:r>
                 <w:rPr>
                   <w:rFonts w:ascii="Arial" w:cs="Arial" w:eastAsia="Arial" w:hAnsi="Arial"/>
@@ -20926,7 +20926,7 @@
             <w:pPr>
               <w:spacing w:after="20" w:before="0"/>
             </w:pPr>
-            <w:hyperlink w:history="1" r:id="rId_dcx7dkyszdnmgiiu22z5">
+            <w:hyperlink w:history="1" r:id="rIdtgbmafzgkhif54cssfixb">
               <w:r>
                 <w:rPr>
                   <w:rFonts w:ascii="Arial" w:cs="Arial" w:eastAsia="Arial" w:hAnsi="Arial"/>
@@ -20959,7 +20959,7 @@
               <w:spacing w:after="10" w:before="0"/>
               <w:ind w:left="120"/>
             </w:pPr>
-            <w:hyperlink w:history="1" r:id="rIdgrvcnns3h_t-uitgg6feq">
+            <w:hyperlink w:history="1" r:id="rId7vx_qmbezwu6snnadwvs3">
               <w:r>
                 <w:rPr>
                   <w:rFonts w:ascii="Arial" w:cs="Arial" w:eastAsia="Arial" w:hAnsi="Arial"/>
@@ -21004,7 +21004,7 @@
             <w:pPr>
               <w:spacing w:after="20" w:before="0"/>
             </w:pPr>
-            <w:hyperlink w:history="1" r:id="rId15socg1tlvkikez96jcno">
+            <w:hyperlink w:history="1" r:id="rId5dzazajbdhobntba2r3of">
               <w:r>
                 <w:rPr>
                   <w:rFonts w:ascii="Arial" w:cs="Arial" w:eastAsia="Arial" w:hAnsi="Arial"/>
@@ -21037,7 +21037,7 @@
               <w:spacing w:after="10" w:before="0"/>
               <w:ind w:left="120"/>
             </w:pPr>
-            <w:hyperlink w:history="1" r:id="rIdhrey0cnusmtgytl1z2vue">
+            <w:hyperlink w:history="1" r:id="rIdxfyk-p9xlorwdlfewvx8w">
               <w:r>
                 <w:rPr>
                   <w:rFonts w:ascii="Arial" w:cs="Arial" w:eastAsia="Arial" w:hAnsi="Arial"/>
@@ -21232,7 +21232,7 @@
             <w:pPr>
               <w:spacing w:after="20" w:before="0"/>
             </w:pPr>
-            <w:hyperlink w:history="1" r:id="rIdgifwvhase0kkw8of16hcw">
+            <w:hyperlink w:history="1" r:id="rId3ik2vob21tgyiq76gubjj">
               <w:r>
                 <w:rPr>
                   <w:rFonts w:ascii="Arial" w:cs="Arial" w:eastAsia="Arial" w:hAnsi="Arial"/>
@@ -21265,7 +21265,7 @@
               <w:spacing w:after="10" w:before="0"/>
               <w:ind w:left="120"/>
             </w:pPr>
-            <w:hyperlink w:history="1" r:id="rIddythbslzq-jqlbckiknmx">
+            <w:hyperlink w:history="1" r:id="rId2-ff0na99nqkmnvgqil_q">
               <w:r>
                 <w:rPr>
                   <w:rFonts w:ascii="Arial" w:cs="Arial" w:eastAsia="Arial" w:hAnsi="Arial"/>
@@ -21310,7 +21310,7 @@
             <w:pPr>
               <w:spacing w:after="20" w:before="0"/>
             </w:pPr>
-            <w:hyperlink w:history="1" r:id="rIditmgjavv-taoei6sp4dta">
+            <w:hyperlink w:history="1" r:id="rId-yffnerywo31mkxazgq5l">
               <w:r>
                 <w:rPr>
                   <w:rFonts w:ascii="Arial" w:cs="Arial" w:eastAsia="Arial" w:hAnsi="Arial"/>
@@ -21343,7 +21343,7 @@
               <w:spacing w:after="10" w:before="0"/>
               <w:ind w:left="120"/>
             </w:pPr>
-            <w:hyperlink w:history="1" r:id="rId6p8pboicjgr1pumltnxyf">
+            <w:hyperlink w:history="1" r:id="rIdeobjhcjgkqke_ydz03gxi">
               <w:r>
                 <w:rPr>
                   <w:rFonts w:ascii="Arial" w:cs="Arial" w:eastAsia="Arial" w:hAnsi="Arial"/>
@@ -21538,7 +21538,7 @@
             <w:pPr>
               <w:spacing w:after="20" w:before="0"/>
             </w:pPr>
-            <w:hyperlink w:history="1" r:id="rId7jmmfcm27jlii3fwdfcmu">
+            <w:hyperlink w:history="1" r:id="rIdylcyw14f5ayvtlrdfbhpc">
               <w:r>
                 <w:rPr>
                   <w:rFonts w:ascii="Arial" w:cs="Arial" w:eastAsia="Arial" w:hAnsi="Arial"/>
@@ -21571,7 +21571,7 @@
               <w:spacing w:after="10" w:before="0"/>
               <w:ind w:left="120"/>
             </w:pPr>
-            <w:hyperlink w:history="1" r:id="rId4idixae26d6gdm2ydnnht">
+            <w:hyperlink w:history="1" r:id="rIdy2pbmo3mcart0-ahaiohb">
               <w:r>
                 <w:rPr>
                   <w:rFonts w:ascii="Arial" w:cs="Arial" w:eastAsia="Arial" w:hAnsi="Arial"/>
@@ -21616,7 +21616,7 @@
             <w:pPr>
               <w:spacing w:after="20" w:before="0"/>
             </w:pPr>
-            <w:hyperlink w:history="1" r:id="rIdp6xs_n89caxfagdw_uuju">
+            <w:hyperlink w:history="1" r:id="rIdbldynzqzu762uo2lysgob">
               <w:r>
                 <w:rPr>
                   <w:rFonts w:ascii="Arial" w:cs="Arial" w:eastAsia="Arial" w:hAnsi="Arial"/>
@@ -21649,7 +21649,7 @@
               <w:spacing w:after="10" w:before="0"/>
               <w:ind w:left="120"/>
             </w:pPr>
-            <w:hyperlink w:history="1" r:id="rIdbknncwsovapfqqdsjdwua">
+            <w:hyperlink w:history="1" r:id="rIdbcypgvbssgd-dsqqjykmd">
               <w:r>
                 <w:rPr>
                   <w:rFonts w:ascii="Arial" w:cs="Arial" w:eastAsia="Arial" w:hAnsi="Arial"/>
@@ -21844,7 +21844,7 @@
             <w:pPr>
               <w:spacing w:after="20" w:before="0"/>
             </w:pPr>
-            <w:hyperlink w:history="1" r:id="rIdmaecrmpdtibg4arf9nunk">
+            <w:hyperlink w:history="1" r:id="rIdne3ag0oz80agzrh04rdne">
               <w:r>
                 <w:rPr>
                   <w:rFonts w:ascii="Arial" w:cs="Arial" w:eastAsia="Arial" w:hAnsi="Arial"/>
@@ -21877,7 +21877,7 @@
               <w:spacing w:after="10" w:before="0"/>
               <w:ind w:left="120"/>
             </w:pPr>
-            <w:hyperlink w:history="1" r:id="rIdemediaq2sqslbay6h1-r3">
+            <w:hyperlink w:history="1" r:id="rIdx9zhpcu9mh-kkvrpeiciu">
               <w:r>
                 <w:rPr>
                   <w:rFonts w:ascii="Arial" w:cs="Arial" w:eastAsia="Arial" w:hAnsi="Arial"/>
@@ -21922,7 +21922,7 @@
             <w:pPr>
               <w:spacing w:after="20" w:before="0"/>
             </w:pPr>
-            <w:hyperlink w:history="1" r:id="rIdso9b8ft2d5b1axr_lrl7c">
+            <w:hyperlink w:history="1" r:id="rIdgt9qjedtcosbxn5magjon">
               <w:r>
                 <w:rPr>
                   <w:rFonts w:ascii="Arial" w:cs="Arial" w:eastAsia="Arial" w:hAnsi="Arial"/>
@@ -21955,7 +21955,7 @@
               <w:spacing w:after="10" w:before="0"/>
               <w:ind w:left="120"/>
             </w:pPr>
-            <w:hyperlink w:history="1" r:id="rIdhaucv0mejtkbelvg1wfag">
+            <w:hyperlink w:history="1" r:id="rId4vnm4hfc7ad_isg8jqzxm">
               <w:r>
                 <w:rPr>
                   <w:rFonts w:ascii="Arial" w:cs="Arial" w:eastAsia="Arial" w:hAnsi="Arial"/>
@@ -23442,7 +23442,7 @@
             <w:pPr>
               <w:spacing w:after="20" w:before="0"/>
             </w:pPr>
-            <w:hyperlink w:history="1" r:id="rIdpqg0frl4x5jh804zqxnzp">
+            <w:hyperlink w:history="1" r:id="rIdeeunxkyeq10pfnvucywzn">
               <w:r>
                 <w:rPr>
                   <w:rFonts w:ascii="Arial" w:cs="Arial" w:eastAsia="Arial" w:hAnsi="Arial"/>
@@ -23475,7 +23475,7 @@
               <w:spacing w:after="10" w:before="0"/>
               <w:ind w:left="120"/>
             </w:pPr>
-            <w:hyperlink w:history="1" r:id="rIdgicehcehk8pygvythyau7">
+            <w:hyperlink w:history="1" r:id="rIdi63gcffp31ijsteto5tse">
               <w:r>
                 <w:rPr>
                   <w:rFonts w:ascii="Arial" w:cs="Arial" w:eastAsia="Arial" w:hAnsi="Arial"/>
@@ -23520,7 +23520,7 @@
             <w:pPr>
               <w:spacing w:after="20" w:before="0"/>
             </w:pPr>
-            <w:hyperlink w:history="1" r:id="rIdzwndbiq0wanwou-gyrfdz">
+            <w:hyperlink w:history="1" r:id="rId9ba-ahtaayi5xhz53e43-">
               <w:r>
                 <w:rPr>
                   <w:rFonts w:ascii="Arial" w:cs="Arial" w:eastAsia="Arial" w:hAnsi="Arial"/>
@@ -23553,7 +23553,7 @@
               <w:spacing w:after="10" w:before="0"/>
               <w:ind w:left="120"/>
             </w:pPr>
-            <w:hyperlink w:history="1" r:id="rIdf2eleql2zgeoynijeehi6">
+            <w:hyperlink w:history="1" r:id="rIdkv22qi-v9t_ep6q1fc0vu">
               <w:r>
                 <w:rPr>
                   <w:rFonts w:ascii="Arial" w:cs="Arial" w:eastAsia="Arial" w:hAnsi="Arial"/>
@@ -23748,7 +23748,7 @@
             <w:pPr>
               <w:spacing w:after="20" w:before="0"/>
             </w:pPr>
-            <w:hyperlink w:history="1" r:id="rIdizi0hyrpngle4s6cp5-vv">
+            <w:hyperlink w:history="1" r:id="rId75urizofoyhlw1nr0llzr">
               <w:r>
                 <w:rPr>
                   <w:rFonts w:ascii="Arial" w:cs="Arial" w:eastAsia="Arial" w:hAnsi="Arial"/>
@@ -23781,7 +23781,7 @@
               <w:spacing w:after="10" w:before="0"/>
               <w:ind w:left="120"/>
             </w:pPr>
-            <w:hyperlink w:history="1" r:id="rIdmvyj_nywwdrzqzbiaww10">
+            <w:hyperlink w:history="1" r:id="rIdtqyam70kwpngz-uv1ec1s">
               <w:r>
                 <w:rPr>
                   <w:rFonts w:ascii="Arial" w:cs="Arial" w:eastAsia="Arial" w:hAnsi="Arial"/>
@@ -23826,7 +23826,7 @@
             <w:pPr>
               <w:spacing w:after="20" w:before="0"/>
             </w:pPr>
-            <w:hyperlink w:history="1" r:id="rIdozczwxxjvazhiqzig2wux">
+            <w:hyperlink w:history="1" r:id="rIdifd82_g_yzaf8g2no_nvh">
               <w:r>
                 <w:rPr>
                   <w:rFonts w:ascii="Arial" w:cs="Arial" w:eastAsia="Arial" w:hAnsi="Arial"/>
@@ -23859,7 +23859,7 @@
               <w:spacing w:after="10" w:before="0"/>
               <w:ind w:left="120"/>
             </w:pPr>
-            <w:hyperlink w:history="1" r:id="rId2ppy87kpfdngmylih3dce">
+            <w:hyperlink w:history="1" r:id="rId4upyaa0rxu2ammkrassrn">
               <w:r>
                 <w:rPr>
                   <w:rFonts w:ascii="Arial" w:cs="Arial" w:eastAsia="Arial" w:hAnsi="Arial"/>
@@ -24054,7 +24054,7 @@
             <w:pPr>
               <w:spacing w:after="20" w:before="0"/>
             </w:pPr>
-            <w:hyperlink w:history="1" r:id="rIdwenluitrqhmdou0lfojds">
+            <w:hyperlink w:history="1" r:id="rId_4geybstyplkbo60zeifq">
               <w:r>
                 <w:rPr>
                   <w:rFonts w:ascii="Arial" w:cs="Arial" w:eastAsia="Arial" w:hAnsi="Arial"/>
@@ -24087,7 +24087,7 @@
               <w:spacing w:after="10" w:before="0"/>
               <w:ind w:left="120"/>
             </w:pPr>
-            <w:hyperlink w:history="1" r:id="rIdcf2whuixq74bngfgdrzza">
+            <w:hyperlink w:history="1" r:id="rIdk22dqfc5qj9fz-8ruk397">
               <w:r>
                 <w:rPr>
                   <w:rFonts w:ascii="Arial" w:cs="Arial" w:eastAsia="Arial" w:hAnsi="Arial"/>
@@ -24132,7 +24132,7 @@
             <w:pPr>
               <w:spacing w:after="20" w:before="0"/>
             </w:pPr>
-            <w:hyperlink w:history="1" r:id="rIdkmlrmmq4tbzbxdygg0eh0">
+            <w:hyperlink w:history="1" r:id="rId-t6gupdgbd6oriah4ng7r">
               <w:r>
                 <w:rPr>
                   <w:rFonts w:ascii="Arial" w:cs="Arial" w:eastAsia="Arial" w:hAnsi="Arial"/>
@@ -24165,7 +24165,7 @@
               <w:spacing w:after="10" w:before="0"/>
               <w:ind w:left="120"/>
             </w:pPr>
-            <w:hyperlink w:history="1" r:id="rIduijuyukbfihvqevqaiand">
+            <w:hyperlink w:history="1" r:id="rId2ok-vybkdd2rqrt-nscbn">
               <w:r>
                 <w:rPr>
                   <w:rFonts w:ascii="Arial" w:cs="Arial" w:eastAsia="Arial" w:hAnsi="Arial"/>
@@ -24360,7 +24360,7 @@
             <w:pPr>
               <w:spacing w:after="20" w:before="0"/>
             </w:pPr>
-            <w:hyperlink w:history="1" r:id="rIdelmtxgjbca3m54c6vbcb8">
+            <w:hyperlink w:history="1" r:id="rIdwawc-cj6bejchvjt5n0n8">
               <w:r>
                 <w:rPr>
                   <w:rFonts w:ascii="Arial" w:cs="Arial" w:eastAsia="Arial" w:hAnsi="Arial"/>
@@ -24393,7 +24393,7 @@
               <w:spacing w:after="10" w:before="0"/>
               <w:ind w:left="120"/>
             </w:pPr>
-            <w:hyperlink w:history="1" r:id="rIdujb5e7ttqonrxhtgqrjev">
+            <w:hyperlink w:history="1" r:id="rIdki-a6m3oxycyesqk1xxnp">
               <w:r>
                 <w:rPr>
                   <w:rFonts w:ascii="Arial" w:cs="Arial" w:eastAsia="Arial" w:hAnsi="Arial"/>
@@ -24438,7 +24438,7 @@
             <w:pPr>
               <w:spacing w:after="20" w:before="0"/>
             </w:pPr>
-            <w:hyperlink w:history="1" r:id="rIdssarzh-w3kp41n9llclug">
+            <w:hyperlink w:history="1" r:id="rIdlpxpa2hrvmj_a0wxgh7ds">
               <w:r>
                 <w:rPr>
                   <w:rFonts w:ascii="Arial" w:cs="Arial" w:eastAsia="Arial" w:hAnsi="Arial"/>
@@ -24471,7 +24471,7 @@
               <w:spacing w:after="10" w:before="0"/>
               <w:ind w:left="120"/>
             </w:pPr>
-            <w:hyperlink w:history="1" r:id="rIdktuzjwoimwcupuiuwp8bh">
+            <w:hyperlink w:history="1" r:id="rIdzj6jyjscrcmmjjlvkjrl8">
               <w:r>
                 <w:rPr>
                   <w:rFonts w:ascii="Arial" w:cs="Arial" w:eastAsia="Arial" w:hAnsi="Arial"/>
@@ -24666,7 +24666,7 @@
             <w:pPr>
               <w:spacing w:after="20" w:before="0"/>
             </w:pPr>
-            <w:hyperlink w:history="1" r:id="rIduwcvz3b1xsbx4hz9mgfp8">
+            <w:hyperlink w:history="1" r:id="rId2hnjnldjbqxckrsnnt55i">
               <w:r>
                 <w:rPr>
                   <w:rFonts w:ascii="Arial" w:cs="Arial" w:eastAsia="Arial" w:hAnsi="Arial"/>
@@ -24699,7 +24699,7 @@
               <w:spacing w:after="10" w:before="0"/>
               <w:ind w:left="120"/>
             </w:pPr>
-            <w:hyperlink w:history="1" r:id="rId7py0jtlppqzqufzwo34rg">
+            <w:hyperlink w:history="1" r:id="rIdr77tc4zi5r44bqjq1xxfp">
               <w:r>
                 <w:rPr>
                   <w:rFonts w:ascii="Arial" w:cs="Arial" w:eastAsia="Arial" w:hAnsi="Arial"/>
@@ -24744,7 +24744,7 @@
             <w:pPr>
               <w:spacing w:after="20" w:before="0"/>
             </w:pPr>
-            <w:hyperlink w:history="1" r:id="rIdynzojbrlww512370yyx5t">
+            <w:hyperlink w:history="1" r:id="rIdbpgvjh_za3u-aqds0hldr">
               <w:r>
                 <w:rPr>
                   <w:rFonts w:ascii="Arial" w:cs="Arial" w:eastAsia="Arial" w:hAnsi="Arial"/>
@@ -24777,7 +24777,7 @@
               <w:spacing w:after="10" w:before="0"/>
               <w:ind w:left="120"/>
             </w:pPr>
-            <w:hyperlink w:history="1" r:id="rId4ldanw9-daxvtkn6cpi1w">
+            <w:hyperlink w:history="1" r:id="rIdgwjqb87ada995mcn2sn6e">
               <w:r>
                 <w:rPr>
                   <w:rFonts w:ascii="Arial" w:cs="Arial" w:eastAsia="Arial" w:hAnsi="Arial"/>
@@ -26264,7 +26264,7 @@
             <w:pPr>
               <w:spacing w:after="20" w:before="0"/>
             </w:pPr>
-            <w:hyperlink w:history="1" r:id="rId2uqhfuxthswwjg_6brdha">
+            <w:hyperlink w:history="1" r:id="rIdayw1nggwhpysjfrwwl8nd">
               <w:r>
                 <w:rPr>
                   <w:rFonts w:ascii="Arial" w:cs="Arial" w:eastAsia="Arial" w:hAnsi="Arial"/>
@@ -26297,7 +26297,7 @@
               <w:spacing w:after="10" w:before="0"/>
               <w:ind w:left="120"/>
             </w:pPr>
-            <w:hyperlink w:history="1" r:id="rIdhxt5gsdn3zuxfrgkso0or">
+            <w:hyperlink w:history="1" r:id="rIdjislo3uducjdci1cbfnr4">
               <w:r>
                 <w:rPr>
                   <w:rFonts w:ascii="Arial" w:cs="Arial" w:eastAsia="Arial" w:hAnsi="Arial"/>
@@ -26342,7 +26342,7 @@
             <w:pPr>
               <w:spacing w:after="20" w:before="0"/>
             </w:pPr>
-            <w:hyperlink w:history="1" r:id="rIdn8vyl5vlpryu6ymkusnxj">
+            <w:hyperlink w:history="1" r:id="rIdvwczvfkix0xcrcohz3yrs">
               <w:r>
                 <w:rPr>
                   <w:rFonts w:ascii="Arial" w:cs="Arial" w:eastAsia="Arial" w:hAnsi="Arial"/>
@@ -26375,7 +26375,7 @@
               <w:spacing w:after="10" w:before="0"/>
               <w:ind w:left="120"/>
             </w:pPr>
-            <w:hyperlink w:history="1" r:id="rIdx4ivuj6s0al3kd1dshjda">
+            <w:hyperlink w:history="1" r:id="rIdkajanenfef4dr-xyihaxy">
               <w:r>
                 <w:rPr>
                   <w:rFonts w:ascii="Arial" w:cs="Arial" w:eastAsia="Arial" w:hAnsi="Arial"/>
@@ -26570,7 +26570,7 @@
             <w:pPr>
               <w:spacing w:after="20" w:before="0"/>
             </w:pPr>
-            <w:hyperlink w:history="1" r:id="rIdg8sow_8mjqlamcutfth_a">
+            <w:hyperlink w:history="1" r:id="rId1c0yckmvvxqcv_rud9wxf">
               <w:r>
                 <w:rPr>
                   <w:rFonts w:ascii="Arial" w:cs="Arial" w:eastAsia="Arial" w:hAnsi="Arial"/>
@@ -26603,7 +26603,7 @@
               <w:spacing w:after="10" w:before="0"/>
               <w:ind w:left="120"/>
             </w:pPr>
-            <w:hyperlink w:history="1" r:id="rIdane94wmzbquaispjiqqwm">
+            <w:hyperlink w:history="1" r:id="rId8ldhhvhimcq50amxxjszi">
               <w:r>
                 <w:rPr>
                   <w:rFonts w:ascii="Arial" w:cs="Arial" w:eastAsia="Arial" w:hAnsi="Arial"/>
@@ -26648,7 +26648,7 @@
             <w:pPr>
               <w:spacing w:after="20" w:before="0"/>
             </w:pPr>
-            <w:hyperlink w:history="1" r:id="rIdbqzymfviva3jppphskhe3">
+            <w:hyperlink w:history="1" r:id="rIdjqcelwsphbhdkl5pep4p9">
               <w:r>
                 <w:rPr>
                   <w:rFonts w:ascii="Arial" w:cs="Arial" w:eastAsia="Arial" w:hAnsi="Arial"/>
@@ -26681,7 +26681,7 @@
               <w:spacing w:after="10" w:before="0"/>
               <w:ind w:left="120"/>
             </w:pPr>
-            <w:hyperlink w:history="1" r:id="rIdl5gv3lopyio4v0ifkugnj">
+            <w:hyperlink w:history="1" r:id="rIdmz4cj1rdn2n_hnpzz-_pq">
               <w:r>
                 <w:rPr>
                   <w:rFonts w:ascii="Arial" w:cs="Arial" w:eastAsia="Arial" w:hAnsi="Arial"/>
@@ -26876,7 +26876,7 @@
             <w:pPr>
               <w:spacing w:after="20" w:before="0"/>
             </w:pPr>
-            <w:hyperlink w:history="1" r:id="rIdbbr9yiuibn-axbvzreeca">
+            <w:hyperlink w:history="1" r:id="rId7ad-2zryd0op9leg265mt">
               <w:r>
                 <w:rPr>
                   <w:rFonts w:ascii="Arial" w:cs="Arial" w:eastAsia="Arial" w:hAnsi="Arial"/>
@@ -26909,7 +26909,7 @@
               <w:spacing w:after="10" w:before="0"/>
               <w:ind w:left="120"/>
             </w:pPr>
-            <w:hyperlink w:history="1" r:id="rId1m2erfpjrzmxb-gwyziv1">
+            <w:hyperlink w:history="1" r:id="rIdhhv3vzak8ski2ocmv2w1m">
               <w:r>
                 <w:rPr>
                   <w:rFonts w:ascii="Arial" w:cs="Arial" w:eastAsia="Arial" w:hAnsi="Arial"/>
@@ -26954,7 +26954,7 @@
             <w:pPr>
               <w:spacing w:after="20" w:before="0"/>
             </w:pPr>
-            <w:hyperlink w:history="1" r:id="rIdemnnevr9ehqreqcroayu1">
+            <w:hyperlink w:history="1" r:id="rIdyjvn1w9ownp7vlcqly9vr">
               <w:r>
                 <w:rPr>
                   <w:rFonts w:ascii="Arial" w:cs="Arial" w:eastAsia="Arial" w:hAnsi="Arial"/>
@@ -26987,7 +26987,7 @@
               <w:spacing w:after="10" w:before="0"/>
               <w:ind w:left="120"/>
             </w:pPr>
-            <w:hyperlink w:history="1" r:id="rIdbliozekhjv_zanxnr1wgu">
+            <w:hyperlink w:history="1" r:id="rIdomqrvdjuxxxbsgowed4jt">
               <w:r>
                 <w:rPr>
                   <w:rFonts w:ascii="Arial" w:cs="Arial" w:eastAsia="Arial" w:hAnsi="Arial"/>
@@ -27182,7 +27182,7 @@
             <w:pPr>
               <w:spacing w:after="20" w:before="0"/>
             </w:pPr>
-            <w:hyperlink w:history="1" r:id="rIdljcxfmsxjn6f2_y11ttkj">
+            <w:hyperlink w:history="1" r:id="rId0tndb9ntktmtuk35v8o10">
               <w:r>
                 <w:rPr>
                   <w:rFonts w:ascii="Arial" w:cs="Arial" w:eastAsia="Arial" w:hAnsi="Arial"/>
@@ -27215,7 +27215,7 @@
               <w:spacing w:after="10" w:before="0"/>
               <w:ind w:left="120"/>
             </w:pPr>
-            <w:hyperlink w:history="1" r:id="rIdpkhs8vrc_xip03f7prff-">
+            <w:hyperlink w:history="1" r:id="rId1g2wuz62l_5m05h1ghpdg">
               <w:r>
                 <w:rPr>
                   <w:rFonts w:ascii="Arial" w:cs="Arial" w:eastAsia="Arial" w:hAnsi="Arial"/>
@@ -27260,7 +27260,7 @@
             <w:pPr>
               <w:spacing w:after="20" w:before="0"/>
             </w:pPr>
-            <w:hyperlink w:history="1" r:id="rIdcgtaubiwjnkrkfn_cg0gd">
+            <w:hyperlink w:history="1" r:id="rIdkhjthqtguywwxdvcoahed">
               <w:r>
                 <w:rPr>
                   <w:rFonts w:ascii="Arial" w:cs="Arial" w:eastAsia="Arial" w:hAnsi="Arial"/>
@@ -27293,7 +27293,7 @@
               <w:spacing w:after="10" w:before="0"/>
               <w:ind w:left="120"/>
             </w:pPr>
-            <w:hyperlink w:history="1" r:id="rIddc8cb0vfkha2igjivgihf">
+            <w:hyperlink w:history="1" r:id="rIdioatx6q51tbkhwklvmqpt">
               <w:r>
                 <w:rPr>
                   <w:rFonts w:ascii="Arial" w:cs="Arial" w:eastAsia="Arial" w:hAnsi="Arial"/>
@@ -27488,7 +27488,7 @@
             <w:pPr>
               <w:spacing w:after="20" w:before="0"/>
             </w:pPr>
-            <w:hyperlink w:history="1" r:id="rIdrp6o7bchjbmw8cbqjwlbv">
+            <w:hyperlink w:history="1" r:id="rId41vup9yu4wz-0m9qiwnbg">
               <w:r>
                 <w:rPr>
                   <w:rFonts w:ascii="Arial" w:cs="Arial" w:eastAsia="Arial" w:hAnsi="Arial"/>
@@ -27521,7 +27521,7 @@
               <w:spacing w:after="10" w:before="0"/>
               <w:ind w:left="120"/>
             </w:pPr>
-            <w:hyperlink w:history="1" r:id="rIdkoa18gacygwna8y8j0kw2">
+            <w:hyperlink w:history="1" r:id="rIdfv02f9v-4kcc3fdgarc1c">
               <w:r>
                 <w:rPr>
                   <w:rFonts w:ascii="Arial" w:cs="Arial" w:eastAsia="Arial" w:hAnsi="Arial"/>
@@ -27566,7 +27566,7 @@
             <w:pPr>
               <w:spacing w:after="20" w:before="0"/>
             </w:pPr>
-            <w:hyperlink w:history="1" r:id="rIdna4ojs7surnrb7inlvgjj">
+            <w:hyperlink w:history="1" r:id="rIdapwb_qmowqqavc7lyavao">
               <w:r>
                 <w:rPr>
                   <w:rFonts w:ascii="Arial" w:cs="Arial" w:eastAsia="Arial" w:hAnsi="Arial"/>
@@ -27599,7 +27599,7 @@
               <w:spacing w:after="10" w:before="0"/>
               <w:ind w:left="120"/>
             </w:pPr>
-            <w:hyperlink w:history="1" r:id="rIdbjxxl49-ecndhwfqinx_w">
+            <w:hyperlink w:history="1" r:id="rId_ezqaja_j7xslturzsjyc">
               <w:r>
                 <w:rPr>
                   <w:rFonts w:ascii="Arial" w:cs="Arial" w:eastAsia="Arial" w:hAnsi="Arial"/>
@@ -29086,7 +29086,7 @@
             <w:pPr>
               <w:spacing w:after="20" w:before="0"/>
             </w:pPr>
-            <w:hyperlink w:history="1" r:id="rIdxjrz28jvbp-sz3aosnxwz">
+            <w:hyperlink w:history="1" r:id="rIdzjfs9w9xmtgatfybbzhit">
               <w:r>
                 <w:rPr>
                   <w:rFonts w:ascii="Arial" w:cs="Arial" w:eastAsia="Arial" w:hAnsi="Arial"/>
@@ -29119,7 +29119,7 @@
               <w:spacing w:after="10" w:before="0"/>
               <w:ind w:left="120"/>
             </w:pPr>
-            <w:hyperlink w:history="1" r:id="rIdpeuwkb77lob58itucz7ve">
+            <w:hyperlink w:history="1" r:id="rIdpwgnk0ztnqgbgvd4iqgpc">
               <w:r>
                 <w:rPr>
                   <w:rFonts w:ascii="Arial" w:cs="Arial" w:eastAsia="Arial" w:hAnsi="Arial"/>
@@ -29164,7 +29164,7 @@
             <w:pPr>
               <w:spacing w:after="20" w:before="0"/>
             </w:pPr>
-            <w:hyperlink w:history="1" r:id="rIdicaedtdkiukx2om5b09km">
+            <w:hyperlink w:history="1" r:id="rIdkwlfyoxg0xjbcyoq9s45s">
               <w:r>
                 <w:rPr>
                   <w:rFonts w:ascii="Arial" w:cs="Arial" w:eastAsia="Arial" w:hAnsi="Arial"/>
@@ -29197,7 +29197,7 @@
               <w:spacing w:after="10" w:before="0"/>
               <w:ind w:left="120"/>
             </w:pPr>
-            <w:hyperlink w:history="1" r:id="rIdd9bdtcgwmocyd4sw0xe9g">
+            <w:hyperlink w:history="1" r:id="rIdto41j1nz2ujihd9ua16b9">
               <w:r>
                 <w:rPr>
                   <w:rFonts w:ascii="Arial" w:cs="Arial" w:eastAsia="Arial" w:hAnsi="Arial"/>
@@ -29392,7 +29392,7 @@
             <w:pPr>
               <w:spacing w:after="20" w:before="0"/>
             </w:pPr>
-            <w:hyperlink w:history="1" r:id="rIdm9-okdkpnl3ofrm7tggvt">
+            <w:hyperlink w:history="1" r:id="rIdlpo_lkrbbcbj9vgln9mru">
               <w:r>
                 <w:rPr>
                   <w:rFonts w:ascii="Arial" w:cs="Arial" w:eastAsia="Arial" w:hAnsi="Arial"/>
@@ -29425,7 +29425,7 @@
               <w:spacing w:after="10" w:before="0"/>
               <w:ind w:left="120"/>
             </w:pPr>
-            <w:hyperlink w:history="1" r:id="rIdbmqjtv0rcj2juxdm8eeg1">
+            <w:hyperlink w:history="1" r:id="rIdhhgopmatsm8etvb7xwipz">
               <w:r>
                 <w:rPr>
                   <w:rFonts w:ascii="Arial" w:cs="Arial" w:eastAsia="Arial" w:hAnsi="Arial"/>
@@ -29470,7 +29470,7 @@
             <w:pPr>
               <w:spacing w:after="20" w:before="0"/>
             </w:pPr>
-            <w:hyperlink w:history="1" r:id="rIdwhm_l24ihlqojjusottki">
+            <w:hyperlink w:history="1" r:id="rIdplhstj-ztefnkp08h1spf">
               <w:r>
                 <w:rPr>
                   <w:rFonts w:ascii="Arial" w:cs="Arial" w:eastAsia="Arial" w:hAnsi="Arial"/>
@@ -29503,7 +29503,7 @@
               <w:spacing w:after="10" w:before="0"/>
               <w:ind w:left="120"/>
             </w:pPr>
-            <w:hyperlink w:history="1" r:id="rIdulgzzpurgcv9gcubudhoh">
+            <w:hyperlink w:history="1" r:id="rIdqayedovi2oeeotfiroisi">
               <w:r>
                 <w:rPr>
                   <w:rFonts w:ascii="Arial" w:cs="Arial" w:eastAsia="Arial" w:hAnsi="Arial"/>
@@ -29698,7 +29698,7 @@
             <w:pPr>
               <w:spacing w:after="20" w:before="0"/>
             </w:pPr>
-            <w:hyperlink w:history="1" r:id="rIdxiefpo02t1wzpy4_91pqn">
+            <w:hyperlink w:history="1" r:id="rId-q9jmwpyjdek5gvr3ykjv">
               <w:r>
                 <w:rPr>
                   <w:rFonts w:ascii="Arial" w:cs="Arial" w:eastAsia="Arial" w:hAnsi="Arial"/>
@@ -29731,7 +29731,7 @@
               <w:spacing w:after="10" w:before="0"/>
               <w:ind w:left="120"/>
             </w:pPr>
-            <w:hyperlink w:history="1" r:id="rId8m0fhkgz_ueonj9_2ra9t">
+            <w:hyperlink w:history="1" r:id="rIdygngm8fnznuvvzwpe6rbm">
               <w:r>
                 <w:rPr>
                   <w:rFonts w:ascii="Arial" w:cs="Arial" w:eastAsia="Arial" w:hAnsi="Arial"/>
@@ -29776,7 +29776,7 @@
             <w:pPr>
               <w:spacing w:after="20" w:before="0"/>
             </w:pPr>
-            <w:hyperlink w:history="1" r:id="rId2okurzovji3mqaomwu46v">
+            <w:hyperlink w:history="1" r:id="rIdtczicsqijihbi6iy2j3rf">
               <w:r>
                 <w:rPr>
                   <w:rFonts w:ascii="Arial" w:cs="Arial" w:eastAsia="Arial" w:hAnsi="Arial"/>
@@ -29809,7 +29809,7 @@
               <w:spacing w:after="10" w:before="0"/>
               <w:ind w:left="120"/>
             </w:pPr>
-            <w:hyperlink w:history="1" r:id="rIdyczg4vjf5lazienpemznd">
+            <w:hyperlink w:history="1" r:id="rIdbepvhsiusswmnlsyekoxu">
               <w:r>
                 <w:rPr>
                   <w:rFonts w:ascii="Arial" w:cs="Arial" w:eastAsia="Arial" w:hAnsi="Arial"/>
@@ -30004,7 +30004,7 @@
             <w:pPr>
               <w:spacing w:after="20" w:before="0"/>
             </w:pPr>
-            <w:hyperlink w:history="1" r:id="rIdbwv5izlqu605t3d7cd-6p">
+            <w:hyperlink w:history="1" r:id="rIdlss0kissz6mrpaaj_cktw">
               <w:r>
                 <w:rPr>
                   <w:rFonts w:ascii="Arial" w:cs="Arial" w:eastAsia="Arial" w:hAnsi="Arial"/>
@@ -30037,7 +30037,7 @@
               <w:spacing w:after="10" w:before="0"/>
               <w:ind w:left="120"/>
             </w:pPr>
-            <w:hyperlink w:history="1" r:id="rIdipenudc4tmx-s-7uva8wx">
+            <w:hyperlink w:history="1" r:id="rIdwyfs2du8pmaztdh3tijgh">
               <w:r>
                 <w:rPr>
                   <w:rFonts w:ascii="Arial" w:cs="Arial" w:eastAsia="Arial" w:hAnsi="Arial"/>
@@ -30082,7 +30082,7 @@
             <w:pPr>
               <w:spacing w:after="20" w:before="0"/>
             </w:pPr>
-            <w:hyperlink w:history="1" r:id="rIdvmhnou2slq_weswj0v5c1">
+            <w:hyperlink w:history="1" r:id="rIdecnxzfo_qcmxcjemfkx7_">
               <w:r>
                 <w:rPr>
                   <w:rFonts w:ascii="Arial" w:cs="Arial" w:eastAsia="Arial" w:hAnsi="Arial"/>
@@ -30115,7 +30115,7 @@
               <w:spacing w:after="10" w:before="0"/>
               <w:ind w:left="120"/>
             </w:pPr>
-            <w:hyperlink w:history="1" r:id="rIdlmae3dgqc5yfm5rzdoonm">
+            <w:hyperlink w:history="1" r:id="rIda7b5mzblhcopxn1xa19do">
               <w:r>
                 <w:rPr>
                   <w:rFonts w:ascii="Arial" w:cs="Arial" w:eastAsia="Arial" w:hAnsi="Arial"/>
@@ -30310,7 +30310,7 @@
             <w:pPr>
               <w:spacing w:after="20" w:before="0"/>
             </w:pPr>
-            <w:hyperlink w:history="1" r:id="rIdwvra7aahvpjsi4wlk__by">
+            <w:hyperlink w:history="1" r:id="rId8w0enx6ozqy3z13scy0ak">
               <w:r>
                 <w:rPr>
                   <w:rFonts w:ascii="Arial" w:cs="Arial" w:eastAsia="Arial" w:hAnsi="Arial"/>
@@ -30343,7 +30343,7 @@
               <w:spacing w:after="10" w:before="0"/>
               <w:ind w:left="120"/>
             </w:pPr>
-            <w:hyperlink w:history="1" r:id="rIdc7zmg53u8fav8bqvf8hak">
+            <w:hyperlink w:history="1" r:id="rIdr3usunl1xgezjrsmwg90h">
               <w:r>
                 <w:rPr>
                   <w:rFonts w:ascii="Arial" w:cs="Arial" w:eastAsia="Arial" w:hAnsi="Arial"/>
@@ -30388,7 +30388,7 @@
             <w:pPr>
               <w:spacing w:after="20" w:before="0"/>
             </w:pPr>
-            <w:hyperlink w:history="1" r:id="rIddj5ahck-ar685v0mez1z2">
+            <w:hyperlink w:history="1" r:id="rIdu7hwbtkps4nu4hes3ixxd">
               <w:r>
                 <w:rPr>
                   <w:rFonts w:ascii="Arial" w:cs="Arial" w:eastAsia="Arial" w:hAnsi="Arial"/>
@@ -30421,7 +30421,7 @@
               <w:spacing w:after="10" w:before="0"/>
               <w:ind w:left="120"/>
             </w:pPr>
-            <w:hyperlink w:history="1" r:id="rIdnerxjjeyr9whswzayfxy3">
+            <w:hyperlink w:history="1" r:id="rIdxpigj-ztqmb4mnbqwiniu">
               <w:r>
                 <w:rPr>
                   <w:rFonts w:ascii="Arial" w:cs="Arial" w:eastAsia="Arial" w:hAnsi="Arial"/>
@@ -32022,7 +32022,7 @@
             <w:pPr>
               <w:spacing w:after="20" w:before="0"/>
             </w:pPr>
-            <w:hyperlink w:history="1" r:id="rId1obj8r7jnt2pupjwl4vvy">
+            <w:hyperlink w:history="1" r:id="rIdj7how4doujz1paogjhwab">
               <w:r>
                 <w:rPr>
                   <w:rFonts w:ascii="Arial" w:cs="Arial" w:eastAsia="Arial" w:hAnsi="Arial"/>
@@ -32055,7 +32055,7 @@
               <w:spacing w:after="10" w:before="0"/>
               <w:ind w:left="120"/>
             </w:pPr>
-            <w:hyperlink w:history="1" r:id="rIdggwxw-povqwezpmfkfkn9">
+            <w:hyperlink w:history="1" r:id="rIdw9fhwi7tiuowq2oovtmsk">
               <w:r>
                 <w:rPr>
                   <w:rFonts w:ascii="Arial" w:cs="Arial" w:eastAsia="Arial" w:hAnsi="Arial"/>
@@ -32100,7 +32100,7 @@
             <w:pPr>
               <w:spacing w:after="20" w:before="0"/>
             </w:pPr>
-            <w:hyperlink w:history="1" r:id="rIdmqc6kr3rfl9q-cki3lol6">
+            <w:hyperlink w:history="1" r:id="rIdm_jafihpsiafscm2f_gja">
               <w:r>
                 <w:rPr>
                   <w:rFonts w:ascii="Arial" w:cs="Arial" w:eastAsia="Arial" w:hAnsi="Arial"/>
@@ -32133,7 +32133,7 @@
               <w:spacing w:after="10" w:before="0"/>
               <w:ind w:left="120"/>
             </w:pPr>
-            <w:hyperlink w:history="1" r:id="rIdibu0yohkmgvisjfryrl6u">
+            <w:hyperlink w:history="1" r:id="rIdr13agfu48mncdeypuwk5g">
               <w:r>
                 <w:rPr>
                   <w:rFonts w:ascii="Arial" w:cs="Arial" w:eastAsia="Arial" w:hAnsi="Arial"/>
@@ -32328,7 +32328,7 @@
             <w:pPr>
               <w:spacing w:after="20" w:before="0"/>
             </w:pPr>
-            <w:hyperlink w:history="1" r:id="rIdwvgizftgtpqmmzqnquv2f">
+            <w:hyperlink w:history="1" r:id="rIdoyz7uzpw027212bzpmyv8">
               <w:r>
                 <w:rPr>
                   <w:rFonts w:ascii="Arial" w:cs="Arial" w:eastAsia="Arial" w:hAnsi="Arial"/>
@@ -32361,7 +32361,7 @@
               <w:spacing w:after="10" w:before="0"/>
               <w:ind w:left="120"/>
             </w:pPr>
-            <w:hyperlink w:history="1" r:id="rIdbhnltneswwobgxbe0uane">
+            <w:hyperlink w:history="1" r:id="rIdkadqmzeolxuzzdhtu53lp">
               <w:r>
                 <w:rPr>
                   <w:rFonts w:ascii="Arial" w:cs="Arial" w:eastAsia="Arial" w:hAnsi="Arial"/>
@@ -32406,7 +32406,7 @@
             <w:pPr>
               <w:spacing w:after="20" w:before="0"/>
             </w:pPr>
-            <w:hyperlink w:history="1" r:id="rId4cowgfzionoxhxlpej9mv">
+            <w:hyperlink w:history="1" r:id="rIdfrzqa9evklvwtkpil1vqq">
               <w:r>
                 <w:rPr>
                   <w:rFonts w:ascii="Arial" w:cs="Arial" w:eastAsia="Arial" w:hAnsi="Arial"/>
@@ -32439,7 +32439,7 @@
               <w:spacing w:after="10" w:before="0"/>
               <w:ind w:left="120"/>
             </w:pPr>
-            <w:hyperlink w:history="1" r:id="rId-tkejj7hvre3p3i0zqg8i">
+            <w:hyperlink w:history="1" r:id="rIdsvp9r2fp-c2b2ifwa6cf9">
               <w:r>
                 <w:rPr>
                   <w:rFonts w:ascii="Arial" w:cs="Arial" w:eastAsia="Arial" w:hAnsi="Arial"/>
@@ -32634,7 +32634,7 @@
             <w:pPr>
               <w:spacing w:after="20" w:before="0"/>
             </w:pPr>
-            <w:hyperlink w:history="1" r:id="rIdzwqyuvte7cp8fap03kcy1">
+            <w:hyperlink w:history="1" r:id="rIdbl-fndc90zwr-hwynrobz">
               <w:r>
                 <w:rPr>
                   <w:rFonts w:ascii="Arial" w:cs="Arial" w:eastAsia="Arial" w:hAnsi="Arial"/>
@@ -32667,7 +32667,7 @@
               <w:spacing w:after="10" w:before="0"/>
               <w:ind w:left="120"/>
             </w:pPr>
-            <w:hyperlink w:history="1" r:id="rIddp2g1sjd7o2fclzd-vi92">
+            <w:hyperlink w:history="1" r:id="rIdj1io24voe05zrynfyu6s0">
               <w:r>
                 <w:rPr>
                   <w:rFonts w:ascii="Arial" w:cs="Arial" w:eastAsia="Arial" w:hAnsi="Arial"/>
@@ -32712,7 +32712,7 @@
             <w:pPr>
               <w:spacing w:after="20" w:before="0"/>
             </w:pPr>
-            <w:hyperlink w:history="1" r:id="rIdpgv1imsi4eadycb78w268">
+            <w:hyperlink w:history="1" r:id="rIdefvx7t8otby0yuyt6gh3e">
               <w:r>
                 <w:rPr>
                   <w:rFonts w:ascii="Arial" w:cs="Arial" w:eastAsia="Arial" w:hAnsi="Arial"/>
@@ -32745,7 +32745,7 @@
               <w:spacing w:after="10" w:before="0"/>
               <w:ind w:left="120"/>
             </w:pPr>
-            <w:hyperlink w:history="1" r:id="rIdtkethlnvmv5u09ukmhbyp">
+            <w:hyperlink w:history="1" r:id="rIdbictntii7ystvyo-jx3q0">
               <w:r>
                 <w:rPr>
                   <w:rFonts w:ascii="Arial" w:cs="Arial" w:eastAsia="Arial" w:hAnsi="Arial"/>
@@ -32940,7 +32940,7 @@
             <w:pPr>
               <w:spacing w:after="20" w:before="0"/>
             </w:pPr>
-            <w:hyperlink w:history="1" r:id="rIdyqqrh3sgalqmvqyqurgr9">
+            <w:hyperlink w:history="1" r:id="rId-vvbcymiobhsxjielhkjr">
               <w:r>
                 <w:rPr>
                   <w:rFonts w:ascii="Arial" w:cs="Arial" w:eastAsia="Arial" w:hAnsi="Arial"/>
@@ -32973,7 +32973,7 @@
               <w:spacing w:after="10" w:before="0"/>
               <w:ind w:left="120"/>
             </w:pPr>
-            <w:hyperlink w:history="1" r:id="rId5ry_njilgsqiepwxlxz7s">
+            <w:hyperlink w:history="1" r:id="rIdqrowhp3vg3hlrxr6x6-iq">
               <w:r>
                 <w:rPr>
                   <w:rFonts w:ascii="Arial" w:cs="Arial" w:eastAsia="Arial" w:hAnsi="Arial"/>
@@ -33018,7 +33018,7 @@
             <w:pPr>
               <w:spacing w:after="20" w:before="0"/>
             </w:pPr>
-            <w:hyperlink w:history="1" r:id="rIde9k0lr7ylxicreu3ecznn">
+            <w:hyperlink w:history="1" r:id="rIdvwufqdpyjso8g4vbilpss">
               <w:r>
                 <w:rPr>
                   <w:rFonts w:ascii="Arial" w:cs="Arial" w:eastAsia="Arial" w:hAnsi="Arial"/>
@@ -33051,7 +33051,7 @@
               <w:spacing w:after="10" w:before="0"/>
               <w:ind w:left="120"/>
             </w:pPr>
-            <w:hyperlink w:history="1" r:id="rIdp3v8-krn0rbkpkrkbug--">
+            <w:hyperlink w:history="1" r:id="rIdt8fcq9gf1mhzv1obfr7lm">
               <w:r>
                 <w:rPr>
                   <w:rFonts w:ascii="Arial" w:cs="Arial" w:eastAsia="Arial" w:hAnsi="Arial"/>
@@ -33246,7 +33246,7 @@
             <w:pPr>
               <w:spacing w:after="20" w:before="0"/>
             </w:pPr>
-            <w:hyperlink w:history="1" r:id="rIdaoe283ihujbwc8_tfkrlv">
+            <w:hyperlink w:history="1" r:id="rIdwbchxnsqu2pruo1mdzbde">
               <w:r>
                 <w:rPr>
                   <w:rFonts w:ascii="Arial" w:cs="Arial" w:eastAsia="Arial" w:hAnsi="Arial"/>
@@ -33279,7 +33279,7 @@
               <w:spacing w:after="10" w:before="0"/>
               <w:ind w:left="120"/>
             </w:pPr>
-            <w:hyperlink w:history="1" r:id="rIddnlv8xfvydfoamhcbuki7">
+            <w:hyperlink w:history="1" r:id="rId-dblgyilnrisv0avstfvy">
               <w:r>
                 <w:rPr>
                   <w:rFonts w:ascii="Arial" w:cs="Arial" w:eastAsia="Arial" w:hAnsi="Arial"/>
@@ -33324,7 +33324,7 @@
             <w:pPr>
               <w:spacing w:after="20" w:before="0"/>
             </w:pPr>
-            <w:hyperlink w:history="1" r:id="rIdt0gdd1_kupg4-xymizc--">
+            <w:hyperlink w:history="1" r:id="rIdc7dmdacrull_5ao7or_sy">
               <w:r>
                 <w:rPr>
                   <w:rFonts w:ascii="Arial" w:cs="Arial" w:eastAsia="Arial" w:hAnsi="Arial"/>
@@ -33357,7 +33357,7 @@
               <w:spacing w:after="10" w:before="0"/>
               <w:ind w:left="120"/>
             </w:pPr>
-            <w:hyperlink w:history="1" r:id="rIdfcu4lzwexyar6yh7ohugu">
+            <w:hyperlink w:history="1" r:id="rIdukkez7vzkpjzt5na6sfld">
               <w:r>
                 <w:rPr>
                   <w:rFonts w:ascii="Arial" w:cs="Arial" w:eastAsia="Arial" w:hAnsi="Arial"/>
@@ -34844,7 +34844,7 @@
             <w:pPr>
               <w:spacing w:after="20" w:before="0"/>
             </w:pPr>
-            <w:hyperlink w:history="1" r:id="rId85g3_wmu0hlmeaf30iips">
+            <w:hyperlink w:history="1" r:id="rIdpejuckphn97icdkm0mfie">
               <w:r>
                 <w:rPr>
                   <w:rFonts w:ascii="Arial" w:cs="Arial" w:eastAsia="Arial" w:hAnsi="Arial"/>
@@ -34877,7 +34877,7 @@
               <w:spacing w:after="10" w:before="0"/>
               <w:ind w:left="120"/>
             </w:pPr>
-            <w:hyperlink w:history="1" r:id="rIduqgujmt72fu_y64lcbgjy">
+            <w:hyperlink w:history="1" r:id="rIdhohsacfq7m_k_sejn1gls">
               <w:r>
                 <w:rPr>
                   <w:rFonts w:ascii="Arial" w:cs="Arial" w:eastAsia="Arial" w:hAnsi="Arial"/>
@@ -34922,7 +34922,7 @@
             <w:pPr>
               <w:spacing w:after="20" w:before="0"/>
             </w:pPr>
-            <w:hyperlink w:history="1" r:id="rIdj3twugbogipn40si1rser">
+            <w:hyperlink w:history="1" r:id="rIdswqrawo50zir7ubuukq4o">
               <w:r>
                 <w:rPr>
                   <w:rFonts w:ascii="Arial" w:cs="Arial" w:eastAsia="Arial" w:hAnsi="Arial"/>
@@ -34955,7 +34955,7 @@
               <w:spacing w:after="10" w:before="0"/>
               <w:ind w:left="120"/>
             </w:pPr>
-            <w:hyperlink w:history="1" r:id="rIdouajqynzj-b2tuwrzisy8">
+            <w:hyperlink w:history="1" r:id="rIdtz8ygiuxr0rnxai7ab_xi">
               <w:r>
                 <w:rPr>
                   <w:rFonts w:ascii="Arial" w:cs="Arial" w:eastAsia="Arial" w:hAnsi="Arial"/>
@@ -35150,7 +35150,7 @@
             <w:pPr>
               <w:spacing w:after="20" w:before="0"/>
             </w:pPr>
-            <w:hyperlink w:history="1" r:id="rIdiiuxdmup4cgiruw4jzada">
+            <w:hyperlink w:history="1" r:id="rIdj_173xb25iepkrjfjqvmx">
               <w:r>
                 <w:rPr>
                   <w:rFonts w:ascii="Arial" w:cs="Arial" w:eastAsia="Arial" w:hAnsi="Arial"/>
@@ -35183,7 +35183,7 @@
               <w:spacing w:after="10" w:before="0"/>
               <w:ind w:left="120"/>
             </w:pPr>
-            <w:hyperlink w:history="1" r:id="rIdtddfeeahfetkfv99ytwk1">
+            <w:hyperlink w:history="1" r:id="rIdhl5czytln8zqkmk7sq56o">
               <w:r>
                 <w:rPr>
                   <w:rFonts w:ascii="Arial" w:cs="Arial" w:eastAsia="Arial" w:hAnsi="Arial"/>
@@ -35228,7 +35228,7 @@
             <w:pPr>
               <w:spacing w:after="20" w:before="0"/>
             </w:pPr>
-            <w:hyperlink w:history="1" r:id="rIdm3mzrqbrkrowbvdvghvxo">
+            <w:hyperlink w:history="1" r:id="rId8kg5trysmbcekhortdzsq">
               <w:r>
                 <w:rPr>
                   <w:rFonts w:ascii="Arial" w:cs="Arial" w:eastAsia="Arial" w:hAnsi="Arial"/>
@@ -35261,7 +35261,7 @@
               <w:spacing w:after="10" w:before="0"/>
               <w:ind w:left="120"/>
             </w:pPr>
-            <w:hyperlink w:history="1" r:id="rIdtf-soztgowhl5nd1i56se">
+            <w:hyperlink w:history="1" r:id="rIdlck0jp723xn7lfvhggewb">
               <w:r>
                 <w:rPr>
                   <w:rFonts w:ascii="Arial" w:cs="Arial" w:eastAsia="Arial" w:hAnsi="Arial"/>
@@ -35456,7 +35456,7 @@
             <w:pPr>
               <w:spacing w:after="20" w:before="0"/>
             </w:pPr>
-            <w:hyperlink w:history="1" r:id="rId57gqbcjxkkmxd1mrgpgon">
+            <w:hyperlink w:history="1" r:id="rIdgnd-mumkzgg_fn3lp9hmv">
               <w:r>
                 <w:rPr>
                   <w:rFonts w:ascii="Arial" w:cs="Arial" w:eastAsia="Arial" w:hAnsi="Arial"/>
@@ -35489,7 +35489,7 @@
               <w:spacing w:after="10" w:before="0"/>
               <w:ind w:left="120"/>
             </w:pPr>
-            <w:hyperlink w:history="1" r:id="rIdktipv29gksn5hplms8oup">
+            <w:hyperlink w:history="1" r:id="rIdbygkje3iaic5cmk2rwv_i">
               <w:r>
                 <w:rPr>
                   <w:rFonts w:ascii="Arial" w:cs="Arial" w:eastAsia="Arial" w:hAnsi="Arial"/>
@@ -35534,7 +35534,7 @@
             <w:pPr>
               <w:spacing w:after="20" w:before="0"/>
             </w:pPr>
-            <w:hyperlink w:history="1" r:id="rIdoqgy8btb_nbbxscqcr5ub">
+            <w:hyperlink w:history="1" r:id="rIdwi7mi6acbr-q2-lyfqb6k">
               <w:r>
                 <w:rPr>
                   <w:rFonts w:ascii="Arial" w:cs="Arial" w:eastAsia="Arial" w:hAnsi="Arial"/>
@@ -35567,7 +35567,7 @@
               <w:spacing w:after="10" w:before="0"/>
               <w:ind w:left="120"/>
             </w:pPr>
-            <w:hyperlink w:history="1" r:id="rIdyflvzotqzdoekmyf-gykv">
+            <w:hyperlink w:history="1" r:id="rIdoz35bm2k3vybh1j558-ro">
               <w:r>
                 <w:rPr>
                   <w:rFonts w:ascii="Arial" w:cs="Arial" w:eastAsia="Arial" w:hAnsi="Arial"/>
@@ -35762,7 +35762,7 @@
             <w:pPr>
               <w:spacing w:after="20" w:before="0"/>
             </w:pPr>
-            <w:hyperlink w:history="1" r:id="rId1f8rfkcpfvpboh9ptt1vm">
+            <w:hyperlink w:history="1" r:id="rId602dxr_bu9yav86gll1ba">
               <w:r>
                 <w:rPr>
                   <w:rFonts w:ascii="Arial" w:cs="Arial" w:eastAsia="Arial" w:hAnsi="Arial"/>
@@ -35795,7 +35795,7 @@
               <w:spacing w:after="10" w:before="0"/>
               <w:ind w:left="120"/>
             </w:pPr>
-            <w:hyperlink w:history="1" r:id="rIdr7jp5wunjnvj8x7b65k7q">
+            <w:hyperlink w:history="1" r:id="rIdvj8b6c_oxlbgfzeu72byx">
               <w:r>
                 <w:rPr>
                   <w:rFonts w:ascii="Arial" w:cs="Arial" w:eastAsia="Arial" w:hAnsi="Arial"/>
@@ -35840,7 +35840,7 @@
             <w:pPr>
               <w:spacing w:after="20" w:before="0"/>
             </w:pPr>
-            <w:hyperlink w:history="1" r:id="rId52k-rmlwihdzxylv3aftr">
+            <w:hyperlink w:history="1" r:id="rIdyxe4p-dk7qkpxpazndo8r">
               <w:r>
                 <w:rPr>
                   <w:rFonts w:ascii="Arial" w:cs="Arial" w:eastAsia="Arial" w:hAnsi="Arial"/>
@@ -35873,7 +35873,7 @@
               <w:spacing w:after="10" w:before="0"/>
               <w:ind w:left="120"/>
             </w:pPr>
-            <w:hyperlink w:history="1" r:id="rIdoovzzh4q8sqqnpbjf0tzo">
+            <w:hyperlink w:history="1" r:id="rIdn81ydhuwjurmsci1zllre">
               <w:r>
                 <w:rPr>
                   <w:rFonts w:ascii="Arial" w:cs="Arial" w:eastAsia="Arial" w:hAnsi="Arial"/>
@@ -36068,7 +36068,7 @@
             <w:pPr>
               <w:spacing w:after="20" w:before="0"/>
             </w:pPr>
-            <w:hyperlink w:history="1" r:id="rIdeo6wz84q7esallt6zemwn">
+            <w:hyperlink w:history="1" r:id="rIdierq8qm8bgpgfadwjxcbh">
               <w:r>
                 <w:rPr>
                   <w:rFonts w:ascii="Arial" w:cs="Arial" w:eastAsia="Arial" w:hAnsi="Arial"/>
@@ -36101,7 +36101,7 @@
               <w:spacing w:after="10" w:before="0"/>
               <w:ind w:left="120"/>
             </w:pPr>
-            <w:hyperlink w:history="1" r:id="rIdfintwoipgoagn2hfwubhe">
+            <w:hyperlink w:history="1" r:id="rId49wpsedclgufju_kcunam">
               <w:r>
                 <w:rPr>
                   <w:rFonts w:ascii="Arial" w:cs="Arial" w:eastAsia="Arial" w:hAnsi="Arial"/>
@@ -36146,7 +36146,7 @@
             <w:pPr>
               <w:spacing w:after="20" w:before="0"/>
             </w:pPr>
-            <w:hyperlink w:history="1" r:id="rId1eruwws6ohzggvhys679d">
+            <w:hyperlink w:history="1" r:id="rId2c6vt2_zeeviv9hp3jlvo">
               <w:r>
                 <w:rPr>
                   <w:rFonts w:ascii="Arial" w:cs="Arial" w:eastAsia="Arial" w:hAnsi="Arial"/>
@@ -36179,7 +36179,7 @@
               <w:spacing w:after="10" w:before="0"/>
               <w:ind w:left="120"/>
             </w:pPr>
-            <w:hyperlink w:history="1" r:id="rIdgdorhxsutlru-fidscsa2">
+            <w:hyperlink w:history="1" r:id="rIdt-qlcqkf-ena7jyprlf_b">
               <w:r>
                 <w:rPr>
                   <w:rFonts w:ascii="Arial" w:cs="Arial" w:eastAsia="Arial" w:hAnsi="Arial"/>

--- a/data/outputs/v2/Physics/SS4.2_Introduction_to_Space_Physics/Physics_Introduction_to_Space_Physics_CBE_LessonSequence.docx
+++ b/data/outputs/v2/Physics/SS4.2_Introduction_to_Space_Physics/Physics_Introduction_to_Space_Physics_CBE_LessonSequence.docx
@@ -3612,7 +3612,7 @@
             <w:pPr>
               <w:spacing w:after="20" w:before="0"/>
             </w:pPr>
-            <w:hyperlink w:history="1" r:id="rIdfroh9lbaoj7x7czbvyjed">
+            <w:hyperlink w:history="1" r:id="rIdrw9u2dawearjck7b_f3zs">
               <w:r>
                 <w:rPr>
                   <w:rFonts w:ascii="Arial" w:cs="Arial" w:eastAsia="Arial" w:hAnsi="Arial"/>
@@ -3645,7 +3645,7 @@
               <w:spacing w:after="10" w:before="0"/>
               <w:ind w:left="120"/>
             </w:pPr>
-            <w:hyperlink w:history="1" r:id="rIdvgm3hy6mxjgtlwl-whnk9">
+            <w:hyperlink w:history="1" r:id="rIdfibhlo233ktj8817g60k4">
               <w:r>
                 <w:rPr>
                   <w:rFonts w:ascii="Arial" w:cs="Arial" w:eastAsia="Arial" w:hAnsi="Arial"/>
@@ -3690,7 +3690,7 @@
             <w:pPr>
               <w:spacing w:after="20" w:before="0"/>
             </w:pPr>
-            <w:hyperlink w:history="1" r:id="rIdsnoxybbmzrdpvdhufawch">
+            <w:hyperlink w:history="1" r:id="rIdokrxkrchpbm5pt5p60jx_">
               <w:r>
                 <w:rPr>
                   <w:rFonts w:ascii="Arial" w:cs="Arial" w:eastAsia="Arial" w:hAnsi="Arial"/>
@@ -3723,7 +3723,7 @@
               <w:spacing w:after="10" w:before="0"/>
               <w:ind w:left="120"/>
             </w:pPr>
-            <w:hyperlink w:history="1" r:id="rIditpow00k4pqg7zqivhfa6">
+            <w:hyperlink w:history="1" r:id="rIdnays0wkup9lpmz-ad4zav">
               <w:r>
                 <w:rPr>
                   <w:rFonts w:ascii="Arial" w:cs="Arial" w:eastAsia="Arial" w:hAnsi="Arial"/>
@@ -3918,7 +3918,7 @@
             <w:pPr>
               <w:spacing w:after="20" w:before="0"/>
             </w:pPr>
-            <w:hyperlink w:history="1" r:id="rIddhmqymmgmgshoeccyqzm0">
+            <w:hyperlink w:history="1" r:id="rId_qwrv7svzj9_zuaplc3uz">
               <w:r>
                 <w:rPr>
                   <w:rFonts w:ascii="Arial" w:cs="Arial" w:eastAsia="Arial" w:hAnsi="Arial"/>
@@ -3951,7 +3951,7 @@
               <w:spacing w:after="10" w:before="0"/>
               <w:ind w:left="120"/>
             </w:pPr>
-            <w:hyperlink w:history="1" r:id="rIdohfinogamloogjtmhxl5n">
+            <w:hyperlink w:history="1" r:id="rIdg86l6wrcbhgrodsjyruqg">
               <w:r>
                 <w:rPr>
                   <w:rFonts w:ascii="Arial" w:cs="Arial" w:eastAsia="Arial" w:hAnsi="Arial"/>
@@ -3996,7 +3996,7 @@
             <w:pPr>
               <w:spacing w:after="20" w:before="0"/>
             </w:pPr>
-            <w:hyperlink w:history="1" r:id="rIdpgnhncbvainlqx0b_x7si">
+            <w:hyperlink w:history="1" r:id="rIdsnc6sadr4na3zrektz7i_">
               <w:r>
                 <w:rPr>
                   <w:rFonts w:ascii="Arial" w:cs="Arial" w:eastAsia="Arial" w:hAnsi="Arial"/>
@@ -4029,7 +4029,7 @@
               <w:spacing w:after="10" w:before="0"/>
               <w:ind w:left="120"/>
             </w:pPr>
-            <w:hyperlink w:history="1" r:id="rIdkqaa9xrv3e5qfe1yz5h-r">
+            <w:hyperlink w:history="1" r:id="rIdceyreatw71zauhmyvgyaq">
               <w:r>
                 <w:rPr>
                   <w:rFonts w:ascii="Arial" w:cs="Arial" w:eastAsia="Arial" w:hAnsi="Arial"/>
@@ -4224,7 +4224,7 @@
             <w:pPr>
               <w:spacing w:after="20" w:before="0"/>
             </w:pPr>
-            <w:hyperlink w:history="1" r:id="rIdxto9rdt24lzkggfaymlm7">
+            <w:hyperlink w:history="1" r:id="rIdqq3vam485t6dnkpfysknd">
               <w:r>
                 <w:rPr>
                   <w:rFonts w:ascii="Arial" w:cs="Arial" w:eastAsia="Arial" w:hAnsi="Arial"/>
@@ -4257,7 +4257,7 @@
               <w:spacing w:after="10" w:before="0"/>
               <w:ind w:left="120"/>
             </w:pPr>
-            <w:hyperlink w:history="1" r:id="rIdm-q0mvinbvadgt-f15zim">
+            <w:hyperlink w:history="1" r:id="rIdgsz5hzwg25bw5trkbjy8b">
               <w:r>
                 <w:rPr>
                   <w:rFonts w:ascii="Arial" w:cs="Arial" w:eastAsia="Arial" w:hAnsi="Arial"/>
@@ -4302,7 +4302,7 @@
             <w:pPr>
               <w:spacing w:after="20" w:before="0"/>
             </w:pPr>
-            <w:hyperlink w:history="1" r:id="rId4fikpvx5x_moy5rfe-jiy">
+            <w:hyperlink w:history="1" r:id="rIdjnotzk6ha5-kmxxmgrqj4">
               <w:r>
                 <w:rPr>
                   <w:rFonts w:ascii="Arial" w:cs="Arial" w:eastAsia="Arial" w:hAnsi="Arial"/>
@@ -4335,7 +4335,7 @@
               <w:spacing w:after="10" w:before="0"/>
               <w:ind w:left="120"/>
             </w:pPr>
-            <w:hyperlink w:history="1" r:id="rIdbmmnjp0yu1n4oqc7_uhmv">
+            <w:hyperlink w:history="1" r:id="rIdvfekzjp5pztqo8amorbzz">
               <w:r>
                 <w:rPr>
                   <w:rFonts w:ascii="Arial" w:cs="Arial" w:eastAsia="Arial" w:hAnsi="Arial"/>
@@ -4530,7 +4530,7 @@
             <w:pPr>
               <w:spacing w:after="20" w:before="0"/>
             </w:pPr>
-            <w:hyperlink w:history="1" r:id="rIdhunniwmphkyjqv10hidup">
+            <w:hyperlink w:history="1" r:id="rIdls8ybh5xm9dzizvsacqln">
               <w:r>
                 <w:rPr>
                   <w:rFonts w:ascii="Arial" w:cs="Arial" w:eastAsia="Arial" w:hAnsi="Arial"/>
@@ -4563,7 +4563,7 @@
               <w:spacing w:after="10" w:before="0"/>
               <w:ind w:left="120"/>
             </w:pPr>
-            <w:hyperlink w:history="1" r:id="rIdygcb5u7itwgqrhop0bzeh">
+            <w:hyperlink w:history="1" r:id="rIdbfc9b3ihbnmd46nwgslfk">
               <w:r>
                 <w:rPr>
                   <w:rFonts w:ascii="Arial" w:cs="Arial" w:eastAsia="Arial" w:hAnsi="Arial"/>
@@ -4608,7 +4608,7 @@
             <w:pPr>
               <w:spacing w:after="20" w:before="0"/>
             </w:pPr>
-            <w:hyperlink w:history="1" r:id="rIdz44m4rhugfwwtmz5wj1-o">
+            <w:hyperlink w:history="1" r:id="rIdaidbzwux54qtel_trygxh">
               <w:r>
                 <w:rPr>
                   <w:rFonts w:ascii="Arial" w:cs="Arial" w:eastAsia="Arial" w:hAnsi="Arial"/>
@@ -4641,7 +4641,7 @@
               <w:spacing w:after="10" w:before="0"/>
               <w:ind w:left="120"/>
             </w:pPr>
-            <w:hyperlink w:history="1" r:id="rIdco20mxpzqafhr3beumi_g">
+            <w:hyperlink w:history="1" r:id="rIdpfyvqbdww8rnvnk-2mdet">
               <w:r>
                 <w:rPr>
                   <w:rFonts w:ascii="Arial" w:cs="Arial" w:eastAsia="Arial" w:hAnsi="Arial"/>
@@ -4836,7 +4836,7 @@
             <w:pPr>
               <w:spacing w:after="20" w:before="0"/>
             </w:pPr>
-            <w:hyperlink w:history="1" r:id="rIdlh4amc4o3eadpkepw7bzm">
+            <w:hyperlink w:history="1" r:id="rIdnmu6abinkx8egpqwpa1ld">
               <w:r>
                 <w:rPr>
                   <w:rFonts w:ascii="Arial" w:cs="Arial" w:eastAsia="Arial" w:hAnsi="Arial"/>
@@ -4869,7 +4869,7 @@
               <w:spacing w:after="10" w:before="0"/>
               <w:ind w:left="120"/>
             </w:pPr>
-            <w:hyperlink w:history="1" r:id="rIdwwnzbyaydm-ek06w-iehb">
+            <w:hyperlink w:history="1" r:id="rIdij4wjq-pvklfmstbfhqa9">
               <w:r>
                 <w:rPr>
                   <w:rFonts w:ascii="Arial" w:cs="Arial" w:eastAsia="Arial" w:hAnsi="Arial"/>
@@ -4914,7 +4914,7 @@
             <w:pPr>
               <w:spacing w:after="20" w:before="0"/>
             </w:pPr>
-            <w:hyperlink w:history="1" r:id="rIdqm-amhggdupj5agrtwjnr">
+            <w:hyperlink w:history="1" r:id="rIdcyq1yn7a-nklmecxqqn_4">
               <w:r>
                 <w:rPr>
                   <w:rFonts w:ascii="Arial" w:cs="Arial" w:eastAsia="Arial" w:hAnsi="Arial"/>
@@ -4947,7 +4947,7 @@
               <w:spacing w:after="10" w:before="0"/>
               <w:ind w:left="120"/>
             </w:pPr>
-            <w:hyperlink w:history="1" r:id="rIdbmvtnvhvrntbqkc-rawfk">
+            <w:hyperlink w:history="1" r:id="rIduhosjekjqfyjumueme3j3">
               <w:r>
                 <w:rPr>
                   <w:rFonts w:ascii="Arial" w:cs="Arial" w:eastAsia="Arial" w:hAnsi="Arial"/>
@@ -6434,7 +6434,7 @@
             <w:pPr>
               <w:spacing w:after="20" w:before="0"/>
             </w:pPr>
-            <w:hyperlink w:history="1" r:id="rIdyvrlwzntbz20pchfp_ncr">
+            <w:hyperlink w:history="1" r:id="rIdffiyggd3wrlfcff5_wxgn">
               <w:r>
                 <w:rPr>
                   <w:rFonts w:ascii="Arial" w:cs="Arial" w:eastAsia="Arial" w:hAnsi="Arial"/>
@@ -6467,7 +6467,7 @@
               <w:spacing w:after="10" w:before="0"/>
               <w:ind w:left="120"/>
             </w:pPr>
-            <w:hyperlink w:history="1" r:id="rIdpqcg5s0kgdkl1svp_i1gf">
+            <w:hyperlink w:history="1" r:id="rIdscrk7wumnl8majv5umssl">
               <w:r>
                 <w:rPr>
                   <w:rFonts w:ascii="Arial" w:cs="Arial" w:eastAsia="Arial" w:hAnsi="Arial"/>
@@ -6512,7 +6512,7 @@
             <w:pPr>
               <w:spacing w:after="20" w:before="0"/>
             </w:pPr>
-            <w:hyperlink w:history="1" r:id="rIdqyjsj4rymsggdujhsl7ux">
+            <w:hyperlink w:history="1" r:id="rIdgirawae9mtzxh5abadmxg">
               <w:r>
                 <w:rPr>
                   <w:rFonts w:ascii="Arial" w:cs="Arial" w:eastAsia="Arial" w:hAnsi="Arial"/>
@@ -6545,7 +6545,7 @@
               <w:spacing w:after="10" w:before="0"/>
               <w:ind w:left="120"/>
             </w:pPr>
-            <w:hyperlink w:history="1" r:id="rId2ltmavv2xv6rbl5jzgsn9">
+            <w:hyperlink w:history="1" r:id="rIdju3jwjnrgzkckwvm7o50f">
               <w:r>
                 <w:rPr>
                   <w:rFonts w:ascii="Arial" w:cs="Arial" w:eastAsia="Arial" w:hAnsi="Arial"/>
@@ -6740,7 +6740,7 @@
             <w:pPr>
               <w:spacing w:after="20" w:before="0"/>
             </w:pPr>
-            <w:hyperlink w:history="1" r:id="rIdgcgh89qhssvbwivls64yd">
+            <w:hyperlink w:history="1" r:id="rIdnqfsi0yfqxjnrmstaptpk">
               <w:r>
                 <w:rPr>
                   <w:rFonts w:ascii="Arial" w:cs="Arial" w:eastAsia="Arial" w:hAnsi="Arial"/>
@@ -6773,7 +6773,7 @@
               <w:spacing w:after="10" w:before="0"/>
               <w:ind w:left="120"/>
             </w:pPr>
-            <w:hyperlink w:history="1" r:id="rIdeq-80tkka5tk7pgsidpbd">
+            <w:hyperlink w:history="1" r:id="rIdeb7oqvtcmgebjk1yavwr4">
               <w:r>
                 <w:rPr>
                   <w:rFonts w:ascii="Arial" w:cs="Arial" w:eastAsia="Arial" w:hAnsi="Arial"/>
@@ -6818,7 +6818,7 @@
             <w:pPr>
               <w:spacing w:after="20" w:before="0"/>
             </w:pPr>
-            <w:hyperlink w:history="1" r:id="rId617paqm1fnvv5egnc1yhp">
+            <w:hyperlink w:history="1" r:id="rId3ilx6e4fpmorccfsjzqos">
               <w:r>
                 <w:rPr>
                   <w:rFonts w:ascii="Arial" w:cs="Arial" w:eastAsia="Arial" w:hAnsi="Arial"/>
@@ -6851,7 +6851,7 @@
               <w:spacing w:after="10" w:before="0"/>
               <w:ind w:left="120"/>
             </w:pPr>
-            <w:hyperlink w:history="1" r:id="rIdyfjxtijghtqf3khhrinab">
+            <w:hyperlink w:history="1" r:id="rIdrabmotl6jz5cqn6bzvhmn">
               <w:r>
                 <w:rPr>
                   <w:rFonts w:ascii="Arial" w:cs="Arial" w:eastAsia="Arial" w:hAnsi="Arial"/>
@@ -7122,7 +7122,7 @@
             <w:pPr>
               <w:spacing w:after="20" w:before="0"/>
             </w:pPr>
-            <w:hyperlink w:history="1" r:id="rIdxfdvq3ul7ot1_awhkckqj">
+            <w:hyperlink w:history="1" r:id="rIdl-zcb7b6vruydeare0hwx">
               <w:r>
                 <w:rPr>
                   <w:rFonts w:ascii="Arial" w:cs="Arial" w:eastAsia="Arial" w:hAnsi="Arial"/>
@@ -7155,7 +7155,7 @@
               <w:spacing w:after="10" w:before="0"/>
               <w:ind w:left="120"/>
             </w:pPr>
-            <w:hyperlink w:history="1" r:id="rIddevaxciymiycxil9r5vjo">
+            <w:hyperlink w:history="1" r:id="rIds6cxepandzrdgnkgewwx9">
               <w:r>
                 <w:rPr>
                   <w:rFonts w:ascii="Arial" w:cs="Arial" w:eastAsia="Arial" w:hAnsi="Arial"/>
@@ -7200,7 +7200,7 @@
             <w:pPr>
               <w:spacing w:after="20" w:before="0"/>
             </w:pPr>
-            <w:hyperlink w:history="1" r:id="rIdpzmmzj2glclxwgog4lskt">
+            <w:hyperlink w:history="1" r:id="rIdomiky_c4sabfn3ztyke6d">
               <w:r>
                 <w:rPr>
                   <w:rFonts w:ascii="Arial" w:cs="Arial" w:eastAsia="Arial" w:hAnsi="Arial"/>
@@ -7233,7 +7233,7 @@
               <w:spacing w:after="10" w:before="0"/>
               <w:ind w:left="120"/>
             </w:pPr>
-            <w:hyperlink w:history="1" r:id="rIdxsmhjd9ghwgzxk48hku78">
+            <w:hyperlink w:history="1" r:id="rIdxmldt_is0jxi4c1kjhoqj">
               <w:r>
                 <w:rPr>
                   <w:rFonts w:ascii="Arial" w:cs="Arial" w:eastAsia="Arial" w:hAnsi="Arial"/>
@@ -7428,7 +7428,7 @@
             <w:pPr>
               <w:spacing w:after="20" w:before="0"/>
             </w:pPr>
-            <w:hyperlink w:history="1" r:id="rIdllrdsfpcbyzy88e1r7h1a">
+            <w:hyperlink w:history="1" r:id="rIdfesfr6xe5uomqcsfuqgyp">
               <w:r>
                 <w:rPr>
                   <w:rFonts w:ascii="Arial" w:cs="Arial" w:eastAsia="Arial" w:hAnsi="Arial"/>
@@ -7461,7 +7461,7 @@
               <w:spacing w:after="10" w:before="0"/>
               <w:ind w:left="120"/>
             </w:pPr>
-            <w:hyperlink w:history="1" r:id="rId5upsnfoflgrt7horbnj8a">
+            <w:hyperlink w:history="1" r:id="rIdtkuxsx-dhrbkzw_rrc4x1">
               <w:r>
                 <w:rPr>
                   <w:rFonts w:ascii="Arial" w:cs="Arial" w:eastAsia="Arial" w:hAnsi="Arial"/>
@@ -7506,7 +7506,7 @@
             <w:pPr>
               <w:spacing w:after="20" w:before="0"/>
             </w:pPr>
-            <w:hyperlink w:history="1" r:id="rIdmhrlxspfwcqzfitegoc2w">
+            <w:hyperlink w:history="1" r:id="rId1zik0gnnrzfqfc8eapafv">
               <w:r>
                 <w:rPr>
                   <w:rFonts w:ascii="Arial" w:cs="Arial" w:eastAsia="Arial" w:hAnsi="Arial"/>
@@ -7539,7 +7539,7 @@
               <w:spacing w:after="10" w:before="0"/>
               <w:ind w:left="120"/>
             </w:pPr>
-            <w:hyperlink w:history="1" r:id="rIdxlxrnrufe8y10bcpa2oyo">
+            <w:hyperlink w:history="1" r:id="rIdusygyz6u0hnse3hufrlbu">
               <w:r>
                 <w:rPr>
                   <w:rFonts w:ascii="Arial" w:cs="Arial" w:eastAsia="Arial" w:hAnsi="Arial"/>
@@ -7734,7 +7734,7 @@
             <w:pPr>
               <w:spacing w:after="20" w:before="0"/>
             </w:pPr>
-            <w:hyperlink w:history="1" r:id="rIdibyhw2yqsoiroqnpfmwax">
+            <w:hyperlink w:history="1" r:id="rId-_a36mzaufek-kv8ow_bi">
               <w:r>
                 <w:rPr>
                   <w:rFonts w:ascii="Arial" w:cs="Arial" w:eastAsia="Arial" w:hAnsi="Arial"/>
@@ -7767,7 +7767,7 @@
               <w:spacing w:after="10" w:before="0"/>
               <w:ind w:left="120"/>
             </w:pPr>
-            <w:hyperlink w:history="1" r:id="rId5w0yznvehftspocljzhq2">
+            <w:hyperlink w:history="1" r:id="rIdmv0e7bdkwe_2kbpla0wcl">
               <w:r>
                 <w:rPr>
                   <w:rFonts w:ascii="Arial" w:cs="Arial" w:eastAsia="Arial" w:hAnsi="Arial"/>
@@ -7812,7 +7812,7 @@
             <w:pPr>
               <w:spacing w:after="20" w:before="0"/>
             </w:pPr>
-            <w:hyperlink w:history="1" r:id="rId-fuokwu5gpdammobwxb71">
+            <w:hyperlink w:history="1" r:id="rIdnsujlp3vfj8pznkmyz5r4">
               <w:r>
                 <w:rPr>
                   <w:rFonts w:ascii="Arial" w:cs="Arial" w:eastAsia="Arial" w:hAnsi="Arial"/>
@@ -7845,7 +7845,7 @@
               <w:spacing w:after="10" w:before="0"/>
               <w:ind w:left="120"/>
             </w:pPr>
-            <w:hyperlink w:history="1" r:id="rIdmmwfmyq__yn5ym6tbycuk">
+            <w:hyperlink w:history="1" r:id="rIdyc9ja4ukht8zfq0qmixdb">
               <w:r>
                 <w:rPr>
                   <w:rFonts w:ascii="Arial" w:cs="Arial" w:eastAsia="Arial" w:hAnsi="Arial"/>
@@ -9332,7 +9332,7 @@
             <w:pPr>
               <w:spacing w:after="20" w:before="0"/>
             </w:pPr>
-            <w:hyperlink w:history="1" r:id="rIdayavlqtk_ipfv2uhl3tcg">
+            <w:hyperlink w:history="1" r:id="rIdi53qv-xi1sqkrirqznpom">
               <w:r>
                 <w:rPr>
                   <w:rFonts w:ascii="Arial" w:cs="Arial" w:eastAsia="Arial" w:hAnsi="Arial"/>
@@ -9365,7 +9365,7 @@
               <w:spacing w:after="10" w:before="0"/>
               <w:ind w:left="120"/>
             </w:pPr>
-            <w:hyperlink w:history="1" r:id="rIdmwum9bt4ozpizyzmj0c17">
+            <w:hyperlink w:history="1" r:id="rIdjsoqrpjilb8pwdmny23br">
               <w:r>
                 <w:rPr>
                   <w:rFonts w:ascii="Arial" w:cs="Arial" w:eastAsia="Arial" w:hAnsi="Arial"/>
@@ -9410,7 +9410,7 @@
             <w:pPr>
               <w:spacing w:after="20" w:before="0"/>
             </w:pPr>
-            <w:hyperlink w:history="1" r:id="rIdvkvv2jejdplprluocxb4m">
+            <w:hyperlink w:history="1" r:id="rIdz0k5l6nhda7-zwumiqwmq">
               <w:r>
                 <w:rPr>
                   <w:rFonts w:ascii="Arial" w:cs="Arial" w:eastAsia="Arial" w:hAnsi="Arial"/>
@@ -9443,7 +9443,7 @@
               <w:spacing w:after="10" w:before="0"/>
               <w:ind w:left="120"/>
             </w:pPr>
-            <w:hyperlink w:history="1" r:id="rIddqu1z3f1mh7_wn8rqx8an">
+            <w:hyperlink w:history="1" r:id="rIdikc3m6sykqbglaarnd1i1">
               <w:r>
                 <w:rPr>
                   <w:rFonts w:ascii="Arial" w:cs="Arial" w:eastAsia="Arial" w:hAnsi="Arial"/>
@@ -9638,7 +9638,7 @@
             <w:pPr>
               <w:spacing w:after="20" w:before="0"/>
             </w:pPr>
-            <w:hyperlink w:history="1" r:id="rIdawipf4y4dt_ie1dkyrpay">
+            <w:hyperlink w:history="1" r:id="rIddyjja6e3oeirovzwjjzjf">
               <w:r>
                 <w:rPr>
                   <w:rFonts w:ascii="Arial" w:cs="Arial" w:eastAsia="Arial" w:hAnsi="Arial"/>
@@ -9671,7 +9671,7 @@
               <w:spacing w:after="10" w:before="0"/>
               <w:ind w:left="120"/>
             </w:pPr>
-            <w:hyperlink w:history="1" r:id="rIdzhpoujhkxehgwu3s8w4ti">
+            <w:hyperlink w:history="1" r:id="rIdhd4tvauq320sq5agwqnyb">
               <w:r>
                 <w:rPr>
                   <w:rFonts w:ascii="Arial" w:cs="Arial" w:eastAsia="Arial" w:hAnsi="Arial"/>
@@ -9716,7 +9716,7 @@
             <w:pPr>
               <w:spacing w:after="20" w:before="0"/>
             </w:pPr>
-            <w:hyperlink w:history="1" r:id="rIdmf_r_unodct86to-2upqg">
+            <w:hyperlink w:history="1" r:id="rIdbhm4r9nazmh9ds-ca0cex">
               <w:r>
                 <w:rPr>
                   <w:rFonts w:ascii="Arial" w:cs="Arial" w:eastAsia="Arial" w:hAnsi="Arial"/>
@@ -9749,7 +9749,7 @@
               <w:spacing w:after="10" w:before="0"/>
               <w:ind w:left="120"/>
             </w:pPr>
-            <w:hyperlink w:history="1" r:id="rIdwsklmansj-o5htaqal5ba">
+            <w:hyperlink w:history="1" r:id="rIdkwhq3eaemzapnn_4bxs-b">
               <w:r>
                 <w:rPr>
                   <w:rFonts w:ascii="Arial" w:cs="Arial" w:eastAsia="Arial" w:hAnsi="Arial"/>
@@ -9944,7 +9944,7 @@
             <w:pPr>
               <w:spacing w:after="20" w:before="0"/>
             </w:pPr>
-            <w:hyperlink w:history="1" r:id="rIdjbl5n7mpcz0hw97y8zrkm">
+            <w:hyperlink w:history="1" r:id="rIduqf_22oipbkzjjux_zjfe">
               <w:r>
                 <w:rPr>
                   <w:rFonts w:ascii="Arial" w:cs="Arial" w:eastAsia="Arial" w:hAnsi="Arial"/>
@@ -9977,7 +9977,7 @@
               <w:spacing w:after="10" w:before="0"/>
               <w:ind w:left="120"/>
             </w:pPr>
-            <w:hyperlink w:history="1" r:id="rIdqxz_nnpbvgb1e0zifr4l0">
+            <w:hyperlink w:history="1" r:id="rIdkwnrrlam5wml2qcf85ljc">
               <w:r>
                 <w:rPr>
                   <w:rFonts w:ascii="Arial" w:cs="Arial" w:eastAsia="Arial" w:hAnsi="Arial"/>
@@ -10022,7 +10022,7 @@
             <w:pPr>
               <w:spacing w:after="20" w:before="0"/>
             </w:pPr>
-            <w:hyperlink w:history="1" r:id="rIdumfoxywwk2fu124pzyx0a">
+            <w:hyperlink w:history="1" r:id="rIdacmieqwekuqbgy-xpws4r">
               <w:r>
                 <w:rPr>
                   <w:rFonts w:ascii="Arial" w:cs="Arial" w:eastAsia="Arial" w:hAnsi="Arial"/>
@@ -10055,7 +10055,7 @@
               <w:spacing w:after="10" w:before="0"/>
               <w:ind w:left="120"/>
             </w:pPr>
-            <w:hyperlink w:history="1" r:id="rIdqbliz8hqbbe_3dqngskzt">
+            <w:hyperlink w:history="1" r:id="rIdyiqxw2m-z1a_5h_eikvgt">
               <w:r>
                 <w:rPr>
                   <w:rFonts w:ascii="Arial" w:cs="Arial" w:eastAsia="Arial" w:hAnsi="Arial"/>
@@ -10250,7 +10250,7 @@
             <w:pPr>
               <w:spacing w:after="20" w:before="0"/>
             </w:pPr>
-            <w:hyperlink w:history="1" r:id="rIdlywxlktrpcrox6uutuo-g">
+            <w:hyperlink w:history="1" r:id="rIdqayedar-sqod_cgfb0y_k">
               <w:r>
                 <w:rPr>
                   <w:rFonts w:ascii="Arial" w:cs="Arial" w:eastAsia="Arial" w:hAnsi="Arial"/>
@@ -10283,7 +10283,7 @@
               <w:spacing w:after="10" w:before="0"/>
               <w:ind w:left="120"/>
             </w:pPr>
-            <w:hyperlink w:history="1" r:id="rIdiqdjmz5-5rpwiru1vxkmk">
+            <w:hyperlink w:history="1" r:id="rIdubuhmgapuay8spa3zvmby">
               <w:r>
                 <w:rPr>
                   <w:rFonts w:ascii="Arial" w:cs="Arial" w:eastAsia="Arial" w:hAnsi="Arial"/>
@@ -10328,7 +10328,7 @@
             <w:pPr>
               <w:spacing w:after="20" w:before="0"/>
             </w:pPr>
-            <w:hyperlink w:history="1" r:id="rIdjyxx8s8zdt-bwyqbg2n4z">
+            <w:hyperlink w:history="1" r:id="rId55qviw8rsumkjxvxmpowt">
               <w:r>
                 <w:rPr>
                   <w:rFonts w:ascii="Arial" w:cs="Arial" w:eastAsia="Arial" w:hAnsi="Arial"/>
@@ -10361,7 +10361,7 @@
               <w:spacing w:after="10" w:before="0"/>
               <w:ind w:left="120"/>
             </w:pPr>
-            <w:hyperlink w:history="1" r:id="rIdd3_wfedukx-gu5-lbxvmd">
+            <w:hyperlink w:history="1" r:id="rId7qv6n8bofsnunpmm6unnk">
               <w:r>
                 <w:rPr>
                   <w:rFonts w:ascii="Arial" w:cs="Arial" w:eastAsia="Arial" w:hAnsi="Arial"/>
@@ -10556,7 +10556,7 @@
             <w:pPr>
               <w:spacing w:after="20" w:before="0"/>
             </w:pPr>
-            <w:hyperlink w:history="1" r:id="rIdc2rh8ggceeocdvtjvvosj">
+            <w:hyperlink w:history="1" r:id="rId-5a7ic0ns-od2xw3f36xd">
               <w:r>
                 <w:rPr>
                   <w:rFonts w:ascii="Arial" w:cs="Arial" w:eastAsia="Arial" w:hAnsi="Arial"/>
@@ -10589,7 +10589,7 @@
               <w:spacing w:after="10" w:before="0"/>
               <w:ind w:left="120"/>
             </w:pPr>
-            <w:hyperlink w:history="1" r:id="rIdqdfsyworpwammsdaujdx2">
+            <w:hyperlink w:history="1" r:id="rIdpzlnuhkwcdvt21_iz1zkl">
               <w:r>
                 <w:rPr>
                   <w:rFonts w:ascii="Arial" w:cs="Arial" w:eastAsia="Arial" w:hAnsi="Arial"/>
@@ -10634,7 +10634,7 @@
             <w:pPr>
               <w:spacing w:after="20" w:before="0"/>
             </w:pPr>
-            <w:hyperlink w:history="1" r:id="rIdqprey-ifdssmwoyvltkws">
+            <w:hyperlink w:history="1" r:id="rIdpdddjl6jotstoxtgrd3wn">
               <w:r>
                 <w:rPr>
                   <w:rFonts w:ascii="Arial" w:cs="Arial" w:eastAsia="Arial" w:hAnsi="Arial"/>
@@ -10667,7 +10667,7 @@
               <w:spacing w:after="10" w:before="0"/>
               <w:ind w:left="120"/>
             </w:pPr>
-            <w:hyperlink w:history="1" r:id="rId4tniftppwfhah-me0mgpo">
+            <w:hyperlink w:history="1" r:id="rIdq2slngsundgzupi_3td2x">
               <w:r>
                 <w:rPr>
                   <w:rFonts w:ascii="Arial" w:cs="Arial" w:eastAsia="Arial" w:hAnsi="Arial"/>
@@ -12154,7 +12154,7 @@
             <w:pPr>
               <w:spacing w:after="20" w:before="0"/>
             </w:pPr>
-            <w:hyperlink w:history="1" r:id="rIdqli3mphsdcbavkq4rajib">
+            <w:hyperlink w:history="1" r:id="rId6ofi-fd_wxke3rph5ssxo">
               <w:r>
                 <w:rPr>
                   <w:rFonts w:ascii="Arial" w:cs="Arial" w:eastAsia="Arial" w:hAnsi="Arial"/>
@@ -12187,7 +12187,7 @@
               <w:spacing w:after="10" w:before="0"/>
               <w:ind w:left="120"/>
             </w:pPr>
-            <w:hyperlink w:history="1" r:id="rIdn01yhgn5vsox_63e_atve">
+            <w:hyperlink w:history="1" r:id="rIdhx5ukxkgavenlnpyxsg9j">
               <w:r>
                 <w:rPr>
                   <w:rFonts w:ascii="Arial" w:cs="Arial" w:eastAsia="Arial" w:hAnsi="Arial"/>
@@ -12232,7 +12232,7 @@
             <w:pPr>
               <w:spacing w:after="20" w:before="0"/>
             </w:pPr>
-            <w:hyperlink w:history="1" r:id="rIdrj-lfwosa-rlaqmnsfegf">
+            <w:hyperlink w:history="1" r:id="rIdlcgfokdrgwkp2vp4ztl9u">
               <w:r>
                 <w:rPr>
                   <w:rFonts w:ascii="Arial" w:cs="Arial" w:eastAsia="Arial" w:hAnsi="Arial"/>
@@ -12265,7 +12265,7 @@
               <w:spacing w:after="10" w:before="0"/>
               <w:ind w:left="120"/>
             </w:pPr>
-            <w:hyperlink w:history="1" r:id="rIdzc5e_foniekhhzkgzvzxs">
+            <w:hyperlink w:history="1" r:id="rIdbxayaye6zpqc5dau1drtg">
               <w:r>
                 <w:rPr>
                   <w:rFonts w:ascii="Arial" w:cs="Arial" w:eastAsia="Arial" w:hAnsi="Arial"/>
@@ -12460,7 +12460,7 @@
             <w:pPr>
               <w:spacing w:after="20" w:before="0"/>
             </w:pPr>
-            <w:hyperlink w:history="1" r:id="rIdzbvusw3mmsurtub5njpzg">
+            <w:hyperlink w:history="1" r:id="rIdal9qgdielx-iqlmvh25bx">
               <w:r>
                 <w:rPr>
                   <w:rFonts w:ascii="Arial" w:cs="Arial" w:eastAsia="Arial" w:hAnsi="Arial"/>
@@ -12493,7 +12493,7 @@
               <w:spacing w:after="10" w:before="0"/>
               <w:ind w:left="120"/>
             </w:pPr>
-            <w:hyperlink w:history="1" r:id="rIdet5sv2f-nmj-wvqjtdwxx">
+            <w:hyperlink w:history="1" r:id="rIdtxkxuu8avszq4dep5y43v">
               <w:r>
                 <w:rPr>
                   <w:rFonts w:ascii="Arial" w:cs="Arial" w:eastAsia="Arial" w:hAnsi="Arial"/>
@@ -12538,7 +12538,7 @@
             <w:pPr>
               <w:spacing w:after="20" w:before="0"/>
             </w:pPr>
-            <w:hyperlink w:history="1" r:id="rIdwj37p_we8g9yo91kit9dh">
+            <w:hyperlink w:history="1" r:id="rId3eanurjzddxtb5kum5ita">
               <w:r>
                 <w:rPr>
                   <w:rFonts w:ascii="Arial" w:cs="Arial" w:eastAsia="Arial" w:hAnsi="Arial"/>
@@ -12571,7 +12571,7 @@
               <w:spacing w:after="10" w:before="0"/>
               <w:ind w:left="120"/>
             </w:pPr>
-            <w:hyperlink w:history="1" r:id="rIddlw036m8tecfvf-wjyfwj">
+            <w:hyperlink w:history="1" r:id="rId1del8rylkukexy5svj6si">
               <w:r>
                 <w:rPr>
                   <w:rFonts w:ascii="Arial" w:cs="Arial" w:eastAsia="Arial" w:hAnsi="Arial"/>
@@ -12766,7 +12766,7 @@
             <w:pPr>
               <w:spacing w:after="20" w:before="0"/>
             </w:pPr>
-            <w:hyperlink w:history="1" r:id="rIdsdu6t0ujxqou6tbsioemb">
+            <w:hyperlink w:history="1" r:id="rIdnpymhpiuvcgmiqglha98i">
               <w:r>
                 <w:rPr>
                   <w:rFonts w:ascii="Arial" w:cs="Arial" w:eastAsia="Arial" w:hAnsi="Arial"/>
@@ -12799,7 +12799,7 @@
               <w:spacing w:after="10" w:before="0"/>
               <w:ind w:left="120"/>
             </w:pPr>
-            <w:hyperlink w:history="1" r:id="rId_i4d92e7bkrmymkz-ous8">
+            <w:hyperlink w:history="1" r:id="rId7oxfxb0exmujxxry0skrs">
               <w:r>
                 <w:rPr>
                   <w:rFonts w:ascii="Arial" w:cs="Arial" w:eastAsia="Arial" w:hAnsi="Arial"/>
@@ -12844,7 +12844,7 @@
             <w:pPr>
               <w:spacing w:after="20" w:before="0"/>
             </w:pPr>
-            <w:hyperlink w:history="1" r:id="rIdnsvyvclt0phdpixax1azo">
+            <w:hyperlink w:history="1" r:id="rId_r8xl5y2uaxmvqzayec-u">
               <w:r>
                 <w:rPr>
                   <w:rFonts w:ascii="Arial" w:cs="Arial" w:eastAsia="Arial" w:hAnsi="Arial"/>
@@ -12877,7 +12877,7 @@
               <w:spacing w:after="10" w:before="0"/>
               <w:ind w:left="120"/>
             </w:pPr>
-            <w:hyperlink w:history="1" r:id="rIdvxxk473m0pul7peet-vw-">
+            <w:hyperlink w:history="1" r:id="rIdbhwdjgdlxwykkbsntbldt">
               <w:r>
                 <w:rPr>
                   <w:rFonts w:ascii="Arial" w:cs="Arial" w:eastAsia="Arial" w:hAnsi="Arial"/>
@@ -13072,7 +13072,7 @@
             <w:pPr>
               <w:spacing w:after="20" w:before="0"/>
             </w:pPr>
-            <w:hyperlink w:history="1" r:id="rIdmqileju3owyvbivie4udl">
+            <w:hyperlink w:history="1" r:id="rIdcczatplufvdah75hbwssl">
               <w:r>
                 <w:rPr>
                   <w:rFonts w:ascii="Arial" w:cs="Arial" w:eastAsia="Arial" w:hAnsi="Arial"/>
@@ -13105,7 +13105,7 @@
               <w:spacing w:after="10" w:before="0"/>
               <w:ind w:left="120"/>
             </w:pPr>
-            <w:hyperlink w:history="1" r:id="rIdgciitlstv8a7wfeqkjs1z">
+            <w:hyperlink w:history="1" r:id="rIdnw9u6dzkgmqyvv9g1asch">
               <w:r>
                 <w:rPr>
                   <w:rFonts w:ascii="Arial" w:cs="Arial" w:eastAsia="Arial" w:hAnsi="Arial"/>
@@ -13150,7 +13150,7 @@
             <w:pPr>
               <w:spacing w:after="20" w:before="0"/>
             </w:pPr>
-            <w:hyperlink w:history="1" r:id="rIdnrg4vq22qpg_kksdgfcyj">
+            <w:hyperlink w:history="1" r:id="rId409ledblu7fostreduust">
               <w:r>
                 <w:rPr>
                   <w:rFonts w:ascii="Arial" w:cs="Arial" w:eastAsia="Arial" w:hAnsi="Arial"/>
@@ -13183,7 +13183,7 @@
               <w:spacing w:after="10" w:before="0"/>
               <w:ind w:left="120"/>
             </w:pPr>
-            <w:hyperlink w:history="1" r:id="rIdiue2wsceqecqnlwizxm8p">
+            <w:hyperlink w:history="1" r:id="rIdorruanzh_sfzsrz2bt8pf">
               <w:r>
                 <w:rPr>
                   <w:rFonts w:ascii="Arial" w:cs="Arial" w:eastAsia="Arial" w:hAnsi="Arial"/>
@@ -13378,7 +13378,7 @@
             <w:pPr>
               <w:spacing w:after="20" w:before="0"/>
             </w:pPr>
-            <w:hyperlink w:history="1" r:id="rIdyziw0c4nzwp3x5fizkmds">
+            <w:hyperlink w:history="1" r:id="rIdd0p3rhlioqr2r0zj_r49v">
               <w:r>
                 <w:rPr>
                   <w:rFonts w:ascii="Arial" w:cs="Arial" w:eastAsia="Arial" w:hAnsi="Arial"/>
@@ -13411,7 +13411,7 @@
               <w:spacing w:after="10" w:before="0"/>
               <w:ind w:left="120"/>
             </w:pPr>
-            <w:hyperlink w:history="1" r:id="rIdutx3k9cdhfizstouuapcy">
+            <w:hyperlink w:history="1" r:id="rIdyb4pmf9onbc8ximfahozg">
               <w:r>
                 <w:rPr>
                   <w:rFonts w:ascii="Arial" w:cs="Arial" w:eastAsia="Arial" w:hAnsi="Arial"/>
@@ -13456,7 +13456,7 @@
             <w:pPr>
               <w:spacing w:after="20" w:before="0"/>
             </w:pPr>
-            <w:hyperlink w:history="1" r:id="rIdwmh1cgdrtdosflz3qmpuz">
+            <w:hyperlink w:history="1" r:id="rIdtk_v02vbynubz7p1ph3nw">
               <w:r>
                 <w:rPr>
                   <w:rFonts w:ascii="Arial" w:cs="Arial" w:eastAsia="Arial" w:hAnsi="Arial"/>
@@ -13489,7 +13489,7 @@
               <w:spacing w:after="10" w:before="0"/>
               <w:ind w:left="120"/>
             </w:pPr>
-            <w:hyperlink w:history="1" r:id="rIdh3aj-yflxqid96cdfysut">
+            <w:hyperlink w:history="1" r:id="rIdh3plue9bplsi-g4jpxsos">
               <w:r>
                 <w:rPr>
                   <w:rFonts w:ascii="Arial" w:cs="Arial" w:eastAsia="Arial" w:hAnsi="Arial"/>
@@ -14976,7 +14976,7 @@
             <w:pPr>
               <w:spacing w:after="20" w:before="0"/>
             </w:pPr>
-            <w:hyperlink w:history="1" r:id="rId_jdmgqjxs0fqcbrb-kqce">
+            <w:hyperlink w:history="1" r:id="rIdgnug-ycvbqtvhxkafnsny">
               <w:r>
                 <w:rPr>
                   <w:rFonts w:ascii="Arial" w:cs="Arial" w:eastAsia="Arial" w:hAnsi="Arial"/>
@@ -15009,7 +15009,7 @@
               <w:spacing w:after="10" w:before="0"/>
               <w:ind w:left="120"/>
             </w:pPr>
-            <w:hyperlink w:history="1" r:id="rIdk7zbhndmuckrrsnyibd7r">
+            <w:hyperlink w:history="1" r:id="rIdkzbl9ivoku8y3jgub18nd">
               <w:r>
                 <w:rPr>
                   <w:rFonts w:ascii="Arial" w:cs="Arial" w:eastAsia="Arial" w:hAnsi="Arial"/>
@@ -15054,7 +15054,7 @@
             <w:pPr>
               <w:spacing w:after="20" w:before="0"/>
             </w:pPr>
-            <w:hyperlink w:history="1" r:id="rIdbsmno4wag5p9i-ibjnzv3">
+            <w:hyperlink w:history="1" r:id="rIdkkrd6yf1-g7acl9x4sezg">
               <w:r>
                 <w:rPr>
                   <w:rFonts w:ascii="Arial" w:cs="Arial" w:eastAsia="Arial" w:hAnsi="Arial"/>
@@ -15087,7 +15087,7 @@
               <w:spacing w:after="10" w:before="0"/>
               <w:ind w:left="120"/>
             </w:pPr>
-            <w:hyperlink w:history="1" r:id="rId2gdhhbllstdozalgv1plo">
+            <w:hyperlink w:history="1" r:id="rIdox78fy2keichgj8_bnuqy">
               <w:r>
                 <w:rPr>
                   <w:rFonts w:ascii="Arial" w:cs="Arial" w:eastAsia="Arial" w:hAnsi="Arial"/>
@@ -15282,7 +15282,7 @@
             <w:pPr>
               <w:spacing w:after="20" w:before="0"/>
             </w:pPr>
-            <w:hyperlink w:history="1" r:id="rId6vxidxklto_shz-uh7lfu">
+            <w:hyperlink w:history="1" r:id="rIdamdxaskozd6fjoy68vtse">
               <w:r>
                 <w:rPr>
                   <w:rFonts w:ascii="Arial" w:cs="Arial" w:eastAsia="Arial" w:hAnsi="Arial"/>
@@ -15315,7 +15315,7 @@
               <w:spacing w:after="10" w:before="0"/>
               <w:ind w:left="120"/>
             </w:pPr>
-            <w:hyperlink w:history="1" r:id="rIdi4inkza0dzvv8mhadfn8n">
+            <w:hyperlink w:history="1" r:id="rIdwr6akbcasscndtgfizg2k">
               <w:r>
                 <w:rPr>
                   <w:rFonts w:ascii="Arial" w:cs="Arial" w:eastAsia="Arial" w:hAnsi="Arial"/>
@@ -15360,7 +15360,7 @@
             <w:pPr>
               <w:spacing w:after="20" w:before="0"/>
             </w:pPr>
-            <w:hyperlink w:history="1" r:id="rIdrm4fdiuerhdjexomhm2ds">
+            <w:hyperlink w:history="1" r:id="rIdaeee0xkgl192cajtunvli">
               <w:r>
                 <w:rPr>
                   <w:rFonts w:ascii="Arial" w:cs="Arial" w:eastAsia="Arial" w:hAnsi="Arial"/>
@@ -15393,7 +15393,7 @@
               <w:spacing w:after="10" w:before="0"/>
               <w:ind w:left="120"/>
             </w:pPr>
-            <w:hyperlink w:history="1" r:id="rIdnj-i2p9fa9n3rvyswhyhx">
+            <w:hyperlink w:history="1" r:id="rIdreenyw6f32udkf9xx0obm">
               <w:r>
                 <w:rPr>
                   <w:rFonts w:ascii="Arial" w:cs="Arial" w:eastAsia="Arial" w:hAnsi="Arial"/>
@@ -15588,7 +15588,7 @@
             <w:pPr>
               <w:spacing w:after="20" w:before="0"/>
             </w:pPr>
-            <w:hyperlink w:history="1" r:id="rIdjcjwkcjq0r88_g2jn71ia">
+            <w:hyperlink w:history="1" r:id="rIdjobbe8jnp6u0fveis09nf">
               <w:r>
                 <w:rPr>
                   <w:rFonts w:ascii="Arial" w:cs="Arial" w:eastAsia="Arial" w:hAnsi="Arial"/>
@@ -15621,7 +15621,7 @@
               <w:spacing w:after="10" w:before="0"/>
               <w:ind w:left="120"/>
             </w:pPr>
-            <w:hyperlink w:history="1" r:id="rId-jz9kthnxyqj1ms77pme2">
+            <w:hyperlink w:history="1" r:id="rIdsqnma82euqamq4pdc48ab">
               <w:r>
                 <w:rPr>
                   <w:rFonts w:ascii="Arial" w:cs="Arial" w:eastAsia="Arial" w:hAnsi="Arial"/>
@@ -15666,7 +15666,7 @@
             <w:pPr>
               <w:spacing w:after="20" w:before="0"/>
             </w:pPr>
-            <w:hyperlink w:history="1" r:id="rIdn40veewx14r2re2khrlvz">
+            <w:hyperlink w:history="1" r:id="rId7jji-qzx1-tq6ik7s-8mu">
               <w:r>
                 <w:rPr>
                   <w:rFonts w:ascii="Arial" w:cs="Arial" w:eastAsia="Arial" w:hAnsi="Arial"/>
@@ -15699,7 +15699,7 @@
               <w:spacing w:after="10" w:before="0"/>
               <w:ind w:left="120"/>
             </w:pPr>
-            <w:hyperlink w:history="1" r:id="rId6yxjbi0vhu3a67byn0nn3">
+            <w:hyperlink w:history="1" r:id="rIdxph81ltphhpapdm6nhoq9">
               <w:r>
                 <w:rPr>
                   <w:rFonts w:ascii="Arial" w:cs="Arial" w:eastAsia="Arial" w:hAnsi="Arial"/>
@@ -15894,7 +15894,7 @@
             <w:pPr>
               <w:spacing w:after="20" w:before="0"/>
             </w:pPr>
-            <w:hyperlink w:history="1" r:id="rIdhnskjj3il2dffrsqtfckb">
+            <w:hyperlink w:history="1" r:id="rIdrnc76vhprwceu03uuosbp">
               <w:r>
                 <w:rPr>
                   <w:rFonts w:ascii="Arial" w:cs="Arial" w:eastAsia="Arial" w:hAnsi="Arial"/>
@@ -15927,7 +15927,7 @@
               <w:spacing w:after="10" w:before="0"/>
               <w:ind w:left="120"/>
             </w:pPr>
-            <w:hyperlink w:history="1" r:id="rIdurdxljnqelqyj_ajxzw3x">
+            <w:hyperlink w:history="1" r:id="rIdg-ui0v0gf_t_1-qrv9rn0">
               <w:r>
                 <w:rPr>
                   <w:rFonts w:ascii="Arial" w:cs="Arial" w:eastAsia="Arial" w:hAnsi="Arial"/>
@@ -15972,7 +15972,7 @@
             <w:pPr>
               <w:spacing w:after="20" w:before="0"/>
             </w:pPr>
-            <w:hyperlink w:history="1" r:id="rIdwglv6ad1i5ie1kc1ghjv4">
+            <w:hyperlink w:history="1" r:id="rId5hut6hiqkruepbaehzqvt">
               <w:r>
                 <w:rPr>
                   <w:rFonts w:ascii="Arial" w:cs="Arial" w:eastAsia="Arial" w:hAnsi="Arial"/>
@@ -16005,7 +16005,7 @@
               <w:spacing w:after="10" w:before="0"/>
               <w:ind w:left="120"/>
             </w:pPr>
-            <w:hyperlink w:history="1" r:id="rIdaswrg8w7xlwsx58-ggqik">
+            <w:hyperlink w:history="1" r:id="rIdmmnxom2i0-5h08hlikq1i">
               <w:r>
                 <w:rPr>
                   <w:rFonts w:ascii="Arial" w:cs="Arial" w:eastAsia="Arial" w:hAnsi="Arial"/>
@@ -16200,7 +16200,7 @@
             <w:pPr>
               <w:spacing w:after="20" w:before="0"/>
             </w:pPr>
-            <w:hyperlink w:history="1" r:id="rId7f06y8es38oo3ytvrjyvj">
+            <w:hyperlink w:history="1" r:id="rIdpgfibi894tnfiim4ymajo">
               <w:r>
                 <w:rPr>
                   <w:rFonts w:ascii="Arial" w:cs="Arial" w:eastAsia="Arial" w:hAnsi="Arial"/>
@@ -16233,7 +16233,7 @@
               <w:spacing w:after="10" w:before="0"/>
               <w:ind w:left="120"/>
             </w:pPr>
-            <w:hyperlink w:history="1" r:id="rId_gktz98xnq3hk-i-lexl4">
+            <w:hyperlink w:history="1" r:id="rIdnrnjispnm9xf4uholyrgq">
               <w:r>
                 <w:rPr>
                   <w:rFonts w:ascii="Arial" w:cs="Arial" w:eastAsia="Arial" w:hAnsi="Arial"/>
@@ -16278,7 +16278,7 @@
             <w:pPr>
               <w:spacing w:after="20" w:before="0"/>
             </w:pPr>
-            <w:hyperlink w:history="1" r:id="rId5notdg6scrnlt7dgrikah">
+            <w:hyperlink w:history="1" r:id="rIdzrvm1c4uoyeeelf0ltjbq">
               <w:r>
                 <w:rPr>
                   <w:rFonts w:ascii="Arial" w:cs="Arial" w:eastAsia="Arial" w:hAnsi="Arial"/>
@@ -16311,7 +16311,7 @@
               <w:spacing w:after="10" w:before="0"/>
               <w:ind w:left="120"/>
             </w:pPr>
-            <w:hyperlink w:history="1" r:id="rId_dc0mssvh1hmxgfutskxy">
+            <w:hyperlink w:history="1" r:id="rId9sdnu4jz-l72nfmjrlj7g">
               <w:r>
                 <w:rPr>
                   <w:rFonts w:ascii="Arial" w:cs="Arial" w:eastAsia="Arial" w:hAnsi="Arial"/>
@@ -17798,7 +17798,7 @@
             <w:pPr>
               <w:spacing w:after="20" w:before="0"/>
             </w:pPr>
-            <w:hyperlink w:history="1" r:id="rIdbwrd_s_ckxil1mkcbdqlj">
+            <w:hyperlink w:history="1" r:id="rIdh8wrctur2_rasdpnfnksp">
               <w:r>
                 <w:rPr>
                   <w:rFonts w:ascii="Arial" w:cs="Arial" w:eastAsia="Arial" w:hAnsi="Arial"/>
@@ -17831,7 +17831,7 @@
               <w:spacing w:after="10" w:before="0"/>
               <w:ind w:left="120"/>
             </w:pPr>
-            <w:hyperlink w:history="1" r:id="rIdl8nm73kl9uai5b3fca3gy">
+            <w:hyperlink w:history="1" r:id="rIdgi_jlx1g9h364jocbv0ps">
               <w:r>
                 <w:rPr>
                   <w:rFonts w:ascii="Arial" w:cs="Arial" w:eastAsia="Arial" w:hAnsi="Arial"/>
@@ -17876,7 +17876,7 @@
             <w:pPr>
               <w:spacing w:after="20" w:before="0"/>
             </w:pPr>
-            <w:hyperlink w:history="1" r:id="rIds09axim0pgn9uaybmdbsd">
+            <w:hyperlink w:history="1" r:id="rId6cxq0j_iogoxci69zin14">
               <w:r>
                 <w:rPr>
                   <w:rFonts w:ascii="Arial" w:cs="Arial" w:eastAsia="Arial" w:hAnsi="Arial"/>
@@ -17909,7 +17909,7 @@
               <w:spacing w:after="10" w:before="0"/>
               <w:ind w:left="120"/>
             </w:pPr>
-            <w:hyperlink w:history="1" r:id="rIdtpngz4xvedx1tkw_nq1yf">
+            <w:hyperlink w:history="1" r:id="rIdd8_rancmzex25dddvxd_j">
               <w:r>
                 <w:rPr>
                   <w:rFonts w:ascii="Arial" w:cs="Arial" w:eastAsia="Arial" w:hAnsi="Arial"/>
@@ -18104,7 +18104,7 @@
             <w:pPr>
               <w:spacing w:after="20" w:before="0"/>
             </w:pPr>
-            <w:hyperlink w:history="1" r:id="rIdzpo0asodpgidi2hvapje8">
+            <w:hyperlink w:history="1" r:id="rId3y6qntav5vdwdy2-onfxt">
               <w:r>
                 <w:rPr>
                   <w:rFonts w:ascii="Arial" w:cs="Arial" w:eastAsia="Arial" w:hAnsi="Arial"/>
@@ -18137,7 +18137,7 @@
               <w:spacing w:after="10" w:before="0"/>
               <w:ind w:left="120"/>
             </w:pPr>
-            <w:hyperlink w:history="1" r:id="rIdpdtlfxnk1e9zbt30ylg_i">
+            <w:hyperlink w:history="1" r:id="rIdphw2wfp-tjayi_vgc61wt">
               <w:r>
                 <w:rPr>
                   <w:rFonts w:ascii="Arial" w:cs="Arial" w:eastAsia="Arial" w:hAnsi="Arial"/>
@@ -18182,7 +18182,7 @@
             <w:pPr>
               <w:spacing w:after="20" w:before="0"/>
             </w:pPr>
-            <w:hyperlink w:history="1" r:id="rIdpcxqfwjhend2tg3jzt4pe">
+            <w:hyperlink w:history="1" r:id="rId3vhfj_bbst33bwofl_fev">
               <w:r>
                 <w:rPr>
                   <w:rFonts w:ascii="Arial" w:cs="Arial" w:eastAsia="Arial" w:hAnsi="Arial"/>
@@ -18215,7 +18215,7 @@
               <w:spacing w:after="10" w:before="0"/>
               <w:ind w:left="120"/>
             </w:pPr>
-            <w:hyperlink w:history="1" r:id="rId10h4_hzpdd8nqgf2gubmj">
+            <w:hyperlink w:history="1" r:id="rIdnrazhp5lwkdshpg49qnkf">
               <w:r>
                 <w:rPr>
                   <w:rFonts w:ascii="Arial" w:cs="Arial" w:eastAsia="Arial" w:hAnsi="Arial"/>
@@ -18410,7 +18410,7 @@
             <w:pPr>
               <w:spacing w:after="20" w:before="0"/>
             </w:pPr>
-            <w:hyperlink w:history="1" r:id="rIdw315nfiun9mcfvcdfunp0">
+            <w:hyperlink w:history="1" r:id="rIdcbmrdexf_ixkphf1g6pwg">
               <w:r>
                 <w:rPr>
                   <w:rFonts w:ascii="Arial" w:cs="Arial" w:eastAsia="Arial" w:hAnsi="Arial"/>
@@ -18443,7 +18443,7 @@
               <w:spacing w:after="10" w:before="0"/>
               <w:ind w:left="120"/>
             </w:pPr>
-            <w:hyperlink w:history="1" r:id="rIdtnjj-p1dai0-3zatc_o4f">
+            <w:hyperlink w:history="1" r:id="rIdtc5rnijhdxgvc0kb3xmmu">
               <w:r>
                 <w:rPr>
                   <w:rFonts w:ascii="Arial" w:cs="Arial" w:eastAsia="Arial" w:hAnsi="Arial"/>
@@ -18488,7 +18488,7 @@
             <w:pPr>
               <w:spacing w:after="20" w:before="0"/>
             </w:pPr>
-            <w:hyperlink w:history="1" r:id="rIdnpdinmxm4y_wmjg-df8lu">
+            <w:hyperlink w:history="1" r:id="rIdw27mjd4xqmuawgyeofhuv">
               <w:r>
                 <w:rPr>
                   <w:rFonts w:ascii="Arial" w:cs="Arial" w:eastAsia="Arial" w:hAnsi="Arial"/>
@@ -18521,7 +18521,7 @@
               <w:spacing w:after="10" w:before="0"/>
               <w:ind w:left="120"/>
             </w:pPr>
-            <w:hyperlink w:history="1" r:id="rIdvgmyi9zfvopdtkceupqrs">
+            <w:hyperlink w:history="1" r:id="rIdlikno-i1lzbg8u-bzf6ve">
               <w:r>
                 <w:rPr>
                   <w:rFonts w:ascii="Arial" w:cs="Arial" w:eastAsia="Arial" w:hAnsi="Arial"/>
@@ -18716,7 +18716,7 @@
             <w:pPr>
               <w:spacing w:after="20" w:before="0"/>
             </w:pPr>
-            <w:hyperlink w:history="1" r:id="rIdswvpozsxyy5xrkhueddfd">
+            <w:hyperlink w:history="1" r:id="rId8zgni07ap6dwpm6xgifyh">
               <w:r>
                 <w:rPr>
                   <w:rFonts w:ascii="Arial" w:cs="Arial" w:eastAsia="Arial" w:hAnsi="Arial"/>
@@ -18749,7 +18749,7 @@
               <w:spacing w:after="10" w:before="0"/>
               <w:ind w:left="120"/>
             </w:pPr>
-            <w:hyperlink w:history="1" r:id="rId9vwfw-yxedxoaqmjrxgx5">
+            <w:hyperlink w:history="1" r:id="rIdljph8wzl7mzsbnegha91g">
               <w:r>
                 <w:rPr>
                   <w:rFonts w:ascii="Arial" w:cs="Arial" w:eastAsia="Arial" w:hAnsi="Arial"/>
@@ -18794,7 +18794,7 @@
             <w:pPr>
               <w:spacing w:after="20" w:before="0"/>
             </w:pPr>
-            <w:hyperlink w:history="1" r:id="rIdovuhdadyphcnpytslgghr">
+            <w:hyperlink w:history="1" r:id="rId5ppvk23ujkhaalc3jrisx">
               <w:r>
                 <w:rPr>
                   <w:rFonts w:ascii="Arial" w:cs="Arial" w:eastAsia="Arial" w:hAnsi="Arial"/>
@@ -18827,7 +18827,7 @@
               <w:spacing w:after="10" w:before="0"/>
               <w:ind w:left="120"/>
             </w:pPr>
-            <w:hyperlink w:history="1" r:id="rIdgexzi9f45wjdfzu56tqok">
+            <w:hyperlink w:history="1" r:id="rId3ecyhflje_fbaoviuuepk">
               <w:r>
                 <w:rPr>
                   <w:rFonts w:ascii="Arial" w:cs="Arial" w:eastAsia="Arial" w:hAnsi="Arial"/>
@@ -19022,7 +19022,7 @@
             <w:pPr>
               <w:spacing w:after="20" w:before="0"/>
             </w:pPr>
-            <w:hyperlink w:history="1" r:id="rIdbd5dioeepuislyr0fb5ll">
+            <w:hyperlink w:history="1" r:id="rId5kiaimkzc3hwl1tf5e1sm">
               <w:r>
                 <w:rPr>
                   <w:rFonts w:ascii="Arial" w:cs="Arial" w:eastAsia="Arial" w:hAnsi="Arial"/>
@@ -19055,7 +19055,7 @@
               <w:spacing w:after="10" w:before="0"/>
               <w:ind w:left="120"/>
             </w:pPr>
-            <w:hyperlink w:history="1" r:id="rIdp9wtu56qsi9ku-_iwr5jo">
+            <w:hyperlink w:history="1" r:id="rIdr7xirohrmocnb3d5qiw9v">
               <w:r>
                 <w:rPr>
                   <w:rFonts w:ascii="Arial" w:cs="Arial" w:eastAsia="Arial" w:hAnsi="Arial"/>
@@ -19100,7 +19100,7 @@
             <w:pPr>
               <w:spacing w:after="20" w:before="0"/>
             </w:pPr>
-            <w:hyperlink w:history="1" r:id="rIdfioxn8nl71fq0zqsttvkb">
+            <w:hyperlink w:history="1" r:id="rIdyzodqginjrkh8navjx2ua">
               <w:r>
                 <w:rPr>
                   <w:rFonts w:ascii="Arial" w:cs="Arial" w:eastAsia="Arial" w:hAnsi="Arial"/>
@@ -19133,7 +19133,7 @@
               <w:spacing w:after="10" w:before="0"/>
               <w:ind w:left="120"/>
             </w:pPr>
-            <w:hyperlink w:history="1" r:id="rIddofnms5ogbovb0_r1ihl7">
+            <w:hyperlink w:history="1" r:id="rId1kbshojdttlfjwcff095n">
               <w:r>
                 <w:rPr>
                   <w:rFonts w:ascii="Arial" w:cs="Arial" w:eastAsia="Arial" w:hAnsi="Arial"/>
@@ -20620,7 +20620,7 @@
             <w:pPr>
               <w:spacing w:after="20" w:before="0"/>
             </w:pPr>
-            <w:hyperlink w:history="1" r:id="rId8kbbocxm2d63dkyvfm6mo">
+            <w:hyperlink w:history="1" r:id="rIdvkozsqzyn0wrfpl-otzgk">
               <w:r>
                 <w:rPr>
                   <w:rFonts w:ascii="Arial" w:cs="Arial" w:eastAsia="Arial" w:hAnsi="Arial"/>
@@ -20653,7 +20653,7 @@
               <w:spacing w:after="10" w:before="0"/>
               <w:ind w:left="120"/>
             </w:pPr>
-            <w:hyperlink w:history="1" r:id="rId4wjslt5z6wxgxjok98fu0">
+            <w:hyperlink w:history="1" r:id="rIdhosk0dxtyji0hbylc5gh4">
               <w:r>
                 <w:rPr>
                   <w:rFonts w:ascii="Arial" w:cs="Arial" w:eastAsia="Arial" w:hAnsi="Arial"/>
@@ -20698,7 +20698,7 @@
             <w:pPr>
               <w:spacing w:after="20" w:before="0"/>
             </w:pPr>
-            <w:hyperlink w:history="1" r:id="rIdaxpatdsu4curu62j5jagj">
+            <w:hyperlink w:history="1" r:id="rIdrixyo9arw3xtzrwv04rn8">
               <w:r>
                 <w:rPr>
                   <w:rFonts w:ascii="Arial" w:cs="Arial" w:eastAsia="Arial" w:hAnsi="Arial"/>
@@ -20731,7 +20731,7 @@
               <w:spacing w:after="10" w:before="0"/>
               <w:ind w:left="120"/>
             </w:pPr>
-            <w:hyperlink w:history="1" r:id="rIdexcgoi_k0c_q0v8wuzfvg">
+            <w:hyperlink w:history="1" r:id="rIdttg6xm2hmycytzijnbvln">
               <w:r>
                 <w:rPr>
                   <w:rFonts w:ascii="Arial" w:cs="Arial" w:eastAsia="Arial" w:hAnsi="Arial"/>
@@ -20926,7 +20926,7 @@
             <w:pPr>
               <w:spacing w:after="20" w:before="0"/>
             </w:pPr>
-            <w:hyperlink w:history="1" r:id="rIdtgbmafzgkhif54cssfixb">
+            <w:hyperlink w:history="1" r:id="rId1osmzvzm7ate0tvuiptit">
               <w:r>
                 <w:rPr>
                   <w:rFonts w:ascii="Arial" w:cs="Arial" w:eastAsia="Arial" w:hAnsi="Arial"/>
@@ -20959,7 +20959,7 @@
               <w:spacing w:after="10" w:before="0"/>
               <w:ind w:left="120"/>
             </w:pPr>
-            <w:hyperlink w:history="1" r:id="rId7vx_qmbezwu6snnadwvs3">
+            <w:hyperlink w:history="1" r:id="rIdju2cz4eklowf5fce0ku21">
               <w:r>
                 <w:rPr>
                   <w:rFonts w:ascii="Arial" w:cs="Arial" w:eastAsia="Arial" w:hAnsi="Arial"/>
@@ -21004,7 +21004,7 @@
             <w:pPr>
               <w:spacing w:after="20" w:before="0"/>
             </w:pPr>
-            <w:hyperlink w:history="1" r:id="rId5dzazajbdhobntba2r3of">
+            <w:hyperlink w:history="1" r:id="rIde3vfs5h-aneldgjxcnvtj">
               <w:r>
                 <w:rPr>
                   <w:rFonts w:ascii="Arial" w:cs="Arial" w:eastAsia="Arial" w:hAnsi="Arial"/>
@@ -21037,7 +21037,7 @@
               <w:spacing w:after="10" w:before="0"/>
               <w:ind w:left="120"/>
             </w:pPr>
-            <w:hyperlink w:history="1" r:id="rIdxfyk-p9xlorwdlfewvx8w">
+            <w:hyperlink w:history="1" r:id="rIdbdhlmeervxvvszb5kldq2">
               <w:r>
                 <w:rPr>
                   <w:rFonts w:ascii="Arial" w:cs="Arial" w:eastAsia="Arial" w:hAnsi="Arial"/>
@@ -21232,7 +21232,7 @@
             <w:pPr>
               <w:spacing w:after="20" w:before="0"/>
             </w:pPr>
-            <w:hyperlink w:history="1" r:id="rId3ik2vob21tgyiq76gubjj">
+            <w:hyperlink w:history="1" r:id="rIdy47co1wjat-6br6n4pufo">
               <w:r>
                 <w:rPr>
                   <w:rFonts w:ascii="Arial" w:cs="Arial" w:eastAsia="Arial" w:hAnsi="Arial"/>
@@ -21265,7 +21265,7 @@
               <w:spacing w:after="10" w:before="0"/>
               <w:ind w:left="120"/>
             </w:pPr>
-            <w:hyperlink w:history="1" r:id="rId2-ff0na99nqkmnvgqil_q">
+            <w:hyperlink w:history="1" r:id="rIdqyibajvutngkfvr5gvufw">
               <w:r>
                 <w:rPr>
                   <w:rFonts w:ascii="Arial" w:cs="Arial" w:eastAsia="Arial" w:hAnsi="Arial"/>
@@ -21310,7 +21310,7 @@
             <w:pPr>
               <w:spacing w:after="20" w:before="0"/>
             </w:pPr>
-            <w:hyperlink w:history="1" r:id="rId-yffnerywo31mkxazgq5l">
+            <w:hyperlink w:history="1" r:id="rIdujgoymz99y0bgkyxtafdu">
               <w:r>
                 <w:rPr>
                   <w:rFonts w:ascii="Arial" w:cs="Arial" w:eastAsia="Arial" w:hAnsi="Arial"/>
@@ -21343,7 +21343,7 @@
               <w:spacing w:after="10" w:before="0"/>
               <w:ind w:left="120"/>
             </w:pPr>
-            <w:hyperlink w:history="1" r:id="rIdeobjhcjgkqke_ydz03gxi">
+            <w:hyperlink w:history="1" r:id="rId2zsqrdiyo6ythxtrrfuyv">
               <w:r>
                 <w:rPr>
                   <w:rFonts w:ascii="Arial" w:cs="Arial" w:eastAsia="Arial" w:hAnsi="Arial"/>
@@ -21538,7 +21538,7 @@
             <w:pPr>
               <w:spacing w:after="20" w:before="0"/>
             </w:pPr>
-            <w:hyperlink w:history="1" r:id="rIdylcyw14f5ayvtlrdfbhpc">
+            <w:hyperlink w:history="1" r:id="rIdkutkxx41pw9kxjekw021e">
               <w:r>
                 <w:rPr>
                   <w:rFonts w:ascii="Arial" w:cs="Arial" w:eastAsia="Arial" w:hAnsi="Arial"/>
@@ -21571,7 +21571,7 @@
               <w:spacing w:after="10" w:before="0"/>
               <w:ind w:left="120"/>
             </w:pPr>
-            <w:hyperlink w:history="1" r:id="rIdy2pbmo3mcart0-ahaiohb">
+            <w:hyperlink w:history="1" r:id="rIdoc1cdwfim6kil2bmqm1ov">
               <w:r>
                 <w:rPr>
                   <w:rFonts w:ascii="Arial" w:cs="Arial" w:eastAsia="Arial" w:hAnsi="Arial"/>
@@ -21616,7 +21616,7 @@
             <w:pPr>
               <w:spacing w:after="20" w:before="0"/>
             </w:pPr>
-            <w:hyperlink w:history="1" r:id="rIdbldynzqzu762uo2lysgob">
+            <w:hyperlink w:history="1" r:id="rIdo5hxwgakhgar8g248hr50">
               <w:r>
                 <w:rPr>
                   <w:rFonts w:ascii="Arial" w:cs="Arial" w:eastAsia="Arial" w:hAnsi="Arial"/>
@@ -21649,7 +21649,7 @@
               <w:spacing w:after="10" w:before="0"/>
               <w:ind w:left="120"/>
             </w:pPr>
-            <w:hyperlink w:history="1" r:id="rIdbcypgvbssgd-dsqqjykmd">
+            <w:hyperlink w:history="1" r:id="rIdd1pv06qdyexdai6syobuq">
               <w:r>
                 <w:rPr>
                   <w:rFonts w:ascii="Arial" w:cs="Arial" w:eastAsia="Arial" w:hAnsi="Arial"/>
@@ -21844,7 +21844,7 @@
             <w:pPr>
               <w:spacing w:after="20" w:before="0"/>
             </w:pPr>
-            <w:hyperlink w:history="1" r:id="rIdne3ag0oz80agzrh04rdne">
+            <w:hyperlink w:history="1" r:id="rIdmcj9l89e0wcspfwvmaeig">
               <w:r>
                 <w:rPr>
                   <w:rFonts w:ascii="Arial" w:cs="Arial" w:eastAsia="Arial" w:hAnsi="Arial"/>
@@ -21877,7 +21877,7 @@
               <w:spacing w:after="10" w:before="0"/>
               <w:ind w:left="120"/>
             </w:pPr>
-            <w:hyperlink w:history="1" r:id="rIdx9zhpcu9mh-kkvrpeiciu">
+            <w:hyperlink w:history="1" r:id="rIdj5nsnt3njlj9bplfdbj9m">
               <w:r>
                 <w:rPr>
                   <w:rFonts w:ascii="Arial" w:cs="Arial" w:eastAsia="Arial" w:hAnsi="Arial"/>
@@ -21922,7 +21922,7 @@
             <w:pPr>
               <w:spacing w:after="20" w:before="0"/>
             </w:pPr>
-            <w:hyperlink w:history="1" r:id="rIdgt9qjedtcosbxn5magjon">
+            <w:hyperlink w:history="1" r:id="rIdiwxwie_0loizspjjlu-6k">
               <w:r>
                 <w:rPr>
                   <w:rFonts w:ascii="Arial" w:cs="Arial" w:eastAsia="Arial" w:hAnsi="Arial"/>
@@ -21955,7 +21955,7 @@
               <w:spacing w:after="10" w:before="0"/>
               <w:ind w:left="120"/>
             </w:pPr>
-            <w:hyperlink w:history="1" r:id="rId4vnm4hfc7ad_isg8jqzxm">
+            <w:hyperlink w:history="1" r:id="rIdv3f0irdfj0womjdzjfk2a">
               <w:r>
                 <w:rPr>
                   <w:rFonts w:ascii="Arial" w:cs="Arial" w:eastAsia="Arial" w:hAnsi="Arial"/>
@@ -23442,7 +23442,7 @@
             <w:pPr>
               <w:spacing w:after="20" w:before="0"/>
             </w:pPr>
-            <w:hyperlink w:history="1" r:id="rIdeeunxkyeq10pfnvucywzn">
+            <w:hyperlink w:history="1" r:id="rIdaai2ohynlpxdlhaesdmjt">
               <w:r>
                 <w:rPr>
                   <w:rFonts w:ascii="Arial" w:cs="Arial" w:eastAsia="Arial" w:hAnsi="Arial"/>
@@ -23475,7 +23475,7 @@
               <w:spacing w:after="10" w:before="0"/>
               <w:ind w:left="120"/>
             </w:pPr>
-            <w:hyperlink w:history="1" r:id="rIdi63gcffp31ijsteto5tse">
+            <w:hyperlink w:history="1" r:id="rId_lgetbzs8i-dszsu_dt1s">
               <w:r>
                 <w:rPr>
                   <w:rFonts w:ascii="Arial" w:cs="Arial" w:eastAsia="Arial" w:hAnsi="Arial"/>
@@ -23520,7 +23520,7 @@
             <w:pPr>
               <w:spacing w:after="20" w:before="0"/>
             </w:pPr>
-            <w:hyperlink w:history="1" r:id="rId9ba-ahtaayi5xhz53e43-">
+            <w:hyperlink w:history="1" r:id="rId0bwshl0krj70zkw3f8xg1">
               <w:r>
                 <w:rPr>
                   <w:rFonts w:ascii="Arial" w:cs="Arial" w:eastAsia="Arial" w:hAnsi="Arial"/>
@@ -23553,7 +23553,7 @@
               <w:spacing w:after="10" w:before="0"/>
               <w:ind w:left="120"/>
             </w:pPr>
-            <w:hyperlink w:history="1" r:id="rIdkv22qi-v9t_ep6q1fc0vu">
+            <w:hyperlink w:history="1" r:id="rIdou8byofzj3jkdeozmpr-u">
               <w:r>
                 <w:rPr>
                   <w:rFonts w:ascii="Arial" w:cs="Arial" w:eastAsia="Arial" w:hAnsi="Arial"/>
@@ -23748,7 +23748,7 @@
             <w:pPr>
               <w:spacing w:after="20" w:before="0"/>
             </w:pPr>
-            <w:hyperlink w:history="1" r:id="rId75urizofoyhlw1nr0llzr">
+            <w:hyperlink w:history="1" r:id="rIdepljyidoyjnq-mljfpmak">
               <w:r>
                 <w:rPr>
                   <w:rFonts w:ascii="Arial" w:cs="Arial" w:eastAsia="Arial" w:hAnsi="Arial"/>
@@ -23781,7 +23781,7 @@
               <w:spacing w:after="10" w:before="0"/>
               <w:ind w:left="120"/>
             </w:pPr>
-            <w:hyperlink w:history="1" r:id="rIdtqyam70kwpngz-uv1ec1s">
+            <w:hyperlink w:history="1" r:id="rIdvlctx8cq8h3zlftkou18-">
               <w:r>
                 <w:rPr>
                   <w:rFonts w:ascii="Arial" w:cs="Arial" w:eastAsia="Arial" w:hAnsi="Arial"/>
@@ -23826,7 +23826,7 @@
             <w:pPr>
               <w:spacing w:after="20" w:before="0"/>
             </w:pPr>
-            <w:hyperlink w:history="1" r:id="rIdifd82_g_yzaf8g2no_nvh">
+            <w:hyperlink w:history="1" r:id="rIdbtaktthp1dvhsrtpynaxx">
               <w:r>
                 <w:rPr>
                   <w:rFonts w:ascii="Arial" w:cs="Arial" w:eastAsia="Arial" w:hAnsi="Arial"/>
@@ -23859,7 +23859,7 @@
               <w:spacing w:after="10" w:before="0"/>
               <w:ind w:left="120"/>
             </w:pPr>
-            <w:hyperlink w:history="1" r:id="rId4upyaa0rxu2ammkrassrn">
+            <w:hyperlink w:history="1" r:id="rIdsduuqmi0hf5qdfh6mh4op">
               <w:r>
                 <w:rPr>
                   <w:rFonts w:ascii="Arial" w:cs="Arial" w:eastAsia="Arial" w:hAnsi="Arial"/>
@@ -24054,7 +24054,7 @@
             <w:pPr>
               <w:spacing w:after="20" w:before="0"/>
             </w:pPr>
-            <w:hyperlink w:history="1" r:id="rId_4geybstyplkbo60zeifq">
+            <w:hyperlink w:history="1" r:id="rId-xeyzutrc-0elnhzwrgfg">
               <w:r>
                 <w:rPr>
                   <w:rFonts w:ascii="Arial" w:cs="Arial" w:eastAsia="Arial" w:hAnsi="Arial"/>
@@ -24087,7 +24087,7 @@
               <w:spacing w:after="10" w:before="0"/>
               <w:ind w:left="120"/>
             </w:pPr>
-            <w:hyperlink w:history="1" r:id="rIdk22dqfc5qj9fz-8ruk397">
+            <w:hyperlink w:history="1" r:id="rIdslsrkeupzubrxho5jukxu">
               <w:r>
                 <w:rPr>
                   <w:rFonts w:ascii="Arial" w:cs="Arial" w:eastAsia="Arial" w:hAnsi="Arial"/>
@@ -24132,7 +24132,7 @@
             <w:pPr>
               <w:spacing w:after="20" w:before="0"/>
             </w:pPr>
-            <w:hyperlink w:history="1" r:id="rId-t6gupdgbd6oriah4ng7r">
+            <w:hyperlink w:history="1" r:id="rIdlsxj2gcqu2lvdmi6ysrkr">
               <w:r>
                 <w:rPr>
                   <w:rFonts w:ascii="Arial" w:cs="Arial" w:eastAsia="Arial" w:hAnsi="Arial"/>
@@ -24165,7 +24165,7 @@
               <w:spacing w:after="10" w:before="0"/>
               <w:ind w:left="120"/>
             </w:pPr>
-            <w:hyperlink w:history="1" r:id="rId2ok-vybkdd2rqrt-nscbn">
+            <w:hyperlink w:history="1" r:id="rIdr1kvqkkmkkt0cev-vf0nu">
               <w:r>
                 <w:rPr>
                   <w:rFonts w:ascii="Arial" w:cs="Arial" w:eastAsia="Arial" w:hAnsi="Arial"/>
@@ -24360,7 +24360,7 @@
             <w:pPr>
               <w:spacing w:after="20" w:before="0"/>
             </w:pPr>
-            <w:hyperlink w:history="1" r:id="rIdwawc-cj6bejchvjt5n0n8">
+            <w:hyperlink w:history="1" r:id="rIdgaxlo9uqjzhrtzggbxzdm">
               <w:r>
                 <w:rPr>
                   <w:rFonts w:ascii="Arial" w:cs="Arial" w:eastAsia="Arial" w:hAnsi="Arial"/>
@@ -24393,7 +24393,7 @@
               <w:spacing w:after="10" w:before="0"/>
               <w:ind w:left="120"/>
             </w:pPr>
-            <w:hyperlink w:history="1" r:id="rIdki-a6m3oxycyesqk1xxnp">
+            <w:hyperlink w:history="1" r:id="rIdov8nkehr-wc-ksw90cqbk">
               <w:r>
                 <w:rPr>
                   <w:rFonts w:ascii="Arial" w:cs="Arial" w:eastAsia="Arial" w:hAnsi="Arial"/>
@@ -24438,7 +24438,7 @@
             <w:pPr>
               <w:spacing w:after="20" w:before="0"/>
             </w:pPr>
-            <w:hyperlink w:history="1" r:id="rIdlpxpa2hrvmj_a0wxgh7ds">
+            <w:hyperlink w:history="1" r:id="rIdpikcigz4jepdi47weum4j">
               <w:r>
                 <w:rPr>
                   <w:rFonts w:ascii="Arial" w:cs="Arial" w:eastAsia="Arial" w:hAnsi="Arial"/>
@@ -24471,7 +24471,7 @@
               <w:spacing w:after="10" w:before="0"/>
               <w:ind w:left="120"/>
             </w:pPr>
-            <w:hyperlink w:history="1" r:id="rIdzj6jyjscrcmmjjlvkjrl8">
+            <w:hyperlink w:history="1" r:id="rIdxrvh2rdqmttft_ggb8h_f">
               <w:r>
                 <w:rPr>
                   <w:rFonts w:ascii="Arial" w:cs="Arial" w:eastAsia="Arial" w:hAnsi="Arial"/>
@@ -24666,7 +24666,7 @@
             <w:pPr>
               <w:spacing w:after="20" w:before="0"/>
             </w:pPr>
-            <w:hyperlink w:history="1" r:id="rId2hnjnldjbqxckrsnnt55i">
+            <w:hyperlink w:history="1" r:id="rIdneeh0fevn_kfg9d_eh2qm">
               <w:r>
                 <w:rPr>
                   <w:rFonts w:ascii="Arial" w:cs="Arial" w:eastAsia="Arial" w:hAnsi="Arial"/>
@@ -24699,7 +24699,7 @@
               <w:spacing w:after="10" w:before="0"/>
               <w:ind w:left="120"/>
             </w:pPr>
-            <w:hyperlink w:history="1" r:id="rIdr77tc4zi5r44bqjq1xxfp">
+            <w:hyperlink w:history="1" r:id="rIdajkyccgi-tt38em78liny">
               <w:r>
                 <w:rPr>
                   <w:rFonts w:ascii="Arial" w:cs="Arial" w:eastAsia="Arial" w:hAnsi="Arial"/>
@@ -24744,7 +24744,7 @@
             <w:pPr>
               <w:spacing w:after="20" w:before="0"/>
             </w:pPr>
-            <w:hyperlink w:history="1" r:id="rIdbpgvjh_za3u-aqds0hldr">
+            <w:hyperlink w:history="1" r:id="rIdvaxuibc11hbymu5ytv5dx">
               <w:r>
                 <w:rPr>
                   <w:rFonts w:ascii="Arial" w:cs="Arial" w:eastAsia="Arial" w:hAnsi="Arial"/>
@@ -24777,7 +24777,7 @@
               <w:spacing w:after="10" w:before="0"/>
               <w:ind w:left="120"/>
             </w:pPr>
-            <w:hyperlink w:history="1" r:id="rIdgwjqb87ada995mcn2sn6e">
+            <w:hyperlink w:history="1" r:id="rId9po4hvduhowja1qsfa7yi">
               <w:r>
                 <w:rPr>
                   <w:rFonts w:ascii="Arial" w:cs="Arial" w:eastAsia="Arial" w:hAnsi="Arial"/>
@@ -26264,7 +26264,7 @@
             <w:pPr>
               <w:spacing w:after="20" w:before="0"/>
             </w:pPr>
-            <w:hyperlink w:history="1" r:id="rIdayw1nggwhpysjfrwwl8nd">
+            <w:hyperlink w:history="1" r:id="rIdfc8nb--gjcc7o3z8riorh">
               <w:r>
                 <w:rPr>
                   <w:rFonts w:ascii="Arial" w:cs="Arial" w:eastAsia="Arial" w:hAnsi="Arial"/>
@@ -26297,7 +26297,7 @@
               <w:spacing w:after="10" w:before="0"/>
               <w:ind w:left="120"/>
             </w:pPr>
-            <w:hyperlink w:history="1" r:id="rIdjislo3uducjdci1cbfnr4">
+            <w:hyperlink w:history="1" r:id="rId4zvkqeocoyf3msay12qwk">
               <w:r>
                 <w:rPr>
                   <w:rFonts w:ascii="Arial" w:cs="Arial" w:eastAsia="Arial" w:hAnsi="Arial"/>
@@ -26342,7 +26342,7 @@
             <w:pPr>
               <w:spacing w:after="20" w:before="0"/>
             </w:pPr>
-            <w:hyperlink w:history="1" r:id="rIdvwczvfkix0xcrcohz3yrs">
+            <w:hyperlink w:history="1" r:id="rIdcn9u0aa1hz2tt6euflay7">
               <w:r>
                 <w:rPr>
                   <w:rFonts w:ascii="Arial" w:cs="Arial" w:eastAsia="Arial" w:hAnsi="Arial"/>
@@ -26375,7 +26375,7 @@
               <w:spacing w:after="10" w:before="0"/>
               <w:ind w:left="120"/>
             </w:pPr>
-            <w:hyperlink w:history="1" r:id="rIdkajanenfef4dr-xyihaxy">
+            <w:hyperlink w:history="1" r:id="rIddqexn_aibpya_fwstkybw">
               <w:r>
                 <w:rPr>
                   <w:rFonts w:ascii="Arial" w:cs="Arial" w:eastAsia="Arial" w:hAnsi="Arial"/>
@@ -26570,7 +26570,7 @@
             <w:pPr>
               <w:spacing w:after="20" w:before="0"/>
             </w:pPr>
-            <w:hyperlink w:history="1" r:id="rId1c0yckmvvxqcv_rud9wxf">
+            <w:hyperlink w:history="1" r:id="rIdbfz7n-dgljq6e5x1qifyr">
               <w:r>
                 <w:rPr>
                   <w:rFonts w:ascii="Arial" w:cs="Arial" w:eastAsia="Arial" w:hAnsi="Arial"/>
@@ -26603,7 +26603,7 @@
               <w:spacing w:after="10" w:before="0"/>
               <w:ind w:left="120"/>
             </w:pPr>
-            <w:hyperlink w:history="1" r:id="rId8ldhhvhimcq50amxxjszi">
+            <w:hyperlink w:history="1" r:id="rIdlz6ilptxpye7qdog1xhcv">
               <w:r>
                 <w:rPr>
                   <w:rFonts w:ascii="Arial" w:cs="Arial" w:eastAsia="Arial" w:hAnsi="Arial"/>
@@ -26648,7 +26648,7 @@
             <w:pPr>
               <w:spacing w:after="20" w:before="0"/>
             </w:pPr>
-            <w:hyperlink w:history="1" r:id="rIdjqcelwsphbhdkl5pep4p9">
+            <w:hyperlink w:history="1" r:id="rIdqyzcd1ncyobrzjg2ahd6e">
               <w:r>
                 <w:rPr>
                   <w:rFonts w:ascii="Arial" w:cs="Arial" w:eastAsia="Arial" w:hAnsi="Arial"/>
@@ -26681,7 +26681,7 @@
               <w:spacing w:after="10" w:before="0"/>
               <w:ind w:left="120"/>
             </w:pPr>
-            <w:hyperlink w:history="1" r:id="rIdmz4cj1rdn2n_hnpzz-_pq">
+            <w:hyperlink w:history="1" r:id="rIdoyzxz7zlqxmpyiubo3qgk">
               <w:r>
                 <w:rPr>
                   <w:rFonts w:ascii="Arial" w:cs="Arial" w:eastAsia="Arial" w:hAnsi="Arial"/>
@@ -26876,7 +26876,7 @@
             <w:pPr>
               <w:spacing w:after="20" w:before="0"/>
             </w:pPr>
-            <w:hyperlink w:history="1" r:id="rId7ad-2zryd0op9leg265mt">
+            <w:hyperlink w:history="1" r:id="rIdmrkirudqc4au6llux5bmy">
               <w:r>
                 <w:rPr>
                   <w:rFonts w:ascii="Arial" w:cs="Arial" w:eastAsia="Arial" w:hAnsi="Arial"/>
@@ -26909,7 +26909,7 @@
               <w:spacing w:after="10" w:before="0"/>
               <w:ind w:left="120"/>
             </w:pPr>
-            <w:hyperlink w:history="1" r:id="rIdhhv3vzak8ski2ocmv2w1m">
+            <w:hyperlink w:history="1" r:id="rId4udhtzcgoibrv9o4e1gyy">
               <w:r>
                 <w:rPr>
                   <w:rFonts w:ascii="Arial" w:cs="Arial" w:eastAsia="Arial" w:hAnsi="Arial"/>
@@ -26954,7 +26954,7 @@
             <w:pPr>
               <w:spacing w:after="20" w:before="0"/>
             </w:pPr>
-            <w:hyperlink w:history="1" r:id="rIdyjvn1w9ownp7vlcqly9vr">
+            <w:hyperlink w:history="1" r:id="rIdfvvr0aahp3dn_v4nb62od">
               <w:r>
                 <w:rPr>
                   <w:rFonts w:ascii="Arial" w:cs="Arial" w:eastAsia="Arial" w:hAnsi="Arial"/>
@@ -26987,7 +26987,7 @@
               <w:spacing w:after="10" w:before="0"/>
               <w:ind w:left="120"/>
             </w:pPr>
-            <w:hyperlink w:history="1" r:id="rIdomqrvdjuxxxbsgowed4jt">
+            <w:hyperlink w:history="1" r:id="rIdeeqkyzljxrl4h_pp-q999">
               <w:r>
                 <w:rPr>
                   <w:rFonts w:ascii="Arial" w:cs="Arial" w:eastAsia="Arial" w:hAnsi="Arial"/>
@@ -27182,7 +27182,7 @@
             <w:pPr>
               <w:spacing w:after="20" w:before="0"/>
             </w:pPr>
-            <w:hyperlink w:history="1" r:id="rId0tndb9ntktmtuk35v8o10">
+            <w:hyperlink w:history="1" r:id="rIdkriqqnz_b04jdvzd1tyhi">
               <w:r>
                 <w:rPr>
                   <w:rFonts w:ascii="Arial" w:cs="Arial" w:eastAsia="Arial" w:hAnsi="Arial"/>
@@ -27215,7 +27215,7 @@
               <w:spacing w:after="10" w:before="0"/>
               <w:ind w:left="120"/>
             </w:pPr>
-            <w:hyperlink w:history="1" r:id="rId1g2wuz62l_5m05h1ghpdg">
+            <w:hyperlink w:history="1" r:id="rIdm-51jycgyqll8omwm-nlf">
               <w:r>
                 <w:rPr>
                   <w:rFonts w:ascii="Arial" w:cs="Arial" w:eastAsia="Arial" w:hAnsi="Arial"/>
@@ -27260,7 +27260,7 @@
             <w:pPr>
               <w:spacing w:after="20" w:before="0"/>
             </w:pPr>
-            <w:hyperlink w:history="1" r:id="rIdkhjthqtguywwxdvcoahed">
+            <w:hyperlink w:history="1" r:id="rIdkhwjv7f6r08hatxk3g_kz">
               <w:r>
                 <w:rPr>
                   <w:rFonts w:ascii="Arial" w:cs="Arial" w:eastAsia="Arial" w:hAnsi="Arial"/>
@@ -27293,7 +27293,7 @@
               <w:spacing w:after="10" w:before="0"/>
               <w:ind w:left="120"/>
             </w:pPr>
-            <w:hyperlink w:history="1" r:id="rIdioatx6q51tbkhwklvmqpt">
+            <w:hyperlink w:history="1" r:id="rIdhx4fmmb2wetctzcahub4c">
               <w:r>
                 <w:rPr>
                   <w:rFonts w:ascii="Arial" w:cs="Arial" w:eastAsia="Arial" w:hAnsi="Arial"/>
@@ -27488,7 +27488,7 @@
             <w:pPr>
               <w:spacing w:after="20" w:before="0"/>
             </w:pPr>
-            <w:hyperlink w:history="1" r:id="rId41vup9yu4wz-0m9qiwnbg">
+            <w:hyperlink w:history="1" r:id="rIdzxcaadewwiq4hozzdu77k">
               <w:r>
                 <w:rPr>
                   <w:rFonts w:ascii="Arial" w:cs="Arial" w:eastAsia="Arial" w:hAnsi="Arial"/>
@@ -27521,7 +27521,7 @@
               <w:spacing w:after="10" w:before="0"/>
               <w:ind w:left="120"/>
             </w:pPr>
-            <w:hyperlink w:history="1" r:id="rIdfv02f9v-4kcc3fdgarc1c">
+            <w:hyperlink w:history="1" r:id="rIdyttnbdkdxo8t8x7ze9pgr">
               <w:r>
                 <w:rPr>
                   <w:rFonts w:ascii="Arial" w:cs="Arial" w:eastAsia="Arial" w:hAnsi="Arial"/>
@@ -27566,7 +27566,7 @@
             <w:pPr>
               <w:spacing w:after="20" w:before="0"/>
             </w:pPr>
-            <w:hyperlink w:history="1" r:id="rIdapwb_qmowqqavc7lyavao">
+            <w:hyperlink w:history="1" r:id="rIdmttzaht3-3hvf2_be2b5y">
               <w:r>
                 <w:rPr>
                   <w:rFonts w:ascii="Arial" w:cs="Arial" w:eastAsia="Arial" w:hAnsi="Arial"/>
@@ -27599,7 +27599,7 @@
               <w:spacing w:after="10" w:before="0"/>
               <w:ind w:left="120"/>
             </w:pPr>
-            <w:hyperlink w:history="1" r:id="rId_ezqaja_j7xslturzsjyc">
+            <w:hyperlink w:history="1" r:id="rIdkauompdp6qqtvcfewgpx_">
               <w:r>
                 <w:rPr>
                   <w:rFonts w:ascii="Arial" w:cs="Arial" w:eastAsia="Arial" w:hAnsi="Arial"/>
@@ -29086,7 +29086,7 @@
             <w:pPr>
               <w:spacing w:after="20" w:before="0"/>
             </w:pPr>
-            <w:hyperlink w:history="1" r:id="rIdzjfs9w9xmtgatfybbzhit">
+            <w:hyperlink w:history="1" r:id="rIdpjs5m1fuygnwehrppjm2q">
               <w:r>
                 <w:rPr>
                   <w:rFonts w:ascii="Arial" w:cs="Arial" w:eastAsia="Arial" w:hAnsi="Arial"/>
@@ -29119,7 +29119,7 @@
               <w:spacing w:after="10" w:before="0"/>
               <w:ind w:left="120"/>
             </w:pPr>
-            <w:hyperlink w:history="1" r:id="rIdpwgnk0ztnqgbgvd4iqgpc">
+            <w:hyperlink w:history="1" r:id="rIdwez3cf1ltzmq50iexrttk">
               <w:r>
                 <w:rPr>
                   <w:rFonts w:ascii="Arial" w:cs="Arial" w:eastAsia="Arial" w:hAnsi="Arial"/>
@@ -29164,7 +29164,7 @@
             <w:pPr>
               <w:spacing w:after="20" w:before="0"/>
             </w:pPr>
-            <w:hyperlink w:history="1" r:id="rIdkwlfyoxg0xjbcyoq9s45s">
+            <w:hyperlink w:history="1" r:id="rIdyk1qyia9nke-ct3ufs8bz">
               <w:r>
                 <w:rPr>
                   <w:rFonts w:ascii="Arial" w:cs="Arial" w:eastAsia="Arial" w:hAnsi="Arial"/>
@@ -29197,7 +29197,7 @@
               <w:spacing w:after="10" w:before="0"/>
               <w:ind w:left="120"/>
             </w:pPr>
-            <w:hyperlink w:history="1" r:id="rIdto41j1nz2ujihd9ua16b9">
+            <w:hyperlink w:history="1" r:id="rIdrsalu7idgp8qxlaer4du0">
               <w:r>
                 <w:rPr>
                   <w:rFonts w:ascii="Arial" w:cs="Arial" w:eastAsia="Arial" w:hAnsi="Arial"/>
@@ -29392,7 +29392,7 @@
             <w:pPr>
               <w:spacing w:after="20" w:before="0"/>
             </w:pPr>
-            <w:hyperlink w:history="1" r:id="rIdlpo_lkrbbcbj9vgln9mru">
+            <w:hyperlink w:history="1" r:id="rIda5al7x133cafuuqax4rt1">
               <w:r>
                 <w:rPr>
                   <w:rFonts w:ascii="Arial" w:cs="Arial" w:eastAsia="Arial" w:hAnsi="Arial"/>
@@ -29425,7 +29425,7 @@
               <w:spacing w:after="10" w:before="0"/>
               <w:ind w:left="120"/>
             </w:pPr>
-            <w:hyperlink w:history="1" r:id="rIdhhgopmatsm8etvb7xwipz">
+            <w:hyperlink w:history="1" r:id="rIdnqzcewcceax499tpt1k03">
               <w:r>
                 <w:rPr>
                   <w:rFonts w:ascii="Arial" w:cs="Arial" w:eastAsia="Arial" w:hAnsi="Arial"/>
@@ -29470,7 +29470,7 @@
             <w:pPr>
               <w:spacing w:after="20" w:before="0"/>
             </w:pPr>
-            <w:hyperlink w:history="1" r:id="rIdplhstj-ztefnkp08h1spf">
+            <w:hyperlink w:history="1" r:id="rIdksy8fbyjmay-nrgs2kpm-">
               <w:r>
                 <w:rPr>
                   <w:rFonts w:ascii="Arial" w:cs="Arial" w:eastAsia="Arial" w:hAnsi="Arial"/>
@@ -29503,7 +29503,7 @@
               <w:spacing w:after="10" w:before="0"/>
               <w:ind w:left="120"/>
             </w:pPr>
-            <w:hyperlink w:history="1" r:id="rIdqayedovi2oeeotfiroisi">
+            <w:hyperlink w:history="1" r:id="rIdw7brl98ug6-fhymwstat2">
               <w:r>
                 <w:rPr>
                   <w:rFonts w:ascii="Arial" w:cs="Arial" w:eastAsia="Arial" w:hAnsi="Arial"/>
@@ -29698,7 +29698,7 @@
             <w:pPr>
               <w:spacing w:after="20" w:before="0"/>
             </w:pPr>
-            <w:hyperlink w:history="1" r:id="rId-q9jmwpyjdek5gvr3ykjv">
+            <w:hyperlink w:history="1" r:id="rIdhgrbeilduzrbjx8voyve2">
               <w:r>
                 <w:rPr>
                   <w:rFonts w:ascii="Arial" w:cs="Arial" w:eastAsia="Arial" w:hAnsi="Arial"/>
@@ -29731,7 +29731,7 @@
               <w:spacing w:after="10" w:before="0"/>
               <w:ind w:left="120"/>
             </w:pPr>
-            <w:hyperlink w:history="1" r:id="rIdygngm8fnznuvvzwpe6rbm">
+            <w:hyperlink w:history="1" r:id="rIdnlzk_ebrt7iwwhv4odd27">
               <w:r>
                 <w:rPr>
                   <w:rFonts w:ascii="Arial" w:cs="Arial" w:eastAsia="Arial" w:hAnsi="Arial"/>
@@ -29776,7 +29776,7 @@
             <w:pPr>
               <w:spacing w:after="20" w:before="0"/>
             </w:pPr>
-            <w:hyperlink w:history="1" r:id="rIdtczicsqijihbi6iy2j3rf">
+            <w:hyperlink w:history="1" r:id="rIdvubckc0ypomxjayfn5u41">
               <w:r>
                 <w:rPr>
                   <w:rFonts w:ascii="Arial" w:cs="Arial" w:eastAsia="Arial" w:hAnsi="Arial"/>
@@ -29809,7 +29809,7 @@
               <w:spacing w:after="10" w:before="0"/>
               <w:ind w:left="120"/>
             </w:pPr>
-            <w:hyperlink w:history="1" r:id="rIdbepvhsiusswmnlsyekoxu">
+            <w:hyperlink w:history="1" r:id="rIdlr2ln57nevsasxq_fhhv4">
               <w:r>
                 <w:rPr>
                   <w:rFonts w:ascii="Arial" w:cs="Arial" w:eastAsia="Arial" w:hAnsi="Arial"/>
@@ -30004,7 +30004,7 @@
             <w:pPr>
               <w:spacing w:after="20" w:before="0"/>
             </w:pPr>
-            <w:hyperlink w:history="1" r:id="rIdlss0kissz6mrpaaj_cktw">
+            <w:hyperlink w:history="1" r:id="rIdrevncy1toyumlmrirf9fk">
               <w:r>
                 <w:rPr>
                   <w:rFonts w:ascii="Arial" w:cs="Arial" w:eastAsia="Arial" w:hAnsi="Arial"/>
@@ -30037,7 +30037,7 @@
               <w:spacing w:after="10" w:before="0"/>
               <w:ind w:left="120"/>
             </w:pPr>
-            <w:hyperlink w:history="1" r:id="rIdwyfs2du8pmaztdh3tijgh">
+            <w:hyperlink w:history="1" r:id="rIdceomi75yfp_ldwy2i9lkf">
               <w:r>
                 <w:rPr>
                   <w:rFonts w:ascii="Arial" w:cs="Arial" w:eastAsia="Arial" w:hAnsi="Arial"/>
@@ -30082,7 +30082,7 @@
             <w:pPr>
               <w:spacing w:after="20" w:before="0"/>
             </w:pPr>
-            <w:hyperlink w:history="1" r:id="rIdecnxzfo_qcmxcjemfkx7_">
+            <w:hyperlink w:history="1" r:id="rIdhee47lf4aqh_allbfeac9">
               <w:r>
                 <w:rPr>
                   <w:rFonts w:ascii="Arial" w:cs="Arial" w:eastAsia="Arial" w:hAnsi="Arial"/>
@@ -30115,7 +30115,7 @@
               <w:spacing w:after="10" w:before="0"/>
               <w:ind w:left="120"/>
             </w:pPr>
-            <w:hyperlink w:history="1" r:id="rIda7b5mzblhcopxn1xa19do">
+            <w:hyperlink w:history="1" r:id="rId-j-mix2hopztw8tlyslty">
               <w:r>
                 <w:rPr>
                   <w:rFonts w:ascii="Arial" w:cs="Arial" w:eastAsia="Arial" w:hAnsi="Arial"/>
@@ -30310,7 +30310,7 @@
             <w:pPr>
               <w:spacing w:after="20" w:before="0"/>
             </w:pPr>
-            <w:hyperlink w:history="1" r:id="rId8w0enx6ozqy3z13scy0ak">
+            <w:hyperlink w:history="1" r:id="rIdckh-pgysdmxyf0lr6hdc4">
               <w:r>
                 <w:rPr>
                   <w:rFonts w:ascii="Arial" w:cs="Arial" w:eastAsia="Arial" w:hAnsi="Arial"/>
@@ -30343,7 +30343,7 @@
               <w:spacing w:after="10" w:before="0"/>
               <w:ind w:left="120"/>
             </w:pPr>
-            <w:hyperlink w:history="1" r:id="rIdr3usunl1xgezjrsmwg90h">
+            <w:hyperlink w:history="1" r:id="rIdky83ya_5toezm1a_nrwjk">
               <w:r>
                 <w:rPr>
                   <w:rFonts w:ascii="Arial" w:cs="Arial" w:eastAsia="Arial" w:hAnsi="Arial"/>
@@ -30388,7 +30388,7 @@
             <w:pPr>
               <w:spacing w:after="20" w:before="0"/>
             </w:pPr>
-            <w:hyperlink w:history="1" r:id="rIdu7hwbtkps4nu4hes3ixxd">
+            <w:hyperlink w:history="1" r:id="rIdd6fz583a4dlux6c2_pqfb">
               <w:r>
                 <w:rPr>
                   <w:rFonts w:ascii="Arial" w:cs="Arial" w:eastAsia="Arial" w:hAnsi="Arial"/>
@@ -30421,7 +30421,7 @@
               <w:spacing w:after="10" w:before="0"/>
               <w:ind w:left="120"/>
             </w:pPr>
-            <w:hyperlink w:history="1" r:id="rIdxpigj-ztqmb4mnbqwiniu">
+            <w:hyperlink w:history="1" r:id="rIdcenlbdehnpulfdqlnnwqj">
               <w:r>
                 <w:rPr>
                   <w:rFonts w:ascii="Arial" w:cs="Arial" w:eastAsia="Arial" w:hAnsi="Arial"/>
@@ -32022,7 +32022,7 @@
             <w:pPr>
               <w:spacing w:after="20" w:before="0"/>
             </w:pPr>
-            <w:hyperlink w:history="1" r:id="rIdj7how4doujz1paogjhwab">
+            <w:hyperlink w:history="1" r:id="rIdewpyj8ra831xfn3f6taoo">
               <w:r>
                 <w:rPr>
                   <w:rFonts w:ascii="Arial" w:cs="Arial" w:eastAsia="Arial" w:hAnsi="Arial"/>
@@ -32055,7 +32055,7 @@
               <w:spacing w:after="10" w:before="0"/>
               <w:ind w:left="120"/>
             </w:pPr>
-            <w:hyperlink w:history="1" r:id="rIdw9fhwi7tiuowq2oovtmsk">
+            <w:hyperlink w:history="1" r:id="rIdoyao6owvc_ymv16qlll1z">
               <w:r>
                 <w:rPr>
                   <w:rFonts w:ascii="Arial" w:cs="Arial" w:eastAsia="Arial" w:hAnsi="Arial"/>
@@ -32100,7 +32100,7 @@
             <w:pPr>
               <w:spacing w:after="20" w:before="0"/>
             </w:pPr>
-            <w:hyperlink w:history="1" r:id="rIdm_jafihpsiafscm2f_gja">
+            <w:hyperlink w:history="1" r:id="rIdnb0twgbgmbh5cuzhwt6sr">
               <w:r>
                 <w:rPr>
                   <w:rFonts w:ascii="Arial" w:cs="Arial" w:eastAsia="Arial" w:hAnsi="Arial"/>
@@ -32133,7 +32133,7 @@
               <w:spacing w:after="10" w:before="0"/>
               <w:ind w:left="120"/>
             </w:pPr>
-            <w:hyperlink w:history="1" r:id="rIdr13agfu48mncdeypuwk5g">
+            <w:hyperlink w:history="1" r:id="rIdb5me7arjnmvyo_6wens5g">
               <w:r>
                 <w:rPr>
                   <w:rFonts w:ascii="Arial" w:cs="Arial" w:eastAsia="Arial" w:hAnsi="Arial"/>
@@ -32328,7 +32328,7 @@
             <w:pPr>
               <w:spacing w:after="20" w:before="0"/>
             </w:pPr>
-            <w:hyperlink w:history="1" r:id="rIdoyz7uzpw027212bzpmyv8">
+            <w:hyperlink w:history="1" r:id="rId-avqj5i1h7m8ylz_6kmkq">
               <w:r>
                 <w:rPr>
                   <w:rFonts w:ascii="Arial" w:cs="Arial" w:eastAsia="Arial" w:hAnsi="Arial"/>
@@ -32361,7 +32361,7 @@
               <w:spacing w:after="10" w:before="0"/>
               <w:ind w:left="120"/>
             </w:pPr>
-            <w:hyperlink w:history="1" r:id="rIdkadqmzeolxuzzdhtu53lp">
+            <w:hyperlink w:history="1" r:id="rIdamuptnsxh-mmngzapyju4">
               <w:r>
                 <w:rPr>
                   <w:rFonts w:ascii="Arial" w:cs="Arial" w:eastAsia="Arial" w:hAnsi="Arial"/>
@@ -32406,7 +32406,7 @@
             <w:pPr>
               <w:spacing w:after="20" w:before="0"/>
             </w:pPr>
-            <w:hyperlink w:history="1" r:id="rIdfrzqa9evklvwtkpil1vqq">
+            <w:hyperlink w:history="1" r:id="rIdqt2dc8fnfyq8erpp97cyi">
               <w:r>
                 <w:rPr>
                   <w:rFonts w:ascii="Arial" w:cs="Arial" w:eastAsia="Arial" w:hAnsi="Arial"/>
@@ -32439,7 +32439,7 @@
               <w:spacing w:after="10" w:before="0"/>
               <w:ind w:left="120"/>
             </w:pPr>
-            <w:hyperlink w:history="1" r:id="rIdsvp9r2fp-c2b2ifwa6cf9">
+            <w:hyperlink w:history="1" r:id="rId_p3jrey2zqnrbqkbnsdte">
               <w:r>
                 <w:rPr>
                   <w:rFonts w:ascii="Arial" w:cs="Arial" w:eastAsia="Arial" w:hAnsi="Arial"/>
@@ -32634,7 +32634,7 @@
             <w:pPr>
               <w:spacing w:after="20" w:before="0"/>
             </w:pPr>
-            <w:hyperlink w:history="1" r:id="rIdbl-fndc90zwr-hwynrobz">
+            <w:hyperlink w:history="1" r:id="rIdgct6fha1ow5aeg2ebx8dl">
               <w:r>
                 <w:rPr>
                   <w:rFonts w:ascii="Arial" w:cs="Arial" w:eastAsia="Arial" w:hAnsi="Arial"/>
@@ -32667,7 +32667,7 @@
               <w:spacing w:after="10" w:before="0"/>
               <w:ind w:left="120"/>
             </w:pPr>
-            <w:hyperlink w:history="1" r:id="rIdj1io24voe05zrynfyu6s0">
+            <w:hyperlink w:history="1" r:id="rIdx6new93fjst9q4n33jgis">
               <w:r>
                 <w:rPr>
                   <w:rFonts w:ascii="Arial" w:cs="Arial" w:eastAsia="Arial" w:hAnsi="Arial"/>
@@ -32712,7 +32712,7 @@
             <w:pPr>
               <w:spacing w:after="20" w:before="0"/>
             </w:pPr>
-            <w:hyperlink w:history="1" r:id="rIdefvx7t8otby0yuyt6gh3e">
+            <w:hyperlink w:history="1" r:id="rIdgdrfwwalqqu_zg4tocfat">
               <w:r>
                 <w:rPr>
                   <w:rFonts w:ascii="Arial" w:cs="Arial" w:eastAsia="Arial" w:hAnsi="Arial"/>
@@ -32745,7 +32745,7 @@
               <w:spacing w:after="10" w:before="0"/>
               <w:ind w:left="120"/>
             </w:pPr>
-            <w:hyperlink w:history="1" r:id="rIdbictntii7ystvyo-jx3q0">
+            <w:hyperlink w:history="1" r:id="rIdgwitrv8rzpmprg7hgazvu">
               <w:r>
                 <w:rPr>
                   <w:rFonts w:ascii="Arial" w:cs="Arial" w:eastAsia="Arial" w:hAnsi="Arial"/>
@@ -32940,7 +32940,7 @@
             <w:pPr>
               <w:spacing w:after="20" w:before="0"/>
             </w:pPr>
-            <w:hyperlink w:history="1" r:id="rId-vvbcymiobhsxjielhkjr">
+            <w:hyperlink w:history="1" r:id="rIdotnhq-feynry28fvkidoj">
               <w:r>
                 <w:rPr>
                   <w:rFonts w:ascii="Arial" w:cs="Arial" w:eastAsia="Arial" w:hAnsi="Arial"/>
@@ -32973,7 +32973,7 @@
               <w:spacing w:after="10" w:before="0"/>
               <w:ind w:left="120"/>
             </w:pPr>
-            <w:hyperlink w:history="1" r:id="rIdqrowhp3vg3hlrxr6x6-iq">
+            <w:hyperlink w:history="1" r:id="rIdmbbh6dpfknme5kiasu8q4">
               <w:r>
                 <w:rPr>
                   <w:rFonts w:ascii="Arial" w:cs="Arial" w:eastAsia="Arial" w:hAnsi="Arial"/>
@@ -33018,7 +33018,7 @@
             <w:pPr>
               <w:spacing w:after="20" w:before="0"/>
             </w:pPr>
-            <w:hyperlink w:history="1" r:id="rIdvwufqdpyjso8g4vbilpss">
+            <w:hyperlink w:history="1" r:id="rId6k6el3a4aqgdwdkud7_af">
               <w:r>
                 <w:rPr>
                   <w:rFonts w:ascii="Arial" w:cs="Arial" w:eastAsia="Arial" w:hAnsi="Arial"/>
@@ -33051,7 +33051,7 @@
               <w:spacing w:after="10" w:before="0"/>
               <w:ind w:left="120"/>
             </w:pPr>
-            <w:hyperlink w:history="1" r:id="rIdt8fcq9gf1mhzv1obfr7lm">
+            <w:hyperlink w:history="1" r:id="rId6vpxjsi11llzejenmktc8">
               <w:r>
                 <w:rPr>
                   <w:rFonts w:ascii="Arial" w:cs="Arial" w:eastAsia="Arial" w:hAnsi="Arial"/>
@@ -33246,7 +33246,7 @@
             <w:pPr>
               <w:spacing w:after="20" w:before="0"/>
             </w:pPr>
-            <w:hyperlink w:history="1" r:id="rIdwbchxnsqu2pruo1mdzbde">
+            <w:hyperlink w:history="1" r:id="rIdjahhnbl7lmecpnvc132bz">
               <w:r>
                 <w:rPr>
                   <w:rFonts w:ascii="Arial" w:cs="Arial" w:eastAsia="Arial" w:hAnsi="Arial"/>
@@ -33279,7 +33279,7 @@
               <w:spacing w:after="10" w:before="0"/>
               <w:ind w:left="120"/>
             </w:pPr>
-            <w:hyperlink w:history="1" r:id="rId-dblgyilnrisv0avstfvy">
+            <w:hyperlink w:history="1" r:id="rIdag_eqcj-bdogcanzvrbuj">
               <w:r>
                 <w:rPr>
                   <w:rFonts w:ascii="Arial" w:cs="Arial" w:eastAsia="Arial" w:hAnsi="Arial"/>
@@ -33324,7 +33324,7 @@
             <w:pPr>
               <w:spacing w:after="20" w:before="0"/>
             </w:pPr>
-            <w:hyperlink w:history="1" r:id="rIdc7dmdacrull_5ao7or_sy">
+            <w:hyperlink w:history="1" r:id="rIdu2ztofwrh9rv9yudsa_kw">
               <w:r>
                 <w:rPr>
                   <w:rFonts w:ascii="Arial" w:cs="Arial" w:eastAsia="Arial" w:hAnsi="Arial"/>
@@ -33357,7 +33357,7 @@
               <w:spacing w:after="10" w:before="0"/>
               <w:ind w:left="120"/>
             </w:pPr>
-            <w:hyperlink w:history="1" r:id="rIdukkez7vzkpjzt5na6sfld">
+            <w:hyperlink w:history="1" r:id="rIdvsipmm2jmkvjezcxsptv0">
               <w:r>
                 <w:rPr>
                   <w:rFonts w:ascii="Arial" w:cs="Arial" w:eastAsia="Arial" w:hAnsi="Arial"/>
@@ -34844,7 +34844,7 @@
             <w:pPr>
               <w:spacing w:after="20" w:before="0"/>
             </w:pPr>
-            <w:hyperlink w:history="1" r:id="rIdpejuckphn97icdkm0mfie">
+            <w:hyperlink w:history="1" r:id="rIdrdqqk9lvjw8hu9n8qvefi">
               <w:r>
                 <w:rPr>
                   <w:rFonts w:ascii="Arial" w:cs="Arial" w:eastAsia="Arial" w:hAnsi="Arial"/>
@@ -34877,7 +34877,7 @@
               <w:spacing w:after="10" w:before="0"/>
               <w:ind w:left="120"/>
             </w:pPr>
-            <w:hyperlink w:history="1" r:id="rIdhohsacfq7m_k_sejn1gls">
+            <w:hyperlink w:history="1" r:id="rIdoneu4ocn2tb80oecr6-d1">
               <w:r>
                 <w:rPr>
                   <w:rFonts w:ascii="Arial" w:cs="Arial" w:eastAsia="Arial" w:hAnsi="Arial"/>
@@ -34922,7 +34922,7 @@
             <w:pPr>
               <w:spacing w:after="20" w:before="0"/>
             </w:pPr>
-            <w:hyperlink w:history="1" r:id="rIdswqrawo50zir7ubuukq4o">
+            <w:hyperlink w:history="1" r:id="rIdrr7yqxlu0dn9q14sol6bs">
               <w:r>
                 <w:rPr>
                   <w:rFonts w:ascii="Arial" w:cs="Arial" w:eastAsia="Arial" w:hAnsi="Arial"/>
@@ -34955,7 +34955,7 @@
               <w:spacing w:after="10" w:before="0"/>
               <w:ind w:left="120"/>
             </w:pPr>
-            <w:hyperlink w:history="1" r:id="rIdtz8ygiuxr0rnxai7ab_xi">
+            <w:hyperlink w:history="1" r:id="rIdj2jno6bu7pbz_zh6ydgog">
               <w:r>
                 <w:rPr>
                   <w:rFonts w:ascii="Arial" w:cs="Arial" w:eastAsia="Arial" w:hAnsi="Arial"/>
@@ -35150,7 +35150,7 @@
             <w:pPr>
               <w:spacing w:after="20" w:before="0"/>
             </w:pPr>
-            <w:hyperlink w:history="1" r:id="rIdj_173xb25iepkrjfjqvmx">
+            <w:hyperlink w:history="1" r:id="rIds1sph4asgxpnw7yszomby">
               <w:r>
                 <w:rPr>
                   <w:rFonts w:ascii="Arial" w:cs="Arial" w:eastAsia="Arial" w:hAnsi="Arial"/>
@@ -35183,7 +35183,7 @@
               <w:spacing w:after="10" w:before="0"/>
               <w:ind w:left="120"/>
             </w:pPr>
-            <w:hyperlink w:history="1" r:id="rIdhl5czytln8zqkmk7sq56o">
+            <w:hyperlink w:history="1" r:id="rIdrmfbjktcqyhamihwwkun0">
               <w:r>
                 <w:rPr>
                   <w:rFonts w:ascii="Arial" w:cs="Arial" w:eastAsia="Arial" w:hAnsi="Arial"/>
@@ -35228,7 +35228,7 @@
             <w:pPr>
               <w:spacing w:after="20" w:before="0"/>
             </w:pPr>
-            <w:hyperlink w:history="1" r:id="rId8kg5trysmbcekhortdzsq">
+            <w:hyperlink w:history="1" r:id="rIdznholkb_9880wl5db8glk">
               <w:r>
                 <w:rPr>
                   <w:rFonts w:ascii="Arial" w:cs="Arial" w:eastAsia="Arial" w:hAnsi="Arial"/>
@@ -35261,7 +35261,7 @@
               <w:spacing w:after="10" w:before="0"/>
               <w:ind w:left="120"/>
             </w:pPr>
-            <w:hyperlink w:history="1" r:id="rIdlck0jp723xn7lfvhggewb">
+            <w:hyperlink w:history="1" r:id="rIdnfmpn7qs3yychcbiaxo-e">
               <w:r>
                 <w:rPr>
                   <w:rFonts w:ascii="Arial" w:cs="Arial" w:eastAsia="Arial" w:hAnsi="Arial"/>
@@ -35456,7 +35456,7 @@
             <w:pPr>
               <w:spacing w:after="20" w:before="0"/>
             </w:pPr>
-            <w:hyperlink w:history="1" r:id="rIdgnd-mumkzgg_fn3lp9hmv">
+            <w:hyperlink w:history="1" r:id="rIdekmgpuxegkbrmodl3n14y">
               <w:r>
                 <w:rPr>
                   <w:rFonts w:ascii="Arial" w:cs="Arial" w:eastAsia="Arial" w:hAnsi="Arial"/>
@@ -35489,7 +35489,7 @@
               <w:spacing w:after="10" w:before="0"/>
               <w:ind w:left="120"/>
             </w:pPr>
-            <w:hyperlink w:history="1" r:id="rIdbygkje3iaic5cmk2rwv_i">
+            <w:hyperlink w:history="1" r:id="rId1luh3nrm6rlcz4mpjgup0">
               <w:r>
                 <w:rPr>
                   <w:rFonts w:ascii="Arial" w:cs="Arial" w:eastAsia="Arial" w:hAnsi="Arial"/>
@@ -35534,7 +35534,7 @@
             <w:pPr>
               <w:spacing w:after="20" w:before="0"/>
             </w:pPr>
-            <w:hyperlink w:history="1" r:id="rIdwi7mi6acbr-q2-lyfqb6k">
+            <w:hyperlink w:history="1" r:id="rIda4m_euskd00axyn32qovb">
               <w:r>
                 <w:rPr>
                   <w:rFonts w:ascii="Arial" w:cs="Arial" w:eastAsia="Arial" w:hAnsi="Arial"/>
@@ -35567,7 +35567,7 @@
               <w:spacing w:after="10" w:before="0"/>
               <w:ind w:left="120"/>
             </w:pPr>
-            <w:hyperlink w:history="1" r:id="rIdoz35bm2k3vybh1j558-ro">
+            <w:hyperlink w:history="1" r:id="rId0c5eak91qdscmreoqjdrt">
               <w:r>
                 <w:rPr>
                   <w:rFonts w:ascii="Arial" w:cs="Arial" w:eastAsia="Arial" w:hAnsi="Arial"/>
@@ -35762,7 +35762,7 @@
             <w:pPr>
               <w:spacing w:after="20" w:before="0"/>
             </w:pPr>
-            <w:hyperlink w:history="1" r:id="rId602dxr_bu9yav86gll1ba">
+            <w:hyperlink w:history="1" r:id="rIdnuk-24npodqsm1mnrh2kb">
               <w:r>
                 <w:rPr>
                   <w:rFonts w:ascii="Arial" w:cs="Arial" w:eastAsia="Arial" w:hAnsi="Arial"/>
@@ -35795,7 +35795,7 @@
               <w:spacing w:after="10" w:before="0"/>
               <w:ind w:left="120"/>
             </w:pPr>
-            <w:hyperlink w:history="1" r:id="rIdvj8b6c_oxlbgfzeu72byx">
+            <w:hyperlink w:history="1" r:id="rIdsjctvypu8x9_x0g3e6qw3">
               <w:r>
                 <w:rPr>
                   <w:rFonts w:ascii="Arial" w:cs="Arial" w:eastAsia="Arial" w:hAnsi="Arial"/>
@@ -35840,7 +35840,7 @@
             <w:pPr>
               <w:spacing w:after="20" w:before="0"/>
             </w:pPr>
-            <w:hyperlink w:history="1" r:id="rIdyxe4p-dk7qkpxpazndo8r">
+            <w:hyperlink w:history="1" r:id="rId6gvvoxduvuvie4oenkesv">
               <w:r>
                 <w:rPr>
                   <w:rFonts w:ascii="Arial" w:cs="Arial" w:eastAsia="Arial" w:hAnsi="Arial"/>
@@ -35873,7 +35873,7 @@
               <w:spacing w:after="10" w:before="0"/>
               <w:ind w:left="120"/>
             </w:pPr>
-            <w:hyperlink w:history="1" r:id="rIdn81ydhuwjurmsci1zllre">
+            <w:hyperlink w:history="1" r:id="rIdtt7jh4yd1frutcqjp1vkl">
               <w:r>
                 <w:rPr>
                   <w:rFonts w:ascii="Arial" w:cs="Arial" w:eastAsia="Arial" w:hAnsi="Arial"/>
@@ -36068,7 +36068,7 @@
             <w:pPr>
               <w:spacing w:after="20" w:before="0"/>
             </w:pPr>
-            <w:hyperlink w:history="1" r:id="rIdierq8qm8bgpgfadwjxcbh">
+            <w:hyperlink w:history="1" r:id="rId6gpl-zz4ngcuwhjuchwvq">
               <w:r>
                 <w:rPr>
                   <w:rFonts w:ascii="Arial" w:cs="Arial" w:eastAsia="Arial" w:hAnsi="Arial"/>
@@ -36101,7 +36101,7 @@
               <w:spacing w:after="10" w:before="0"/>
               <w:ind w:left="120"/>
             </w:pPr>
-            <w:hyperlink w:history="1" r:id="rId49wpsedclgufju_kcunam">
+            <w:hyperlink w:history="1" r:id="rId7saczgy4v-jtmd--ysufs">
               <w:r>
                 <w:rPr>
                   <w:rFonts w:ascii="Arial" w:cs="Arial" w:eastAsia="Arial" w:hAnsi="Arial"/>
@@ -36146,7 +36146,7 @@
             <w:pPr>
               <w:spacing w:after="20" w:before="0"/>
             </w:pPr>
-            <w:hyperlink w:history="1" r:id="rId2c6vt2_zeeviv9hp3jlvo">
+            <w:hyperlink w:history="1" r:id="rIdr4waafjo6fqtqqkhh4lvc">
               <w:r>
                 <w:rPr>
                   <w:rFonts w:ascii="Arial" w:cs="Arial" w:eastAsia="Arial" w:hAnsi="Arial"/>
@@ -36179,7 +36179,7 @@
               <w:spacing w:after="10" w:before="0"/>
               <w:ind w:left="120"/>
             </w:pPr>
-            <w:hyperlink w:history="1" r:id="rIdt-qlcqkf-ena7jyprlf_b">
+            <w:hyperlink w:history="1" r:id="rIdn06glabwvxkwc-npptyp9">
               <w:r>
                 <w:rPr>
                   <w:rFonts w:ascii="Arial" w:cs="Arial" w:eastAsia="Arial" w:hAnsi="Arial"/>

--- a/data/outputs/v2/Physics/SS4.2_Introduction_to_Space_Physics/Physics_Introduction_to_Space_Physics_CBE_LessonSequence.docx
+++ b/data/outputs/v2/Physics/SS4.2_Introduction_to_Space_Physics/Physics_Introduction_to_Space_Physics_CBE_LessonSequence.docx
@@ -3612,7 +3612,7 @@
             <w:pPr>
               <w:spacing w:after="20" w:before="0"/>
             </w:pPr>
-            <w:hyperlink w:history="1" r:id="rIdrw9u2dawearjck7b_f3zs">
+            <w:hyperlink w:history="1" r:id="rIdufpbkx8sojyzimca6p7bk">
               <w:r>
                 <w:rPr>
                   <w:rFonts w:ascii="Arial" w:cs="Arial" w:eastAsia="Arial" w:hAnsi="Arial"/>
@@ -3645,7 +3645,7 @@
               <w:spacing w:after="10" w:before="0"/>
               <w:ind w:left="120"/>
             </w:pPr>
-            <w:hyperlink w:history="1" r:id="rIdfibhlo233ktj8817g60k4">
+            <w:hyperlink w:history="1" r:id="rId6wbki-h3i7woe8epo9kfc">
               <w:r>
                 <w:rPr>
                   <w:rFonts w:ascii="Arial" w:cs="Arial" w:eastAsia="Arial" w:hAnsi="Arial"/>
@@ -3690,7 +3690,7 @@
             <w:pPr>
               <w:spacing w:after="20" w:before="0"/>
             </w:pPr>
-            <w:hyperlink w:history="1" r:id="rIdokrxkrchpbm5pt5p60jx_">
+            <w:hyperlink w:history="1" r:id="rIdom4nduuvq1jq8qs7dhxsa">
               <w:r>
                 <w:rPr>
                   <w:rFonts w:ascii="Arial" w:cs="Arial" w:eastAsia="Arial" w:hAnsi="Arial"/>
@@ -3723,7 +3723,7 @@
               <w:spacing w:after="10" w:before="0"/>
               <w:ind w:left="120"/>
             </w:pPr>
-            <w:hyperlink w:history="1" r:id="rIdnays0wkup9lpmz-ad4zav">
+            <w:hyperlink w:history="1" r:id="rIdneqqsuuw3hwtxoq_qzz9g">
               <w:r>
                 <w:rPr>
                   <w:rFonts w:ascii="Arial" w:cs="Arial" w:eastAsia="Arial" w:hAnsi="Arial"/>
@@ -3918,7 +3918,7 @@
             <w:pPr>
               <w:spacing w:after="20" w:before="0"/>
             </w:pPr>
-            <w:hyperlink w:history="1" r:id="rId_qwrv7svzj9_zuaplc3uz">
+            <w:hyperlink w:history="1" r:id="rIdqiaq3jqeves3mmgl8bxg0">
               <w:r>
                 <w:rPr>
                   <w:rFonts w:ascii="Arial" w:cs="Arial" w:eastAsia="Arial" w:hAnsi="Arial"/>
@@ -3951,7 +3951,7 @@
               <w:spacing w:after="10" w:before="0"/>
               <w:ind w:left="120"/>
             </w:pPr>
-            <w:hyperlink w:history="1" r:id="rIdg86l6wrcbhgrodsjyruqg">
+            <w:hyperlink w:history="1" r:id="rId4kztbbm5drpczphjdfpsx">
               <w:r>
                 <w:rPr>
                   <w:rFonts w:ascii="Arial" w:cs="Arial" w:eastAsia="Arial" w:hAnsi="Arial"/>
@@ -3996,7 +3996,7 @@
             <w:pPr>
               <w:spacing w:after="20" w:before="0"/>
             </w:pPr>
-            <w:hyperlink w:history="1" r:id="rIdsnc6sadr4na3zrektz7i_">
+            <w:hyperlink w:history="1" r:id="rIdx1ikssnj1qhz0e5d1zbae">
               <w:r>
                 <w:rPr>
                   <w:rFonts w:ascii="Arial" w:cs="Arial" w:eastAsia="Arial" w:hAnsi="Arial"/>
@@ -4029,7 +4029,7 @@
               <w:spacing w:after="10" w:before="0"/>
               <w:ind w:left="120"/>
             </w:pPr>
-            <w:hyperlink w:history="1" r:id="rIdceyreatw71zauhmyvgyaq">
+            <w:hyperlink w:history="1" r:id="rIdm-yhj151aiaew3tmjqcue">
               <w:r>
                 <w:rPr>
                   <w:rFonts w:ascii="Arial" w:cs="Arial" w:eastAsia="Arial" w:hAnsi="Arial"/>
@@ -4224,7 +4224,7 @@
             <w:pPr>
               <w:spacing w:after="20" w:before="0"/>
             </w:pPr>
-            <w:hyperlink w:history="1" r:id="rIdqq3vam485t6dnkpfysknd">
+            <w:hyperlink w:history="1" r:id="rIdfdjjorgqbjlhkawd4mryz">
               <w:r>
                 <w:rPr>
                   <w:rFonts w:ascii="Arial" w:cs="Arial" w:eastAsia="Arial" w:hAnsi="Arial"/>
@@ -4257,7 +4257,7 @@
               <w:spacing w:after="10" w:before="0"/>
               <w:ind w:left="120"/>
             </w:pPr>
-            <w:hyperlink w:history="1" r:id="rIdgsz5hzwg25bw5trkbjy8b">
+            <w:hyperlink w:history="1" r:id="rIdi2d6jbu8rbbu5i4qx0mwe">
               <w:r>
                 <w:rPr>
                   <w:rFonts w:ascii="Arial" w:cs="Arial" w:eastAsia="Arial" w:hAnsi="Arial"/>
@@ -4302,7 +4302,7 @@
             <w:pPr>
               <w:spacing w:after="20" w:before="0"/>
             </w:pPr>
-            <w:hyperlink w:history="1" r:id="rIdjnotzk6ha5-kmxxmgrqj4">
+            <w:hyperlink w:history="1" r:id="rIdprlheo8_f-sjwclxpcute">
               <w:r>
                 <w:rPr>
                   <w:rFonts w:ascii="Arial" w:cs="Arial" w:eastAsia="Arial" w:hAnsi="Arial"/>
@@ -4335,7 +4335,7 @@
               <w:spacing w:after="10" w:before="0"/>
               <w:ind w:left="120"/>
             </w:pPr>
-            <w:hyperlink w:history="1" r:id="rIdvfekzjp5pztqo8amorbzz">
+            <w:hyperlink w:history="1" r:id="rId1qhqos-cylgqgi0fdlfiy">
               <w:r>
                 <w:rPr>
                   <w:rFonts w:ascii="Arial" w:cs="Arial" w:eastAsia="Arial" w:hAnsi="Arial"/>
@@ -4530,7 +4530,7 @@
             <w:pPr>
               <w:spacing w:after="20" w:before="0"/>
             </w:pPr>
-            <w:hyperlink w:history="1" r:id="rIdls8ybh5xm9dzizvsacqln">
+            <w:hyperlink w:history="1" r:id="rIdtt9udxu9mgwc3w9cxjvhg">
               <w:r>
                 <w:rPr>
                   <w:rFonts w:ascii="Arial" w:cs="Arial" w:eastAsia="Arial" w:hAnsi="Arial"/>
@@ -4563,7 +4563,7 @@
               <w:spacing w:after="10" w:before="0"/>
               <w:ind w:left="120"/>
             </w:pPr>
-            <w:hyperlink w:history="1" r:id="rIdbfc9b3ihbnmd46nwgslfk">
+            <w:hyperlink w:history="1" r:id="rIda0o2iq8vlb6zflduxjsuy">
               <w:r>
                 <w:rPr>
                   <w:rFonts w:ascii="Arial" w:cs="Arial" w:eastAsia="Arial" w:hAnsi="Arial"/>
@@ -4608,7 +4608,7 @@
             <w:pPr>
               <w:spacing w:after="20" w:before="0"/>
             </w:pPr>
-            <w:hyperlink w:history="1" r:id="rIdaidbzwux54qtel_trygxh">
+            <w:hyperlink w:history="1" r:id="rIdlb3fwvbz2clgko2txad_g">
               <w:r>
                 <w:rPr>
                   <w:rFonts w:ascii="Arial" w:cs="Arial" w:eastAsia="Arial" w:hAnsi="Arial"/>
@@ -4641,7 +4641,7 @@
               <w:spacing w:after="10" w:before="0"/>
               <w:ind w:left="120"/>
             </w:pPr>
-            <w:hyperlink w:history="1" r:id="rIdpfyvqbdww8rnvnk-2mdet">
+            <w:hyperlink w:history="1" r:id="rId9_84y8dbbt99zugpt0ann">
               <w:r>
                 <w:rPr>
                   <w:rFonts w:ascii="Arial" w:cs="Arial" w:eastAsia="Arial" w:hAnsi="Arial"/>
@@ -4836,7 +4836,7 @@
             <w:pPr>
               <w:spacing w:after="20" w:before="0"/>
             </w:pPr>
-            <w:hyperlink w:history="1" r:id="rIdnmu6abinkx8egpqwpa1ld">
+            <w:hyperlink w:history="1" r:id="rIdwvttlf3bq88fnextnpvlg">
               <w:r>
                 <w:rPr>
                   <w:rFonts w:ascii="Arial" w:cs="Arial" w:eastAsia="Arial" w:hAnsi="Arial"/>
@@ -4869,7 +4869,7 @@
               <w:spacing w:after="10" w:before="0"/>
               <w:ind w:left="120"/>
             </w:pPr>
-            <w:hyperlink w:history="1" r:id="rIdij4wjq-pvklfmstbfhqa9">
+            <w:hyperlink w:history="1" r:id="rId36fgymhatai6vtfbhfrsn">
               <w:r>
                 <w:rPr>
                   <w:rFonts w:ascii="Arial" w:cs="Arial" w:eastAsia="Arial" w:hAnsi="Arial"/>
@@ -4914,7 +4914,7 @@
             <w:pPr>
               <w:spacing w:after="20" w:before="0"/>
             </w:pPr>
-            <w:hyperlink w:history="1" r:id="rIdcyq1yn7a-nklmecxqqn_4">
+            <w:hyperlink w:history="1" r:id="rIdeplja3qy62sg0yutbq_rz">
               <w:r>
                 <w:rPr>
                   <w:rFonts w:ascii="Arial" w:cs="Arial" w:eastAsia="Arial" w:hAnsi="Arial"/>
@@ -4947,7 +4947,7 @@
               <w:spacing w:after="10" w:before="0"/>
               <w:ind w:left="120"/>
             </w:pPr>
-            <w:hyperlink w:history="1" r:id="rIduhosjekjqfyjumueme3j3">
+            <w:hyperlink w:history="1" r:id="rId7fw_jxg_ogfnnu-guxjfn">
               <w:r>
                 <w:rPr>
                   <w:rFonts w:ascii="Arial" w:cs="Arial" w:eastAsia="Arial" w:hAnsi="Arial"/>
@@ -6434,7 +6434,7 @@
             <w:pPr>
               <w:spacing w:after="20" w:before="0"/>
             </w:pPr>
-            <w:hyperlink w:history="1" r:id="rIdffiyggd3wrlfcff5_wxgn">
+            <w:hyperlink w:history="1" r:id="rIdgadvmjy8vckr7vfiddmjm">
               <w:r>
                 <w:rPr>
                   <w:rFonts w:ascii="Arial" w:cs="Arial" w:eastAsia="Arial" w:hAnsi="Arial"/>
@@ -6467,7 +6467,7 @@
               <w:spacing w:after="10" w:before="0"/>
               <w:ind w:left="120"/>
             </w:pPr>
-            <w:hyperlink w:history="1" r:id="rIdscrk7wumnl8majv5umssl">
+            <w:hyperlink w:history="1" r:id="rIdh_qhma24xpfts4zrzwbrl">
               <w:r>
                 <w:rPr>
                   <w:rFonts w:ascii="Arial" w:cs="Arial" w:eastAsia="Arial" w:hAnsi="Arial"/>
@@ -6512,7 +6512,7 @@
             <w:pPr>
               <w:spacing w:after="20" w:before="0"/>
             </w:pPr>
-            <w:hyperlink w:history="1" r:id="rIdgirawae9mtzxh5abadmxg">
+            <w:hyperlink w:history="1" r:id="rIdh6aikuczbp4_jag4e3z-e">
               <w:r>
                 <w:rPr>
                   <w:rFonts w:ascii="Arial" w:cs="Arial" w:eastAsia="Arial" w:hAnsi="Arial"/>
@@ -6545,7 +6545,7 @@
               <w:spacing w:after="10" w:before="0"/>
               <w:ind w:left="120"/>
             </w:pPr>
-            <w:hyperlink w:history="1" r:id="rIdju3jwjnrgzkckwvm7o50f">
+            <w:hyperlink w:history="1" r:id="rIdsb9dki-jwqiyb93vm4kvi">
               <w:r>
                 <w:rPr>
                   <w:rFonts w:ascii="Arial" w:cs="Arial" w:eastAsia="Arial" w:hAnsi="Arial"/>
@@ -6740,7 +6740,7 @@
             <w:pPr>
               <w:spacing w:after="20" w:before="0"/>
             </w:pPr>
-            <w:hyperlink w:history="1" r:id="rIdnqfsi0yfqxjnrmstaptpk">
+            <w:hyperlink w:history="1" r:id="rIdxgnzp_xvgnghdvowr-coj">
               <w:r>
                 <w:rPr>
                   <w:rFonts w:ascii="Arial" w:cs="Arial" w:eastAsia="Arial" w:hAnsi="Arial"/>
@@ -6773,7 +6773,7 @@
               <w:spacing w:after="10" w:before="0"/>
               <w:ind w:left="120"/>
             </w:pPr>
-            <w:hyperlink w:history="1" r:id="rIdeb7oqvtcmgebjk1yavwr4">
+            <w:hyperlink w:history="1" r:id="rIdzrdot17hkzeooogtig48r">
               <w:r>
                 <w:rPr>
                   <w:rFonts w:ascii="Arial" w:cs="Arial" w:eastAsia="Arial" w:hAnsi="Arial"/>
@@ -6818,7 +6818,7 @@
             <w:pPr>
               <w:spacing w:after="20" w:before="0"/>
             </w:pPr>
-            <w:hyperlink w:history="1" r:id="rId3ilx6e4fpmorccfsjzqos">
+            <w:hyperlink w:history="1" r:id="rIdgpmcuag6g80dewnew-t3t">
               <w:r>
                 <w:rPr>
                   <w:rFonts w:ascii="Arial" w:cs="Arial" w:eastAsia="Arial" w:hAnsi="Arial"/>
@@ -6851,7 +6851,7 @@
               <w:spacing w:after="10" w:before="0"/>
               <w:ind w:left="120"/>
             </w:pPr>
-            <w:hyperlink w:history="1" r:id="rIdrabmotl6jz5cqn6bzvhmn">
+            <w:hyperlink w:history="1" r:id="rIdrbe303pjh7kq_ywqlqeze">
               <w:r>
                 <w:rPr>
                   <w:rFonts w:ascii="Arial" w:cs="Arial" w:eastAsia="Arial" w:hAnsi="Arial"/>
@@ -7122,7 +7122,7 @@
             <w:pPr>
               <w:spacing w:after="20" w:before="0"/>
             </w:pPr>
-            <w:hyperlink w:history="1" r:id="rIdl-zcb7b6vruydeare0hwx">
+            <w:hyperlink w:history="1" r:id="rIds2t7blzmywrun2qjadoxq">
               <w:r>
                 <w:rPr>
                   <w:rFonts w:ascii="Arial" w:cs="Arial" w:eastAsia="Arial" w:hAnsi="Arial"/>
@@ -7155,7 +7155,7 @@
               <w:spacing w:after="10" w:before="0"/>
               <w:ind w:left="120"/>
             </w:pPr>
-            <w:hyperlink w:history="1" r:id="rIds6cxepandzrdgnkgewwx9">
+            <w:hyperlink w:history="1" r:id="rId2bnj6nlam4x0kiwq7bcfg">
               <w:r>
                 <w:rPr>
                   <w:rFonts w:ascii="Arial" w:cs="Arial" w:eastAsia="Arial" w:hAnsi="Arial"/>
@@ -7200,7 +7200,7 @@
             <w:pPr>
               <w:spacing w:after="20" w:before="0"/>
             </w:pPr>
-            <w:hyperlink w:history="1" r:id="rIdomiky_c4sabfn3ztyke6d">
+            <w:hyperlink w:history="1" r:id="rIdizeczbfkvtaxmabg_fwqc">
               <w:r>
                 <w:rPr>
                   <w:rFonts w:ascii="Arial" w:cs="Arial" w:eastAsia="Arial" w:hAnsi="Arial"/>
@@ -7233,7 +7233,7 @@
               <w:spacing w:after="10" w:before="0"/>
               <w:ind w:left="120"/>
             </w:pPr>
-            <w:hyperlink w:history="1" r:id="rIdxmldt_is0jxi4c1kjhoqj">
+            <w:hyperlink w:history="1" r:id="rId4vmnysqglkgr4q3o8teem">
               <w:r>
                 <w:rPr>
                   <w:rFonts w:ascii="Arial" w:cs="Arial" w:eastAsia="Arial" w:hAnsi="Arial"/>
@@ -7428,7 +7428,7 @@
             <w:pPr>
               <w:spacing w:after="20" w:before="0"/>
             </w:pPr>
-            <w:hyperlink w:history="1" r:id="rIdfesfr6xe5uomqcsfuqgyp">
+            <w:hyperlink w:history="1" r:id="rIdjksgd19qldqavisglhkfg">
               <w:r>
                 <w:rPr>
                   <w:rFonts w:ascii="Arial" w:cs="Arial" w:eastAsia="Arial" w:hAnsi="Arial"/>
@@ -7461,7 +7461,7 @@
               <w:spacing w:after="10" w:before="0"/>
               <w:ind w:left="120"/>
             </w:pPr>
-            <w:hyperlink w:history="1" r:id="rIdtkuxsx-dhrbkzw_rrc4x1">
+            <w:hyperlink w:history="1" r:id="rId5pbtl5k9klry5ttgo4czz">
               <w:r>
                 <w:rPr>
                   <w:rFonts w:ascii="Arial" w:cs="Arial" w:eastAsia="Arial" w:hAnsi="Arial"/>
@@ -7506,7 +7506,7 @@
             <w:pPr>
               <w:spacing w:after="20" w:before="0"/>
             </w:pPr>
-            <w:hyperlink w:history="1" r:id="rId1zik0gnnrzfqfc8eapafv">
+            <w:hyperlink w:history="1" r:id="rIdq9vyr7d7myrt5bvzqwrqc">
               <w:r>
                 <w:rPr>
                   <w:rFonts w:ascii="Arial" w:cs="Arial" w:eastAsia="Arial" w:hAnsi="Arial"/>
@@ -7539,7 +7539,7 @@
               <w:spacing w:after="10" w:before="0"/>
               <w:ind w:left="120"/>
             </w:pPr>
-            <w:hyperlink w:history="1" r:id="rIdusygyz6u0hnse3hufrlbu">
+            <w:hyperlink w:history="1" r:id="rIdleqjtlwg8qspf059w-6qv">
               <w:r>
                 <w:rPr>
                   <w:rFonts w:ascii="Arial" w:cs="Arial" w:eastAsia="Arial" w:hAnsi="Arial"/>
@@ -7734,7 +7734,7 @@
             <w:pPr>
               <w:spacing w:after="20" w:before="0"/>
             </w:pPr>
-            <w:hyperlink w:history="1" r:id="rId-_a36mzaufek-kv8ow_bi">
+            <w:hyperlink w:history="1" r:id="rIdewz6bxnewtl6gtwdyjiub">
               <w:r>
                 <w:rPr>
                   <w:rFonts w:ascii="Arial" w:cs="Arial" w:eastAsia="Arial" w:hAnsi="Arial"/>
@@ -7767,7 +7767,7 @@
               <w:spacing w:after="10" w:before="0"/>
               <w:ind w:left="120"/>
             </w:pPr>
-            <w:hyperlink w:history="1" r:id="rIdmv0e7bdkwe_2kbpla0wcl">
+            <w:hyperlink w:history="1" r:id="rIdqgntecorlbvjrjkexq7wx">
               <w:r>
                 <w:rPr>
                   <w:rFonts w:ascii="Arial" w:cs="Arial" w:eastAsia="Arial" w:hAnsi="Arial"/>
@@ -7812,7 +7812,7 @@
             <w:pPr>
               <w:spacing w:after="20" w:before="0"/>
             </w:pPr>
-            <w:hyperlink w:history="1" r:id="rIdnsujlp3vfj8pznkmyz5r4">
+            <w:hyperlink w:history="1" r:id="rIddthsjmgbftn4vsuebmqgp">
               <w:r>
                 <w:rPr>
                   <w:rFonts w:ascii="Arial" w:cs="Arial" w:eastAsia="Arial" w:hAnsi="Arial"/>
@@ -7845,7 +7845,7 @@
               <w:spacing w:after="10" w:before="0"/>
               <w:ind w:left="120"/>
             </w:pPr>
-            <w:hyperlink w:history="1" r:id="rIdyc9ja4ukht8zfq0qmixdb">
+            <w:hyperlink w:history="1" r:id="rId9kfok4ftjexouvssgnf_y">
               <w:r>
                 <w:rPr>
                   <w:rFonts w:ascii="Arial" w:cs="Arial" w:eastAsia="Arial" w:hAnsi="Arial"/>
@@ -9332,7 +9332,7 @@
             <w:pPr>
               <w:spacing w:after="20" w:before="0"/>
             </w:pPr>
-            <w:hyperlink w:history="1" r:id="rIdi53qv-xi1sqkrirqznpom">
+            <w:hyperlink w:history="1" r:id="rIdimln7bw4hxcdfiumbhb9d">
               <w:r>
                 <w:rPr>
                   <w:rFonts w:ascii="Arial" w:cs="Arial" w:eastAsia="Arial" w:hAnsi="Arial"/>
@@ -9365,7 +9365,7 @@
               <w:spacing w:after="10" w:before="0"/>
               <w:ind w:left="120"/>
             </w:pPr>
-            <w:hyperlink w:history="1" r:id="rIdjsoqrpjilb8pwdmny23br">
+            <w:hyperlink w:history="1" r:id="rId9xck1eoyrx4adyl2pp5nx">
               <w:r>
                 <w:rPr>
                   <w:rFonts w:ascii="Arial" w:cs="Arial" w:eastAsia="Arial" w:hAnsi="Arial"/>
@@ -9410,7 +9410,7 @@
             <w:pPr>
               <w:spacing w:after="20" w:before="0"/>
             </w:pPr>
-            <w:hyperlink w:history="1" r:id="rIdz0k5l6nhda7-zwumiqwmq">
+            <w:hyperlink w:history="1" r:id="rIde8v5fj2ekeculsxiayr0u">
               <w:r>
                 <w:rPr>
                   <w:rFonts w:ascii="Arial" w:cs="Arial" w:eastAsia="Arial" w:hAnsi="Arial"/>
@@ -9443,7 +9443,7 @@
               <w:spacing w:after="10" w:before="0"/>
               <w:ind w:left="120"/>
             </w:pPr>
-            <w:hyperlink w:history="1" r:id="rIdikc3m6sykqbglaarnd1i1">
+            <w:hyperlink w:history="1" r:id="rIduotz2iqvpr-srlf0wclss">
               <w:r>
                 <w:rPr>
                   <w:rFonts w:ascii="Arial" w:cs="Arial" w:eastAsia="Arial" w:hAnsi="Arial"/>
@@ -9638,7 +9638,7 @@
             <w:pPr>
               <w:spacing w:after="20" w:before="0"/>
             </w:pPr>
-            <w:hyperlink w:history="1" r:id="rIddyjja6e3oeirovzwjjzjf">
+            <w:hyperlink w:history="1" r:id="rIdcvcyu8n_y00_z-ooioqmx">
               <w:r>
                 <w:rPr>
                   <w:rFonts w:ascii="Arial" w:cs="Arial" w:eastAsia="Arial" w:hAnsi="Arial"/>
@@ -9671,7 +9671,7 @@
               <w:spacing w:after="10" w:before="0"/>
               <w:ind w:left="120"/>
             </w:pPr>
-            <w:hyperlink w:history="1" r:id="rIdhd4tvauq320sq5agwqnyb">
+            <w:hyperlink w:history="1" r:id="rIdt7p32eenl3-k2wobarb8h">
               <w:r>
                 <w:rPr>
                   <w:rFonts w:ascii="Arial" w:cs="Arial" w:eastAsia="Arial" w:hAnsi="Arial"/>
@@ -9716,7 +9716,7 @@
             <w:pPr>
               <w:spacing w:after="20" w:before="0"/>
             </w:pPr>
-            <w:hyperlink w:history="1" r:id="rIdbhm4r9nazmh9ds-ca0cex">
+            <w:hyperlink w:history="1" r:id="rIdm5r6_9mudnrxiiy7ogccj">
               <w:r>
                 <w:rPr>
                   <w:rFonts w:ascii="Arial" w:cs="Arial" w:eastAsia="Arial" w:hAnsi="Arial"/>
@@ -9749,7 +9749,7 @@
               <w:spacing w:after="10" w:before="0"/>
               <w:ind w:left="120"/>
             </w:pPr>
-            <w:hyperlink w:history="1" r:id="rIdkwhq3eaemzapnn_4bxs-b">
+            <w:hyperlink w:history="1" r:id="rIdgzxfv_-vbfls9fd__h1-0">
               <w:r>
                 <w:rPr>
                   <w:rFonts w:ascii="Arial" w:cs="Arial" w:eastAsia="Arial" w:hAnsi="Arial"/>
@@ -9944,7 +9944,7 @@
             <w:pPr>
               <w:spacing w:after="20" w:before="0"/>
             </w:pPr>
-            <w:hyperlink w:history="1" r:id="rIduqf_22oipbkzjjux_zjfe">
+            <w:hyperlink w:history="1" r:id="rIdvx4m5c36gg2e-4cogtnnr">
               <w:r>
                 <w:rPr>
                   <w:rFonts w:ascii="Arial" w:cs="Arial" w:eastAsia="Arial" w:hAnsi="Arial"/>
@@ -9977,7 +9977,7 @@
               <w:spacing w:after="10" w:before="0"/>
               <w:ind w:left="120"/>
             </w:pPr>
-            <w:hyperlink w:history="1" r:id="rIdkwnrrlam5wml2qcf85ljc">
+            <w:hyperlink w:history="1" r:id="rIdfdzyags6o1qhapo1ztitl">
               <w:r>
                 <w:rPr>
                   <w:rFonts w:ascii="Arial" w:cs="Arial" w:eastAsia="Arial" w:hAnsi="Arial"/>
@@ -10022,7 +10022,7 @@
             <w:pPr>
               <w:spacing w:after="20" w:before="0"/>
             </w:pPr>
-            <w:hyperlink w:history="1" r:id="rIdacmieqwekuqbgy-xpws4r">
+            <w:hyperlink w:history="1" r:id="rIdmnd9ehp0mscuzq4q3ofui">
               <w:r>
                 <w:rPr>
                   <w:rFonts w:ascii="Arial" w:cs="Arial" w:eastAsia="Arial" w:hAnsi="Arial"/>
@@ -10055,7 +10055,7 @@
               <w:spacing w:after="10" w:before="0"/>
               <w:ind w:left="120"/>
             </w:pPr>
-            <w:hyperlink w:history="1" r:id="rIdyiqxw2m-z1a_5h_eikvgt">
+            <w:hyperlink w:history="1" r:id="rIdlnbfjhjzdocycqjbfagw3">
               <w:r>
                 <w:rPr>
                   <w:rFonts w:ascii="Arial" w:cs="Arial" w:eastAsia="Arial" w:hAnsi="Arial"/>
@@ -10250,7 +10250,7 @@
             <w:pPr>
               <w:spacing w:after="20" w:before="0"/>
             </w:pPr>
-            <w:hyperlink w:history="1" r:id="rIdqayedar-sqod_cgfb0y_k">
+            <w:hyperlink w:history="1" r:id="rIduurp4wqjap5yzuhjayqu-">
               <w:r>
                 <w:rPr>
                   <w:rFonts w:ascii="Arial" w:cs="Arial" w:eastAsia="Arial" w:hAnsi="Arial"/>
@@ -10283,7 +10283,7 @@
               <w:spacing w:after="10" w:before="0"/>
               <w:ind w:left="120"/>
             </w:pPr>
-            <w:hyperlink w:history="1" r:id="rIdubuhmgapuay8spa3zvmby">
+            <w:hyperlink w:history="1" r:id="rId8pbdfu-8cv9twzw1trl0b">
               <w:r>
                 <w:rPr>
                   <w:rFonts w:ascii="Arial" w:cs="Arial" w:eastAsia="Arial" w:hAnsi="Arial"/>
@@ -10328,7 +10328,7 @@
             <w:pPr>
               <w:spacing w:after="20" w:before="0"/>
             </w:pPr>
-            <w:hyperlink w:history="1" r:id="rId55qviw8rsumkjxvxmpowt">
+            <w:hyperlink w:history="1" r:id="rIdycjx2lpc545gz2rw6djts">
               <w:r>
                 <w:rPr>
                   <w:rFonts w:ascii="Arial" w:cs="Arial" w:eastAsia="Arial" w:hAnsi="Arial"/>
@@ -10361,7 +10361,7 @@
               <w:spacing w:after="10" w:before="0"/>
               <w:ind w:left="120"/>
             </w:pPr>
-            <w:hyperlink w:history="1" r:id="rId7qv6n8bofsnunpmm6unnk">
+            <w:hyperlink w:history="1" r:id="rId7xpqh1ii2okeqlov3ob5z">
               <w:r>
                 <w:rPr>
                   <w:rFonts w:ascii="Arial" w:cs="Arial" w:eastAsia="Arial" w:hAnsi="Arial"/>
@@ -10556,7 +10556,7 @@
             <w:pPr>
               <w:spacing w:after="20" w:before="0"/>
             </w:pPr>
-            <w:hyperlink w:history="1" r:id="rId-5a7ic0ns-od2xw3f36xd">
+            <w:hyperlink w:history="1" r:id="rIdcgvjj3hnt2oyzrrdqcsm9">
               <w:r>
                 <w:rPr>
                   <w:rFonts w:ascii="Arial" w:cs="Arial" w:eastAsia="Arial" w:hAnsi="Arial"/>
@@ -10589,7 +10589,7 @@
               <w:spacing w:after="10" w:before="0"/>
               <w:ind w:left="120"/>
             </w:pPr>
-            <w:hyperlink w:history="1" r:id="rIdpzlnuhkwcdvt21_iz1zkl">
+            <w:hyperlink w:history="1" r:id="rIdhtpwigpj7v0tdtptxlpn8">
               <w:r>
                 <w:rPr>
                   <w:rFonts w:ascii="Arial" w:cs="Arial" w:eastAsia="Arial" w:hAnsi="Arial"/>
@@ -10634,7 +10634,7 @@
             <w:pPr>
               <w:spacing w:after="20" w:before="0"/>
             </w:pPr>
-            <w:hyperlink w:history="1" r:id="rIdpdddjl6jotstoxtgrd3wn">
+            <w:hyperlink w:history="1" r:id="rIdu9tv5rlzp28gj4arp6bj7">
               <w:r>
                 <w:rPr>
                   <w:rFonts w:ascii="Arial" w:cs="Arial" w:eastAsia="Arial" w:hAnsi="Arial"/>
@@ -10667,7 +10667,7 @@
               <w:spacing w:after="10" w:before="0"/>
               <w:ind w:left="120"/>
             </w:pPr>
-            <w:hyperlink w:history="1" r:id="rIdq2slngsundgzupi_3td2x">
+            <w:hyperlink w:history="1" r:id="rIdxkl9qjqltduvyeoj8pnur">
               <w:r>
                 <w:rPr>
                   <w:rFonts w:ascii="Arial" w:cs="Arial" w:eastAsia="Arial" w:hAnsi="Arial"/>
@@ -12154,7 +12154,7 @@
             <w:pPr>
               <w:spacing w:after="20" w:before="0"/>
             </w:pPr>
-            <w:hyperlink w:history="1" r:id="rId6ofi-fd_wxke3rph5ssxo">
+            <w:hyperlink w:history="1" r:id="rIdmghceb2_rqdl6ro1ld26b">
               <w:r>
                 <w:rPr>
                   <w:rFonts w:ascii="Arial" w:cs="Arial" w:eastAsia="Arial" w:hAnsi="Arial"/>
@@ -12187,7 +12187,7 @@
               <w:spacing w:after="10" w:before="0"/>
               <w:ind w:left="120"/>
             </w:pPr>
-            <w:hyperlink w:history="1" r:id="rIdhx5ukxkgavenlnpyxsg9j">
+            <w:hyperlink w:history="1" r:id="rIdv9x4-zxyrdl06nzu5iufw">
               <w:r>
                 <w:rPr>
                   <w:rFonts w:ascii="Arial" w:cs="Arial" w:eastAsia="Arial" w:hAnsi="Arial"/>
@@ -12232,7 +12232,7 @@
             <w:pPr>
               <w:spacing w:after="20" w:before="0"/>
             </w:pPr>
-            <w:hyperlink w:history="1" r:id="rIdlcgfokdrgwkp2vp4ztl9u">
+            <w:hyperlink w:history="1" r:id="rIdzx0bprwveecx-hvtkt85b">
               <w:r>
                 <w:rPr>
                   <w:rFonts w:ascii="Arial" w:cs="Arial" w:eastAsia="Arial" w:hAnsi="Arial"/>
@@ -12265,7 +12265,7 @@
               <w:spacing w:after="10" w:before="0"/>
               <w:ind w:left="120"/>
             </w:pPr>
-            <w:hyperlink w:history="1" r:id="rIdbxayaye6zpqc5dau1drtg">
+            <w:hyperlink w:history="1" r:id="rIdkp5i6icmph7vplpuwu8w8">
               <w:r>
                 <w:rPr>
                   <w:rFonts w:ascii="Arial" w:cs="Arial" w:eastAsia="Arial" w:hAnsi="Arial"/>
@@ -12460,7 +12460,7 @@
             <w:pPr>
               <w:spacing w:after="20" w:before="0"/>
             </w:pPr>
-            <w:hyperlink w:history="1" r:id="rIdal9qgdielx-iqlmvh25bx">
+            <w:hyperlink w:history="1" r:id="rIdrufjmfglp165vmjuot5oq">
               <w:r>
                 <w:rPr>
                   <w:rFonts w:ascii="Arial" w:cs="Arial" w:eastAsia="Arial" w:hAnsi="Arial"/>
@@ -12493,7 +12493,7 @@
               <w:spacing w:after="10" w:before="0"/>
               <w:ind w:left="120"/>
             </w:pPr>
-            <w:hyperlink w:history="1" r:id="rIdtxkxuu8avszq4dep5y43v">
+            <w:hyperlink w:history="1" r:id="rIdhdlkayxtl5tneun2o0bbz">
               <w:r>
                 <w:rPr>
                   <w:rFonts w:ascii="Arial" w:cs="Arial" w:eastAsia="Arial" w:hAnsi="Arial"/>
@@ -12538,7 +12538,7 @@
             <w:pPr>
               <w:spacing w:after="20" w:before="0"/>
             </w:pPr>
-            <w:hyperlink w:history="1" r:id="rId3eanurjzddxtb5kum5ita">
+            <w:hyperlink w:history="1" r:id="rIdosqe5qkjikocpgjbi3rtr">
               <w:r>
                 <w:rPr>
                   <w:rFonts w:ascii="Arial" w:cs="Arial" w:eastAsia="Arial" w:hAnsi="Arial"/>
@@ -12571,7 +12571,7 @@
               <w:spacing w:after="10" w:before="0"/>
               <w:ind w:left="120"/>
             </w:pPr>
-            <w:hyperlink w:history="1" r:id="rId1del8rylkukexy5svj6si">
+            <w:hyperlink w:history="1" r:id="rIdppwp7cp4b-mvc_1_orvba">
               <w:r>
                 <w:rPr>
                   <w:rFonts w:ascii="Arial" w:cs="Arial" w:eastAsia="Arial" w:hAnsi="Arial"/>
@@ -12766,7 +12766,7 @@
             <w:pPr>
               <w:spacing w:after="20" w:before="0"/>
             </w:pPr>
-            <w:hyperlink w:history="1" r:id="rIdnpymhpiuvcgmiqglha98i">
+            <w:hyperlink w:history="1" r:id="rId9w7gzen5muaqrasha9oyr">
               <w:r>
                 <w:rPr>
                   <w:rFonts w:ascii="Arial" w:cs="Arial" w:eastAsia="Arial" w:hAnsi="Arial"/>
@@ -12799,7 +12799,7 @@
               <w:spacing w:after="10" w:before="0"/>
               <w:ind w:left="120"/>
             </w:pPr>
-            <w:hyperlink w:history="1" r:id="rId7oxfxb0exmujxxry0skrs">
+            <w:hyperlink w:history="1" r:id="rIdklqf24cdge0odbns3lnrc">
               <w:r>
                 <w:rPr>
                   <w:rFonts w:ascii="Arial" w:cs="Arial" w:eastAsia="Arial" w:hAnsi="Arial"/>
@@ -12844,7 +12844,7 @@
             <w:pPr>
               <w:spacing w:after="20" w:before="0"/>
             </w:pPr>
-            <w:hyperlink w:history="1" r:id="rId_r8xl5y2uaxmvqzayec-u">
+            <w:hyperlink w:history="1" r:id="rIdbz3p8pkk0w6ru20zw-t_e">
               <w:r>
                 <w:rPr>
                   <w:rFonts w:ascii="Arial" w:cs="Arial" w:eastAsia="Arial" w:hAnsi="Arial"/>
@@ -12877,7 +12877,7 @@
               <w:spacing w:after="10" w:before="0"/>
               <w:ind w:left="120"/>
             </w:pPr>
-            <w:hyperlink w:history="1" r:id="rIdbhwdjgdlxwykkbsntbldt">
+            <w:hyperlink w:history="1" r:id="rIdvcmu_wj1cw-3uufr3aps2">
               <w:r>
                 <w:rPr>
                   <w:rFonts w:ascii="Arial" w:cs="Arial" w:eastAsia="Arial" w:hAnsi="Arial"/>
@@ -13072,7 +13072,7 @@
             <w:pPr>
               <w:spacing w:after="20" w:before="0"/>
             </w:pPr>
-            <w:hyperlink w:history="1" r:id="rIdcczatplufvdah75hbwssl">
+            <w:hyperlink w:history="1" r:id="rIdqxa2q024qrhbyj2cr_4hd">
               <w:r>
                 <w:rPr>
                   <w:rFonts w:ascii="Arial" w:cs="Arial" w:eastAsia="Arial" w:hAnsi="Arial"/>
@@ -13105,7 +13105,7 @@
               <w:spacing w:after="10" w:before="0"/>
               <w:ind w:left="120"/>
             </w:pPr>
-            <w:hyperlink w:history="1" r:id="rIdnw9u6dzkgmqyvv9g1asch">
+            <w:hyperlink w:history="1" r:id="rId567g37degu1issp1gsr2o">
               <w:r>
                 <w:rPr>
                   <w:rFonts w:ascii="Arial" w:cs="Arial" w:eastAsia="Arial" w:hAnsi="Arial"/>
@@ -13150,7 +13150,7 @@
             <w:pPr>
               <w:spacing w:after="20" w:before="0"/>
             </w:pPr>
-            <w:hyperlink w:history="1" r:id="rId409ledblu7fostreduust">
+            <w:hyperlink w:history="1" r:id="rId3dvpus5cfq0p3zaqvkqok">
               <w:r>
                 <w:rPr>
                   <w:rFonts w:ascii="Arial" w:cs="Arial" w:eastAsia="Arial" w:hAnsi="Arial"/>
@@ -13183,7 +13183,7 @@
               <w:spacing w:after="10" w:before="0"/>
               <w:ind w:left="120"/>
             </w:pPr>
-            <w:hyperlink w:history="1" r:id="rIdorruanzh_sfzsrz2bt8pf">
+            <w:hyperlink w:history="1" r:id="rIduo9s1hh49bhf30rebgogy">
               <w:r>
                 <w:rPr>
                   <w:rFonts w:ascii="Arial" w:cs="Arial" w:eastAsia="Arial" w:hAnsi="Arial"/>
@@ -13378,7 +13378,7 @@
             <w:pPr>
               <w:spacing w:after="20" w:before="0"/>
             </w:pPr>
-            <w:hyperlink w:history="1" r:id="rIdd0p3rhlioqr2r0zj_r49v">
+            <w:hyperlink w:history="1" r:id="rIdphohcphp08urhuvfml_pt">
               <w:r>
                 <w:rPr>
                   <w:rFonts w:ascii="Arial" w:cs="Arial" w:eastAsia="Arial" w:hAnsi="Arial"/>
@@ -13411,7 +13411,7 @@
               <w:spacing w:after="10" w:before="0"/>
               <w:ind w:left="120"/>
             </w:pPr>
-            <w:hyperlink w:history="1" r:id="rIdyb4pmf9onbc8ximfahozg">
+            <w:hyperlink w:history="1" r:id="rIdsfg1laxq2qt0vw_lbli6j">
               <w:r>
                 <w:rPr>
                   <w:rFonts w:ascii="Arial" w:cs="Arial" w:eastAsia="Arial" w:hAnsi="Arial"/>
@@ -13456,7 +13456,7 @@
             <w:pPr>
               <w:spacing w:after="20" w:before="0"/>
             </w:pPr>
-            <w:hyperlink w:history="1" r:id="rIdtk_v02vbynubz7p1ph3nw">
+            <w:hyperlink w:history="1" r:id="rIdbgagzq1glrom59jz_yp3k">
               <w:r>
                 <w:rPr>
                   <w:rFonts w:ascii="Arial" w:cs="Arial" w:eastAsia="Arial" w:hAnsi="Arial"/>
@@ -13489,7 +13489,7 @@
               <w:spacing w:after="10" w:before="0"/>
               <w:ind w:left="120"/>
             </w:pPr>
-            <w:hyperlink w:history="1" r:id="rIdh3plue9bplsi-g4jpxsos">
+            <w:hyperlink w:history="1" r:id="rIdpttup1ytilfbcw87ykwgc">
               <w:r>
                 <w:rPr>
                   <w:rFonts w:ascii="Arial" w:cs="Arial" w:eastAsia="Arial" w:hAnsi="Arial"/>
@@ -14976,7 +14976,7 @@
             <w:pPr>
               <w:spacing w:after="20" w:before="0"/>
             </w:pPr>
-            <w:hyperlink w:history="1" r:id="rIdgnug-ycvbqtvhxkafnsny">
+            <w:hyperlink w:history="1" r:id="rIdh4_xwqs-8676hz0hu8t-j">
               <w:r>
                 <w:rPr>
                   <w:rFonts w:ascii="Arial" w:cs="Arial" w:eastAsia="Arial" w:hAnsi="Arial"/>
@@ -15009,7 +15009,7 @@
               <w:spacing w:after="10" w:before="0"/>
               <w:ind w:left="120"/>
             </w:pPr>
-            <w:hyperlink w:history="1" r:id="rIdkzbl9ivoku8y3jgub18nd">
+            <w:hyperlink w:history="1" r:id="rIdrgpi6uhybp4osdvoerjps">
               <w:r>
                 <w:rPr>
                   <w:rFonts w:ascii="Arial" w:cs="Arial" w:eastAsia="Arial" w:hAnsi="Arial"/>
@@ -15054,7 +15054,7 @@
             <w:pPr>
               <w:spacing w:after="20" w:before="0"/>
             </w:pPr>
-            <w:hyperlink w:history="1" r:id="rIdkkrd6yf1-g7acl9x4sezg">
+            <w:hyperlink w:history="1" r:id="rId1n1w_tmcu3qzcz7gir319">
               <w:r>
                 <w:rPr>
                   <w:rFonts w:ascii="Arial" w:cs="Arial" w:eastAsia="Arial" w:hAnsi="Arial"/>
@@ -15087,7 +15087,7 @@
               <w:spacing w:after="10" w:before="0"/>
               <w:ind w:left="120"/>
             </w:pPr>
-            <w:hyperlink w:history="1" r:id="rIdox78fy2keichgj8_bnuqy">
+            <w:hyperlink w:history="1" r:id="rIdilavn4nelyfuqnxryvuq9">
               <w:r>
                 <w:rPr>
                   <w:rFonts w:ascii="Arial" w:cs="Arial" w:eastAsia="Arial" w:hAnsi="Arial"/>
@@ -15282,7 +15282,7 @@
             <w:pPr>
               <w:spacing w:after="20" w:before="0"/>
             </w:pPr>
-            <w:hyperlink w:history="1" r:id="rIdamdxaskozd6fjoy68vtse">
+            <w:hyperlink w:history="1" r:id="rIddewe9km3l814askpyahfg">
               <w:r>
                 <w:rPr>
                   <w:rFonts w:ascii="Arial" w:cs="Arial" w:eastAsia="Arial" w:hAnsi="Arial"/>
@@ -15315,7 +15315,7 @@
               <w:spacing w:after="10" w:before="0"/>
               <w:ind w:left="120"/>
             </w:pPr>
-            <w:hyperlink w:history="1" r:id="rIdwr6akbcasscndtgfizg2k">
+            <w:hyperlink w:history="1" r:id="rId0qzegwu43gmbupqqwhq-k">
               <w:r>
                 <w:rPr>
                   <w:rFonts w:ascii="Arial" w:cs="Arial" w:eastAsia="Arial" w:hAnsi="Arial"/>
@@ -15360,7 +15360,7 @@
             <w:pPr>
               <w:spacing w:after="20" w:before="0"/>
             </w:pPr>
-            <w:hyperlink w:history="1" r:id="rIdaeee0xkgl192cajtunvli">
+            <w:hyperlink w:history="1" r:id="rIdi5q7mvejz6s6f2kvznduw">
               <w:r>
                 <w:rPr>
                   <w:rFonts w:ascii="Arial" w:cs="Arial" w:eastAsia="Arial" w:hAnsi="Arial"/>
@@ -15393,7 +15393,7 @@
               <w:spacing w:after="10" w:before="0"/>
               <w:ind w:left="120"/>
             </w:pPr>
-            <w:hyperlink w:history="1" r:id="rIdreenyw6f32udkf9xx0obm">
+            <w:hyperlink w:history="1" r:id="rIdwpezftak1y_0nqbpspt33">
               <w:r>
                 <w:rPr>
                   <w:rFonts w:ascii="Arial" w:cs="Arial" w:eastAsia="Arial" w:hAnsi="Arial"/>
@@ -15588,7 +15588,7 @@
             <w:pPr>
               <w:spacing w:after="20" w:before="0"/>
             </w:pPr>
-            <w:hyperlink w:history="1" r:id="rIdjobbe8jnp6u0fveis09nf">
+            <w:hyperlink w:history="1" r:id="rIdbltbwpe_9t3_qiefdbxph">
               <w:r>
                 <w:rPr>
                   <w:rFonts w:ascii="Arial" w:cs="Arial" w:eastAsia="Arial" w:hAnsi="Arial"/>
@@ -15621,7 +15621,7 @@
               <w:spacing w:after="10" w:before="0"/>
               <w:ind w:left="120"/>
             </w:pPr>
-            <w:hyperlink w:history="1" r:id="rIdsqnma82euqamq4pdc48ab">
+            <w:hyperlink w:history="1" r:id="rIdx_rnvi7zjarwuieqfm9s1">
               <w:r>
                 <w:rPr>
                   <w:rFonts w:ascii="Arial" w:cs="Arial" w:eastAsia="Arial" w:hAnsi="Arial"/>
@@ -15666,7 +15666,7 @@
             <w:pPr>
               <w:spacing w:after="20" w:before="0"/>
             </w:pPr>
-            <w:hyperlink w:history="1" r:id="rId7jji-qzx1-tq6ik7s-8mu">
+            <w:hyperlink w:history="1" r:id="rId0j4ls_9yhcw-h78yfad8f">
               <w:r>
                 <w:rPr>
                   <w:rFonts w:ascii="Arial" w:cs="Arial" w:eastAsia="Arial" w:hAnsi="Arial"/>
@@ -15699,7 +15699,7 @@
               <w:spacing w:after="10" w:before="0"/>
               <w:ind w:left="120"/>
             </w:pPr>
-            <w:hyperlink w:history="1" r:id="rIdxph81ltphhpapdm6nhoq9">
+            <w:hyperlink w:history="1" r:id="rId4t83vyhuq3vmvh5m_qizs">
               <w:r>
                 <w:rPr>
                   <w:rFonts w:ascii="Arial" w:cs="Arial" w:eastAsia="Arial" w:hAnsi="Arial"/>
@@ -15894,7 +15894,7 @@
             <w:pPr>
               <w:spacing w:after="20" w:before="0"/>
             </w:pPr>
-            <w:hyperlink w:history="1" r:id="rIdrnc76vhprwceu03uuosbp">
+            <w:hyperlink w:history="1" r:id="rIdjfpi9d70-xwr5bnjjwg1t">
               <w:r>
                 <w:rPr>
                   <w:rFonts w:ascii="Arial" w:cs="Arial" w:eastAsia="Arial" w:hAnsi="Arial"/>
@@ -15927,7 +15927,7 @@
               <w:spacing w:after="10" w:before="0"/>
               <w:ind w:left="120"/>
             </w:pPr>
-            <w:hyperlink w:history="1" r:id="rIdg-ui0v0gf_t_1-qrv9rn0">
+            <w:hyperlink w:history="1" r:id="rIdqwds9imgtnb1olh64-izd">
               <w:r>
                 <w:rPr>
                   <w:rFonts w:ascii="Arial" w:cs="Arial" w:eastAsia="Arial" w:hAnsi="Arial"/>
@@ -15972,7 +15972,7 @@
             <w:pPr>
               <w:spacing w:after="20" w:before="0"/>
             </w:pPr>
-            <w:hyperlink w:history="1" r:id="rId5hut6hiqkruepbaehzqvt">
+            <w:hyperlink w:history="1" r:id="rId6y9i2qxsv3ygak74bqnej">
               <w:r>
                 <w:rPr>
                   <w:rFonts w:ascii="Arial" w:cs="Arial" w:eastAsia="Arial" w:hAnsi="Arial"/>
@@ -16005,7 +16005,7 @@
               <w:spacing w:after="10" w:before="0"/>
               <w:ind w:left="120"/>
             </w:pPr>
-            <w:hyperlink w:history="1" r:id="rIdmmnxom2i0-5h08hlikq1i">
+            <w:hyperlink w:history="1" r:id="rId8cpfvltfdecktyg2wp-lt">
               <w:r>
                 <w:rPr>
                   <w:rFonts w:ascii="Arial" w:cs="Arial" w:eastAsia="Arial" w:hAnsi="Arial"/>
@@ -16200,7 +16200,7 @@
             <w:pPr>
               <w:spacing w:after="20" w:before="0"/>
             </w:pPr>
-            <w:hyperlink w:history="1" r:id="rIdpgfibi894tnfiim4ymajo">
+            <w:hyperlink w:history="1" r:id="rId5fzbf-dwfwpuxlqttm1zr">
               <w:r>
                 <w:rPr>
                   <w:rFonts w:ascii="Arial" w:cs="Arial" w:eastAsia="Arial" w:hAnsi="Arial"/>
@@ -16233,7 +16233,7 @@
               <w:spacing w:after="10" w:before="0"/>
               <w:ind w:left="120"/>
             </w:pPr>
-            <w:hyperlink w:history="1" r:id="rIdnrnjispnm9xf4uholyrgq">
+            <w:hyperlink w:history="1" r:id="rIdp-peihn5ekq-vbxymgcme">
               <w:r>
                 <w:rPr>
                   <w:rFonts w:ascii="Arial" w:cs="Arial" w:eastAsia="Arial" w:hAnsi="Arial"/>
@@ -16278,7 +16278,7 @@
             <w:pPr>
               <w:spacing w:after="20" w:before="0"/>
             </w:pPr>
-            <w:hyperlink w:history="1" r:id="rIdzrvm1c4uoyeeelf0ltjbq">
+            <w:hyperlink w:history="1" r:id="rId5pwomg55xdvdedgv4pk3j">
               <w:r>
                 <w:rPr>
                   <w:rFonts w:ascii="Arial" w:cs="Arial" w:eastAsia="Arial" w:hAnsi="Arial"/>
@@ -16311,7 +16311,7 @@
               <w:spacing w:after="10" w:before="0"/>
               <w:ind w:left="120"/>
             </w:pPr>
-            <w:hyperlink w:history="1" r:id="rId9sdnu4jz-l72nfmjrlj7g">
+            <w:hyperlink w:history="1" r:id="rIdiw2n0ommpvfjoemtvt48j">
               <w:r>
                 <w:rPr>
                   <w:rFonts w:ascii="Arial" w:cs="Arial" w:eastAsia="Arial" w:hAnsi="Arial"/>
@@ -17798,7 +17798,7 @@
             <w:pPr>
               <w:spacing w:after="20" w:before="0"/>
             </w:pPr>
-            <w:hyperlink w:history="1" r:id="rIdh8wrctur2_rasdpnfnksp">
+            <w:hyperlink w:history="1" r:id="rIdigcdqixekwkfx-iohmyx5">
               <w:r>
                 <w:rPr>
                   <w:rFonts w:ascii="Arial" w:cs="Arial" w:eastAsia="Arial" w:hAnsi="Arial"/>
@@ -17831,7 +17831,7 @@
               <w:spacing w:after="10" w:before="0"/>
               <w:ind w:left="120"/>
             </w:pPr>
-            <w:hyperlink w:history="1" r:id="rIdgi_jlx1g9h364jocbv0ps">
+            <w:hyperlink w:history="1" r:id="rIdypvzvazzkv7ebrn5yqgxv">
               <w:r>
                 <w:rPr>
                   <w:rFonts w:ascii="Arial" w:cs="Arial" w:eastAsia="Arial" w:hAnsi="Arial"/>
@@ -17876,7 +17876,7 @@
             <w:pPr>
               <w:spacing w:after="20" w:before="0"/>
             </w:pPr>
-            <w:hyperlink w:history="1" r:id="rId6cxq0j_iogoxci69zin14">
+            <w:hyperlink w:history="1" r:id="rIdhbi_ocm2sikaijn83h1gu">
               <w:r>
                 <w:rPr>
                   <w:rFonts w:ascii="Arial" w:cs="Arial" w:eastAsia="Arial" w:hAnsi="Arial"/>
@@ -17909,7 +17909,7 @@
               <w:spacing w:after="10" w:before="0"/>
               <w:ind w:left="120"/>
             </w:pPr>
-            <w:hyperlink w:history="1" r:id="rIdd8_rancmzex25dddvxd_j">
+            <w:hyperlink w:history="1" r:id="rIdfefidq7fmi0dysu88ljgj">
               <w:r>
                 <w:rPr>
                   <w:rFonts w:ascii="Arial" w:cs="Arial" w:eastAsia="Arial" w:hAnsi="Arial"/>
@@ -18104,7 +18104,7 @@
             <w:pPr>
               <w:spacing w:after="20" w:before="0"/>
             </w:pPr>
-            <w:hyperlink w:history="1" r:id="rId3y6qntav5vdwdy2-onfxt">
+            <w:hyperlink w:history="1" r:id="rId2tmtoeikmcetp3isbvxnx">
               <w:r>
                 <w:rPr>
                   <w:rFonts w:ascii="Arial" w:cs="Arial" w:eastAsia="Arial" w:hAnsi="Arial"/>
@@ -18137,7 +18137,7 @@
               <w:spacing w:after="10" w:before="0"/>
               <w:ind w:left="120"/>
             </w:pPr>
-            <w:hyperlink w:history="1" r:id="rIdphw2wfp-tjayi_vgc61wt">
+            <w:hyperlink w:history="1" r:id="rIdyg317cyz0kj12f-rusyo-">
               <w:r>
                 <w:rPr>
                   <w:rFonts w:ascii="Arial" w:cs="Arial" w:eastAsia="Arial" w:hAnsi="Arial"/>
@@ -18182,7 +18182,7 @@
             <w:pPr>
               <w:spacing w:after="20" w:before="0"/>
             </w:pPr>
-            <w:hyperlink w:history="1" r:id="rId3vhfj_bbst33bwofl_fev">
+            <w:hyperlink w:history="1" r:id="rId6wvqajrm7ho18cwgiyqtt">
               <w:r>
                 <w:rPr>
                   <w:rFonts w:ascii="Arial" w:cs="Arial" w:eastAsia="Arial" w:hAnsi="Arial"/>
@@ -18215,7 +18215,7 @@
               <w:spacing w:after="10" w:before="0"/>
               <w:ind w:left="120"/>
             </w:pPr>
-            <w:hyperlink w:history="1" r:id="rIdnrazhp5lwkdshpg49qnkf">
+            <w:hyperlink w:history="1" r:id="rIdjhkf5qyjyimkov3srl_bc">
               <w:r>
                 <w:rPr>
                   <w:rFonts w:ascii="Arial" w:cs="Arial" w:eastAsia="Arial" w:hAnsi="Arial"/>
@@ -18410,7 +18410,7 @@
             <w:pPr>
               <w:spacing w:after="20" w:before="0"/>
             </w:pPr>
-            <w:hyperlink w:history="1" r:id="rIdcbmrdexf_ixkphf1g6pwg">
+            <w:hyperlink w:history="1" r:id="rIdwjq2q-clfzze5hfxlyr9h">
               <w:r>
                 <w:rPr>
                   <w:rFonts w:ascii="Arial" w:cs="Arial" w:eastAsia="Arial" w:hAnsi="Arial"/>
@@ -18443,7 +18443,7 @@
               <w:spacing w:after="10" w:before="0"/>
               <w:ind w:left="120"/>
             </w:pPr>
-            <w:hyperlink w:history="1" r:id="rIdtc5rnijhdxgvc0kb3xmmu">
+            <w:hyperlink w:history="1" r:id="rIdbfom0ris8x8qlknrie2wt">
               <w:r>
                 <w:rPr>
                   <w:rFonts w:ascii="Arial" w:cs="Arial" w:eastAsia="Arial" w:hAnsi="Arial"/>
@@ -18488,7 +18488,7 @@
             <w:pPr>
               <w:spacing w:after="20" w:before="0"/>
             </w:pPr>
-            <w:hyperlink w:history="1" r:id="rIdw27mjd4xqmuawgyeofhuv">
+            <w:hyperlink w:history="1" r:id="rIdscxcxj6bmoynlqgw1phm-">
               <w:r>
                 <w:rPr>
                   <w:rFonts w:ascii="Arial" w:cs="Arial" w:eastAsia="Arial" w:hAnsi="Arial"/>
@@ -18521,7 +18521,7 @@
               <w:spacing w:after="10" w:before="0"/>
               <w:ind w:left="120"/>
             </w:pPr>
-            <w:hyperlink w:history="1" r:id="rIdlikno-i1lzbg8u-bzf6ve">
+            <w:hyperlink w:history="1" r:id="rId4kn5gav3caj11zpknpfoi">
               <w:r>
                 <w:rPr>
                   <w:rFonts w:ascii="Arial" w:cs="Arial" w:eastAsia="Arial" w:hAnsi="Arial"/>
@@ -18716,7 +18716,7 @@
             <w:pPr>
               <w:spacing w:after="20" w:before="0"/>
             </w:pPr>
-            <w:hyperlink w:history="1" r:id="rId8zgni07ap6dwpm6xgifyh">
+            <w:hyperlink w:history="1" r:id="rIdtkb-_6sr83u6ylzkcjsxd">
               <w:r>
                 <w:rPr>
                   <w:rFonts w:ascii="Arial" w:cs="Arial" w:eastAsia="Arial" w:hAnsi="Arial"/>
@@ -18749,7 +18749,7 @@
               <w:spacing w:after="10" w:before="0"/>
               <w:ind w:left="120"/>
             </w:pPr>
-            <w:hyperlink w:history="1" r:id="rIdljph8wzl7mzsbnegha91g">
+            <w:hyperlink w:history="1" r:id="rIdv3_-dfoljea-tvamwv6bt">
               <w:r>
                 <w:rPr>
                   <w:rFonts w:ascii="Arial" w:cs="Arial" w:eastAsia="Arial" w:hAnsi="Arial"/>
@@ -18794,7 +18794,7 @@
             <w:pPr>
               <w:spacing w:after="20" w:before="0"/>
             </w:pPr>
-            <w:hyperlink w:history="1" r:id="rId5ppvk23ujkhaalc3jrisx">
+            <w:hyperlink w:history="1" r:id="rId8-cxfimg0vf2tsjbizmco">
               <w:r>
                 <w:rPr>
                   <w:rFonts w:ascii="Arial" w:cs="Arial" w:eastAsia="Arial" w:hAnsi="Arial"/>
@@ -18827,7 +18827,7 @@
               <w:spacing w:after="10" w:before="0"/>
               <w:ind w:left="120"/>
             </w:pPr>
-            <w:hyperlink w:history="1" r:id="rId3ecyhflje_fbaoviuuepk">
+            <w:hyperlink w:history="1" r:id="rIdtvz6sy07mpewiogj7s1c4">
               <w:r>
                 <w:rPr>
                   <w:rFonts w:ascii="Arial" w:cs="Arial" w:eastAsia="Arial" w:hAnsi="Arial"/>
@@ -19022,7 +19022,7 @@
             <w:pPr>
               <w:spacing w:after="20" w:before="0"/>
             </w:pPr>
-            <w:hyperlink w:history="1" r:id="rId5kiaimkzc3hwl1tf5e1sm">
+            <w:hyperlink w:history="1" r:id="rIduw0feh7bl-jhlllbj_0zy">
               <w:r>
                 <w:rPr>
                   <w:rFonts w:ascii="Arial" w:cs="Arial" w:eastAsia="Arial" w:hAnsi="Arial"/>
@@ -19055,7 +19055,7 @@
               <w:spacing w:after="10" w:before="0"/>
               <w:ind w:left="120"/>
             </w:pPr>
-            <w:hyperlink w:history="1" r:id="rIdr7xirohrmocnb3d5qiw9v">
+            <w:hyperlink w:history="1" r:id="rId9daxqbfg4jj7t6dseczvi">
               <w:r>
                 <w:rPr>
                   <w:rFonts w:ascii="Arial" w:cs="Arial" w:eastAsia="Arial" w:hAnsi="Arial"/>
@@ -19100,7 +19100,7 @@
             <w:pPr>
               <w:spacing w:after="20" w:before="0"/>
             </w:pPr>
-            <w:hyperlink w:history="1" r:id="rIdyzodqginjrkh8navjx2ua">
+            <w:hyperlink w:history="1" r:id="rId92b5etgpmghg4lemhcudi">
               <w:r>
                 <w:rPr>
                   <w:rFonts w:ascii="Arial" w:cs="Arial" w:eastAsia="Arial" w:hAnsi="Arial"/>
@@ -19133,7 +19133,7 @@
               <w:spacing w:after="10" w:before="0"/>
               <w:ind w:left="120"/>
             </w:pPr>
-            <w:hyperlink w:history="1" r:id="rId1kbshojdttlfjwcff095n">
+            <w:hyperlink w:history="1" r:id="rIdnt66shfsyuamzbc0paqoa">
               <w:r>
                 <w:rPr>
                   <w:rFonts w:ascii="Arial" w:cs="Arial" w:eastAsia="Arial" w:hAnsi="Arial"/>
@@ -20620,7 +20620,7 @@
             <w:pPr>
               <w:spacing w:after="20" w:before="0"/>
             </w:pPr>
-            <w:hyperlink w:history="1" r:id="rIdvkozsqzyn0wrfpl-otzgk">
+            <w:hyperlink w:history="1" r:id="rIdrq-wlddjqwbzq5ocxo5n2">
               <w:r>
                 <w:rPr>
                   <w:rFonts w:ascii="Arial" w:cs="Arial" w:eastAsia="Arial" w:hAnsi="Arial"/>
@@ -20653,7 +20653,7 @@
               <w:spacing w:after="10" w:before="0"/>
               <w:ind w:left="120"/>
             </w:pPr>
-            <w:hyperlink w:history="1" r:id="rIdhosk0dxtyji0hbylc5gh4">
+            <w:hyperlink w:history="1" r:id="rIdkfu5p7f5sta1cqlxtisrz">
               <w:r>
                 <w:rPr>
                   <w:rFonts w:ascii="Arial" w:cs="Arial" w:eastAsia="Arial" w:hAnsi="Arial"/>
@@ -20698,7 +20698,7 @@
             <w:pPr>
               <w:spacing w:after="20" w:before="0"/>
             </w:pPr>
-            <w:hyperlink w:history="1" r:id="rIdrixyo9arw3xtzrwv04rn8">
+            <w:hyperlink w:history="1" r:id="rIdx5ixrgrhxuk8nmg-hrafx">
               <w:r>
                 <w:rPr>
                   <w:rFonts w:ascii="Arial" w:cs="Arial" w:eastAsia="Arial" w:hAnsi="Arial"/>
@@ -20731,7 +20731,7 @@
               <w:spacing w:after="10" w:before="0"/>
               <w:ind w:left="120"/>
             </w:pPr>
-            <w:hyperlink w:history="1" r:id="rIdttg6xm2hmycytzijnbvln">
+            <w:hyperlink w:history="1" r:id="rIdmy44znx7bpuuviwt2_yqd">
               <w:r>
                 <w:rPr>
                   <w:rFonts w:ascii="Arial" w:cs="Arial" w:eastAsia="Arial" w:hAnsi="Arial"/>
@@ -20926,7 +20926,7 @@
             <w:pPr>
               <w:spacing w:after="20" w:before="0"/>
             </w:pPr>
-            <w:hyperlink w:history="1" r:id="rId1osmzvzm7ate0tvuiptit">
+            <w:hyperlink w:history="1" r:id="rIdirbwqowtqqcsgpb6k2f2f">
               <w:r>
                 <w:rPr>
                   <w:rFonts w:ascii="Arial" w:cs="Arial" w:eastAsia="Arial" w:hAnsi="Arial"/>
@@ -20959,7 +20959,7 @@
               <w:spacing w:after="10" w:before="0"/>
               <w:ind w:left="120"/>
             </w:pPr>
-            <w:hyperlink w:history="1" r:id="rIdju2cz4eklowf5fce0ku21">
+            <w:hyperlink w:history="1" r:id="rIda7tfwfmtvjotepozglbyl">
               <w:r>
                 <w:rPr>
                   <w:rFonts w:ascii="Arial" w:cs="Arial" w:eastAsia="Arial" w:hAnsi="Arial"/>
@@ -21004,7 +21004,7 @@
             <w:pPr>
               <w:spacing w:after="20" w:before="0"/>
             </w:pPr>
-            <w:hyperlink w:history="1" r:id="rIde3vfs5h-aneldgjxcnvtj">
+            <w:hyperlink w:history="1" r:id="rIdjdyfgfh8x7ox3o_fjwhbk">
               <w:r>
                 <w:rPr>
                   <w:rFonts w:ascii="Arial" w:cs="Arial" w:eastAsia="Arial" w:hAnsi="Arial"/>
@@ -21037,7 +21037,7 @@
               <w:spacing w:after="10" w:before="0"/>
               <w:ind w:left="120"/>
             </w:pPr>
-            <w:hyperlink w:history="1" r:id="rIdbdhlmeervxvvszb5kldq2">
+            <w:hyperlink w:history="1" r:id="rIdae3uzkugrsnhvg6hewbkf">
               <w:r>
                 <w:rPr>
                   <w:rFonts w:ascii="Arial" w:cs="Arial" w:eastAsia="Arial" w:hAnsi="Arial"/>
@@ -21232,7 +21232,7 @@
             <w:pPr>
               <w:spacing w:after="20" w:before="0"/>
             </w:pPr>
-            <w:hyperlink w:history="1" r:id="rIdy47co1wjat-6br6n4pufo">
+            <w:hyperlink w:history="1" r:id="rId3rh6rhegka_7mtwjksp9w">
               <w:r>
                 <w:rPr>
                   <w:rFonts w:ascii="Arial" w:cs="Arial" w:eastAsia="Arial" w:hAnsi="Arial"/>
@@ -21265,7 +21265,7 @@
               <w:spacing w:after="10" w:before="0"/>
               <w:ind w:left="120"/>
             </w:pPr>
-            <w:hyperlink w:history="1" r:id="rIdqyibajvutngkfvr5gvufw">
+            <w:hyperlink w:history="1" r:id="rIdkd0vvkroerqmkjezl_d4i">
               <w:r>
                 <w:rPr>
                   <w:rFonts w:ascii="Arial" w:cs="Arial" w:eastAsia="Arial" w:hAnsi="Arial"/>
@@ -21310,7 +21310,7 @@
             <w:pPr>
               <w:spacing w:after="20" w:before="0"/>
             </w:pPr>
-            <w:hyperlink w:history="1" r:id="rIdujgoymz99y0bgkyxtafdu">
+            <w:hyperlink w:history="1" r:id="rId-dwsq9riofawsyh_swav2">
               <w:r>
                 <w:rPr>
                   <w:rFonts w:ascii="Arial" w:cs="Arial" w:eastAsia="Arial" w:hAnsi="Arial"/>
@@ -21343,7 +21343,7 @@
               <w:spacing w:after="10" w:before="0"/>
               <w:ind w:left="120"/>
             </w:pPr>
-            <w:hyperlink w:history="1" r:id="rId2zsqrdiyo6ythxtrrfuyv">
+            <w:hyperlink w:history="1" r:id="rIdtlihcwtipduvcdva7ksjw">
               <w:r>
                 <w:rPr>
                   <w:rFonts w:ascii="Arial" w:cs="Arial" w:eastAsia="Arial" w:hAnsi="Arial"/>
@@ -21538,7 +21538,7 @@
             <w:pPr>
               <w:spacing w:after="20" w:before="0"/>
             </w:pPr>
-            <w:hyperlink w:history="1" r:id="rIdkutkxx41pw9kxjekw021e">
+            <w:hyperlink w:history="1" r:id="rId_nc2k3vihet17-paut6u1">
               <w:r>
                 <w:rPr>
                   <w:rFonts w:ascii="Arial" w:cs="Arial" w:eastAsia="Arial" w:hAnsi="Arial"/>
@@ -21571,7 +21571,7 @@
               <w:spacing w:after="10" w:before="0"/>
               <w:ind w:left="120"/>
             </w:pPr>
-            <w:hyperlink w:history="1" r:id="rIdoc1cdwfim6kil2bmqm1ov">
+            <w:hyperlink w:history="1" r:id="rId10cd7igy9dgkomruhuz0f">
               <w:r>
                 <w:rPr>
                   <w:rFonts w:ascii="Arial" w:cs="Arial" w:eastAsia="Arial" w:hAnsi="Arial"/>
@@ -21616,7 +21616,7 @@
             <w:pPr>
               <w:spacing w:after="20" w:before="0"/>
             </w:pPr>
-            <w:hyperlink w:history="1" r:id="rIdo5hxwgakhgar8g248hr50">
+            <w:hyperlink w:history="1" r:id="rIdrfc7ndstfhxtq_g2wvdvk">
               <w:r>
                 <w:rPr>
                   <w:rFonts w:ascii="Arial" w:cs="Arial" w:eastAsia="Arial" w:hAnsi="Arial"/>
@@ -21649,7 +21649,7 @@
               <w:spacing w:after="10" w:before="0"/>
               <w:ind w:left="120"/>
             </w:pPr>
-            <w:hyperlink w:history="1" r:id="rIdd1pv06qdyexdai6syobuq">
+            <w:hyperlink w:history="1" r:id="rId7t1daiq3abl-q68nrcf9x">
               <w:r>
                 <w:rPr>
                   <w:rFonts w:ascii="Arial" w:cs="Arial" w:eastAsia="Arial" w:hAnsi="Arial"/>
@@ -21844,7 +21844,7 @@
             <w:pPr>
               <w:spacing w:after="20" w:before="0"/>
             </w:pPr>
-            <w:hyperlink w:history="1" r:id="rIdmcj9l89e0wcspfwvmaeig">
+            <w:hyperlink w:history="1" r:id="rIdavqwi5xgyu90pynzhy01w">
               <w:r>
                 <w:rPr>
                   <w:rFonts w:ascii="Arial" w:cs="Arial" w:eastAsia="Arial" w:hAnsi="Arial"/>
@@ -21877,7 +21877,7 @@
               <w:spacing w:after="10" w:before="0"/>
               <w:ind w:left="120"/>
             </w:pPr>
-            <w:hyperlink w:history="1" r:id="rIdj5nsnt3njlj9bplfdbj9m">
+            <w:hyperlink w:history="1" r:id="rId_cmtgz4xpy19oskpp2fxn">
               <w:r>
                 <w:rPr>
                   <w:rFonts w:ascii="Arial" w:cs="Arial" w:eastAsia="Arial" w:hAnsi="Arial"/>
@@ -21922,7 +21922,7 @@
             <w:pPr>
               <w:spacing w:after="20" w:before="0"/>
             </w:pPr>
-            <w:hyperlink w:history="1" r:id="rIdiwxwie_0loizspjjlu-6k">
+            <w:hyperlink w:history="1" r:id="rIdyrxgbhvy06yjnn0yihpf7">
               <w:r>
                 <w:rPr>
                   <w:rFonts w:ascii="Arial" w:cs="Arial" w:eastAsia="Arial" w:hAnsi="Arial"/>
@@ -21955,7 +21955,7 @@
               <w:spacing w:after="10" w:before="0"/>
               <w:ind w:left="120"/>
             </w:pPr>
-            <w:hyperlink w:history="1" r:id="rIdv3f0irdfj0womjdzjfk2a">
+            <w:hyperlink w:history="1" r:id="rId-meg7qkl62nlzplbiii9v">
               <w:r>
                 <w:rPr>
                   <w:rFonts w:ascii="Arial" w:cs="Arial" w:eastAsia="Arial" w:hAnsi="Arial"/>
@@ -23442,7 +23442,7 @@
             <w:pPr>
               <w:spacing w:after="20" w:before="0"/>
             </w:pPr>
-            <w:hyperlink w:history="1" r:id="rIdaai2ohynlpxdlhaesdmjt">
+            <w:hyperlink w:history="1" r:id="rIdqov3mvftimodim_5nyz7w">
               <w:r>
                 <w:rPr>
                   <w:rFonts w:ascii="Arial" w:cs="Arial" w:eastAsia="Arial" w:hAnsi="Arial"/>
@@ -23475,7 +23475,7 @@
               <w:spacing w:after="10" w:before="0"/>
               <w:ind w:left="120"/>
             </w:pPr>
-            <w:hyperlink w:history="1" r:id="rId_lgetbzs8i-dszsu_dt1s">
+            <w:hyperlink w:history="1" r:id="rIdx_azeosbgmeiky0ws0zwc">
               <w:r>
                 <w:rPr>
                   <w:rFonts w:ascii="Arial" w:cs="Arial" w:eastAsia="Arial" w:hAnsi="Arial"/>
@@ -23520,7 +23520,7 @@
             <w:pPr>
               <w:spacing w:after="20" w:before="0"/>
             </w:pPr>
-            <w:hyperlink w:history="1" r:id="rId0bwshl0krj70zkw3f8xg1">
+            <w:hyperlink w:history="1" r:id="rIdbiwhct49epvu-zvoizjye">
               <w:r>
                 <w:rPr>
                   <w:rFonts w:ascii="Arial" w:cs="Arial" w:eastAsia="Arial" w:hAnsi="Arial"/>
@@ -23553,7 +23553,7 @@
               <w:spacing w:after="10" w:before="0"/>
               <w:ind w:left="120"/>
             </w:pPr>
-            <w:hyperlink w:history="1" r:id="rIdou8byofzj3jkdeozmpr-u">
+            <w:hyperlink w:history="1" r:id="rId13akadsfxuklerqplieau">
               <w:r>
                 <w:rPr>
                   <w:rFonts w:ascii="Arial" w:cs="Arial" w:eastAsia="Arial" w:hAnsi="Arial"/>
@@ -23748,7 +23748,7 @@
             <w:pPr>
               <w:spacing w:after="20" w:before="0"/>
             </w:pPr>
-            <w:hyperlink w:history="1" r:id="rIdepljyidoyjnq-mljfpmak">
+            <w:hyperlink w:history="1" r:id="rIdvqe4f4rkor4onisjkht05">
               <w:r>
                 <w:rPr>
                   <w:rFonts w:ascii="Arial" w:cs="Arial" w:eastAsia="Arial" w:hAnsi="Arial"/>
@@ -23781,7 +23781,7 @@
               <w:spacing w:after="10" w:before="0"/>
               <w:ind w:left="120"/>
             </w:pPr>
-            <w:hyperlink w:history="1" r:id="rIdvlctx8cq8h3zlftkou18-">
+            <w:hyperlink w:history="1" r:id="rIdwfrypyytwvq7dczym4_bg">
               <w:r>
                 <w:rPr>
                   <w:rFonts w:ascii="Arial" w:cs="Arial" w:eastAsia="Arial" w:hAnsi="Arial"/>
@@ -23826,7 +23826,7 @@
             <w:pPr>
               <w:spacing w:after="20" w:before="0"/>
             </w:pPr>
-            <w:hyperlink w:history="1" r:id="rIdbtaktthp1dvhsrtpynaxx">
+            <w:hyperlink w:history="1" r:id="rIdi8e-i8ol91r6mdnah8ugt">
               <w:r>
                 <w:rPr>
                   <w:rFonts w:ascii="Arial" w:cs="Arial" w:eastAsia="Arial" w:hAnsi="Arial"/>
@@ -23859,7 +23859,7 @@
               <w:spacing w:after="10" w:before="0"/>
               <w:ind w:left="120"/>
             </w:pPr>
-            <w:hyperlink w:history="1" r:id="rIdsduuqmi0hf5qdfh6mh4op">
+            <w:hyperlink w:history="1" r:id="rIdiga3d8nsehm-xxpjlih0t">
               <w:r>
                 <w:rPr>
                   <w:rFonts w:ascii="Arial" w:cs="Arial" w:eastAsia="Arial" w:hAnsi="Arial"/>
@@ -24054,7 +24054,7 @@
             <w:pPr>
               <w:spacing w:after="20" w:before="0"/>
             </w:pPr>
-            <w:hyperlink w:history="1" r:id="rId-xeyzutrc-0elnhzwrgfg">
+            <w:hyperlink w:history="1" r:id="rIdjawuz8qwmlqpe9ptqtecl">
               <w:r>
                 <w:rPr>
                   <w:rFonts w:ascii="Arial" w:cs="Arial" w:eastAsia="Arial" w:hAnsi="Arial"/>
@@ -24087,7 +24087,7 @@
               <w:spacing w:after="10" w:before="0"/>
               <w:ind w:left="120"/>
             </w:pPr>
-            <w:hyperlink w:history="1" r:id="rIdslsrkeupzubrxho5jukxu">
+            <w:hyperlink w:history="1" r:id="rIdrmkwqyb0uq7m5w8bu8ikz">
               <w:r>
                 <w:rPr>
                   <w:rFonts w:ascii="Arial" w:cs="Arial" w:eastAsia="Arial" w:hAnsi="Arial"/>
@@ -24132,7 +24132,7 @@
             <w:pPr>
               <w:spacing w:after="20" w:before="0"/>
             </w:pPr>
-            <w:hyperlink w:history="1" r:id="rIdlsxj2gcqu2lvdmi6ysrkr">
+            <w:hyperlink w:history="1" r:id="rIdmfxkkofendsjdtvopc_e8">
               <w:r>
                 <w:rPr>
                   <w:rFonts w:ascii="Arial" w:cs="Arial" w:eastAsia="Arial" w:hAnsi="Arial"/>
@@ -24165,7 +24165,7 @@
               <w:spacing w:after="10" w:before="0"/>
               <w:ind w:left="120"/>
             </w:pPr>
-            <w:hyperlink w:history="1" r:id="rIdr1kvqkkmkkt0cev-vf0nu">
+            <w:hyperlink w:history="1" r:id="rIdziw4q7vy5snxbgyodfvup">
               <w:r>
                 <w:rPr>
                   <w:rFonts w:ascii="Arial" w:cs="Arial" w:eastAsia="Arial" w:hAnsi="Arial"/>
@@ -24360,7 +24360,7 @@
             <w:pPr>
               <w:spacing w:after="20" w:before="0"/>
             </w:pPr>
-            <w:hyperlink w:history="1" r:id="rIdgaxlo9uqjzhrtzggbxzdm">
+            <w:hyperlink w:history="1" r:id="rId-yyljnve5ojn-oxlpp4eb">
               <w:r>
                 <w:rPr>
                   <w:rFonts w:ascii="Arial" w:cs="Arial" w:eastAsia="Arial" w:hAnsi="Arial"/>
@@ -24393,7 +24393,7 @@
               <w:spacing w:after="10" w:before="0"/>
               <w:ind w:left="120"/>
             </w:pPr>
-            <w:hyperlink w:history="1" r:id="rIdov8nkehr-wc-ksw90cqbk">
+            <w:hyperlink w:history="1" r:id="rIdsho4bkt121pjxbsweocdj">
               <w:r>
                 <w:rPr>
                   <w:rFonts w:ascii="Arial" w:cs="Arial" w:eastAsia="Arial" w:hAnsi="Arial"/>
@@ -24438,7 +24438,7 @@
             <w:pPr>
               <w:spacing w:after="20" w:before="0"/>
             </w:pPr>
-            <w:hyperlink w:history="1" r:id="rIdpikcigz4jepdi47weum4j">
+            <w:hyperlink w:history="1" r:id="rIdish-cwqhf6l3vcuvhwdb7">
               <w:r>
                 <w:rPr>
                   <w:rFonts w:ascii="Arial" w:cs="Arial" w:eastAsia="Arial" w:hAnsi="Arial"/>
@@ -24471,7 +24471,7 @@
               <w:spacing w:after="10" w:before="0"/>
               <w:ind w:left="120"/>
             </w:pPr>
-            <w:hyperlink w:history="1" r:id="rIdxrvh2rdqmttft_ggb8h_f">
+            <w:hyperlink w:history="1" r:id="rIdmi8uitaeyrwqqz5gxnmk5">
               <w:r>
                 <w:rPr>
                   <w:rFonts w:ascii="Arial" w:cs="Arial" w:eastAsia="Arial" w:hAnsi="Arial"/>
@@ -24666,7 +24666,7 @@
             <w:pPr>
               <w:spacing w:after="20" w:before="0"/>
             </w:pPr>
-            <w:hyperlink w:history="1" r:id="rIdneeh0fevn_kfg9d_eh2qm">
+            <w:hyperlink w:history="1" r:id="rIdd6js5-pzymjh7avam0k67">
               <w:r>
                 <w:rPr>
                   <w:rFonts w:ascii="Arial" w:cs="Arial" w:eastAsia="Arial" w:hAnsi="Arial"/>
@@ -24699,7 +24699,7 @@
               <w:spacing w:after="10" w:before="0"/>
               <w:ind w:left="120"/>
             </w:pPr>
-            <w:hyperlink w:history="1" r:id="rIdajkyccgi-tt38em78liny">
+            <w:hyperlink w:history="1" r:id="rIdi0kw_doedbyvouaju3gjg">
               <w:r>
                 <w:rPr>
                   <w:rFonts w:ascii="Arial" w:cs="Arial" w:eastAsia="Arial" w:hAnsi="Arial"/>
@@ -24744,7 +24744,7 @@
             <w:pPr>
               <w:spacing w:after="20" w:before="0"/>
             </w:pPr>
-            <w:hyperlink w:history="1" r:id="rIdvaxuibc11hbymu5ytv5dx">
+            <w:hyperlink w:history="1" r:id="rIdamgbd9qvaw2yd-zo6fzae">
               <w:r>
                 <w:rPr>
                   <w:rFonts w:ascii="Arial" w:cs="Arial" w:eastAsia="Arial" w:hAnsi="Arial"/>
@@ -24777,7 +24777,7 @@
               <w:spacing w:after="10" w:before="0"/>
               <w:ind w:left="120"/>
             </w:pPr>
-            <w:hyperlink w:history="1" r:id="rId9po4hvduhowja1qsfa7yi">
+            <w:hyperlink w:history="1" r:id="rId7l2xtu9hiarhgbelnbrgp">
               <w:r>
                 <w:rPr>
                   <w:rFonts w:ascii="Arial" w:cs="Arial" w:eastAsia="Arial" w:hAnsi="Arial"/>
@@ -26264,7 +26264,7 @@
             <w:pPr>
               <w:spacing w:after="20" w:before="0"/>
             </w:pPr>
-            <w:hyperlink w:history="1" r:id="rIdfc8nb--gjcc7o3z8riorh">
+            <w:hyperlink w:history="1" r:id="rIdq7vqzuv0-yarkhrzinhda">
               <w:r>
                 <w:rPr>
                   <w:rFonts w:ascii="Arial" w:cs="Arial" w:eastAsia="Arial" w:hAnsi="Arial"/>
@@ -26297,7 +26297,7 @@
               <w:spacing w:after="10" w:before="0"/>
               <w:ind w:left="120"/>
             </w:pPr>
-            <w:hyperlink w:history="1" r:id="rId4zvkqeocoyf3msay12qwk">
+            <w:hyperlink w:history="1" r:id="rId2l3ch9raymg_loiedal-a">
               <w:r>
                 <w:rPr>
                   <w:rFonts w:ascii="Arial" w:cs="Arial" w:eastAsia="Arial" w:hAnsi="Arial"/>
@@ -26342,7 +26342,7 @@
             <w:pPr>
               <w:spacing w:after="20" w:before="0"/>
             </w:pPr>
-            <w:hyperlink w:history="1" r:id="rIdcn9u0aa1hz2tt6euflay7">
+            <w:hyperlink w:history="1" r:id="rIdctmohak_hu0uefrjcl6p3">
               <w:r>
                 <w:rPr>
                   <w:rFonts w:ascii="Arial" w:cs="Arial" w:eastAsia="Arial" w:hAnsi="Arial"/>
@@ -26375,7 +26375,7 @@
               <w:spacing w:after="10" w:before="0"/>
               <w:ind w:left="120"/>
             </w:pPr>
-            <w:hyperlink w:history="1" r:id="rIddqexn_aibpya_fwstkybw">
+            <w:hyperlink w:history="1" r:id="rIdya0i4s4yed47oh_hg-idn">
               <w:r>
                 <w:rPr>
                   <w:rFonts w:ascii="Arial" w:cs="Arial" w:eastAsia="Arial" w:hAnsi="Arial"/>
@@ -26570,7 +26570,7 @@
             <w:pPr>
               <w:spacing w:after="20" w:before="0"/>
             </w:pPr>
-            <w:hyperlink w:history="1" r:id="rIdbfz7n-dgljq6e5x1qifyr">
+            <w:hyperlink w:history="1" r:id="rIdtua6t2e7r63zwgw7loung">
               <w:r>
                 <w:rPr>
                   <w:rFonts w:ascii="Arial" w:cs="Arial" w:eastAsia="Arial" w:hAnsi="Arial"/>
@@ -26603,7 +26603,7 @@
               <w:spacing w:after="10" w:before="0"/>
               <w:ind w:left="120"/>
             </w:pPr>
-            <w:hyperlink w:history="1" r:id="rIdlz6ilptxpye7qdog1xhcv">
+            <w:hyperlink w:history="1" r:id="rIdp9jdu624n9-eg-3whh--1">
               <w:r>
                 <w:rPr>
                   <w:rFonts w:ascii="Arial" w:cs="Arial" w:eastAsia="Arial" w:hAnsi="Arial"/>
@@ -26648,7 +26648,7 @@
             <w:pPr>
               <w:spacing w:after="20" w:before="0"/>
             </w:pPr>
-            <w:hyperlink w:history="1" r:id="rIdqyzcd1ncyobrzjg2ahd6e">
+            <w:hyperlink w:history="1" r:id="rIdluud9696iwprnzuzhetmf">
               <w:r>
                 <w:rPr>
                   <w:rFonts w:ascii="Arial" w:cs="Arial" w:eastAsia="Arial" w:hAnsi="Arial"/>
@@ -26681,7 +26681,7 @@
               <w:spacing w:after="10" w:before="0"/>
               <w:ind w:left="120"/>
             </w:pPr>
-            <w:hyperlink w:history="1" r:id="rIdoyzxz7zlqxmpyiubo3qgk">
+            <w:hyperlink w:history="1" r:id="rIdz4ho2az2gq2oqdto5i_zi">
               <w:r>
                 <w:rPr>
                   <w:rFonts w:ascii="Arial" w:cs="Arial" w:eastAsia="Arial" w:hAnsi="Arial"/>
@@ -26876,7 +26876,7 @@
             <w:pPr>
               <w:spacing w:after="20" w:before="0"/>
             </w:pPr>
-            <w:hyperlink w:history="1" r:id="rIdmrkirudqc4au6llux5bmy">
+            <w:hyperlink w:history="1" r:id="rIdcvkhudalm5mpdeqqebf5i">
               <w:r>
                 <w:rPr>
                   <w:rFonts w:ascii="Arial" w:cs="Arial" w:eastAsia="Arial" w:hAnsi="Arial"/>
@@ -26909,7 +26909,7 @@
               <w:spacing w:after="10" w:before="0"/>
               <w:ind w:left="120"/>
             </w:pPr>
-            <w:hyperlink w:history="1" r:id="rId4udhtzcgoibrv9o4e1gyy">
+            <w:hyperlink w:history="1" r:id="rIdllm6-f9eolkgjpb3x9t7t">
               <w:r>
                 <w:rPr>
                   <w:rFonts w:ascii="Arial" w:cs="Arial" w:eastAsia="Arial" w:hAnsi="Arial"/>
@@ -26954,7 +26954,7 @@
             <w:pPr>
               <w:spacing w:after="20" w:before="0"/>
             </w:pPr>
-            <w:hyperlink w:history="1" r:id="rIdfvvr0aahp3dn_v4nb62od">
+            <w:hyperlink w:history="1" r:id="rIdbt68uqgsgxinvz4vtruym">
               <w:r>
                 <w:rPr>
                   <w:rFonts w:ascii="Arial" w:cs="Arial" w:eastAsia="Arial" w:hAnsi="Arial"/>
@@ -26987,7 +26987,7 @@
               <w:spacing w:after="10" w:before="0"/>
               <w:ind w:left="120"/>
             </w:pPr>
-            <w:hyperlink w:history="1" r:id="rIdeeqkyzljxrl4h_pp-q999">
+            <w:hyperlink w:history="1" r:id="rIdggqbkdmnto8aw-pkia1cq">
               <w:r>
                 <w:rPr>
                   <w:rFonts w:ascii="Arial" w:cs="Arial" w:eastAsia="Arial" w:hAnsi="Arial"/>
@@ -27182,7 +27182,7 @@
             <w:pPr>
               <w:spacing w:after="20" w:before="0"/>
             </w:pPr>
-            <w:hyperlink w:history="1" r:id="rIdkriqqnz_b04jdvzd1tyhi">
+            <w:hyperlink w:history="1" r:id="rIdgb5dpnaqcasyrg_gf5h4o">
               <w:r>
                 <w:rPr>
                   <w:rFonts w:ascii="Arial" w:cs="Arial" w:eastAsia="Arial" w:hAnsi="Arial"/>
@@ -27215,7 +27215,7 @@
               <w:spacing w:after="10" w:before="0"/>
               <w:ind w:left="120"/>
             </w:pPr>
-            <w:hyperlink w:history="1" r:id="rIdm-51jycgyqll8omwm-nlf">
+            <w:hyperlink w:history="1" r:id="rIdj5-ycmnl41yleoiwxw4r7">
               <w:r>
                 <w:rPr>
                   <w:rFonts w:ascii="Arial" w:cs="Arial" w:eastAsia="Arial" w:hAnsi="Arial"/>
@@ -27260,7 +27260,7 @@
             <w:pPr>
               <w:spacing w:after="20" w:before="0"/>
             </w:pPr>
-            <w:hyperlink w:history="1" r:id="rIdkhwjv7f6r08hatxk3g_kz">
+            <w:hyperlink w:history="1" r:id="rId48fwdlfguodswrnyv0qji">
               <w:r>
                 <w:rPr>
                   <w:rFonts w:ascii="Arial" w:cs="Arial" w:eastAsia="Arial" w:hAnsi="Arial"/>
@@ -27293,7 +27293,7 @@
               <w:spacing w:after="10" w:before="0"/>
               <w:ind w:left="120"/>
             </w:pPr>
-            <w:hyperlink w:history="1" r:id="rIdhx4fmmb2wetctzcahub4c">
+            <w:hyperlink w:history="1" r:id="rIdffutl9c-nzvdtocurhofo">
               <w:r>
                 <w:rPr>
                   <w:rFonts w:ascii="Arial" w:cs="Arial" w:eastAsia="Arial" w:hAnsi="Arial"/>
@@ -27488,7 +27488,7 @@
             <w:pPr>
               <w:spacing w:after="20" w:before="0"/>
             </w:pPr>
-            <w:hyperlink w:history="1" r:id="rIdzxcaadewwiq4hozzdu77k">
+            <w:hyperlink w:history="1" r:id="rIdbxs5um6rg9voiyw07glep">
               <w:r>
                 <w:rPr>
                   <w:rFonts w:ascii="Arial" w:cs="Arial" w:eastAsia="Arial" w:hAnsi="Arial"/>
@@ -27521,7 +27521,7 @@
               <w:spacing w:after="10" w:before="0"/>
               <w:ind w:left="120"/>
             </w:pPr>
-            <w:hyperlink w:history="1" r:id="rIdyttnbdkdxo8t8x7ze9pgr">
+            <w:hyperlink w:history="1" r:id="rIdxbu9wl9pdbr08nkgv79j3">
               <w:r>
                 <w:rPr>
                   <w:rFonts w:ascii="Arial" w:cs="Arial" w:eastAsia="Arial" w:hAnsi="Arial"/>
@@ -27566,7 +27566,7 @@
             <w:pPr>
               <w:spacing w:after="20" w:before="0"/>
             </w:pPr>
-            <w:hyperlink w:history="1" r:id="rIdmttzaht3-3hvf2_be2b5y">
+            <w:hyperlink w:history="1" r:id="rIdsusjemxel3gwx84yzqlqc">
               <w:r>
                 <w:rPr>
                   <w:rFonts w:ascii="Arial" w:cs="Arial" w:eastAsia="Arial" w:hAnsi="Arial"/>
@@ -27599,7 +27599,7 @@
               <w:spacing w:after="10" w:before="0"/>
               <w:ind w:left="120"/>
             </w:pPr>
-            <w:hyperlink w:history="1" r:id="rIdkauompdp6qqtvcfewgpx_">
+            <w:hyperlink w:history="1" r:id="rIdd7byn55olt3qv4de71h8u">
               <w:r>
                 <w:rPr>
                   <w:rFonts w:ascii="Arial" w:cs="Arial" w:eastAsia="Arial" w:hAnsi="Arial"/>
@@ -29086,7 +29086,7 @@
             <w:pPr>
               <w:spacing w:after="20" w:before="0"/>
             </w:pPr>
-            <w:hyperlink w:history="1" r:id="rIdpjs5m1fuygnwehrppjm2q">
+            <w:hyperlink w:history="1" r:id="rIdfgv2lnrludzeuaqm95k5v">
               <w:r>
                 <w:rPr>
                   <w:rFonts w:ascii="Arial" w:cs="Arial" w:eastAsia="Arial" w:hAnsi="Arial"/>
@@ -29119,7 +29119,7 @@
               <w:spacing w:after="10" w:before="0"/>
               <w:ind w:left="120"/>
             </w:pPr>
-            <w:hyperlink w:history="1" r:id="rIdwez3cf1ltzmq50iexrttk">
+            <w:hyperlink w:history="1" r:id="rIdeiygl4ih1g6dflbllmnef">
               <w:r>
                 <w:rPr>
                   <w:rFonts w:ascii="Arial" w:cs="Arial" w:eastAsia="Arial" w:hAnsi="Arial"/>
@@ -29164,7 +29164,7 @@
             <w:pPr>
               <w:spacing w:after="20" w:before="0"/>
             </w:pPr>
-            <w:hyperlink w:history="1" r:id="rIdyk1qyia9nke-ct3ufs8bz">
+            <w:hyperlink w:history="1" r:id="rIdydrayg_xmcp_okoqwt68k">
               <w:r>
                 <w:rPr>
                   <w:rFonts w:ascii="Arial" w:cs="Arial" w:eastAsia="Arial" w:hAnsi="Arial"/>
@@ -29197,7 +29197,7 @@
               <w:spacing w:after="10" w:before="0"/>
               <w:ind w:left="120"/>
             </w:pPr>
-            <w:hyperlink w:history="1" r:id="rIdrsalu7idgp8qxlaer4du0">
+            <w:hyperlink w:history="1" r:id="rId5wu5_wg3bx8lrwhgdsuf3">
               <w:r>
                 <w:rPr>
                   <w:rFonts w:ascii="Arial" w:cs="Arial" w:eastAsia="Arial" w:hAnsi="Arial"/>
@@ -29392,7 +29392,7 @@
             <w:pPr>
               <w:spacing w:after="20" w:before="0"/>
             </w:pPr>
-            <w:hyperlink w:history="1" r:id="rIda5al7x133cafuuqax4rt1">
+            <w:hyperlink w:history="1" r:id="rIdm9zr3n78illkh4ofgtril">
               <w:r>
                 <w:rPr>
                   <w:rFonts w:ascii="Arial" w:cs="Arial" w:eastAsia="Arial" w:hAnsi="Arial"/>
@@ -29425,7 +29425,7 @@
               <w:spacing w:after="10" w:before="0"/>
               <w:ind w:left="120"/>
             </w:pPr>
-            <w:hyperlink w:history="1" r:id="rIdnqzcewcceax499tpt1k03">
+            <w:hyperlink w:history="1" r:id="rIdwwhs3uc8aoy1ekohyscvh">
               <w:r>
                 <w:rPr>
                   <w:rFonts w:ascii="Arial" w:cs="Arial" w:eastAsia="Arial" w:hAnsi="Arial"/>
@@ -29470,7 +29470,7 @@
             <w:pPr>
               <w:spacing w:after="20" w:before="0"/>
             </w:pPr>
-            <w:hyperlink w:history="1" r:id="rIdksy8fbyjmay-nrgs2kpm-">
+            <w:hyperlink w:history="1" r:id="rIdgu6zdqeovyoht8hers_t7">
               <w:r>
                 <w:rPr>
                   <w:rFonts w:ascii="Arial" w:cs="Arial" w:eastAsia="Arial" w:hAnsi="Arial"/>
@@ -29503,7 +29503,7 @@
               <w:spacing w:after="10" w:before="0"/>
               <w:ind w:left="120"/>
             </w:pPr>
-            <w:hyperlink w:history="1" r:id="rIdw7brl98ug6-fhymwstat2">
+            <w:hyperlink w:history="1" r:id="rId77lxt5wf6vlb9pb5udjba">
               <w:r>
                 <w:rPr>
                   <w:rFonts w:ascii="Arial" w:cs="Arial" w:eastAsia="Arial" w:hAnsi="Arial"/>
@@ -29698,7 +29698,7 @@
             <w:pPr>
               <w:spacing w:after="20" w:before="0"/>
             </w:pPr>
-            <w:hyperlink w:history="1" r:id="rIdhgrbeilduzrbjx8voyve2">
+            <w:hyperlink w:history="1" r:id="rIdr11wzsv6nlnmg3oa0f13r">
               <w:r>
                 <w:rPr>
                   <w:rFonts w:ascii="Arial" w:cs="Arial" w:eastAsia="Arial" w:hAnsi="Arial"/>
@@ -29731,7 +29731,7 @@
               <w:spacing w:after="10" w:before="0"/>
               <w:ind w:left="120"/>
             </w:pPr>
-            <w:hyperlink w:history="1" r:id="rIdnlzk_ebrt7iwwhv4odd27">
+            <w:hyperlink w:history="1" r:id="rIdtkdlehcb5khudv_sseg4c">
               <w:r>
                 <w:rPr>
                   <w:rFonts w:ascii="Arial" w:cs="Arial" w:eastAsia="Arial" w:hAnsi="Arial"/>
@@ -29776,7 +29776,7 @@
             <w:pPr>
               <w:spacing w:after="20" w:before="0"/>
             </w:pPr>
-            <w:hyperlink w:history="1" r:id="rIdvubckc0ypomxjayfn5u41">
+            <w:hyperlink w:history="1" r:id="rIdhufn0yismy-0dtbuycjlv">
               <w:r>
                 <w:rPr>
                   <w:rFonts w:ascii="Arial" w:cs="Arial" w:eastAsia="Arial" w:hAnsi="Arial"/>
@@ -29809,7 +29809,7 @@
               <w:spacing w:after="10" w:before="0"/>
               <w:ind w:left="120"/>
             </w:pPr>
-            <w:hyperlink w:history="1" r:id="rIdlr2ln57nevsasxq_fhhv4">
+            <w:hyperlink w:history="1" r:id="rIdppzzjh2twls5f18zyfn-n">
               <w:r>
                 <w:rPr>
                   <w:rFonts w:ascii="Arial" w:cs="Arial" w:eastAsia="Arial" w:hAnsi="Arial"/>
@@ -30004,7 +30004,7 @@
             <w:pPr>
               <w:spacing w:after="20" w:before="0"/>
             </w:pPr>
-            <w:hyperlink w:history="1" r:id="rIdrevncy1toyumlmrirf9fk">
+            <w:hyperlink w:history="1" r:id="rIdy0yi00uqhvpwnxtq4mkch">
               <w:r>
                 <w:rPr>
                   <w:rFonts w:ascii="Arial" w:cs="Arial" w:eastAsia="Arial" w:hAnsi="Arial"/>
@@ -30037,7 +30037,7 @@
               <w:spacing w:after="10" w:before="0"/>
               <w:ind w:left="120"/>
             </w:pPr>
-            <w:hyperlink w:history="1" r:id="rIdceomi75yfp_ldwy2i9lkf">
+            <w:hyperlink w:history="1" r:id="rIdirxwbbw8wk5qe77u9djx6">
               <w:r>
                 <w:rPr>
                   <w:rFonts w:ascii="Arial" w:cs="Arial" w:eastAsia="Arial" w:hAnsi="Arial"/>
@@ -30082,7 +30082,7 @@
             <w:pPr>
               <w:spacing w:after="20" w:before="0"/>
             </w:pPr>
-            <w:hyperlink w:history="1" r:id="rIdhee47lf4aqh_allbfeac9">
+            <w:hyperlink w:history="1" r:id="rId-exakekf37fc91a8mnhgg">
               <w:r>
                 <w:rPr>
                   <w:rFonts w:ascii="Arial" w:cs="Arial" w:eastAsia="Arial" w:hAnsi="Arial"/>
@@ -30115,7 +30115,7 @@
               <w:spacing w:after="10" w:before="0"/>
               <w:ind w:left="120"/>
             </w:pPr>
-            <w:hyperlink w:history="1" r:id="rId-j-mix2hopztw8tlyslty">
+            <w:hyperlink w:history="1" r:id="rIdzimunxsjwkmglql4lmtvh">
               <w:r>
                 <w:rPr>
                   <w:rFonts w:ascii="Arial" w:cs="Arial" w:eastAsia="Arial" w:hAnsi="Arial"/>
@@ -30310,7 +30310,7 @@
             <w:pPr>
               <w:spacing w:after="20" w:before="0"/>
             </w:pPr>
-            <w:hyperlink w:history="1" r:id="rIdckh-pgysdmxyf0lr6hdc4">
+            <w:hyperlink w:history="1" r:id="rIddb8xvnv_cqip1mvx8dake">
               <w:r>
                 <w:rPr>
                   <w:rFonts w:ascii="Arial" w:cs="Arial" w:eastAsia="Arial" w:hAnsi="Arial"/>
@@ -30343,7 +30343,7 @@
               <w:spacing w:after="10" w:before="0"/>
               <w:ind w:left="120"/>
             </w:pPr>
-            <w:hyperlink w:history="1" r:id="rIdky83ya_5toezm1a_nrwjk">
+            <w:hyperlink w:history="1" r:id="rId_zb255pinqqheabvoayxb">
               <w:r>
                 <w:rPr>
                   <w:rFonts w:ascii="Arial" w:cs="Arial" w:eastAsia="Arial" w:hAnsi="Arial"/>
@@ -30388,7 +30388,7 @@
             <w:pPr>
               <w:spacing w:after="20" w:before="0"/>
             </w:pPr>
-            <w:hyperlink w:history="1" r:id="rIdd6fz583a4dlux6c2_pqfb">
+            <w:hyperlink w:history="1" r:id="rIdozcjyblog7ulnhbq_mcpd">
               <w:r>
                 <w:rPr>
                   <w:rFonts w:ascii="Arial" w:cs="Arial" w:eastAsia="Arial" w:hAnsi="Arial"/>
@@ -30421,7 +30421,7 @@
               <w:spacing w:after="10" w:before="0"/>
               <w:ind w:left="120"/>
             </w:pPr>
-            <w:hyperlink w:history="1" r:id="rIdcenlbdehnpulfdqlnnwqj">
+            <w:hyperlink w:history="1" r:id="rIdx-nn0suoqb0bm9uwtbx_1">
               <w:r>
                 <w:rPr>
                   <w:rFonts w:ascii="Arial" w:cs="Arial" w:eastAsia="Arial" w:hAnsi="Arial"/>
@@ -32022,7 +32022,7 @@
             <w:pPr>
               <w:spacing w:after="20" w:before="0"/>
             </w:pPr>
-            <w:hyperlink w:history="1" r:id="rIdewpyj8ra831xfn3f6taoo">
+            <w:hyperlink w:history="1" r:id="rIdziq9tz-syahix5nnz2ypj">
               <w:r>
                 <w:rPr>
                   <w:rFonts w:ascii="Arial" w:cs="Arial" w:eastAsia="Arial" w:hAnsi="Arial"/>
@@ -32055,7 +32055,7 @@
               <w:spacing w:after="10" w:before="0"/>
               <w:ind w:left="120"/>
             </w:pPr>
-            <w:hyperlink w:history="1" r:id="rIdoyao6owvc_ymv16qlll1z">
+            <w:hyperlink w:history="1" r:id="rIdpac8xuhoc_rnpbk6z-ams">
               <w:r>
                 <w:rPr>
                   <w:rFonts w:ascii="Arial" w:cs="Arial" w:eastAsia="Arial" w:hAnsi="Arial"/>
@@ -32100,7 +32100,7 @@
             <w:pPr>
               <w:spacing w:after="20" w:before="0"/>
             </w:pPr>
-            <w:hyperlink w:history="1" r:id="rIdnb0twgbgmbh5cuzhwt6sr">
+            <w:hyperlink w:history="1" r:id="rIdw3c0m2bxitxubkz2evxwo">
               <w:r>
                 <w:rPr>
                   <w:rFonts w:ascii="Arial" w:cs="Arial" w:eastAsia="Arial" w:hAnsi="Arial"/>
@@ -32133,7 +32133,7 @@
               <w:spacing w:after="10" w:before="0"/>
               <w:ind w:left="120"/>
             </w:pPr>
-            <w:hyperlink w:history="1" r:id="rIdb5me7arjnmvyo_6wens5g">
+            <w:hyperlink w:history="1" r:id="rIdigtwolh7l94riyvt6y8n6">
               <w:r>
                 <w:rPr>
                   <w:rFonts w:ascii="Arial" w:cs="Arial" w:eastAsia="Arial" w:hAnsi="Arial"/>
@@ -32328,7 +32328,7 @@
             <w:pPr>
               <w:spacing w:after="20" w:before="0"/>
             </w:pPr>
-            <w:hyperlink w:history="1" r:id="rId-avqj5i1h7m8ylz_6kmkq">
+            <w:hyperlink w:history="1" r:id="rIdfkwrxtgtu9lrjvsxguvxl">
               <w:r>
                 <w:rPr>
                   <w:rFonts w:ascii="Arial" w:cs="Arial" w:eastAsia="Arial" w:hAnsi="Arial"/>
@@ -32361,7 +32361,7 @@
               <w:spacing w:after="10" w:before="0"/>
               <w:ind w:left="120"/>
             </w:pPr>
-            <w:hyperlink w:history="1" r:id="rIdamuptnsxh-mmngzapyju4">
+            <w:hyperlink w:history="1" r:id="rIdfqqr8izhgav2f7povlj5m">
               <w:r>
                 <w:rPr>
                   <w:rFonts w:ascii="Arial" w:cs="Arial" w:eastAsia="Arial" w:hAnsi="Arial"/>
@@ -32406,7 +32406,7 @@
             <w:pPr>
               <w:spacing w:after="20" w:before="0"/>
             </w:pPr>
-            <w:hyperlink w:history="1" r:id="rIdqt2dc8fnfyq8erpp97cyi">
+            <w:hyperlink w:history="1" r:id="rIdphjnsziy9dfnoalu6efhi">
               <w:r>
                 <w:rPr>
                   <w:rFonts w:ascii="Arial" w:cs="Arial" w:eastAsia="Arial" w:hAnsi="Arial"/>
@@ -32439,7 +32439,7 @@
               <w:spacing w:after="10" w:before="0"/>
               <w:ind w:left="120"/>
             </w:pPr>
-            <w:hyperlink w:history="1" r:id="rId_p3jrey2zqnrbqkbnsdte">
+            <w:hyperlink w:history="1" r:id="rIdqurvpztqdwabu1mfgkxps">
               <w:r>
                 <w:rPr>
                   <w:rFonts w:ascii="Arial" w:cs="Arial" w:eastAsia="Arial" w:hAnsi="Arial"/>
@@ -32634,7 +32634,7 @@
             <w:pPr>
               <w:spacing w:after="20" w:before="0"/>
             </w:pPr>
-            <w:hyperlink w:history="1" r:id="rIdgct6fha1ow5aeg2ebx8dl">
+            <w:hyperlink w:history="1" r:id="rIdvghbqe2-j1uw6sbipzfda">
               <w:r>
                 <w:rPr>
                   <w:rFonts w:ascii="Arial" w:cs="Arial" w:eastAsia="Arial" w:hAnsi="Arial"/>
@@ -32667,7 +32667,7 @@
               <w:spacing w:after="10" w:before="0"/>
               <w:ind w:left="120"/>
             </w:pPr>
-            <w:hyperlink w:history="1" r:id="rIdx6new93fjst9q4n33jgis">
+            <w:hyperlink w:history="1" r:id="rId6e1bivp8dss0njvjrzpk1">
               <w:r>
                 <w:rPr>
                   <w:rFonts w:ascii="Arial" w:cs="Arial" w:eastAsia="Arial" w:hAnsi="Arial"/>
@@ -32712,7 +32712,7 @@
             <w:pPr>
               <w:spacing w:after="20" w:before="0"/>
             </w:pPr>
-            <w:hyperlink w:history="1" r:id="rIdgdrfwwalqqu_zg4tocfat">
+            <w:hyperlink w:history="1" r:id="rIdgueenes6w6hwbdafukjnb">
               <w:r>
                 <w:rPr>
                   <w:rFonts w:ascii="Arial" w:cs="Arial" w:eastAsia="Arial" w:hAnsi="Arial"/>
@@ -32745,7 +32745,7 @@
               <w:spacing w:after="10" w:before="0"/>
               <w:ind w:left="120"/>
             </w:pPr>
-            <w:hyperlink w:history="1" r:id="rIdgwitrv8rzpmprg7hgazvu">
+            <w:hyperlink w:history="1" r:id="rId7nvawioqkzdsfajqsqaz2">
               <w:r>
                 <w:rPr>
                   <w:rFonts w:ascii="Arial" w:cs="Arial" w:eastAsia="Arial" w:hAnsi="Arial"/>
@@ -32940,7 +32940,7 @@
             <w:pPr>
               <w:spacing w:after="20" w:before="0"/>
             </w:pPr>
-            <w:hyperlink w:history="1" r:id="rIdotnhq-feynry28fvkidoj">
+            <w:hyperlink w:history="1" r:id="rIdlw6atlay2tungfjf5v_vu">
               <w:r>
                 <w:rPr>
                   <w:rFonts w:ascii="Arial" w:cs="Arial" w:eastAsia="Arial" w:hAnsi="Arial"/>
@@ -32973,7 +32973,7 @@
               <w:spacing w:after="10" w:before="0"/>
               <w:ind w:left="120"/>
             </w:pPr>
-            <w:hyperlink w:history="1" r:id="rIdmbbh6dpfknme5kiasu8q4">
+            <w:hyperlink w:history="1" r:id="rIdetgmtyvsacsxfydhdua5-">
               <w:r>
                 <w:rPr>
                   <w:rFonts w:ascii="Arial" w:cs="Arial" w:eastAsia="Arial" w:hAnsi="Arial"/>
@@ -33018,7 +33018,7 @@
             <w:pPr>
               <w:spacing w:after="20" w:before="0"/>
             </w:pPr>
-            <w:hyperlink w:history="1" r:id="rId6k6el3a4aqgdwdkud7_af">
+            <w:hyperlink w:history="1" r:id="rIdsvwvo53bgo1r_g_g-6csd">
               <w:r>
                 <w:rPr>
                   <w:rFonts w:ascii="Arial" w:cs="Arial" w:eastAsia="Arial" w:hAnsi="Arial"/>
@@ -33051,7 +33051,7 @@
               <w:spacing w:after="10" w:before="0"/>
               <w:ind w:left="120"/>
             </w:pPr>
-            <w:hyperlink w:history="1" r:id="rId6vpxjsi11llzejenmktc8">
+            <w:hyperlink w:history="1" r:id="rIdlbs8wyfri6ixt-cepbfet">
               <w:r>
                 <w:rPr>
                   <w:rFonts w:ascii="Arial" w:cs="Arial" w:eastAsia="Arial" w:hAnsi="Arial"/>
@@ -33246,7 +33246,7 @@
             <w:pPr>
               <w:spacing w:after="20" w:before="0"/>
             </w:pPr>
-            <w:hyperlink w:history="1" r:id="rIdjahhnbl7lmecpnvc132bz">
+            <w:hyperlink w:history="1" r:id="rIdtduga_wqhydkkqdceb1cm">
               <w:r>
                 <w:rPr>
                   <w:rFonts w:ascii="Arial" w:cs="Arial" w:eastAsia="Arial" w:hAnsi="Arial"/>
@@ -33279,7 +33279,7 @@
               <w:spacing w:after="10" w:before="0"/>
               <w:ind w:left="120"/>
             </w:pPr>
-            <w:hyperlink w:history="1" r:id="rIdag_eqcj-bdogcanzvrbuj">
+            <w:hyperlink w:history="1" r:id="rIdwjro1rf7nv8bwgmqo-n6c">
               <w:r>
                 <w:rPr>
                   <w:rFonts w:ascii="Arial" w:cs="Arial" w:eastAsia="Arial" w:hAnsi="Arial"/>
@@ -33324,7 +33324,7 @@
             <w:pPr>
               <w:spacing w:after="20" w:before="0"/>
             </w:pPr>
-            <w:hyperlink w:history="1" r:id="rIdu2ztofwrh9rv9yudsa_kw">
+            <w:hyperlink w:history="1" r:id="rIdk3grmu4oeslz_9g6_wipf">
               <w:r>
                 <w:rPr>
                   <w:rFonts w:ascii="Arial" w:cs="Arial" w:eastAsia="Arial" w:hAnsi="Arial"/>
@@ -33357,7 +33357,7 @@
               <w:spacing w:after="10" w:before="0"/>
               <w:ind w:left="120"/>
             </w:pPr>
-            <w:hyperlink w:history="1" r:id="rIdvsipmm2jmkvjezcxsptv0">
+            <w:hyperlink w:history="1" r:id="rIdblkzavef1xtkmdclrlnsq">
               <w:r>
                 <w:rPr>
                   <w:rFonts w:ascii="Arial" w:cs="Arial" w:eastAsia="Arial" w:hAnsi="Arial"/>
@@ -34844,7 +34844,7 @@
             <w:pPr>
               <w:spacing w:after="20" w:before="0"/>
             </w:pPr>
-            <w:hyperlink w:history="1" r:id="rIdrdqqk9lvjw8hu9n8qvefi">
+            <w:hyperlink w:history="1" r:id="rIdjcfpjc_pnllkjhfgsbenv">
               <w:r>
                 <w:rPr>
                   <w:rFonts w:ascii="Arial" w:cs="Arial" w:eastAsia="Arial" w:hAnsi="Arial"/>
@@ -34877,7 +34877,7 @@
               <w:spacing w:after="10" w:before="0"/>
               <w:ind w:left="120"/>
             </w:pPr>
-            <w:hyperlink w:history="1" r:id="rIdoneu4ocn2tb80oecr6-d1">
+            <w:hyperlink w:history="1" r:id="rIdcoyu41agepk4zwnnpd5xa">
               <w:r>
                 <w:rPr>
                   <w:rFonts w:ascii="Arial" w:cs="Arial" w:eastAsia="Arial" w:hAnsi="Arial"/>
@@ -34922,7 +34922,7 @@
             <w:pPr>
               <w:spacing w:after="20" w:before="0"/>
             </w:pPr>
-            <w:hyperlink w:history="1" r:id="rIdrr7yqxlu0dn9q14sol6bs">
+            <w:hyperlink w:history="1" r:id="rId9vv6umusbyvilzh--azol">
               <w:r>
                 <w:rPr>
                   <w:rFonts w:ascii="Arial" w:cs="Arial" w:eastAsia="Arial" w:hAnsi="Arial"/>
@@ -34955,7 +34955,7 @@
               <w:spacing w:after="10" w:before="0"/>
               <w:ind w:left="120"/>
             </w:pPr>
-            <w:hyperlink w:history="1" r:id="rIdj2jno6bu7pbz_zh6ydgog">
+            <w:hyperlink w:history="1" r:id="rIdx4riknqwfpgb45vtauljc">
               <w:r>
                 <w:rPr>
                   <w:rFonts w:ascii="Arial" w:cs="Arial" w:eastAsia="Arial" w:hAnsi="Arial"/>
@@ -35150,7 +35150,7 @@
             <w:pPr>
               <w:spacing w:after="20" w:before="0"/>
             </w:pPr>
-            <w:hyperlink w:history="1" r:id="rIds1sph4asgxpnw7yszomby">
+            <w:hyperlink w:history="1" r:id="rIdfulx7bhhuemj4wzp6ldvu">
               <w:r>
                 <w:rPr>
                   <w:rFonts w:ascii="Arial" w:cs="Arial" w:eastAsia="Arial" w:hAnsi="Arial"/>
@@ -35183,7 +35183,7 @@
               <w:spacing w:after="10" w:before="0"/>
               <w:ind w:left="120"/>
             </w:pPr>
-            <w:hyperlink w:history="1" r:id="rIdrmfbjktcqyhamihwwkun0">
+            <w:hyperlink w:history="1" r:id="rIdjovqodgtvsvumn2385vlw">
               <w:r>
                 <w:rPr>
                   <w:rFonts w:ascii="Arial" w:cs="Arial" w:eastAsia="Arial" w:hAnsi="Arial"/>
@@ -35228,7 +35228,7 @@
             <w:pPr>
               <w:spacing w:after="20" w:before="0"/>
             </w:pPr>
-            <w:hyperlink w:history="1" r:id="rIdznholkb_9880wl5db8glk">
+            <w:hyperlink w:history="1" r:id="rIdm0oco04wf3dcibe4dzy3j">
               <w:r>
                 <w:rPr>
                   <w:rFonts w:ascii="Arial" w:cs="Arial" w:eastAsia="Arial" w:hAnsi="Arial"/>
@@ -35261,7 +35261,7 @@
               <w:spacing w:after="10" w:before="0"/>
               <w:ind w:left="120"/>
             </w:pPr>
-            <w:hyperlink w:history="1" r:id="rIdnfmpn7qs3yychcbiaxo-e">
+            <w:hyperlink w:history="1" r:id="rIdnm6xbame01rml6iqqzqot">
               <w:r>
                 <w:rPr>
                   <w:rFonts w:ascii="Arial" w:cs="Arial" w:eastAsia="Arial" w:hAnsi="Arial"/>
@@ -35456,7 +35456,7 @@
             <w:pPr>
               <w:spacing w:after="20" w:before="0"/>
             </w:pPr>
-            <w:hyperlink w:history="1" r:id="rIdekmgpuxegkbrmodl3n14y">
+            <w:hyperlink w:history="1" r:id="rIdd5ebashismec0-wqhd5ss">
               <w:r>
                 <w:rPr>
                   <w:rFonts w:ascii="Arial" w:cs="Arial" w:eastAsia="Arial" w:hAnsi="Arial"/>
@@ -35489,7 +35489,7 @@
               <w:spacing w:after="10" w:before="0"/>
               <w:ind w:left="120"/>
             </w:pPr>
-            <w:hyperlink w:history="1" r:id="rId1luh3nrm6rlcz4mpjgup0">
+            <w:hyperlink w:history="1" r:id="rId9trbpy6mvpqxiucxbowg7">
               <w:r>
                 <w:rPr>
                   <w:rFonts w:ascii="Arial" w:cs="Arial" w:eastAsia="Arial" w:hAnsi="Arial"/>
@@ -35534,7 +35534,7 @@
             <w:pPr>
               <w:spacing w:after="20" w:before="0"/>
             </w:pPr>
-            <w:hyperlink w:history="1" r:id="rIda4m_euskd00axyn32qovb">
+            <w:hyperlink w:history="1" r:id="rId9frrtg-ycewb2g1ljkpwv">
               <w:r>
                 <w:rPr>
                   <w:rFonts w:ascii="Arial" w:cs="Arial" w:eastAsia="Arial" w:hAnsi="Arial"/>
@@ -35567,7 +35567,7 @@
               <w:spacing w:after="10" w:before="0"/>
               <w:ind w:left="120"/>
             </w:pPr>
-            <w:hyperlink w:history="1" r:id="rId0c5eak91qdscmreoqjdrt">
+            <w:hyperlink w:history="1" r:id="rIde__glbgkikwfq9qdcsy7m">
               <w:r>
                 <w:rPr>
                   <w:rFonts w:ascii="Arial" w:cs="Arial" w:eastAsia="Arial" w:hAnsi="Arial"/>
@@ -35762,7 +35762,7 @@
             <w:pPr>
               <w:spacing w:after="20" w:before="0"/>
             </w:pPr>
-            <w:hyperlink w:history="1" r:id="rIdnuk-24npodqsm1mnrh2kb">
+            <w:hyperlink w:history="1" r:id="rIdt-5w8z4nqo40dl9psq5bu">
               <w:r>
                 <w:rPr>
                   <w:rFonts w:ascii="Arial" w:cs="Arial" w:eastAsia="Arial" w:hAnsi="Arial"/>
@@ -35795,7 +35795,7 @@
               <w:spacing w:after="10" w:before="0"/>
               <w:ind w:left="120"/>
             </w:pPr>
-            <w:hyperlink w:history="1" r:id="rIdsjctvypu8x9_x0g3e6qw3">
+            <w:hyperlink w:history="1" r:id="rIdzmcyim7duvoyjbljx_ywd">
               <w:r>
                 <w:rPr>
                   <w:rFonts w:ascii="Arial" w:cs="Arial" w:eastAsia="Arial" w:hAnsi="Arial"/>
@@ -35840,7 +35840,7 @@
             <w:pPr>
               <w:spacing w:after="20" w:before="0"/>
             </w:pPr>
-            <w:hyperlink w:history="1" r:id="rId6gvvoxduvuvie4oenkesv">
+            <w:hyperlink w:history="1" r:id="rIdahqxhfbdog86ypexwfz23">
               <w:r>
                 <w:rPr>
                   <w:rFonts w:ascii="Arial" w:cs="Arial" w:eastAsia="Arial" w:hAnsi="Arial"/>
@@ -35873,7 +35873,7 @@
               <w:spacing w:after="10" w:before="0"/>
               <w:ind w:left="120"/>
             </w:pPr>
-            <w:hyperlink w:history="1" r:id="rIdtt7jh4yd1frutcqjp1vkl">
+            <w:hyperlink w:history="1" r:id="rIdbgfr5srbp95puxwmigffy">
               <w:r>
                 <w:rPr>
                   <w:rFonts w:ascii="Arial" w:cs="Arial" w:eastAsia="Arial" w:hAnsi="Arial"/>
@@ -36068,7 +36068,7 @@
             <w:pPr>
               <w:spacing w:after="20" w:before="0"/>
             </w:pPr>
-            <w:hyperlink w:history="1" r:id="rId6gpl-zz4ngcuwhjuchwvq">
+            <w:hyperlink w:history="1" r:id="rIduf0nk_wklfnh4aazyzasc">
               <w:r>
                 <w:rPr>
                   <w:rFonts w:ascii="Arial" w:cs="Arial" w:eastAsia="Arial" w:hAnsi="Arial"/>
@@ -36101,7 +36101,7 @@
               <w:spacing w:after="10" w:before="0"/>
               <w:ind w:left="120"/>
             </w:pPr>
-            <w:hyperlink w:history="1" r:id="rId7saczgy4v-jtmd--ysufs">
+            <w:hyperlink w:history="1" r:id="rId1tk92u1mjhdnvul7-gkzn">
               <w:r>
                 <w:rPr>
                   <w:rFonts w:ascii="Arial" w:cs="Arial" w:eastAsia="Arial" w:hAnsi="Arial"/>
@@ -36146,7 +36146,7 @@
             <w:pPr>
               <w:spacing w:after="20" w:before="0"/>
             </w:pPr>
-            <w:hyperlink w:history="1" r:id="rIdr4waafjo6fqtqqkhh4lvc">
+            <w:hyperlink w:history="1" r:id="rId4t6fracjxrm7ltek4iste">
               <w:r>
                 <w:rPr>
                   <w:rFonts w:ascii="Arial" w:cs="Arial" w:eastAsia="Arial" w:hAnsi="Arial"/>
@@ -36179,7 +36179,7 @@
               <w:spacing w:after="10" w:before="0"/>
               <w:ind w:left="120"/>
             </w:pPr>
-            <w:hyperlink w:history="1" r:id="rIdn06glabwvxkwc-npptyp9">
+            <w:hyperlink w:history="1" r:id="rIdju1olkbh-zda0xaphjkl0">
               <w:r>
                 <w:rPr>
                   <w:rFonts w:ascii="Arial" w:cs="Arial" w:eastAsia="Arial" w:hAnsi="Arial"/>
